--- a/Étymons.docx
+++ b/Étymons.docx
@@ -4,1191 +4,2352 @@
   <w:body>
     <w:p>
       <w:pPr>
-        <w:pStyle w:val="Titre1"/>
-        <w:jc w:val="center"/>
-        <w:rPr>
-          <w:rFonts w:ascii="Calibri" w:hAnsi="Calibri" w:cs="Calibri"/>
-          <w:sz w:val="24"/>
-          <w:szCs w:val="24"/>
+        <w:spacing w:after="100" w:afterAutospacing="1" w:line="240" w:lineRule="auto"/>
+        <w:rPr>
+          <w:rFonts w:asciiTheme="majorHAnsi" w:eastAsia="Times New Roman" w:hAnsiTheme="majorHAnsi" w:cstheme="majorHAnsi"/>
+          <w:sz w:val="24"/>
+          <w:szCs w:val="24"/>
+          <w:lang w:val="fr-FR" w:eastAsia="fr-FR"/>
         </w:rPr>
       </w:pPr>
       <w:r>
         <w:rPr>
-          <w:rFonts w:ascii="Calibri" w:hAnsi="Calibri" w:cs="Calibri"/>
-          <w:sz w:val="24"/>
-          <w:szCs w:val="24"/>
-        </w:rPr>
-        <w:t>Étymons</w:t>
-      </w:r>
-    </w:p>
-    <w:p>
-      <w:pPr>
-        <w:pStyle w:val="Titre2"/>
-        <w:rPr>
-          <w:rFonts w:ascii="Calibri" w:hAnsi="Calibri" w:cs="Calibri"/>
-          <w:sz w:val="24"/>
-          <w:szCs w:val="24"/>
-        </w:rPr>
-      </w:pPr>
-      <w:r>
-        <w:rPr>
-          <w:rFonts w:ascii="Calibri" w:hAnsi="Calibri" w:cs="Calibri"/>
-          <w:sz w:val="24"/>
-          <w:szCs w:val="24"/>
+          <w:rFonts w:asciiTheme="majorHAnsi" w:eastAsia="Times New Roman" w:hAnsiTheme="majorHAnsi" w:cstheme="majorHAnsi"/>
+          <w:b/>
+          <w:bCs/>
+          <w:sz w:val="24"/>
+          <w:szCs w:val="24"/>
+          <w:lang w:val="fr-FR" w:eastAsia="fr-FR"/>
         </w:rPr>
         <w:t>1) Travail</w:t>
       </w:r>
     </w:p>
     <w:p>
       <w:pPr>
-        <w:rPr>
-          <w:rFonts w:ascii="Calibri" w:hAnsi="Calibri" w:cs="Calibri"/>
-          <w:sz w:val="24"/>
-          <w:szCs w:val="24"/>
+        <w:numPr>
+          <w:ilvl w:val="0"/>
+          <w:numId w:val="7"/>
+        </w:numPr>
+        <w:spacing w:after="100" w:afterAutospacing="1" w:line="240" w:lineRule="auto"/>
+        <w:rPr>
+          <w:rFonts w:asciiTheme="majorHAnsi" w:eastAsia="Times New Roman" w:hAnsiTheme="majorHAnsi" w:cstheme="majorHAnsi"/>
+          <w:sz w:val="24"/>
+          <w:szCs w:val="24"/>
+          <w:lang w:val="fr-FR" w:eastAsia="fr-FR"/>
         </w:rPr>
       </w:pPr>
       <w:r>
         <w:rPr>
-          <w:rFonts w:ascii="Calibri" w:hAnsi="Calibri" w:cs="Calibri"/>
-          <w:sz w:val="24"/>
-          <w:szCs w:val="24"/>
-        </w:rPr>
-        <w:t xml:space="preserve">• Tripalium (latin) – instrument composé de trois pieux, utilisé comme outil pour ferrer les </w:t>
+          <w:rFonts w:asciiTheme="majorHAnsi" w:eastAsia="Times New Roman" w:hAnsiTheme="majorHAnsi" w:cstheme="majorHAnsi"/>
+          <w:b/>
+          <w:bCs/>
+          <w:sz w:val="24"/>
+          <w:szCs w:val="24"/>
+          <w:lang w:val="fr-FR" w:eastAsia="fr-FR"/>
+        </w:rPr>
+        <w:t>Tripalium</w:t>
       </w:r>
-      <w:proofErr w:type="gramStart"/>
       <w:r>
         <w:rPr>
-          <w:rFonts w:ascii="Calibri" w:hAnsi="Calibri" w:cs="Calibri"/>
-          <w:sz w:val="24"/>
-          <w:szCs w:val="24"/>
-        </w:rPr>
-        <w:t>chevaux ;</w:t>
-      </w:r>
-      <w:proofErr w:type="gramEnd"/>
-      <w:r>
-        <w:rPr>
-          <w:rFonts w:ascii="Calibri" w:hAnsi="Calibri" w:cs="Calibri"/>
-          <w:sz w:val="24"/>
-          <w:szCs w:val="24"/>
-        </w:rPr>
-        <w:t xml:space="preserve"> étymologie du mot « travail » car il évoquait une contrainte ou une souffrance.</w:t>
+          <w:rFonts w:asciiTheme="majorHAnsi" w:eastAsia="Times New Roman" w:hAnsiTheme="majorHAnsi" w:cstheme="majorHAnsi"/>
+          <w:sz w:val="24"/>
+          <w:szCs w:val="24"/>
+          <w:lang w:val="fr-FR" w:eastAsia="fr-FR"/>
+        </w:rPr>
+        <w:t xml:space="preserve"> (latin) : instrument de torture composé de trois pieux servant à immobiliser les animaux ; à l’origine du mot « travail », il évoque la contrainte et la souffrance.</w:t>
       </w:r>
     </w:p>
     <w:p>
       <w:pPr>
-        <w:rPr>
-          <w:rFonts w:ascii="Calibri" w:hAnsi="Calibri" w:cs="Calibri"/>
-          <w:sz w:val="24"/>
-          <w:szCs w:val="24"/>
-        </w:rPr>
-      </w:pPr>
+        <w:numPr>
+          <w:ilvl w:val="0"/>
+          <w:numId w:val="7"/>
+        </w:numPr>
+        <w:spacing w:after="100" w:afterAutospacing="1" w:line="240" w:lineRule="auto"/>
+        <w:rPr>
+          <w:rFonts w:asciiTheme="majorHAnsi" w:eastAsia="Times New Roman" w:hAnsiTheme="majorHAnsi" w:cstheme="majorHAnsi"/>
+          <w:sz w:val="24"/>
+          <w:szCs w:val="24"/>
+          <w:lang w:val="fr-FR" w:eastAsia="fr-FR"/>
+        </w:rPr>
+      </w:pPr>
+      <w:proofErr w:type="spellStart"/>
       <w:r>
         <w:rPr>
-          <w:rFonts w:ascii="Calibri" w:hAnsi="Calibri" w:cs="Calibri"/>
-          <w:sz w:val="24"/>
-          <w:szCs w:val="24"/>
-        </w:rPr>
-        <w:t>• Ponos (grec) – effort, peine.</w:t>
+          <w:rFonts w:asciiTheme="majorHAnsi" w:eastAsia="Times New Roman" w:hAnsiTheme="majorHAnsi" w:cstheme="majorHAnsi"/>
+          <w:b/>
+          <w:bCs/>
+          <w:sz w:val="24"/>
+          <w:szCs w:val="24"/>
+          <w:lang w:val="fr-FR" w:eastAsia="fr-FR"/>
+        </w:rPr>
+        <w:t>Ponos</w:t>
+      </w:r>
+      <w:proofErr w:type="spellEnd"/>
+      <w:r>
+        <w:rPr>
+          <w:rFonts w:asciiTheme="majorHAnsi" w:eastAsia="Times New Roman" w:hAnsiTheme="majorHAnsi" w:cstheme="majorHAnsi"/>
+          <w:sz w:val="24"/>
+          <w:szCs w:val="24"/>
+          <w:lang w:val="fr-FR" w:eastAsia="fr-FR"/>
+        </w:rPr>
+        <w:t xml:space="preserve"> (grec) : effort pénible, peine physique.</w:t>
       </w:r>
     </w:p>
     <w:p>
       <w:pPr>
-        <w:rPr>
-          <w:rFonts w:ascii="Calibri" w:hAnsi="Calibri" w:cs="Calibri"/>
-          <w:sz w:val="24"/>
-          <w:szCs w:val="24"/>
-        </w:rPr>
-      </w:pPr>
+        <w:numPr>
+          <w:ilvl w:val="0"/>
+          <w:numId w:val="7"/>
+        </w:numPr>
+        <w:spacing w:after="100" w:afterAutospacing="1" w:line="240" w:lineRule="auto"/>
+        <w:rPr>
+          <w:rFonts w:asciiTheme="majorHAnsi" w:eastAsia="Times New Roman" w:hAnsiTheme="majorHAnsi" w:cstheme="majorHAnsi"/>
+          <w:sz w:val="24"/>
+          <w:szCs w:val="24"/>
+          <w:lang w:val="fr-FR" w:eastAsia="fr-FR"/>
+        </w:rPr>
+      </w:pPr>
+      <w:proofErr w:type="spellStart"/>
       <w:r>
         <w:rPr>
-          <w:rFonts w:ascii="Calibri" w:hAnsi="Calibri" w:cs="Calibri"/>
-          <w:sz w:val="24"/>
-          <w:szCs w:val="24"/>
-        </w:rPr>
-        <w:t>• Ergon (grec) – œuvre, travail, action.</w:t>
+          <w:rFonts w:asciiTheme="majorHAnsi" w:eastAsia="Times New Roman" w:hAnsiTheme="majorHAnsi" w:cstheme="majorHAnsi"/>
+          <w:b/>
+          <w:bCs/>
+          <w:sz w:val="24"/>
+          <w:szCs w:val="24"/>
+          <w:lang w:val="fr-FR" w:eastAsia="fr-FR"/>
+        </w:rPr>
+        <w:t>Ergon</w:t>
+      </w:r>
+      <w:proofErr w:type="spellEnd"/>
+      <w:r>
+        <w:rPr>
+          <w:rFonts w:asciiTheme="majorHAnsi" w:eastAsia="Times New Roman" w:hAnsiTheme="majorHAnsi" w:cstheme="majorHAnsi"/>
+          <w:sz w:val="24"/>
+          <w:szCs w:val="24"/>
+          <w:lang w:val="fr-FR" w:eastAsia="fr-FR"/>
+        </w:rPr>
+        <w:t xml:space="preserve"> (grec) : œuvre, produit du travail, action accomplie.</w:t>
       </w:r>
     </w:p>
     <w:p>
       <w:pPr>
-        <w:pStyle w:val="Titre2"/>
-        <w:rPr>
-          <w:rFonts w:ascii="Calibri" w:hAnsi="Calibri" w:cs="Calibri"/>
-          <w:sz w:val="24"/>
-          <w:szCs w:val="24"/>
+        <w:spacing w:after="100" w:afterAutospacing="1" w:line="240" w:lineRule="auto"/>
+        <w:rPr>
+          <w:rFonts w:asciiTheme="majorHAnsi" w:eastAsia="Times New Roman" w:hAnsiTheme="majorHAnsi" w:cstheme="majorHAnsi"/>
+          <w:sz w:val="24"/>
+          <w:szCs w:val="24"/>
+          <w:lang w:val="fr-FR" w:eastAsia="fr-FR"/>
         </w:rPr>
       </w:pPr>
       <w:r>
         <w:rPr>
-          <w:rFonts w:ascii="Calibri" w:hAnsi="Calibri" w:cs="Calibri"/>
-          <w:sz w:val="24"/>
-          <w:szCs w:val="24"/>
+          <w:rFonts w:asciiTheme="majorHAnsi" w:eastAsia="Times New Roman" w:hAnsiTheme="majorHAnsi" w:cstheme="majorHAnsi"/>
+          <w:b/>
+          <w:bCs/>
+          <w:sz w:val="24"/>
+          <w:szCs w:val="24"/>
+          <w:lang w:val="fr-FR" w:eastAsia="fr-FR"/>
         </w:rPr>
         <w:t>2) Technique</w:t>
       </w:r>
     </w:p>
     <w:p>
       <w:pPr>
-        <w:rPr>
-          <w:rFonts w:ascii="Calibri" w:hAnsi="Calibri" w:cs="Calibri"/>
-          <w:sz w:val="24"/>
-          <w:szCs w:val="24"/>
-        </w:rPr>
-      </w:pPr>
+        <w:numPr>
+          <w:ilvl w:val="0"/>
+          <w:numId w:val="8"/>
+        </w:numPr>
+        <w:spacing w:after="100" w:afterAutospacing="1" w:line="240" w:lineRule="auto"/>
+        <w:rPr>
+          <w:rFonts w:asciiTheme="majorHAnsi" w:eastAsia="Times New Roman" w:hAnsiTheme="majorHAnsi" w:cstheme="majorHAnsi"/>
+          <w:sz w:val="24"/>
+          <w:szCs w:val="24"/>
+          <w:lang w:val="fr-FR" w:eastAsia="fr-FR"/>
+        </w:rPr>
+      </w:pPr>
+      <w:proofErr w:type="spellStart"/>
       <w:r>
         <w:rPr>
-          <w:rFonts w:ascii="Calibri" w:hAnsi="Calibri" w:cs="Calibri"/>
-          <w:sz w:val="24"/>
-          <w:szCs w:val="24"/>
-        </w:rPr>
-        <w:t>• Technè (grec) – art, savoir-faire, compétence pratique.</w:t>
+          <w:rFonts w:asciiTheme="majorHAnsi" w:eastAsia="Times New Roman" w:hAnsiTheme="majorHAnsi" w:cstheme="majorHAnsi"/>
+          <w:b/>
+          <w:bCs/>
+          <w:sz w:val="24"/>
+          <w:szCs w:val="24"/>
+          <w:lang w:val="fr-FR" w:eastAsia="fr-FR"/>
+        </w:rPr>
+        <w:t>Technè</w:t>
+      </w:r>
+      <w:proofErr w:type="spellEnd"/>
+      <w:r>
+        <w:rPr>
+          <w:rFonts w:asciiTheme="majorHAnsi" w:eastAsia="Times New Roman" w:hAnsiTheme="majorHAnsi" w:cstheme="majorHAnsi"/>
+          <w:sz w:val="24"/>
+          <w:szCs w:val="24"/>
+          <w:lang w:val="fr-FR" w:eastAsia="fr-FR"/>
+        </w:rPr>
+        <w:t xml:space="preserve"> (grec) : art, savoir-faire, compétence pratique et production artisanale.</w:t>
       </w:r>
     </w:p>
     <w:p>
       <w:pPr>
-        <w:pStyle w:val="Titre2"/>
-        <w:rPr>
-          <w:rFonts w:ascii="Calibri" w:hAnsi="Calibri" w:cs="Calibri"/>
-          <w:sz w:val="24"/>
-          <w:szCs w:val="24"/>
+        <w:spacing w:after="100" w:afterAutospacing="1" w:line="240" w:lineRule="auto"/>
+        <w:rPr>
+          <w:rFonts w:asciiTheme="majorHAnsi" w:eastAsia="Times New Roman" w:hAnsiTheme="majorHAnsi" w:cstheme="majorHAnsi"/>
+          <w:sz w:val="24"/>
+          <w:szCs w:val="24"/>
+          <w:lang w:val="fr-FR" w:eastAsia="fr-FR"/>
         </w:rPr>
       </w:pPr>
       <w:r>
         <w:rPr>
-          <w:rFonts w:ascii="Calibri" w:hAnsi="Calibri" w:cs="Calibri"/>
-          <w:sz w:val="24"/>
-          <w:szCs w:val="24"/>
+          <w:rFonts w:asciiTheme="majorHAnsi" w:eastAsia="Times New Roman" w:hAnsiTheme="majorHAnsi" w:cstheme="majorHAnsi"/>
+          <w:b/>
+          <w:bCs/>
+          <w:sz w:val="24"/>
+          <w:szCs w:val="24"/>
+          <w:lang w:val="fr-FR" w:eastAsia="fr-FR"/>
         </w:rPr>
         <w:t>3) Liberté</w:t>
       </w:r>
     </w:p>
     <w:p>
       <w:pPr>
-        <w:rPr>
-          <w:rFonts w:ascii="Calibri" w:hAnsi="Calibri" w:cs="Calibri"/>
-          <w:sz w:val="24"/>
-          <w:szCs w:val="24"/>
+        <w:numPr>
+          <w:ilvl w:val="0"/>
+          <w:numId w:val="9"/>
+        </w:numPr>
+        <w:spacing w:after="100" w:afterAutospacing="1" w:line="240" w:lineRule="auto"/>
+        <w:rPr>
+          <w:rFonts w:asciiTheme="majorHAnsi" w:eastAsia="Times New Roman" w:hAnsiTheme="majorHAnsi" w:cstheme="majorHAnsi"/>
+          <w:sz w:val="24"/>
+          <w:szCs w:val="24"/>
+          <w:lang w:val="fr-FR" w:eastAsia="fr-FR"/>
         </w:rPr>
       </w:pPr>
       <w:r>
         <w:rPr>
-          <w:rFonts w:ascii="Calibri" w:hAnsi="Calibri" w:cs="Calibri"/>
-          <w:sz w:val="24"/>
-          <w:szCs w:val="24"/>
-        </w:rPr>
-        <w:t xml:space="preserve">• Liber (latin) – être libre, ne pas être soumis à la </w:t>
+          <w:rFonts w:asciiTheme="majorHAnsi" w:eastAsia="Times New Roman" w:hAnsiTheme="majorHAnsi" w:cstheme="majorHAnsi"/>
+          <w:b/>
+          <w:bCs/>
+          <w:sz w:val="24"/>
+          <w:szCs w:val="24"/>
+          <w:lang w:val="fr-FR" w:eastAsia="fr-FR"/>
+        </w:rPr>
+        <w:t>Liber</w:t>
       </w:r>
-      <w:proofErr w:type="gramStart"/>
       <w:r>
         <w:rPr>
-          <w:rFonts w:ascii="Calibri" w:hAnsi="Calibri" w:cs="Calibri"/>
-          <w:sz w:val="24"/>
-          <w:szCs w:val="24"/>
-        </w:rPr>
-        <w:t>contrainte ;</w:t>
-      </w:r>
-      <w:proofErr w:type="gramEnd"/>
-      <w:r>
-        <w:rPr>
-          <w:rFonts w:ascii="Calibri" w:hAnsi="Calibri" w:cs="Calibri"/>
-          <w:sz w:val="24"/>
-          <w:szCs w:val="24"/>
-        </w:rPr>
-        <w:t xml:space="preserve"> capacité de choisir et de maîtriser ses passions.</w:t>
+          <w:rFonts w:asciiTheme="majorHAnsi" w:eastAsia="Times New Roman" w:hAnsiTheme="majorHAnsi" w:cstheme="majorHAnsi"/>
+          <w:sz w:val="24"/>
+          <w:szCs w:val="24"/>
+          <w:lang w:val="fr-FR" w:eastAsia="fr-FR"/>
+        </w:rPr>
+        <w:t xml:space="preserve"> (latin) : celui qui n’est pas esclave, qui n'est pas soumis à la contrainte d'un maître.</w:t>
       </w:r>
     </w:p>
     <w:p>
       <w:pPr>
-        <w:pStyle w:val="Titre2"/>
-        <w:rPr>
-          <w:rFonts w:ascii="Calibri" w:hAnsi="Calibri" w:cs="Calibri"/>
-          <w:sz w:val="24"/>
-          <w:szCs w:val="24"/>
+        <w:spacing w:after="100" w:afterAutospacing="1" w:line="240" w:lineRule="auto"/>
+        <w:rPr>
+          <w:rFonts w:asciiTheme="majorHAnsi" w:eastAsia="Times New Roman" w:hAnsiTheme="majorHAnsi" w:cstheme="majorHAnsi"/>
+          <w:sz w:val="24"/>
+          <w:szCs w:val="24"/>
+          <w:lang w:val="fr-FR" w:eastAsia="fr-FR"/>
         </w:rPr>
       </w:pPr>
       <w:r>
         <w:rPr>
-          <w:rFonts w:ascii="Calibri" w:hAnsi="Calibri" w:cs="Calibri"/>
-          <w:sz w:val="24"/>
-          <w:szCs w:val="24"/>
+          <w:rFonts w:asciiTheme="majorHAnsi" w:eastAsia="Times New Roman" w:hAnsiTheme="majorHAnsi" w:cstheme="majorHAnsi"/>
+          <w:b/>
+          <w:bCs/>
+          <w:sz w:val="24"/>
+          <w:szCs w:val="24"/>
+          <w:lang w:val="fr-FR" w:eastAsia="fr-FR"/>
         </w:rPr>
         <w:t>4) Loisir</w:t>
       </w:r>
     </w:p>
     <w:p>
       <w:pPr>
-        <w:rPr>
-          <w:rFonts w:ascii="Calibri" w:hAnsi="Calibri" w:cs="Calibri"/>
-          <w:sz w:val="24"/>
-          <w:szCs w:val="24"/>
-        </w:rPr>
-      </w:pPr>
+        <w:numPr>
+          <w:ilvl w:val="0"/>
+          <w:numId w:val="10"/>
+        </w:numPr>
+        <w:spacing w:after="100" w:afterAutospacing="1" w:line="240" w:lineRule="auto"/>
+        <w:rPr>
+          <w:rFonts w:asciiTheme="majorHAnsi" w:eastAsia="Times New Roman" w:hAnsiTheme="majorHAnsi" w:cstheme="majorHAnsi"/>
+          <w:sz w:val="24"/>
+          <w:szCs w:val="24"/>
+          <w:lang w:val="fr-FR" w:eastAsia="fr-FR"/>
+        </w:rPr>
+      </w:pPr>
+      <w:proofErr w:type="spellStart"/>
       <w:r>
         <w:rPr>
-          <w:rFonts w:ascii="Calibri" w:hAnsi="Calibri" w:cs="Calibri"/>
-          <w:sz w:val="24"/>
-          <w:szCs w:val="24"/>
-        </w:rPr>
-        <w:t>• Scholè (grec) – temps libre, disponibilité pour étudier.</w:t>
+          <w:rFonts w:asciiTheme="majorHAnsi" w:eastAsia="Times New Roman" w:hAnsiTheme="majorHAnsi" w:cstheme="majorHAnsi"/>
+          <w:b/>
+          <w:bCs/>
+          <w:sz w:val="24"/>
+          <w:szCs w:val="24"/>
+          <w:lang w:val="fr-FR" w:eastAsia="fr-FR"/>
+        </w:rPr>
+        <w:t>Scholè</w:t>
+      </w:r>
+      <w:proofErr w:type="spellEnd"/>
+      <w:r>
+        <w:rPr>
+          <w:rFonts w:asciiTheme="majorHAnsi" w:eastAsia="Times New Roman" w:hAnsiTheme="majorHAnsi" w:cstheme="majorHAnsi"/>
+          <w:sz w:val="24"/>
+          <w:szCs w:val="24"/>
+          <w:lang w:val="fr-FR" w:eastAsia="fr-FR"/>
+        </w:rPr>
+        <w:t xml:space="preserve"> (grec) : temps libre consacré à l’étude et à l'exercice de l'esprit ; origine du mot « école ».</w:t>
       </w:r>
     </w:p>
     <w:p>
       <w:pPr>
-        <w:rPr>
-          <w:rFonts w:ascii="Calibri" w:hAnsi="Calibri" w:cs="Calibri"/>
-          <w:sz w:val="24"/>
-          <w:szCs w:val="24"/>
+        <w:numPr>
+          <w:ilvl w:val="0"/>
+          <w:numId w:val="10"/>
+        </w:numPr>
+        <w:spacing w:after="100" w:afterAutospacing="1" w:line="240" w:lineRule="auto"/>
+        <w:rPr>
+          <w:rFonts w:asciiTheme="majorHAnsi" w:eastAsia="Times New Roman" w:hAnsiTheme="majorHAnsi" w:cstheme="majorHAnsi"/>
+          <w:sz w:val="24"/>
+          <w:szCs w:val="24"/>
+          <w:lang w:val="fr-FR" w:eastAsia="fr-FR"/>
         </w:rPr>
       </w:pPr>
       <w:r>
         <w:rPr>
-          <w:rFonts w:ascii="Calibri" w:hAnsi="Calibri" w:cs="Calibri"/>
-          <w:sz w:val="24"/>
-          <w:szCs w:val="24"/>
-        </w:rPr>
-        <w:t>• Otium (latin) – repos, loisir, temps libre consacré à la culture ou la réflexion.</w:t>
+          <w:rFonts w:asciiTheme="majorHAnsi" w:eastAsia="Times New Roman" w:hAnsiTheme="majorHAnsi" w:cstheme="majorHAnsi"/>
+          <w:b/>
+          <w:bCs/>
+          <w:sz w:val="24"/>
+          <w:szCs w:val="24"/>
+          <w:lang w:val="fr-FR" w:eastAsia="fr-FR"/>
+        </w:rPr>
+        <w:t>Otium</w:t>
+      </w:r>
+      <w:r>
+        <w:rPr>
+          <w:rFonts w:asciiTheme="majorHAnsi" w:eastAsia="Times New Roman" w:hAnsiTheme="majorHAnsi" w:cstheme="majorHAnsi"/>
+          <w:sz w:val="24"/>
+          <w:szCs w:val="24"/>
+          <w:lang w:val="fr-FR" w:eastAsia="fr-FR"/>
+        </w:rPr>
+        <w:t xml:space="preserve"> (latin) : temps libre consacré à la culture, à la réflexion ou au repos (s'oppose au </w:t>
+      </w:r>
+      <w:r>
+        <w:rPr>
+          <w:rFonts w:asciiTheme="majorHAnsi" w:eastAsia="Times New Roman" w:hAnsiTheme="majorHAnsi" w:cstheme="majorHAnsi"/>
+          <w:i/>
+          <w:iCs/>
+          <w:sz w:val="24"/>
+          <w:szCs w:val="24"/>
+          <w:lang w:val="fr-FR" w:eastAsia="fr-FR"/>
+        </w:rPr>
+        <w:t>negotium</w:t>
+      </w:r>
+      <w:r>
+        <w:rPr>
+          <w:rFonts w:asciiTheme="majorHAnsi" w:eastAsia="Times New Roman" w:hAnsiTheme="majorHAnsi" w:cstheme="majorHAnsi"/>
+          <w:sz w:val="24"/>
+          <w:szCs w:val="24"/>
+          <w:lang w:val="fr-FR" w:eastAsia="fr-FR"/>
+        </w:rPr>
+        <w:t xml:space="preserve"> : l'affaire, le commerce).</w:t>
       </w:r>
     </w:p>
     <w:p>
       <w:pPr>
-        <w:pStyle w:val="Titre2"/>
-        <w:rPr>
-          <w:rFonts w:ascii="Calibri" w:hAnsi="Calibri" w:cs="Calibri"/>
-          <w:sz w:val="24"/>
-          <w:szCs w:val="24"/>
+        <w:spacing w:after="100" w:afterAutospacing="1" w:line="240" w:lineRule="auto"/>
+        <w:rPr>
+          <w:rFonts w:asciiTheme="majorHAnsi" w:eastAsia="Times New Roman" w:hAnsiTheme="majorHAnsi" w:cstheme="majorHAnsi"/>
+          <w:sz w:val="24"/>
+          <w:szCs w:val="24"/>
+          <w:lang w:val="fr-FR" w:eastAsia="fr-FR"/>
         </w:rPr>
       </w:pPr>
       <w:r>
         <w:rPr>
-          <w:rFonts w:ascii="Calibri" w:hAnsi="Calibri" w:cs="Calibri"/>
-          <w:sz w:val="24"/>
-          <w:szCs w:val="24"/>
+          <w:rFonts w:asciiTheme="majorHAnsi" w:eastAsia="Times New Roman" w:hAnsiTheme="majorHAnsi" w:cstheme="majorHAnsi"/>
+          <w:b/>
+          <w:bCs/>
+          <w:sz w:val="24"/>
+          <w:szCs w:val="24"/>
+          <w:lang w:val="fr-FR" w:eastAsia="fr-FR"/>
         </w:rPr>
         <w:t>5) Démesure</w:t>
       </w:r>
     </w:p>
     <w:p>
       <w:pPr>
-        <w:rPr>
-          <w:rFonts w:ascii="Calibri" w:hAnsi="Calibri" w:cs="Calibri"/>
-          <w:sz w:val="24"/>
-          <w:szCs w:val="24"/>
+        <w:numPr>
+          <w:ilvl w:val="0"/>
+          <w:numId w:val="11"/>
+        </w:numPr>
+        <w:spacing w:after="100" w:afterAutospacing="1" w:line="240" w:lineRule="auto"/>
+        <w:rPr>
+          <w:rFonts w:asciiTheme="majorHAnsi" w:eastAsia="Times New Roman" w:hAnsiTheme="majorHAnsi" w:cstheme="majorHAnsi"/>
+          <w:sz w:val="24"/>
+          <w:szCs w:val="24"/>
+          <w:lang w:val="fr-FR" w:eastAsia="fr-FR"/>
         </w:rPr>
       </w:pPr>
       <w:r>
         <w:rPr>
-          <w:rFonts w:ascii="Calibri" w:hAnsi="Calibri" w:cs="Calibri"/>
-          <w:sz w:val="24"/>
-          <w:szCs w:val="24"/>
-        </w:rPr>
-        <w:t>• Hubris (grec) – excès, orgueil démesuré.</w:t>
+          <w:rFonts w:asciiTheme="majorHAnsi" w:eastAsia="Times New Roman" w:hAnsiTheme="majorHAnsi" w:cstheme="majorHAnsi"/>
+          <w:b/>
+          <w:bCs/>
+          <w:sz w:val="24"/>
+          <w:szCs w:val="24"/>
+          <w:lang w:val="fr-FR" w:eastAsia="fr-FR"/>
+        </w:rPr>
+        <w:t>Hubris</w:t>
+      </w:r>
+      <w:r>
+        <w:rPr>
+          <w:rFonts w:asciiTheme="majorHAnsi" w:eastAsia="Times New Roman" w:hAnsiTheme="majorHAnsi" w:cstheme="majorHAnsi"/>
+          <w:sz w:val="24"/>
+          <w:szCs w:val="24"/>
+          <w:lang w:val="fr-FR" w:eastAsia="fr-FR"/>
+        </w:rPr>
+        <w:t xml:space="preserve"> (grec) : excès, orgueil démesuré par lequel l'homme défie les dieux ou l'ordre de la nature.</w:t>
       </w:r>
     </w:p>
     <w:p>
       <w:pPr>
-        <w:pStyle w:val="Titre2"/>
-        <w:rPr>
-          <w:rFonts w:ascii="Calibri" w:hAnsi="Calibri" w:cs="Calibri"/>
-          <w:sz w:val="24"/>
-          <w:szCs w:val="24"/>
+        <w:spacing w:after="100" w:afterAutospacing="1" w:line="240" w:lineRule="auto"/>
+        <w:rPr>
+          <w:rFonts w:asciiTheme="majorHAnsi" w:eastAsia="Times New Roman" w:hAnsiTheme="majorHAnsi" w:cstheme="majorHAnsi"/>
+          <w:sz w:val="24"/>
+          <w:szCs w:val="24"/>
+          <w:lang w:val="fr-FR" w:eastAsia="fr-FR"/>
         </w:rPr>
       </w:pPr>
       <w:r>
         <w:rPr>
-          <w:rFonts w:ascii="Calibri" w:hAnsi="Calibri" w:cs="Calibri"/>
-          <w:sz w:val="24"/>
-          <w:szCs w:val="24"/>
+          <w:rFonts w:asciiTheme="majorHAnsi" w:eastAsia="Times New Roman" w:hAnsiTheme="majorHAnsi" w:cstheme="majorHAnsi"/>
+          <w:b/>
+          <w:bCs/>
+          <w:sz w:val="24"/>
+          <w:szCs w:val="24"/>
+          <w:lang w:val="fr-FR" w:eastAsia="fr-FR"/>
         </w:rPr>
         <w:t>6) Opinion</w:t>
       </w:r>
     </w:p>
     <w:p>
       <w:pPr>
-        <w:rPr>
-          <w:rFonts w:ascii="Calibri" w:hAnsi="Calibri" w:cs="Calibri"/>
-          <w:sz w:val="24"/>
-          <w:szCs w:val="24"/>
+        <w:numPr>
+          <w:ilvl w:val="0"/>
+          <w:numId w:val="12"/>
+        </w:numPr>
+        <w:spacing w:after="100" w:afterAutospacing="1" w:line="240" w:lineRule="auto"/>
+        <w:rPr>
+          <w:rFonts w:asciiTheme="majorHAnsi" w:eastAsia="Times New Roman" w:hAnsiTheme="majorHAnsi" w:cstheme="majorHAnsi"/>
+          <w:sz w:val="24"/>
+          <w:szCs w:val="24"/>
+          <w:lang w:val="fr-FR" w:eastAsia="fr-FR"/>
         </w:rPr>
       </w:pPr>
       <w:r>
         <w:rPr>
-          <w:rFonts w:ascii="Calibri" w:hAnsi="Calibri" w:cs="Calibri"/>
-          <w:sz w:val="24"/>
-          <w:szCs w:val="24"/>
-        </w:rPr>
-        <w:t>• Doxa (grec) – opinion commune, jugement non fondé sur un savoir.</w:t>
+          <w:rFonts w:asciiTheme="majorHAnsi" w:eastAsia="Times New Roman" w:hAnsiTheme="majorHAnsi" w:cstheme="majorHAnsi"/>
+          <w:b/>
+          <w:bCs/>
+          <w:sz w:val="24"/>
+          <w:szCs w:val="24"/>
+          <w:lang w:val="fr-FR" w:eastAsia="fr-FR"/>
+        </w:rPr>
+        <w:t>Doxa</w:t>
+      </w:r>
+      <w:r>
+        <w:rPr>
+          <w:rFonts w:asciiTheme="majorHAnsi" w:eastAsia="Times New Roman" w:hAnsiTheme="majorHAnsi" w:cstheme="majorHAnsi"/>
+          <w:sz w:val="24"/>
+          <w:szCs w:val="24"/>
+          <w:lang w:val="fr-FR" w:eastAsia="fr-FR"/>
+        </w:rPr>
+        <w:t xml:space="preserve"> (grec) : opinion commune, croyance populaire non fondée sur un savoir rationnel.</w:t>
       </w:r>
     </w:p>
     <w:p>
       <w:pPr>
-        <w:pStyle w:val="Titre2"/>
-        <w:rPr>
-          <w:rFonts w:ascii="Calibri" w:hAnsi="Calibri" w:cs="Calibri"/>
-          <w:sz w:val="24"/>
-          <w:szCs w:val="24"/>
+        <w:spacing w:after="100" w:afterAutospacing="1" w:line="240" w:lineRule="auto"/>
+        <w:rPr>
+          <w:rFonts w:asciiTheme="majorHAnsi" w:eastAsia="Times New Roman" w:hAnsiTheme="majorHAnsi" w:cstheme="majorHAnsi"/>
+          <w:sz w:val="24"/>
+          <w:szCs w:val="24"/>
+          <w:lang w:val="fr-FR" w:eastAsia="fr-FR"/>
         </w:rPr>
       </w:pPr>
       <w:r>
         <w:rPr>
-          <w:rFonts w:ascii="Calibri" w:hAnsi="Calibri" w:cs="Calibri"/>
-          <w:sz w:val="24"/>
-          <w:szCs w:val="24"/>
+          <w:rFonts w:asciiTheme="majorHAnsi" w:eastAsia="Times New Roman" w:hAnsiTheme="majorHAnsi" w:cstheme="majorHAnsi"/>
+          <w:b/>
+          <w:bCs/>
+          <w:sz w:val="24"/>
+          <w:szCs w:val="24"/>
+          <w:lang w:val="fr-FR" w:eastAsia="fr-FR"/>
         </w:rPr>
         <w:t>7) Philosophie</w:t>
       </w:r>
     </w:p>
     <w:p>
       <w:pPr>
-        <w:rPr>
-          <w:rFonts w:ascii="Calibri" w:hAnsi="Calibri" w:cs="Calibri"/>
-          <w:sz w:val="24"/>
-          <w:szCs w:val="24"/>
+        <w:numPr>
+          <w:ilvl w:val="0"/>
+          <w:numId w:val="13"/>
+        </w:numPr>
+        <w:spacing w:after="100" w:afterAutospacing="1" w:line="240" w:lineRule="auto"/>
+        <w:rPr>
+          <w:rFonts w:asciiTheme="majorHAnsi" w:eastAsia="Times New Roman" w:hAnsiTheme="majorHAnsi" w:cstheme="majorHAnsi"/>
+          <w:sz w:val="24"/>
+          <w:szCs w:val="24"/>
+          <w:lang w:val="fr-FR" w:eastAsia="fr-FR"/>
         </w:rPr>
       </w:pPr>
       <w:r>
         <w:rPr>
-          <w:rFonts w:ascii="Calibri" w:hAnsi="Calibri" w:cs="Calibri"/>
-          <w:sz w:val="24"/>
-          <w:szCs w:val="24"/>
-        </w:rPr>
-        <w:t>• Philia (grec) – amour</w:t>
+          <w:rFonts w:asciiTheme="majorHAnsi" w:eastAsia="Times New Roman" w:hAnsiTheme="majorHAnsi" w:cstheme="majorHAnsi"/>
+          <w:b/>
+          <w:bCs/>
+          <w:sz w:val="24"/>
+          <w:szCs w:val="24"/>
+          <w:lang w:val="fr-FR" w:eastAsia="fr-FR"/>
+        </w:rPr>
+        <w:t>Philia</w:t>
       </w:r>
       <w:r>
         <w:rPr>
-          <w:rFonts w:ascii="Calibri" w:hAnsi="Calibri" w:cs="Calibri"/>
-          <w:sz w:val="24"/>
-          <w:szCs w:val="24"/>
-        </w:rPr>
-        <w:t>.</w:t>
+          <w:rFonts w:asciiTheme="majorHAnsi" w:eastAsia="Times New Roman" w:hAnsiTheme="majorHAnsi" w:cstheme="majorHAnsi"/>
+          <w:sz w:val="24"/>
+          <w:szCs w:val="24"/>
+          <w:lang w:val="fr-FR" w:eastAsia="fr-FR"/>
+        </w:rPr>
+        <w:t xml:space="preserve"> (grec) : amour, amitié, affinité.</w:t>
       </w:r>
     </w:p>
     <w:p>
       <w:pPr>
-        <w:rPr>
-          <w:rFonts w:ascii="Calibri" w:hAnsi="Calibri" w:cs="Calibri"/>
-          <w:sz w:val="24"/>
-          <w:szCs w:val="24"/>
+        <w:numPr>
+          <w:ilvl w:val="0"/>
+          <w:numId w:val="13"/>
+        </w:numPr>
+        <w:spacing w:after="100" w:afterAutospacing="1" w:line="240" w:lineRule="auto"/>
+        <w:rPr>
+          <w:rFonts w:asciiTheme="majorHAnsi" w:eastAsia="Times New Roman" w:hAnsiTheme="majorHAnsi" w:cstheme="majorHAnsi"/>
+          <w:sz w:val="24"/>
+          <w:szCs w:val="24"/>
+          <w:lang w:val="fr-FR" w:eastAsia="fr-FR"/>
         </w:rPr>
       </w:pPr>
       <w:r>
         <w:rPr>
-          <w:rFonts w:ascii="Calibri" w:hAnsi="Calibri" w:cs="Calibri"/>
-          <w:sz w:val="24"/>
-          <w:szCs w:val="24"/>
-        </w:rPr>
-        <w:t>• Sophia (grec) – sagesse.</w:t>
+          <w:rFonts w:asciiTheme="majorHAnsi" w:eastAsia="Times New Roman" w:hAnsiTheme="majorHAnsi" w:cstheme="majorHAnsi"/>
+          <w:b/>
+          <w:bCs/>
+          <w:sz w:val="24"/>
+          <w:szCs w:val="24"/>
+          <w:lang w:val="fr-FR" w:eastAsia="fr-FR"/>
+        </w:rPr>
+        <w:t>Sophia</w:t>
+      </w:r>
+      <w:r>
+        <w:rPr>
+          <w:rFonts w:asciiTheme="majorHAnsi" w:eastAsia="Times New Roman" w:hAnsiTheme="majorHAnsi" w:cstheme="majorHAnsi"/>
+          <w:sz w:val="24"/>
+          <w:szCs w:val="24"/>
+          <w:lang w:val="fr-FR" w:eastAsia="fr-FR"/>
+        </w:rPr>
+        <w:t xml:space="preserve"> (grec) : sagesse, savoir.</w:t>
       </w:r>
     </w:p>
     <w:p>
       <w:pPr>
-        <w:rPr>
-          <w:rFonts w:ascii="Calibri" w:hAnsi="Calibri" w:cs="Calibri"/>
-          <w:sz w:val="24"/>
-          <w:szCs w:val="24"/>
-        </w:rPr>
-      </w:pPr>
+        <w:numPr>
+          <w:ilvl w:val="0"/>
+          <w:numId w:val="13"/>
+        </w:numPr>
+        <w:spacing w:after="100" w:afterAutospacing="1" w:line="240" w:lineRule="auto"/>
+        <w:rPr>
+          <w:rFonts w:asciiTheme="majorHAnsi" w:eastAsia="Times New Roman" w:hAnsiTheme="majorHAnsi" w:cstheme="majorHAnsi"/>
+          <w:sz w:val="24"/>
+          <w:szCs w:val="24"/>
+          <w:lang w:val="fr-FR" w:eastAsia="fr-FR"/>
+        </w:rPr>
+      </w:pPr>
+      <w:proofErr w:type="spellStart"/>
       <w:r>
         <w:rPr>
-          <w:rFonts w:ascii="Calibri" w:hAnsi="Calibri" w:cs="Calibri"/>
-          <w:sz w:val="24"/>
-          <w:szCs w:val="24"/>
-        </w:rPr>
-        <w:t>• Philosophia = amour de la sagesse.</w:t>
+          <w:rFonts w:asciiTheme="majorHAnsi" w:eastAsia="Times New Roman" w:hAnsiTheme="majorHAnsi" w:cstheme="majorHAnsi"/>
+          <w:b/>
+          <w:bCs/>
+          <w:sz w:val="24"/>
+          <w:szCs w:val="24"/>
+          <w:lang w:val="fr-FR" w:eastAsia="fr-FR"/>
+        </w:rPr>
+        <w:t>Philosophia</w:t>
+      </w:r>
+      <w:proofErr w:type="spellEnd"/>
+      <w:r>
+        <w:rPr>
+          <w:rFonts w:asciiTheme="majorHAnsi" w:eastAsia="Times New Roman" w:hAnsiTheme="majorHAnsi" w:cstheme="majorHAnsi"/>
+          <w:sz w:val="24"/>
+          <w:szCs w:val="24"/>
+          <w:lang w:val="fr-FR" w:eastAsia="fr-FR"/>
+        </w:rPr>
+        <w:t xml:space="preserve"> : littéralement « l’amour (ou la quête) de la sagesse ».</w:t>
       </w:r>
     </w:p>
     <w:p>
       <w:pPr>
-        <w:pStyle w:val="Titre2"/>
-        <w:rPr>
-          <w:rFonts w:ascii="Calibri" w:hAnsi="Calibri" w:cs="Calibri"/>
-          <w:sz w:val="24"/>
-          <w:szCs w:val="24"/>
+        <w:spacing w:after="100" w:afterAutospacing="1" w:line="240" w:lineRule="auto"/>
+        <w:rPr>
+          <w:rFonts w:asciiTheme="majorHAnsi" w:eastAsia="Times New Roman" w:hAnsiTheme="majorHAnsi" w:cstheme="majorHAnsi"/>
+          <w:sz w:val="24"/>
+          <w:szCs w:val="24"/>
+          <w:lang w:val="fr-FR" w:eastAsia="fr-FR"/>
         </w:rPr>
       </w:pPr>
       <w:r>
         <w:rPr>
-          <w:rFonts w:ascii="Calibri" w:hAnsi="Calibri" w:cs="Calibri"/>
-          <w:sz w:val="24"/>
-          <w:szCs w:val="24"/>
-        </w:rPr>
-        <w:t>8) Asservir</w:t>
+          <w:rFonts w:asciiTheme="majorHAnsi" w:eastAsia="Times New Roman" w:hAnsiTheme="majorHAnsi" w:cstheme="majorHAnsi"/>
+          <w:b/>
+          <w:bCs/>
+          <w:sz w:val="24"/>
+          <w:szCs w:val="24"/>
+          <w:lang w:val="fr-FR" w:eastAsia="fr-FR"/>
+        </w:rPr>
+        <w:t>8) Asservir / Esclave</w:t>
       </w:r>
     </w:p>
     <w:p>
       <w:pPr>
-        <w:rPr>
-          <w:rFonts w:ascii="Calibri" w:hAnsi="Calibri" w:cs="Calibri"/>
-          <w:sz w:val="24"/>
-          <w:szCs w:val="24"/>
-        </w:rPr>
-      </w:pPr>
+        <w:numPr>
+          <w:ilvl w:val="0"/>
+          <w:numId w:val="14"/>
+        </w:numPr>
+        <w:spacing w:after="100" w:afterAutospacing="1" w:line="240" w:lineRule="auto"/>
+        <w:rPr>
+          <w:rFonts w:asciiTheme="majorHAnsi" w:eastAsia="Times New Roman" w:hAnsiTheme="majorHAnsi" w:cstheme="majorHAnsi"/>
+          <w:sz w:val="24"/>
+          <w:szCs w:val="24"/>
+          <w:lang w:val="fr-FR" w:eastAsia="fr-FR"/>
+        </w:rPr>
+      </w:pPr>
+      <w:proofErr w:type="spellStart"/>
       <w:r>
         <w:rPr>
-          <w:rFonts w:ascii="Calibri" w:hAnsi="Calibri" w:cs="Calibri"/>
-          <w:sz w:val="24"/>
-          <w:szCs w:val="24"/>
-        </w:rPr>
-        <w:t xml:space="preserve">• Servus (latin) – </w:t>
+          <w:rFonts w:asciiTheme="majorHAnsi" w:eastAsia="Times New Roman" w:hAnsiTheme="majorHAnsi" w:cstheme="majorHAnsi"/>
+          <w:b/>
+          <w:bCs/>
+          <w:sz w:val="24"/>
+          <w:szCs w:val="24"/>
+          <w:lang w:val="fr-FR" w:eastAsia="fr-FR"/>
+        </w:rPr>
+        <w:t>Servus</w:t>
       </w:r>
-      <w:proofErr w:type="gramStart"/>
+      <w:proofErr w:type="spellEnd"/>
       <w:r>
         <w:rPr>
-          <w:rFonts w:ascii="Calibri" w:hAnsi="Calibri" w:cs="Calibri"/>
-          <w:sz w:val="24"/>
-          <w:szCs w:val="24"/>
-        </w:rPr>
-        <w:t>esclave ;</w:t>
-      </w:r>
-      <w:proofErr w:type="gramEnd"/>
-      <w:r>
-        <w:rPr>
-          <w:rFonts w:ascii="Calibri" w:hAnsi="Calibri" w:cs="Calibri"/>
-          <w:sz w:val="24"/>
-          <w:szCs w:val="24"/>
-        </w:rPr>
-        <w:t xml:space="preserve"> d’où “servir” et “asservir”.</w:t>
+          <w:rFonts w:asciiTheme="majorHAnsi" w:eastAsia="Times New Roman" w:hAnsiTheme="majorHAnsi" w:cstheme="majorHAnsi"/>
+          <w:sz w:val="24"/>
+          <w:szCs w:val="24"/>
+          <w:lang w:val="fr-FR" w:eastAsia="fr-FR"/>
+        </w:rPr>
+        <w:t xml:space="preserve"> (latin) : esclave ; celui qui appartient à un maître. Racine de « servir », « servitude » et « asservir ».</w:t>
       </w:r>
     </w:p>
     <w:p>
       <w:pPr>
-        <w:pStyle w:val="Titre2"/>
-        <w:rPr>
-          <w:rFonts w:ascii="Calibri" w:hAnsi="Calibri" w:cs="Calibri"/>
-          <w:sz w:val="24"/>
-          <w:szCs w:val="24"/>
+        <w:spacing w:after="100" w:afterAutospacing="1" w:line="240" w:lineRule="auto"/>
+        <w:rPr>
+          <w:rFonts w:asciiTheme="majorHAnsi" w:eastAsia="Times New Roman" w:hAnsiTheme="majorHAnsi" w:cstheme="majorHAnsi"/>
+          <w:sz w:val="24"/>
+          <w:szCs w:val="24"/>
+          <w:lang w:val="fr-FR" w:eastAsia="fr-FR"/>
         </w:rPr>
       </w:pPr>
       <w:r>
         <w:rPr>
-          <w:rFonts w:ascii="Calibri" w:hAnsi="Calibri" w:cs="Calibri"/>
-          <w:sz w:val="24"/>
-          <w:szCs w:val="24"/>
-        </w:rPr>
-        <w:t>9) Esclave</w:t>
+          <w:rFonts w:asciiTheme="majorHAnsi" w:eastAsia="Times New Roman" w:hAnsiTheme="majorHAnsi" w:cstheme="majorHAnsi"/>
+          <w:b/>
+          <w:bCs/>
+          <w:sz w:val="24"/>
+          <w:szCs w:val="24"/>
+          <w:lang w:val="fr-FR" w:eastAsia="fr-FR"/>
+        </w:rPr>
+        <w:t>9) Cité</w:t>
       </w:r>
     </w:p>
     <w:p>
       <w:pPr>
-        <w:rPr>
-          <w:rFonts w:ascii="Calibri" w:hAnsi="Calibri" w:cs="Calibri"/>
-          <w:sz w:val="24"/>
-          <w:szCs w:val="24"/>
+        <w:numPr>
+          <w:ilvl w:val="0"/>
+          <w:numId w:val="15"/>
+        </w:numPr>
+        <w:spacing w:after="100" w:afterAutospacing="1" w:line="240" w:lineRule="auto"/>
+        <w:rPr>
+          <w:rFonts w:asciiTheme="majorHAnsi" w:eastAsia="Times New Roman" w:hAnsiTheme="majorHAnsi" w:cstheme="majorHAnsi"/>
+          <w:sz w:val="24"/>
+          <w:szCs w:val="24"/>
+          <w:lang w:val="fr-FR" w:eastAsia="fr-FR"/>
         </w:rPr>
       </w:pPr>
       <w:r>
         <w:rPr>
-          <w:rFonts w:ascii="Calibri" w:hAnsi="Calibri" w:cs="Calibri"/>
-          <w:sz w:val="24"/>
-          <w:szCs w:val="24"/>
-        </w:rPr>
-        <w:t>• Servus (latin) – celui qui est privé de liberté.</w:t>
+          <w:rFonts w:asciiTheme="majorHAnsi" w:eastAsia="Times New Roman" w:hAnsiTheme="majorHAnsi" w:cstheme="majorHAnsi"/>
+          <w:b/>
+          <w:bCs/>
+          <w:sz w:val="24"/>
+          <w:szCs w:val="24"/>
+          <w:lang w:val="fr-FR" w:eastAsia="fr-FR"/>
+        </w:rPr>
+        <w:lastRenderedPageBreak/>
+        <w:t>Polis</w:t>
+      </w:r>
+      <w:r>
+        <w:rPr>
+          <w:rFonts w:asciiTheme="majorHAnsi" w:eastAsia="Times New Roman" w:hAnsiTheme="majorHAnsi" w:cstheme="majorHAnsi"/>
+          <w:sz w:val="24"/>
+          <w:szCs w:val="24"/>
+          <w:lang w:val="fr-FR" w:eastAsia="fr-FR"/>
+        </w:rPr>
+        <w:t xml:space="preserve"> (grec) : ville-état, communauté politique organisée.</w:t>
       </w:r>
     </w:p>
     <w:p>
       <w:pPr>
-        <w:pStyle w:val="Titre2"/>
-        <w:rPr>
-          <w:rFonts w:ascii="Calibri" w:hAnsi="Calibri" w:cs="Calibri"/>
-          <w:sz w:val="24"/>
-          <w:szCs w:val="24"/>
+        <w:spacing w:after="100" w:afterAutospacing="1" w:line="240" w:lineRule="auto"/>
+        <w:rPr>
+          <w:rFonts w:asciiTheme="majorHAnsi" w:eastAsia="Times New Roman" w:hAnsiTheme="majorHAnsi" w:cstheme="majorHAnsi"/>
+          <w:sz w:val="24"/>
+          <w:szCs w:val="24"/>
+          <w:lang w:val="fr-FR" w:eastAsia="fr-FR"/>
         </w:rPr>
       </w:pPr>
       <w:r>
         <w:rPr>
-          <w:rFonts w:ascii="Calibri" w:hAnsi="Calibri" w:cs="Calibri"/>
-          <w:sz w:val="24"/>
-          <w:szCs w:val="24"/>
-        </w:rPr>
-        <w:t>10) Cité</w:t>
+          <w:rFonts w:asciiTheme="majorHAnsi" w:eastAsia="Times New Roman" w:hAnsiTheme="majorHAnsi" w:cstheme="majorHAnsi"/>
+          <w:b/>
+          <w:bCs/>
+          <w:sz w:val="24"/>
+          <w:szCs w:val="24"/>
+          <w:lang w:val="fr-FR" w:eastAsia="fr-FR"/>
+        </w:rPr>
+        <w:t>10) Omniscience</w:t>
       </w:r>
     </w:p>
     <w:p>
       <w:pPr>
-        <w:rPr>
-          <w:rFonts w:ascii="Calibri" w:hAnsi="Calibri" w:cs="Calibri"/>
-          <w:sz w:val="24"/>
-          <w:szCs w:val="24"/>
-        </w:rPr>
-      </w:pPr>
+        <w:numPr>
+          <w:ilvl w:val="0"/>
+          <w:numId w:val="16"/>
+        </w:numPr>
+        <w:spacing w:after="100" w:afterAutospacing="1" w:line="240" w:lineRule="auto"/>
+        <w:rPr>
+          <w:rFonts w:asciiTheme="majorHAnsi" w:eastAsia="Times New Roman" w:hAnsiTheme="majorHAnsi" w:cstheme="majorHAnsi"/>
+          <w:sz w:val="24"/>
+          <w:szCs w:val="24"/>
+          <w:lang w:val="fr-FR" w:eastAsia="fr-FR"/>
+        </w:rPr>
+      </w:pPr>
+      <w:proofErr w:type="spellStart"/>
       <w:r>
         <w:rPr>
-          <w:rFonts w:ascii="Calibri" w:hAnsi="Calibri" w:cs="Calibri"/>
-          <w:sz w:val="24"/>
-          <w:szCs w:val="24"/>
-        </w:rPr>
-        <w:t>• Polis (grec) – ville, communauté politique.</w:t>
+          <w:rFonts w:asciiTheme="majorHAnsi" w:eastAsia="Times New Roman" w:hAnsiTheme="majorHAnsi" w:cstheme="majorHAnsi"/>
+          <w:b/>
+          <w:bCs/>
+          <w:sz w:val="24"/>
+          <w:szCs w:val="24"/>
+          <w:lang w:val="fr-FR" w:eastAsia="fr-FR"/>
+        </w:rPr>
+        <w:t>Omnis</w:t>
+      </w:r>
+      <w:proofErr w:type="spellEnd"/>
+      <w:r>
+        <w:rPr>
+          <w:rFonts w:asciiTheme="majorHAnsi" w:eastAsia="Times New Roman" w:hAnsiTheme="majorHAnsi" w:cstheme="majorHAnsi"/>
+          <w:sz w:val="24"/>
+          <w:szCs w:val="24"/>
+          <w:lang w:val="fr-FR" w:eastAsia="fr-FR"/>
+        </w:rPr>
+        <w:t xml:space="preserve"> (latin) : tout.</w:t>
       </w:r>
     </w:p>
     <w:p>
       <w:pPr>
-        <w:pStyle w:val="Titre2"/>
-        <w:rPr>
-          <w:rFonts w:ascii="Calibri" w:hAnsi="Calibri" w:cs="Calibri"/>
-          <w:sz w:val="24"/>
-          <w:szCs w:val="24"/>
-        </w:rPr>
-      </w:pPr>
+        <w:numPr>
+          <w:ilvl w:val="0"/>
+          <w:numId w:val="16"/>
+        </w:numPr>
+        <w:spacing w:after="100" w:afterAutospacing="1" w:line="240" w:lineRule="auto"/>
+        <w:rPr>
+          <w:rFonts w:asciiTheme="majorHAnsi" w:eastAsia="Times New Roman" w:hAnsiTheme="majorHAnsi" w:cstheme="majorHAnsi"/>
+          <w:sz w:val="24"/>
+          <w:szCs w:val="24"/>
+          <w:lang w:val="fr-FR" w:eastAsia="fr-FR"/>
+        </w:rPr>
+      </w:pPr>
+      <w:proofErr w:type="spellStart"/>
       <w:r>
         <w:rPr>
-          <w:rFonts w:ascii="Calibri" w:hAnsi="Calibri" w:cs="Calibri"/>
-          <w:sz w:val="24"/>
-          <w:szCs w:val="24"/>
-        </w:rPr>
-        <w:lastRenderedPageBreak/>
-        <w:t>11) Omniscience</w:t>
+          <w:rFonts w:asciiTheme="majorHAnsi" w:eastAsia="Times New Roman" w:hAnsiTheme="majorHAnsi" w:cstheme="majorHAnsi"/>
+          <w:b/>
+          <w:bCs/>
+          <w:sz w:val="24"/>
+          <w:szCs w:val="24"/>
+          <w:lang w:val="fr-FR" w:eastAsia="fr-FR"/>
+        </w:rPr>
+        <w:t>Scientia</w:t>
+      </w:r>
+      <w:proofErr w:type="spellEnd"/>
+      <w:r>
+        <w:rPr>
+          <w:rFonts w:asciiTheme="majorHAnsi" w:eastAsia="Times New Roman" w:hAnsiTheme="majorHAnsi" w:cstheme="majorHAnsi"/>
+          <w:sz w:val="24"/>
+          <w:szCs w:val="24"/>
+          <w:lang w:val="fr-FR" w:eastAsia="fr-FR"/>
+        </w:rPr>
+        <w:t xml:space="preserve"> (latin) : connaissance, savoir.</w:t>
       </w:r>
     </w:p>
     <w:p>
       <w:pPr>
-        <w:rPr>
-          <w:rFonts w:ascii="Calibri" w:hAnsi="Calibri" w:cs="Calibri"/>
-          <w:sz w:val="24"/>
-          <w:szCs w:val="24"/>
-        </w:rPr>
-      </w:pPr>
+        <w:numPr>
+          <w:ilvl w:val="0"/>
+          <w:numId w:val="16"/>
+        </w:numPr>
+        <w:spacing w:after="100" w:afterAutospacing="1" w:line="240" w:lineRule="auto"/>
+        <w:rPr>
+          <w:rFonts w:asciiTheme="majorHAnsi" w:eastAsia="Times New Roman" w:hAnsiTheme="majorHAnsi" w:cstheme="majorHAnsi"/>
+          <w:sz w:val="24"/>
+          <w:szCs w:val="24"/>
+          <w:lang w:val="fr-FR" w:eastAsia="fr-FR"/>
+        </w:rPr>
+      </w:pPr>
+      <w:proofErr w:type="spellStart"/>
       <w:r>
         <w:rPr>
-          <w:rFonts w:ascii="Calibri" w:hAnsi="Calibri" w:cs="Calibri"/>
-          <w:sz w:val="24"/>
-          <w:szCs w:val="24"/>
-        </w:rPr>
-        <w:t>• Omni (latin) – tout.</w:t>
+          <w:rFonts w:asciiTheme="majorHAnsi" w:eastAsia="Times New Roman" w:hAnsiTheme="majorHAnsi" w:cstheme="majorHAnsi"/>
+          <w:b/>
+          <w:bCs/>
+          <w:sz w:val="24"/>
+          <w:szCs w:val="24"/>
+          <w:lang w:val="fr-FR" w:eastAsia="fr-FR"/>
+        </w:rPr>
+        <w:t>Omniscientia</w:t>
+      </w:r>
+      <w:proofErr w:type="spellEnd"/>
+      <w:r>
+        <w:rPr>
+          <w:rFonts w:asciiTheme="majorHAnsi" w:eastAsia="Times New Roman" w:hAnsiTheme="majorHAnsi" w:cstheme="majorHAnsi"/>
+          <w:sz w:val="24"/>
+          <w:szCs w:val="24"/>
+          <w:lang w:val="fr-FR" w:eastAsia="fr-FR"/>
+        </w:rPr>
+        <w:t xml:space="preserve"> : le fait de tout savoir.</w:t>
       </w:r>
     </w:p>
     <w:p>
       <w:pPr>
-        <w:rPr>
-          <w:rFonts w:ascii="Calibri" w:hAnsi="Calibri" w:cs="Calibri"/>
-          <w:sz w:val="24"/>
-          <w:szCs w:val="24"/>
+        <w:spacing w:after="100" w:afterAutospacing="1" w:line="240" w:lineRule="auto"/>
+        <w:rPr>
+          <w:rFonts w:asciiTheme="majorHAnsi" w:eastAsia="Times New Roman" w:hAnsiTheme="majorHAnsi" w:cstheme="majorHAnsi"/>
+          <w:sz w:val="24"/>
+          <w:szCs w:val="24"/>
+          <w:lang w:val="fr-FR" w:eastAsia="fr-FR"/>
         </w:rPr>
       </w:pPr>
       <w:r>
         <w:rPr>
-          <w:rFonts w:ascii="Calibri" w:hAnsi="Calibri" w:cs="Calibri"/>
-          <w:sz w:val="24"/>
-          <w:szCs w:val="24"/>
-        </w:rPr>
-        <w:t>• Scientia (latin) – connaissance.</w:t>
+          <w:rFonts w:asciiTheme="majorHAnsi" w:eastAsia="Times New Roman" w:hAnsiTheme="majorHAnsi" w:cstheme="majorHAnsi"/>
+          <w:b/>
+          <w:bCs/>
+          <w:sz w:val="24"/>
+          <w:szCs w:val="24"/>
+          <w:lang w:val="fr-FR" w:eastAsia="fr-FR"/>
+        </w:rPr>
+        <w:t>11) Hystérie</w:t>
       </w:r>
     </w:p>
     <w:p>
       <w:pPr>
-        <w:rPr>
-          <w:rFonts w:ascii="Calibri" w:hAnsi="Calibri" w:cs="Calibri"/>
-          <w:sz w:val="24"/>
-          <w:szCs w:val="24"/>
-        </w:rPr>
-      </w:pPr>
+        <w:numPr>
+          <w:ilvl w:val="0"/>
+          <w:numId w:val="17"/>
+        </w:numPr>
+        <w:spacing w:after="100" w:afterAutospacing="1" w:line="240" w:lineRule="auto"/>
+        <w:rPr>
+          <w:rFonts w:asciiTheme="majorHAnsi" w:eastAsia="Times New Roman" w:hAnsiTheme="majorHAnsi" w:cstheme="majorHAnsi"/>
+          <w:sz w:val="24"/>
+          <w:szCs w:val="24"/>
+          <w:lang w:val="fr-FR" w:eastAsia="fr-FR"/>
+        </w:rPr>
+      </w:pPr>
+      <w:proofErr w:type="spellStart"/>
       <w:r>
         <w:rPr>
-          <w:rFonts w:ascii="Calibri" w:hAnsi="Calibri" w:cs="Calibri"/>
-          <w:sz w:val="24"/>
-          <w:szCs w:val="24"/>
-        </w:rPr>
-        <w:t>• Omniscientia = connaissance de tout.</w:t>
+          <w:rFonts w:asciiTheme="majorHAnsi" w:eastAsia="Times New Roman" w:hAnsiTheme="majorHAnsi" w:cstheme="majorHAnsi"/>
+          <w:b/>
+          <w:bCs/>
+          <w:sz w:val="24"/>
+          <w:szCs w:val="24"/>
+          <w:lang w:val="fr-FR" w:eastAsia="fr-FR"/>
+        </w:rPr>
+        <w:t>Hystera</w:t>
+      </w:r>
+      <w:proofErr w:type="spellEnd"/>
+      <w:r>
+        <w:rPr>
+          <w:rFonts w:asciiTheme="majorHAnsi" w:eastAsia="Times New Roman" w:hAnsiTheme="majorHAnsi" w:cstheme="majorHAnsi"/>
+          <w:sz w:val="24"/>
+          <w:szCs w:val="24"/>
+          <w:lang w:val="fr-FR" w:eastAsia="fr-FR"/>
+        </w:rPr>
+        <w:t xml:space="preserve"> (grec) : utérus ; issu d'une ancienne théorie médicale (Hippocrate) reliant certains troubles nerveux aux mouvements de l'utérus.</w:t>
       </w:r>
     </w:p>
     <w:p>
       <w:pPr>
-        <w:pStyle w:val="Titre2"/>
-        <w:rPr>
-          <w:rFonts w:ascii="Calibri" w:hAnsi="Calibri" w:cs="Calibri"/>
-          <w:sz w:val="24"/>
-          <w:szCs w:val="24"/>
+        <w:spacing w:after="100" w:afterAutospacing="1" w:line="240" w:lineRule="auto"/>
+        <w:rPr>
+          <w:rFonts w:asciiTheme="majorHAnsi" w:eastAsia="Times New Roman" w:hAnsiTheme="majorHAnsi" w:cstheme="majorHAnsi"/>
+          <w:sz w:val="24"/>
+          <w:szCs w:val="24"/>
+          <w:lang w:val="fr-FR" w:eastAsia="fr-FR"/>
         </w:rPr>
       </w:pPr>
       <w:r>
         <w:rPr>
-          <w:rFonts w:ascii="Calibri" w:hAnsi="Calibri" w:cs="Calibri"/>
-          <w:sz w:val="24"/>
-          <w:szCs w:val="24"/>
-        </w:rPr>
-        <w:t>12) Hystérie</w:t>
+          <w:rFonts w:asciiTheme="majorHAnsi" w:eastAsia="Times New Roman" w:hAnsiTheme="majorHAnsi" w:cstheme="majorHAnsi"/>
+          <w:b/>
+          <w:bCs/>
+          <w:sz w:val="24"/>
+          <w:szCs w:val="24"/>
+          <w:lang w:val="fr-FR" w:eastAsia="fr-FR"/>
+        </w:rPr>
+        <w:t>12) Névrose</w:t>
       </w:r>
     </w:p>
     <w:p>
       <w:pPr>
-        <w:rPr>
-          <w:rFonts w:ascii="Calibri" w:hAnsi="Calibri" w:cs="Calibri"/>
-          <w:sz w:val="24"/>
-          <w:szCs w:val="24"/>
-        </w:rPr>
-      </w:pPr>
+        <w:numPr>
+          <w:ilvl w:val="0"/>
+          <w:numId w:val="18"/>
+        </w:numPr>
+        <w:spacing w:after="100" w:afterAutospacing="1" w:line="240" w:lineRule="auto"/>
+        <w:rPr>
+          <w:rFonts w:asciiTheme="majorHAnsi" w:eastAsia="Times New Roman" w:hAnsiTheme="majorHAnsi" w:cstheme="majorHAnsi"/>
+          <w:sz w:val="24"/>
+          <w:szCs w:val="24"/>
+          <w:lang w:val="fr-FR" w:eastAsia="fr-FR"/>
+        </w:rPr>
+      </w:pPr>
+      <w:proofErr w:type="spellStart"/>
       <w:r>
         <w:rPr>
-          <w:rFonts w:ascii="Calibri" w:hAnsi="Calibri" w:cs="Calibri"/>
-          <w:sz w:val="24"/>
-          <w:szCs w:val="24"/>
-        </w:rPr>
-        <w:t>• Hysteron (grec) – utérus (ancienne théorie reliant certains troubles aux organes féminins).</w:t>
+          <w:rFonts w:asciiTheme="majorHAnsi" w:eastAsia="Times New Roman" w:hAnsiTheme="majorHAnsi" w:cstheme="majorHAnsi"/>
+          <w:b/>
+          <w:bCs/>
+          <w:sz w:val="24"/>
+          <w:szCs w:val="24"/>
+          <w:lang w:val="fr-FR" w:eastAsia="fr-FR"/>
+        </w:rPr>
+        <w:t>Neuron</w:t>
+      </w:r>
+      <w:proofErr w:type="spellEnd"/>
+      <w:r>
+        <w:rPr>
+          <w:rFonts w:asciiTheme="majorHAnsi" w:eastAsia="Times New Roman" w:hAnsiTheme="majorHAnsi" w:cstheme="majorHAnsi"/>
+          <w:sz w:val="24"/>
+          <w:szCs w:val="24"/>
+          <w:lang w:val="fr-FR" w:eastAsia="fr-FR"/>
+        </w:rPr>
+        <w:t xml:space="preserve"> (grec) : nerf.</w:t>
       </w:r>
     </w:p>
     <w:p>
       <w:pPr>
-        <w:pStyle w:val="Titre2"/>
-        <w:rPr>
-          <w:rFonts w:ascii="Calibri" w:hAnsi="Calibri" w:cs="Calibri"/>
-          <w:sz w:val="24"/>
-          <w:szCs w:val="24"/>
-        </w:rPr>
-      </w:pPr>
+        <w:numPr>
+          <w:ilvl w:val="0"/>
+          <w:numId w:val="18"/>
+        </w:numPr>
+        <w:spacing w:after="100" w:afterAutospacing="1" w:line="240" w:lineRule="auto"/>
+        <w:rPr>
+          <w:rFonts w:asciiTheme="majorHAnsi" w:eastAsia="Times New Roman" w:hAnsiTheme="majorHAnsi" w:cstheme="majorHAnsi"/>
+          <w:sz w:val="24"/>
+          <w:szCs w:val="24"/>
+          <w:lang w:val="fr-FR" w:eastAsia="fr-FR"/>
+        </w:rPr>
+      </w:pPr>
+      <w:proofErr w:type="spellStart"/>
       <w:r>
         <w:rPr>
-          <w:rFonts w:ascii="Calibri" w:hAnsi="Calibri" w:cs="Calibri"/>
-          <w:sz w:val="24"/>
-          <w:szCs w:val="24"/>
-        </w:rPr>
-        <w:t>13) Névrose</w:t>
+          <w:rFonts w:asciiTheme="majorHAnsi" w:eastAsia="Times New Roman" w:hAnsiTheme="majorHAnsi" w:cstheme="majorHAnsi"/>
+          <w:b/>
+          <w:bCs/>
+          <w:sz w:val="24"/>
+          <w:szCs w:val="24"/>
+          <w:lang w:val="fr-FR" w:eastAsia="fr-FR"/>
+        </w:rPr>
+        <w:t>Neurosis</w:t>
+      </w:r>
+      <w:proofErr w:type="spellEnd"/>
+      <w:r>
+        <w:rPr>
+          <w:rFonts w:asciiTheme="majorHAnsi" w:eastAsia="Times New Roman" w:hAnsiTheme="majorHAnsi" w:cstheme="majorHAnsi"/>
+          <w:sz w:val="24"/>
+          <w:szCs w:val="24"/>
+          <w:lang w:val="fr-FR" w:eastAsia="fr-FR"/>
+        </w:rPr>
+        <w:t xml:space="preserve"> : terme médical désignant un trouble psychique dont le sujet a conscience, sans lésion organique.</w:t>
       </w:r>
     </w:p>
     <w:p>
       <w:pPr>
-        <w:rPr>
-          <w:rFonts w:ascii="Calibri" w:hAnsi="Calibri" w:cs="Calibri"/>
-          <w:sz w:val="24"/>
-          <w:szCs w:val="24"/>
+        <w:spacing w:after="100" w:afterAutospacing="1" w:line="240" w:lineRule="auto"/>
+        <w:rPr>
+          <w:rFonts w:asciiTheme="majorHAnsi" w:eastAsia="Times New Roman" w:hAnsiTheme="majorHAnsi" w:cstheme="majorHAnsi"/>
+          <w:sz w:val="24"/>
+          <w:szCs w:val="24"/>
+          <w:lang w:val="fr-FR" w:eastAsia="fr-FR"/>
         </w:rPr>
       </w:pPr>
       <w:r>
         <w:rPr>
-          <w:rFonts w:ascii="Calibri" w:hAnsi="Calibri" w:cs="Calibri"/>
-          <w:sz w:val="24"/>
-          <w:szCs w:val="24"/>
-        </w:rPr>
-        <w:t>• Neurosis – formé à partir du grec neuron = nerf; trouble psychique sans inflammation organique.</w:t>
+          <w:rFonts w:asciiTheme="majorHAnsi" w:eastAsia="Times New Roman" w:hAnsiTheme="majorHAnsi" w:cstheme="majorHAnsi"/>
+          <w:b/>
+          <w:bCs/>
+          <w:sz w:val="24"/>
+          <w:szCs w:val="24"/>
+          <w:lang w:val="fr-FR" w:eastAsia="fr-FR"/>
+        </w:rPr>
+        <w:t>13) Peur</w:t>
       </w:r>
     </w:p>
     <w:p>
       <w:pPr>
-        <w:pStyle w:val="Titre2"/>
-        <w:rPr>
-          <w:rFonts w:ascii="Calibri" w:hAnsi="Calibri" w:cs="Calibri"/>
-          <w:sz w:val="24"/>
-          <w:szCs w:val="24"/>
+        <w:numPr>
+          <w:ilvl w:val="0"/>
+          <w:numId w:val="19"/>
+        </w:numPr>
+        <w:spacing w:after="100" w:afterAutospacing="1" w:line="240" w:lineRule="auto"/>
+        <w:rPr>
+          <w:rFonts w:asciiTheme="majorHAnsi" w:eastAsia="Times New Roman" w:hAnsiTheme="majorHAnsi" w:cstheme="majorHAnsi"/>
+          <w:sz w:val="24"/>
+          <w:szCs w:val="24"/>
+          <w:lang w:val="fr-FR" w:eastAsia="fr-FR"/>
         </w:rPr>
       </w:pPr>
       <w:r>
         <w:rPr>
-          <w:rFonts w:ascii="Calibri" w:hAnsi="Calibri" w:cs="Calibri"/>
-          <w:sz w:val="24"/>
-          <w:szCs w:val="24"/>
-        </w:rPr>
-        <w:t>14) Phobie</w:t>
+          <w:rFonts w:asciiTheme="majorHAnsi" w:eastAsia="Times New Roman" w:hAnsiTheme="majorHAnsi" w:cstheme="majorHAnsi"/>
+          <w:b/>
+          <w:bCs/>
+          <w:sz w:val="24"/>
+          <w:szCs w:val="24"/>
+          <w:lang w:val="fr-FR" w:eastAsia="fr-FR"/>
+        </w:rPr>
+        <w:t>Phobos</w:t>
+      </w:r>
+      <w:r>
+        <w:rPr>
+          <w:rFonts w:asciiTheme="majorHAnsi" w:eastAsia="Times New Roman" w:hAnsiTheme="majorHAnsi" w:cstheme="majorHAnsi"/>
+          <w:sz w:val="24"/>
+          <w:szCs w:val="24"/>
+          <w:lang w:val="fr-FR" w:eastAsia="fr-FR"/>
+        </w:rPr>
+        <w:t xml:space="preserve"> (grec) : crainte, effroi.</w:t>
       </w:r>
     </w:p>
     <w:p>
       <w:pPr>
-        <w:rPr>
-          <w:rFonts w:ascii="Calibri" w:hAnsi="Calibri" w:cs="Calibri"/>
-          <w:sz w:val="24"/>
-          <w:szCs w:val="24"/>
+        <w:spacing w:after="100" w:afterAutospacing="1" w:line="240" w:lineRule="auto"/>
+        <w:rPr>
+          <w:rFonts w:asciiTheme="majorHAnsi" w:eastAsia="Times New Roman" w:hAnsiTheme="majorHAnsi" w:cstheme="majorHAnsi"/>
+          <w:sz w:val="24"/>
+          <w:szCs w:val="24"/>
+          <w:lang w:val="fr-FR" w:eastAsia="fr-FR"/>
         </w:rPr>
       </w:pPr>
       <w:r>
         <w:rPr>
-          <w:rFonts w:ascii="Calibri" w:hAnsi="Calibri" w:cs="Calibri"/>
-          <w:sz w:val="24"/>
-          <w:szCs w:val="24"/>
-        </w:rPr>
-        <w:t>• Phobos (grec) – crainte, peur.</w:t>
+          <w:rFonts w:asciiTheme="majorHAnsi" w:eastAsia="Times New Roman" w:hAnsiTheme="majorHAnsi" w:cstheme="majorHAnsi"/>
+          <w:b/>
+          <w:bCs/>
+          <w:sz w:val="24"/>
+          <w:szCs w:val="24"/>
+          <w:lang w:val="fr-FR" w:eastAsia="fr-FR"/>
+        </w:rPr>
+        <w:t>14) Conscience</w:t>
       </w:r>
     </w:p>
     <w:p>
       <w:pPr>
-        <w:pStyle w:val="Titre2"/>
-        <w:rPr>
-          <w:rFonts w:ascii="Calibri" w:hAnsi="Calibri" w:cs="Calibri"/>
-          <w:sz w:val="24"/>
-          <w:szCs w:val="24"/>
+        <w:numPr>
+          <w:ilvl w:val="0"/>
+          <w:numId w:val="20"/>
+        </w:numPr>
+        <w:spacing w:after="100" w:afterAutospacing="1" w:line="240" w:lineRule="auto"/>
+        <w:rPr>
+          <w:rFonts w:asciiTheme="majorHAnsi" w:eastAsia="Times New Roman" w:hAnsiTheme="majorHAnsi" w:cstheme="majorHAnsi"/>
+          <w:sz w:val="24"/>
+          <w:szCs w:val="24"/>
+          <w:lang w:val="fr-FR" w:eastAsia="fr-FR"/>
         </w:rPr>
       </w:pPr>
       <w:r>
         <w:rPr>
-          <w:rFonts w:ascii="Calibri" w:hAnsi="Calibri" w:cs="Calibri"/>
-          <w:sz w:val="24"/>
-          <w:szCs w:val="24"/>
-        </w:rPr>
-        <w:t>15) Conscience</w:t>
+          <w:rFonts w:asciiTheme="majorHAnsi" w:eastAsia="Times New Roman" w:hAnsiTheme="majorHAnsi" w:cstheme="majorHAnsi"/>
+          <w:b/>
+          <w:bCs/>
+          <w:sz w:val="24"/>
+          <w:szCs w:val="24"/>
+          <w:lang w:val="fr-FR" w:eastAsia="fr-FR"/>
+        </w:rPr>
+        <w:t>Cum-</w:t>
+      </w:r>
+      <w:proofErr w:type="spellStart"/>
+      <w:r>
+        <w:rPr>
+          <w:rFonts w:asciiTheme="majorHAnsi" w:eastAsia="Times New Roman" w:hAnsiTheme="majorHAnsi" w:cstheme="majorHAnsi"/>
+          <w:b/>
+          <w:bCs/>
+          <w:sz w:val="24"/>
+          <w:szCs w:val="24"/>
+          <w:lang w:val="fr-FR" w:eastAsia="fr-FR"/>
+        </w:rPr>
+        <w:t>scientia</w:t>
+      </w:r>
+      <w:proofErr w:type="spellEnd"/>
+      <w:r>
+        <w:rPr>
+          <w:rFonts w:asciiTheme="majorHAnsi" w:eastAsia="Times New Roman" w:hAnsiTheme="majorHAnsi" w:cstheme="majorHAnsi"/>
+          <w:sz w:val="24"/>
+          <w:szCs w:val="24"/>
+          <w:lang w:val="fr-FR" w:eastAsia="fr-FR"/>
+        </w:rPr>
+        <w:t xml:space="preserve"> (latin) : « avec science » ; connaissance partagée avec soi-même, présence de l'esprit à ses propres actes.</w:t>
       </w:r>
     </w:p>
     <w:p>
       <w:pPr>
-        <w:rPr>
-          <w:rFonts w:ascii="Calibri" w:hAnsi="Calibri" w:cs="Calibri"/>
-          <w:sz w:val="24"/>
-          <w:szCs w:val="24"/>
+        <w:spacing w:after="100" w:afterAutospacing="1" w:line="240" w:lineRule="auto"/>
+        <w:rPr>
+          <w:rFonts w:asciiTheme="majorHAnsi" w:eastAsia="Times New Roman" w:hAnsiTheme="majorHAnsi" w:cstheme="majorHAnsi"/>
+          <w:sz w:val="24"/>
+          <w:szCs w:val="24"/>
+          <w:lang w:val="fr-FR" w:eastAsia="fr-FR"/>
         </w:rPr>
       </w:pPr>
       <w:r>
         <w:rPr>
-          <w:rFonts w:ascii="Calibri" w:hAnsi="Calibri" w:cs="Calibri"/>
-          <w:sz w:val="24"/>
-          <w:szCs w:val="24"/>
-        </w:rPr>
-        <w:t>• Conscientia (latin) – savoir partagé, connaissance intérieure de soi.</w:t>
+          <w:rFonts w:asciiTheme="majorHAnsi" w:eastAsia="Times New Roman" w:hAnsiTheme="majorHAnsi" w:cstheme="majorHAnsi"/>
+          <w:b/>
+          <w:bCs/>
+          <w:sz w:val="24"/>
+          <w:szCs w:val="24"/>
+          <w:lang w:val="fr-FR" w:eastAsia="fr-FR"/>
+        </w:rPr>
+        <w:t>15) Aliéner</w:t>
       </w:r>
     </w:p>
     <w:p>
       <w:pPr>
-        <w:pStyle w:val="Titre2"/>
-        <w:rPr>
-          <w:rFonts w:ascii="Calibri" w:hAnsi="Calibri" w:cs="Calibri"/>
-          <w:sz w:val="24"/>
-          <w:szCs w:val="24"/>
-        </w:rPr>
-      </w:pPr>
+        <w:numPr>
+          <w:ilvl w:val="0"/>
+          <w:numId w:val="21"/>
+        </w:numPr>
+        <w:spacing w:after="100" w:afterAutospacing="1" w:line="240" w:lineRule="auto"/>
+        <w:rPr>
+          <w:rFonts w:asciiTheme="majorHAnsi" w:eastAsia="Times New Roman" w:hAnsiTheme="majorHAnsi" w:cstheme="majorHAnsi"/>
+          <w:sz w:val="24"/>
+          <w:szCs w:val="24"/>
+          <w:lang w:val="fr-FR" w:eastAsia="fr-FR"/>
+        </w:rPr>
+      </w:pPr>
+      <w:proofErr w:type="spellStart"/>
       <w:r>
         <w:rPr>
-          <w:rFonts w:ascii="Calibri" w:hAnsi="Calibri" w:cs="Calibri"/>
-          <w:sz w:val="24"/>
-          <w:szCs w:val="24"/>
-        </w:rPr>
-        <w:t>16) Inconscience</w:t>
+          <w:rFonts w:asciiTheme="majorHAnsi" w:eastAsia="Times New Roman" w:hAnsiTheme="majorHAnsi" w:cstheme="majorHAnsi"/>
+          <w:b/>
+          <w:bCs/>
+          <w:sz w:val="24"/>
+          <w:szCs w:val="24"/>
+          <w:lang w:val="fr-FR" w:eastAsia="fr-FR"/>
+        </w:rPr>
+        <w:t>Alienus</w:t>
+      </w:r>
+      <w:proofErr w:type="spellEnd"/>
+      <w:r>
+        <w:rPr>
+          <w:rFonts w:asciiTheme="majorHAnsi" w:eastAsia="Times New Roman" w:hAnsiTheme="majorHAnsi" w:cstheme="majorHAnsi"/>
+          <w:sz w:val="24"/>
+          <w:szCs w:val="24"/>
+          <w:lang w:val="fr-FR" w:eastAsia="fr-FR"/>
+        </w:rPr>
+        <w:t xml:space="preserve"> (latin) : étranger, qui appartient à autrui. L'aliénation est l'état de celui qui devient étranger à lui-même.</w:t>
       </w:r>
     </w:p>
     <w:p>
       <w:pPr>
-        <w:rPr>
-          <w:rFonts w:ascii="Calibri" w:hAnsi="Calibri" w:cs="Calibri"/>
-          <w:sz w:val="24"/>
-          <w:szCs w:val="24"/>
+        <w:spacing w:after="100" w:afterAutospacing="1" w:line="240" w:lineRule="auto"/>
+        <w:rPr>
+          <w:rFonts w:asciiTheme="majorHAnsi" w:eastAsia="Times New Roman" w:hAnsiTheme="majorHAnsi" w:cstheme="majorHAnsi"/>
+          <w:sz w:val="24"/>
+          <w:szCs w:val="24"/>
+          <w:lang w:val="fr-FR" w:eastAsia="fr-FR"/>
         </w:rPr>
       </w:pPr>
       <w:r>
         <w:rPr>
-          <w:rFonts w:ascii="Calibri" w:hAnsi="Calibri" w:cs="Calibri"/>
-          <w:sz w:val="24"/>
-          <w:szCs w:val="24"/>
-        </w:rPr>
-        <w:t xml:space="preserve">• Formé de in- (privatif, latin) + </w:t>
-      </w:r>
-      <w:proofErr w:type="gramStart"/>
-      <w:r>
-        <w:rPr>
-          <w:rFonts w:ascii="Calibri" w:hAnsi="Calibri" w:cs="Calibri"/>
-          <w:sz w:val="24"/>
-          <w:szCs w:val="24"/>
-        </w:rPr>
-        <w:t>conscientia ;</w:t>
-      </w:r>
-      <w:proofErr w:type="gramEnd"/>
-      <w:r>
-        <w:rPr>
-          <w:rFonts w:ascii="Calibri" w:hAnsi="Calibri" w:cs="Calibri"/>
-          <w:sz w:val="24"/>
-          <w:szCs w:val="24"/>
-        </w:rPr>
-        <w:t xml:space="preserve"> absence de conscience ou de perception claire.</w:t>
+          <w:rFonts w:asciiTheme="majorHAnsi" w:eastAsia="Times New Roman" w:hAnsiTheme="majorHAnsi" w:cstheme="majorHAnsi"/>
+          <w:b/>
+          <w:bCs/>
+          <w:sz w:val="24"/>
+          <w:szCs w:val="24"/>
+          <w:lang w:val="fr-FR" w:eastAsia="fr-FR"/>
+        </w:rPr>
+        <w:t>16) Art</w:t>
       </w:r>
     </w:p>
     <w:p>
       <w:pPr>
-        <w:pStyle w:val="Titre2"/>
-        <w:rPr>
-          <w:rFonts w:ascii="Calibri" w:hAnsi="Calibri" w:cs="Calibri"/>
-          <w:sz w:val="24"/>
-          <w:szCs w:val="24"/>
+        <w:numPr>
+          <w:ilvl w:val="0"/>
+          <w:numId w:val="22"/>
+        </w:numPr>
+        <w:spacing w:after="100" w:afterAutospacing="1" w:line="240" w:lineRule="auto"/>
+        <w:rPr>
+          <w:rFonts w:asciiTheme="majorHAnsi" w:eastAsia="Times New Roman" w:hAnsiTheme="majorHAnsi" w:cstheme="majorHAnsi"/>
+          <w:sz w:val="24"/>
+          <w:szCs w:val="24"/>
+          <w:lang w:val="fr-FR" w:eastAsia="fr-FR"/>
         </w:rPr>
       </w:pPr>
       <w:r>
         <w:rPr>
-          <w:rFonts w:ascii="Calibri" w:hAnsi="Calibri" w:cs="Calibri"/>
-          <w:sz w:val="24"/>
-          <w:szCs w:val="24"/>
-        </w:rPr>
-        <w:t>17) Aliénus</w:t>
+          <w:rFonts w:asciiTheme="majorHAnsi" w:eastAsia="Times New Roman" w:hAnsiTheme="majorHAnsi" w:cstheme="majorHAnsi"/>
+          <w:b/>
+          <w:bCs/>
+          <w:sz w:val="24"/>
+          <w:szCs w:val="24"/>
+          <w:lang w:val="fr-FR" w:eastAsia="fr-FR"/>
+        </w:rPr>
+        <w:t>Ars</w:t>
+      </w:r>
+      <w:r>
+        <w:rPr>
+          <w:rFonts w:asciiTheme="majorHAnsi" w:eastAsia="Times New Roman" w:hAnsiTheme="majorHAnsi" w:cstheme="majorHAnsi"/>
+          <w:sz w:val="24"/>
+          <w:szCs w:val="24"/>
+          <w:lang w:val="fr-FR" w:eastAsia="fr-FR"/>
+        </w:rPr>
+        <w:t xml:space="preserve"> (latin) : habileté, métier, talent technique (traduction du grec </w:t>
+      </w:r>
+      <w:proofErr w:type="spellStart"/>
+      <w:r>
+        <w:rPr>
+          <w:rFonts w:asciiTheme="majorHAnsi" w:eastAsia="Times New Roman" w:hAnsiTheme="majorHAnsi" w:cstheme="majorHAnsi"/>
+          <w:i/>
+          <w:iCs/>
+          <w:sz w:val="24"/>
+          <w:szCs w:val="24"/>
+          <w:lang w:val="fr-FR" w:eastAsia="fr-FR"/>
+        </w:rPr>
+        <w:t>technè</w:t>
+      </w:r>
+      <w:proofErr w:type="spellEnd"/>
+      <w:r>
+        <w:rPr>
+          <w:rFonts w:asciiTheme="majorHAnsi" w:eastAsia="Times New Roman" w:hAnsiTheme="majorHAnsi" w:cstheme="majorHAnsi"/>
+          <w:sz w:val="24"/>
+          <w:szCs w:val="24"/>
+          <w:lang w:val="fr-FR" w:eastAsia="fr-FR"/>
+        </w:rPr>
+        <w:t>).</w:t>
       </w:r>
     </w:p>
     <w:p>
       <w:pPr>
-        <w:rPr>
-          <w:rFonts w:ascii="Calibri" w:hAnsi="Calibri" w:cs="Calibri"/>
-          <w:sz w:val="24"/>
-          <w:szCs w:val="24"/>
+        <w:spacing w:after="100" w:afterAutospacing="1" w:line="240" w:lineRule="auto"/>
+        <w:rPr>
+          <w:rFonts w:asciiTheme="majorHAnsi" w:eastAsia="Times New Roman" w:hAnsiTheme="majorHAnsi" w:cstheme="majorHAnsi"/>
+          <w:sz w:val="24"/>
+          <w:szCs w:val="24"/>
+          <w:lang w:val="fr-FR" w:eastAsia="fr-FR"/>
         </w:rPr>
       </w:pPr>
       <w:r>
         <w:rPr>
-          <w:rFonts w:ascii="Calibri" w:hAnsi="Calibri" w:cs="Calibri"/>
-          <w:sz w:val="24"/>
-          <w:szCs w:val="24"/>
-        </w:rPr>
-        <w:t>• Aliénus (latin) – « étranger à », « qui appartient à un autre ». Racine de « aliénation ».</w:t>
+          <w:rFonts w:asciiTheme="majorHAnsi" w:eastAsia="Times New Roman" w:hAnsiTheme="majorHAnsi" w:cstheme="majorHAnsi"/>
+          <w:b/>
+          <w:bCs/>
+          <w:sz w:val="24"/>
+          <w:szCs w:val="24"/>
+          <w:lang w:val="fr-FR" w:eastAsia="fr-FR"/>
+        </w:rPr>
+        <w:t>17) Modération</w:t>
       </w:r>
     </w:p>
     <w:p>
       <w:pPr>
-        <w:pStyle w:val="Titre2"/>
-        <w:rPr>
-          <w:rFonts w:ascii="Calibri" w:hAnsi="Calibri" w:cs="Calibri"/>
-          <w:sz w:val="24"/>
-          <w:szCs w:val="24"/>
-        </w:rPr>
-      </w:pPr>
+        <w:numPr>
+          <w:ilvl w:val="0"/>
+          <w:numId w:val="23"/>
+        </w:numPr>
+        <w:spacing w:after="100" w:afterAutospacing="1" w:line="240" w:lineRule="auto"/>
+        <w:rPr>
+          <w:rFonts w:asciiTheme="majorHAnsi" w:eastAsia="Times New Roman" w:hAnsiTheme="majorHAnsi" w:cstheme="majorHAnsi"/>
+          <w:sz w:val="24"/>
+          <w:szCs w:val="24"/>
+          <w:lang w:val="fr-FR" w:eastAsia="fr-FR"/>
+        </w:rPr>
+      </w:pPr>
+      <w:proofErr w:type="spellStart"/>
       <w:r>
         <w:rPr>
-          <w:rFonts w:ascii="Calibri" w:hAnsi="Calibri" w:cs="Calibri"/>
-          <w:sz w:val="24"/>
-          <w:szCs w:val="24"/>
-        </w:rPr>
-        <w:t>18) Art</w:t>
+          <w:rFonts w:asciiTheme="majorHAnsi" w:eastAsia="Times New Roman" w:hAnsiTheme="majorHAnsi" w:cstheme="majorHAnsi"/>
+          <w:b/>
+          <w:bCs/>
+          <w:sz w:val="24"/>
+          <w:szCs w:val="24"/>
+          <w:lang w:val="fr-FR" w:eastAsia="fr-FR"/>
+        </w:rPr>
+        <w:t>Moderatio</w:t>
+      </w:r>
+      <w:proofErr w:type="spellEnd"/>
+      <w:r>
+        <w:rPr>
+          <w:rFonts w:asciiTheme="majorHAnsi" w:eastAsia="Times New Roman" w:hAnsiTheme="majorHAnsi" w:cstheme="majorHAnsi"/>
+          <w:sz w:val="24"/>
+          <w:szCs w:val="24"/>
+          <w:lang w:val="fr-FR" w:eastAsia="fr-FR"/>
+        </w:rPr>
+        <w:t xml:space="preserve"> (latin) : mesure, retenue, juste milieu.</w:t>
       </w:r>
     </w:p>
     <w:p>
       <w:pPr>
-        <w:rPr>
-          <w:rFonts w:ascii="Calibri" w:hAnsi="Calibri" w:cs="Calibri"/>
-          <w:sz w:val="24"/>
-          <w:szCs w:val="24"/>
+        <w:spacing w:after="100" w:afterAutospacing="1" w:line="240" w:lineRule="auto"/>
+        <w:rPr>
+          <w:rFonts w:asciiTheme="majorHAnsi" w:eastAsia="Times New Roman" w:hAnsiTheme="majorHAnsi" w:cstheme="majorHAnsi"/>
+          <w:sz w:val="24"/>
+          <w:szCs w:val="24"/>
+          <w:lang w:val="fr-FR" w:eastAsia="fr-FR"/>
         </w:rPr>
       </w:pPr>
       <w:r>
         <w:rPr>
-          <w:rFonts w:ascii="Calibri" w:hAnsi="Calibri" w:cs="Calibri"/>
-          <w:sz w:val="24"/>
-          <w:szCs w:val="24"/>
-        </w:rPr>
-        <w:t>• Ars (latin) – habileté, manière de faire.</w:t>
+          <w:rFonts w:asciiTheme="majorHAnsi" w:eastAsia="Times New Roman" w:hAnsiTheme="majorHAnsi" w:cstheme="majorHAnsi"/>
+          <w:b/>
+          <w:bCs/>
+          <w:sz w:val="24"/>
+          <w:szCs w:val="24"/>
+          <w:lang w:val="fr-FR" w:eastAsia="fr-FR"/>
+        </w:rPr>
+        <w:t>18) Imitation</w:t>
       </w:r>
     </w:p>
     <w:p>
       <w:pPr>
-        <w:pStyle w:val="Titre2"/>
-        <w:rPr>
-          <w:rFonts w:ascii="Calibri" w:hAnsi="Calibri" w:cs="Calibri"/>
-          <w:sz w:val="24"/>
-          <w:szCs w:val="24"/>
+        <w:numPr>
+          <w:ilvl w:val="0"/>
+          <w:numId w:val="24"/>
+        </w:numPr>
+        <w:spacing w:after="100" w:afterAutospacing="1" w:line="240" w:lineRule="auto"/>
+        <w:rPr>
+          <w:rFonts w:asciiTheme="majorHAnsi" w:eastAsia="Times New Roman" w:hAnsiTheme="majorHAnsi" w:cstheme="majorHAnsi"/>
+          <w:sz w:val="24"/>
+          <w:szCs w:val="24"/>
+          <w:lang w:val="fr-FR" w:eastAsia="fr-FR"/>
         </w:rPr>
       </w:pPr>
       <w:r>
         <w:rPr>
-          <w:rFonts w:ascii="Calibri" w:hAnsi="Calibri" w:cs="Calibri"/>
-          <w:sz w:val="24"/>
-          <w:szCs w:val="24"/>
-        </w:rPr>
-        <w:t>19) Modération</w:t>
+          <w:rFonts w:asciiTheme="majorHAnsi" w:eastAsia="Times New Roman" w:hAnsiTheme="majorHAnsi" w:cstheme="majorHAnsi"/>
+          <w:b/>
+          <w:bCs/>
+          <w:sz w:val="24"/>
+          <w:szCs w:val="24"/>
+          <w:lang w:val="fr-FR" w:eastAsia="fr-FR"/>
+        </w:rPr>
+        <w:t>Mimèsis</w:t>
+      </w:r>
+      <w:r>
+        <w:rPr>
+          <w:rFonts w:asciiTheme="majorHAnsi" w:eastAsia="Times New Roman" w:hAnsiTheme="majorHAnsi" w:cstheme="majorHAnsi"/>
+          <w:sz w:val="24"/>
+          <w:szCs w:val="24"/>
+          <w:lang w:val="fr-FR" w:eastAsia="fr-FR"/>
+        </w:rPr>
+        <w:t xml:space="preserve"> (grec) : imitation, représentation du réel par l'art.</w:t>
       </w:r>
     </w:p>
     <w:p>
       <w:pPr>
-        <w:rPr>
-          <w:rFonts w:ascii="Calibri" w:hAnsi="Calibri" w:cs="Calibri"/>
-          <w:sz w:val="24"/>
-          <w:szCs w:val="24"/>
+        <w:spacing w:after="100" w:afterAutospacing="1" w:line="240" w:lineRule="auto"/>
+        <w:rPr>
+          <w:rFonts w:asciiTheme="majorHAnsi" w:eastAsia="Times New Roman" w:hAnsiTheme="majorHAnsi" w:cstheme="majorHAnsi"/>
+          <w:sz w:val="24"/>
+          <w:szCs w:val="24"/>
+          <w:lang w:val="fr-FR" w:eastAsia="fr-FR"/>
         </w:rPr>
       </w:pPr>
       <w:r>
         <w:rPr>
-          <w:rFonts w:ascii="Calibri" w:hAnsi="Calibri" w:cs="Calibri"/>
-          <w:sz w:val="24"/>
-          <w:szCs w:val="24"/>
-        </w:rPr>
-        <w:t>• Moderatio (latin) – mesure, retenue, capacité à éviter l’excès.</w:t>
+          <w:rFonts w:asciiTheme="majorHAnsi" w:eastAsia="Times New Roman" w:hAnsiTheme="majorHAnsi" w:cstheme="majorHAnsi"/>
+          <w:b/>
+          <w:bCs/>
+          <w:sz w:val="24"/>
+          <w:szCs w:val="24"/>
+          <w:lang w:val="fr-FR" w:eastAsia="fr-FR"/>
+        </w:rPr>
+        <w:lastRenderedPageBreak/>
+        <w:t>19) Raison</w:t>
       </w:r>
     </w:p>
     <w:p>
       <w:pPr>
-        <w:pStyle w:val="Titre2"/>
+        <w:numPr>
+          <w:ilvl w:val="0"/>
+          <w:numId w:val="25"/>
+        </w:numPr>
+        <w:spacing w:after="100" w:afterAutospacing="1" w:line="240" w:lineRule="auto"/>
+        <w:rPr>
+          <w:rFonts w:asciiTheme="majorHAnsi" w:eastAsia="Times New Roman" w:hAnsiTheme="majorHAnsi" w:cstheme="majorHAnsi"/>
+          <w:sz w:val="24"/>
+          <w:szCs w:val="24"/>
+          <w:lang w:val="fr-FR" w:eastAsia="fr-FR"/>
+        </w:rPr>
       </w:pPr>
       <w:r>
-        <w:t>20) Imitation</w:t>
+        <w:rPr>
+          <w:rFonts w:asciiTheme="majorHAnsi" w:eastAsia="Times New Roman" w:hAnsiTheme="majorHAnsi" w:cstheme="majorHAnsi"/>
+          <w:b/>
+          <w:bCs/>
+          <w:sz w:val="24"/>
+          <w:szCs w:val="24"/>
+          <w:lang w:val="fr-FR" w:eastAsia="fr-FR"/>
+        </w:rPr>
+        <w:t>Ratio</w:t>
+      </w:r>
+      <w:r>
+        <w:rPr>
+          <w:rFonts w:asciiTheme="majorHAnsi" w:eastAsia="Times New Roman" w:hAnsiTheme="majorHAnsi" w:cstheme="majorHAnsi"/>
+          <w:sz w:val="24"/>
+          <w:szCs w:val="24"/>
+          <w:lang w:val="fr-FR" w:eastAsia="fr-FR"/>
+        </w:rPr>
+        <w:t xml:space="preserve"> (latin) : calcul, compte, puis faculté de raisonner.</w:t>
       </w:r>
     </w:p>
     <w:p>
       <w:pPr>
-        <w:pStyle w:val="Sansinterligne"/>
+        <w:numPr>
+          <w:ilvl w:val="0"/>
+          <w:numId w:val="25"/>
+        </w:numPr>
+        <w:spacing w:after="100" w:afterAutospacing="1" w:line="240" w:lineRule="auto"/>
+        <w:rPr>
+          <w:rFonts w:asciiTheme="majorHAnsi" w:eastAsia="Times New Roman" w:hAnsiTheme="majorHAnsi" w:cstheme="majorHAnsi"/>
+          <w:sz w:val="24"/>
+          <w:szCs w:val="24"/>
+          <w:lang w:val="fr-FR" w:eastAsia="fr-FR"/>
+        </w:rPr>
       </w:pPr>
       <w:r>
-        <w:t>• Mimésis (grec)</w:t>
+        <w:rPr>
+          <w:rFonts w:asciiTheme="majorHAnsi" w:eastAsia="Times New Roman" w:hAnsiTheme="majorHAnsi" w:cstheme="majorHAnsi"/>
+          <w:b/>
+          <w:bCs/>
+          <w:sz w:val="24"/>
+          <w:szCs w:val="24"/>
+          <w:lang w:val="fr-FR" w:eastAsia="fr-FR"/>
+        </w:rPr>
+        <w:t>Logos</w:t>
+      </w:r>
+      <w:r>
+        <w:rPr>
+          <w:rFonts w:asciiTheme="majorHAnsi" w:eastAsia="Times New Roman" w:hAnsiTheme="majorHAnsi" w:cstheme="majorHAnsi"/>
+          <w:sz w:val="24"/>
+          <w:szCs w:val="24"/>
+          <w:lang w:val="fr-FR" w:eastAsia="fr-FR"/>
+        </w:rPr>
+        <w:t xml:space="preserve"> (grec) : à la fois parole, discours et raisonnement universel.</w:t>
       </w:r>
     </w:p>
     <w:p>
       <w:pPr>
-        <w:pStyle w:val="Titre2"/>
+        <w:spacing w:after="100" w:afterAutospacing="1" w:line="240" w:lineRule="auto"/>
+        <w:rPr>
+          <w:rFonts w:asciiTheme="majorHAnsi" w:eastAsia="Times New Roman" w:hAnsiTheme="majorHAnsi" w:cstheme="majorHAnsi"/>
+          <w:sz w:val="24"/>
+          <w:szCs w:val="24"/>
+          <w:lang w:val="fr-FR" w:eastAsia="fr-FR"/>
+        </w:rPr>
       </w:pPr>
       <w:r>
-        <w:t>21)Raison</w:t>
+        <w:rPr>
+          <w:rFonts w:asciiTheme="majorHAnsi" w:eastAsia="Times New Roman" w:hAnsiTheme="majorHAnsi" w:cstheme="majorHAnsi"/>
+          <w:b/>
+          <w:bCs/>
+          <w:sz w:val="24"/>
+          <w:szCs w:val="24"/>
+          <w:lang w:val="fr-FR" w:eastAsia="fr-FR"/>
+        </w:rPr>
+        <w:t>20) L’Être / Image</w:t>
       </w:r>
     </w:p>
     <w:p>
       <w:pPr>
-        <w:rPr>
-          <w:sz w:val="24"/>
-          <w:szCs w:val="24"/>
+        <w:numPr>
+          <w:ilvl w:val="0"/>
+          <w:numId w:val="26"/>
+        </w:numPr>
+        <w:spacing w:after="100" w:afterAutospacing="1" w:line="240" w:lineRule="auto"/>
+        <w:rPr>
+          <w:rFonts w:asciiTheme="majorHAnsi" w:eastAsia="Times New Roman" w:hAnsiTheme="majorHAnsi" w:cstheme="majorHAnsi"/>
+          <w:sz w:val="24"/>
+          <w:szCs w:val="24"/>
+          <w:lang w:val="fr-FR" w:eastAsia="fr-FR"/>
         </w:rPr>
       </w:pPr>
       <w:r>
         <w:rPr>
-          <w:sz w:val="24"/>
-          <w:szCs w:val="24"/>
-        </w:rPr>
-        <w:t>•</w:t>
+          <w:rFonts w:asciiTheme="majorHAnsi" w:eastAsia="Times New Roman" w:hAnsiTheme="majorHAnsi" w:cstheme="majorHAnsi"/>
+          <w:b/>
+          <w:bCs/>
+          <w:sz w:val="24"/>
+          <w:szCs w:val="24"/>
+          <w:lang w:val="fr-FR" w:eastAsia="fr-FR"/>
+        </w:rPr>
+        <w:t>Eidos</w:t>
       </w:r>
       <w:r>
         <w:rPr>
-          <w:sz w:val="24"/>
-          <w:szCs w:val="24"/>
-        </w:rPr>
-        <w:t xml:space="preserve"> Ratio (latin)</w:t>
+          <w:rFonts w:asciiTheme="majorHAnsi" w:eastAsia="Times New Roman" w:hAnsiTheme="majorHAnsi" w:cstheme="majorHAnsi"/>
+          <w:sz w:val="24"/>
+          <w:szCs w:val="24"/>
+          <w:lang w:val="fr-FR" w:eastAsia="fr-FR"/>
+        </w:rPr>
+        <w:t xml:space="preserve"> (grec) : forme, essence, idée (chez Platon).</w:t>
       </w:r>
     </w:p>
     <w:p>
       <w:pPr>
-        <w:rPr>
-          <w:sz w:val="24"/>
-          <w:szCs w:val="24"/>
-        </w:rPr>
-      </w:pPr>
+        <w:numPr>
+          <w:ilvl w:val="0"/>
+          <w:numId w:val="26"/>
+        </w:numPr>
+        <w:spacing w:after="100" w:afterAutospacing="1" w:line="240" w:lineRule="auto"/>
+        <w:rPr>
+          <w:rFonts w:asciiTheme="majorHAnsi" w:eastAsia="Times New Roman" w:hAnsiTheme="majorHAnsi" w:cstheme="majorHAnsi"/>
+          <w:sz w:val="24"/>
+          <w:szCs w:val="24"/>
+          <w:lang w:val="fr-FR" w:eastAsia="fr-FR"/>
+        </w:rPr>
+      </w:pPr>
+      <w:proofErr w:type="spellStart"/>
       <w:r>
         <w:rPr>
-          <w:sz w:val="24"/>
-          <w:szCs w:val="24"/>
-        </w:rPr>
-        <w:t>•</w:t>
+          <w:rFonts w:asciiTheme="majorHAnsi" w:eastAsia="Times New Roman" w:hAnsiTheme="majorHAnsi" w:cstheme="majorHAnsi"/>
+          <w:b/>
+          <w:bCs/>
+          <w:sz w:val="24"/>
+          <w:szCs w:val="24"/>
+          <w:lang w:val="fr-FR" w:eastAsia="fr-FR"/>
+        </w:rPr>
+        <w:t>Eidôlon</w:t>
       </w:r>
+      <w:proofErr w:type="spellEnd"/>
       <w:r>
         <w:rPr>
-          <w:sz w:val="24"/>
-          <w:szCs w:val="24"/>
-        </w:rPr>
-        <w:t xml:space="preserve"> Logos (grec)</w:t>
+          <w:rFonts w:asciiTheme="majorHAnsi" w:eastAsia="Times New Roman" w:hAnsiTheme="majorHAnsi" w:cstheme="majorHAnsi"/>
+          <w:sz w:val="24"/>
+          <w:szCs w:val="24"/>
+          <w:lang w:val="fr-FR" w:eastAsia="fr-FR"/>
+        </w:rPr>
+        <w:t xml:space="preserve"> (grec) : image, simulacre, apparence trompeuse.</w:t>
       </w:r>
     </w:p>
     <w:p>
       <w:pPr>
-        <w:pStyle w:val="Titre2"/>
+        <w:spacing w:after="100" w:afterAutospacing="1" w:line="240" w:lineRule="auto"/>
+        <w:rPr>
+          <w:rFonts w:asciiTheme="majorHAnsi" w:eastAsia="Times New Roman" w:hAnsiTheme="majorHAnsi" w:cstheme="majorHAnsi"/>
+          <w:sz w:val="24"/>
+          <w:szCs w:val="24"/>
+          <w:lang w:val="fr-FR" w:eastAsia="fr-FR"/>
+        </w:rPr>
       </w:pPr>
       <w:r>
-        <w:t>22)L’Être</w:t>
+        <w:rPr>
+          <w:rFonts w:asciiTheme="majorHAnsi" w:eastAsia="Times New Roman" w:hAnsiTheme="majorHAnsi" w:cstheme="majorHAnsi"/>
+          <w:b/>
+          <w:bCs/>
+          <w:sz w:val="24"/>
+          <w:szCs w:val="24"/>
+          <w:lang w:val="fr-FR" w:eastAsia="fr-FR"/>
+        </w:rPr>
+        <w:t>21) Sujet</w:t>
       </w:r>
     </w:p>
     <w:p>
       <w:pPr>
-        <w:rPr>
-          <w:sz w:val="24"/>
-          <w:szCs w:val="24"/>
-        </w:rPr>
-      </w:pPr>
+        <w:numPr>
+          <w:ilvl w:val="0"/>
+          <w:numId w:val="27"/>
+        </w:numPr>
+        <w:spacing w:after="100" w:afterAutospacing="1" w:line="240" w:lineRule="auto"/>
+        <w:rPr>
+          <w:rFonts w:asciiTheme="majorHAnsi" w:eastAsia="Times New Roman" w:hAnsiTheme="majorHAnsi" w:cstheme="majorHAnsi"/>
+          <w:sz w:val="24"/>
+          <w:szCs w:val="24"/>
+          <w:lang w:val="fr-FR" w:eastAsia="fr-FR"/>
+        </w:rPr>
+      </w:pPr>
+      <w:proofErr w:type="spellStart"/>
       <w:r>
         <w:rPr>
-          <w:sz w:val="24"/>
-          <w:szCs w:val="24"/>
-        </w:rPr>
-        <w:t>• Eidos (grec)</w:t>
+          <w:rFonts w:asciiTheme="majorHAnsi" w:eastAsia="Times New Roman" w:hAnsiTheme="majorHAnsi" w:cstheme="majorHAnsi"/>
+          <w:b/>
+          <w:bCs/>
+          <w:sz w:val="24"/>
+          <w:szCs w:val="24"/>
+          <w:lang w:val="fr-FR" w:eastAsia="fr-FR"/>
+        </w:rPr>
+        <w:t>Subjectum</w:t>
+      </w:r>
+      <w:proofErr w:type="spellEnd"/>
+      <w:r>
+        <w:rPr>
+          <w:rFonts w:asciiTheme="majorHAnsi" w:eastAsia="Times New Roman" w:hAnsiTheme="majorHAnsi" w:cstheme="majorHAnsi"/>
+          <w:sz w:val="24"/>
+          <w:szCs w:val="24"/>
+          <w:lang w:val="fr-FR" w:eastAsia="fr-FR"/>
+        </w:rPr>
+        <w:t xml:space="preserve"> (latin) : ce qui est jeté dessous ; ce qui sert de support ou de fondement (traduction du grec </w:t>
+      </w:r>
+      <w:proofErr w:type="spellStart"/>
+      <w:r>
+        <w:rPr>
+          <w:rFonts w:asciiTheme="majorHAnsi" w:eastAsia="Times New Roman" w:hAnsiTheme="majorHAnsi" w:cstheme="majorHAnsi"/>
+          <w:i/>
+          <w:iCs/>
+          <w:sz w:val="24"/>
+          <w:szCs w:val="24"/>
+          <w:lang w:val="fr-FR" w:eastAsia="fr-FR"/>
+        </w:rPr>
+        <w:t>hypokeimenon</w:t>
+      </w:r>
+      <w:proofErr w:type="spellEnd"/>
+      <w:r>
+        <w:rPr>
+          <w:rFonts w:asciiTheme="majorHAnsi" w:eastAsia="Times New Roman" w:hAnsiTheme="majorHAnsi" w:cstheme="majorHAnsi"/>
+          <w:sz w:val="24"/>
+          <w:szCs w:val="24"/>
+          <w:lang w:val="fr-FR" w:eastAsia="fr-FR"/>
+        </w:rPr>
+        <w:t>).</w:t>
       </w:r>
     </w:p>
     <w:p>
       <w:pPr>
-        <w:pStyle w:val="Titre2"/>
+        <w:spacing w:after="100" w:afterAutospacing="1" w:line="240" w:lineRule="auto"/>
+        <w:rPr>
+          <w:rFonts w:asciiTheme="majorHAnsi" w:eastAsia="Times New Roman" w:hAnsiTheme="majorHAnsi" w:cstheme="majorHAnsi"/>
+          <w:sz w:val="24"/>
+          <w:szCs w:val="24"/>
+          <w:lang w:val="fr-FR" w:eastAsia="fr-FR"/>
+        </w:rPr>
       </w:pPr>
       <w:r>
-        <w:t>23) Illusion</w:t>
+        <w:rPr>
+          <w:rFonts w:asciiTheme="majorHAnsi" w:eastAsia="Times New Roman" w:hAnsiTheme="majorHAnsi" w:cstheme="majorHAnsi"/>
+          <w:b/>
+          <w:bCs/>
+          <w:sz w:val="24"/>
+          <w:szCs w:val="24"/>
+          <w:lang w:val="fr-FR" w:eastAsia="fr-FR"/>
+        </w:rPr>
+        <w:t>22) Homme</w:t>
       </w:r>
     </w:p>
     <w:p>
       <w:pPr>
-        <w:rPr>
-          <w:sz w:val="24"/>
-          <w:szCs w:val="24"/>
+        <w:numPr>
+          <w:ilvl w:val="0"/>
+          <w:numId w:val="28"/>
+        </w:numPr>
+        <w:spacing w:after="100" w:afterAutospacing="1" w:line="240" w:lineRule="auto"/>
+        <w:rPr>
+          <w:rFonts w:asciiTheme="majorHAnsi" w:eastAsia="Times New Roman" w:hAnsiTheme="majorHAnsi" w:cstheme="majorHAnsi"/>
+          <w:sz w:val="24"/>
+          <w:szCs w:val="24"/>
+          <w:lang w:val="fr-FR" w:eastAsia="fr-FR"/>
         </w:rPr>
       </w:pPr>
       <w:r>
         <w:rPr>
-          <w:sz w:val="24"/>
-          <w:szCs w:val="24"/>
-        </w:rPr>
-        <w:t>• Eidolon (grec)</w:t>
+          <w:rFonts w:asciiTheme="majorHAnsi" w:eastAsia="Times New Roman" w:hAnsiTheme="majorHAnsi" w:cstheme="majorHAnsi"/>
+          <w:b/>
+          <w:bCs/>
+          <w:sz w:val="24"/>
+          <w:szCs w:val="24"/>
+          <w:lang w:val="fr-FR" w:eastAsia="fr-FR"/>
+        </w:rPr>
+        <w:t>Homo</w:t>
+      </w:r>
+      <w:r>
+        <w:rPr>
+          <w:rFonts w:asciiTheme="majorHAnsi" w:eastAsia="Times New Roman" w:hAnsiTheme="majorHAnsi" w:cstheme="majorHAnsi"/>
+          <w:sz w:val="24"/>
+          <w:szCs w:val="24"/>
+          <w:lang w:val="fr-FR" w:eastAsia="fr-FR"/>
+        </w:rPr>
+        <w:t xml:space="preserve"> (latin) : être humain (l'espèce).</w:t>
       </w:r>
     </w:p>
     <w:p>
       <w:pPr>
-        <w:pStyle w:val="Titre2"/>
+        <w:numPr>
+          <w:ilvl w:val="0"/>
+          <w:numId w:val="28"/>
+        </w:numPr>
+        <w:spacing w:after="100" w:afterAutospacing="1" w:line="240" w:lineRule="auto"/>
+        <w:rPr>
+          <w:rFonts w:asciiTheme="majorHAnsi" w:eastAsia="Times New Roman" w:hAnsiTheme="majorHAnsi" w:cstheme="majorHAnsi"/>
+          <w:sz w:val="24"/>
+          <w:szCs w:val="24"/>
+          <w:lang w:val="fr-FR" w:eastAsia="fr-FR"/>
+        </w:rPr>
       </w:pPr>
       <w:r>
-        <w:lastRenderedPageBreak/>
-        <w:t>24)Sujet</w:t>
+        <w:rPr>
+          <w:rFonts w:asciiTheme="majorHAnsi" w:eastAsia="Times New Roman" w:hAnsiTheme="majorHAnsi" w:cstheme="majorHAnsi"/>
+          <w:b/>
+          <w:bCs/>
+          <w:sz w:val="24"/>
+          <w:szCs w:val="24"/>
+          <w:lang w:val="fr-FR" w:eastAsia="fr-FR"/>
+        </w:rPr>
+        <w:t>Anthropos</w:t>
+      </w:r>
+      <w:r>
+        <w:rPr>
+          <w:rFonts w:asciiTheme="majorHAnsi" w:eastAsia="Times New Roman" w:hAnsiTheme="majorHAnsi" w:cstheme="majorHAnsi"/>
+          <w:sz w:val="24"/>
+          <w:szCs w:val="24"/>
+          <w:lang w:val="fr-FR" w:eastAsia="fr-FR"/>
+        </w:rPr>
+        <w:t xml:space="preserve"> (grec) : l'être humain, par opposition aux dieux ou aux animaux.</w:t>
       </w:r>
     </w:p>
     <w:p>
       <w:pPr>
-        <w:rPr>
-          <w:sz w:val="24"/>
-          <w:szCs w:val="24"/>
+        <w:spacing w:after="100" w:afterAutospacing="1" w:line="240" w:lineRule="auto"/>
+        <w:rPr>
+          <w:rFonts w:asciiTheme="majorHAnsi" w:eastAsia="Times New Roman" w:hAnsiTheme="majorHAnsi" w:cstheme="majorHAnsi"/>
+          <w:sz w:val="24"/>
+          <w:szCs w:val="24"/>
+          <w:lang w:val="fr-FR" w:eastAsia="fr-FR"/>
         </w:rPr>
       </w:pPr>
       <w:r>
         <w:rPr>
-          <w:sz w:val="24"/>
-          <w:szCs w:val="24"/>
-        </w:rPr>
-        <w:t>• Subjectum (latin)</w:t>
+          <w:rFonts w:asciiTheme="majorHAnsi" w:eastAsia="Times New Roman" w:hAnsiTheme="majorHAnsi" w:cstheme="majorHAnsi"/>
+          <w:b/>
+          <w:bCs/>
+          <w:sz w:val="24"/>
+          <w:szCs w:val="24"/>
+          <w:lang w:val="fr-FR" w:eastAsia="fr-FR"/>
+        </w:rPr>
+        <w:t>23) Âme / Nature</w:t>
       </w:r>
     </w:p>
     <w:p>
       <w:pPr>
-        <w:pStyle w:val="Titre2"/>
+        <w:numPr>
+          <w:ilvl w:val="0"/>
+          <w:numId w:val="29"/>
+        </w:numPr>
+        <w:spacing w:after="100" w:afterAutospacing="1" w:line="240" w:lineRule="auto"/>
+        <w:rPr>
+          <w:rFonts w:asciiTheme="majorHAnsi" w:eastAsia="Times New Roman" w:hAnsiTheme="majorHAnsi" w:cstheme="majorHAnsi"/>
+          <w:sz w:val="24"/>
+          <w:szCs w:val="24"/>
+          <w:lang w:val="fr-FR" w:eastAsia="fr-FR"/>
+        </w:rPr>
       </w:pPr>
       <w:r>
-        <w:t>25)Homme</w:t>
+        <w:rPr>
+          <w:rFonts w:asciiTheme="majorHAnsi" w:eastAsia="Times New Roman" w:hAnsiTheme="majorHAnsi" w:cstheme="majorHAnsi"/>
+          <w:b/>
+          <w:bCs/>
+          <w:sz w:val="24"/>
+          <w:szCs w:val="24"/>
+          <w:lang w:val="fr-FR" w:eastAsia="fr-FR"/>
+        </w:rPr>
+        <w:t>Anima</w:t>
+      </w:r>
+      <w:r>
+        <w:rPr>
+          <w:rFonts w:asciiTheme="majorHAnsi" w:eastAsia="Times New Roman" w:hAnsiTheme="majorHAnsi" w:cstheme="majorHAnsi"/>
+          <w:sz w:val="24"/>
+          <w:szCs w:val="24"/>
+          <w:lang w:val="fr-FR" w:eastAsia="fr-FR"/>
+        </w:rPr>
+        <w:t xml:space="preserve"> (latin) : souffle vital, principe de vie.</w:t>
       </w:r>
     </w:p>
     <w:p>
       <w:pPr>
-        <w:rPr>
-          <w:sz w:val="24"/>
-          <w:szCs w:val="24"/>
+        <w:numPr>
+          <w:ilvl w:val="0"/>
+          <w:numId w:val="29"/>
+        </w:numPr>
+        <w:spacing w:after="100" w:afterAutospacing="1" w:line="240" w:lineRule="auto"/>
+        <w:rPr>
+          <w:rFonts w:asciiTheme="majorHAnsi" w:eastAsia="Times New Roman" w:hAnsiTheme="majorHAnsi" w:cstheme="majorHAnsi"/>
+          <w:sz w:val="24"/>
+          <w:szCs w:val="24"/>
+          <w:lang w:val="fr-FR" w:eastAsia="fr-FR"/>
         </w:rPr>
       </w:pPr>
       <w:r>
         <w:rPr>
-          <w:sz w:val="24"/>
-          <w:szCs w:val="24"/>
-        </w:rPr>
-        <w:t>• Homo (latin)</w:t>
+          <w:rFonts w:asciiTheme="majorHAnsi" w:eastAsia="Times New Roman" w:hAnsiTheme="majorHAnsi" w:cstheme="majorHAnsi"/>
+          <w:b/>
+          <w:bCs/>
+          <w:sz w:val="24"/>
+          <w:szCs w:val="24"/>
+          <w:lang w:val="fr-FR" w:eastAsia="fr-FR"/>
+        </w:rPr>
+        <w:t>Natura</w:t>
+      </w:r>
+      <w:r>
+        <w:rPr>
+          <w:rFonts w:asciiTheme="majorHAnsi" w:eastAsia="Times New Roman" w:hAnsiTheme="majorHAnsi" w:cstheme="majorHAnsi"/>
+          <w:sz w:val="24"/>
+          <w:szCs w:val="24"/>
+          <w:lang w:val="fr-FR" w:eastAsia="fr-FR"/>
+        </w:rPr>
+        <w:t xml:space="preserve"> (latin) : ce qui va naître (du verbe </w:t>
+      </w:r>
+      <w:proofErr w:type="spellStart"/>
+      <w:r>
+        <w:rPr>
+          <w:rFonts w:asciiTheme="majorHAnsi" w:eastAsia="Times New Roman" w:hAnsiTheme="majorHAnsi" w:cstheme="majorHAnsi"/>
+          <w:i/>
+          <w:iCs/>
+          <w:sz w:val="24"/>
+          <w:szCs w:val="24"/>
+          <w:lang w:val="fr-FR" w:eastAsia="fr-FR"/>
+        </w:rPr>
+        <w:t>nasci</w:t>
+      </w:r>
+      <w:proofErr w:type="spellEnd"/>
+      <w:r>
+        <w:rPr>
+          <w:rFonts w:asciiTheme="majorHAnsi" w:eastAsia="Times New Roman" w:hAnsiTheme="majorHAnsi" w:cstheme="majorHAnsi"/>
+          <w:sz w:val="24"/>
+          <w:szCs w:val="24"/>
+          <w:lang w:val="fr-FR" w:eastAsia="fr-FR"/>
+        </w:rPr>
+        <w:t>), l'essence d'une chose dès sa naissance.</w:t>
       </w:r>
     </w:p>
     <w:p>
       <w:pPr>
-        <w:rPr>
-          <w:sz w:val="24"/>
-          <w:szCs w:val="24"/>
+        <w:spacing w:after="100" w:afterAutospacing="1" w:line="240" w:lineRule="auto"/>
+        <w:rPr>
+          <w:rFonts w:asciiTheme="majorHAnsi" w:eastAsia="Times New Roman" w:hAnsiTheme="majorHAnsi" w:cstheme="majorHAnsi"/>
+          <w:sz w:val="24"/>
+          <w:szCs w:val="24"/>
+          <w:lang w:val="fr-FR" w:eastAsia="fr-FR"/>
         </w:rPr>
       </w:pPr>
       <w:r>
         <w:rPr>
-          <w:sz w:val="24"/>
-          <w:szCs w:val="24"/>
-        </w:rPr>
-        <w:t>• Athropo (grec)</w:t>
+          <w:rFonts w:asciiTheme="majorHAnsi" w:eastAsia="Times New Roman" w:hAnsiTheme="majorHAnsi" w:cstheme="majorHAnsi"/>
+          <w:b/>
+          <w:bCs/>
+          <w:sz w:val="24"/>
+          <w:szCs w:val="24"/>
+          <w:lang w:val="fr-FR" w:eastAsia="fr-FR"/>
+        </w:rPr>
+        <w:t>24) Désir</w:t>
       </w:r>
     </w:p>
     <w:p>
       <w:pPr>
-        <w:pStyle w:val="Titre2"/>
-      </w:pPr>
+        <w:numPr>
+          <w:ilvl w:val="0"/>
+          <w:numId w:val="30"/>
+        </w:numPr>
+        <w:spacing w:after="100" w:afterAutospacing="1" w:line="240" w:lineRule="auto"/>
+        <w:rPr>
+          <w:rFonts w:asciiTheme="majorHAnsi" w:eastAsia="Times New Roman" w:hAnsiTheme="majorHAnsi" w:cstheme="majorHAnsi"/>
+          <w:sz w:val="24"/>
+          <w:szCs w:val="24"/>
+          <w:lang w:val="fr-FR" w:eastAsia="fr-FR"/>
+        </w:rPr>
+      </w:pPr>
+      <w:proofErr w:type="spellStart"/>
       <w:r>
-        <w:t>26)Langage</w:t>
+        <w:rPr>
+          <w:rFonts w:asciiTheme="majorHAnsi" w:eastAsia="Times New Roman" w:hAnsiTheme="majorHAnsi" w:cstheme="majorHAnsi"/>
+          <w:b/>
+          <w:bCs/>
+          <w:sz w:val="24"/>
+          <w:szCs w:val="24"/>
+          <w:lang w:val="fr-FR" w:eastAsia="fr-FR"/>
+        </w:rPr>
+        <w:t>Desiderare</w:t>
+      </w:r>
+      <w:proofErr w:type="spellEnd"/>
+      <w:r>
+        <w:rPr>
+          <w:rFonts w:asciiTheme="majorHAnsi" w:eastAsia="Times New Roman" w:hAnsiTheme="majorHAnsi" w:cstheme="majorHAnsi"/>
+          <w:sz w:val="24"/>
+          <w:szCs w:val="24"/>
+          <w:lang w:val="fr-FR" w:eastAsia="fr-FR"/>
+        </w:rPr>
+        <w:t xml:space="preserve"> (latin) : regretter l’absence d'une étoile (</w:t>
+      </w:r>
+      <w:proofErr w:type="spellStart"/>
+      <w:r>
+        <w:rPr>
+          <w:rFonts w:asciiTheme="majorHAnsi" w:eastAsia="Times New Roman" w:hAnsiTheme="majorHAnsi" w:cstheme="majorHAnsi"/>
+          <w:i/>
+          <w:iCs/>
+          <w:sz w:val="24"/>
+          <w:szCs w:val="24"/>
+          <w:lang w:val="fr-FR" w:eastAsia="fr-FR"/>
+        </w:rPr>
+        <w:t>sidus</w:t>
+      </w:r>
+      <w:proofErr w:type="spellEnd"/>
+      <w:r>
+        <w:rPr>
+          <w:rFonts w:asciiTheme="majorHAnsi" w:eastAsia="Times New Roman" w:hAnsiTheme="majorHAnsi" w:cstheme="majorHAnsi"/>
+          <w:sz w:val="24"/>
+          <w:szCs w:val="24"/>
+          <w:lang w:val="fr-FR" w:eastAsia="fr-FR"/>
+        </w:rPr>
+        <w:t>). C'est la nostalgie d'un objet perdu ou inaccessible.</w:t>
       </w:r>
     </w:p>
     <w:p>
       <w:pPr>
-        <w:pStyle w:val="Sansinterligne"/>
-        <w:rPr>
-          <w:sz w:val="24"/>
-          <w:szCs w:val="24"/>
+        <w:spacing w:after="100" w:afterAutospacing="1" w:line="240" w:lineRule="auto"/>
+        <w:rPr>
+          <w:rFonts w:asciiTheme="majorHAnsi" w:eastAsia="Times New Roman" w:hAnsiTheme="majorHAnsi" w:cstheme="majorHAnsi"/>
+          <w:sz w:val="24"/>
+          <w:szCs w:val="24"/>
+          <w:lang w:val="fr-FR" w:eastAsia="fr-FR"/>
         </w:rPr>
       </w:pPr>
       <w:r>
         <w:rPr>
-          <w:sz w:val="24"/>
-          <w:szCs w:val="24"/>
-        </w:rPr>
-        <w:t>•</w:t>
-      </w:r>
-      <w:r>
-        <w:rPr>
-          <w:sz w:val="24"/>
-          <w:szCs w:val="24"/>
-        </w:rPr>
-        <w:t xml:space="preserve"> Logos (grec)</w:t>
+          <w:rFonts w:asciiTheme="majorHAnsi" w:eastAsia="Times New Roman" w:hAnsiTheme="majorHAnsi" w:cstheme="majorHAnsi"/>
+          <w:b/>
+          <w:bCs/>
+          <w:sz w:val="24"/>
+          <w:szCs w:val="24"/>
+          <w:lang w:val="fr-FR" w:eastAsia="fr-FR"/>
+        </w:rPr>
+        <w:t>25) Effort</w:t>
       </w:r>
     </w:p>
     <w:p>
       <w:pPr>
-        <w:pStyle w:val="Titre2"/>
+        <w:numPr>
+          <w:ilvl w:val="0"/>
+          <w:numId w:val="31"/>
+        </w:numPr>
+        <w:spacing w:after="100" w:afterAutospacing="1" w:line="240" w:lineRule="auto"/>
+        <w:rPr>
+          <w:rFonts w:asciiTheme="majorHAnsi" w:eastAsia="Times New Roman" w:hAnsiTheme="majorHAnsi" w:cstheme="majorHAnsi"/>
+          <w:sz w:val="24"/>
+          <w:szCs w:val="24"/>
+          <w:lang w:val="fr-FR" w:eastAsia="fr-FR"/>
+        </w:rPr>
       </w:pPr>
       <w:r>
-        <w:t>27)</w:t>
+        <w:rPr>
+          <w:rFonts w:asciiTheme="majorHAnsi" w:eastAsia="Times New Roman" w:hAnsiTheme="majorHAnsi" w:cstheme="majorHAnsi"/>
+          <w:b/>
+          <w:bCs/>
+          <w:sz w:val="24"/>
+          <w:szCs w:val="24"/>
+          <w:lang w:val="fr-FR" w:eastAsia="fr-FR"/>
+        </w:rPr>
+        <w:t>Conatus</w:t>
       </w:r>
       <w:r>
-        <w:t xml:space="preserve"> </w:t>
-      </w:r>
-      <w:r>
-        <w:t>Â</w:t>
-      </w:r>
-      <w:r>
-        <w:t>me</w:t>
+        <w:rPr>
+          <w:rFonts w:asciiTheme="majorHAnsi" w:eastAsia="Times New Roman" w:hAnsiTheme="majorHAnsi" w:cstheme="majorHAnsi"/>
+          <w:sz w:val="24"/>
+          <w:szCs w:val="24"/>
+          <w:lang w:val="fr-FR" w:eastAsia="fr-FR"/>
+        </w:rPr>
+        <w:t xml:space="preserve"> (latin) : effort, impulsion ; chez Spinoza, l'effort pour persévérer dans son être.</w:t>
       </w:r>
     </w:p>
     <w:p>
       <w:pPr>
-        <w:pStyle w:val="Sansinterligne"/>
-        <w:rPr>
-          <w:sz w:val="24"/>
-          <w:szCs w:val="24"/>
+        <w:spacing w:after="100" w:afterAutospacing="1" w:line="240" w:lineRule="auto"/>
+        <w:rPr>
+          <w:rFonts w:asciiTheme="majorHAnsi" w:eastAsia="Times New Roman" w:hAnsiTheme="majorHAnsi" w:cstheme="majorHAnsi"/>
+          <w:sz w:val="24"/>
+          <w:szCs w:val="24"/>
+          <w:lang w:val="fr-FR" w:eastAsia="fr-FR"/>
         </w:rPr>
       </w:pPr>
       <w:r>
         <w:rPr>
-          <w:sz w:val="24"/>
-          <w:szCs w:val="24"/>
-        </w:rPr>
-        <w:t>•</w:t>
-      </w:r>
-      <w:r>
-        <w:rPr>
-          <w:sz w:val="24"/>
-          <w:szCs w:val="24"/>
-        </w:rPr>
-        <w:t xml:space="preserve"> Anima (grec)</w:t>
+          <w:rFonts w:asciiTheme="majorHAnsi" w:eastAsia="Times New Roman" w:hAnsiTheme="majorHAnsi" w:cstheme="majorHAnsi"/>
+          <w:b/>
+          <w:bCs/>
+          <w:sz w:val="24"/>
+          <w:szCs w:val="24"/>
+          <w:lang w:val="fr-FR" w:eastAsia="fr-FR"/>
+        </w:rPr>
+        <w:t>26) Animal politique</w:t>
       </w:r>
     </w:p>
     <w:p>
       <w:pPr>
-        <w:pStyle w:val="Titre2"/>
-      </w:pPr>
+        <w:numPr>
+          <w:ilvl w:val="0"/>
+          <w:numId w:val="32"/>
+        </w:numPr>
+        <w:spacing w:after="100" w:afterAutospacing="1" w:line="240" w:lineRule="auto"/>
+        <w:rPr>
+          <w:rFonts w:asciiTheme="majorHAnsi" w:eastAsia="Times New Roman" w:hAnsiTheme="majorHAnsi" w:cstheme="majorHAnsi"/>
+          <w:sz w:val="24"/>
+          <w:szCs w:val="24"/>
+          <w:lang w:val="fr-FR" w:eastAsia="fr-FR"/>
+        </w:rPr>
+      </w:pPr>
+      <w:proofErr w:type="spellStart"/>
       <w:r>
-        <w:t>28)Nature</w:t>
+        <w:rPr>
+          <w:rFonts w:asciiTheme="majorHAnsi" w:eastAsia="Times New Roman" w:hAnsiTheme="majorHAnsi" w:cstheme="majorHAnsi"/>
+          <w:b/>
+          <w:bCs/>
+          <w:sz w:val="24"/>
+          <w:szCs w:val="24"/>
+          <w:lang w:val="fr-FR" w:eastAsia="fr-FR"/>
+        </w:rPr>
+        <w:t>Zôon</w:t>
+      </w:r>
+      <w:proofErr w:type="spellEnd"/>
+      <w:r>
+        <w:rPr>
+          <w:rFonts w:asciiTheme="majorHAnsi" w:eastAsia="Times New Roman" w:hAnsiTheme="majorHAnsi" w:cstheme="majorHAnsi"/>
+          <w:b/>
+          <w:bCs/>
+          <w:sz w:val="24"/>
+          <w:szCs w:val="24"/>
+          <w:lang w:val="fr-FR" w:eastAsia="fr-FR"/>
+        </w:rPr>
+        <w:t xml:space="preserve"> </w:t>
+      </w:r>
+      <w:proofErr w:type="spellStart"/>
+      <w:r>
+        <w:rPr>
+          <w:rFonts w:asciiTheme="majorHAnsi" w:eastAsia="Times New Roman" w:hAnsiTheme="majorHAnsi" w:cstheme="majorHAnsi"/>
+          <w:b/>
+          <w:bCs/>
+          <w:sz w:val="24"/>
+          <w:szCs w:val="24"/>
+          <w:lang w:val="fr-FR" w:eastAsia="fr-FR"/>
+        </w:rPr>
+        <w:t>politikon</w:t>
+      </w:r>
+      <w:proofErr w:type="spellEnd"/>
+      <w:r>
+        <w:rPr>
+          <w:rFonts w:asciiTheme="majorHAnsi" w:eastAsia="Times New Roman" w:hAnsiTheme="majorHAnsi" w:cstheme="majorHAnsi"/>
+          <w:sz w:val="24"/>
+          <w:szCs w:val="24"/>
+          <w:lang w:val="fr-FR" w:eastAsia="fr-FR"/>
+        </w:rPr>
+        <w:t xml:space="preserve"> (grec) : l'animal fait pour vivre en cité (Aristote).</w:t>
       </w:r>
     </w:p>
     <w:p>
       <w:pPr>
-        <w:rPr>
-          <w:sz w:val="24"/>
-          <w:szCs w:val="24"/>
+        <w:spacing w:after="100" w:afterAutospacing="1" w:line="240" w:lineRule="auto"/>
+        <w:rPr>
+          <w:rFonts w:asciiTheme="majorHAnsi" w:eastAsia="Times New Roman" w:hAnsiTheme="majorHAnsi" w:cstheme="majorHAnsi"/>
+          <w:sz w:val="24"/>
+          <w:szCs w:val="24"/>
+          <w:lang w:val="fr-FR" w:eastAsia="fr-FR"/>
         </w:rPr>
       </w:pPr>
       <w:r>
         <w:rPr>
-          <w:sz w:val="24"/>
-          <w:szCs w:val="24"/>
-        </w:rPr>
-        <w:t>•</w:t>
-      </w:r>
-      <w:r>
-        <w:rPr>
-          <w:sz w:val="24"/>
-          <w:szCs w:val="24"/>
-        </w:rPr>
-        <w:t xml:space="preserve"> Natura (latin)</w:t>
+          <w:rFonts w:asciiTheme="majorHAnsi" w:eastAsia="Times New Roman" w:hAnsiTheme="majorHAnsi" w:cstheme="majorHAnsi"/>
+          <w:b/>
+          <w:bCs/>
+          <w:sz w:val="24"/>
+          <w:szCs w:val="24"/>
+          <w:lang w:val="fr-FR" w:eastAsia="fr-FR"/>
+        </w:rPr>
+        <w:t>27) Civil</w:t>
       </w:r>
     </w:p>
     <w:p>
       <w:pPr>
-        <w:pStyle w:val="Titre2"/>
-      </w:pPr>
+        <w:numPr>
+          <w:ilvl w:val="0"/>
+          <w:numId w:val="33"/>
+        </w:numPr>
+        <w:spacing w:after="100" w:afterAutospacing="1" w:line="240" w:lineRule="auto"/>
+        <w:rPr>
+          <w:rFonts w:asciiTheme="majorHAnsi" w:eastAsia="Times New Roman" w:hAnsiTheme="majorHAnsi" w:cstheme="majorHAnsi"/>
+          <w:sz w:val="24"/>
+          <w:szCs w:val="24"/>
+          <w:lang w:val="fr-FR" w:eastAsia="fr-FR"/>
+        </w:rPr>
+      </w:pPr>
+      <w:proofErr w:type="spellStart"/>
       <w:r>
-        <w:t>29)Langue</w:t>
+        <w:rPr>
+          <w:rFonts w:asciiTheme="majorHAnsi" w:eastAsia="Times New Roman" w:hAnsiTheme="majorHAnsi" w:cstheme="majorHAnsi"/>
+          <w:b/>
+          <w:bCs/>
+          <w:sz w:val="24"/>
+          <w:szCs w:val="24"/>
+          <w:lang w:val="fr-FR" w:eastAsia="fr-FR"/>
+        </w:rPr>
+        <w:t>Civis</w:t>
+      </w:r>
+      <w:proofErr w:type="spellEnd"/>
+      <w:r>
+        <w:rPr>
+          <w:rFonts w:asciiTheme="majorHAnsi" w:eastAsia="Times New Roman" w:hAnsiTheme="majorHAnsi" w:cstheme="majorHAnsi"/>
+          <w:sz w:val="24"/>
+          <w:szCs w:val="24"/>
+          <w:lang w:val="fr-FR" w:eastAsia="fr-FR"/>
+        </w:rPr>
+        <w:t xml:space="preserve"> (latin) : le citoyen ; celui qui appartient à la </w:t>
+      </w:r>
+      <w:proofErr w:type="spellStart"/>
+      <w:r>
+        <w:rPr>
+          <w:rFonts w:asciiTheme="majorHAnsi" w:eastAsia="Times New Roman" w:hAnsiTheme="majorHAnsi" w:cstheme="majorHAnsi"/>
+          <w:i/>
+          <w:iCs/>
+          <w:sz w:val="24"/>
+          <w:szCs w:val="24"/>
+          <w:lang w:val="fr-FR" w:eastAsia="fr-FR"/>
+        </w:rPr>
+        <w:t>civitas</w:t>
+      </w:r>
+      <w:proofErr w:type="spellEnd"/>
+      <w:r>
+        <w:rPr>
+          <w:rFonts w:asciiTheme="majorHAnsi" w:eastAsia="Times New Roman" w:hAnsiTheme="majorHAnsi" w:cstheme="majorHAnsi"/>
+          <w:sz w:val="24"/>
+          <w:szCs w:val="24"/>
+          <w:lang w:val="fr-FR" w:eastAsia="fr-FR"/>
+        </w:rPr>
+        <w:t xml:space="preserve"> (la cité).</w:t>
       </w:r>
     </w:p>
     <w:p>
+      <w:pPr>
+        <w:spacing w:after="100" w:afterAutospacing="1" w:line="240" w:lineRule="auto"/>
+        <w:rPr>
+          <w:rFonts w:asciiTheme="majorHAnsi" w:eastAsia="Times New Roman" w:hAnsiTheme="majorHAnsi" w:cstheme="majorHAnsi"/>
+          <w:sz w:val="24"/>
+          <w:szCs w:val="24"/>
+          <w:lang w:val="fr-FR" w:eastAsia="fr-FR"/>
+        </w:rPr>
+      </w:pPr>
       <w:r>
         <w:rPr>
-          <w:sz w:val="24"/>
-          <w:szCs w:val="24"/>
-        </w:rPr>
-        <w:t>•</w:t>
+          <w:rFonts w:asciiTheme="majorHAnsi" w:eastAsia="Times New Roman" w:hAnsiTheme="majorHAnsi" w:cstheme="majorHAnsi"/>
+          <w:b/>
+          <w:bCs/>
+          <w:sz w:val="24"/>
+          <w:szCs w:val="24"/>
+          <w:lang w:val="fr-FR" w:eastAsia="fr-FR"/>
+        </w:rPr>
+        <w:t>28) Anthropologie</w:t>
+      </w:r>
+    </w:p>
+    <w:p>
+      <w:pPr>
+        <w:numPr>
+          <w:ilvl w:val="0"/>
+          <w:numId w:val="34"/>
+        </w:numPr>
+        <w:spacing w:after="100" w:afterAutospacing="1" w:line="240" w:lineRule="auto"/>
+        <w:rPr>
+          <w:rFonts w:asciiTheme="majorHAnsi" w:eastAsia="Times New Roman" w:hAnsiTheme="majorHAnsi" w:cstheme="majorHAnsi"/>
+          <w:sz w:val="24"/>
+          <w:szCs w:val="24"/>
+          <w:lang w:val="fr-FR" w:eastAsia="fr-FR"/>
+        </w:rPr>
+      </w:pPr>
+      <w:r>
+        <w:rPr>
+          <w:rFonts w:asciiTheme="majorHAnsi" w:eastAsia="Times New Roman" w:hAnsiTheme="majorHAnsi" w:cstheme="majorHAnsi"/>
+          <w:b/>
+          <w:bCs/>
+          <w:sz w:val="24"/>
+          <w:szCs w:val="24"/>
+          <w:lang w:val="fr-FR" w:eastAsia="fr-FR"/>
+        </w:rPr>
+        <w:t>Anthropos</w:t>
       </w:r>
       <w:r>
         <w:rPr>
-          <w:sz w:val="24"/>
-          <w:szCs w:val="24"/>
-        </w:rPr>
-        <w:t xml:space="preserve"> Lingua (latin)</w:t>
+          <w:rFonts w:asciiTheme="majorHAnsi" w:eastAsia="Times New Roman" w:hAnsiTheme="majorHAnsi" w:cstheme="majorHAnsi"/>
+          <w:sz w:val="24"/>
+          <w:szCs w:val="24"/>
+          <w:lang w:val="fr-FR" w:eastAsia="fr-FR"/>
+        </w:rPr>
+        <w:t xml:space="preserve"> (humain) + </w:t>
+      </w:r>
+      <w:r>
+        <w:rPr>
+          <w:rFonts w:asciiTheme="majorHAnsi" w:eastAsia="Times New Roman" w:hAnsiTheme="majorHAnsi" w:cstheme="majorHAnsi"/>
+          <w:b/>
+          <w:bCs/>
+          <w:sz w:val="24"/>
+          <w:szCs w:val="24"/>
+          <w:lang w:val="fr-FR" w:eastAsia="fr-FR"/>
+        </w:rPr>
+        <w:t>Logos</w:t>
+      </w:r>
+      <w:r>
+        <w:rPr>
+          <w:rFonts w:asciiTheme="majorHAnsi" w:eastAsia="Times New Roman" w:hAnsiTheme="majorHAnsi" w:cstheme="majorHAnsi"/>
+          <w:sz w:val="24"/>
+          <w:szCs w:val="24"/>
+          <w:lang w:val="fr-FR" w:eastAsia="fr-FR"/>
+        </w:rPr>
+        <w:t xml:space="preserve"> (discours/étude) : l'étude de l'être humain dans sa globalité.</w:t>
       </w:r>
     </w:p>
-    <w:p/>
+    <w:p>
+      <w:pPr>
+        <w:spacing w:after="100" w:afterAutospacing="1" w:line="240" w:lineRule="auto"/>
+        <w:rPr>
+          <w:rFonts w:asciiTheme="majorHAnsi" w:eastAsia="Times New Roman" w:hAnsiTheme="majorHAnsi" w:cstheme="majorHAnsi"/>
+          <w:sz w:val="24"/>
+          <w:szCs w:val="24"/>
+          <w:lang w:val="fr-FR" w:eastAsia="fr-FR"/>
+        </w:rPr>
+      </w:pPr>
+      <w:r>
+        <w:rPr>
+          <w:rFonts w:asciiTheme="majorHAnsi" w:eastAsia="Times New Roman" w:hAnsiTheme="majorHAnsi" w:cstheme="majorHAnsi"/>
+          <w:b/>
+          <w:bCs/>
+          <w:sz w:val="24"/>
+          <w:szCs w:val="24"/>
+          <w:lang w:val="fr-FR" w:eastAsia="fr-FR"/>
+        </w:rPr>
+        <w:lastRenderedPageBreak/>
+        <w:t>29) Ethnocentrisme</w:t>
+      </w:r>
+    </w:p>
+    <w:p>
+      <w:pPr>
+        <w:numPr>
+          <w:ilvl w:val="0"/>
+          <w:numId w:val="35"/>
+        </w:numPr>
+        <w:spacing w:after="100" w:afterAutospacing="1" w:line="240" w:lineRule="auto"/>
+        <w:rPr>
+          <w:rFonts w:asciiTheme="majorHAnsi" w:eastAsia="Times New Roman" w:hAnsiTheme="majorHAnsi" w:cstheme="majorHAnsi"/>
+          <w:sz w:val="24"/>
+          <w:szCs w:val="24"/>
+          <w:lang w:val="fr-FR" w:eastAsia="fr-FR"/>
+        </w:rPr>
+      </w:pPr>
+      <w:r>
+        <w:rPr>
+          <w:rFonts w:asciiTheme="majorHAnsi" w:eastAsia="Times New Roman" w:hAnsiTheme="majorHAnsi" w:cstheme="majorHAnsi"/>
+          <w:b/>
+          <w:bCs/>
+          <w:sz w:val="24"/>
+          <w:szCs w:val="24"/>
+          <w:lang w:val="fr-FR" w:eastAsia="fr-FR"/>
+        </w:rPr>
+        <w:t>Ethnos</w:t>
+      </w:r>
+      <w:r>
+        <w:rPr>
+          <w:rFonts w:asciiTheme="majorHAnsi" w:eastAsia="Times New Roman" w:hAnsiTheme="majorHAnsi" w:cstheme="majorHAnsi"/>
+          <w:sz w:val="24"/>
+          <w:szCs w:val="24"/>
+          <w:lang w:val="fr-FR" w:eastAsia="fr-FR"/>
+        </w:rPr>
+        <w:t xml:space="preserve"> (grec) : peuple, nation, groupe culturel.</w:t>
+      </w:r>
+    </w:p>
+    <w:p>
+      <w:pPr>
+        <w:numPr>
+          <w:ilvl w:val="0"/>
+          <w:numId w:val="35"/>
+        </w:numPr>
+        <w:spacing w:after="100" w:afterAutospacing="1" w:line="240" w:lineRule="auto"/>
+        <w:rPr>
+          <w:rFonts w:asciiTheme="majorHAnsi" w:eastAsia="Times New Roman" w:hAnsiTheme="majorHAnsi" w:cstheme="majorHAnsi"/>
+          <w:sz w:val="24"/>
+          <w:szCs w:val="24"/>
+          <w:lang w:val="fr-FR" w:eastAsia="fr-FR"/>
+        </w:rPr>
+      </w:pPr>
+      <w:proofErr w:type="spellStart"/>
+      <w:r>
+        <w:rPr>
+          <w:rFonts w:asciiTheme="majorHAnsi" w:eastAsia="Times New Roman" w:hAnsiTheme="majorHAnsi" w:cstheme="majorHAnsi"/>
+          <w:b/>
+          <w:bCs/>
+          <w:sz w:val="24"/>
+          <w:szCs w:val="24"/>
+          <w:lang w:val="fr-FR" w:eastAsia="fr-FR"/>
+        </w:rPr>
+        <w:t>Kentron</w:t>
+      </w:r>
+      <w:proofErr w:type="spellEnd"/>
+      <w:r>
+        <w:rPr>
+          <w:rFonts w:asciiTheme="majorHAnsi" w:eastAsia="Times New Roman" w:hAnsiTheme="majorHAnsi" w:cstheme="majorHAnsi"/>
+          <w:sz w:val="24"/>
+          <w:szCs w:val="24"/>
+          <w:lang w:val="fr-FR" w:eastAsia="fr-FR"/>
+        </w:rPr>
+        <w:t xml:space="preserve"> (grec) : centre. Tendance à privilégier les valeurs de son propre groupe social comme modèle de référence.</w:t>
+      </w:r>
+    </w:p>
+    <w:p>
+      <w:pPr>
+        <w:ind w:left="360"/>
+        <w:rPr>
+          <w:rFonts w:asciiTheme="majorHAnsi" w:hAnsiTheme="majorHAnsi" w:cstheme="majorHAnsi"/>
+        </w:rPr>
+      </w:pPr>
+    </w:p>
     <w:sectPr>
+      <w:footerReference w:type="default" r:id="rId8"/>
       <w:pgSz w:w="12240" w:h="15840"/>
       <w:pgMar w:top="1440" w:right="1080" w:bottom="1440" w:left="1080" w:header="720" w:footer="720" w:gutter="0"/>
       <w:cols w:space="720"/>
@@ -1198,43 +2359,119 @@
 </w:document>
 </file>
 
+<file path=word/endnotes.xml><?xml version="1.0" encoding="utf-8"?>
+<w:endnotes xmlns:wpc="http://schemas.microsoft.com/office/word/2010/wordprocessingCanvas" xmlns:cx="http://schemas.microsoft.com/office/drawing/2014/chartex" xmlns:cx1="http://schemas.microsoft.com/office/drawing/2015/9/8/chartex" xmlns:cx2="http://schemas.microsoft.com/office/drawing/2015/10/21/chartex" xmlns:cx3="http://schemas.microsoft.com/office/drawing/2016/5/9/chartex" xmlns:cx4="http://schemas.microsoft.com/office/drawing/2016/5/10/chartex" xmlns:cx5="http://schemas.microsoft.com/office/drawing/2016/5/11/chartex" xmlns:cx6="http://schemas.microsoft.com/office/drawing/2016/5/12/chartex" xmlns:cx7="http://schemas.microsoft.com/office/drawing/2016/5/13/chartex" xmlns:cx8="http://schemas.microsoft.com/office/drawing/2016/5/14/chartex" xmlns:mc="http://schemas.openxmlformats.org/markup-compatibility/2006" xmlns:aink="http://schemas.microsoft.com/office/drawing/2016/ink" xmlns:am3d="http://schemas.microsoft.com/office/drawing/2017/model3d" xmlns:o="urn:schemas-microsoft-com:office:office" xmlns:r="http://schemas.openxmlformats.org/officeDocument/2006/relationships" xmlns:m="http://schemas.openxmlformats.org/officeDocument/2006/math" xmlns:v="urn:schemas-microsoft-com:vml" xmlns:wp14="http://schemas.microsoft.com/office/word/2010/wordprocessingDrawing" xmlns:wp="http://schemas.openxmlformats.org/drawingml/2006/wordprocessingDrawing" xmlns:w10="urn:schemas-microsoft-com:office:word" xmlns:w="http://schemas.openxmlformats.org/wordprocessingml/2006/main" xmlns:w14="http://schemas.microsoft.com/office/word/2010/wordml" xmlns:w15="http://schemas.microsoft.com/office/word/2012/wordml" xmlns:w16cex="http://schemas.microsoft.com/office/word/2018/wordml/cex" xmlns:w16cid="http://schemas.microsoft.com/office/word/2016/wordml/cid" xmlns:w16="http://schemas.microsoft.com/office/word/2018/wordml" xmlns:w16sdtdh="http://schemas.microsoft.com/office/word/2020/wordml/sdtdatahash" xmlns:w16se="http://schemas.microsoft.com/office/word/2015/wordml/symex" xmlns:wpg="http://schemas.microsoft.com/office/word/2010/wordprocessingGroup" xmlns:wpi="http://schemas.microsoft.com/office/word/2010/wordprocessingInk" xmlns:wne="http://schemas.microsoft.com/office/word/2006/wordml" xmlns:wps="http://schemas.microsoft.com/office/word/2010/wordprocessingShape" mc:Ignorable="w14 w15 w16se w16cid w16 w16cex w16sdtdh wp14">
+  <w:endnote w:type="separator" w:id="-1">
+    <w:p>
+      <w:pPr>
+        <w:spacing w:after="0" w:line="240" w:lineRule="auto"/>
+      </w:pPr>
+      <w:r>
+        <w:separator/>
+      </w:r>
+    </w:p>
+  </w:endnote>
+  <w:endnote w:type="continuationSeparator" w:id="0">
+    <w:p>
+      <w:pPr>
+        <w:spacing w:after="0" w:line="240" w:lineRule="auto"/>
+      </w:pPr>
+      <w:r>
+        <w:continuationSeparator/>
+      </w:r>
+    </w:p>
+  </w:endnote>
+</w:endnotes>
+</file>
+
+<file path=word/footer1.xml><?xml version="1.0" encoding="utf-8"?>
+<w:ftr xmlns:wpc="http://schemas.microsoft.com/office/word/2010/wordprocessingCanvas" xmlns:cx="http://schemas.microsoft.com/office/drawing/2014/chartex" xmlns:cx1="http://schemas.microsoft.com/office/drawing/2015/9/8/chartex" xmlns:cx2="http://schemas.microsoft.com/office/drawing/2015/10/21/chartex" xmlns:cx3="http://schemas.microsoft.com/office/drawing/2016/5/9/chartex" xmlns:cx4="http://schemas.microsoft.com/office/drawing/2016/5/10/chartex" xmlns:cx5="http://schemas.microsoft.com/office/drawing/2016/5/11/chartex" xmlns:cx6="http://schemas.microsoft.com/office/drawing/2016/5/12/chartex" xmlns:cx7="http://schemas.microsoft.com/office/drawing/2016/5/13/chartex" xmlns:cx8="http://schemas.microsoft.com/office/drawing/2016/5/14/chartex" xmlns:mc="http://schemas.openxmlformats.org/markup-compatibility/2006" xmlns:aink="http://schemas.microsoft.com/office/drawing/2016/ink" xmlns:am3d="http://schemas.microsoft.com/office/drawing/2017/model3d" xmlns:o="urn:schemas-microsoft-com:office:office" xmlns:r="http://schemas.openxmlformats.org/officeDocument/2006/relationships" xmlns:m="http://schemas.openxmlformats.org/officeDocument/2006/math" xmlns:v="urn:schemas-microsoft-com:vml" xmlns:wp14="http://schemas.microsoft.com/office/word/2010/wordprocessingDrawing" xmlns:wp="http://schemas.openxmlformats.org/drawingml/2006/wordprocessingDrawing" xmlns:w10="urn:schemas-microsoft-com:office:word" xmlns:w="http://schemas.openxmlformats.org/wordprocessingml/2006/main" xmlns:w14="http://schemas.microsoft.com/office/word/2010/wordml" xmlns:w15="http://schemas.microsoft.com/office/word/2012/wordml" xmlns:w16cex="http://schemas.microsoft.com/office/word/2018/wordml/cex" xmlns:w16cid="http://schemas.microsoft.com/office/word/2016/wordml/cid" xmlns:w16="http://schemas.microsoft.com/office/word/2018/wordml" xmlns:w16sdtdh="http://schemas.microsoft.com/office/word/2020/wordml/sdtdatahash" xmlns:w16se="http://schemas.microsoft.com/office/word/2015/wordml/symex" xmlns:wpg="http://schemas.microsoft.com/office/word/2010/wordprocessingGroup" xmlns:wpi="http://schemas.microsoft.com/office/word/2010/wordprocessingInk" xmlns:wne="http://schemas.microsoft.com/office/word/2006/wordml" xmlns:wps="http://schemas.microsoft.com/office/word/2010/wordprocessingShape" mc:Ignorable="w14 w15 w16se w16cid w16 w16cex w16sdtdh wp14">
+  <w:p>
+    <w:pPr>
+      <w:pStyle w:val="Pieddepage"/>
+      <w:tabs>
+        <w:tab w:val="clear" w:pos="4680"/>
+        <w:tab w:val="clear" w:pos="9360"/>
+      </w:tabs>
+      <w:jc w:val="center"/>
+      <w:rPr>
+        <w:caps/>
+        <w:color w:val="4F81BD" w:themeColor="accent1"/>
+      </w:rPr>
+    </w:pPr>
+    <w:r>
+      <w:rPr>
+        <w:caps/>
+        <w:color w:val="4F81BD" w:themeColor="accent1"/>
+      </w:rPr>
+      <w:fldChar w:fldCharType="begin"/>
+    </w:r>
+    <w:r>
+      <w:rPr>
+        <w:caps/>
+        <w:color w:val="4F81BD" w:themeColor="accent1"/>
+      </w:rPr>
+      <w:instrText>PAGE   \* MERGEFORMAT</w:instrText>
+    </w:r>
+    <w:r>
+      <w:rPr>
+        <w:caps/>
+        <w:color w:val="4F81BD" w:themeColor="accent1"/>
+      </w:rPr>
+      <w:fldChar w:fldCharType="separate"/>
+    </w:r>
+    <w:r>
+      <w:rPr>
+        <w:caps/>
+        <w:color w:val="4F81BD" w:themeColor="accent1"/>
+        <w:lang w:val="fr-FR"/>
+      </w:rPr>
+      <w:t>2</w:t>
+    </w:r>
+    <w:r>
+      <w:rPr>
+        <w:caps/>
+        <w:color w:val="4F81BD" w:themeColor="accent1"/>
+      </w:rPr>
+      <w:fldChar w:fldCharType="end"/>
+    </w:r>
+  </w:p>
+  <w:p>
+    <w:pPr>
+      <w:pStyle w:val="Pieddepage"/>
+    </w:pPr>
+  </w:p>
+</w:ftr>
+</file>
+
+<file path=word/footnotes.xml><?xml version="1.0" encoding="utf-8"?>
+<w:footnotes xmlns:wpc="http://schemas.microsoft.com/office/word/2010/wordprocessingCanvas" xmlns:cx="http://schemas.microsoft.com/office/drawing/2014/chartex" xmlns:cx1="http://schemas.microsoft.com/office/drawing/2015/9/8/chartex" xmlns:cx2="http://schemas.microsoft.com/office/drawing/2015/10/21/chartex" xmlns:cx3="http://schemas.microsoft.com/office/drawing/2016/5/9/chartex" xmlns:cx4="http://schemas.microsoft.com/office/drawing/2016/5/10/chartex" xmlns:cx5="http://schemas.microsoft.com/office/drawing/2016/5/11/chartex" xmlns:cx6="http://schemas.microsoft.com/office/drawing/2016/5/12/chartex" xmlns:cx7="http://schemas.microsoft.com/office/drawing/2016/5/13/chartex" xmlns:cx8="http://schemas.microsoft.com/office/drawing/2016/5/14/chartex" xmlns:mc="http://schemas.openxmlformats.org/markup-compatibility/2006" xmlns:aink="http://schemas.microsoft.com/office/drawing/2016/ink" xmlns:am3d="http://schemas.microsoft.com/office/drawing/2017/model3d" xmlns:o="urn:schemas-microsoft-com:office:office" xmlns:r="http://schemas.openxmlformats.org/officeDocument/2006/relationships" xmlns:m="http://schemas.openxmlformats.org/officeDocument/2006/math" xmlns:v="urn:schemas-microsoft-com:vml" xmlns:wp14="http://schemas.microsoft.com/office/word/2010/wordprocessingDrawing" xmlns:wp="http://schemas.openxmlformats.org/drawingml/2006/wordprocessingDrawing" xmlns:w10="urn:schemas-microsoft-com:office:word" xmlns:w="http://schemas.openxmlformats.org/wordprocessingml/2006/main" xmlns:w14="http://schemas.microsoft.com/office/word/2010/wordml" xmlns:w15="http://schemas.microsoft.com/office/word/2012/wordml" xmlns:w16cex="http://schemas.microsoft.com/office/word/2018/wordml/cex" xmlns:w16cid="http://schemas.microsoft.com/office/word/2016/wordml/cid" xmlns:w16="http://schemas.microsoft.com/office/word/2018/wordml" xmlns:w16sdtdh="http://schemas.microsoft.com/office/word/2020/wordml/sdtdatahash" xmlns:w16se="http://schemas.microsoft.com/office/word/2015/wordml/symex" xmlns:wpg="http://schemas.microsoft.com/office/word/2010/wordprocessingGroup" xmlns:wpi="http://schemas.microsoft.com/office/word/2010/wordprocessingInk" xmlns:wne="http://schemas.microsoft.com/office/word/2006/wordml" xmlns:wps="http://schemas.microsoft.com/office/word/2010/wordprocessingShape" mc:Ignorable="w14 w15 w16se w16cid w16 w16cex w16sdtdh wp14">
+  <w:footnote w:type="separator" w:id="-1">
+    <w:p>
+      <w:pPr>
+        <w:spacing w:after="0" w:line="240" w:lineRule="auto"/>
+      </w:pPr>
+      <w:r>
+        <w:separator/>
+      </w:r>
+    </w:p>
+  </w:footnote>
+  <w:footnote w:type="continuationSeparator" w:id="0">
+    <w:p>
+      <w:pPr>
+        <w:spacing w:after="0" w:line="240" w:lineRule="auto"/>
+      </w:pPr>
+      <w:r>
+        <w:continuationSeparator/>
+      </w:r>
+    </w:p>
+  </w:footnote>
+</w:footnotes>
+</file>
+
 <file path=word/numbering.xml><?xml version="1.0" encoding="utf-8"?>
 <w:numbering xmlns:wpc="http://schemas.microsoft.com/office/word/2010/wordprocessingCanvas" xmlns:cx="http://schemas.microsoft.com/office/drawing/2014/chartex" xmlns:cx1="http://schemas.microsoft.com/office/drawing/2015/9/8/chartex" xmlns:cx2="http://schemas.microsoft.com/office/drawing/2015/10/21/chartex" xmlns:cx3="http://schemas.microsoft.com/office/drawing/2016/5/9/chartex" xmlns:cx4="http://schemas.microsoft.com/office/drawing/2016/5/10/chartex" xmlns:cx5="http://schemas.microsoft.com/office/drawing/2016/5/11/chartex" xmlns:cx6="http://schemas.microsoft.com/office/drawing/2016/5/12/chartex" xmlns:cx7="http://schemas.microsoft.com/office/drawing/2016/5/13/chartex" xmlns:cx8="http://schemas.microsoft.com/office/drawing/2016/5/14/chartex" xmlns:mc="http://schemas.openxmlformats.org/markup-compatibility/2006" xmlns:aink="http://schemas.microsoft.com/office/drawing/2016/ink" xmlns:am3d="http://schemas.microsoft.com/office/drawing/2017/model3d" xmlns:o="urn:schemas-microsoft-com:office:office" xmlns:r="http://schemas.openxmlformats.org/officeDocument/2006/relationships" xmlns:m="http://schemas.openxmlformats.org/officeDocument/2006/math" xmlns:v="urn:schemas-microsoft-com:vml" xmlns:wp14="http://schemas.microsoft.com/office/word/2010/wordprocessingDrawing" xmlns:wp="http://schemas.openxmlformats.org/drawingml/2006/wordprocessingDrawing" xmlns:w10="urn:schemas-microsoft-com:office:word" xmlns:w="http://schemas.openxmlformats.org/wordprocessingml/2006/main" xmlns:w14="http://schemas.microsoft.com/office/word/2010/wordml" xmlns:w15="http://schemas.microsoft.com/office/word/2012/wordml" xmlns:w16cex="http://schemas.microsoft.com/office/word/2018/wordml/cex" xmlns:w16cid="http://schemas.microsoft.com/office/word/2016/wordml/cid" xmlns:w16="http://schemas.microsoft.com/office/word/2018/wordml" xmlns:w16sdtdh="http://schemas.microsoft.com/office/word/2020/wordml/sdtdatahash" xmlns:w16se="http://schemas.microsoft.com/office/word/2015/wordml/symex" xmlns:wpg="http://schemas.microsoft.com/office/word/2010/wordprocessingGroup" xmlns:wpi="http://schemas.microsoft.com/office/word/2010/wordprocessingInk" xmlns:wne="http://schemas.microsoft.com/office/word/2006/wordml" xmlns:wps="http://schemas.microsoft.com/office/word/2010/wordprocessingShape" mc:Ignorable="w14 w15 w16se w16cid w16 w16cex w16sdtdh wp14">
   <w:abstractNum w:abstractNumId="0" w15:restartNumberingAfterBreak="0">
-    <w:nsid w:val="FFFFFF7C"/>
-    <w:multiLevelType w:val="singleLevel"/>
-    <w:tmpl w:val="C310EC42"/>
-    <w:lvl w:ilvl="0">
-      <w:start w:val="1"/>
-      <w:numFmt w:val="decimal"/>
-      <w:lvlText w:val="%1."/>
-      <w:lvlJc w:val="left"/>
-      <w:pPr>
-        <w:tabs>
-          <w:tab w:val="num" w:pos="1800"/>
-        </w:tabs>
-        <w:ind w:left="1800" w:hanging="360"/>
-      </w:pPr>
-    </w:lvl>
-  </w:abstractNum>
-  <w:abstractNum w:abstractNumId="1" w15:restartNumberingAfterBreak="0">
-    <w:nsid w:val="FFFFFF7D"/>
-    <w:multiLevelType w:val="singleLevel"/>
-    <w:tmpl w:val="E4089024"/>
-    <w:lvl w:ilvl="0">
-      <w:start w:val="1"/>
-      <w:numFmt w:val="decimal"/>
-      <w:lvlText w:val="%1."/>
-      <w:lvlJc w:val="left"/>
-      <w:pPr>
-        <w:tabs>
-          <w:tab w:val="num" w:pos="1440"/>
-        </w:tabs>
-        <w:ind w:left="1440" w:hanging="360"/>
-      </w:pPr>
-    </w:lvl>
-  </w:abstractNum>
-  <w:abstractNum w:abstractNumId="2" w15:restartNumberingAfterBreak="0">
     <w:nsid w:val="FFFFFF7E"/>
     <w:multiLevelType w:val="singleLevel"/>
     <w:tmpl w:val="FB12693A"/>
@@ -1252,7 +2489,7 @@
       </w:pPr>
     </w:lvl>
   </w:abstractNum>
-  <w:abstractNum w:abstractNumId="3" w15:restartNumberingAfterBreak="0">
+  <w:abstractNum w:abstractNumId="1" w15:restartNumberingAfterBreak="0">
     <w:nsid w:val="FFFFFF7F"/>
     <w:multiLevelType w:val="singleLevel"/>
     <w:tmpl w:val="38441652"/>
@@ -1270,27 +2507,7 @@
       </w:pPr>
     </w:lvl>
   </w:abstractNum>
-  <w:abstractNum w:abstractNumId="4" w15:restartNumberingAfterBreak="0">
-    <w:nsid w:val="FFFFFF81"/>
-    <w:multiLevelType w:val="singleLevel"/>
-    <w:tmpl w:val="171AC3A4"/>
-    <w:lvl w:ilvl="0">
-      <w:start w:val="1"/>
-      <w:numFmt w:val="bullet"/>
-      <w:lvlText w:val=""/>
-      <w:lvlJc w:val="left"/>
-      <w:pPr>
-        <w:tabs>
-          <w:tab w:val="num" w:pos="1440"/>
-        </w:tabs>
-        <w:ind w:left="1440" w:hanging="360"/>
-      </w:pPr>
-      <w:rPr>
-        <w:rFonts w:ascii="Symbol" w:hAnsi="Symbol" w:hint="default"/>
-      </w:rPr>
-    </w:lvl>
-  </w:abstractNum>
-  <w:abstractNum w:abstractNumId="5" w15:restartNumberingAfterBreak="0">
+  <w:abstractNum w:abstractNumId="2" w15:restartNumberingAfterBreak="0">
     <w:nsid w:val="FFFFFF82"/>
     <w:multiLevelType w:val="singleLevel"/>
     <w:tmpl w:val="F3EAFDEC"/>
@@ -1311,7 +2528,7 @@
       </w:rPr>
     </w:lvl>
   </w:abstractNum>
-  <w:abstractNum w:abstractNumId="6" w15:restartNumberingAfterBreak="0">
+  <w:abstractNum w:abstractNumId="3" w15:restartNumberingAfterBreak="0">
     <w:nsid w:val="FFFFFF83"/>
     <w:multiLevelType w:val="singleLevel"/>
     <w:tmpl w:val="3D1EFFD4"/>
@@ -1332,7 +2549,7 @@
       </w:rPr>
     </w:lvl>
   </w:abstractNum>
-  <w:abstractNum w:abstractNumId="7" w15:restartNumberingAfterBreak="0">
+  <w:abstractNum w:abstractNumId="4" w15:restartNumberingAfterBreak="0">
     <w:nsid w:val="FFFFFF88"/>
     <w:multiLevelType w:val="singleLevel"/>
     <w:tmpl w:val="D0A62B40"/>
@@ -1350,7 +2567,7 @@
       </w:pPr>
     </w:lvl>
   </w:abstractNum>
-  <w:abstractNum w:abstractNumId="8" w15:restartNumberingAfterBreak="0">
+  <w:abstractNum w:abstractNumId="5" w15:restartNumberingAfterBreak="0">
     <w:nsid w:val="FFFFFF89"/>
     <w:multiLevelType w:val="singleLevel"/>
     <w:tmpl w:val="29761A62"/>
@@ -1371,791 +2588,4433 @@
       </w:rPr>
     </w:lvl>
   </w:abstractNum>
+  <w:abstractNum w:abstractNumId="6" w15:restartNumberingAfterBreak="0">
+    <w:nsid w:val="05274A7F"/>
+    <w:multiLevelType w:val="multilevel"/>
+    <w:tmpl w:val="7C8A1FD0"/>
+    <w:lvl w:ilvl="0">
+      <w:start w:val="1"/>
+      <w:numFmt w:val="bullet"/>
+      <w:lvlText w:val=""/>
+      <w:lvlJc w:val="left"/>
+      <w:pPr>
+        <w:tabs>
+          <w:tab w:val="num" w:pos="720"/>
+        </w:tabs>
+        <w:ind w:left="720" w:hanging="360"/>
+      </w:pPr>
+      <w:rPr>
+        <w:rFonts w:ascii="Symbol" w:hAnsi="Symbol" w:hint="default"/>
+        <w:sz w:val="20"/>
+      </w:rPr>
+    </w:lvl>
+    <w:lvl w:ilvl="1" w:tentative="1">
+      <w:start w:val="1"/>
+      <w:numFmt w:val="bullet"/>
+      <w:lvlText w:val="o"/>
+      <w:lvlJc w:val="left"/>
+      <w:pPr>
+        <w:tabs>
+          <w:tab w:val="num" w:pos="1440"/>
+        </w:tabs>
+        <w:ind w:left="1440" w:hanging="360"/>
+      </w:pPr>
+      <w:rPr>
+        <w:rFonts w:ascii="Courier New" w:hAnsi="Courier New" w:hint="default"/>
+        <w:sz w:val="20"/>
+      </w:rPr>
+    </w:lvl>
+    <w:lvl w:ilvl="2" w:tentative="1">
+      <w:start w:val="1"/>
+      <w:numFmt w:val="bullet"/>
+      <w:lvlText w:val=""/>
+      <w:lvlJc w:val="left"/>
+      <w:pPr>
+        <w:tabs>
+          <w:tab w:val="num" w:pos="2160"/>
+        </w:tabs>
+        <w:ind w:left="2160" w:hanging="360"/>
+      </w:pPr>
+      <w:rPr>
+        <w:rFonts w:ascii="Wingdings" w:hAnsi="Wingdings" w:hint="default"/>
+        <w:sz w:val="20"/>
+      </w:rPr>
+    </w:lvl>
+    <w:lvl w:ilvl="3" w:tentative="1">
+      <w:start w:val="1"/>
+      <w:numFmt w:val="bullet"/>
+      <w:lvlText w:val=""/>
+      <w:lvlJc w:val="left"/>
+      <w:pPr>
+        <w:tabs>
+          <w:tab w:val="num" w:pos="2880"/>
+        </w:tabs>
+        <w:ind w:left="2880" w:hanging="360"/>
+      </w:pPr>
+      <w:rPr>
+        <w:rFonts w:ascii="Wingdings" w:hAnsi="Wingdings" w:hint="default"/>
+        <w:sz w:val="20"/>
+      </w:rPr>
+    </w:lvl>
+    <w:lvl w:ilvl="4" w:tentative="1">
+      <w:start w:val="1"/>
+      <w:numFmt w:val="bullet"/>
+      <w:lvlText w:val=""/>
+      <w:lvlJc w:val="left"/>
+      <w:pPr>
+        <w:tabs>
+          <w:tab w:val="num" w:pos="3600"/>
+        </w:tabs>
+        <w:ind w:left="3600" w:hanging="360"/>
+      </w:pPr>
+      <w:rPr>
+        <w:rFonts w:ascii="Wingdings" w:hAnsi="Wingdings" w:hint="default"/>
+        <w:sz w:val="20"/>
+      </w:rPr>
+    </w:lvl>
+    <w:lvl w:ilvl="5" w:tentative="1">
+      <w:start w:val="1"/>
+      <w:numFmt w:val="bullet"/>
+      <w:lvlText w:val=""/>
+      <w:lvlJc w:val="left"/>
+      <w:pPr>
+        <w:tabs>
+          <w:tab w:val="num" w:pos="4320"/>
+        </w:tabs>
+        <w:ind w:left="4320" w:hanging="360"/>
+      </w:pPr>
+      <w:rPr>
+        <w:rFonts w:ascii="Wingdings" w:hAnsi="Wingdings" w:hint="default"/>
+        <w:sz w:val="20"/>
+      </w:rPr>
+    </w:lvl>
+    <w:lvl w:ilvl="6" w:tentative="1">
+      <w:start w:val="1"/>
+      <w:numFmt w:val="bullet"/>
+      <w:lvlText w:val=""/>
+      <w:lvlJc w:val="left"/>
+      <w:pPr>
+        <w:tabs>
+          <w:tab w:val="num" w:pos="5040"/>
+        </w:tabs>
+        <w:ind w:left="5040" w:hanging="360"/>
+      </w:pPr>
+      <w:rPr>
+        <w:rFonts w:ascii="Wingdings" w:hAnsi="Wingdings" w:hint="default"/>
+        <w:sz w:val="20"/>
+      </w:rPr>
+    </w:lvl>
+    <w:lvl w:ilvl="7" w:tentative="1">
+      <w:start w:val="1"/>
+      <w:numFmt w:val="bullet"/>
+      <w:lvlText w:val=""/>
+      <w:lvlJc w:val="left"/>
+      <w:pPr>
+        <w:tabs>
+          <w:tab w:val="num" w:pos="5760"/>
+        </w:tabs>
+        <w:ind w:left="5760" w:hanging="360"/>
+      </w:pPr>
+      <w:rPr>
+        <w:rFonts w:ascii="Wingdings" w:hAnsi="Wingdings" w:hint="default"/>
+        <w:sz w:val="20"/>
+      </w:rPr>
+    </w:lvl>
+    <w:lvl w:ilvl="8" w:tentative="1">
+      <w:start w:val="1"/>
+      <w:numFmt w:val="bullet"/>
+      <w:lvlText w:val=""/>
+      <w:lvlJc w:val="left"/>
+      <w:pPr>
+        <w:tabs>
+          <w:tab w:val="num" w:pos="6480"/>
+        </w:tabs>
+        <w:ind w:left="6480" w:hanging="360"/>
+      </w:pPr>
+      <w:rPr>
+        <w:rFonts w:ascii="Wingdings" w:hAnsi="Wingdings" w:hint="default"/>
+        <w:sz w:val="20"/>
+      </w:rPr>
+    </w:lvl>
+  </w:abstractNum>
+  <w:abstractNum w:abstractNumId="7" w15:restartNumberingAfterBreak="0">
+    <w:nsid w:val="05D912F7"/>
+    <w:multiLevelType w:val="multilevel"/>
+    <w:tmpl w:val="9FAC230E"/>
+    <w:lvl w:ilvl="0">
+      <w:start w:val="1"/>
+      <w:numFmt w:val="bullet"/>
+      <w:lvlText w:val=""/>
+      <w:lvlJc w:val="left"/>
+      <w:pPr>
+        <w:tabs>
+          <w:tab w:val="num" w:pos="720"/>
+        </w:tabs>
+        <w:ind w:left="720" w:hanging="360"/>
+      </w:pPr>
+      <w:rPr>
+        <w:rFonts w:ascii="Symbol" w:hAnsi="Symbol" w:hint="default"/>
+        <w:sz w:val="20"/>
+      </w:rPr>
+    </w:lvl>
+    <w:lvl w:ilvl="1" w:tentative="1">
+      <w:start w:val="1"/>
+      <w:numFmt w:val="bullet"/>
+      <w:lvlText w:val="o"/>
+      <w:lvlJc w:val="left"/>
+      <w:pPr>
+        <w:tabs>
+          <w:tab w:val="num" w:pos="1440"/>
+        </w:tabs>
+        <w:ind w:left="1440" w:hanging="360"/>
+      </w:pPr>
+      <w:rPr>
+        <w:rFonts w:ascii="Courier New" w:hAnsi="Courier New" w:hint="default"/>
+        <w:sz w:val="20"/>
+      </w:rPr>
+    </w:lvl>
+    <w:lvl w:ilvl="2" w:tentative="1">
+      <w:start w:val="1"/>
+      <w:numFmt w:val="bullet"/>
+      <w:lvlText w:val=""/>
+      <w:lvlJc w:val="left"/>
+      <w:pPr>
+        <w:tabs>
+          <w:tab w:val="num" w:pos="2160"/>
+        </w:tabs>
+        <w:ind w:left="2160" w:hanging="360"/>
+      </w:pPr>
+      <w:rPr>
+        <w:rFonts w:ascii="Wingdings" w:hAnsi="Wingdings" w:hint="default"/>
+        <w:sz w:val="20"/>
+      </w:rPr>
+    </w:lvl>
+    <w:lvl w:ilvl="3" w:tentative="1">
+      <w:start w:val="1"/>
+      <w:numFmt w:val="bullet"/>
+      <w:lvlText w:val=""/>
+      <w:lvlJc w:val="left"/>
+      <w:pPr>
+        <w:tabs>
+          <w:tab w:val="num" w:pos="2880"/>
+        </w:tabs>
+        <w:ind w:left="2880" w:hanging="360"/>
+      </w:pPr>
+      <w:rPr>
+        <w:rFonts w:ascii="Wingdings" w:hAnsi="Wingdings" w:hint="default"/>
+        <w:sz w:val="20"/>
+      </w:rPr>
+    </w:lvl>
+    <w:lvl w:ilvl="4" w:tentative="1">
+      <w:start w:val="1"/>
+      <w:numFmt w:val="bullet"/>
+      <w:lvlText w:val=""/>
+      <w:lvlJc w:val="left"/>
+      <w:pPr>
+        <w:tabs>
+          <w:tab w:val="num" w:pos="3600"/>
+        </w:tabs>
+        <w:ind w:left="3600" w:hanging="360"/>
+      </w:pPr>
+      <w:rPr>
+        <w:rFonts w:ascii="Wingdings" w:hAnsi="Wingdings" w:hint="default"/>
+        <w:sz w:val="20"/>
+      </w:rPr>
+    </w:lvl>
+    <w:lvl w:ilvl="5" w:tentative="1">
+      <w:start w:val="1"/>
+      <w:numFmt w:val="bullet"/>
+      <w:lvlText w:val=""/>
+      <w:lvlJc w:val="left"/>
+      <w:pPr>
+        <w:tabs>
+          <w:tab w:val="num" w:pos="4320"/>
+        </w:tabs>
+        <w:ind w:left="4320" w:hanging="360"/>
+      </w:pPr>
+      <w:rPr>
+        <w:rFonts w:ascii="Wingdings" w:hAnsi="Wingdings" w:hint="default"/>
+        <w:sz w:val="20"/>
+      </w:rPr>
+    </w:lvl>
+    <w:lvl w:ilvl="6" w:tentative="1">
+      <w:start w:val="1"/>
+      <w:numFmt w:val="bullet"/>
+      <w:lvlText w:val=""/>
+      <w:lvlJc w:val="left"/>
+      <w:pPr>
+        <w:tabs>
+          <w:tab w:val="num" w:pos="5040"/>
+        </w:tabs>
+        <w:ind w:left="5040" w:hanging="360"/>
+      </w:pPr>
+      <w:rPr>
+        <w:rFonts w:ascii="Wingdings" w:hAnsi="Wingdings" w:hint="default"/>
+        <w:sz w:val="20"/>
+      </w:rPr>
+    </w:lvl>
+    <w:lvl w:ilvl="7" w:tentative="1">
+      <w:start w:val="1"/>
+      <w:numFmt w:val="bullet"/>
+      <w:lvlText w:val=""/>
+      <w:lvlJc w:val="left"/>
+      <w:pPr>
+        <w:tabs>
+          <w:tab w:val="num" w:pos="5760"/>
+        </w:tabs>
+        <w:ind w:left="5760" w:hanging="360"/>
+      </w:pPr>
+      <w:rPr>
+        <w:rFonts w:ascii="Wingdings" w:hAnsi="Wingdings" w:hint="default"/>
+        <w:sz w:val="20"/>
+      </w:rPr>
+    </w:lvl>
+    <w:lvl w:ilvl="8" w:tentative="1">
+      <w:start w:val="1"/>
+      <w:numFmt w:val="bullet"/>
+      <w:lvlText w:val=""/>
+      <w:lvlJc w:val="left"/>
+      <w:pPr>
+        <w:tabs>
+          <w:tab w:val="num" w:pos="6480"/>
+        </w:tabs>
+        <w:ind w:left="6480" w:hanging="360"/>
+      </w:pPr>
+      <w:rPr>
+        <w:rFonts w:ascii="Wingdings" w:hAnsi="Wingdings" w:hint="default"/>
+        <w:sz w:val="20"/>
+      </w:rPr>
+    </w:lvl>
+  </w:abstractNum>
+  <w:abstractNum w:abstractNumId="8" w15:restartNumberingAfterBreak="0">
+    <w:nsid w:val="061E6ABA"/>
+    <w:multiLevelType w:val="multilevel"/>
+    <w:tmpl w:val="4DC8651C"/>
+    <w:lvl w:ilvl="0">
+      <w:start w:val="1"/>
+      <w:numFmt w:val="bullet"/>
+      <w:lvlText w:val=""/>
+      <w:lvlJc w:val="left"/>
+      <w:pPr>
+        <w:tabs>
+          <w:tab w:val="num" w:pos="720"/>
+        </w:tabs>
+        <w:ind w:left="720" w:hanging="360"/>
+      </w:pPr>
+      <w:rPr>
+        <w:rFonts w:ascii="Symbol" w:hAnsi="Symbol" w:hint="default"/>
+        <w:sz w:val="20"/>
+      </w:rPr>
+    </w:lvl>
+    <w:lvl w:ilvl="1" w:tentative="1">
+      <w:start w:val="1"/>
+      <w:numFmt w:val="bullet"/>
+      <w:lvlText w:val="o"/>
+      <w:lvlJc w:val="left"/>
+      <w:pPr>
+        <w:tabs>
+          <w:tab w:val="num" w:pos="1440"/>
+        </w:tabs>
+        <w:ind w:left="1440" w:hanging="360"/>
+      </w:pPr>
+      <w:rPr>
+        <w:rFonts w:ascii="Courier New" w:hAnsi="Courier New" w:hint="default"/>
+        <w:sz w:val="20"/>
+      </w:rPr>
+    </w:lvl>
+    <w:lvl w:ilvl="2" w:tentative="1">
+      <w:start w:val="1"/>
+      <w:numFmt w:val="bullet"/>
+      <w:lvlText w:val=""/>
+      <w:lvlJc w:val="left"/>
+      <w:pPr>
+        <w:tabs>
+          <w:tab w:val="num" w:pos="2160"/>
+        </w:tabs>
+        <w:ind w:left="2160" w:hanging="360"/>
+      </w:pPr>
+      <w:rPr>
+        <w:rFonts w:ascii="Wingdings" w:hAnsi="Wingdings" w:hint="default"/>
+        <w:sz w:val="20"/>
+      </w:rPr>
+    </w:lvl>
+    <w:lvl w:ilvl="3" w:tentative="1">
+      <w:start w:val="1"/>
+      <w:numFmt w:val="bullet"/>
+      <w:lvlText w:val=""/>
+      <w:lvlJc w:val="left"/>
+      <w:pPr>
+        <w:tabs>
+          <w:tab w:val="num" w:pos="2880"/>
+        </w:tabs>
+        <w:ind w:left="2880" w:hanging="360"/>
+      </w:pPr>
+      <w:rPr>
+        <w:rFonts w:ascii="Wingdings" w:hAnsi="Wingdings" w:hint="default"/>
+        <w:sz w:val="20"/>
+      </w:rPr>
+    </w:lvl>
+    <w:lvl w:ilvl="4" w:tentative="1">
+      <w:start w:val="1"/>
+      <w:numFmt w:val="bullet"/>
+      <w:lvlText w:val=""/>
+      <w:lvlJc w:val="left"/>
+      <w:pPr>
+        <w:tabs>
+          <w:tab w:val="num" w:pos="3600"/>
+        </w:tabs>
+        <w:ind w:left="3600" w:hanging="360"/>
+      </w:pPr>
+      <w:rPr>
+        <w:rFonts w:ascii="Wingdings" w:hAnsi="Wingdings" w:hint="default"/>
+        <w:sz w:val="20"/>
+      </w:rPr>
+    </w:lvl>
+    <w:lvl w:ilvl="5" w:tentative="1">
+      <w:start w:val="1"/>
+      <w:numFmt w:val="bullet"/>
+      <w:lvlText w:val=""/>
+      <w:lvlJc w:val="left"/>
+      <w:pPr>
+        <w:tabs>
+          <w:tab w:val="num" w:pos="4320"/>
+        </w:tabs>
+        <w:ind w:left="4320" w:hanging="360"/>
+      </w:pPr>
+      <w:rPr>
+        <w:rFonts w:ascii="Wingdings" w:hAnsi="Wingdings" w:hint="default"/>
+        <w:sz w:val="20"/>
+      </w:rPr>
+    </w:lvl>
+    <w:lvl w:ilvl="6" w:tentative="1">
+      <w:start w:val="1"/>
+      <w:numFmt w:val="bullet"/>
+      <w:lvlText w:val=""/>
+      <w:lvlJc w:val="left"/>
+      <w:pPr>
+        <w:tabs>
+          <w:tab w:val="num" w:pos="5040"/>
+        </w:tabs>
+        <w:ind w:left="5040" w:hanging="360"/>
+      </w:pPr>
+      <w:rPr>
+        <w:rFonts w:ascii="Wingdings" w:hAnsi="Wingdings" w:hint="default"/>
+        <w:sz w:val="20"/>
+      </w:rPr>
+    </w:lvl>
+    <w:lvl w:ilvl="7" w:tentative="1">
+      <w:start w:val="1"/>
+      <w:numFmt w:val="bullet"/>
+      <w:lvlText w:val=""/>
+      <w:lvlJc w:val="left"/>
+      <w:pPr>
+        <w:tabs>
+          <w:tab w:val="num" w:pos="5760"/>
+        </w:tabs>
+        <w:ind w:left="5760" w:hanging="360"/>
+      </w:pPr>
+      <w:rPr>
+        <w:rFonts w:ascii="Wingdings" w:hAnsi="Wingdings" w:hint="default"/>
+        <w:sz w:val="20"/>
+      </w:rPr>
+    </w:lvl>
+    <w:lvl w:ilvl="8" w:tentative="1">
+      <w:start w:val="1"/>
+      <w:numFmt w:val="bullet"/>
+      <w:lvlText w:val=""/>
+      <w:lvlJc w:val="left"/>
+      <w:pPr>
+        <w:tabs>
+          <w:tab w:val="num" w:pos="6480"/>
+        </w:tabs>
+        <w:ind w:left="6480" w:hanging="360"/>
+      </w:pPr>
+      <w:rPr>
+        <w:rFonts w:ascii="Wingdings" w:hAnsi="Wingdings" w:hint="default"/>
+        <w:sz w:val="20"/>
+      </w:rPr>
+    </w:lvl>
+  </w:abstractNum>
   <w:abstractNum w:abstractNumId="9" w15:restartNumberingAfterBreak="0">
-    <w:nsid w:val="09151910"/>
-    <w:multiLevelType w:val="hybridMultilevel"/>
-    <w:tmpl w:val="6FC8C084"/>
-    <w:lvl w:ilvl="0" w:tplc="040C0001">
+    <w:nsid w:val="06EC2ED9"/>
+    <w:multiLevelType w:val="multilevel"/>
+    <w:tmpl w:val="D596523E"/>
+    <w:lvl w:ilvl="0">
       <w:start w:val="1"/>
       <w:numFmt w:val="bullet"/>
       <w:lvlText w:val=""/>
       <w:lvlJc w:val="left"/>
       <w:pPr>
+        <w:tabs>
+          <w:tab w:val="num" w:pos="720"/>
+        </w:tabs>
         <w:ind w:left="720" w:hanging="360"/>
       </w:pPr>
       <w:rPr>
         <w:rFonts w:ascii="Symbol" w:hAnsi="Symbol" w:hint="default"/>
-      </w:rPr>
-    </w:lvl>
-    <w:lvl w:ilvl="1" w:tplc="040C0003" w:tentative="1">
+        <w:sz w:val="20"/>
+      </w:rPr>
+    </w:lvl>
+    <w:lvl w:ilvl="1" w:tentative="1">
       <w:start w:val="1"/>
       <w:numFmt w:val="bullet"/>
       <w:lvlText w:val="o"/>
       <w:lvlJc w:val="left"/>
       <w:pPr>
+        <w:tabs>
+          <w:tab w:val="num" w:pos="1440"/>
+        </w:tabs>
         <w:ind w:left="1440" w:hanging="360"/>
       </w:pPr>
       <w:rPr>
-        <w:rFonts w:ascii="Courier New" w:hAnsi="Courier New" w:cs="Courier New" w:hint="default"/>
-      </w:rPr>
-    </w:lvl>
-    <w:lvl w:ilvl="2" w:tplc="040C0005" w:tentative="1">
-      <w:start w:val="1"/>
-      <w:numFmt w:val="bullet"/>
-      <w:lvlText w:val=""/>
-      <w:lvlJc w:val="left"/>
-      <w:pPr>
+        <w:rFonts w:ascii="Courier New" w:hAnsi="Courier New" w:hint="default"/>
+        <w:sz w:val="20"/>
+      </w:rPr>
+    </w:lvl>
+    <w:lvl w:ilvl="2" w:tentative="1">
+      <w:start w:val="1"/>
+      <w:numFmt w:val="bullet"/>
+      <w:lvlText w:val=""/>
+      <w:lvlJc w:val="left"/>
+      <w:pPr>
+        <w:tabs>
+          <w:tab w:val="num" w:pos="2160"/>
+        </w:tabs>
         <w:ind w:left="2160" w:hanging="360"/>
       </w:pPr>
       <w:rPr>
         <w:rFonts w:ascii="Wingdings" w:hAnsi="Wingdings" w:hint="default"/>
-      </w:rPr>
-    </w:lvl>
-    <w:lvl w:ilvl="3" w:tplc="040C0001" w:tentative="1">
-      <w:start w:val="1"/>
-      <w:numFmt w:val="bullet"/>
-      <w:lvlText w:val=""/>
-      <w:lvlJc w:val="left"/>
-      <w:pPr>
+        <w:sz w:val="20"/>
+      </w:rPr>
+    </w:lvl>
+    <w:lvl w:ilvl="3" w:tentative="1">
+      <w:start w:val="1"/>
+      <w:numFmt w:val="bullet"/>
+      <w:lvlText w:val=""/>
+      <w:lvlJc w:val="left"/>
+      <w:pPr>
+        <w:tabs>
+          <w:tab w:val="num" w:pos="2880"/>
+        </w:tabs>
         <w:ind w:left="2880" w:hanging="360"/>
       </w:pPr>
       <w:rPr>
-        <w:rFonts w:ascii="Symbol" w:hAnsi="Symbol" w:hint="default"/>
-      </w:rPr>
-    </w:lvl>
-    <w:lvl w:ilvl="4" w:tplc="040C0003" w:tentative="1">
-      <w:start w:val="1"/>
-      <w:numFmt w:val="bullet"/>
-      <w:lvlText w:val="o"/>
-      <w:lvlJc w:val="left"/>
-      <w:pPr>
+        <w:rFonts w:ascii="Wingdings" w:hAnsi="Wingdings" w:hint="default"/>
+        <w:sz w:val="20"/>
+      </w:rPr>
+    </w:lvl>
+    <w:lvl w:ilvl="4" w:tentative="1">
+      <w:start w:val="1"/>
+      <w:numFmt w:val="bullet"/>
+      <w:lvlText w:val=""/>
+      <w:lvlJc w:val="left"/>
+      <w:pPr>
+        <w:tabs>
+          <w:tab w:val="num" w:pos="3600"/>
+        </w:tabs>
         <w:ind w:left="3600" w:hanging="360"/>
       </w:pPr>
       <w:rPr>
-        <w:rFonts w:ascii="Courier New" w:hAnsi="Courier New" w:cs="Courier New" w:hint="default"/>
-      </w:rPr>
-    </w:lvl>
-    <w:lvl w:ilvl="5" w:tplc="040C0005" w:tentative="1">
-      <w:start w:val="1"/>
-      <w:numFmt w:val="bullet"/>
-      <w:lvlText w:val=""/>
-      <w:lvlJc w:val="left"/>
-      <w:pPr>
+        <w:rFonts w:ascii="Wingdings" w:hAnsi="Wingdings" w:hint="default"/>
+        <w:sz w:val="20"/>
+      </w:rPr>
+    </w:lvl>
+    <w:lvl w:ilvl="5" w:tentative="1">
+      <w:start w:val="1"/>
+      <w:numFmt w:val="bullet"/>
+      <w:lvlText w:val=""/>
+      <w:lvlJc w:val="left"/>
+      <w:pPr>
+        <w:tabs>
+          <w:tab w:val="num" w:pos="4320"/>
+        </w:tabs>
         <w:ind w:left="4320" w:hanging="360"/>
       </w:pPr>
       <w:rPr>
         <w:rFonts w:ascii="Wingdings" w:hAnsi="Wingdings" w:hint="default"/>
-      </w:rPr>
-    </w:lvl>
-    <w:lvl w:ilvl="6" w:tplc="040C0001" w:tentative="1">
-      <w:start w:val="1"/>
-      <w:numFmt w:val="bullet"/>
-      <w:lvlText w:val=""/>
-      <w:lvlJc w:val="left"/>
-      <w:pPr>
+        <w:sz w:val="20"/>
+      </w:rPr>
+    </w:lvl>
+    <w:lvl w:ilvl="6" w:tentative="1">
+      <w:start w:val="1"/>
+      <w:numFmt w:val="bullet"/>
+      <w:lvlText w:val=""/>
+      <w:lvlJc w:val="left"/>
+      <w:pPr>
+        <w:tabs>
+          <w:tab w:val="num" w:pos="5040"/>
+        </w:tabs>
         <w:ind w:left="5040" w:hanging="360"/>
       </w:pPr>
       <w:rPr>
-        <w:rFonts w:ascii="Symbol" w:hAnsi="Symbol" w:hint="default"/>
-      </w:rPr>
-    </w:lvl>
-    <w:lvl w:ilvl="7" w:tplc="040C0003" w:tentative="1">
-      <w:start w:val="1"/>
-      <w:numFmt w:val="bullet"/>
-      <w:lvlText w:val="o"/>
-      <w:lvlJc w:val="left"/>
-      <w:pPr>
+        <w:rFonts w:ascii="Wingdings" w:hAnsi="Wingdings" w:hint="default"/>
+        <w:sz w:val="20"/>
+      </w:rPr>
+    </w:lvl>
+    <w:lvl w:ilvl="7" w:tentative="1">
+      <w:start w:val="1"/>
+      <w:numFmt w:val="bullet"/>
+      <w:lvlText w:val=""/>
+      <w:lvlJc w:val="left"/>
+      <w:pPr>
+        <w:tabs>
+          <w:tab w:val="num" w:pos="5760"/>
+        </w:tabs>
         <w:ind w:left="5760" w:hanging="360"/>
       </w:pPr>
       <w:rPr>
-        <w:rFonts w:ascii="Courier New" w:hAnsi="Courier New" w:cs="Courier New" w:hint="default"/>
-      </w:rPr>
-    </w:lvl>
-    <w:lvl w:ilvl="8" w:tplc="040C0005" w:tentative="1">
-      <w:start w:val="1"/>
-      <w:numFmt w:val="bullet"/>
-      <w:lvlText w:val=""/>
-      <w:lvlJc w:val="left"/>
-      <w:pPr>
+        <w:rFonts w:ascii="Wingdings" w:hAnsi="Wingdings" w:hint="default"/>
+        <w:sz w:val="20"/>
+      </w:rPr>
+    </w:lvl>
+    <w:lvl w:ilvl="8" w:tentative="1">
+      <w:start w:val="1"/>
+      <w:numFmt w:val="bullet"/>
+      <w:lvlText w:val=""/>
+      <w:lvlJc w:val="left"/>
+      <w:pPr>
+        <w:tabs>
+          <w:tab w:val="num" w:pos="6480"/>
+        </w:tabs>
         <w:ind w:left="6480" w:hanging="360"/>
       </w:pPr>
       <w:rPr>
         <w:rFonts w:ascii="Wingdings" w:hAnsi="Wingdings" w:hint="default"/>
+        <w:sz w:val="20"/>
       </w:rPr>
     </w:lvl>
   </w:abstractNum>
   <w:abstractNum w:abstractNumId="10" w15:restartNumberingAfterBreak="0">
-    <w:nsid w:val="0A29748E"/>
-    <w:multiLevelType w:val="hybridMultilevel"/>
-    <w:tmpl w:val="92680D98"/>
-    <w:lvl w:ilvl="0" w:tplc="040C000F">
-      <w:start w:val="1"/>
-      <w:numFmt w:val="decimal"/>
-      <w:lvlText w:val="%1."/>
-      <w:lvlJc w:val="left"/>
-      <w:pPr>
+    <w:nsid w:val="0784724A"/>
+    <w:multiLevelType w:val="multilevel"/>
+    <w:tmpl w:val="81DC3D62"/>
+    <w:lvl w:ilvl="0">
+      <w:start w:val="1"/>
+      <w:numFmt w:val="bullet"/>
+      <w:lvlText w:val=""/>
+      <w:lvlJc w:val="left"/>
+      <w:pPr>
+        <w:tabs>
+          <w:tab w:val="num" w:pos="720"/>
+        </w:tabs>
         <w:ind w:left="720" w:hanging="360"/>
       </w:pPr>
-    </w:lvl>
-    <w:lvl w:ilvl="1" w:tplc="040C0019" w:tentative="1">
-      <w:start w:val="1"/>
-      <w:numFmt w:val="lowerLetter"/>
-      <w:lvlText w:val="%2."/>
-      <w:lvlJc w:val="left"/>
-      <w:pPr>
+      <w:rPr>
+        <w:rFonts w:ascii="Symbol" w:hAnsi="Symbol" w:hint="default"/>
+        <w:sz w:val="20"/>
+      </w:rPr>
+    </w:lvl>
+    <w:lvl w:ilvl="1" w:tentative="1">
+      <w:start w:val="1"/>
+      <w:numFmt w:val="bullet"/>
+      <w:lvlText w:val="o"/>
+      <w:lvlJc w:val="left"/>
+      <w:pPr>
+        <w:tabs>
+          <w:tab w:val="num" w:pos="1440"/>
+        </w:tabs>
         <w:ind w:left="1440" w:hanging="360"/>
       </w:pPr>
-    </w:lvl>
-    <w:lvl w:ilvl="2" w:tplc="040C001B" w:tentative="1">
-      <w:start w:val="1"/>
-      <w:numFmt w:val="lowerRoman"/>
-      <w:lvlText w:val="%3."/>
-      <w:lvlJc w:val="right"/>
-      <w:pPr>
-        <w:ind w:left="2160" w:hanging="180"/>
-      </w:pPr>
-    </w:lvl>
-    <w:lvl w:ilvl="3" w:tplc="040C000F" w:tentative="1">
-      <w:start w:val="1"/>
-      <w:numFmt w:val="decimal"/>
-      <w:lvlText w:val="%4."/>
-      <w:lvlJc w:val="left"/>
-      <w:pPr>
+      <w:rPr>
+        <w:rFonts w:ascii="Courier New" w:hAnsi="Courier New" w:hint="default"/>
+        <w:sz w:val="20"/>
+      </w:rPr>
+    </w:lvl>
+    <w:lvl w:ilvl="2" w:tentative="1">
+      <w:start w:val="1"/>
+      <w:numFmt w:val="bullet"/>
+      <w:lvlText w:val=""/>
+      <w:lvlJc w:val="left"/>
+      <w:pPr>
+        <w:tabs>
+          <w:tab w:val="num" w:pos="2160"/>
+        </w:tabs>
+        <w:ind w:left="2160" w:hanging="360"/>
+      </w:pPr>
+      <w:rPr>
+        <w:rFonts w:ascii="Wingdings" w:hAnsi="Wingdings" w:hint="default"/>
+        <w:sz w:val="20"/>
+      </w:rPr>
+    </w:lvl>
+    <w:lvl w:ilvl="3" w:tentative="1">
+      <w:start w:val="1"/>
+      <w:numFmt w:val="bullet"/>
+      <w:lvlText w:val=""/>
+      <w:lvlJc w:val="left"/>
+      <w:pPr>
+        <w:tabs>
+          <w:tab w:val="num" w:pos="2880"/>
+        </w:tabs>
         <w:ind w:left="2880" w:hanging="360"/>
       </w:pPr>
-    </w:lvl>
-    <w:lvl w:ilvl="4" w:tplc="040C0019" w:tentative="1">
-      <w:start w:val="1"/>
-      <w:numFmt w:val="lowerLetter"/>
-      <w:lvlText w:val="%5."/>
-      <w:lvlJc w:val="left"/>
-      <w:pPr>
+      <w:rPr>
+        <w:rFonts w:ascii="Wingdings" w:hAnsi="Wingdings" w:hint="default"/>
+        <w:sz w:val="20"/>
+      </w:rPr>
+    </w:lvl>
+    <w:lvl w:ilvl="4" w:tentative="1">
+      <w:start w:val="1"/>
+      <w:numFmt w:val="bullet"/>
+      <w:lvlText w:val=""/>
+      <w:lvlJc w:val="left"/>
+      <w:pPr>
+        <w:tabs>
+          <w:tab w:val="num" w:pos="3600"/>
+        </w:tabs>
         <w:ind w:left="3600" w:hanging="360"/>
       </w:pPr>
-    </w:lvl>
-    <w:lvl w:ilvl="5" w:tplc="040C001B" w:tentative="1">
-      <w:start w:val="1"/>
-      <w:numFmt w:val="lowerRoman"/>
-      <w:lvlText w:val="%6."/>
-      <w:lvlJc w:val="right"/>
-      <w:pPr>
-        <w:ind w:left="4320" w:hanging="180"/>
-      </w:pPr>
-    </w:lvl>
-    <w:lvl w:ilvl="6" w:tplc="040C000F" w:tentative="1">
-      <w:start w:val="1"/>
-      <w:numFmt w:val="decimal"/>
-      <w:lvlText w:val="%7."/>
-      <w:lvlJc w:val="left"/>
-      <w:pPr>
+      <w:rPr>
+        <w:rFonts w:ascii="Wingdings" w:hAnsi="Wingdings" w:hint="default"/>
+        <w:sz w:val="20"/>
+      </w:rPr>
+    </w:lvl>
+    <w:lvl w:ilvl="5" w:tentative="1">
+      <w:start w:val="1"/>
+      <w:numFmt w:val="bullet"/>
+      <w:lvlText w:val=""/>
+      <w:lvlJc w:val="left"/>
+      <w:pPr>
+        <w:tabs>
+          <w:tab w:val="num" w:pos="4320"/>
+        </w:tabs>
+        <w:ind w:left="4320" w:hanging="360"/>
+      </w:pPr>
+      <w:rPr>
+        <w:rFonts w:ascii="Wingdings" w:hAnsi="Wingdings" w:hint="default"/>
+        <w:sz w:val="20"/>
+      </w:rPr>
+    </w:lvl>
+    <w:lvl w:ilvl="6" w:tentative="1">
+      <w:start w:val="1"/>
+      <w:numFmt w:val="bullet"/>
+      <w:lvlText w:val=""/>
+      <w:lvlJc w:val="left"/>
+      <w:pPr>
+        <w:tabs>
+          <w:tab w:val="num" w:pos="5040"/>
+        </w:tabs>
         <w:ind w:left="5040" w:hanging="360"/>
       </w:pPr>
-    </w:lvl>
-    <w:lvl w:ilvl="7" w:tplc="040C0019" w:tentative="1">
-      <w:start w:val="1"/>
-      <w:numFmt w:val="lowerLetter"/>
-      <w:lvlText w:val="%8."/>
-      <w:lvlJc w:val="left"/>
-      <w:pPr>
+      <w:rPr>
+        <w:rFonts w:ascii="Wingdings" w:hAnsi="Wingdings" w:hint="default"/>
+        <w:sz w:val="20"/>
+      </w:rPr>
+    </w:lvl>
+    <w:lvl w:ilvl="7" w:tentative="1">
+      <w:start w:val="1"/>
+      <w:numFmt w:val="bullet"/>
+      <w:lvlText w:val=""/>
+      <w:lvlJc w:val="left"/>
+      <w:pPr>
+        <w:tabs>
+          <w:tab w:val="num" w:pos="5760"/>
+        </w:tabs>
         <w:ind w:left="5760" w:hanging="360"/>
       </w:pPr>
-    </w:lvl>
-    <w:lvl w:ilvl="8" w:tplc="040C001B" w:tentative="1">
-      <w:start w:val="1"/>
-      <w:numFmt w:val="lowerRoman"/>
-      <w:lvlText w:val="%9."/>
-      <w:lvlJc w:val="right"/>
-      <w:pPr>
-        <w:ind w:left="6480" w:hanging="180"/>
-      </w:pPr>
+      <w:rPr>
+        <w:rFonts w:ascii="Wingdings" w:hAnsi="Wingdings" w:hint="default"/>
+        <w:sz w:val="20"/>
+      </w:rPr>
+    </w:lvl>
+    <w:lvl w:ilvl="8" w:tentative="1">
+      <w:start w:val="1"/>
+      <w:numFmt w:val="bullet"/>
+      <w:lvlText w:val=""/>
+      <w:lvlJc w:val="left"/>
+      <w:pPr>
+        <w:tabs>
+          <w:tab w:val="num" w:pos="6480"/>
+        </w:tabs>
+        <w:ind w:left="6480" w:hanging="360"/>
+      </w:pPr>
+      <w:rPr>
+        <w:rFonts w:ascii="Wingdings" w:hAnsi="Wingdings" w:hint="default"/>
+        <w:sz w:val="20"/>
+      </w:rPr>
     </w:lvl>
   </w:abstractNum>
   <w:abstractNum w:abstractNumId="11" w15:restartNumberingAfterBreak="0">
-    <w:nsid w:val="0DCF6A4C"/>
-    <w:multiLevelType w:val="hybridMultilevel"/>
-    <w:tmpl w:val="49A49ACE"/>
-    <w:lvl w:ilvl="0" w:tplc="040C0001">
+    <w:nsid w:val="08375730"/>
+    <w:multiLevelType w:val="multilevel"/>
+    <w:tmpl w:val="1466E61C"/>
+    <w:lvl w:ilvl="0">
       <w:start w:val="1"/>
       <w:numFmt w:val="bullet"/>
       <w:lvlText w:val=""/>
       <w:lvlJc w:val="left"/>
       <w:pPr>
+        <w:tabs>
+          <w:tab w:val="num" w:pos="720"/>
+        </w:tabs>
         <w:ind w:left="720" w:hanging="360"/>
       </w:pPr>
       <w:rPr>
         <w:rFonts w:ascii="Symbol" w:hAnsi="Symbol" w:hint="default"/>
-      </w:rPr>
-    </w:lvl>
-    <w:lvl w:ilvl="1" w:tplc="040C0003" w:tentative="1">
+        <w:sz w:val="20"/>
+      </w:rPr>
+    </w:lvl>
+    <w:lvl w:ilvl="1" w:tentative="1">
       <w:start w:val="1"/>
       <w:numFmt w:val="bullet"/>
       <w:lvlText w:val="o"/>
       <w:lvlJc w:val="left"/>
       <w:pPr>
+        <w:tabs>
+          <w:tab w:val="num" w:pos="1440"/>
+        </w:tabs>
         <w:ind w:left="1440" w:hanging="360"/>
       </w:pPr>
       <w:rPr>
-        <w:rFonts w:ascii="Courier New" w:hAnsi="Courier New" w:cs="Courier New" w:hint="default"/>
-      </w:rPr>
-    </w:lvl>
-    <w:lvl w:ilvl="2" w:tplc="040C0005" w:tentative="1">
-      <w:start w:val="1"/>
-      <w:numFmt w:val="bullet"/>
-      <w:lvlText w:val=""/>
-      <w:lvlJc w:val="left"/>
-      <w:pPr>
+        <w:rFonts w:ascii="Courier New" w:hAnsi="Courier New" w:hint="default"/>
+        <w:sz w:val="20"/>
+      </w:rPr>
+    </w:lvl>
+    <w:lvl w:ilvl="2" w:tentative="1">
+      <w:start w:val="1"/>
+      <w:numFmt w:val="bullet"/>
+      <w:lvlText w:val=""/>
+      <w:lvlJc w:val="left"/>
+      <w:pPr>
+        <w:tabs>
+          <w:tab w:val="num" w:pos="2160"/>
+        </w:tabs>
         <w:ind w:left="2160" w:hanging="360"/>
       </w:pPr>
       <w:rPr>
         <w:rFonts w:ascii="Wingdings" w:hAnsi="Wingdings" w:hint="default"/>
-      </w:rPr>
-    </w:lvl>
-    <w:lvl w:ilvl="3" w:tplc="040C0001" w:tentative="1">
-      <w:start w:val="1"/>
-      <w:numFmt w:val="bullet"/>
-      <w:lvlText w:val=""/>
-      <w:lvlJc w:val="left"/>
-      <w:pPr>
+        <w:sz w:val="20"/>
+      </w:rPr>
+    </w:lvl>
+    <w:lvl w:ilvl="3" w:tentative="1">
+      <w:start w:val="1"/>
+      <w:numFmt w:val="bullet"/>
+      <w:lvlText w:val=""/>
+      <w:lvlJc w:val="left"/>
+      <w:pPr>
+        <w:tabs>
+          <w:tab w:val="num" w:pos="2880"/>
+        </w:tabs>
         <w:ind w:left="2880" w:hanging="360"/>
       </w:pPr>
       <w:rPr>
-        <w:rFonts w:ascii="Symbol" w:hAnsi="Symbol" w:hint="default"/>
-      </w:rPr>
-    </w:lvl>
-    <w:lvl w:ilvl="4" w:tplc="040C0003" w:tentative="1">
-      <w:start w:val="1"/>
-      <w:numFmt w:val="bullet"/>
-      <w:lvlText w:val="o"/>
-      <w:lvlJc w:val="left"/>
-      <w:pPr>
+        <w:rFonts w:ascii="Wingdings" w:hAnsi="Wingdings" w:hint="default"/>
+        <w:sz w:val="20"/>
+      </w:rPr>
+    </w:lvl>
+    <w:lvl w:ilvl="4" w:tentative="1">
+      <w:start w:val="1"/>
+      <w:numFmt w:val="bullet"/>
+      <w:lvlText w:val=""/>
+      <w:lvlJc w:val="left"/>
+      <w:pPr>
+        <w:tabs>
+          <w:tab w:val="num" w:pos="3600"/>
+        </w:tabs>
         <w:ind w:left="3600" w:hanging="360"/>
       </w:pPr>
       <w:rPr>
-        <w:rFonts w:ascii="Courier New" w:hAnsi="Courier New" w:cs="Courier New" w:hint="default"/>
-      </w:rPr>
-    </w:lvl>
-    <w:lvl w:ilvl="5" w:tplc="040C0005" w:tentative="1">
-      <w:start w:val="1"/>
-      <w:numFmt w:val="bullet"/>
-      <w:lvlText w:val=""/>
-      <w:lvlJc w:val="left"/>
-      <w:pPr>
+        <w:rFonts w:ascii="Wingdings" w:hAnsi="Wingdings" w:hint="default"/>
+        <w:sz w:val="20"/>
+      </w:rPr>
+    </w:lvl>
+    <w:lvl w:ilvl="5" w:tentative="1">
+      <w:start w:val="1"/>
+      <w:numFmt w:val="bullet"/>
+      <w:lvlText w:val=""/>
+      <w:lvlJc w:val="left"/>
+      <w:pPr>
+        <w:tabs>
+          <w:tab w:val="num" w:pos="4320"/>
+        </w:tabs>
         <w:ind w:left="4320" w:hanging="360"/>
       </w:pPr>
       <w:rPr>
         <w:rFonts w:ascii="Wingdings" w:hAnsi="Wingdings" w:hint="default"/>
-      </w:rPr>
-    </w:lvl>
-    <w:lvl w:ilvl="6" w:tplc="040C0001" w:tentative="1">
-      <w:start w:val="1"/>
-      <w:numFmt w:val="bullet"/>
-      <w:lvlText w:val=""/>
-      <w:lvlJc w:val="left"/>
-      <w:pPr>
+        <w:sz w:val="20"/>
+      </w:rPr>
+    </w:lvl>
+    <w:lvl w:ilvl="6" w:tentative="1">
+      <w:start w:val="1"/>
+      <w:numFmt w:val="bullet"/>
+      <w:lvlText w:val=""/>
+      <w:lvlJc w:val="left"/>
+      <w:pPr>
+        <w:tabs>
+          <w:tab w:val="num" w:pos="5040"/>
+        </w:tabs>
         <w:ind w:left="5040" w:hanging="360"/>
       </w:pPr>
       <w:rPr>
-        <w:rFonts w:ascii="Symbol" w:hAnsi="Symbol" w:hint="default"/>
-      </w:rPr>
-    </w:lvl>
-    <w:lvl w:ilvl="7" w:tplc="040C0003" w:tentative="1">
-      <w:start w:val="1"/>
-      <w:numFmt w:val="bullet"/>
-      <w:lvlText w:val="o"/>
-      <w:lvlJc w:val="left"/>
-      <w:pPr>
+        <w:rFonts w:ascii="Wingdings" w:hAnsi="Wingdings" w:hint="default"/>
+        <w:sz w:val="20"/>
+      </w:rPr>
+    </w:lvl>
+    <w:lvl w:ilvl="7" w:tentative="1">
+      <w:start w:val="1"/>
+      <w:numFmt w:val="bullet"/>
+      <w:lvlText w:val=""/>
+      <w:lvlJc w:val="left"/>
+      <w:pPr>
+        <w:tabs>
+          <w:tab w:val="num" w:pos="5760"/>
+        </w:tabs>
         <w:ind w:left="5760" w:hanging="360"/>
       </w:pPr>
       <w:rPr>
-        <w:rFonts w:ascii="Courier New" w:hAnsi="Courier New" w:cs="Courier New" w:hint="default"/>
-      </w:rPr>
-    </w:lvl>
-    <w:lvl w:ilvl="8" w:tplc="040C0005" w:tentative="1">
-      <w:start w:val="1"/>
-      <w:numFmt w:val="bullet"/>
-      <w:lvlText w:val=""/>
-      <w:lvlJc w:val="left"/>
-      <w:pPr>
+        <w:rFonts w:ascii="Wingdings" w:hAnsi="Wingdings" w:hint="default"/>
+        <w:sz w:val="20"/>
+      </w:rPr>
+    </w:lvl>
+    <w:lvl w:ilvl="8" w:tentative="1">
+      <w:start w:val="1"/>
+      <w:numFmt w:val="bullet"/>
+      <w:lvlText w:val=""/>
+      <w:lvlJc w:val="left"/>
+      <w:pPr>
+        <w:tabs>
+          <w:tab w:val="num" w:pos="6480"/>
+        </w:tabs>
         <w:ind w:left="6480" w:hanging="360"/>
       </w:pPr>
       <w:rPr>
         <w:rFonts w:ascii="Wingdings" w:hAnsi="Wingdings" w:hint="default"/>
+        <w:sz w:val="20"/>
       </w:rPr>
     </w:lvl>
   </w:abstractNum>
   <w:abstractNum w:abstractNumId="12" w15:restartNumberingAfterBreak="0">
-    <w:nsid w:val="28132C12"/>
-    <w:multiLevelType w:val="hybridMultilevel"/>
-    <w:tmpl w:val="B260AA98"/>
-    <w:lvl w:ilvl="0" w:tplc="040C000F">
-      <w:start w:val="1"/>
-      <w:numFmt w:val="decimal"/>
-      <w:lvlText w:val="%1."/>
-      <w:lvlJc w:val="left"/>
-      <w:pPr>
+    <w:nsid w:val="0CA66344"/>
+    <w:multiLevelType w:val="multilevel"/>
+    <w:tmpl w:val="F23CAC5E"/>
+    <w:lvl w:ilvl="0">
+      <w:start w:val="1"/>
+      <w:numFmt w:val="bullet"/>
+      <w:lvlText w:val=""/>
+      <w:lvlJc w:val="left"/>
+      <w:pPr>
+        <w:tabs>
+          <w:tab w:val="num" w:pos="720"/>
+        </w:tabs>
         <w:ind w:left="720" w:hanging="360"/>
       </w:pPr>
-    </w:lvl>
-    <w:lvl w:ilvl="1" w:tplc="040C0019" w:tentative="1">
-      <w:start w:val="1"/>
-      <w:numFmt w:val="lowerLetter"/>
-      <w:lvlText w:val="%2."/>
-      <w:lvlJc w:val="left"/>
-      <w:pPr>
+      <w:rPr>
+        <w:rFonts w:ascii="Symbol" w:hAnsi="Symbol" w:hint="default"/>
+        <w:sz w:val="20"/>
+      </w:rPr>
+    </w:lvl>
+    <w:lvl w:ilvl="1" w:tentative="1">
+      <w:start w:val="1"/>
+      <w:numFmt w:val="bullet"/>
+      <w:lvlText w:val="o"/>
+      <w:lvlJc w:val="left"/>
+      <w:pPr>
+        <w:tabs>
+          <w:tab w:val="num" w:pos="1440"/>
+        </w:tabs>
         <w:ind w:left="1440" w:hanging="360"/>
       </w:pPr>
-    </w:lvl>
-    <w:lvl w:ilvl="2" w:tplc="040C001B" w:tentative="1">
-      <w:start w:val="1"/>
-      <w:numFmt w:val="lowerRoman"/>
-      <w:lvlText w:val="%3."/>
-      <w:lvlJc w:val="right"/>
-      <w:pPr>
-        <w:ind w:left="2160" w:hanging="180"/>
-      </w:pPr>
-    </w:lvl>
-    <w:lvl w:ilvl="3" w:tplc="040C000F" w:tentative="1">
-      <w:start w:val="1"/>
-      <w:numFmt w:val="decimal"/>
-      <w:lvlText w:val="%4."/>
-      <w:lvlJc w:val="left"/>
-      <w:pPr>
+      <w:rPr>
+        <w:rFonts w:ascii="Courier New" w:hAnsi="Courier New" w:hint="default"/>
+        <w:sz w:val="20"/>
+      </w:rPr>
+    </w:lvl>
+    <w:lvl w:ilvl="2" w:tentative="1">
+      <w:start w:val="1"/>
+      <w:numFmt w:val="bullet"/>
+      <w:lvlText w:val=""/>
+      <w:lvlJc w:val="left"/>
+      <w:pPr>
+        <w:tabs>
+          <w:tab w:val="num" w:pos="2160"/>
+        </w:tabs>
+        <w:ind w:left="2160" w:hanging="360"/>
+      </w:pPr>
+      <w:rPr>
+        <w:rFonts w:ascii="Wingdings" w:hAnsi="Wingdings" w:hint="default"/>
+        <w:sz w:val="20"/>
+      </w:rPr>
+    </w:lvl>
+    <w:lvl w:ilvl="3" w:tentative="1">
+      <w:start w:val="1"/>
+      <w:numFmt w:val="bullet"/>
+      <w:lvlText w:val=""/>
+      <w:lvlJc w:val="left"/>
+      <w:pPr>
+        <w:tabs>
+          <w:tab w:val="num" w:pos="2880"/>
+        </w:tabs>
         <w:ind w:left="2880" w:hanging="360"/>
       </w:pPr>
-    </w:lvl>
-    <w:lvl w:ilvl="4" w:tplc="040C0019" w:tentative="1">
-      <w:start w:val="1"/>
-      <w:numFmt w:val="lowerLetter"/>
-      <w:lvlText w:val="%5."/>
-      <w:lvlJc w:val="left"/>
-      <w:pPr>
+      <w:rPr>
+        <w:rFonts w:ascii="Wingdings" w:hAnsi="Wingdings" w:hint="default"/>
+        <w:sz w:val="20"/>
+      </w:rPr>
+    </w:lvl>
+    <w:lvl w:ilvl="4" w:tentative="1">
+      <w:start w:val="1"/>
+      <w:numFmt w:val="bullet"/>
+      <w:lvlText w:val=""/>
+      <w:lvlJc w:val="left"/>
+      <w:pPr>
+        <w:tabs>
+          <w:tab w:val="num" w:pos="3600"/>
+        </w:tabs>
         <w:ind w:left="3600" w:hanging="360"/>
       </w:pPr>
-    </w:lvl>
-    <w:lvl w:ilvl="5" w:tplc="040C001B" w:tentative="1">
-      <w:start w:val="1"/>
-      <w:numFmt w:val="lowerRoman"/>
-      <w:lvlText w:val="%6."/>
-      <w:lvlJc w:val="right"/>
-      <w:pPr>
-        <w:ind w:left="4320" w:hanging="180"/>
-      </w:pPr>
-    </w:lvl>
-    <w:lvl w:ilvl="6" w:tplc="040C000F" w:tentative="1">
-      <w:start w:val="1"/>
-      <w:numFmt w:val="decimal"/>
-      <w:lvlText w:val="%7."/>
-      <w:lvlJc w:val="left"/>
-      <w:pPr>
+      <w:rPr>
+        <w:rFonts w:ascii="Wingdings" w:hAnsi="Wingdings" w:hint="default"/>
+        <w:sz w:val="20"/>
+      </w:rPr>
+    </w:lvl>
+    <w:lvl w:ilvl="5" w:tentative="1">
+      <w:start w:val="1"/>
+      <w:numFmt w:val="bullet"/>
+      <w:lvlText w:val=""/>
+      <w:lvlJc w:val="left"/>
+      <w:pPr>
+        <w:tabs>
+          <w:tab w:val="num" w:pos="4320"/>
+        </w:tabs>
+        <w:ind w:left="4320" w:hanging="360"/>
+      </w:pPr>
+      <w:rPr>
+        <w:rFonts w:ascii="Wingdings" w:hAnsi="Wingdings" w:hint="default"/>
+        <w:sz w:val="20"/>
+      </w:rPr>
+    </w:lvl>
+    <w:lvl w:ilvl="6" w:tentative="1">
+      <w:start w:val="1"/>
+      <w:numFmt w:val="bullet"/>
+      <w:lvlText w:val=""/>
+      <w:lvlJc w:val="left"/>
+      <w:pPr>
+        <w:tabs>
+          <w:tab w:val="num" w:pos="5040"/>
+        </w:tabs>
         <w:ind w:left="5040" w:hanging="360"/>
       </w:pPr>
-    </w:lvl>
-    <w:lvl w:ilvl="7" w:tplc="040C0019" w:tentative="1">
-      <w:start w:val="1"/>
-      <w:numFmt w:val="lowerLetter"/>
-      <w:lvlText w:val="%8."/>
-      <w:lvlJc w:val="left"/>
-      <w:pPr>
+      <w:rPr>
+        <w:rFonts w:ascii="Wingdings" w:hAnsi="Wingdings" w:hint="default"/>
+        <w:sz w:val="20"/>
+      </w:rPr>
+    </w:lvl>
+    <w:lvl w:ilvl="7" w:tentative="1">
+      <w:start w:val="1"/>
+      <w:numFmt w:val="bullet"/>
+      <w:lvlText w:val=""/>
+      <w:lvlJc w:val="left"/>
+      <w:pPr>
+        <w:tabs>
+          <w:tab w:val="num" w:pos="5760"/>
+        </w:tabs>
         <w:ind w:left="5760" w:hanging="360"/>
       </w:pPr>
-    </w:lvl>
-    <w:lvl w:ilvl="8" w:tplc="040C001B" w:tentative="1">
-      <w:start w:val="1"/>
-      <w:numFmt w:val="lowerRoman"/>
-      <w:lvlText w:val="%9."/>
-      <w:lvlJc w:val="right"/>
-      <w:pPr>
-        <w:ind w:left="6480" w:hanging="180"/>
-      </w:pPr>
+      <w:rPr>
+        <w:rFonts w:ascii="Wingdings" w:hAnsi="Wingdings" w:hint="default"/>
+        <w:sz w:val="20"/>
+      </w:rPr>
+    </w:lvl>
+    <w:lvl w:ilvl="8" w:tentative="1">
+      <w:start w:val="1"/>
+      <w:numFmt w:val="bullet"/>
+      <w:lvlText w:val=""/>
+      <w:lvlJc w:val="left"/>
+      <w:pPr>
+        <w:tabs>
+          <w:tab w:val="num" w:pos="6480"/>
+        </w:tabs>
+        <w:ind w:left="6480" w:hanging="360"/>
+      </w:pPr>
+      <w:rPr>
+        <w:rFonts w:ascii="Wingdings" w:hAnsi="Wingdings" w:hint="default"/>
+        <w:sz w:val="20"/>
+      </w:rPr>
     </w:lvl>
   </w:abstractNum>
   <w:abstractNum w:abstractNumId="13" w15:restartNumberingAfterBreak="0">
-    <w:nsid w:val="43282681"/>
-    <w:multiLevelType w:val="hybridMultilevel"/>
-    <w:tmpl w:val="C8AE3408"/>
-    <w:lvl w:ilvl="0" w:tplc="040C0001">
+    <w:nsid w:val="128101D6"/>
+    <w:multiLevelType w:val="multilevel"/>
+    <w:tmpl w:val="38522BBC"/>
+    <w:lvl w:ilvl="0">
       <w:start w:val="1"/>
       <w:numFmt w:val="bullet"/>
       <w:lvlText w:val=""/>
       <w:lvlJc w:val="left"/>
       <w:pPr>
+        <w:tabs>
+          <w:tab w:val="num" w:pos="720"/>
+        </w:tabs>
         <w:ind w:left="720" w:hanging="360"/>
       </w:pPr>
       <w:rPr>
         <w:rFonts w:ascii="Symbol" w:hAnsi="Symbol" w:hint="default"/>
-      </w:rPr>
-    </w:lvl>
-    <w:lvl w:ilvl="1" w:tplc="040C0003" w:tentative="1">
+        <w:sz w:val="20"/>
+      </w:rPr>
+    </w:lvl>
+    <w:lvl w:ilvl="1" w:tentative="1">
       <w:start w:val="1"/>
       <w:numFmt w:val="bullet"/>
       <w:lvlText w:val="o"/>
       <w:lvlJc w:val="left"/>
       <w:pPr>
+        <w:tabs>
+          <w:tab w:val="num" w:pos="1440"/>
+        </w:tabs>
         <w:ind w:left="1440" w:hanging="360"/>
       </w:pPr>
       <w:rPr>
-        <w:rFonts w:ascii="Courier New" w:hAnsi="Courier New" w:cs="Courier New" w:hint="default"/>
-      </w:rPr>
-    </w:lvl>
-    <w:lvl w:ilvl="2" w:tplc="040C0005" w:tentative="1">
-      <w:start w:val="1"/>
-      <w:numFmt w:val="bullet"/>
-      <w:lvlText w:val=""/>
-      <w:lvlJc w:val="left"/>
-      <w:pPr>
+        <w:rFonts w:ascii="Courier New" w:hAnsi="Courier New" w:hint="default"/>
+        <w:sz w:val="20"/>
+      </w:rPr>
+    </w:lvl>
+    <w:lvl w:ilvl="2" w:tentative="1">
+      <w:start w:val="1"/>
+      <w:numFmt w:val="bullet"/>
+      <w:lvlText w:val=""/>
+      <w:lvlJc w:val="left"/>
+      <w:pPr>
+        <w:tabs>
+          <w:tab w:val="num" w:pos="2160"/>
+        </w:tabs>
         <w:ind w:left="2160" w:hanging="360"/>
       </w:pPr>
       <w:rPr>
         <w:rFonts w:ascii="Wingdings" w:hAnsi="Wingdings" w:hint="default"/>
-      </w:rPr>
-    </w:lvl>
-    <w:lvl w:ilvl="3" w:tplc="040C0001" w:tentative="1">
-      <w:start w:val="1"/>
-      <w:numFmt w:val="bullet"/>
-      <w:lvlText w:val=""/>
-      <w:lvlJc w:val="left"/>
-      <w:pPr>
+        <w:sz w:val="20"/>
+      </w:rPr>
+    </w:lvl>
+    <w:lvl w:ilvl="3" w:tentative="1">
+      <w:start w:val="1"/>
+      <w:numFmt w:val="bullet"/>
+      <w:lvlText w:val=""/>
+      <w:lvlJc w:val="left"/>
+      <w:pPr>
+        <w:tabs>
+          <w:tab w:val="num" w:pos="2880"/>
+        </w:tabs>
         <w:ind w:left="2880" w:hanging="360"/>
       </w:pPr>
       <w:rPr>
-        <w:rFonts w:ascii="Symbol" w:hAnsi="Symbol" w:hint="default"/>
-      </w:rPr>
-    </w:lvl>
-    <w:lvl w:ilvl="4" w:tplc="040C0003" w:tentative="1">
-      <w:start w:val="1"/>
-      <w:numFmt w:val="bullet"/>
-      <w:lvlText w:val="o"/>
-      <w:lvlJc w:val="left"/>
-      <w:pPr>
+        <w:rFonts w:ascii="Wingdings" w:hAnsi="Wingdings" w:hint="default"/>
+        <w:sz w:val="20"/>
+      </w:rPr>
+    </w:lvl>
+    <w:lvl w:ilvl="4" w:tentative="1">
+      <w:start w:val="1"/>
+      <w:numFmt w:val="bullet"/>
+      <w:lvlText w:val=""/>
+      <w:lvlJc w:val="left"/>
+      <w:pPr>
+        <w:tabs>
+          <w:tab w:val="num" w:pos="3600"/>
+        </w:tabs>
         <w:ind w:left="3600" w:hanging="360"/>
       </w:pPr>
       <w:rPr>
-        <w:rFonts w:ascii="Courier New" w:hAnsi="Courier New" w:cs="Courier New" w:hint="default"/>
-      </w:rPr>
-    </w:lvl>
-    <w:lvl w:ilvl="5" w:tplc="040C0005" w:tentative="1">
-      <w:start w:val="1"/>
-      <w:numFmt w:val="bullet"/>
-      <w:lvlText w:val=""/>
-      <w:lvlJc w:val="left"/>
-      <w:pPr>
+        <w:rFonts w:ascii="Wingdings" w:hAnsi="Wingdings" w:hint="default"/>
+        <w:sz w:val="20"/>
+      </w:rPr>
+    </w:lvl>
+    <w:lvl w:ilvl="5" w:tentative="1">
+      <w:start w:val="1"/>
+      <w:numFmt w:val="bullet"/>
+      <w:lvlText w:val=""/>
+      <w:lvlJc w:val="left"/>
+      <w:pPr>
+        <w:tabs>
+          <w:tab w:val="num" w:pos="4320"/>
+        </w:tabs>
         <w:ind w:left="4320" w:hanging="360"/>
       </w:pPr>
       <w:rPr>
         <w:rFonts w:ascii="Wingdings" w:hAnsi="Wingdings" w:hint="default"/>
-      </w:rPr>
-    </w:lvl>
-    <w:lvl w:ilvl="6" w:tplc="040C0001" w:tentative="1">
-      <w:start w:val="1"/>
-      <w:numFmt w:val="bullet"/>
-      <w:lvlText w:val=""/>
-      <w:lvlJc w:val="left"/>
-      <w:pPr>
+        <w:sz w:val="20"/>
+      </w:rPr>
+    </w:lvl>
+    <w:lvl w:ilvl="6" w:tentative="1">
+      <w:start w:val="1"/>
+      <w:numFmt w:val="bullet"/>
+      <w:lvlText w:val=""/>
+      <w:lvlJc w:val="left"/>
+      <w:pPr>
+        <w:tabs>
+          <w:tab w:val="num" w:pos="5040"/>
+        </w:tabs>
         <w:ind w:left="5040" w:hanging="360"/>
       </w:pPr>
       <w:rPr>
-        <w:rFonts w:ascii="Symbol" w:hAnsi="Symbol" w:hint="default"/>
-      </w:rPr>
-    </w:lvl>
-    <w:lvl w:ilvl="7" w:tplc="040C0003" w:tentative="1">
-      <w:start w:val="1"/>
-      <w:numFmt w:val="bullet"/>
-      <w:lvlText w:val="o"/>
-      <w:lvlJc w:val="left"/>
-      <w:pPr>
+        <w:rFonts w:ascii="Wingdings" w:hAnsi="Wingdings" w:hint="default"/>
+        <w:sz w:val="20"/>
+      </w:rPr>
+    </w:lvl>
+    <w:lvl w:ilvl="7" w:tentative="1">
+      <w:start w:val="1"/>
+      <w:numFmt w:val="bullet"/>
+      <w:lvlText w:val=""/>
+      <w:lvlJc w:val="left"/>
+      <w:pPr>
+        <w:tabs>
+          <w:tab w:val="num" w:pos="5760"/>
+        </w:tabs>
         <w:ind w:left="5760" w:hanging="360"/>
       </w:pPr>
       <w:rPr>
-        <w:rFonts w:ascii="Courier New" w:hAnsi="Courier New" w:cs="Courier New" w:hint="default"/>
-      </w:rPr>
-    </w:lvl>
-    <w:lvl w:ilvl="8" w:tplc="040C0005" w:tentative="1">
-      <w:start w:val="1"/>
-      <w:numFmt w:val="bullet"/>
-      <w:lvlText w:val=""/>
-      <w:lvlJc w:val="left"/>
-      <w:pPr>
+        <w:rFonts w:ascii="Wingdings" w:hAnsi="Wingdings" w:hint="default"/>
+        <w:sz w:val="20"/>
+      </w:rPr>
+    </w:lvl>
+    <w:lvl w:ilvl="8" w:tentative="1">
+      <w:start w:val="1"/>
+      <w:numFmt w:val="bullet"/>
+      <w:lvlText w:val=""/>
+      <w:lvlJc w:val="left"/>
+      <w:pPr>
+        <w:tabs>
+          <w:tab w:val="num" w:pos="6480"/>
+        </w:tabs>
         <w:ind w:left="6480" w:hanging="360"/>
       </w:pPr>
       <w:rPr>
         <w:rFonts w:ascii="Wingdings" w:hAnsi="Wingdings" w:hint="default"/>
+        <w:sz w:val="20"/>
       </w:rPr>
     </w:lvl>
   </w:abstractNum>
   <w:abstractNum w:abstractNumId="14" w15:restartNumberingAfterBreak="0">
-    <w:nsid w:val="49BD21D0"/>
-    <w:multiLevelType w:val="hybridMultilevel"/>
-    <w:tmpl w:val="E58CED28"/>
-    <w:lvl w:ilvl="0" w:tplc="040C0001">
+    <w:nsid w:val="14622C73"/>
+    <w:multiLevelType w:val="multilevel"/>
+    <w:tmpl w:val="CE0886E8"/>
+    <w:lvl w:ilvl="0">
       <w:start w:val="1"/>
       <w:numFmt w:val="bullet"/>
       <w:lvlText w:val=""/>
       <w:lvlJc w:val="left"/>
       <w:pPr>
+        <w:tabs>
+          <w:tab w:val="num" w:pos="720"/>
+        </w:tabs>
         <w:ind w:left="720" w:hanging="360"/>
       </w:pPr>
       <w:rPr>
         <w:rFonts w:ascii="Symbol" w:hAnsi="Symbol" w:hint="default"/>
-      </w:rPr>
-    </w:lvl>
-    <w:lvl w:ilvl="1" w:tplc="040C0003" w:tentative="1">
+        <w:sz w:val="20"/>
+      </w:rPr>
+    </w:lvl>
+    <w:lvl w:ilvl="1" w:tentative="1">
       <w:start w:val="1"/>
       <w:numFmt w:val="bullet"/>
       <w:lvlText w:val="o"/>
       <w:lvlJc w:val="left"/>
       <w:pPr>
+        <w:tabs>
+          <w:tab w:val="num" w:pos="1440"/>
+        </w:tabs>
         <w:ind w:left="1440" w:hanging="360"/>
       </w:pPr>
       <w:rPr>
-        <w:rFonts w:ascii="Courier New" w:hAnsi="Courier New" w:cs="Courier New" w:hint="default"/>
-      </w:rPr>
-    </w:lvl>
-    <w:lvl w:ilvl="2" w:tplc="040C0005" w:tentative="1">
-      <w:start w:val="1"/>
-      <w:numFmt w:val="bullet"/>
-      <w:lvlText w:val=""/>
-      <w:lvlJc w:val="left"/>
-      <w:pPr>
+        <w:rFonts w:ascii="Courier New" w:hAnsi="Courier New" w:hint="default"/>
+        <w:sz w:val="20"/>
+      </w:rPr>
+    </w:lvl>
+    <w:lvl w:ilvl="2" w:tentative="1">
+      <w:start w:val="1"/>
+      <w:numFmt w:val="bullet"/>
+      <w:lvlText w:val=""/>
+      <w:lvlJc w:val="left"/>
+      <w:pPr>
+        <w:tabs>
+          <w:tab w:val="num" w:pos="2160"/>
+        </w:tabs>
         <w:ind w:left="2160" w:hanging="360"/>
       </w:pPr>
       <w:rPr>
         <w:rFonts w:ascii="Wingdings" w:hAnsi="Wingdings" w:hint="default"/>
-      </w:rPr>
-    </w:lvl>
-    <w:lvl w:ilvl="3" w:tplc="040C0001" w:tentative="1">
-      <w:start w:val="1"/>
-      <w:numFmt w:val="bullet"/>
-      <w:lvlText w:val=""/>
-      <w:lvlJc w:val="left"/>
-      <w:pPr>
+        <w:sz w:val="20"/>
+      </w:rPr>
+    </w:lvl>
+    <w:lvl w:ilvl="3" w:tentative="1">
+      <w:start w:val="1"/>
+      <w:numFmt w:val="bullet"/>
+      <w:lvlText w:val=""/>
+      <w:lvlJc w:val="left"/>
+      <w:pPr>
+        <w:tabs>
+          <w:tab w:val="num" w:pos="2880"/>
+        </w:tabs>
         <w:ind w:left="2880" w:hanging="360"/>
       </w:pPr>
       <w:rPr>
-        <w:rFonts w:ascii="Symbol" w:hAnsi="Symbol" w:hint="default"/>
-      </w:rPr>
-    </w:lvl>
-    <w:lvl w:ilvl="4" w:tplc="040C0003" w:tentative="1">
-      <w:start w:val="1"/>
-      <w:numFmt w:val="bullet"/>
-      <w:lvlText w:val="o"/>
-      <w:lvlJc w:val="left"/>
-      <w:pPr>
+        <w:rFonts w:ascii="Wingdings" w:hAnsi="Wingdings" w:hint="default"/>
+        <w:sz w:val="20"/>
+      </w:rPr>
+    </w:lvl>
+    <w:lvl w:ilvl="4" w:tentative="1">
+      <w:start w:val="1"/>
+      <w:numFmt w:val="bullet"/>
+      <w:lvlText w:val=""/>
+      <w:lvlJc w:val="left"/>
+      <w:pPr>
+        <w:tabs>
+          <w:tab w:val="num" w:pos="3600"/>
+        </w:tabs>
         <w:ind w:left="3600" w:hanging="360"/>
       </w:pPr>
       <w:rPr>
-        <w:rFonts w:ascii="Courier New" w:hAnsi="Courier New" w:cs="Courier New" w:hint="default"/>
-      </w:rPr>
-    </w:lvl>
-    <w:lvl w:ilvl="5" w:tplc="040C0005" w:tentative="1">
-      <w:start w:val="1"/>
-      <w:numFmt w:val="bullet"/>
-      <w:lvlText w:val=""/>
-      <w:lvlJc w:val="left"/>
-      <w:pPr>
+        <w:rFonts w:ascii="Wingdings" w:hAnsi="Wingdings" w:hint="default"/>
+        <w:sz w:val="20"/>
+      </w:rPr>
+    </w:lvl>
+    <w:lvl w:ilvl="5" w:tentative="1">
+      <w:start w:val="1"/>
+      <w:numFmt w:val="bullet"/>
+      <w:lvlText w:val=""/>
+      <w:lvlJc w:val="left"/>
+      <w:pPr>
+        <w:tabs>
+          <w:tab w:val="num" w:pos="4320"/>
+        </w:tabs>
         <w:ind w:left="4320" w:hanging="360"/>
       </w:pPr>
       <w:rPr>
         <w:rFonts w:ascii="Wingdings" w:hAnsi="Wingdings" w:hint="default"/>
-      </w:rPr>
-    </w:lvl>
-    <w:lvl w:ilvl="6" w:tplc="040C0001" w:tentative="1">
-      <w:start w:val="1"/>
-      <w:numFmt w:val="bullet"/>
-      <w:lvlText w:val=""/>
-      <w:lvlJc w:val="left"/>
-      <w:pPr>
+        <w:sz w:val="20"/>
+      </w:rPr>
+    </w:lvl>
+    <w:lvl w:ilvl="6" w:tentative="1">
+      <w:start w:val="1"/>
+      <w:numFmt w:val="bullet"/>
+      <w:lvlText w:val=""/>
+      <w:lvlJc w:val="left"/>
+      <w:pPr>
+        <w:tabs>
+          <w:tab w:val="num" w:pos="5040"/>
+        </w:tabs>
         <w:ind w:left="5040" w:hanging="360"/>
       </w:pPr>
       <w:rPr>
-        <w:rFonts w:ascii="Symbol" w:hAnsi="Symbol" w:hint="default"/>
-      </w:rPr>
-    </w:lvl>
-    <w:lvl w:ilvl="7" w:tplc="040C0003" w:tentative="1">
-      <w:start w:val="1"/>
-      <w:numFmt w:val="bullet"/>
-      <w:lvlText w:val="o"/>
-      <w:lvlJc w:val="left"/>
-      <w:pPr>
+        <w:rFonts w:ascii="Wingdings" w:hAnsi="Wingdings" w:hint="default"/>
+        <w:sz w:val="20"/>
+      </w:rPr>
+    </w:lvl>
+    <w:lvl w:ilvl="7" w:tentative="1">
+      <w:start w:val="1"/>
+      <w:numFmt w:val="bullet"/>
+      <w:lvlText w:val=""/>
+      <w:lvlJc w:val="left"/>
+      <w:pPr>
+        <w:tabs>
+          <w:tab w:val="num" w:pos="5760"/>
+        </w:tabs>
         <w:ind w:left="5760" w:hanging="360"/>
       </w:pPr>
       <w:rPr>
-        <w:rFonts w:ascii="Courier New" w:hAnsi="Courier New" w:cs="Courier New" w:hint="default"/>
-      </w:rPr>
-    </w:lvl>
-    <w:lvl w:ilvl="8" w:tplc="040C0005" w:tentative="1">
-      <w:start w:val="1"/>
-      <w:numFmt w:val="bullet"/>
-      <w:lvlText w:val=""/>
-      <w:lvlJc w:val="left"/>
-      <w:pPr>
+        <w:rFonts w:ascii="Wingdings" w:hAnsi="Wingdings" w:hint="default"/>
+        <w:sz w:val="20"/>
+      </w:rPr>
+    </w:lvl>
+    <w:lvl w:ilvl="8" w:tentative="1">
+      <w:start w:val="1"/>
+      <w:numFmt w:val="bullet"/>
+      <w:lvlText w:val=""/>
+      <w:lvlJc w:val="left"/>
+      <w:pPr>
+        <w:tabs>
+          <w:tab w:val="num" w:pos="6480"/>
+        </w:tabs>
         <w:ind w:left="6480" w:hanging="360"/>
       </w:pPr>
       <w:rPr>
         <w:rFonts w:ascii="Wingdings" w:hAnsi="Wingdings" w:hint="default"/>
+        <w:sz w:val="20"/>
       </w:rPr>
     </w:lvl>
   </w:abstractNum>
   <w:abstractNum w:abstractNumId="15" w15:restartNumberingAfterBreak="0">
-    <w:nsid w:val="79F17819"/>
-    <w:multiLevelType w:val="hybridMultilevel"/>
-    <w:tmpl w:val="42866DE8"/>
-    <w:lvl w:ilvl="0" w:tplc="040C0001">
+    <w:nsid w:val="15EB7EE6"/>
+    <w:multiLevelType w:val="multilevel"/>
+    <w:tmpl w:val="230A85E4"/>
+    <w:lvl w:ilvl="0">
       <w:start w:val="1"/>
       <w:numFmt w:val="bullet"/>
       <w:lvlText w:val=""/>
       <w:lvlJc w:val="left"/>
       <w:pPr>
+        <w:tabs>
+          <w:tab w:val="num" w:pos="720"/>
+        </w:tabs>
         <w:ind w:left="720" w:hanging="360"/>
       </w:pPr>
       <w:rPr>
         <w:rFonts w:ascii="Symbol" w:hAnsi="Symbol" w:hint="default"/>
-      </w:rPr>
-    </w:lvl>
-    <w:lvl w:ilvl="1" w:tplc="040C0003" w:tentative="1">
+        <w:sz w:val="20"/>
+      </w:rPr>
+    </w:lvl>
+    <w:lvl w:ilvl="1" w:tentative="1">
       <w:start w:val="1"/>
       <w:numFmt w:val="bullet"/>
       <w:lvlText w:val="o"/>
       <w:lvlJc w:val="left"/>
       <w:pPr>
+        <w:tabs>
+          <w:tab w:val="num" w:pos="1440"/>
+        </w:tabs>
         <w:ind w:left="1440" w:hanging="360"/>
       </w:pPr>
       <w:rPr>
-        <w:rFonts w:ascii="Courier New" w:hAnsi="Courier New" w:cs="Courier New" w:hint="default"/>
-      </w:rPr>
-    </w:lvl>
-    <w:lvl w:ilvl="2" w:tplc="040C0005" w:tentative="1">
-      <w:start w:val="1"/>
-      <w:numFmt w:val="bullet"/>
-      <w:lvlText w:val=""/>
-      <w:lvlJc w:val="left"/>
-      <w:pPr>
+        <w:rFonts w:ascii="Courier New" w:hAnsi="Courier New" w:hint="default"/>
+        <w:sz w:val="20"/>
+      </w:rPr>
+    </w:lvl>
+    <w:lvl w:ilvl="2" w:tentative="1">
+      <w:start w:val="1"/>
+      <w:numFmt w:val="bullet"/>
+      <w:lvlText w:val=""/>
+      <w:lvlJc w:val="left"/>
+      <w:pPr>
+        <w:tabs>
+          <w:tab w:val="num" w:pos="2160"/>
+        </w:tabs>
         <w:ind w:left="2160" w:hanging="360"/>
       </w:pPr>
       <w:rPr>
         <w:rFonts w:ascii="Wingdings" w:hAnsi="Wingdings" w:hint="default"/>
-      </w:rPr>
-    </w:lvl>
-    <w:lvl w:ilvl="3" w:tplc="040C0001" w:tentative="1">
+        <w:sz w:val="20"/>
+      </w:rPr>
+    </w:lvl>
+    <w:lvl w:ilvl="3" w:tentative="1">
+      <w:start w:val="1"/>
+      <w:numFmt w:val="bullet"/>
+      <w:lvlText w:val=""/>
+      <w:lvlJc w:val="left"/>
+      <w:pPr>
+        <w:tabs>
+          <w:tab w:val="num" w:pos="2880"/>
+        </w:tabs>
+        <w:ind w:left="2880" w:hanging="360"/>
+      </w:pPr>
+      <w:rPr>
+        <w:rFonts w:ascii="Wingdings" w:hAnsi="Wingdings" w:hint="default"/>
+        <w:sz w:val="20"/>
+      </w:rPr>
+    </w:lvl>
+    <w:lvl w:ilvl="4" w:tentative="1">
+      <w:start w:val="1"/>
+      <w:numFmt w:val="bullet"/>
+      <w:lvlText w:val=""/>
+      <w:lvlJc w:val="left"/>
+      <w:pPr>
+        <w:tabs>
+          <w:tab w:val="num" w:pos="3600"/>
+        </w:tabs>
+        <w:ind w:left="3600" w:hanging="360"/>
+      </w:pPr>
+      <w:rPr>
+        <w:rFonts w:ascii="Wingdings" w:hAnsi="Wingdings" w:hint="default"/>
+        <w:sz w:val="20"/>
+      </w:rPr>
+    </w:lvl>
+    <w:lvl w:ilvl="5" w:tentative="1">
+      <w:start w:val="1"/>
+      <w:numFmt w:val="bullet"/>
+      <w:lvlText w:val=""/>
+      <w:lvlJc w:val="left"/>
+      <w:pPr>
+        <w:tabs>
+          <w:tab w:val="num" w:pos="4320"/>
+        </w:tabs>
+        <w:ind w:left="4320" w:hanging="360"/>
+      </w:pPr>
+      <w:rPr>
+        <w:rFonts w:ascii="Wingdings" w:hAnsi="Wingdings" w:hint="default"/>
+        <w:sz w:val="20"/>
+      </w:rPr>
+    </w:lvl>
+    <w:lvl w:ilvl="6" w:tentative="1">
+      <w:start w:val="1"/>
+      <w:numFmt w:val="bullet"/>
+      <w:lvlText w:val=""/>
+      <w:lvlJc w:val="left"/>
+      <w:pPr>
+        <w:tabs>
+          <w:tab w:val="num" w:pos="5040"/>
+        </w:tabs>
+        <w:ind w:left="5040" w:hanging="360"/>
+      </w:pPr>
+      <w:rPr>
+        <w:rFonts w:ascii="Wingdings" w:hAnsi="Wingdings" w:hint="default"/>
+        <w:sz w:val="20"/>
+      </w:rPr>
+    </w:lvl>
+    <w:lvl w:ilvl="7" w:tentative="1">
+      <w:start w:val="1"/>
+      <w:numFmt w:val="bullet"/>
+      <w:lvlText w:val=""/>
+      <w:lvlJc w:val="left"/>
+      <w:pPr>
+        <w:tabs>
+          <w:tab w:val="num" w:pos="5760"/>
+        </w:tabs>
+        <w:ind w:left="5760" w:hanging="360"/>
+      </w:pPr>
+      <w:rPr>
+        <w:rFonts w:ascii="Wingdings" w:hAnsi="Wingdings" w:hint="default"/>
+        <w:sz w:val="20"/>
+      </w:rPr>
+    </w:lvl>
+    <w:lvl w:ilvl="8" w:tentative="1">
+      <w:start w:val="1"/>
+      <w:numFmt w:val="bullet"/>
+      <w:lvlText w:val=""/>
+      <w:lvlJc w:val="left"/>
+      <w:pPr>
+        <w:tabs>
+          <w:tab w:val="num" w:pos="6480"/>
+        </w:tabs>
+        <w:ind w:left="6480" w:hanging="360"/>
+      </w:pPr>
+      <w:rPr>
+        <w:rFonts w:ascii="Wingdings" w:hAnsi="Wingdings" w:hint="default"/>
+        <w:sz w:val="20"/>
+      </w:rPr>
+    </w:lvl>
+  </w:abstractNum>
+  <w:abstractNum w:abstractNumId="16" w15:restartNumberingAfterBreak="0">
+    <w:nsid w:val="212D05C3"/>
+    <w:multiLevelType w:val="multilevel"/>
+    <w:tmpl w:val="7E169444"/>
+    <w:lvl w:ilvl="0">
       <w:start w:val="1"/>
       <w:numFmt w:val="bullet"/>
       <w:lvlText w:val=""/>
       <w:lvlJc w:val="left"/>
       <w:pPr>
+        <w:tabs>
+          <w:tab w:val="num" w:pos="720"/>
+        </w:tabs>
+        <w:ind w:left="720" w:hanging="360"/>
+      </w:pPr>
+      <w:rPr>
+        <w:rFonts w:ascii="Symbol" w:hAnsi="Symbol" w:hint="default"/>
+        <w:sz w:val="20"/>
+      </w:rPr>
+    </w:lvl>
+    <w:lvl w:ilvl="1" w:tentative="1">
+      <w:start w:val="1"/>
+      <w:numFmt w:val="bullet"/>
+      <w:lvlText w:val="o"/>
+      <w:lvlJc w:val="left"/>
+      <w:pPr>
+        <w:tabs>
+          <w:tab w:val="num" w:pos="1440"/>
+        </w:tabs>
+        <w:ind w:left="1440" w:hanging="360"/>
+      </w:pPr>
+      <w:rPr>
+        <w:rFonts w:ascii="Courier New" w:hAnsi="Courier New" w:hint="default"/>
+        <w:sz w:val="20"/>
+      </w:rPr>
+    </w:lvl>
+    <w:lvl w:ilvl="2" w:tentative="1">
+      <w:start w:val="1"/>
+      <w:numFmt w:val="bullet"/>
+      <w:lvlText w:val=""/>
+      <w:lvlJc w:val="left"/>
+      <w:pPr>
+        <w:tabs>
+          <w:tab w:val="num" w:pos="2160"/>
+        </w:tabs>
+        <w:ind w:left="2160" w:hanging="360"/>
+      </w:pPr>
+      <w:rPr>
+        <w:rFonts w:ascii="Wingdings" w:hAnsi="Wingdings" w:hint="default"/>
+        <w:sz w:val="20"/>
+      </w:rPr>
+    </w:lvl>
+    <w:lvl w:ilvl="3" w:tentative="1">
+      <w:start w:val="1"/>
+      <w:numFmt w:val="bullet"/>
+      <w:lvlText w:val=""/>
+      <w:lvlJc w:val="left"/>
+      <w:pPr>
+        <w:tabs>
+          <w:tab w:val="num" w:pos="2880"/>
+        </w:tabs>
         <w:ind w:left="2880" w:hanging="360"/>
       </w:pPr>
       <w:rPr>
+        <w:rFonts w:ascii="Wingdings" w:hAnsi="Wingdings" w:hint="default"/>
+        <w:sz w:val="20"/>
+      </w:rPr>
+    </w:lvl>
+    <w:lvl w:ilvl="4" w:tentative="1">
+      <w:start w:val="1"/>
+      <w:numFmt w:val="bullet"/>
+      <w:lvlText w:val=""/>
+      <w:lvlJc w:val="left"/>
+      <w:pPr>
+        <w:tabs>
+          <w:tab w:val="num" w:pos="3600"/>
+        </w:tabs>
+        <w:ind w:left="3600" w:hanging="360"/>
+      </w:pPr>
+      <w:rPr>
+        <w:rFonts w:ascii="Wingdings" w:hAnsi="Wingdings" w:hint="default"/>
+        <w:sz w:val="20"/>
+      </w:rPr>
+    </w:lvl>
+    <w:lvl w:ilvl="5" w:tentative="1">
+      <w:start w:val="1"/>
+      <w:numFmt w:val="bullet"/>
+      <w:lvlText w:val=""/>
+      <w:lvlJc w:val="left"/>
+      <w:pPr>
+        <w:tabs>
+          <w:tab w:val="num" w:pos="4320"/>
+        </w:tabs>
+        <w:ind w:left="4320" w:hanging="360"/>
+      </w:pPr>
+      <w:rPr>
+        <w:rFonts w:ascii="Wingdings" w:hAnsi="Wingdings" w:hint="default"/>
+        <w:sz w:val="20"/>
+      </w:rPr>
+    </w:lvl>
+    <w:lvl w:ilvl="6" w:tentative="1">
+      <w:start w:val="1"/>
+      <w:numFmt w:val="bullet"/>
+      <w:lvlText w:val=""/>
+      <w:lvlJc w:val="left"/>
+      <w:pPr>
+        <w:tabs>
+          <w:tab w:val="num" w:pos="5040"/>
+        </w:tabs>
+        <w:ind w:left="5040" w:hanging="360"/>
+      </w:pPr>
+      <w:rPr>
+        <w:rFonts w:ascii="Wingdings" w:hAnsi="Wingdings" w:hint="default"/>
+        <w:sz w:val="20"/>
+      </w:rPr>
+    </w:lvl>
+    <w:lvl w:ilvl="7" w:tentative="1">
+      <w:start w:val="1"/>
+      <w:numFmt w:val="bullet"/>
+      <w:lvlText w:val=""/>
+      <w:lvlJc w:val="left"/>
+      <w:pPr>
+        <w:tabs>
+          <w:tab w:val="num" w:pos="5760"/>
+        </w:tabs>
+        <w:ind w:left="5760" w:hanging="360"/>
+      </w:pPr>
+      <w:rPr>
+        <w:rFonts w:ascii="Wingdings" w:hAnsi="Wingdings" w:hint="default"/>
+        <w:sz w:val="20"/>
+      </w:rPr>
+    </w:lvl>
+    <w:lvl w:ilvl="8" w:tentative="1">
+      <w:start w:val="1"/>
+      <w:numFmt w:val="bullet"/>
+      <w:lvlText w:val=""/>
+      <w:lvlJc w:val="left"/>
+      <w:pPr>
+        <w:tabs>
+          <w:tab w:val="num" w:pos="6480"/>
+        </w:tabs>
+        <w:ind w:left="6480" w:hanging="360"/>
+      </w:pPr>
+      <w:rPr>
+        <w:rFonts w:ascii="Wingdings" w:hAnsi="Wingdings" w:hint="default"/>
+        <w:sz w:val="20"/>
+      </w:rPr>
+    </w:lvl>
+  </w:abstractNum>
+  <w:abstractNum w:abstractNumId="17" w15:restartNumberingAfterBreak="0">
+    <w:nsid w:val="21BB34A6"/>
+    <w:multiLevelType w:val="multilevel"/>
+    <w:tmpl w:val="DF00C228"/>
+    <w:lvl w:ilvl="0">
+      <w:start w:val="1"/>
+      <w:numFmt w:val="bullet"/>
+      <w:lvlText w:val=""/>
+      <w:lvlJc w:val="left"/>
+      <w:pPr>
+        <w:tabs>
+          <w:tab w:val="num" w:pos="720"/>
+        </w:tabs>
+        <w:ind w:left="720" w:hanging="360"/>
+      </w:pPr>
+      <w:rPr>
         <w:rFonts w:ascii="Symbol" w:hAnsi="Symbol" w:hint="default"/>
-      </w:rPr>
-    </w:lvl>
-    <w:lvl w:ilvl="4" w:tplc="040C0003" w:tentative="1">
+        <w:sz w:val="20"/>
+      </w:rPr>
+    </w:lvl>
+    <w:lvl w:ilvl="1" w:tentative="1">
       <w:start w:val="1"/>
       <w:numFmt w:val="bullet"/>
       <w:lvlText w:val="o"/>
       <w:lvlJc w:val="left"/>
       <w:pPr>
+        <w:tabs>
+          <w:tab w:val="num" w:pos="1440"/>
+        </w:tabs>
+        <w:ind w:left="1440" w:hanging="360"/>
+      </w:pPr>
+      <w:rPr>
+        <w:rFonts w:ascii="Courier New" w:hAnsi="Courier New" w:hint="default"/>
+        <w:sz w:val="20"/>
+      </w:rPr>
+    </w:lvl>
+    <w:lvl w:ilvl="2" w:tentative="1">
+      <w:start w:val="1"/>
+      <w:numFmt w:val="bullet"/>
+      <w:lvlText w:val=""/>
+      <w:lvlJc w:val="left"/>
+      <w:pPr>
+        <w:tabs>
+          <w:tab w:val="num" w:pos="2160"/>
+        </w:tabs>
+        <w:ind w:left="2160" w:hanging="360"/>
+      </w:pPr>
+      <w:rPr>
+        <w:rFonts w:ascii="Wingdings" w:hAnsi="Wingdings" w:hint="default"/>
+        <w:sz w:val="20"/>
+      </w:rPr>
+    </w:lvl>
+    <w:lvl w:ilvl="3" w:tentative="1">
+      <w:start w:val="1"/>
+      <w:numFmt w:val="bullet"/>
+      <w:lvlText w:val=""/>
+      <w:lvlJc w:val="left"/>
+      <w:pPr>
+        <w:tabs>
+          <w:tab w:val="num" w:pos="2880"/>
+        </w:tabs>
+        <w:ind w:left="2880" w:hanging="360"/>
+      </w:pPr>
+      <w:rPr>
+        <w:rFonts w:ascii="Wingdings" w:hAnsi="Wingdings" w:hint="default"/>
+        <w:sz w:val="20"/>
+      </w:rPr>
+    </w:lvl>
+    <w:lvl w:ilvl="4" w:tentative="1">
+      <w:start w:val="1"/>
+      <w:numFmt w:val="bullet"/>
+      <w:lvlText w:val=""/>
+      <w:lvlJc w:val="left"/>
+      <w:pPr>
+        <w:tabs>
+          <w:tab w:val="num" w:pos="3600"/>
+        </w:tabs>
         <w:ind w:left="3600" w:hanging="360"/>
       </w:pPr>
       <w:rPr>
-        <w:rFonts w:ascii="Courier New" w:hAnsi="Courier New" w:cs="Courier New" w:hint="default"/>
-      </w:rPr>
-    </w:lvl>
-    <w:lvl w:ilvl="5" w:tplc="040C0005" w:tentative="1">
-      <w:start w:val="1"/>
-      <w:numFmt w:val="bullet"/>
-      <w:lvlText w:val=""/>
-      <w:lvlJc w:val="left"/>
-      <w:pPr>
+        <w:rFonts w:ascii="Wingdings" w:hAnsi="Wingdings" w:hint="default"/>
+        <w:sz w:val="20"/>
+      </w:rPr>
+    </w:lvl>
+    <w:lvl w:ilvl="5" w:tentative="1">
+      <w:start w:val="1"/>
+      <w:numFmt w:val="bullet"/>
+      <w:lvlText w:val=""/>
+      <w:lvlJc w:val="left"/>
+      <w:pPr>
+        <w:tabs>
+          <w:tab w:val="num" w:pos="4320"/>
+        </w:tabs>
         <w:ind w:left="4320" w:hanging="360"/>
       </w:pPr>
       <w:rPr>
         <w:rFonts w:ascii="Wingdings" w:hAnsi="Wingdings" w:hint="default"/>
-      </w:rPr>
-    </w:lvl>
-    <w:lvl w:ilvl="6" w:tplc="040C0001" w:tentative="1">
+        <w:sz w:val="20"/>
+      </w:rPr>
+    </w:lvl>
+    <w:lvl w:ilvl="6" w:tentative="1">
+      <w:start w:val="1"/>
+      <w:numFmt w:val="bullet"/>
+      <w:lvlText w:val=""/>
+      <w:lvlJc w:val="left"/>
+      <w:pPr>
+        <w:tabs>
+          <w:tab w:val="num" w:pos="5040"/>
+        </w:tabs>
+        <w:ind w:left="5040" w:hanging="360"/>
+      </w:pPr>
+      <w:rPr>
+        <w:rFonts w:ascii="Wingdings" w:hAnsi="Wingdings" w:hint="default"/>
+        <w:sz w:val="20"/>
+      </w:rPr>
+    </w:lvl>
+    <w:lvl w:ilvl="7" w:tentative="1">
+      <w:start w:val="1"/>
+      <w:numFmt w:val="bullet"/>
+      <w:lvlText w:val=""/>
+      <w:lvlJc w:val="left"/>
+      <w:pPr>
+        <w:tabs>
+          <w:tab w:val="num" w:pos="5760"/>
+        </w:tabs>
+        <w:ind w:left="5760" w:hanging="360"/>
+      </w:pPr>
+      <w:rPr>
+        <w:rFonts w:ascii="Wingdings" w:hAnsi="Wingdings" w:hint="default"/>
+        <w:sz w:val="20"/>
+      </w:rPr>
+    </w:lvl>
+    <w:lvl w:ilvl="8" w:tentative="1">
+      <w:start w:val="1"/>
+      <w:numFmt w:val="bullet"/>
+      <w:lvlText w:val=""/>
+      <w:lvlJc w:val="left"/>
+      <w:pPr>
+        <w:tabs>
+          <w:tab w:val="num" w:pos="6480"/>
+        </w:tabs>
+        <w:ind w:left="6480" w:hanging="360"/>
+      </w:pPr>
+      <w:rPr>
+        <w:rFonts w:ascii="Wingdings" w:hAnsi="Wingdings" w:hint="default"/>
+        <w:sz w:val="20"/>
+      </w:rPr>
+    </w:lvl>
+  </w:abstractNum>
+  <w:abstractNum w:abstractNumId="18" w15:restartNumberingAfterBreak="0">
+    <w:nsid w:val="27220B2C"/>
+    <w:multiLevelType w:val="multilevel"/>
+    <w:tmpl w:val="7938DC84"/>
+    <w:lvl w:ilvl="0">
       <w:start w:val="1"/>
       <w:numFmt w:val="bullet"/>
       <w:lvlText w:val=""/>
       <w:lvlJc w:val="left"/>
       <w:pPr>
+        <w:tabs>
+          <w:tab w:val="num" w:pos="720"/>
+        </w:tabs>
+        <w:ind w:left="720" w:hanging="360"/>
+      </w:pPr>
+      <w:rPr>
+        <w:rFonts w:ascii="Symbol" w:hAnsi="Symbol" w:hint="default"/>
+        <w:sz w:val="20"/>
+      </w:rPr>
+    </w:lvl>
+    <w:lvl w:ilvl="1" w:tentative="1">
+      <w:start w:val="1"/>
+      <w:numFmt w:val="bullet"/>
+      <w:lvlText w:val="o"/>
+      <w:lvlJc w:val="left"/>
+      <w:pPr>
+        <w:tabs>
+          <w:tab w:val="num" w:pos="1440"/>
+        </w:tabs>
+        <w:ind w:left="1440" w:hanging="360"/>
+      </w:pPr>
+      <w:rPr>
+        <w:rFonts w:ascii="Courier New" w:hAnsi="Courier New" w:hint="default"/>
+        <w:sz w:val="20"/>
+      </w:rPr>
+    </w:lvl>
+    <w:lvl w:ilvl="2" w:tentative="1">
+      <w:start w:val="1"/>
+      <w:numFmt w:val="bullet"/>
+      <w:lvlText w:val=""/>
+      <w:lvlJc w:val="left"/>
+      <w:pPr>
+        <w:tabs>
+          <w:tab w:val="num" w:pos="2160"/>
+        </w:tabs>
+        <w:ind w:left="2160" w:hanging="360"/>
+      </w:pPr>
+      <w:rPr>
+        <w:rFonts w:ascii="Wingdings" w:hAnsi="Wingdings" w:hint="default"/>
+        <w:sz w:val="20"/>
+      </w:rPr>
+    </w:lvl>
+    <w:lvl w:ilvl="3" w:tentative="1">
+      <w:start w:val="1"/>
+      <w:numFmt w:val="bullet"/>
+      <w:lvlText w:val=""/>
+      <w:lvlJc w:val="left"/>
+      <w:pPr>
+        <w:tabs>
+          <w:tab w:val="num" w:pos="2880"/>
+        </w:tabs>
+        <w:ind w:left="2880" w:hanging="360"/>
+      </w:pPr>
+      <w:rPr>
+        <w:rFonts w:ascii="Wingdings" w:hAnsi="Wingdings" w:hint="default"/>
+        <w:sz w:val="20"/>
+      </w:rPr>
+    </w:lvl>
+    <w:lvl w:ilvl="4" w:tentative="1">
+      <w:start w:val="1"/>
+      <w:numFmt w:val="bullet"/>
+      <w:lvlText w:val=""/>
+      <w:lvlJc w:val="left"/>
+      <w:pPr>
+        <w:tabs>
+          <w:tab w:val="num" w:pos="3600"/>
+        </w:tabs>
+        <w:ind w:left="3600" w:hanging="360"/>
+      </w:pPr>
+      <w:rPr>
+        <w:rFonts w:ascii="Wingdings" w:hAnsi="Wingdings" w:hint="default"/>
+        <w:sz w:val="20"/>
+      </w:rPr>
+    </w:lvl>
+    <w:lvl w:ilvl="5" w:tentative="1">
+      <w:start w:val="1"/>
+      <w:numFmt w:val="bullet"/>
+      <w:lvlText w:val=""/>
+      <w:lvlJc w:val="left"/>
+      <w:pPr>
+        <w:tabs>
+          <w:tab w:val="num" w:pos="4320"/>
+        </w:tabs>
+        <w:ind w:left="4320" w:hanging="360"/>
+      </w:pPr>
+      <w:rPr>
+        <w:rFonts w:ascii="Wingdings" w:hAnsi="Wingdings" w:hint="default"/>
+        <w:sz w:val="20"/>
+      </w:rPr>
+    </w:lvl>
+    <w:lvl w:ilvl="6" w:tentative="1">
+      <w:start w:val="1"/>
+      <w:numFmt w:val="bullet"/>
+      <w:lvlText w:val=""/>
+      <w:lvlJc w:val="left"/>
+      <w:pPr>
+        <w:tabs>
+          <w:tab w:val="num" w:pos="5040"/>
+        </w:tabs>
         <w:ind w:left="5040" w:hanging="360"/>
       </w:pPr>
       <w:rPr>
+        <w:rFonts w:ascii="Wingdings" w:hAnsi="Wingdings" w:hint="default"/>
+        <w:sz w:val="20"/>
+      </w:rPr>
+    </w:lvl>
+    <w:lvl w:ilvl="7" w:tentative="1">
+      <w:start w:val="1"/>
+      <w:numFmt w:val="bullet"/>
+      <w:lvlText w:val=""/>
+      <w:lvlJc w:val="left"/>
+      <w:pPr>
+        <w:tabs>
+          <w:tab w:val="num" w:pos="5760"/>
+        </w:tabs>
+        <w:ind w:left="5760" w:hanging="360"/>
+      </w:pPr>
+      <w:rPr>
+        <w:rFonts w:ascii="Wingdings" w:hAnsi="Wingdings" w:hint="default"/>
+        <w:sz w:val="20"/>
+      </w:rPr>
+    </w:lvl>
+    <w:lvl w:ilvl="8" w:tentative="1">
+      <w:start w:val="1"/>
+      <w:numFmt w:val="bullet"/>
+      <w:lvlText w:val=""/>
+      <w:lvlJc w:val="left"/>
+      <w:pPr>
+        <w:tabs>
+          <w:tab w:val="num" w:pos="6480"/>
+        </w:tabs>
+        <w:ind w:left="6480" w:hanging="360"/>
+      </w:pPr>
+      <w:rPr>
+        <w:rFonts w:ascii="Wingdings" w:hAnsi="Wingdings" w:hint="default"/>
+        <w:sz w:val="20"/>
+      </w:rPr>
+    </w:lvl>
+  </w:abstractNum>
+  <w:abstractNum w:abstractNumId="19" w15:restartNumberingAfterBreak="0">
+    <w:nsid w:val="281E458B"/>
+    <w:multiLevelType w:val="multilevel"/>
+    <w:tmpl w:val="58344664"/>
+    <w:lvl w:ilvl="0">
+      <w:start w:val="1"/>
+      <w:numFmt w:val="bullet"/>
+      <w:lvlText w:val=""/>
+      <w:lvlJc w:val="left"/>
+      <w:pPr>
+        <w:tabs>
+          <w:tab w:val="num" w:pos="720"/>
+        </w:tabs>
+        <w:ind w:left="720" w:hanging="360"/>
+      </w:pPr>
+      <w:rPr>
         <w:rFonts w:ascii="Symbol" w:hAnsi="Symbol" w:hint="default"/>
-      </w:rPr>
-    </w:lvl>
-    <w:lvl w:ilvl="7" w:tplc="040C0003" w:tentative="1">
+        <w:sz w:val="20"/>
+      </w:rPr>
+    </w:lvl>
+    <w:lvl w:ilvl="1" w:tentative="1">
       <w:start w:val="1"/>
       <w:numFmt w:val="bullet"/>
       <w:lvlText w:val="o"/>
       <w:lvlJc w:val="left"/>
       <w:pPr>
+        <w:tabs>
+          <w:tab w:val="num" w:pos="1440"/>
+        </w:tabs>
+        <w:ind w:left="1440" w:hanging="360"/>
+      </w:pPr>
+      <w:rPr>
+        <w:rFonts w:ascii="Courier New" w:hAnsi="Courier New" w:hint="default"/>
+        <w:sz w:val="20"/>
+      </w:rPr>
+    </w:lvl>
+    <w:lvl w:ilvl="2" w:tentative="1">
+      <w:start w:val="1"/>
+      <w:numFmt w:val="bullet"/>
+      <w:lvlText w:val=""/>
+      <w:lvlJc w:val="left"/>
+      <w:pPr>
+        <w:tabs>
+          <w:tab w:val="num" w:pos="2160"/>
+        </w:tabs>
+        <w:ind w:left="2160" w:hanging="360"/>
+      </w:pPr>
+      <w:rPr>
+        <w:rFonts w:ascii="Wingdings" w:hAnsi="Wingdings" w:hint="default"/>
+        <w:sz w:val="20"/>
+      </w:rPr>
+    </w:lvl>
+    <w:lvl w:ilvl="3" w:tentative="1">
+      <w:start w:val="1"/>
+      <w:numFmt w:val="bullet"/>
+      <w:lvlText w:val=""/>
+      <w:lvlJc w:val="left"/>
+      <w:pPr>
+        <w:tabs>
+          <w:tab w:val="num" w:pos="2880"/>
+        </w:tabs>
+        <w:ind w:left="2880" w:hanging="360"/>
+      </w:pPr>
+      <w:rPr>
+        <w:rFonts w:ascii="Wingdings" w:hAnsi="Wingdings" w:hint="default"/>
+        <w:sz w:val="20"/>
+      </w:rPr>
+    </w:lvl>
+    <w:lvl w:ilvl="4" w:tentative="1">
+      <w:start w:val="1"/>
+      <w:numFmt w:val="bullet"/>
+      <w:lvlText w:val=""/>
+      <w:lvlJc w:val="left"/>
+      <w:pPr>
+        <w:tabs>
+          <w:tab w:val="num" w:pos="3600"/>
+        </w:tabs>
+        <w:ind w:left="3600" w:hanging="360"/>
+      </w:pPr>
+      <w:rPr>
+        <w:rFonts w:ascii="Wingdings" w:hAnsi="Wingdings" w:hint="default"/>
+        <w:sz w:val="20"/>
+      </w:rPr>
+    </w:lvl>
+    <w:lvl w:ilvl="5" w:tentative="1">
+      <w:start w:val="1"/>
+      <w:numFmt w:val="bullet"/>
+      <w:lvlText w:val=""/>
+      <w:lvlJc w:val="left"/>
+      <w:pPr>
+        <w:tabs>
+          <w:tab w:val="num" w:pos="4320"/>
+        </w:tabs>
+        <w:ind w:left="4320" w:hanging="360"/>
+      </w:pPr>
+      <w:rPr>
+        <w:rFonts w:ascii="Wingdings" w:hAnsi="Wingdings" w:hint="default"/>
+        <w:sz w:val="20"/>
+      </w:rPr>
+    </w:lvl>
+    <w:lvl w:ilvl="6" w:tentative="1">
+      <w:start w:val="1"/>
+      <w:numFmt w:val="bullet"/>
+      <w:lvlText w:val=""/>
+      <w:lvlJc w:val="left"/>
+      <w:pPr>
+        <w:tabs>
+          <w:tab w:val="num" w:pos="5040"/>
+        </w:tabs>
+        <w:ind w:left="5040" w:hanging="360"/>
+      </w:pPr>
+      <w:rPr>
+        <w:rFonts w:ascii="Wingdings" w:hAnsi="Wingdings" w:hint="default"/>
+        <w:sz w:val="20"/>
+      </w:rPr>
+    </w:lvl>
+    <w:lvl w:ilvl="7" w:tentative="1">
+      <w:start w:val="1"/>
+      <w:numFmt w:val="bullet"/>
+      <w:lvlText w:val=""/>
+      <w:lvlJc w:val="left"/>
+      <w:pPr>
+        <w:tabs>
+          <w:tab w:val="num" w:pos="5760"/>
+        </w:tabs>
         <w:ind w:left="5760" w:hanging="360"/>
       </w:pPr>
       <w:rPr>
-        <w:rFonts w:ascii="Courier New" w:hAnsi="Courier New" w:cs="Courier New" w:hint="default"/>
-      </w:rPr>
-    </w:lvl>
-    <w:lvl w:ilvl="8" w:tplc="040C0005" w:tentative="1">
-      <w:start w:val="1"/>
-      <w:numFmt w:val="bullet"/>
-      <w:lvlText w:val=""/>
-      <w:lvlJc w:val="left"/>
-      <w:pPr>
+        <w:rFonts w:ascii="Wingdings" w:hAnsi="Wingdings" w:hint="default"/>
+        <w:sz w:val="20"/>
+      </w:rPr>
+    </w:lvl>
+    <w:lvl w:ilvl="8" w:tentative="1">
+      <w:start w:val="1"/>
+      <w:numFmt w:val="bullet"/>
+      <w:lvlText w:val=""/>
+      <w:lvlJc w:val="left"/>
+      <w:pPr>
+        <w:tabs>
+          <w:tab w:val="num" w:pos="6480"/>
+        </w:tabs>
         <w:ind w:left="6480" w:hanging="360"/>
       </w:pPr>
       <w:rPr>
         <w:rFonts w:ascii="Wingdings" w:hAnsi="Wingdings" w:hint="default"/>
+        <w:sz w:val="20"/>
+      </w:rPr>
+    </w:lvl>
+  </w:abstractNum>
+  <w:abstractNum w:abstractNumId="20" w15:restartNumberingAfterBreak="0">
+    <w:nsid w:val="34F265D3"/>
+    <w:multiLevelType w:val="multilevel"/>
+    <w:tmpl w:val="552A8564"/>
+    <w:lvl w:ilvl="0">
+      <w:start w:val="1"/>
+      <w:numFmt w:val="bullet"/>
+      <w:lvlText w:val=""/>
+      <w:lvlJc w:val="left"/>
+      <w:pPr>
+        <w:tabs>
+          <w:tab w:val="num" w:pos="720"/>
+        </w:tabs>
+        <w:ind w:left="720" w:hanging="360"/>
+      </w:pPr>
+      <w:rPr>
+        <w:rFonts w:ascii="Symbol" w:hAnsi="Symbol" w:hint="default"/>
+        <w:sz w:val="20"/>
+      </w:rPr>
+    </w:lvl>
+    <w:lvl w:ilvl="1" w:tentative="1">
+      <w:start w:val="1"/>
+      <w:numFmt w:val="bullet"/>
+      <w:lvlText w:val="o"/>
+      <w:lvlJc w:val="left"/>
+      <w:pPr>
+        <w:tabs>
+          <w:tab w:val="num" w:pos="1440"/>
+        </w:tabs>
+        <w:ind w:left="1440" w:hanging="360"/>
+      </w:pPr>
+      <w:rPr>
+        <w:rFonts w:ascii="Courier New" w:hAnsi="Courier New" w:hint="default"/>
+        <w:sz w:val="20"/>
+      </w:rPr>
+    </w:lvl>
+    <w:lvl w:ilvl="2" w:tentative="1">
+      <w:start w:val="1"/>
+      <w:numFmt w:val="bullet"/>
+      <w:lvlText w:val=""/>
+      <w:lvlJc w:val="left"/>
+      <w:pPr>
+        <w:tabs>
+          <w:tab w:val="num" w:pos="2160"/>
+        </w:tabs>
+        <w:ind w:left="2160" w:hanging="360"/>
+      </w:pPr>
+      <w:rPr>
+        <w:rFonts w:ascii="Wingdings" w:hAnsi="Wingdings" w:hint="default"/>
+        <w:sz w:val="20"/>
+      </w:rPr>
+    </w:lvl>
+    <w:lvl w:ilvl="3" w:tentative="1">
+      <w:start w:val="1"/>
+      <w:numFmt w:val="bullet"/>
+      <w:lvlText w:val=""/>
+      <w:lvlJc w:val="left"/>
+      <w:pPr>
+        <w:tabs>
+          <w:tab w:val="num" w:pos="2880"/>
+        </w:tabs>
+        <w:ind w:left="2880" w:hanging="360"/>
+      </w:pPr>
+      <w:rPr>
+        <w:rFonts w:ascii="Wingdings" w:hAnsi="Wingdings" w:hint="default"/>
+        <w:sz w:val="20"/>
+      </w:rPr>
+    </w:lvl>
+    <w:lvl w:ilvl="4" w:tentative="1">
+      <w:start w:val="1"/>
+      <w:numFmt w:val="bullet"/>
+      <w:lvlText w:val=""/>
+      <w:lvlJc w:val="left"/>
+      <w:pPr>
+        <w:tabs>
+          <w:tab w:val="num" w:pos="3600"/>
+        </w:tabs>
+        <w:ind w:left="3600" w:hanging="360"/>
+      </w:pPr>
+      <w:rPr>
+        <w:rFonts w:ascii="Wingdings" w:hAnsi="Wingdings" w:hint="default"/>
+        <w:sz w:val="20"/>
+      </w:rPr>
+    </w:lvl>
+    <w:lvl w:ilvl="5" w:tentative="1">
+      <w:start w:val="1"/>
+      <w:numFmt w:val="bullet"/>
+      <w:lvlText w:val=""/>
+      <w:lvlJc w:val="left"/>
+      <w:pPr>
+        <w:tabs>
+          <w:tab w:val="num" w:pos="4320"/>
+        </w:tabs>
+        <w:ind w:left="4320" w:hanging="360"/>
+      </w:pPr>
+      <w:rPr>
+        <w:rFonts w:ascii="Wingdings" w:hAnsi="Wingdings" w:hint="default"/>
+        <w:sz w:val="20"/>
+      </w:rPr>
+    </w:lvl>
+    <w:lvl w:ilvl="6" w:tentative="1">
+      <w:start w:val="1"/>
+      <w:numFmt w:val="bullet"/>
+      <w:lvlText w:val=""/>
+      <w:lvlJc w:val="left"/>
+      <w:pPr>
+        <w:tabs>
+          <w:tab w:val="num" w:pos="5040"/>
+        </w:tabs>
+        <w:ind w:left="5040" w:hanging="360"/>
+      </w:pPr>
+      <w:rPr>
+        <w:rFonts w:ascii="Wingdings" w:hAnsi="Wingdings" w:hint="default"/>
+        <w:sz w:val="20"/>
+      </w:rPr>
+    </w:lvl>
+    <w:lvl w:ilvl="7" w:tentative="1">
+      <w:start w:val="1"/>
+      <w:numFmt w:val="bullet"/>
+      <w:lvlText w:val=""/>
+      <w:lvlJc w:val="left"/>
+      <w:pPr>
+        <w:tabs>
+          <w:tab w:val="num" w:pos="5760"/>
+        </w:tabs>
+        <w:ind w:left="5760" w:hanging="360"/>
+      </w:pPr>
+      <w:rPr>
+        <w:rFonts w:ascii="Wingdings" w:hAnsi="Wingdings" w:hint="default"/>
+        <w:sz w:val="20"/>
+      </w:rPr>
+    </w:lvl>
+    <w:lvl w:ilvl="8" w:tentative="1">
+      <w:start w:val="1"/>
+      <w:numFmt w:val="bullet"/>
+      <w:lvlText w:val=""/>
+      <w:lvlJc w:val="left"/>
+      <w:pPr>
+        <w:tabs>
+          <w:tab w:val="num" w:pos="6480"/>
+        </w:tabs>
+        <w:ind w:left="6480" w:hanging="360"/>
+      </w:pPr>
+      <w:rPr>
+        <w:rFonts w:ascii="Wingdings" w:hAnsi="Wingdings" w:hint="default"/>
+        <w:sz w:val="20"/>
+      </w:rPr>
+    </w:lvl>
+  </w:abstractNum>
+  <w:abstractNum w:abstractNumId="21" w15:restartNumberingAfterBreak="0">
+    <w:nsid w:val="359256CD"/>
+    <w:multiLevelType w:val="multilevel"/>
+    <w:tmpl w:val="7A848174"/>
+    <w:lvl w:ilvl="0">
+      <w:start w:val="1"/>
+      <w:numFmt w:val="bullet"/>
+      <w:lvlText w:val=""/>
+      <w:lvlJc w:val="left"/>
+      <w:pPr>
+        <w:tabs>
+          <w:tab w:val="num" w:pos="720"/>
+        </w:tabs>
+        <w:ind w:left="720" w:hanging="360"/>
+      </w:pPr>
+      <w:rPr>
+        <w:rFonts w:ascii="Symbol" w:hAnsi="Symbol" w:hint="default"/>
+        <w:sz w:val="20"/>
+      </w:rPr>
+    </w:lvl>
+    <w:lvl w:ilvl="1" w:tentative="1">
+      <w:start w:val="1"/>
+      <w:numFmt w:val="bullet"/>
+      <w:lvlText w:val="o"/>
+      <w:lvlJc w:val="left"/>
+      <w:pPr>
+        <w:tabs>
+          <w:tab w:val="num" w:pos="1440"/>
+        </w:tabs>
+        <w:ind w:left="1440" w:hanging="360"/>
+      </w:pPr>
+      <w:rPr>
+        <w:rFonts w:ascii="Courier New" w:hAnsi="Courier New" w:hint="default"/>
+        <w:sz w:val="20"/>
+      </w:rPr>
+    </w:lvl>
+    <w:lvl w:ilvl="2" w:tentative="1">
+      <w:start w:val="1"/>
+      <w:numFmt w:val="bullet"/>
+      <w:lvlText w:val=""/>
+      <w:lvlJc w:val="left"/>
+      <w:pPr>
+        <w:tabs>
+          <w:tab w:val="num" w:pos="2160"/>
+        </w:tabs>
+        <w:ind w:left="2160" w:hanging="360"/>
+      </w:pPr>
+      <w:rPr>
+        <w:rFonts w:ascii="Wingdings" w:hAnsi="Wingdings" w:hint="default"/>
+        <w:sz w:val="20"/>
+      </w:rPr>
+    </w:lvl>
+    <w:lvl w:ilvl="3" w:tentative="1">
+      <w:start w:val="1"/>
+      <w:numFmt w:val="bullet"/>
+      <w:lvlText w:val=""/>
+      <w:lvlJc w:val="left"/>
+      <w:pPr>
+        <w:tabs>
+          <w:tab w:val="num" w:pos="2880"/>
+        </w:tabs>
+        <w:ind w:left="2880" w:hanging="360"/>
+      </w:pPr>
+      <w:rPr>
+        <w:rFonts w:ascii="Wingdings" w:hAnsi="Wingdings" w:hint="default"/>
+        <w:sz w:val="20"/>
+      </w:rPr>
+    </w:lvl>
+    <w:lvl w:ilvl="4" w:tentative="1">
+      <w:start w:val="1"/>
+      <w:numFmt w:val="bullet"/>
+      <w:lvlText w:val=""/>
+      <w:lvlJc w:val="left"/>
+      <w:pPr>
+        <w:tabs>
+          <w:tab w:val="num" w:pos="3600"/>
+        </w:tabs>
+        <w:ind w:left="3600" w:hanging="360"/>
+      </w:pPr>
+      <w:rPr>
+        <w:rFonts w:ascii="Wingdings" w:hAnsi="Wingdings" w:hint="default"/>
+        <w:sz w:val="20"/>
+      </w:rPr>
+    </w:lvl>
+    <w:lvl w:ilvl="5" w:tentative="1">
+      <w:start w:val="1"/>
+      <w:numFmt w:val="bullet"/>
+      <w:lvlText w:val=""/>
+      <w:lvlJc w:val="left"/>
+      <w:pPr>
+        <w:tabs>
+          <w:tab w:val="num" w:pos="4320"/>
+        </w:tabs>
+        <w:ind w:left="4320" w:hanging="360"/>
+      </w:pPr>
+      <w:rPr>
+        <w:rFonts w:ascii="Wingdings" w:hAnsi="Wingdings" w:hint="default"/>
+        <w:sz w:val="20"/>
+      </w:rPr>
+    </w:lvl>
+    <w:lvl w:ilvl="6" w:tentative="1">
+      <w:start w:val="1"/>
+      <w:numFmt w:val="bullet"/>
+      <w:lvlText w:val=""/>
+      <w:lvlJc w:val="left"/>
+      <w:pPr>
+        <w:tabs>
+          <w:tab w:val="num" w:pos="5040"/>
+        </w:tabs>
+        <w:ind w:left="5040" w:hanging="360"/>
+      </w:pPr>
+      <w:rPr>
+        <w:rFonts w:ascii="Wingdings" w:hAnsi="Wingdings" w:hint="default"/>
+        <w:sz w:val="20"/>
+      </w:rPr>
+    </w:lvl>
+    <w:lvl w:ilvl="7" w:tentative="1">
+      <w:start w:val="1"/>
+      <w:numFmt w:val="bullet"/>
+      <w:lvlText w:val=""/>
+      <w:lvlJc w:val="left"/>
+      <w:pPr>
+        <w:tabs>
+          <w:tab w:val="num" w:pos="5760"/>
+        </w:tabs>
+        <w:ind w:left="5760" w:hanging="360"/>
+      </w:pPr>
+      <w:rPr>
+        <w:rFonts w:ascii="Wingdings" w:hAnsi="Wingdings" w:hint="default"/>
+        <w:sz w:val="20"/>
+      </w:rPr>
+    </w:lvl>
+    <w:lvl w:ilvl="8" w:tentative="1">
+      <w:start w:val="1"/>
+      <w:numFmt w:val="bullet"/>
+      <w:lvlText w:val=""/>
+      <w:lvlJc w:val="left"/>
+      <w:pPr>
+        <w:tabs>
+          <w:tab w:val="num" w:pos="6480"/>
+        </w:tabs>
+        <w:ind w:left="6480" w:hanging="360"/>
+      </w:pPr>
+      <w:rPr>
+        <w:rFonts w:ascii="Wingdings" w:hAnsi="Wingdings" w:hint="default"/>
+        <w:sz w:val="20"/>
+      </w:rPr>
+    </w:lvl>
+  </w:abstractNum>
+  <w:abstractNum w:abstractNumId="22" w15:restartNumberingAfterBreak="0">
+    <w:nsid w:val="37917438"/>
+    <w:multiLevelType w:val="multilevel"/>
+    <w:tmpl w:val="A980163A"/>
+    <w:lvl w:ilvl="0">
+      <w:start w:val="1"/>
+      <w:numFmt w:val="bullet"/>
+      <w:lvlText w:val=""/>
+      <w:lvlJc w:val="left"/>
+      <w:pPr>
+        <w:tabs>
+          <w:tab w:val="num" w:pos="720"/>
+        </w:tabs>
+        <w:ind w:left="720" w:hanging="360"/>
+      </w:pPr>
+      <w:rPr>
+        <w:rFonts w:ascii="Symbol" w:hAnsi="Symbol" w:hint="default"/>
+        <w:sz w:val="20"/>
+      </w:rPr>
+    </w:lvl>
+    <w:lvl w:ilvl="1" w:tentative="1">
+      <w:start w:val="1"/>
+      <w:numFmt w:val="bullet"/>
+      <w:lvlText w:val="o"/>
+      <w:lvlJc w:val="left"/>
+      <w:pPr>
+        <w:tabs>
+          <w:tab w:val="num" w:pos="1440"/>
+        </w:tabs>
+        <w:ind w:left="1440" w:hanging="360"/>
+      </w:pPr>
+      <w:rPr>
+        <w:rFonts w:ascii="Courier New" w:hAnsi="Courier New" w:hint="default"/>
+        <w:sz w:val="20"/>
+      </w:rPr>
+    </w:lvl>
+    <w:lvl w:ilvl="2" w:tentative="1">
+      <w:start w:val="1"/>
+      <w:numFmt w:val="bullet"/>
+      <w:lvlText w:val=""/>
+      <w:lvlJc w:val="left"/>
+      <w:pPr>
+        <w:tabs>
+          <w:tab w:val="num" w:pos="2160"/>
+        </w:tabs>
+        <w:ind w:left="2160" w:hanging="360"/>
+      </w:pPr>
+      <w:rPr>
+        <w:rFonts w:ascii="Wingdings" w:hAnsi="Wingdings" w:hint="default"/>
+        <w:sz w:val="20"/>
+      </w:rPr>
+    </w:lvl>
+    <w:lvl w:ilvl="3" w:tentative="1">
+      <w:start w:val="1"/>
+      <w:numFmt w:val="bullet"/>
+      <w:lvlText w:val=""/>
+      <w:lvlJc w:val="left"/>
+      <w:pPr>
+        <w:tabs>
+          <w:tab w:val="num" w:pos="2880"/>
+        </w:tabs>
+        <w:ind w:left="2880" w:hanging="360"/>
+      </w:pPr>
+      <w:rPr>
+        <w:rFonts w:ascii="Wingdings" w:hAnsi="Wingdings" w:hint="default"/>
+        <w:sz w:val="20"/>
+      </w:rPr>
+    </w:lvl>
+    <w:lvl w:ilvl="4" w:tentative="1">
+      <w:start w:val="1"/>
+      <w:numFmt w:val="bullet"/>
+      <w:lvlText w:val=""/>
+      <w:lvlJc w:val="left"/>
+      <w:pPr>
+        <w:tabs>
+          <w:tab w:val="num" w:pos="3600"/>
+        </w:tabs>
+        <w:ind w:left="3600" w:hanging="360"/>
+      </w:pPr>
+      <w:rPr>
+        <w:rFonts w:ascii="Wingdings" w:hAnsi="Wingdings" w:hint="default"/>
+        <w:sz w:val="20"/>
+      </w:rPr>
+    </w:lvl>
+    <w:lvl w:ilvl="5" w:tentative="1">
+      <w:start w:val="1"/>
+      <w:numFmt w:val="bullet"/>
+      <w:lvlText w:val=""/>
+      <w:lvlJc w:val="left"/>
+      <w:pPr>
+        <w:tabs>
+          <w:tab w:val="num" w:pos="4320"/>
+        </w:tabs>
+        <w:ind w:left="4320" w:hanging="360"/>
+      </w:pPr>
+      <w:rPr>
+        <w:rFonts w:ascii="Wingdings" w:hAnsi="Wingdings" w:hint="default"/>
+        <w:sz w:val="20"/>
+      </w:rPr>
+    </w:lvl>
+    <w:lvl w:ilvl="6" w:tentative="1">
+      <w:start w:val="1"/>
+      <w:numFmt w:val="bullet"/>
+      <w:lvlText w:val=""/>
+      <w:lvlJc w:val="left"/>
+      <w:pPr>
+        <w:tabs>
+          <w:tab w:val="num" w:pos="5040"/>
+        </w:tabs>
+        <w:ind w:left="5040" w:hanging="360"/>
+      </w:pPr>
+      <w:rPr>
+        <w:rFonts w:ascii="Wingdings" w:hAnsi="Wingdings" w:hint="default"/>
+        <w:sz w:val="20"/>
+      </w:rPr>
+    </w:lvl>
+    <w:lvl w:ilvl="7" w:tentative="1">
+      <w:start w:val="1"/>
+      <w:numFmt w:val="bullet"/>
+      <w:lvlText w:val=""/>
+      <w:lvlJc w:val="left"/>
+      <w:pPr>
+        <w:tabs>
+          <w:tab w:val="num" w:pos="5760"/>
+        </w:tabs>
+        <w:ind w:left="5760" w:hanging="360"/>
+      </w:pPr>
+      <w:rPr>
+        <w:rFonts w:ascii="Wingdings" w:hAnsi="Wingdings" w:hint="default"/>
+        <w:sz w:val="20"/>
+      </w:rPr>
+    </w:lvl>
+    <w:lvl w:ilvl="8" w:tentative="1">
+      <w:start w:val="1"/>
+      <w:numFmt w:val="bullet"/>
+      <w:lvlText w:val=""/>
+      <w:lvlJc w:val="left"/>
+      <w:pPr>
+        <w:tabs>
+          <w:tab w:val="num" w:pos="6480"/>
+        </w:tabs>
+        <w:ind w:left="6480" w:hanging="360"/>
+      </w:pPr>
+      <w:rPr>
+        <w:rFonts w:ascii="Wingdings" w:hAnsi="Wingdings" w:hint="default"/>
+        <w:sz w:val="20"/>
+      </w:rPr>
+    </w:lvl>
+  </w:abstractNum>
+  <w:abstractNum w:abstractNumId="23" w15:restartNumberingAfterBreak="0">
+    <w:nsid w:val="3E755952"/>
+    <w:multiLevelType w:val="multilevel"/>
+    <w:tmpl w:val="ABD46722"/>
+    <w:lvl w:ilvl="0">
+      <w:start w:val="1"/>
+      <w:numFmt w:val="bullet"/>
+      <w:lvlText w:val=""/>
+      <w:lvlJc w:val="left"/>
+      <w:pPr>
+        <w:tabs>
+          <w:tab w:val="num" w:pos="720"/>
+        </w:tabs>
+        <w:ind w:left="720" w:hanging="360"/>
+      </w:pPr>
+      <w:rPr>
+        <w:rFonts w:ascii="Symbol" w:hAnsi="Symbol" w:hint="default"/>
+        <w:sz w:val="20"/>
+      </w:rPr>
+    </w:lvl>
+    <w:lvl w:ilvl="1" w:tentative="1">
+      <w:start w:val="1"/>
+      <w:numFmt w:val="bullet"/>
+      <w:lvlText w:val="o"/>
+      <w:lvlJc w:val="left"/>
+      <w:pPr>
+        <w:tabs>
+          <w:tab w:val="num" w:pos="1440"/>
+        </w:tabs>
+        <w:ind w:left="1440" w:hanging="360"/>
+      </w:pPr>
+      <w:rPr>
+        <w:rFonts w:ascii="Courier New" w:hAnsi="Courier New" w:hint="default"/>
+        <w:sz w:val="20"/>
+      </w:rPr>
+    </w:lvl>
+    <w:lvl w:ilvl="2" w:tentative="1">
+      <w:start w:val="1"/>
+      <w:numFmt w:val="bullet"/>
+      <w:lvlText w:val=""/>
+      <w:lvlJc w:val="left"/>
+      <w:pPr>
+        <w:tabs>
+          <w:tab w:val="num" w:pos="2160"/>
+        </w:tabs>
+        <w:ind w:left="2160" w:hanging="360"/>
+      </w:pPr>
+      <w:rPr>
+        <w:rFonts w:ascii="Wingdings" w:hAnsi="Wingdings" w:hint="default"/>
+        <w:sz w:val="20"/>
+      </w:rPr>
+    </w:lvl>
+    <w:lvl w:ilvl="3" w:tentative="1">
+      <w:start w:val="1"/>
+      <w:numFmt w:val="bullet"/>
+      <w:lvlText w:val=""/>
+      <w:lvlJc w:val="left"/>
+      <w:pPr>
+        <w:tabs>
+          <w:tab w:val="num" w:pos="2880"/>
+        </w:tabs>
+        <w:ind w:left="2880" w:hanging="360"/>
+      </w:pPr>
+      <w:rPr>
+        <w:rFonts w:ascii="Wingdings" w:hAnsi="Wingdings" w:hint="default"/>
+        <w:sz w:val="20"/>
+      </w:rPr>
+    </w:lvl>
+    <w:lvl w:ilvl="4" w:tentative="1">
+      <w:start w:val="1"/>
+      <w:numFmt w:val="bullet"/>
+      <w:lvlText w:val=""/>
+      <w:lvlJc w:val="left"/>
+      <w:pPr>
+        <w:tabs>
+          <w:tab w:val="num" w:pos="3600"/>
+        </w:tabs>
+        <w:ind w:left="3600" w:hanging="360"/>
+      </w:pPr>
+      <w:rPr>
+        <w:rFonts w:ascii="Wingdings" w:hAnsi="Wingdings" w:hint="default"/>
+        <w:sz w:val="20"/>
+      </w:rPr>
+    </w:lvl>
+    <w:lvl w:ilvl="5" w:tentative="1">
+      <w:start w:val="1"/>
+      <w:numFmt w:val="bullet"/>
+      <w:lvlText w:val=""/>
+      <w:lvlJc w:val="left"/>
+      <w:pPr>
+        <w:tabs>
+          <w:tab w:val="num" w:pos="4320"/>
+        </w:tabs>
+        <w:ind w:left="4320" w:hanging="360"/>
+      </w:pPr>
+      <w:rPr>
+        <w:rFonts w:ascii="Wingdings" w:hAnsi="Wingdings" w:hint="default"/>
+        <w:sz w:val="20"/>
+      </w:rPr>
+    </w:lvl>
+    <w:lvl w:ilvl="6" w:tentative="1">
+      <w:start w:val="1"/>
+      <w:numFmt w:val="bullet"/>
+      <w:lvlText w:val=""/>
+      <w:lvlJc w:val="left"/>
+      <w:pPr>
+        <w:tabs>
+          <w:tab w:val="num" w:pos="5040"/>
+        </w:tabs>
+        <w:ind w:left="5040" w:hanging="360"/>
+      </w:pPr>
+      <w:rPr>
+        <w:rFonts w:ascii="Wingdings" w:hAnsi="Wingdings" w:hint="default"/>
+        <w:sz w:val="20"/>
+      </w:rPr>
+    </w:lvl>
+    <w:lvl w:ilvl="7" w:tentative="1">
+      <w:start w:val="1"/>
+      <w:numFmt w:val="bullet"/>
+      <w:lvlText w:val=""/>
+      <w:lvlJc w:val="left"/>
+      <w:pPr>
+        <w:tabs>
+          <w:tab w:val="num" w:pos="5760"/>
+        </w:tabs>
+        <w:ind w:left="5760" w:hanging="360"/>
+      </w:pPr>
+      <w:rPr>
+        <w:rFonts w:ascii="Wingdings" w:hAnsi="Wingdings" w:hint="default"/>
+        <w:sz w:val="20"/>
+      </w:rPr>
+    </w:lvl>
+    <w:lvl w:ilvl="8" w:tentative="1">
+      <w:start w:val="1"/>
+      <w:numFmt w:val="bullet"/>
+      <w:lvlText w:val=""/>
+      <w:lvlJc w:val="left"/>
+      <w:pPr>
+        <w:tabs>
+          <w:tab w:val="num" w:pos="6480"/>
+        </w:tabs>
+        <w:ind w:left="6480" w:hanging="360"/>
+      </w:pPr>
+      <w:rPr>
+        <w:rFonts w:ascii="Wingdings" w:hAnsi="Wingdings" w:hint="default"/>
+        <w:sz w:val="20"/>
+      </w:rPr>
+    </w:lvl>
+  </w:abstractNum>
+  <w:abstractNum w:abstractNumId="24" w15:restartNumberingAfterBreak="0">
+    <w:nsid w:val="3F445479"/>
+    <w:multiLevelType w:val="multilevel"/>
+    <w:tmpl w:val="E8905CD8"/>
+    <w:lvl w:ilvl="0">
+      <w:start w:val="1"/>
+      <w:numFmt w:val="bullet"/>
+      <w:lvlText w:val=""/>
+      <w:lvlJc w:val="left"/>
+      <w:pPr>
+        <w:tabs>
+          <w:tab w:val="num" w:pos="720"/>
+        </w:tabs>
+        <w:ind w:left="720" w:hanging="360"/>
+      </w:pPr>
+      <w:rPr>
+        <w:rFonts w:ascii="Symbol" w:hAnsi="Symbol" w:hint="default"/>
+        <w:sz w:val="20"/>
+      </w:rPr>
+    </w:lvl>
+    <w:lvl w:ilvl="1" w:tentative="1">
+      <w:start w:val="1"/>
+      <w:numFmt w:val="bullet"/>
+      <w:lvlText w:val="o"/>
+      <w:lvlJc w:val="left"/>
+      <w:pPr>
+        <w:tabs>
+          <w:tab w:val="num" w:pos="1440"/>
+        </w:tabs>
+        <w:ind w:left="1440" w:hanging="360"/>
+      </w:pPr>
+      <w:rPr>
+        <w:rFonts w:ascii="Courier New" w:hAnsi="Courier New" w:hint="default"/>
+        <w:sz w:val="20"/>
+      </w:rPr>
+    </w:lvl>
+    <w:lvl w:ilvl="2" w:tentative="1">
+      <w:start w:val="1"/>
+      <w:numFmt w:val="bullet"/>
+      <w:lvlText w:val=""/>
+      <w:lvlJc w:val="left"/>
+      <w:pPr>
+        <w:tabs>
+          <w:tab w:val="num" w:pos="2160"/>
+        </w:tabs>
+        <w:ind w:left="2160" w:hanging="360"/>
+      </w:pPr>
+      <w:rPr>
+        <w:rFonts w:ascii="Wingdings" w:hAnsi="Wingdings" w:hint="default"/>
+        <w:sz w:val="20"/>
+      </w:rPr>
+    </w:lvl>
+    <w:lvl w:ilvl="3" w:tentative="1">
+      <w:start w:val="1"/>
+      <w:numFmt w:val="bullet"/>
+      <w:lvlText w:val=""/>
+      <w:lvlJc w:val="left"/>
+      <w:pPr>
+        <w:tabs>
+          <w:tab w:val="num" w:pos="2880"/>
+        </w:tabs>
+        <w:ind w:left="2880" w:hanging="360"/>
+      </w:pPr>
+      <w:rPr>
+        <w:rFonts w:ascii="Wingdings" w:hAnsi="Wingdings" w:hint="default"/>
+        <w:sz w:val="20"/>
+      </w:rPr>
+    </w:lvl>
+    <w:lvl w:ilvl="4" w:tentative="1">
+      <w:start w:val="1"/>
+      <w:numFmt w:val="bullet"/>
+      <w:lvlText w:val=""/>
+      <w:lvlJc w:val="left"/>
+      <w:pPr>
+        <w:tabs>
+          <w:tab w:val="num" w:pos="3600"/>
+        </w:tabs>
+        <w:ind w:left="3600" w:hanging="360"/>
+      </w:pPr>
+      <w:rPr>
+        <w:rFonts w:ascii="Wingdings" w:hAnsi="Wingdings" w:hint="default"/>
+        <w:sz w:val="20"/>
+      </w:rPr>
+    </w:lvl>
+    <w:lvl w:ilvl="5" w:tentative="1">
+      <w:start w:val="1"/>
+      <w:numFmt w:val="bullet"/>
+      <w:lvlText w:val=""/>
+      <w:lvlJc w:val="left"/>
+      <w:pPr>
+        <w:tabs>
+          <w:tab w:val="num" w:pos="4320"/>
+        </w:tabs>
+        <w:ind w:left="4320" w:hanging="360"/>
+      </w:pPr>
+      <w:rPr>
+        <w:rFonts w:ascii="Wingdings" w:hAnsi="Wingdings" w:hint="default"/>
+        <w:sz w:val="20"/>
+      </w:rPr>
+    </w:lvl>
+    <w:lvl w:ilvl="6" w:tentative="1">
+      <w:start w:val="1"/>
+      <w:numFmt w:val="bullet"/>
+      <w:lvlText w:val=""/>
+      <w:lvlJc w:val="left"/>
+      <w:pPr>
+        <w:tabs>
+          <w:tab w:val="num" w:pos="5040"/>
+        </w:tabs>
+        <w:ind w:left="5040" w:hanging="360"/>
+      </w:pPr>
+      <w:rPr>
+        <w:rFonts w:ascii="Wingdings" w:hAnsi="Wingdings" w:hint="default"/>
+        <w:sz w:val="20"/>
+      </w:rPr>
+    </w:lvl>
+    <w:lvl w:ilvl="7" w:tentative="1">
+      <w:start w:val="1"/>
+      <w:numFmt w:val="bullet"/>
+      <w:lvlText w:val=""/>
+      <w:lvlJc w:val="left"/>
+      <w:pPr>
+        <w:tabs>
+          <w:tab w:val="num" w:pos="5760"/>
+        </w:tabs>
+        <w:ind w:left="5760" w:hanging="360"/>
+      </w:pPr>
+      <w:rPr>
+        <w:rFonts w:ascii="Wingdings" w:hAnsi="Wingdings" w:hint="default"/>
+        <w:sz w:val="20"/>
+      </w:rPr>
+    </w:lvl>
+    <w:lvl w:ilvl="8" w:tentative="1">
+      <w:start w:val="1"/>
+      <w:numFmt w:val="bullet"/>
+      <w:lvlText w:val=""/>
+      <w:lvlJc w:val="left"/>
+      <w:pPr>
+        <w:tabs>
+          <w:tab w:val="num" w:pos="6480"/>
+        </w:tabs>
+        <w:ind w:left="6480" w:hanging="360"/>
+      </w:pPr>
+      <w:rPr>
+        <w:rFonts w:ascii="Wingdings" w:hAnsi="Wingdings" w:hint="default"/>
+        <w:sz w:val="20"/>
+      </w:rPr>
+    </w:lvl>
+  </w:abstractNum>
+  <w:abstractNum w:abstractNumId="25" w15:restartNumberingAfterBreak="0">
+    <w:nsid w:val="44466AAF"/>
+    <w:multiLevelType w:val="multilevel"/>
+    <w:tmpl w:val="028E61BC"/>
+    <w:lvl w:ilvl="0">
+      <w:start w:val="1"/>
+      <w:numFmt w:val="bullet"/>
+      <w:lvlText w:val=""/>
+      <w:lvlJc w:val="left"/>
+      <w:pPr>
+        <w:tabs>
+          <w:tab w:val="num" w:pos="720"/>
+        </w:tabs>
+        <w:ind w:left="720" w:hanging="360"/>
+      </w:pPr>
+      <w:rPr>
+        <w:rFonts w:ascii="Symbol" w:hAnsi="Symbol" w:hint="default"/>
+        <w:sz w:val="20"/>
+      </w:rPr>
+    </w:lvl>
+    <w:lvl w:ilvl="1" w:tentative="1">
+      <w:start w:val="1"/>
+      <w:numFmt w:val="bullet"/>
+      <w:lvlText w:val="o"/>
+      <w:lvlJc w:val="left"/>
+      <w:pPr>
+        <w:tabs>
+          <w:tab w:val="num" w:pos="1440"/>
+        </w:tabs>
+        <w:ind w:left="1440" w:hanging="360"/>
+      </w:pPr>
+      <w:rPr>
+        <w:rFonts w:ascii="Courier New" w:hAnsi="Courier New" w:hint="default"/>
+        <w:sz w:val="20"/>
+      </w:rPr>
+    </w:lvl>
+    <w:lvl w:ilvl="2" w:tentative="1">
+      <w:start w:val="1"/>
+      <w:numFmt w:val="bullet"/>
+      <w:lvlText w:val=""/>
+      <w:lvlJc w:val="left"/>
+      <w:pPr>
+        <w:tabs>
+          <w:tab w:val="num" w:pos="2160"/>
+        </w:tabs>
+        <w:ind w:left="2160" w:hanging="360"/>
+      </w:pPr>
+      <w:rPr>
+        <w:rFonts w:ascii="Wingdings" w:hAnsi="Wingdings" w:hint="default"/>
+        <w:sz w:val="20"/>
+      </w:rPr>
+    </w:lvl>
+    <w:lvl w:ilvl="3" w:tentative="1">
+      <w:start w:val="1"/>
+      <w:numFmt w:val="bullet"/>
+      <w:lvlText w:val=""/>
+      <w:lvlJc w:val="left"/>
+      <w:pPr>
+        <w:tabs>
+          <w:tab w:val="num" w:pos="2880"/>
+        </w:tabs>
+        <w:ind w:left="2880" w:hanging="360"/>
+      </w:pPr>
+      <w:rPr>
+        <w:rFonts w:ascii="Wingdings" w:hAnsi="Wingdings" w:hint="default"/>
+        <w:sz w:val="20"/>
+      </w:rPr>
+    </w:lvl>
+    <w:lvl w:ilvl="4" w:tentative="1">
+      <w:start w:val="1"/>
+      <w:numFmt w:val="bullet"/>
+      <w:lvlText w:val=""/>
+      <w:lvlJc w:val="left"/>
+      <w:pPr>
+        <w:tabs>
+          <w:tab w:val="num" w:pos="3600"/>
+        </w:tabs>
+        <w:ind w:left="3600" w:hanging="360"/>
+      </w:pPr>
+      <w:rPr>
+        <w:rFonts w:ascii="Wingdings" w:hAnsi="Wingdings" w:hint="default"/>
+        <w:sz w:val="20"/>
+      </w:rPr>
+    </w:lvl>
+    <w:lvl w:ilvl="5" w:tentative="1">
+      <w:start w:val="1"/>
+      <w:numFmt w:val="bullet"/>
+      <w:lvlText w:val=""/>
+      <w:lvlJc w:val="left"/>
+      <w:pPr>
+        <w:tabs>
+          <w:tab w:val="num" w:pos="4320"/>
+        </w:tabs>
+        <w:ind w:left="4320" w:hanging="360"/>
+      </w:pPr>
+      <w:rPr>
+        <w:rFonts w:ascii="Wingdings" w:hAnsi="Wingdings" w:hint="default"/>
+        <w:sz w:val="20"/>
+      </w:rPr>
+    </w:lvl>
+    <w:lvl w:ilvl="6" w:tentative="1">
+      <w:start w:val="1"/>
+      <w:numFmt w:val="bullet"/>
+      <w:lvlText w:val=""/>
+      <w:lvlJc w:val="left"/>
+      <w:pPr>
+        <w:tabs>
+          <w:tab w:val="num" w:pos="5040"/>
+        </w:tabs>
+        <w:ind w:left="5040" w:hanging="360"/>
+      </w:pPr>
+      <w:rPr>
+        <w:rFonts w:ascii="Wingdings" w:hAnsi="Wingdings" w:hint="default"/>
+        <w:sz w:val="20"/>
+      </w:rPr>
+    </w:lvl>
+    <w:lvl w:ilvl="7" w:tentative="1">
+      <w:start w:val="1"/>
+      <w:numFmt w:val="bullet"/>
+      <w:lvlText w:val=""/>
+      <w:lvlJc w:val="left"/>
+      <w:pPr>
+        <w:tabs>
+          <w:tab w:val="num" w:pos="5760"/>
+        </w:tabs>
+        <w:ind w:left="5760" w:hanging="360"/>
+      </w:pPr>
+      <w:rPr>
+        <w:rFonts w:ascii="Wingdings" w:hAnsi="Wingdings" w:hint="default"/>
+        <w:sz w:val="20"/>
+      </w:rPr>
+    </w:lvl>
+    <w:lvl w:ilvl="8" w:tentative="1">
+      <w:start w:val="1"/>
+      <w:numFmt w:val="bullet"/>
+      <w:lvlText w:val=""/>
+      <w:lvlJc w:val="left"/>
+      <w:pPr>
+        <w:tabs>
+          <w:tab w:val="num" w:pos="6480"/>
+        </w:tabs>
+        <w:ind w:left="6480" w:hanging="360"/>
+      </w:pPr>
+      <w:rPr>
+        <w:rFonts w:ascii="Wingdings" w:hAnsi="Wingdings" w:hint="default"/>
+        <w:sz w:val="20"/>
+      </w:rPr>
+    </w:lvl>
+  </w:abstractNum>
+  <w:abstractNum w:abstractNumId="26" w15:restartNumberingAfterBreak="0">
+    <w:nsid w:val="44CC0885"/>
+    <w:multiLevelType w:val="multilevel"/>
+    <w:tmpl w:val="2CD422A2"/>
+    <w:lvl w:ilvl="0">
+      <w:start w:val="1"/>
+      <w:numFmt w:val="bullet"/>
+      <w:lvlText w:val=""/>
+      <w:lvlJc w:val="left"/>
+      <w:pPr>
+        <w:tabs>
+          <w:tab w:val="num" w:pos="720"/>
+        </w:tabs>
+        <w:ind w:left="720" w:hanging="360"/>
+      </w:pPr>
+      <w:rPr>
+        <w:rFonts w:ascii="Symbol" w:hAnsi="Symbol" w:hint="default"/>
+        <w:sz w:val="20"/>
+      </w:rPr>
+    </w:lvl>
+    <w:lvl w:ilvl="1" w:tentative="1">
+      <w:start w:val="1"/>
+      <w:numFmt w:val="bullet"/>
+      <w:lvlText w:val="o"/>
+      <w:lvlJc w:val="left"/>
+      <w:pPr>
+        <w:tabs>
+          <w:tab w:val="num" w:pos="1440"/>
+        </w:tabs>
+        <w:ind w:left="1440" w:hanging="360"/>
+      </w:pPr>
+      <w:rPr>
+        <w:rFonts w:ascii="Courier New" w:hAnsi="Courier New" w:hint="default"/>
+        <w:sz w:val="20"/>
+      </w:rPr>
+    </w:lvl>
+    <w:lvl w:ilvl="2" w:tentative="1">
+      <w:start w:val="1"/>
+      <w:numFmt w:val="bullet"/>
+      <w:lvlText w:val=""/>
+      <w:lvlJc w:val="left"/>
+      <w:pPr>
+        <w:tabs>
+          <w:tab w:val="num" w:pos="2160"/>
+        </w:tabs>
+        <w:ind w:left="2160" w:hanging="360"/>
+      </w:pPr>
+      <w:rPr>
+        <w:rFonts w:ascii="Wingdings" w:hAnsi="Wingdings" w:hint="default"/>
+        <w:sz w:val="20"/>
+      </w:rPr>
+    </w:lvl>
+    <w:lvl w:ilvl="3" w:tentative="1">
+      <w:start w:val="1"/>
+      <w:numFmt w:val="bullet"/>
+      <w:lvlText w:val=""/>
+      <w:lvlJc w:val="left"/>
+      <w:pPr>
+        <w:tabs>
+          <w:tab w:val="num" w:pos="2880"/>
+        </w:tabs>
+        <w:ind w:left="2880" w:hanging="360"/>
+      </w:pPr>
+      <w:rPr>
+        <w:rFonts w:ascii="Wingdings" w:hAnsi="Wingdings" w:hint="default"/>
+        <w:sz w:val="20"/>
+      </w:rPr>
+    </w:lvl>
+    <w:lvl w:ilvl="4" w:tentative="1">
+      <w:start w:val="1"/>
+      <w:numFmt w:val="bullet"/>
+      <w:lvlText w:val=""/>
+      <w:lvlJc w:val="left"/>
+      <w:pPr>
+        <w:tabs>
+          <w:tab w:val="num" w:pos="3600"/>
+        </w:tabs>
+        <w:ind w:left="3600" w:hanging="360"/>
+      </w:pPr>
+      <w:rPr>
+        <w:rFonts w:ascii="Wingdings" w:hAnsi="Wingdings" w:hint="default"/>
+        <w:sz w:val="20"/>
+      </w:rPr>
+    </w:lvl>
+    <w:lvl w:ilvl="5" w:tentative="1">
+      <w:start w:val="1"/>
+      <w:numFmt w:val="bullet"/>
+      <w:lvlText w:val=""/>
+      <w:lvlJc w:val="left"/>
+      <w:pPr>
+        <w:tabs>
+          <w:tab w:val="num" w:pos="4320"/>
+        </w:tabs>
+        <w:ind w:left="4320" w:hanging="360"/>
+      </w:pPr>
+      <w:rPr>
+        <w:rFonts w:ascii="Wingdings" w:hAnsi="Wingdings" w:hint="default"/>
+        <w:sz w:val="20"/>
+      </w:rPr>
+    </w:lvl>
+    <w:lvl w:ilvl="6" w:tentative="1">
+      <w:start w:val="1"/>
+      <w:numFmt w:val="bullet"/>
+      <w:lvlText w:val=""/>
+      <w:lvlJc w:val="left"/>
+      <w:pPr>
+        <w:tabs>
+          <w:tab w:val="num" w:pos="5040"/>
+        </w:tabs>
+        <w:ind w:left="5040" w:hanging="360"/>
+      </w:pPr>
+      <w:rPr>
+        <w:rFonts w:ascii="Wingdings" w:hAnsi="Wingdings" w:hint="default"/>
+        <w:sz w:val="20"/>
+      </w:rPr>
+    </w:lvl>
+    <w:lvl w:ilvl="7" w:tentative="1">
+      <w:start w:val="1"/>
+      <w:numFmt w:val="bullet"/>
+      <w:lvlText w:val=""/>
+      <w:lvlJc w:val="left"/>
+      <w:pPr>
+        <w:tabs>
+          <w:tab w:val="num" w:pos="5760"/>
+        </w:tabs>
+        <w:ind w:left="5760" w:hanging="360"/>
+      </w:pPr>
+      <w:rPr>
+        <w:rFonts w:ascii="Wingdings" w:hAnsi="Wingdings" w:hint="default"/>
+        <w:sz w:val="20"/>
+      </w:rPr>
+    </w:lvl>
+    <w:lvl w:ilvl="8" w:tentative="1">
+      <w:start w:val="1"/>
+      <w:numFmt w:val="bullet"/>
+      <w:lvlText w:val=""/>
+      <w:lvlJc w:val="left"/>
+      <w:pPr>
+        <w:tabs>
+          <w:tab w:val="num" w:pos="6480"/>
+        </w:tabs>
+        <w:ind w:left="6480" w:hanging="360"/>
+      </w:pPr>
+      <w:rPr>
+        <w:rFonts w:ascii="Wingdings" w:hAnsi="Wingdings" w:hint="default"/>
+        <w:sz w:val="20"/>
+      </w:rPr>
+    </w:lvl>
+  </w:abstractNum>
+  <w:abstractNum w:abstractNumId="27" w15:restartNumberingAfterBreak="0">
+    <w:nsid w:val="5E6B7845"/>
+    <w:multiLevelType w:val="multilevel"/>
+    <w:tmpl w:val="9D78B4C2"/>
+    <w:lvl w:ilvl="0">
+      <w:start w:val="1"/>
+      <w:numFmt w:val="bullet"/>
+      <w:lvlText w:val=""/>
+      <w:lvlJc w:val="left"/>
+      <w:pPr>
+        <w:tabs>
+          <w:tab w:val="num" w:pos="720"/>
+        </w:tabs>
+        <w:ind w:left="720" w:hanging="360"/>
+      </w:pPr>
+      <w:rPr>
+        <w:rFonts w:ascii="Symbol" w:hAnsi="Symbol" w:hint="default"/>
+        <w:sz w:val="20"/>
+      </w:rPr>
+    </w:lvl>
+    <w:lvl w:ilvl="1" w:tentative="1">
+      <w:start w:val="1"/>
+      <w:numFmt w:val="bullet"/>
+      <w:lvlText w:val="o"/>
+      <w:lvlJc w:val="left"/>
+      <w:pPr>
+        <w:tabs>
+          <w:tab w:val="num" w:pos="1440"/>
+        </w:tabs>
+        <w:ind w:left="1440" w:hanging="360"/>
+      </w:pPr>
+      <w:rPr>
+        <w:rFonts w:ascii="Courier New" w:hAnsi="Courier New" w:hint="default"/>
+        <w:sz w:val="20"/>
+      </w:rPr>
+    </w:lvl>
+    <w:lvl w:ilvl="2" w:tentative="1">
+      <w:start w:val="1"/>
+      <w:numFmt w:val="bullet"/>
+      <w:lvlText w:val=""/>
+      <w:lvlJc w:val="left"/>
+      <w:pPr>
+        <w:tabs>
+          <w:tab w:val="num" w:pos="2160"/>
+        </w:tabs>
+        <w:ind w:left="2160" w:hanging="360"/>
+      </w:pPr>
+      <w:rPr>
+        <w:rFonts w:ascii="Wingdings" w:hAnsi="Wingdings" w:hint="default"/>
+        <w:sz w:val="20"/>
+      </w:rPr>
+    </w:lvl>
+    <w:lvl w:ilvl="3" w:tentative="1">
+      <w:start w:val="1"/>
+      <w:numFmt w:val="bullet"/>
+      <w:lvlText w:val=""/>
+      <w:lvlJc w:val="left"/>
+      <w:pPr>
+        <w:tabs>
+          <w:tab w:val="num" w:pos="2880"/>
+        </w:tabs>
+        <w:ind w:left="2880" w:hanging="360"/>
+      </w:pPr>
+      <w:rPr>
+        <w:rFonts w:ascii="Wingdings" w:hAnsi="Wingdings" w:hint="default"/>
+        <w:sz w:val="20"/>
+      </w:rPr>
+    </w:lvl>
+    <w:lvl w:ilvl="4" w:tentative="1">
+      <w:start w:val="1"/>
+      <w:numFmt w:val="bullet"/>
+      <w:lvlText w:val=""/>
+      <w:lvlJc w:val="left"/>
+      <w:pPr>
+        <w:tabs>
+          <w:tab w:val="num" w:pos="3600"/>
+        </w:tabs>
+        <w:ind w:left="3600" w:hanging="360"/>
+      </w:pPr>
+      <w:rPr>
+        <w:rFonts w:ascii="Wingdings" w:hAnsi="Wingdings" w:hint="default"/>
+        <w:sz w:val="20"/>
+      </w:rPr>
+    </w:lvl>
+    <w:lvl w:ilvl="5" w:tentative="1">
+      <w:start w:val="1"/>
+      <w:numFmt w:val="bullet"/>
+      <w:lvlText w:val=""/>
+      <w:lvlJc w:val="left"/>
+      <w:pPr>
+        <w:tabs>
+          <w:tab w:val="num" w:pos="4320"/>
+        </w:tabs>
+        <w:ind w:left="4320" w:hanging="360"/>
+      </w:pPr>
+      <w:rPr>
+        <w:rFonts w:ascii="Wingdings" w:hAnsi="Wingdings" w:hint="default"/>
+        <w:sz w:val="20"/>
+      </w:rPr>
+    </w:lvl>
+    <w:lvl w:ilvl="6" w:tentative="1">
+      <w:start w:val="1"/>
+      <w:numFmt w:val="bullet"/>
+      <w:lvlText w:val=""/>
+      <w:lvlJc w:val="left"/>
+      <w:pPr>
+        <w:tabs>
+          <w:tab w:val="num" w:pos="5040"/>
+        </w:tabs>
+        <w:ind w:left="5040" w:hanging="360"/>
+      </w:pPr>
+      <w:rPr>
+        <w:rFonts w:ascii="Wingdings" w:hAnsi="Wingdings" w:hint="default"/>
+        <w:sz w:val="20"/>
+      </w:rPr>
+    </w:lvl>
+    <w:lvl w:ilvl="7" w:tentative="1">
+      <w:start w:val="1"/>
+      <w:numFmt w:val="bullet"/>
+      <w:lvlText w:val=""/>
+      <w:lvlJc w:val="left"/>
+      <w:pPr>
+        <w:tabs>
+          <w:tab w:val="num" w:pos="5760"/>
+        </w:tabs>
+        <w:ind w:left="5760" w:hanging="360"/>
+      </w:pPr>
+      <w:rPr>
+        <w:rFonts w:ascii="Wingdings" w:hAnsi="Wingdings" w:hint="default"/>
+        <w:sz w:val="20"/>
+      </w:rPr>
+    </w:lvl>
+    <w:lvl w:ilvl="8" w:tentative="1">
+      <w:start w:val="1"/>
+      <w:numFmt w:val="bullet"/>
+      <w:lvlText w:val=""/>
+      <w:lvlJc w:val="left"/>
+      <w:pPr>
+        <w:tabs>
+          <w:tab w:val="num" w:pos="6480"/>
+        </w:tabs>
+        <w:ind w:left="6480" w:hanging="360"/>
+      </w:pPr>
+      <w:rPr>
+        <w:rFonts w:ascii="Wingdings" w:hAnsi="Wingdings" w:hint="default"/>
+        <w:sz w:val="20"/>
+      </w:rPr>
+    </w:lvl>
+  </w:abstractNum>
+  <w:abstractNum w:abstractNumId="28" w15:restartNumberingAfterBreak="0">
+    <w:nsid w:val="5F010275"/>
+    <w:multiLevelType w:val="multilevel"/>
+    <w:tmpl w:val="BE4E68B6"/>
+    <w:lvl w:ilvl="0">
+      <w:start w:val="1"/>
+      <w:numFmt w:val="bullet"/>
+      <w:lvlText w:val=""/>
+      <w:lvlJc w:val="left"/>
+      <w:pPr>
+        <w:tabs>
+          <w:tab w:val="num" w:pos="720"/>
+        </w:tabs>
+        <w:ind w:left="720" w:hanging="360"/>
+      </w:pPr>
+      <w:rPr>
+        <w:rFonts w:ascii="Symbol" w:hAnsi="Symbol" w:hint="default"/>
+        <w:sz w:val="20"/>
+      </w:rPr>
+    </w:lvl>
+    <w:lvl w:ilvl="1" w:tentative="1">
+      <w:start w:val="1"/>
+      <w:numFmt w:val="bullet"/>
+      <w:lvlText w:val="o"/>
+      <w:lvlJc w:val="left"/>
+      <w:pPr>
+        <w:tabs>
+          <w:tab w:val="num" w:pos="1440"/>
+        </w:tabs>
+        <w:ind w:left="1440" w:hanging="360"/>
+      </w:pPr>
+      <w:rPr>
+        <w:rFonts w:ascii="Courier New" w:hAnsi="Courier New" w:hint="default"/>
+        <w:sz w:val="20"/>
+      </w:rPr>
+    </w:lvl>
+    <w:lvl w:ilvl="2" w:tentative="1">
+      <w:start w:val="1"/>
+      <w:numFmt w:val="bullet"/>
+      <w:lvlText w:val=""/>
+      <w:lvlJc w:val="left"/>
+      <w:pPr>
+        <w:tabs>
+          <w:tab w:val="num" w:pos="2160"/>
+        </w:tabs>
+        <w:ind w:left="2160" w:hanging="360"/>
+      </w:pPr>
+      <w:rPr>
+        <w:rFonts w:ascii="Wingdings" w:hAnsi="Wingdings" w:hint="default"/>
+        <w:sz w:val="20"/>
+      </w:rPr>
+    </w:lvl>
+    <w:lvl w:ilvl="3" w:tentative="1">
+      <w:start w:val="1"/>
+      <w:numFmt w:val="bullet"/>
+      <w:lvlText w:val=""/>
+      <w:lvlJc w:val="left"/>
+      <w:pPr>
+        <w:tabs>
+          <w:tab w:val="num" w:pos="2880"/>
+        </w:tabs>
+        <w:ind w:left="2880" w:hanging="360"/>
+      </w:pPr>
+      <w:rPr>
+        <w:rFonts w:ascii="Wingdings" w:hAnsi="Wingdings" w:hint="default"/>
+        <w:sz w:val="20"/>
+      </w:rPr>
+    </w:lvl>
+    <w:lvl w:ilvl="4" w:tentative="1">
+      <w:start w:val="1"/>
+      <w:numFmt w:val="bullet"/>
+      <w:lvlText w:val=""/>
+      <w:lvlJc w:val="left"/>
+      <w:pPr>
+        <w:tabs>
+          <w:tab w:val="num" w:pos="3600"/>
+        </w:tabs>
+        <w:ind w:left="3600" w:hanging="360"/>
+      </w:pPr>
+      <w:rPr>
+        <w:rFonts w:ascii="Wingdings" w:hAnsi="Wingdings" w:hint="default"/>
+        <w:sz w:val="20"/>
+      </w:rPr>
+    </w:lvl>
+    <w:lvl w:ilvl="5" w:tentative="1">
+      <w:start w:val="1"/>
+      <w:numFmt w:val="bullet"/>
+      <w:lvlText w:val=""/>
+      <w:lvlJc w:val="left"/>
+      <w:pPr>
+        <w:tabs>
+          <w:tab w:val="num" w:pos="4320"/>
+        </w:tabs>
+        <w:ind w:left="4320" w:hanging="360"/>
+      </w:pPr>
+      <w:rPr>
+        <w:rFonts w:ascii="Wingdings" w:hAnsi="Wingdings" w:hint="default"/>
+        <w:sz w:val="20"/>
+      </w:rPr>
+    </w:lvl>
+    <w:lvl w:ilvl="6" w:tentative="1">
+      <w:start w:val="1"/>
+      <w:numFmt w:val="bullet"/>
+      <w:lvlText w:val=""/>
+      <w:lvlJc w:val="left"/>
+      <w:pPr>
+        <w:tabs>
+          <w:tab w:val="num" w:pos="5040"/>
+        </w:tabs>
+        <w:ind w:left="5040" w:hanging="360"/>
+      </w:pPr>
+      <w:rPr>
+        <w:rFonts w:ascii="Wingdings" w:hAnsi="Wingdings" w:hint="default"/>
+        <w:sz w:val="20"/>
+      </w:rPr>
+    </w:lvl>
+    <w:lvl w:ilvl="7" w:tentative="1">
+      <w:start w:val="1"/>
+      <w:numFmt w:val="bullet"/>
+      <w:lvlText w:val=""/>
+      <w:lvlJc w:val="left"/>
+      <w:pPr>
+        <w:tabs>
+          <w:tab w:val="num" w:pos="5760"/>
+        </w:tabs>
+        <w:ind w:left="5760" w:hanging="360"/>
+      </w:pPr>
+      <w:rPr>
+        <w:rFonts w:ascii="Wingdings" w:hAnsi="Wingdings" w:hint="default"/>
+        <w:sz w:val="20"/>
+      </w:rPr>
+    </w:lvl>
+    <w:lvl w:ilvl="8" w:tentative="1">
+      <w:start w:val="1"/>
+      <w:numFmt w:val="bullet"/>
+      <w:lvlText w:val=""/>
+      <w:lvlJc w:val="left"/>
+      <w:pPr>
+        <w:tabs>
+          <w:tab w:val="num" w:pos="6480"/>
+        </w:tabs>
+        <w:ind w:left="6480" w:hanging="360"/>
+      </w:pPr>
+      <w:rPr>
+        <w:rFonts w:ascii="Wingdings" w:hAnsi="Wingdings" w:hint="default"/>
+        <w:sz w:val="20"/>
+      </w:rPr>
+    </w:lvl>
+  </w:abstractNum>
+  <w:abstractNum w:abstractNumId="29" w15:restartNumberingAfterBreak="0">
+    <w:nsid w:val="616A7C5B"/>
+    <w:multiLevelType w:val="multilevel"/>
+    <w:tmpl w:val="EF926828"/>
+    <w:lvl w:ilvl="0">
+      <w:start w:val="1"/>
+      <w:numFmt w:val="bullet"/>
+      <w:lvlText w:val=""/>
+      <w:lvlJc w:val="left"/>
+      <w:pPr>
+        <w:tabs>
+          <w:tab w:val="num" w:pos="720"/>
+        </w:tabs>
+        <w:ind w:left="720" w:hanging="360"/>
+      </w:pPr>
+      <w:rPr>
+        <w:rFonts w:ascii="Symbol" w:hAnsi="Symbol" w:hint="default"/>
+        <w:sz w:val="20"/>
+      </w:rPr>
+    </w:lvl>
+    <w:lvl w:ilvl="1" w:tentative="1">
+      <w:start w:val="1"/>
+      <w:numFmt w:val="bullet"/>
+      <w:lvlText w:val="o"/>
+      <w:lvlJc w:val="left"/>
+      <w:pPr>
+        <w:tabs>
+          <w:tab w:val="num" w:pos="1440"/>
+        </w:tabs>
+        <w:ind w:left="1440" w:hanging="360"/>
+      </w:pPr>
+      <w:rPr>
+        <w:rFonts w:ascii="Courier New" w:hAnsi="Courier New" w:hint="default"/>
+        <w:sz w:val="20"/>
+      </w:rPr>
+    </w:lvl>
+    <w:lvl w:ilvl="2" w:tentative="1">
+      <w:start w:val="1"/>
+      <w:numFmt w:val="bullet"/>
+      <w:lvlText w:val=""/>
+      <w:lvlJc w:val="left"/>
+      <w:pPr>
+        <w:tabs>
+          <w:tab w:val="num" w:pos="2160"/>
+        </w:tabs>
+        <w:ind w:left="2160" w:hanging="360"/>
+      </w:pPr>
+      <w:rPr>
+        <w:rFonts w:ascii="Wingdings" w:hAnsi="Wingdings" w:hint="default"/>
+        <w:sz w:val="20"/>
+      </w:rPr>
+    </w:lvl>
+    <w:lvl w:ilvl="3" w:tentative="1">
+      <w:start w:val="1"/>
+      <w:numFmt w:val="bullet"/>
+      <w:lvlText w:val=""/>
+      <w:lvlJc w:val="left"/>
+      <w:pPr>
+        <w:tabs>
+          <w:tab w:val="num" w:pos="2880"/>
+        </w:tabs>
+        <w:ind w:left="2880" w:hanging="360"/>
+      </w:pPr>
+      <w:rPr>
+        <w:rFonts w:ascii="Wingdings" w:hAnsi="Wingdings" w:hint="default"/>
+        <w:sz w:val="20"/>
+      </w:rPr>
+    </w:lvl>
+    <w:lvl w:ilvl="4" w:tentative="1">
+      <w:start w:val="1"/>
+      <w:numFmt w:val="bullet"/>
+      <w:lvlText w:val=""/>
+      <w:lvlJc w:val="left"/>
+      <w:pPr>
+        <w:tabs>
+          <w:tab w:val="num" w:pos="3600"/>
+        </w:tabs>
+        <w:ind w:left="3600" w:hanging="360"/>
+      </w:pPr>
+      <w:rPr>
+        <w:rFonts w:ascii="Wingdings" w:hAnsi="Wingdings" w:hint="default"/>
+        <w:sz w:val="20"/>
+      </w:rPr>
+    </w:lvl>
+    <w:lvl w:ilvl="5" w:tentative="1">
+      <w:start w:val="1"/>
+      <w:numFmt w:val="bullet"/>
+      <w:lvlText w:val=""/>
+      <w:lvlJc w:val="left"/>
+      <w:pPr>
+        <w:tabs>
+          <w:tab w:val="num" w:pos="4320"/>
+        </w:tabs>
+        <w:ind w:left="4320" w:hanging="360"/>
+      </w:pPr>
+      <w:rPr>
+        <w:rFonts w:ascii="Wingdings" w:hAnsi="Wingdings" w:hint="default"/>
+        <w:sz w:val="20"/>
+      </w:rPr>
+    </w:lvl>
+    <w:lvl w:ilvl="6" w:tentative="1">
+      <w:start w:val="1"/>
+      <w:numFmt w:val="bullet"/>
+      <w:lvlText w:val=""/>
+      <w:lvlJc w:val="left"/>
+      <w:pPr>
+        <w:tabs>
+          <w:tab w:val="num" w:pos="5040"/>
+        </w:tabs>
+        <w:ind w:left="5040" w:hanging="360"/>
+      </w:pPr>
+      <w:rPr>
+        <w:rFonts w:ascii="Wingdings" w:hAnsi="Wingdings" w:hint="default"/>
+        <w:sz w:val="20"/>
+      </w:rPr>
+    </w:lvl>
+    <w:lvl w:ilvl="7" w:tentative="1">
+      <w:start w:val="1"/>
+      <w:numFmt w:val="bullet"/>
+      <w:lvlText w:val=""/>
+      <w:lvlJc w:val="left"/>
+      <w:pPr>
+        <w:tabs>
+          <w:tab w:val="num" w:pos="5760"/>
+        </w:tabs>
+        <w:ind w:left="5760" w:hanging="360"/>
+      </w:pPr>
+      <w:rPr>
+        <w:rFonts w:ascii="Wingdings" w:hAnsi="Wingdings" w:hint="default"/>
+        <w:sz w:val="20"/>
+      </w:rPr>
+    </w:lvl>
+    <w:lvl w:ilvl="8" w:tentative="1">
+      <w:start w:val="1"/>
+      <w:numFmt w:val="bullet"/>
+      <w:lvlText w:val=""/>
+      <w:lvlJc w:val="left"/>
+      <w:pPr>
+        <w:tabs>
+          <w:tab w:val="num" w:pos="6480"/>
+        </w:tabs>
+        <w:ind w:left="6480" w:hanging="360"/>
+      </w:pPr>
+      <w:rPr>
+        <w:rFonts w:ascii="Wingdings" w:hAnsi="Wingdings" w:hint="default"/>
+        <w:sz w:val="20"/>
+      </w:rPr>
+    </w:lvl>
+  </w:abstractNum>
+  <w:abstractNum w:abstractNumId="30" w15:restartNumberingAfterBreak="0">
+    <w:nsid w:val="63836E43"/>
+    <w:multiLevelType w:val="multilevel"/>
+    <w:tmpl w:val="B71EA050"/>
+    <w:lvl w:ilvl="0">
+      <w:start w:val="1"/>
+      <w:numFmt w:val="bullet"/>
+      <w:lvlText w:val=""/>
+      <w:lvlJc w:val="left"/>
+      <w:pPr>
+        <w:tabs>
+          <w:tab w:val="num" w:pos="720"/>
+        </w:tabs>
+        <w:ind w:left="720" w:hanging="360"/>
+      </w:pPr>
+      <w:rPr>
+        <w:rFonts w:ascii="Symbol" w:hAnsi="Symbol" w:hint="default"/>
+        <w:sz w:val="20"/>
+      </w:rPr>
+    </w:lvl>
+    <w:lvl w:ilvl="1" w:tentative="1">
+      <w:start w:val="1"/>
+      <w:numFmt w:val="bullet"/>
+      <w:lvlText w:val="o"/>
+      <w:lvlJc w:val="left"/>
+      <w:pPr>
+        <w:tabs>
+          <w:tab w:val="num" w:pos="1440"/>
+        </w:tabs>
+        <w:ind w:left="1440" w:hanging="360"/>
+      </w:pPr>
+      <w:rPr>
+        <w:rFonts w:ascii="Courier New" w:hAnsi="Courier New" w:hint="default"/>
+        <w:sz w:val="20"/>
+      </w:rPr>
+    </w:lvl>
+    <w:lvl w:ilvl="2" w:tentative="1">
+      <w:start w:val="1"/>
+      <w:numFmt w:val="bullet"/>
+      <w:lvlText w:val=""/>
+      <w:lvlJc w:val="left"/>
+      <w:pPr>
+        <w:tabs>
+          <w:tab w:val="num" w:pos="2160"/>
+        </w:tabs>
+        <w:ind w:left="2160" w:hanging="360"/>
+      </w:pPr>
+      <w:rPr>
+        <w:rFonts w:ascii="Wingdings" w:hAnsi="Wingdings" w:hint="default"/>
+        <w:sz w:val="20"/>
+      </w:rPr>
+    </w:lvl>
+    <w:lvl w:ilvl="3" w:tentative="1">
+      <w:start w:val="1"/>
+      <w:numFmt w:val="bullet"/>
+      <w:lvlText w:val=""/>
+      <w:lvlJc w:val="left"/>
+      <w:pPr>
+        <w:tabs>
+          <w:tab w:val="num" w:pos="2880"/>
+        </w:tabs>
+        <w:ind w:left="2880" w:hanging="360"/>
+      </w:pPr>
+      <w:rPr>
+        <w:rFonts w:ascii="Wingdings" w:hAnsi="Wingdings" w:hint="default"/>
+        <w:sz w:val="20"/>
+      </w:rPr>
+    </w:lvl>
+    <w:lvl w:ilvl="4" w:tentative="1">
+      <w:start w:val="1"/>
+      <w:numFmt w:val="bullet"/>
+      <w:lvlText w:val=""/>
+      <w:lvlJc w:val="left"/>
+      <w:pPr>
+        <w:tabs>
+          <w:tab w:val="num" w:pos="3600"/>
+        </w:tabs>
+        <w:ind w:left="3600" w:hanging="360"/>
+      </w:pPr>
+      <w:rPr>
+        <w:rFonts w:ascii="Wingdings" w:hAnsi="Wingdings" w:hint="default"/>
+        <w:sz w:val="20"/>
+      </w:rPr>
+    </w:lvl>
+    <w:lvl w:ilvl="5" w:tentative="1">
+      <w:start w:val="1"/>
+      <w:numFmt w:val="bullet"/>
+      <w:lvlText w:val=""/>
+      <w:lvlJc w:val="left"/>
+      <w:pPr>
+        <w:tabs>
+          <w:tab w:val="num" w:pos="4320"/>
+        </w:tabs>
+        <w:ind w:left="4320" w:hanging="360"/>
+      </w:pPr>
+      <w:rPr>
+        <w:rFonts w:ascii="Wingdings" w:hAnsi="Wingdings" w:hint="default"/>
+        <w:sz w:val="20"/>
+      </w:rPr>
+    </w:lvl>
+    <w:lvl w:ilvl="6" w:tentative="1">
+      <w:start w:val="1"/>
+      <w:numFmt w:val="bullet"/>
+      <w:lvlText w:val=""/>
+      <w:lvlJc w:val="left"/>
+      <w:pPr>
+        <w:tabs>
+          <w:tab w:val="num" w:pos="5040"/>
+        </w:tabs>
+        <w:ind w:left="5040" w:hanging="360"/>
+      </w:pPr>
+      <w:rPr>
+        <w:rFonts w:ascii="Wingdings" w:hAnsi="Wingdings" w:hint="default"/>
+        <w:sz w:val="20"/>
+      </w:rPr>
+    </w:lvl>
+    <w:lvl w:ilvl="7" w:tentative="1">
+      <w:start w:val="1"/>
+      <w:numFmt w:val="bullet"/>
+      <w:lvlText w:val=""/>
+      <w:lvlJc w:val="left"/>
+      <w:pPr>
+        <w:tabs>
+          <w:tab w:val="num" w:pos="5760"/>
+        </w:tabs>
+        <w:ind w:left="5760" w:hanging="360"/>
+      </w:pPr>
+      <w:rPr>
+        <w:rFonts w:ascii="Wingdings" w:hAnsi="Wingdings" w:hint="default"/>
+        <w:sz w:val="20"/>
+      </w:rPr>
+    </w:lvl>
+    <w:lvl w:ilvl="8" w:tentative="1">
+      <w:start w:val="1"/>
+      <w:numFmt w:val="bullet"/>
+      <w:lvlText w:val=""/>
+      <w:lvlJc w:val="left"/>
+      <w:pPr>
+        <w:tabs>
+          <w:tab w:val="num" w:pos="6480"/>
+        </w:tabs>
+        <w:ind w:left="6480" w:hanging="360"/>
+      </w:pPr>
+      <w:rPr>
+        <w:rFonts w:ascii="Wingdings" w:hAnsi="Wingdings" w:hint="default"/>
+        <w:sz w:val="20"/>
+      </w:rPr>
+    </w:lvl>
+  </w:abstractNum>
+  <w:abstractNum w:abstractNumId="31" w15:restartNumberingAfterBreak="0">
+    <w:nsid w:val="64817F7D"/>
+    <w:multiLevelType w:val="multilevel"/>
+    <w:tmpl w:val="4AB2FD0C"/>
+    <w:lvl w:ilvl="0">
+      <w:start w:val="1"/>
+      <w:numFmt w:val="bullet"/>
+      <w:lvlText w:val=""/>
+      <w:lvlJc w:val="left"/>
+      <w:pPr>
+        <w:tabs>
+          <w:tab w:val="num" w:pos="720"/>
+        </w:tabs>
+        <w:ind w:left="720" w:hanging="360"/>
+      </w:pPr>
+      <w:rPr>
+        <w:rFonts w:ascii="Symbol" w:hAnsi="Symbol" w:hint="default"/>
+        <w:sz w:val="20"/>
+      </w:rPr>
+    </w:lvl>
+    <w:lvl w:ilvl="1" w:tentative="1">
+      <w:start w:val="1"/>
+      <w:numFmt w:val="bullet"/>
+      <w:lvlText w:val="o"/>
+      <w:lvlJc w:val="left"/>
+      <w:pPr>
+        <w:tabs>
+          <w:tab w:val="num" w:pos="1440"/>
+        </w:tabs>
+        <w:ind w:left="1440" w:hanging="360"/>
+      </w:pPr>
+      <w:rPr>
+        <w:rFonts w:ascii="Courier New" w:hAnsi="Courier New" w:hint="default"/>
+        <w:sz w:val="20"/>
+      </w:rPr>
+    </w:lvl>
+    <w:lvl w:ilvl="2" w:tentative="1">
+      <w:start w:val="1"/>
+      <w:numFmt w:val="bullet"/>
+      <w:lvlText w:val=""/>
+      <w:lvlJc w:val="left"/>
+      <w:pPr>
+        <w:tabs>
+          <w:tab w:val="num" w:pos="2160"/>
+        </w:tabs>
+        <w:ind w:left="2160" w:hanging="360"/>
+      </w:pPr>
+      <w:rPr>
+        <w:rFonts w:ascii="Wingdings" w:hAnsi="Wingdings" w:hint="default"/>
+        <w:sz w:val="20"/>
+      </w:rPr>
+    </w:lvl>
+    <w:lvl w:ilvl="3" w:tentative="1">
+      <w:start w:val="1"/>
+      <w:numFmt w:val="bullet"/>
+      <w:lvlText w:val=""/>
+      <w:lvlJc w:val="left"/>
+      <w:pPr>
+        <w:tabs>
+          <w:tab w:val="num" w:pos="2880"/>
+        </w:tabs>
+        <w:ind w:left="2880" w:hanging="360"/>
+      </w:pPr>
+      <w:rPr>
+        <w:rFonts w:ascii="Wingdings" w:hAnsi="Wingdings" w:hint="default"/>
+        <w:sz w:val="20"/>
+      </w:rPr>
+    </w:lvl>
+    <w:lvl w:ilvl="4" w:tentative="1">
+      <w:start w:val="1"/>
+      <w:numFmt w:val="bullet"/>
+      <w:lvlText w:val=""/>
+      <w:lvlJc w:val="left"/>
+      <w:pPr>
+        <w:tabs>
+          <w:tab w:val="num" w:pos="3600"/>
+        </w:tabs>
+        <w:ind w:left="3600" w:hanging="360"/>
+      </w:pPr>
+      <w:rPr>
+        <w:rFonts w:ascii="Wingdings" w:hAnsi="Wingdings" w:hint="default"/>
+        <w:sz w:val="20"/>
+      </w:rPr>
+    </w:lvl>
+    <w:lvl w:ilvl="5" w:tentative="1">
+      <w:start w:val="1"/>
+      <w:numFmt w:val="bullet"/>
+      <w:lvlText w:val=""/>
+      <w:lvlJc w:val="left"/>
+      <w:pPr>
+        <w:tabs>
+          <w:tab w:val="num" w:pos="4320"/>
+        </w:tabs>
+        <w:ind w:left="4320" w:hanging="360"/>
+      </w:pPr>
+      <w:rPr>
+        <w:rFonts w:ascii="Wingdings" w:hAnsi="Wingdings" w:hint="default"/>
+        <w:sz w:val="20"/>
+      </w:rPr>
+    </w:lvl>
+    <w:lvl w:ilvl="6" w:tentative="1">
+      <w:start w:val="1"/>
+      <w:numFmt w:val="bullet"/>
+      <w:lvlText w:val=""/>
+      <w:lvlJc w:val="left"/>
+      <w:pPr>
+        <w:tabs>
+          <w:tab w:val="num" w:pos="5040"/>
+        </w:tabs>
+        <w:ind w:left="5040" w:hanging="360"/>
+      </w:pPr>
+      <w:rPr>
+        <w:rFonts w:ascii="Wingdings" w:hAnsi="Wingdings" w:hint="default"/>
+        <w:sz w:val="20"/>
+      </w:rPr>
+    </w:lvl>
+    <w:lvl w:ilvl="7" w:tentative="1">
+      <w:start w:val="1"/>
+      <w:numFmt w:val="bullet"/>
+      <w:lvlText w:val=""/>
+      <w:lvlJc w:val="left"/>
+      <w:pPr>
+        <w:tabs>
+          <w:tab w:val="num" w:pos="5760"/>
+        </w:tabs>
+        <w:ind w:left="5760" w:hanging="360"/>
+      </w:pPr>
+      <w:rPr>
+        <w:rFonts w:ascii="Wingdings" w:hAnsi="Wingdings" w:hint="default"/>
+        <w:sz w:val="20"/>
+      </w:rPr>
+    </w:lvl>
+    <w:lvl w:ilvl="8" w:tentative="1">
+      <w:start w:val="1"/>
+      <w:numFmt w:val="bullet"/>
+      <w:lvlText w:val=""/>
+      <w:lvlJc w:val="left"/>
+      <w:pPr>
+        <w:tabs>
+          <w:tab w:val="num" w:pos="6480"/>
+        </w:tabs>
+        <w:ind w:left="6480" w:hanging="360"/>
+      </w:pPr>
+      <w:rPr>
+        <w:rFonts w:ascii="Wingdings" w:hAnsi="Wingdings" w:hint="default"/>
+        <w:sz w:val="20"/>
+      </w:rPr>
+    </w:lvl>
+  </w:abstractNum>
+  <w:abstractNum w:abstractNumId="32" w15:restartNumberingAfterBreak="0">
+    <w:nsid w:val="6A1B5B01"/>
+    <w:multiLevelType w:val="multilevel"/>
+    <w:tmpl w:val="04B04E48"/>
+    <w:lvl w:ilvl="0">
+      <w:start w:val="1"/>
+      <w:numFmt w:val="bullet"/>
+      <w:lvlText w:val=""/>
+      <w:lvlJc w:val="left"/>
+      <w:pPr>
+        <w:tabs>
+          <w:tab w:val="num" w:pos="720"/>
+        </w:tabs>
+        <w:ind w:left="720" w:hanging="360"/>
+      </w:pPr>
+      <w:rPr>
+        <w:rFonts w:ascii="Symbol" w:hAnsi="Symbol" w:hint="default"/>
+        <w:sz w:val="20"/>
+      </w:rPr>
+    </w:lvl>
+    <w:lvl w:ilvl="1" w:tentative="1">
+      <w:start w:val="1"/>
+      <w:numFmt w:val="bullet"/>
+      <w:lvlText w:val="o"/>
+      <w:lvlJc w:val="left"/>
+      <w:pPr>
+        <w:tabs>
+          <w:tab w:val="num" w:pos="1440"/>
+        </w:tabs>
+        <w:ind w:left="1440" w:hanging="360"/>
+      </w:pPr>
+      <w:rPr>
+        <w:rFonts w:ascii="Courier New" w:hAnsi="Courier New" w:hint="default"/>
+        <w:sz w:val="20"/>
+      </w:rPr>
+    </w:lvl>
+    <w:lvl w:ilvl="2" w:tentative="1">
+      <w:start w:val="1"/>
+      <w:numFmt w:val="bullet"/>
+      <w:lvlText w:val=""/>
+      <w:lvlJc w:val="left"/>
+      <w:pPr>
+        <w:tabs>
+          <w:tab w:val="num" w:pos="2160"/>
+        </w:tabs>
+        <w:ind w:left="2160" w:hanging="360"/>
+      </w:pPr>
+      <w:rPr>
+        <w:rFonts w:ascii="Wingdings" w:hAnsi="Wingdings" w:hint="default"/>
+        <w:sz w:val="20"/>
+      </w:rPr>
+    </w:lvl>
+    <w:lvl w:ilvl="3" w:tentative="1">
+      <w:start w:val="1"/>
+      <w:numFmt w:val="bullet"/>
+      <w:lvlText w:val=""/>
+      <w:lvlJc w:val="left"/>
+      <w:pPr>
+        <w:tabs>
+          <w:tab w:val="num" w:pos="2880"/>
+        </w:tabs>
+        <w:ind w:left="2880" w:hanging="360"/>
+      </w:pPr>
+      <w:rPr>
+        <w:rFonts w:ascii="Wingdings" w:hAnsi="Wingdings" w:hint="default"/>
+        <w:sz w:val="20"/>
+      </w:rPr>
+    </w:lvl>
+    <w:lvl w:ilvl="4" w:tentative="1">
+      <w:start w:val="1"/>
+      <w:numFmt w:val="bullet"/>
+      <w:lvlText w:val=""/>
+      <w:lvlJc w:val="left"/>
+      <w:pPr>
+        <w:tabs>
+          <w:tab w:val="num" w:pos="3600"/>
+        </w:tabs>
+        <w:ind w:left="3600" w:hanging="360"/>
+      </w:pPr>
+      <w:rPr>
+        <w:rFonts w:ascii="Wingdings" w:hAnsi="Wingdings" w:hint="default"/>
+        <w:sz w:val="20"/>
+      </w:rPr>
+    </w:lvl>
+    <w:lvl w:ilvl="5" w:tentative="1">
+      <w:start w:val="1"/>
+      <w:numFmt w:val="bullet"/>
+      <w:lvlText w:val=""/>
+      <w:lvlJc w:val="left"/>
+      <w:pPr>
+        <w:tabs>
+          <w:tab w:val="num" w:pos="4320"/>
+        </w:tabs>
+        <w:ind w:left="4320" w:hanging="360"/>
+      </w:pPr>
+      <w:rPr>
+        <w:rFonts w:ascii="Wingdings" w:hAnsi="Wingdings" w:hint="default"/>
+        <w:sz w:val="20"/>
+      </w:rPr>
+    </w:lvl>
+    <w:lvl w:ilvl="6" w:tentative="1">
+      <w:start w:val="1"/>
+      <w:numFmt w:val="bullet"/>
+      <w:lvlText w:val=""/>
+      <w:lvlJc w:val="left"/>
+      <w:pPr>
+        <w:tabs>
+          <w:tab w:val="num" w:pos="5040"/>
+        </w:tabs>
+        <w:ind w:left="5040" w:hanging="360"/>
+      </w:pPr>
+      <w:rPr>
+        <w:rFonts w:ascii="Wingdings" w:hAnsi="Wingdings" w:hint="default"/>
+        <w:sz w:val="20"/>
+      </w:rPr>
+    </w:lvl>
+    <w:lvl w:ilvl="7" w:tentative="1">
+      <w:start w:val="1"/>
+      <w:numFmt w:val="bullet"/>
+      <w:lvlText w:val=""/>
+      <w:lvlJc w:val="left"/>
+      <w:pPr>
+        <w:tabs>
+          <w:tab w:val="num" w:pos="5760"/>
+        </w:tabs>
+        <w:ind w:left="5760" w:hanging="360"/>
+      </w:pPr>
+      <w:rPr>
+        <w:rFonts w:ascii="Wingdings" w:hAnsi="Wingdings" w:hint="default"/>
+        <w:sz w:val="20"/>
+      </w:rPr>
+    </w:lvl>
+    <w:lvl w:ilvl="8" w:tentative="1">
+      <w:start w:val="1"/>
+      <w:numFmt w:val="bullet"/>
+      <w:lvlText w:val=""/>
+      <w:lvlJc w:val="left"/>
+      <w:pPr>
+        <w:tabs>
+          <w:tab w:val="num" w:pos="6480"/>
+        </w:tabs>
+        <w:ind w:left="6480" w:hanging="360"/>
+      </w:pPr>
+      <w:rPr>
+        <w:rFonts w:ascii="Wingdings" w:hAnsi="Wingdings" w:hint="default"/>
+        <w:sz w:val="20"/>
+      </w:rPr>
+    </w:lvl>
+  </w:abstractNum>
+  <w:abstractNum w:abstractNumId="33" w15:restartNumberingAfterBreak="0">
+    <w:nsid w:val="6DE65A46"/>
+    <w:multiLevelType w:val="multilevel"/>
+    <w:tmpl w:val="EF1467E2"/>
+    <w:lvl w:ilvl="0">
+      <w:start w:val="1"/>
+      <w:numFmt w:val="bullet"/>
+      <w:lvlText w:val=""/>
+      <w:lvlJc w:val="left"/>
+      <w:pPr>
+        <w:tabs>
+          <w:tab w:val="num" w:pos="720"/>
+        </w:tabs>
+        <w:ind w:left="720" w:hanging="360"/>
+      </w:pPr>
+      <w:rPr>
+        <w:rFonts w:ascii="Symbol" w:hAnsi="Symbol" w:hint="default"/>
+        <w:sz w:val="20"/>
+      </w:rPr>
+    </w:lvl>
+    <w:lvl w:ilvl="1" w:tentative="1">
+      <w:start w:val="1"/>
+      <w:numFmt w:val="bullet"/>
+      <w:lvlText w:val="o"/>
+      <w:lvlJc w:val="left"/>
+      <w:pPr>
+        <w:tabs>
+          <w:tab w:val="num" w:pos="1440"/>
+        </w:tabs>
+        <w:ind w:left="1440" w:hanging="360"/>
+      </w:pPr>
+      <w:rPr>
+        <w:rFonts w:ascii="Courier New" w:hAnsi="Courier New" w:hint="default"/>
+        <w:sz w:val="20"/>
+      </w:rPr>
+    </w:lvl>
+    <w:lvl w:ilvl="2" w:tentative="1">
+      <w:start w:val="1"/>
+      <w:numFmt w:val="bullet"/>
+      <w:lvlText w:val=""/>
+      <w:lvlJc w:val="left"/>
+      <w:pPr>
+        <w:tabs>
+          <w:tab w:val="num" w:pos="2160"/>
+        </w:tabs>
+        <w:ind w:left="2160" w:hanging="360"/>
+      </w:pPr>
+      <w:rPr>
+        <w:rFonts w:ascii="Wingdings" w:hAnsi="Wingdings" w:hint="default"/>
+        <w:sz w:val="20"/>
+      </w:rPr>
+    </w:lvl>
+    <w:lvl w:ilvl="3" w:tentative="1">
+      <w:start w:val="1"/>
+      <w:numFmt w:val="bullet"/>
+      <w:lvlText w:val=""/>
+      <w:lvlJc w:val="left"/>
+      <w:pPr>
+        <w:tabs>
+          <w:tab w:val="num" w:pos="2880"/>
+        </w:tabs>
+        <w:ind w:left="2880" w:hanging="360"/>
+      </w:pPr>
+      <w:rPr>
+        <w:rFonts w:ascii="Wingdings" w:hAnsi="Wingdings" w:hint="default"/>
+        <w:sz w:val="20"/>
+      </w:rPr>
+    </w:lvl>
+    <w:lvl w:ilvl="4" w:tentative="1">
+      <w:start w:val="1"/>
+      <w:numFmt w:val="bullet"/>
+      <w:lvlText w:val=""/>
+      <w:lvlJc w:val="left"/>
+      <w:pPr>
+        <w:tabs>
+          <w:tab w:val="num" w:pos="3600"/>
+        </w:tabs>
+        <w:ind w:left="3600" w:hanging="360"/>
+      </w:pPr>
+      <w:rPr>
+        <w:rFonts w:ascii="Wingdings" w:hAnsi="Wingdings" w:hint="default"/>
+        <w:sz w:val="20"/>
+      </w:rPr>
+    </w:lvl>
+    <w:lvl w:ilvl="5" w:tentative="1">
+      <w:start w:val="1"/>
+      <w:numFmt w:val="bullet"/>
+      <w:lvlText w:val=""/>
+      <w:lvlJc w:val="left"/>
+      <w:pPr>
+        <w:tabs>
+          <w:tab w:val="num" w:pos="4320"/>
+        </w:tabs>
+        <w:ind w:left="4320" w:hanging="360"/>
+      </w:pPr>
+      <w:rPr>
+        <w:rFonts w:ascii="Wingdings" w:hAnsi="Wingdings" w:hint="default"/>
+        <w:sz w:val="20"/>
+      </w:rPr>
+    </w:lvl>
+    <w:lvl w:ilvl="6" w:tentative="1">
+      <w:start w:val="1"/>
+      <w:numFmt w:val="bullet"/>
+      <w:lvlText w:val=""/>
+      <w:lvlJc w:val="left"/>
+      <w:pPr>
+        <w:tabs>
+          <w:tab w:val="num" w:pos="5040"/>
+        </w:tabs>
+        <w:ind w:left="5040" w:hanging="360"/>
+      </w:pPr>
+      <w:rPr>
+        <w:rFonts w:ascii="Wingdings" w:hAnsi="Wingdings" w:hint="default"/>
+        <w:sz w:val="20"/>
+      </w:rPr>
+    </w:lvl>
+    <w:lvl w:ilvl="7" w:tentative="1">
+      <w:start w:val="1"/>
+      <w:numFmt w:val="bullet"/>
+      <w:lvlText w:val=""/>
+      <w:lvlJc w:val="left"/>
+      <w:pPr>
+        <w:tabs>
+          <w:tab w:val="num" w:pos="5760"/>
+        </w:tabs>
+        <w:ind w:left="5760" w:hanging="360"/>
+      </w:pPr>
+      <w:rPr>
+        <w:rFonts w:ascii="Wingdings" w:hAnsi="Wingdings" w:hint="default"/>
+        <w:sz w:val="20"/>
+      </w:rPr>
+    </w:lvl>
+    <w:lvl w:ilvl="8" w:tentative="1">
+      <w:start w:val="1"/>
+      <w:numFmt w:val="bullet"/>
+      <w:lvlText w:val=""/>
+      <w:lvlJc w:val="left"/>
+      <w:pPr>
+        <w:tabs>
+          <w:tab w:val="num" w:pos="6480"/>
+        </w:tabs>
+        <w:ind w:left="6480" w:hanging="360"/>
+      </w:pPr>
+      <w:rPr>
+        <w:rFonts w:ascii="Wingdings" w:hAnsi="Wingdings" w:hint="default"/>
+        <w:sz w:val="20"/>
+      </w:rPr>
+    </w:lvl>
+  </w:abstractNum>
+  <w:abstractNum w:abstractNumId="34" w15:restartNumberingAfterBreak="0">
+    <w:nsid w:val="6FAB34D4"/>
+    <w:multiLevelType w:val="multilevel"/>
+    <w:tmpl w:val="C04EEB76"/>
+    <w:lvl w:ilvl="0">
+      <w:start w:val="1"/>
+      <w:numFmt w:val="bullet"/>
+      <w:lvlText w:val=""/>
+      <w:lvlJc w:val="left"/>
+      <w:pPr>
+        <w:tabs>
+          <w:tab w:val="num" w:pos="720"/>
+        </w:tabs>
+        <w:ind w:left="720" w:hanging="360"/>
+      </w:pPr>
+      <w:rPr>
+        <w:rFonts w:ascii="Symbol" w:hAnsi="Symbol" w:hint="default"/>
+        <w:sz w:val="20"/>
+      </w:rPr>
+    </w:lvl>
+    <w:lvl w:ilvl="1" w:tentative="1">
+      <w:start w:val="1"/>
+      <w:numFmt w:val="bullet"/>
+      <w:lvlText w:val="o"/>
+      <w:lvlJc w:val="left"/>
+      <w:pPr>
+        <w:tabs>
+          <w:tab w:val="num" w:pos="1440"/>
+        </w:tabs>
+        <w:ind w:left="1440" w:hanging="360"/>
+      </w:pPr>
+      <w:rPr>
+        <w:rFonts w:ascii="Courier New" w:hAnsi="Courier New" w:hint="default"/>
+        <w:sz w:val="20"/>
+      </w:rPr>
+    </w:lvl>
+    <w:lvl w:ilvl="2" w:tentative="1">
+      <w:start w:val="1"/>
+      <w:numFmt w:val="bullet"/>
+      <w:lvlText w:val=""/>
+      <w:lvlJc w:val="left"/>
+      <w:pPr>
+        <w:tabs>
+          <w:tab w:val="num" w:pos="2160"/>
+        </w:tabs>
+        <w:ind w:left="2160" w:hanging="360"/>
+      </w:pPr>
+      <w:rPr>
+        <w:rFonts w:ascii="Wingdings" w:hAnsi="Wingdings" w:hint="default"/>
+        <w:sz w:val="20"/>
+      </w:rPr>
+    </w:lvl>
+    <w:lvl w:ilvl="3" w:tentative="1">
+      <w:start w:val="1"/>
+      <w:numFmt w:val="bullet"/>
+      <w:lvlText w:val=""/>
+      <w:lvlJc w:val="left"/>
+      <w:pPr>
+        <w:tabs>
+          <w:tab w:val="num" w:pos="2880"/>
+        </w:tabs>
+        <w:ind w:left="2880" w:hanging="360"/>
+      </w:pPr>
+      <w:rPr>
+        <w:rFonts w:ascii="Wingdings" w:hAnsi="Wingdings" w:hint="default"/>
+        <w:sz w:val="20"/>
+      </w:rPr>
+    </w:lvl>
+    <w:lvl w:ilvl="4" w:tentative="1">
+      <w:start w:val="1"/>
+      <w:numFmt w:val="bullet"/>
+      <w:lvlText w:val=""/>
+      <w:lvlJc w:val="left"/>
+      <w:pPr>
+        <w:tabs>
+          <w:tab w:val="num" w:pos="3600"/>
+        </w:tabs>
+        <w:ind w:left="3600" w:hanging="360"/>
+      </w:pPr>
+      <w:rPr>
+        <w:rFonts w:ascii="Wingdings" w:hAnsi="Wingdings" w:hint="default"/>
+        <w:sz w:val="20"/>
+      </w:rPr>
+    </w:lvl>
+    <w:lvl w:ilvl="5" w:tentative="1">
+      <w:start w:val="1"/>
+      <w:numFmt w:val="bullet"/>
+      <w:lvlText w:val=""/>
+      <w:lvlJc w:val="left"/>
+      <w:pPr>
+        <w:tabs>
+          <w:tab w:val="num" w:pos="4320"/>
+        </w:tabs>
+        <w:ind w:left="4320" w:hanging="360"/>
+      </w:pPr>
+      <w:rPr>
+        <w:rFonts w:ascii="Wingdings" w:hAnsi="Wingdings" w:hint="default"/>
+        <w:sz w:val="20"/>
+      </w:rPr>
+    </w:lvl>
+    <w:lvl w:ilvl="6" w:tentative="1">
+      <w:start w:val="1"/>
+      <w:numFmt w:val="bullet"/>
+      <w:lvlText w:val=""/>
+      <w:lvlJc w:val="left"/>
+      <w:pPr>
+        <w:tabs>
+          <w:tab w:val="num" w:pos="5040"/>
+        </w:tabs>
+        <w:ind w:left="5040" w:hanging="360"/>
+      </w:pPr>
+      <w:rPr>
+        <w:rFonts w:ascii="Wingdings" w:hAnsi="Wingdings" w:hint="default"/>
+        <w:sz w:val="20"/>
+      </w:rPr>
+    </w:lvl>
+    <w:lvl w:ilvl="7" w:tentative="1">
+      <w:start w:val="1"/>
+      <w:numFmt w:val="bullet"/>
+      <w:lvlText w:val=""/>
+      <w:lvlJc w:val="left"/>
+      <w:pPr>
+        <w:tabs>
+          <w:tab w:val="num" w:pos="5760"/>
+        </w:tabs>
+        <w:ind w:left="5760" w:hanging="360"/>
+      </w:pPr>
+      <w:rPr>
+        <w:rFonts w:ascii="Wingdings" w:hAnsi="Wingdings" w:hint="default"/>
+        <w:sz w:val="20"/>
+      </w:rPr>
+    </w:lvl>
+    <w:lvl w:ilvl="8" w:tentative="1">
+      <w:start w:val="1"/>
+      <w:numFmt w:val="bullet"/>
+      <w:lvlText w:val=""/>
+      <w:lvlJc w:val="left"/>
+      <w:pPr>
+        <w:tabs>
+          <w:tab w:val="num" w:pos="6480"/>
+        </w:tabs>
+        <w:ind w:left="6480" w:hanging="360"/>
+      </w:pPr>
+      <w:rPr>
+        <w:rFonts w:ascii="Wingdings" w:hAnsi="Wingdings" w:hint="default"/>
+        <w:sz w:val="20"/>
       </w:rPr>
     </w:lvl>
   </w:abstractNum>
   <w:num w:numId="1">
-    <w:abstractNumId w:val="8"/>
+    <w:abstractNumId w:val="5"/>
   </w:num>
   <w:num w:numId="2">
-    <w:abstractNumId w:val="6"/>
+    <w:abstractNumId w:val="3"/>
   </w:num>
   <w:num w:numId="3">
-    <w:abstractNumId w:val="5"/>
+    <w:abstractNumId w:val="2"/>
   </w:num>
   <w:num w:numId="4">
     <w:abstractNumId w:val="4"/>
   </w:num>
   <w:num w:numId="5">
+    <w:abstractNumId w:val="1"/>
+  </w:num>
+  <w:num w:numId="6">
+    <w:abstractNumId w:val="0"/>
+  </w:num>
+  <w:num w:numId="7">
+    <w:abstractNumId w:val="10"/>
+  </w:num>
+  <w:num w:numId="8">
+    <w:abstractNumId w:val="18"/>
+  </w:num>
+  <w:num w:numId="9">
+    <w:abstractNumId w:val="22"/>
+  </w:num>
+  <w:num w:numId="10">
+    <w:abstractNumId w:val="11"/>
+  </w:num>
+  <w:num w:numId="11">
+    <w:abstractNumId w:val="20"/>
+  </w:num>
+  <w:num w:numId="12">
+    <w:abstractNumId w:val="27"/>
+  </w:num>
+  <w:num w:numId="13">
+    <w:abstractNumId w:val="15"/>
+  </w:num>
+  <w:num w:numId="14">
     <w:abstractNumId w:val="7"/>
   </w:num>
-  <w:num w:numId="6">
-    <w:abstractNumId w:val="3"/>
+  <w:num w:numId="15">
+    <w:abstractNumId w:val="12"/>
   </w:num>
-  <w:num w:numId="7">
-    <w:abstractNumId w:val="2"/>
+  <w:num w:numId="16">
+    <w:abstractNumId w:val="17"/>
   </w:num>
-  <w:num w:numId="8">
-    <w:abstractNumId w:val="1"/>
+  <w:num w:numId="17">
+    <w:abstractNumId w:val="9"/>
   </w:num>
-  <w:num w:numId="9">
-    <w:abstractNumId w:val="0"/>
+  <w:num w:numId="18">
+    <w:abstractNumId w:val="23"/>
   </w:num>
-  <w:num w:numId="10">
+  <w:num w:numId="19">
     <w:abstractNumId w:val="13"/>
   </w:num>
-  <w:num w:numId="11">
-    <w:abstractNumId w:val="10"/>
+  <w:num w:numId="20">
+    <w:abstractNumId w:val="16"/>
   </w:num>
-  <w:num w:numId="12">
-    <w:abstractNumId w:val="15"/>
+  <w:num w:numId="21">
+    <w:abstractNumId w:val="26"/>
   </w:num>
-  <w:num w:numId="13">
-    <w:abstractNumId w:val="12"/>
+  <w:num w:numId="22">
+    <w:abstractNumId w:val="6"/>
   </w:num>
-  <w:num w:numId="14">
-    <w:abstractNumId w:val="11"/>
+  <w:num w:numId="23">
+    <w:abstractNumId w:val="30"/>
   </w:num>
-  <w:num w:numId="15">
+  <w:num w:numId="24">
+    <w:abstractNumId w:val="31"/>
+  </w:num>
+  <w:num w:numId="25">
+    <w:abstractNumId w:val="21"/>
+  </w:num>
+  <w:num w:numId="26">
+    <w:abstractNumId w:val="34"/>
+  </w:num>
+  <w:num w:numId="27">
+    <w:abstractNumId w:val="29"/>
+  </w:num>
+  <w:num w:numId="28">
+    <w:abstractNumId w:val="19"/>
+  </w:num>
+  <w:num w:numId="29">
+    <w:abstractNumId w:val="33"/>
+  </w:num>
+  <w:num w:numId="30">
+    <w:abstractNumId w:val="32"/>
+  </w:num>
+  <w:num w:numId="31">
+    <w:abstractNumId w:val="25"/>
+  </w:num>
+  <w:num w:numId="32">
+    <w:abstractNumId w:val="28"/>
+  </w:num>
+  <w:num w:numId="33">
+    <w:abstractNumId w:val="24"/>
+  </w:num>
+  <w:num w:numId="34">
     <w:abstractNumId w:val="14"/>
   </w:num>
-  <w:num w:numId="16">
-    <w:abstractNumId w:val="9"/>
+  <w:num w:numId="35">
+    <w:abstractNumId w:val="8"/>
   </w:num>
+  <w:numIdMacAtCleanup w:val="35"/>
 </w:numbering>
 </file>
 
@@ -2548,7 +7407,7 @@
   <w:style w:type="paragraph" w:default="1" w:styleId="Normal">
     <w:name w:val="Normal"/>
     <w:qFormat/>
-    <w:rsid w:val="00FC693F"/>
+    <w:rsid w:val="003A481E"/>
   </w:style>
   <w:style w:type="paragraph" w:styleId="Titre1">
     <w:name w:val="heading 1"/>
@@ -3109,7 +7968,7 @@
     <w:rsid w:val="00326F90"/>
     <w:pPr>
       <w:numPr>
-        <w:numId w:val="5"/>
+        <w:numId w:val="4"/>
       </w:numPr>
       <w:contextualSpacing/>
     </w:pPr>
@@ -3122,7 +7981,7 @@
     <w:rsid w:val="0029639D"/>
     <w:pPr>
       <w:numPr>
-        <w:numId w:val="6"/>
+        <w:numId w:val="5"/>
       </w:numPr>
       <w:contextualSpacing/>
     </w:pPr>
@@ -3135,7 +7994,7 @@
     <w:rsid w:val="0029639D"/>
     <w:pPr>
       <w:numPr>
-        <w:numId w:val="7"/>
+        <w:numId w:val="6"/>
       </w:numPr>
       <w:contextualSpacing/>
     </w:pPr>
@@ -13535,6 +18394,23 @@
       </w:tcPr>
     </w:tblStylePr>
   </w:style>
+  <w:style w:type="paragraph" w:styleId="NormalWeb">
+    <w:name w:val="Normal (Web)"/>
+    <w:basedOn w:val="Normal"/>
+    <w:uiPriority w:val="99"/>
+    <w:semiHidden/>
+    <w:unhideWhenUsed/>
+    <w:rsid w:val="00D30152"/>
+    <w:pPr>
+      <w:spacing w:before="100" w:beforeAutospacing="1" w:after="100" w:afterAutospacing="1" w:line="240" w:lineRule="auto"/>
+    </w:pPr>
+    <w:rPr>
+      <w:rFonts w:ascii="Times New Roman" w:eastAsia="Times New Roman" w:hAnsi="Times New Roman" w:cs="Times New Roman"/>
+      <w:sz w:val="24"/>
+      <w:szCs w:val="24"/>
+      <w:lang w:val="fr-FR" w:eastAsia="fr-FR"/>
+    </w:rPr>
+  </w:style>
 </w:styles>
 </file>
 

--- a/Étymons.docx
+++ b/Étymons.docx
@@ -4,7 +4,11 @@
   <w:body>
     <w:p>
       <w:pPr>
-        <w:spacing w:after="100" w:afterAutospacing="1" w:line="240" w:lineRule="auto"/>
+        <w:numPr>
+          <w:ilvl w:val="0"/>
+          <w:numId w:val="7"/>
+        </w:numPr>
+        <w:spacing w:before="100" w:beforeAutospacing="1" w:after="100" w:afterAutospacing="1" w:line="240" w:lineRule="auto"/>
         <w:rPr>
           <w:rFonts w:asciiTheme="majorHAnsi" w:eastAsia="Times New Roman" w:hAnsiTheme="majorHAnsi" w:cstheme="majorHAnsi"/>
           <w:sz w:val="24"/>
@@ -15,22 +19,20 @@
       <w:r>
         <w:rPr>
           <w:rFonts w:asciiTheme="majorHAnsi" w:eastAsia="Times New Roman" w:hAnsiTheme="majorHAnsi" w:cstheme="majorHAnsi"/>
-          <w:b/>
-          <w:bCs/>
           <w:sz w:val="24"/>
           <w:szCs w:val="24"/>
           <w:lang w:val="fr-FR" w:eastAsia="fr-FR"/>
         </w:rPr>
-        <w:t>1) Travail</w:t>
+        <w:t>Travail</w:t>
       </w:r>
     </w:p>
     <w:p>
       <w:pPr>
         <w:numPr>
           <w:ilvl w:val="0"/>
-          <w:numId w:val="7"/>
+          <w:numId w:val="8"/>
         </w:numPr>
-        <w:spacing w:after="100" w:afterAutospacing="1" w:line="240" w:lineRule="auto"/>
+        <w:spacing w:before="100" w:beforeAutospacing="1" w:after="100" w:afterAutospacing="1" w:line="240" w:lineRule="auto"/>
         <w:rPr>
           <w:rFonts w:asciiTheme="majorHAnsi" w:eastAsia="Times New Roman" w:hAnsiTheme="majorHAnsi" w:cstheme="majorHAnsi"/>
           <w:sz w:val="24"/>
@@ -41,8 +43,8 @@
       <w:r>
         <w:rPr>
           <w:rFonts w:asciiTheme="majorHAnsi" w:eastAsia="Times New Roman" w:hAnsiTheme="majorHAnsi" w:cstheme="majorHAnsi"/>
-          <w:b/>
-          <w:bCs/>
+          <w:i/>
+          <w:iCs/>
           <w:sz w:val="24"/>
           <w:szCs w:val="24"/>
           <w:lang w:val="fr-FR" w:eastAsia="fr-FR"/>
@@ -56,16 +58,16 @@
           <w:szCs w:val="24"/>
           <w:lang w:val="fr-FR" w:eastAsia="fr-FR"/>
         </w:rPr>
-        <w:t xml:space="preserve"> (latin) : instrument de torture composé de trois pieux servant à immobiliser les animaux ; à l’origine du mot « travail », il évoque la contrainte et la souffrance.</w:t>
+        <w:t xml:space="preserve"> (latin) : instrument de torture composé de trois pieux servant à immobiliser les animaux ; à l’origine du mot « travail », il évoque la contrainte et la souffrance.</w:t>
       </w:r>
     </w:p>
     <w:p>
       <w:pPr>
         <w:numPr>
           <w:ilvl w:val="0"/>
-          <w:numId w:val="7"/>
+          <w:numId w:val="8"/>
         </w:numPr>
-        <w:spacing w:after="100" w:afterAutospacing="1" w:line="240" w:lineRule="auto"/>
+        <w:spacing w:before="100" w:beforeAutospacing="1" w:after="100" w:afterAutospacing="1" w:line="240" w:lineRule="auto"/>
         <w:rPr>
           <w:rFonts w:asciiTheme="majorHAnsi" w:eastAsia="Times New Roman" w:hAnsiTheme="majorHAnsi" w:cstheme="majorHAnsi"/>
           <w:sz w:val="24"/>
@@ -77,8 +79,8 @@
       <w:r>
         <w:rPr>
           <w:rFonts w:asciiTheme="majorHAnsi" w:eastAsia="Times New Roman" w:hAnsiTheme="majorHAnsi" w:cstheme="majorHAnsi"/>
-          <w:b/>
-          <w:bCs/>
+          <w:i/>
+          <w:iCs/>
           <w:sz w:val="24"/>
           <w:szCs w:val="24"/>
           <w:lang w:val="fr-FR" w:eastAsia="fr-FR"/>
@@ -100,9 +102,9 @@
       <w:pPr>
         <w:numPr>
           <w:ilvl w:val="0"/>
-          <w:numId w:val="7"/>
+          <w:numId w:val="8"/>
         </w:numPr>
-        <w:spacing w:after="100" w:afterAutospacing="1" w:line="240" w:lineRule="auto"/>
+        <w:spacing w:before="100" w:beforeAutospacing="1" w:after="100" w:afterAutospacing="1" w:line="240" w:lineRule="auto"/>
         <w:rPr>
           <w:rFonts w:asciiTheme="majorHAnsi" w:eastAsia="Times New Roman" w:hAnsiTheme="majorHAnsi" w:cstheme="majorHAnsi"/>
           <w:sz w:val="24"/>
@@ -114,8 +116,8 @@
       <w:r>
         <w:rPr>
           <w:rFonts w:asciiTheme="majorHAnsi" w:eastAsia="Times New Roman" w:hAnsiTheme="majorHAnsi" w:cstheme="majorHAnsi"/>
-          <w:b/>
-          <w:bCs/>
+          <w:i/>
+          <w:iCs/>
           <w:sz w:val="24"/>
           <w:szCs w:val="24"/>
           <w:lang w:val="fr-FR" w:eastAsia="fr-FR"/>
@@ -135,7 +137,11 @@
     </w:p>
     <w:p>
       <w:pPr>
-        <w:spacing w:after="100" w:afterAutospacing="1" w:line="240" w:lineRule="auto"/>
+        <w:numPr>
+          <w:ilvl w:val="0"/>
+          <w:numId w:val="9"/>
+        </w:numPr>
+        <w:spacing w:before="100" w:beforeAutospacing="1" w:after="100" w:afterAutospacing="1" w:line="240" w:lineRule="auto"/>
         <w:rPr>
           <w:rFonts w:asciiTheme="majorHAnsi" w:eastAsia="Times New Roman" w:hAnsiTheme="majorHAnsi" w:cstheme="majorHAnsi"/>
           <w:sz w:val="24"/>
@@ -146,22 +152,20 @@
       <w:r>
         <w:rPr>
           <w:rFonts w:asciiTheme="majorHAnsi" w:eastAsia="Times New Roman" w:hAnsiTheme="majorHAnsi" w:cstheme="majorHAnsi"/>
-          <w:b/>
-          <w:bCs/>
           <w:sz w:val="24"/>
           <w:szCs w:val="24"/>
           <w:lang w:val="fr-FR" w:eastAsia="fr-FR"/>
         </w:rPr>
-        <w:t>2) Technique</w:t>
+        <w:t>Technique</w:t>
       </w:r>
     </w:p>
     <w:p>
       <w:pPr>
         <w:numPr>
           <w:ilvl w:val="0"/>
-          <w:numId w:val="8"/>
+          <w:numId w:val="10"/>
         </w:numPr>
-        <w:spacing w:after="100" w:afterAutospacing="1" w:line="240" w:lineRule="auto"/>
+        <w:spacing w:before="100" w:beforeAutospacing="1" w:after="100" w:afterAutospacing="1" w:line="240" w:lineRule="auto"/>
         <w:rPr>
           <w:rFonts w:asciiTheme="majorHAnsi" w:eastAsia="Times New Roman" w:hAnsiTheme="majorHAnsi" w:cstheme="majorHAnsi"/>
           <w:sz w:val="24"/>
@@ -173,8 +177,8 @@
       <w:r>
         <w:rPr>
           <w:rFonts w:asciiTheme="majorHAnsi" w:eastAsia="Times New Roman" w:hAnsiTheme="majorHAnsi" w:cstheme="majorHAnsi"/>
-          <w:b/>
-          <w:bCs/>
+          <w:i/>
+          <w:iCs/>
           <w:sz w:val="24"/>
           <w:szCs w:val="24"/>
           <w:lang w:val="fr-FR" w:eastAsia="fr-FR"/>
@@ -194,7 +198,11 @@
     </w:p>
     <w:p>
       <w:pPr>
-        <w:spacing w:after="100" w:afterAutospacing="1" w:line="240" w:lineRule="auto"/>
+        <w:numPr>
+          <w:ilvl w:val="0"/>
+          <w:numId w:val="11"/>
+        </w:numPr>
+        <w:spacing w:before="100" w:beforeAutospacing="1" w:after="100" w:afterAutospacing="1" w:line="240" w:lineRule="auto"/>
         <w:rPr>
           <w:rFonts w:asciiTheme="majorHAnsi" w:eastAsia="Times New Roman" w:hAnsiTheme="majorHAnsi" w:cstheme="majorHAnsi"/>
           <w:sz w:val="24"/>
@@ -205,22 +213,20 @@
       <w:r>
         <w:rPr>
           <w:rFonts w:asciiTheme="majorHAnsi" w:eastAsia="Times New Roman" w:hAnsiTheme="majorHAnsi" w:cstheme="majorHAnsi"/>
-          <w:b/>
-          <w:bCs/>
           <w:sz w:val="24"/>
           <w:szCs w:val="24"/>
           <w:lang w:val="fr-FR" w:eastAsia="fr-FR"/>
         </w:rPr>
-        <w:t>3) Liberté</w:t>
+        <w:t>Liberté</w:t>
       </w:r>
     </w:p>
     <w:p>
       <w:pPr>
         <w:numPr>
           <w:ilvl w:val="0"/>
-          <w:numId w:val="9"/>
+          <w:numId w:val="12"/>
         </w:numPr>
-        <w:spacing w:after="100" w:afterAutospacing="1" w:line="240" w:lineRule="auto"/>
+        <w:spacing w:before="100" w:beforeAutospacing="1" w:after="100" w:afterAutospacing="1" w:line="240" w:lineRule="auto"/>
         <w:rPr>
           <w:rFonts w:asciiTheme="majorHAnsi" w:eastAsia="Times New Roman" w:hAnsiTheme="majorHAnsi" w:cstheme="majorHAnsi"/>
           <w:sz w:val="24"/>
@@ -231,8 +237,8 @@
       <w:r>
         <w:rPr>
           <w:rFonts w:asciiTheme="majorHAnsi" w:eastAsia="Times New Roman" w:hAnsiTheme="majorHAnsi" w:cstheme="majorHAnsi"/>
-          <w:b/>
-          <w:bCs/>
+          <w:i/>
+          <w:iCs/>
           <w:sz w:val="24"/>
           <w:szCs w:val="24"/>
           <w:lang w:val="fr-FR" w:eastAsia="fr-FR"/>
@@ -246,12 +252,16 @@
           <w:szCs w:val="24"/>
           <w:lang w:val="fr-FR" w:eastAsia="fr-FR"/>
         </w:rPr>
-        <w:t xml:space="preserve"> (latin) : celui qui n’est pas esclave, qui n'est pas soumis à la contrainte d'un maître.</w:t>
+        <w:t xml:space="preserve"> (latin) : celui qui n’est pas esclave, qui n’est pas soumis à la contrainte d’un maître.</w:t>
       </w:r>
     </w:p>
     <w:p>
       <w:pPr>
-        <w:spacing w:after="100" w:afterAutospacing="1" w:line="240" w:lineRule="auto"/>
+        <w:numPr>
+          <w:ilvl w:val="0"/>
+          <w:numId w:val="13"/>
+        </w:numPr>
+        <w:spacing w:before="100" w:beforeAutospacing="1" w:after="100" w:afterAutospacing="1" w:line="240" w:lineRule="auto"/>
         <w:rPr>
           <w:rFonts w:asciiTheme="majorHAnsi" w:eastAsia="Times New Roman" w:hAnsiTheme="majorHAnsi" w:cstheme="majorHAnsi"/>
           <w:sz w:val="24"/>
@@ -262,22 +272,20 @@
       <w:r>
         <w:rPr>
           <w:rFonts w:asciiTheme="majorHAnsi" w:eastAsia="Times New Roman" w:hAnsiTheme="majorHAnsi" w:cstheme="majorHAnsi"/>
-          <w:b/>
-          <w:bCs/>
           <w:sz w:val="24"/>
           <w:szCs w:val="24"/>
           <w:lang w:val="fr-FR" w:eastAsia="fr-FR"/>
         </w:rPr>
-        <w:t>4) Loisir</w:t>
+        <w:t>Loisir</w:t>
       </w:r>
     </w:p>
     <w:p>
       <w:pPr>
         <w:numPr>
           <w:ilvl w:val="0"/>
-          <w:numId w:val="10"/>
+          <w:numId w:val="14"/>
         </w:numPr>
-        <w:spacing w:after="100" w:afterAutospacing="1" w:line="240" w:lineRule="auto"/>
+        <w:spacing w:before="100" w:beforeAutospacing="1" w:after="100" w:afterAutospacing="1" w:line="240" w:lineRule="auto"/>
         <w:rPr>
           <w:rFonts w:asciiTheme="majorHAnsi" w:eastAsia="Times New Roman" w:hAnsiTheme="majorHAnsi" w:cstheme="majorHAnsi"/>
           <w:sz w:val="24"/>
@@ -289,8 +297,8 @@
       <w:r>
         <w:rPr>
           <w:rFonts w:asciiTheme="majorHAnsi" w:eastAsia="Times New Roman" w:hAnsiTheme="majorHAnsi" w:cstheme="majorHAnsi"/>
-          <w:b/>
-          <w:bCs/>
+          <w:i/>
+          <w:iCs/>
           <w:sz w:val="24"/>
           <w:szCs w:val="24"/>
           <w:lang w:val="fr-FR" w:eastAsia="fr-FR"/>
@@ -305,16 +313,16 @@
           <w:szCs w:val="24"/>
           <w:lang w:val="fr-FR" w:eastAsia="fr-FR"/>
         </w:rPr>
-        <w:t xml:space="preserve"> (grec) : temps libre consacré à l’étude et à l'exercice de l'esprit ; origine du mot « école ».</w:t>
+        <w:t xml:space="preserve"> (grec) : temps libre consacré à l’étude et à l’exercice de l’esprit ; origine du mot « école ».</w:t>
       </w:r>
     </w:p>
     <w:p>
       <w:pPr>
         <w:numPr>
           <w:ilvl w:val="0"/>
-          <w:numId w:val="10"/>
+          <w:numId w:val="14"/>
         </w:numPr>
-        <w:spacing w:after="100" w:afterAutospacing="1" w:line="240" w:lineRule="auto"/>
+        <w:spacing w:before="100" w:beforeAutospacing="1" w:after="100" w:afterAutospacing="1" w:line="240" w:lineRule="auto"/>
         <w:rPr>
           <w:rFonts w:asciiTheme="majorHAnsi" w:eastAsia="Times New Roman" w:hAnsiTheme="majorHAnsi" w:cstheme="majorHAnsi"/>
           <w:sz w:val="24"/>
@@ -325,8 +333,8 @@
       <w:r>
         <w:rPr>
           <w:rFonts w:asciiTheme="majorHAnsi" w:eastAsia="Times New Roman" w:hAnsiTheme="majorHAnsi" w:cstheme="majorHAnsi"/>
-          <w:b/>
-          <w:bCs/>
+          <w:i/>
+          <w:iCs/>
           <w:sz w:val="24"/>
           <w:szCs w:val="24"/>
           <w:lang w:val="fr-FR" w:eastAsia="fr-FR"/>
@@ -340,7 +348,7 @@
           <w:szCs w:val="24"/>
           <w:lang w:val="fr-FR" w:eastAsia="fr-FR"/>
         </w:rPr>
-        <w:t xml:space="preserve"> (latin) : temps libre consacré à la culture, à la réflexion ou au repos (s'oppose au </w:t>
+        <w:t xml:space="preserve"> (latin) : temps libre consacré à la culture, à la réflexion ou au repos (contraire de </w:t>
       </w:r>
       <w:r>
         <w:rPr>
@@ -360,12 +368,16 @@
           <w:szCs w:val="24"/>
           <w:lang w:val="fr-FR" w:eastAsia="fr-FR"/>
         </w:rPr>
-        <w:t xml:space="preserve"> : l'affaire, le commerce).</w:t>
+        <w:t xml:space="preserve"> : affaires, commerce).</w:t>
       </w:r>
     </w:p>
     <w:p>
       <w:pPr>
-        <w:spacing w:after="100" w:afterAutospacing="1" w:line="240" w:lineRule="auto"/>
+        <w:numPr>
+          <w:ilvl w:val="0"/>
+          <w:numId w:val="15"/>
+        </w:numPr>
+        <w:spacing w:before="100" w:beforeAutospacing="1" w:after="100" w:afterAutospacing="1" w:line="240" w:lineRule="auto"/>
         <w:rPr>
           <w:rFonts w:asciiTheme="majorHAnsi" w:eastAsia="Times New Roman" w:hAnsiTheme="majorHAnsi" w:cstheme="majorHAnsi"/>
           <w:sz w:val="24"/>
@@ -376,22 +388,20 @@
       <w:r>
         <w:rPr>
           <w:rFonts w:asciiTheme="majorHAnsi" w:eastAsia="Times New Roman" w:hAnsiTheme="majorHAnsi" w:cstheme="majorHAnsi"/>
-          <w:b/>
-          <w:bCs/>
           <w:sz w:val="24"/>
           <w:szCs w:val="24"/>
           <w:lang w:val="fr-FR" w:eastAsia="fr-FR"/>
         </w:rPr>
-        <w:t>5) Démesure</w:t>
+        <w:t>Démesure</w:t>
       </w:r>
     </w:p>
     <w:p>
       <w:pPr>
         <w:numPr>
           <w:ilvl w:val="0"/>
-          <w:numId w:val="11"/>
+          <w:numId w:val="16"/>
         </w:numPr>
-        <w:spacing w:after="100" w:afterAutospacing="1" w:line="240" w:lineRule="auto"/>
+        <w:spacing w:before="100" w:beforeAutospacing="1" w:after="100" w:afterAutospacing="1" w:line="240" w:lineRule="auto"/>
         <w:rPr>
           <w:rFonts w:asciiTheme="majorHAnsi" w:eastAsia="Times New Roman" w:hAnsiTheme="majorHAnsi" w:cstheme="majorHAnsi"/>
           <w:sz w:val="24"/>
@@ -402,8 +412,8 @@
       <w:r>
         <w:rPr>
           <w:rFonts w:asciiTheme="majorHAnsi" w:eastAsia="Times New Roman" w:hAnsiTheme="majorHAnsi" w:cstheme="majorHAnsi"/>
-          <w:b/>
-          <w:bCs/>
+          <w:i/>
+          <w:iCs/>
           <w:sz w:val="24"/>
           <w:szCs w:val="24"/>
           <w:lang w:val="fr-FR" w:eastAsia="fr-FR"/>
@@ -417,12 +427,16 @@
           <w:szCs w:val="24"/>
           <w:lang w:val="fr-FR" w:eastAsia="fr-FR"/>
         </w:rPr>
-        <w:t xml:space="preserve"> (grec) : excès, orgueil démesuré par lequel l'homme défie les dieux ou l'ordre de la nature.</w:t>
+        <w:t xml:space="preserve"> (grec) : excès, orgueil démesuré par lequel l’homme défie les dieux ou l’ordre de la nature.</w:t>
       </w:r>
     </w:p>
     <w:p>
       <w:pPr>
-        <w:spacing w:after="100" w:afterAutospacing="1" w:line="240" w:lineRule="auto"/>
+        <w:numPr>
+          <w:ilvl w:val="0"/>
+          <w:numId w:val="17"/>
+        </w:numPr>
+        <w:spacing w:before="100" w:beforeAutospacing="1" w:after="100" w:afterAutospacing="1" w:line="240" w:lineRule="auto"/>
         <w:rPr>
           <w:rFonts w:asciiTheme="majorHAnsi" w:eastAsia="Times New Roman" w:hAnsiTheme="majorHAnsi" w:cstheme="majorHAnsi"/>
           <w:sz w:val="24"/>
@@ -433,22 +447,20 @@
       <w:r>
         <w:rPr>
           <w:rFonts w:asciiTheme="majorHAnsi" w:eastAsia="Times New Roman" w:hAnsiTheme="majorHAnsi" w:cstheme="majorHAnsi"/>
-          <w:b/>
-          <w:bCs/>
           <w:sz w:val="24"/>
           <w:szCs w:val="24"/>
           <w:lang w:val="fr-FR" w:eastAsia="fr-FR"/>
         </w:rPr>
-        <w:t>6) Opinion</w:t>
+        <w:t>Opinion</w:t>
       </w:r>
     </w:p>
     <w:p>
       <w:pPr>
         <w:numPr>
           <w:ilvl w:val="0"/>
-          <w:numId w:val="12"/>
+          <w:numId w:val="18"/>
         </w:numPr>
-        <w:spacing w:after="100" w:afterAutospacing="1" w:line="240" w:lineRule="auto"/>
+        <w:spacing w:before="100" w:beforeAutospacing="1" w:after="100" w:afterAutospacing="1" w:line="240" w:lineRule="auto"/>
         <w:rPr>
           <w:rFonts w:asciiTheme="majorHAnsi" w:eastAsia="Times New Roman" w:hAnsiTheme="majorHAnsi" w:cstheme="majorHAnsi"/>
           <w:sz w:val="24"/>
@@ -459,8 +471,8 @@
       <w:r>
         <w:rPr>
           <w:rFonts w:asciiTheme="majorHAnsi" w:eastAsia="Times New Roman" w:hAnsiTheme="majorHAnsi" w:cstheme="majorHAnsi"/>
-          <w:b/>
-          <w:bCs/>
+          <w:i/>
+          <w:iCs/>
           <w:sz w:val="24"/>
           <w:szCs w:val="24"/>
           <w:lang w:val="fr-FR" w:eastAsia="fr-FR"/>
@@ -479,7 +491,11 @@
     </w:p>
     <w:p>
       <w:pPr>
-        <w:spacing w:after="100" w:afterAutospacing="1" w:line="240" w:lineRule="auto"/>
+        <w:numPr>
+          <w:ilvl w:val="0"/>
+          <w:numId w:val="19"/>
+        </w:numPr>
+        <w:spacing w:before="100" w:beforeAutospacing="1" w:after="100" w:afterAutospacing="1" w:line="240" w:lineRule="auto"/>
         <w:rPr>
           <w:rFonts w:asciiTheme="majorHAnsi" w:eastAsia="Times New Roman" w:hAnsiTheme="majorHAnsi" w:cstheme="majorHAnsi"/>
           <w:sz w:val="24"/>
@@ -490,22 +506,20 @@
       <w:r>
         <w:rPr>
           <w:rFonts w:asciiTheme="majorHAnsi" w:eastAsia="Times New Roman" w:hAnsiTheme="majorHAnsi" w:cstheme="majorHAnsi"/>
-          <w:b/>
-          <w:bCs/>
           <w:sz w:val="24"/>
           <w:szCs w:val="24"/>
           <w:lang w:val="fr-FR" w:eastAsia="fr-FR"/>
         </w:rPr>
-        <w:t>7) Philosophie</w:t>
+        <w:t>Philosophie</w:t>
       </w:r>
     </w:p>
     <w:p>
       <w:pPr>
         <w:numPr>
           <w:ilvl w:val="0"/>
-          <w:numId w:val="13"/>
+          <w:numId w:val="20"/>
         </w:numPr>
-        <w:spacing w:after="100" w:afterAutospacing="1" w:line="240" w:lineRule="auto"/>
+        <w:spacing w:before="100" w:beforeAutospacing="1" w:after="100" w:afterAutospacing="1" w:line="240" w:lineRule="auto"/>
         <w:rPr>
           <w:rFonts w:asciiTheme="majorHAnsi" w:eastAsia="Times New Roman" w:hAnsiTheme="majorHAnsi" w:cstheme="majorHAnsi"/>
           <w:sz w:val="24"/>
@@ -516,8 +530,8 @@
       <w:r>
         <w:rPr>
           <w:rFonts w:asciiTheme="majorHAnsi" w:eastAsia="Times New Roman" w:hAnsiTheme="majorHAnsi" w:cstheme="majorHAnsi"/>
-          <w:b/>
-          <w:bCs/>
+          <w:i/>
+          <w:iCs/>
           <w:sz w:val="24"/>
           <w:szCs w:val="24"/>
           <w:lang w:val="fr-FR" w:eastAsia="fr-FR"/>
@@ -538,9 +552,9 @@
       <w:pPr>
         <w:numPr>
           <w:ilvl w:val="0"/>
-          <w:numId w:val="13"/>
+          <w:numId w:val="20"/>
         </w:numPr>
-        <w:spacing w:after="100" w:afterAutospacing="1" w:line="240" w:lineRule="auto"/>
+        <w:spacing w:before="100" w:beforeAutospacing="1" w:after="100" w:afterAutospacing="1" w:line="240" w:lineRule="auto"/>
         <w:rPr>
           <w:rFonts w:asciiTheme="majorHAnsi" w:eastAsia="Times New Roman" w:hAnsiTheme="majorHAnsi" w:cstheme="majorHAnsi"/>
           <w:sz w:val="24"/>
@@ -551,8 +565,8 @@
       <w:r>
         <w:rPr>
           <w:rFonts w:asciiTheme="majorHAnsi" w:eastAsia="Times New Roman" w:hAnsiTheme="majorHAnsi" w:cstheme="majorHAnsi"/>
-          <w:b/>
-          <w:bCs/>
+          <w:i/>
+          <w:iCs/>
           <w:sz w:val="24"/>
           <w:szCs w:val="24"/>
           <w:lang w:val="fr-FR" w:eastAsia="fr-FR"/>
@@ -573,9 +587,9 @@
       <w:pPr>
         <w:numPr>
           <w:ilvl w:val="0"/>
-          <w:numId w:val="13"/>
+          <w:numId w:val="20"/>
         </w:numPr>
-        <w:spacing w:after="100" w:afterAutospacing="1" w:line="240" w:lineRule="auto"/>
+        <w:spacing w:before="100" w:beforeAutospacing="1" w:after="100" w:afterAutospacing="1" w:line="240" w:lineRule="auto"/>
         <w:rPr>
           <w:rFonts w:asciiTheme="majorHAnsi" w:eastAsia="Times New Roman" w:hAnsiTheme="majorHAnsi" w:cstheme="majorHAnsi"/>
           <w:sz w:val="24"/>
@@ -587,8 +601,8 @@
       <w:r>
         <w:rPr>
           <w:rFonts w:asciiTheme="majorHAnsi" w:eastAsia="Times New Roman" w:hAnsiTheme="majorHAnsi" w:cstheme="majorHAnsi"/>
-          <w:b/>
-          <w:bCs/>
+          <w:i/>
+          <w:iCs/>
           <w:sz w:val="24"/>
           <w:szCs w:val="24"/>
           <w:lang w:val="fr-FR" w:eastAsia="fr-FR"/>
@@ -603,12 +617,16 @@
           <w:szCs w:val="24"/>
           <w:lang w:val="fr-FR" w:eastAsia="fr-FR"/>
         </w:rPr>
-        <w:t xml:space="preserve"> : littéralement « l’amour (ou la quête) de la sagesse ».</w:t>
+        <w:t xml:space="preserve"> : littéralement « l’amour (ou la quête) de la sagesse ».</w:t>
       </w:r>
     </w:p>
     <w:p>
       <w:pPr>
-        <w:spacing w:after="100" w:afterAutospacing="1" w:line="240" w:lineRule="auto"/>
+        <w:numPr>
+          <w:ilvl w:val="0"/>
+          <w:numId w:val="21"/>
+        </w:numPr>
+        <w:spacing w:before="100" w:beforeAutospacing="1" w:after="100" w:afterAutospacing="1" w:line="240" w:lineRule="auto"/>
         <w:rPr>
           <w:rFonts w:asciiTheme="majorHAnsi" w:eastAsia="Times New Roman" w:hAnsiTheme="majorHAnsi" w:cstheme="majorHAnsi"/>
           <w:sz w:val="24"/>
@@ -619,22 +637,20 @@
       <w:r>
         <w:rPr>
           <w:rFonts w:asciiTheme="majorHAnsi" w:eastAsia="Times New Roman" w:hAnsiTheme="majorHAnsi" w:cstheme="majorHAnsi"/>
-          <w:b/>
-          <w:bCs/>
           <w:sz w:val="24"/>
           <w:szCs w:val="24"/>
           <w:lang w:val="fr-FR" w:eastAsia="fr-FR"/>
         </w:rPr>
-        <w:t>8) Asservir / Esclave</w:t>
+        <w:t>Asservir / Esclave</w:t>
       </w:r>
     </w:p>
     <w:p>
       <w:pPr>
         <w:numPr>
           <w:ilvl w:val="0"/>
-          <w:numId w:val="14"/>
+          <w:numId w:val="22"/>
         </w:numPr>
-        <w:spacing w:after="100" w:afterAutospacing="1" w:line="240" w:lineRule="auto"/>
+        <w:spacing w:before="100" w:beforeAutospacing="1" w:after="100" w:afterAutospacing="1" w:line="240" w:lineRule="auto"/>
         <w:rPr>
           <w:rFonts w:asciiTheme="majorHAnsi" w:eastAsia="Times New Roman" w:hAnsiTheme="majorHAnsi" w:cstheme="majorHAnsi"/>
           <w:sz w:val="24"/>
@@ -646,8 +662,8 @@
       <w:r>
         <w:rPr>
           <w:rFonts w:asciiTheme="majorHAnsi" w:eastAsia="Times New Roman" w:hAnsiTheme="majorHAnsi" w:cstheme="majorHAnsi"/>
-          <w:b/>
-          <w:bCs/>
+          <w:i/>
+          <w:iCs/>
           <w:sz w:val="24"/>
           <w:szCs w:val="24"/>
           <w:lang w:val="fr-FR" w:eastAsia="fr-FR"/>
@@ -662,12 +678,16 @@
           <w:szCs w:val="24"/>
           <w:lang w:val="fr-FR" w:eastAsia="fr-FR"/>
         </w:rPr>
-        <w:t xml:space="preserve"> (latin) : esclave ; celui qui appartient à un maître. Racine de « servir », « servitude » et « asservir ».</w:t>
+        <w:t xml:space="preserve"> (latin) : esclave ; celui qui appartient à un maître. Racine de « servir », « servitude » et « asservir ».</w:t>
       </w:r>
     </w:p>
     <w:p>
       <w:pPr>
-        <w:spacing w:after="100" w:afterAutospacing="1" w:line="240" w:lineRule="auto"/>
+        <w:numPr>
+          <w:ilvl w:val="0"/>
+          <w:numId w:val="23"/>
+        </w:numPr>
+        <w:spacing w:before="100" w:beforeAutospacing="1" w:after="100" w:afterAutospacing="1" w:line="240" w:lineRule="auto"/>
         <w:rPr>
           <w:rFonts w:asciiTheme="majorHAnsi" w:eastAsia="Times New Roman" w:hAnsiTheme="majorHAnsi" w:cstheme="majorHAnsi"/>
           <w:sz w:val="24"/>
@@ -678,22 +698,20 @@
       <w:r>
         <w:rPr>
           <w:rFonts w:asciiTheme="majorHAnsi" w:eastAsia="Times New Roman" w:hAnsiTheme="majorHAnsi" w:cstheme="majorHAnsi"/>
-          <w:b/>
-          <w:bCs/>
           <w:sz w:val="24"/>
           <w:szCs w:val="24"/>
           <w:lang w:val="fr-FR" w:eastAsia="fr-FR"/>
         </w:rPr>
-        <w:t>9) Cité</w:t>
+        <w:t>Cité</w:t>
       </w:r>
     </w:p>
     <w:p>
       <w:pPr>
         <w:numPr>
           <w:ilvl w:val="0"/>
-          <w:numId w:val="15"/>
+          <w:numId w:val="24"/>
         </w:numPr>
-        <w:spacing w:after="100" w:afterAutospacing="1" w:line="240" w:lineRule="auto"/>
+        <w:spacing w:before="100" w:beforeAutospacing="1" w:after="100" w:afterAutospacing="1" w:line="240" w:lineRule="auto"/>
         <w:rPr>
           <w:rFonts w:asciiTheme="majorHAnsi" w:eastAsia="Times New Roman" w:hAnsiTheme="majorHAnsi" w:cstheme="majorHAnsi"/>
           <w:sz w:val="24"/>
@@ -704,8 +722,8 @@
       <w:r>
         <w:rPr>
           <w:rFonts w:asciiTheme="majorHAnsi" w:eastAsia="Times New Roman" w:hAnsiTheme="majorHAnsi" w:cstheme="majorHAnsi"/>
-          <w:b/>
-          <w:bCs/>
+          <w:i/>
+          <w:iCs/>
           <w:sz w:val="24"/>
           <w:szCs w:val="24"/>
           <w:lang w:val="fr-FR" w:eastAsia="fr-FR"/>
@@ -725,7 +743,11 @@
     </w:p>
     <w:p>
       <w:pPr>
-        <w:spacing w:after="100" w:afterAutospacing="1" w:line="240" w:lineRule="auto"/>
+        <w:numPr>
+          <w:ilvl w:val="0"/>
+          <w:numId w:val="25"/>
+        </w:numPr>
+        <w:spacing w:before="100" w:beforeAutospacing="1" w:after="100" w:afterAutospacing="1" w:line="240" w:lineRule="auto"/>
         <w:rPr>
           <w:rFonts w:asciiTheme="majorHAnsi" w:eastAsia="Times New Roman" w:hAnsiTheme="majorHAnsi" w:cstheme="majorHAnsi"/>
           <w:sz w:val="24"/>
@@ -736,22 +758,20 @@
       <w:r>
         <w:rPr>
           <w:rFonts w:asciiTheme="majorHAnsi" w:eastAsia="Times New Roman" w:hAnsiTheme="majorHAnsi" w:cstheme="majorHAnsi"/>
-          <w:b/>
-          <w:bCs/>
           <w:sz w:val="24"/>
           <w:szCs w:val="24"/>
           <w:lang w:val="fr-FR" w:eastAsia="fr-FR"/>
         </w:rPr>
-        <w:t>10) Omniscience</w:t>
+        <w:t>Omniscience</w:t>
       </w:r>
     </w:p>
     <w:p>
       <w:pPr>
         <w:numPr>
           <w:ilvl w:val="0"/>
-          <w:numId w:val="16"/>
+          <w:numId w:val="26"/>
         </w:numPr>
-        <w:spacing w:after="100" w:afterAutospacing="1" w:line="240" w:lineRule="auto"/>
+        <w:spacing w:before="100" w:beforeAutospacing="1" w:after="100" w:afterAutospacing="1" w:line="240" w:lineRule="auto"/>
         <w:rPr>
           <w:rFonts w:asciiTheme="majorHAnsi" w:eastAsia="Times New Roman" w:hAnsiTheme="majorHAnsi" w:cstheme="majorHAnsi"/>
           <w:sz w:val="24"/>
@@ -763,8 +783,8 @@
       <w:r>
         <w:rPr>
           <w:rFonts w:asciiTheme="majorHAnsi" w:eastAsia="Times New Roman" w:hAnsiTheme="majorHAnsi" w:cstheme="majorHAnsi"/>
-          <w:b/>
-          <w:bCs/>
+          <w:i/>
+          <w:iCs/>
           <w:sz w:val="24"/>
           <w:szCs w:val="24"/>
           <w:lang w:val="fr-FR" w:eastAsia="fr-FR"/>
@@ -786,9 +806,9 @@
       <w:pPr>
         <w:numPr>
           <w:ilvl w:val="0"/>
-          <w:numId w:val="16"/>
+          <w:numId w:val="26"/>
         </w:numPr>
-        <w:spacing w:after="100" w:afterAutospacing="1" w:line="240" w:lineRule="auto"/>
+        <w:spacing w:before="100" w:beforeAutospacing="1" w:after="100" w:afterAutospacing="1" w:line="240" w:lineRule="auto"/>
         <w:rPr>
           <w:rFonts w:asciiTheme="majorHAnsi" w:eastAsia="Times New Roman" w:hAnsiTheme="majorHAnsi" w:cstheme="majorHAnsi"/>
           <w:sz w:val="24"/>
@@ -800,8 +820,8 @@
       <w:r>
         <w:rPr>
           <w:rFonts w:asciiTheme="majorHAnsi" w:eastAsia="Times New Roman" w:hAnsiTheme="majorHAnsi" w:cstheme="majorHAnsi"/>
-          <w:b/>
-          <w:bCs/>
+          <w:i/>
+          <w:iCs/>
           <w:sz w:val="24"/>
           <w:szCs w:val="24"/>
           <w:lang w:val="fr-FR" w:eastAsia="fr-FR"/>
@@ -823,9 +843,9 @@
       <w:pPr>
         <w:numPr>
           <w:ilvl w:val="0"/>
-          <w:numId w:val="16"/>
+          <w:numId w:val="26"/>
         </w:numPr>
-        <w:spacing w:after="100" w:afterAutospacing="1" w:line="240" w:lineRule="auto"/>
+        <w:spacing w:before="100" w:beforeAutospacing="1" w:after="100" w:afterAutospacing="1" w:line="240" w:lineRule="auto"/>
         <w:rPr>
           <w:rFonts w:asciiTheme="majorHAnsi" w:eastAsia="Times New Roman" w:hAnsiTheme="majorHAnsi" w:cstheme="majorHAnsi"/>
           <w:sz w:val="24"/>
@@ -837,8 +857,8 @@
       <w:r>
         <w:rPr>
           <w:rFonts w:asciiTheme="majorHAnsi" w:eastAsia="Times New Roman" w:hAnsiTheme="majorHAnsi" w:cstheme="majorHAnsi"/>
-          <w:b/>
-          <w:bCs/>
+          <w:i/>
+          <w:iCs/>
           <w:sz w:val="24"/>
           <w:szCs w:val="24"/>
           <w:lang w:val="fr-FR" w:eastAsia="fr-FR"/>
@@ -858,7 +878,11 @@
     </w:p>
     <w:p>
       <w:pPr>
-        <w:spacing w:after="100" w:afterAutospacing="1" w:line="240" w:lineRule="auto"/>
+        <w:numPr>
+          <w:ilvl w:val="0"/>
+          <w:numId w:val="27"/>
+        </w:numPr>
+        <w:spacing w:before="100" w:beforeAutospacing="1" w:after="100" w:afterAutospacing="1" w:line="240" w:lineRule="auto"/>
         <w:rPr>
           <w:rFonts w:asciiTheme="majorHAnsi" w:eastAsia="Times New Roman" w:hAnsiTheme="majorHAnsi" w:cstheme="majorHAnsi"/>
           <w:sz w:val="24"/>
@@ -869,22 +893,20 @@
       <w:r>
         <w:rPr>
           <w:rFonts w:asciiTheme="majorHAnsi" w:eastAsia="Times New Roman" w:hAnsiTheme="majorHAnsi" w:cstheme="majorHAnsi"/>
-          <w:b/>
-          <w:bCs/>
           <w:sz w:val="24"/>
           <w:szCs w:val="24"/>
           <w:lang w:val="fr-FR" w:eastAsia="fr-FR"/>
         </w:rPr>
-        <w:t>11) Hystérie</w:t>
+        <w:t>Hystérie</w:t>
       </w:r>
     </w:p>
     <w:p>
       <w:pPr>
         <w:numPr>
           <w:ilvl w:val="0"/>
-          <w:numId w:val="17"/>
+          <w:numId w:val="28"/>
         </w:numPr>
-        <w:spacing w:after="100" w:afterAutospacing="1" w:line="240" w:lineRule="auto"/>
+        <w:spacing w:before="100" w:beforeAutospacing="1" w:after="100" w:afterAutospacing="1" w:line="240" w:lineRule="auto"/>
         <w:rPr>
           <w:rFonts w:asciiTheme="majorHAnsi" w:eastAsia="Times New Roman" w:hAnsiTheme="majorHAnsi" w:cstheme="majorHAnsi"/>
           <w:sz w:val="24"/>
@@ -896,8 +918,8 @@
       <w:r>
         <w:rPr>
           <w:rFonts w:asciiTheme="majorHAnsi" w:eastAsia="Times New Roman" w:hAnsiTheme="majorHAnsi" w:cstheme="majorHAnsi"/>
-          <w:b/>
-          <w:bCs/>
+          <w:i/>
+          <w:iCs/>
           <w:sz w:val="24"/>
           <w:szCs w:val="24"/>
           <w:lang w:val="fr-FR" w:eastAsia="fr-FR"/>
@@ -912,12 +934,16 @@
           <w:szCs w:val="24"/>
           <w:lang w:val="fr-FR" w:eastAsia="fr-FR"/>
         </w:rPr>
-        <w:t xml:space="preserve"> (grec) : utérus ; issu d'une ancienne théorie médicale (Hippocrate) reliant certains troubles nerveux aux mouvements de l'utérus.</w:t>
+        <w:t xml:space="preserve"> (grec) : utérus ; issu d’une ancienne théorie médicale (Hippocrate) reliant certains troubles nerveux aux mouvements de l’utérus.</w:t>
       </w:r>
     </w:p>
     <w:p>
       <w:pPr>
-        <w:spacing w:after="100" w:afterAutospacing="1" w:line="240" w:lineRule="auto"/>
+        <w:numPr>
+          <w:ilvl w:val="0"/>
+          <w:numId w:val="29"/>
+        </w:numPr>
+        <w:spacing w:before="100" w:beforeAutospacing="1" w:after="100" w:afterAutospacing="1" w:line="240" w:lineRule="auto"/>
         <w:rPr>
           <w:rFonts w:asciiTheme="majorHAnsi" w:eastAsia="Times New Roman" w:hAnsiTheme="majorHAnsi" w:cstheme="majorHAnsi"/>
           <w:sz w:val="24"/>
@@ -928,22 +954,20 @@
       <w:r>
         <w:rPr>
           <w:rFonts w:asciiTheme="majorHAnsi" w:eastAsia="Times New Roman" w:hAnsiTheme="majorHAnsi" w:cstheme="majorHAnsi"/>
-          <w:b/>
-          <w:bCs/>
           <w:sz w:val="24"/>
           <w:szCs w:val="24"/>
           <w:lang w:val="fr-FR" w:eastAsia="fr-FR"/>
         </w:rPr>
-        <w:t>12) Névrose</w:t>
+        <w:t>Névrose</w:t>
       </w:r>
     </w:p>
     <w:p>
       <w:pPr>
         <w:numPr>
           <w:ilvl w:val="0"/>
-          <w:numId w:val="18"/>
+          <w:numId w:val="30"/>
         </w:numPr>
-        <w:spacing w:after="100" w:afterAutospacing="1" w:line="240" w:lineRule="auto"/>
+        <w:spacing w:before="100" w:beforeAutospacing="1" w:after="100" w:afterAutospacing="1" w:line="240" w:lineRule="auto"/>
         <w:rPr>
           <w:rFonts w:asciiTheme="majorHAnsi" w:eastAsia="Times New Roman" w:hAnsiTheme="majorHAnsi" w:cstheme="majorHAnsi"/>
           <w:sz w:val="24"/>
@@ -955,8 +979,8 @@
       <w:r>
         <w:rPr>
           <w:rFonts w:asciiTheme="majorHAnsi" w:eastAsia="Times New Roman" w:hAnsiTheme="majorHAnsi" w:cstheme="majorHAnsi"/>
-          <w:b/>
-          <w:bCs/>
+          <w:i/>
+          <w:iCs/>
           <w:sz w:val="24"/>
           <w:szCs w:val="24"/>
           <w:lang w:val="fr-FR" w:eastAsia="fr-FR"/>
@@ -978,9 +1002,9 @@
       <w:pPr>
         <w:numPr>
           <w:ilvl w:val="0"/>
-          <w:numId w:val="18"/>
+          <w:numId w:val="30"/>
         </w:numPr>
-        <w:spacing w:after="100" w:afterAutospacing="1" w:line="240" w:lineRule="auto"/>
+        <w:spacing w:before="100" w:beforeAutospacing="1" w:after="100" w:afterAutospacing="1" w:line="240" w:lineRule="auto"/>
         <w:rPr>
           <w:rFonts w:asciiTheme="majorHAnsi" w:eastAsia="Times New Roman" w:hAnsiTheme="majorHAnsi" w:cstheme="majorHAnsi"/>
           <w:sz w:val="24"/>
@@ -992,8 +1016,8 @@
       <w:r>
         <w:rPr>
           <w:rFonts w:asciiTheme="majorHAnsi" w:eastAsia="Times New Roman" w:hAnsiTheme="majorHAnsi" w:cstheme="majorHAnsi"/>
-          <w:b/>
-          <w:bCs/>
+          <w:i/>
+          <w:iCs/>
           <w:sz w:val="24"/>
           <w:szCs w:val="24"/>
           <w:lang w:val="fr-FR" w:eastAsia="fr-FR"/>
@@ -1013,7 +1037,11 @@
     </w:p>
     <w:p>
       <w:pPr>
-        <w:spacing w:after="100" w:afterAutospacing="1" w:line="240" w:lineRule="auto"/>
+        <w:numPr>
+          <w:ilvl w:val="0"/>
+          <w:numId w:val="31"/>
+        </w:numPr>
+        <w:spacing w:before="100" w:beforeAutospacing="1" w:after="100" w:afterAutospacing="1" w:line="240" w:lineRule="auto"/>
         <w:rPr>
           <w:rFonts w:asciiTheme="majorHAnsi" w:eastAsia="Times New Roman" w:hAnsiTheme="majorHAnsi" w:cstheme="majorHAnsi"/>
           <w:sz w:val="24"/>
@@ -1024,22 +1052,20 @@
       <w:r>
         <w:rPr>
           <w:rFonts w:asciiTheme="majorHAnsi" w:eastAsia="Times New Roman" w:hAnsiTheme="majorHAnsi" w:cstheme="majorHAnsi"/>
-          <w:b/>
-          <w:bCs/>
           <w:sz w:val="24"/>
           <w:szCs w:val="24"/>
           <w:lang w:val="fr-FR" w:eastAsia="fr-FR"/>
         </w:rPr>
-        <w:t>13) Peur</w:t>
+        <w:t>Peur</w:t>
       </w:r>
     </w:p>
     <w:p>
       <w:pPr>
         <w:numPr>
           <w:ilvl w:val="0"/>
-          <w:numId w:val="19"/>
+          <w:numId w:val="32"/>
         </w:numPr>
-        <w:spacing w:after="100" w:afterAutospacing="1" w:line="240" w:lineRule="auto"/>
+        <w:spacing w:before="100" w:beforeAutospacing="1" w:after="100" w:afterAutospacing="1" w:line="240" w:lineRule="auto"/>
         <w:rPr>
           <w:rFonts w:asciiTheme="majorHAnsi" w:eastAsia="Times New Roman" w:hAnsiTheme="majorHAnsi" w:cstheme="majorHAnsi"/>
           <w:sz w:val="24"/>
@@ -1050,8 +1076,8 @@
       <w:r>
         <w:rPr>
           <w:rFonts w:asciiTheme="majorHAnsi" w:eastAsia="Times New Roman" w:hAnsiTheme="majorHAnsi" w:cstheme="majorHAnsi"/>
-          <w:b/>
-          <w:bCs/>
+          <w:i/>
+          <w:iCs/>
           <w:sz w:val="24"/>
           <w:szCs w:val="24"/>
           <w:lang w:val="fr-FR" w:eastAsia="fr-FR"/>
@@ -1070,7 +1096,11 @@
     </w:p>
     <w:p>
       <w:pPr>
-        <w:spacing w:after="100" w:afterAutospacing="1" w:line="240" w:lineRule="auto"/>
+        <w:numPr>
+          <w:ilvl w:val="0"/>
+          <w:numId w:val="33"/>
+        </w:numPr>
+        <w:spacing w:before="100" w:beforeAutospacing="1" w:after="100" w:afterAutospacing="1" w:line="240" w:lineRule="auto"/>
         <w:rPr>
           <w:rFonts w:asciiTheme="majorHAnsi" w:eastAsia="Times New Roman" w:hAnsiTheme="majorHAnsi" w:cstheme="majorHAnsi"/>
           <w:sz w:val="24"/>
@@ -1081,22 +1111,20 @@
       <w:r>
         <w:rPr>
           <w:rFonts w:asciiTheme="majorHAnsi" w:eastAsia="Times New Roman" w:hAnsiTheme="majorHAnsi" w:cstheme="majorHAnsi"/>
-          <w:b/>
-          <w:bCs/>
           <w:sz w:val="24"/>
           <w:szCs w:val="24"/>
           <w:lang w:val="fr-FR" w:eastAsia="fr-FR"/>
         </w:rPr>
-        <w:t>14) Conscience</w:t>
+        <w:t>Conscience</w:t>
       </w:r>
     </w:p>
     <w:p>
       <w:pPr>
         <w:numPr>
           <w:ilvl w:val="0"/>
-          <w:numId w:val="20"/>
+          <w:numId w:val="34"/>
         </w:numPr>
-        <w:spacing w:after="100" w:afterAutospacing="1" w:line="240" w:lineRule="auto"/>
+        <w:spacing w:before="100" w:beforeAutospacing="1" w:after="100" w:afterAutospacing="1" w:line="240" w:lineRule="auto"/>
         <w:rPr>
           <w:rFonts w:asciiTheme="majorHAnsi" w:eastAsia="Times New Roman" w:hAnsiTheme="majorHAnsi" w:cstheme="majorHAnsi"/>
           <w:sz w:val="24"/>
@@ -1107,8 +1135,8 @@
       <w:r>
         <w:rPr>
           <w:rFonts w:asciiTheme="majorHAnsi" w:eastAsia="Times New Roman" w:hAnsiTheme="majorHAnsi" w:cstheme="majorHAnsi"/>
-          <w:b/>
-          <w:bCs/>
+          <w:i/>
+          <w:iCs/>
           <w:sz w:val="24"/>
           <w:szCs w:val="24"/>
           <w:lang w:val="fr-FR" w:eastAsia="fr-FR"/>
@@ -1119,8 +1147,8 @@
       <w:r>
         <w:rPr>
           <w:rFonts w:asciiTheme="majorHAnsi" w:eastAsia="Times New Roman" w:hAnsiTheme="majorHAnsi" w:cstheme="majorHAnsi"/>
-          <w:b/>
-          <w:bCs/>
+          <w:i/>
+          <w:iCs/>
           <w:sz w:val="24"/>
           <w:szCs w:val="24"/>
           <w:lang w:val="fr-FR" w:eastAsia="fr-FR"/>
@@ -1135,12 +1163,16 @@
           <w:szCs w:val="24"/>
           <w:lang w:val="fr-FR" w:eastAsia="fr-FR"/>
         </w:rPr>
-        <w:t xml:space="preserve"> (latin) : « avec science » ; connaissance partagée avec soi-même, présence de l'esprit à ses propres actes.</w:t>
+        <w:t xml:space="preserve"> (latin) : « avec science » ; connaissance partagée avec soi-même, présence de l’esprit à ses propres actes.</w:t>
       </w:r>
     </w:p>
     <w:p>
       <w:pPr>
-        <w:spacing w:after="100" w:afterAutospacing="1" w:line="240" w:lineRule="auto"/>
+        <w:numPr>
+          <w:ilvl w:val="0"/>
+          <w:numId w:val="35"/>
+        </w:numPr>
+        <w:spacing w:before="100" w:beforeAutospacing="1" w:after="100" w:afterAutospacing="1" w:line="240" w:lineRule="auto"/>
         <w:rPr>
           <w:rFonts w:asciiTheme="majorHAnsi" w:eastAsia="Times New Roman" w:hAnsiTheme="majorHAnsi" w:cstheme="majorHAnsi"/>
           <w:sz w:val="24"/>
@@ -1151,22 +1183,20 @@
       <w:r>
         <w:rPr>
           <w:rFonts w:asciiTheme="majorHAnsi" w:eastAsia="Times New Roman" w:hAnsiTheme="majorHAnsi" w:cstheme="majorHAnsi"/>
-          <w:b/>
-          <w:bCs/>
           <w:sz w:val="24"/>
           <w:szCs w:val="24"/>
           <w:lang w:val="fr-FR" w:eastAsia="fr-FR"/>
         </w:rPr>
-        <w:t>15) Aliéner</w:t>
+        <w:t>Aliéner</w:t>
       </w:r>
     </w:p>
     <w:p>
       <w:pPr>
         <w:numPr>
           <w:ilvl w:val="0"/>
-          <w:numId w:val="21"/>
+          <w:numId w:val="36"/>
         </w:numPr>
-        <w:spacing w:after="100" w:afterAutospacing="1" w:line="240" w:lineRule="auto"/>
+        <w:spacing w:before="100" w:beforeAutospacing="1" w:after="100" w:afterAutospacing="1" w:line="240" w:lineRule="auto"/>
         <w:rPr>
           <w:rFonts w:asciiTheme="majorHAnsi" w:eastAsia="Times New Roman" w:hAnsiTheme="majorHAnsi" w:cstheme="majorHAnsi"/>
           <w:sz w:val="24"/>
@@ -1178,8 +1208,8 @@
       <w:r>
         <w:rPr>
           <w:rFonts w:asciiTheme="majorHAnsi" w:eastAsia="Times New Roman" w:hAnsiTheme="majorHAnsi" w:cstheme="majorHAnsi"/>
-          <w:b/>
-          <w:bCs/>
+          <w:i/>
+          <w:iCs/>
           <w:sz w:val="24"/>
           <w:szCs w:val="24"/>
           <w:lang w:val="fr-FR" w:eastAsia="fr-FR"/>
@@ -1194,12 +1224,16 @@
           <w:szCs w:val="24"/>
           <w:lang w:val="fr-FR" w:eastAsia="fr-FR"/>
         </w:rPr>
-        <w:t xml:space="preserve"> (latin) : étranger, qui appartient à autrui. L'aliénation est l'état de celui qui devient étranger à lui-même.</w:t>
+        <w:t xml:space="preserve"> (latin) : étranger, qui appartient à autrui. L’aliénation est l’état de celui qui devient étranger à lui-même.</w:t>
       </w:r>
     </w:p>
     <w:p>
       <w:pPr>
-        <w:spacing w:after="100" w:afterAutospacing="1" w:line="240" w:lineRule="auto"/>
+        <w:numPr>
+          <w:ilvl w:val="0"/>
+          <w:numId w:val="37"/>
+        </w:numPr>
+        <w:spacing w:before="100" w:beforeAutospacing="1" w:after="100" w:afterAutospacing="1" w:line="240" w:lineRule="auto"/>
         <w:rPr>
           <w:rFonts w:asciiTheme="majorHAnsi" w:eastAsia="Times New Roman" w:hAnsiTheme="majorHAnsi" w:cstheme="majorHAnsi"/>
           <w:sz w:val="24"/>
@@ -1210,22 +1244,20 @@
       <w:r>
         <w:rPr>
           <w:rFonts w:asciiTheme="majorHAnsi" w:eastAsia="Times New Roman" w:hAnsiTheme="majorHAnsi" w:cstheme="majorHAnsi"/>
-          <w:b/>
-          <w:bCs/>
           <w:sz w:val="24"/>
           <w:szCs w:val="24"/>
           <w:lang w:val="fr-FR" w:eastAsia="fr-FR"/>
         </w:rPr>
-        <w:t>16) Art</w:t>
+        <w:t>Art</w:t>
       </w:r>
     </w:p>
     <w:p>
       <w:pPr>
         <w:numPr>
           <w:ilvl w:val="0"/>
-          <w:numId w:val="22"/>
+          <w:numId w:val="38"/>
         </w:numPr>
-        <w:spacing w:after="100" w:afterAutospacing="1" w:line="240" w:lineRule="auto"/>
+        <w:spacing w:before="100" w:beforeAutospacing="1" w:after="100" w:afterAutospacing="1" w:line="240" w:lineRule="auto"/>
         <w:rPr>
           <w:rFonts w:asciiTheme="majorHAnsi" w:eastAsia="Times New Roman" w:hAnsiTheme="majorHAnsi" w:cstheme="majorHAnsi"/>
           <w:sz w:val="24"/>
@@ -1236,8 +1268,8 @@
       <w:r>
         <w:rPr>
           <w:rFonts w:asciiTheme="majorHAnsi" w:eastAsia="Times New Roman" w:hAnsiTheme="majorHAnsi" w:cstheme="majorHAnsi"/>
-          <w:b/>
-          <w:bCs/>
+          <w:i/>
+          <w:iCs/>
           <w:sz w:val="24"/>
           <w:szCs w:val="24"/>
           <w:lang w:val="fr-FR" w:eastAsia="fr-FR"/>
@@ -1278,7 +1310,11 @@
     </w:p>
     <w:p>
       <w:pPr>
-        <w:spacing w:after="100" w:afterAutospacing="1" w:line="240" w:lineRule="auto"/>
+        <w:numPr>
+          <w:ilvl w:val="0"/>
+          <w:numId w:val="39"/>
+        </w:numPr>
+        <w:spacing w:before="100" w:beforeAutospacing="1" w:after="100" w:afterAutospacing="1" w:line="240" w:lineRule="auto"/>
         <w:rPr>
           <w:rFonts w:asciiTheme="majorHAnsi" w:eastAsia="Times New Roman" w:hAnsiTheme="majorHAnsi" w:cstheme="majorHAnsi"/>
           <w:sz w:val="24"/>
@@ -1289,22 +1325,20 @@
       <w:r>
         <w:rPr>
           <w:rFonts w:asciiTheme="majorHAnsi" w:eastAsia="Times New Roman" w:hAnsiTheme="majorHAnsi" w:cstheme="majorHAnsi"/>
-          <w:b/>
-          <w:bCs/>
           <w:sz w:val="24"/>
           <w:szCs w:val="24"/>
           <w:lang w:val="fr-FR" w:eastAsia="fr-FR"/>
         </w:rPr>
-        <w:t>17) Modération</w:t>
+        <w:t>Modération</w:t>
       </w:r>
     </w:p>
     <w:p>
       <w:pPr>
         <w:numPr>
           <w:ilvl w:val="0"/>
-          <w:numId w:val="23"/>
+          <w:numId w:val="40"/>
         </w:numPr>
-        <w:spacing w:after="100" w:afterAutospacing="1" w:line="240" w:lineRule="auto"/>
+        <w:spacing w:before="100" w:beforeAutospacing="1" w:after="100" w:afterAutospacing="1" w:line="240" w:lineRule="auto"/>
         <w:rPr>
           <w:rFonts w:asciiTheme="majorHAnsi" w:eastAsia="Times New Roman" w:hAnsiTheme="majorHAnsi" w:cstheme="majorHAnsi"/>
           <w:sz w:val="24"/>
@@ -1316,8 +1350,8 @@
       <w:r>
         <w:rPr>
           <w:rFonts w:asciiTheme="majorHAnsi" w:eastAsia="Times New Roman" w:hAnsiTheme="majorHAnsi" w:cstheme="majorHAnsi"/>
-          <w:b/>
-          <w:bCs/>
+          <w:i/>
+          <w:iCs/>
           <w:sz w:val="24"/>
           <w:szCs w:val="24"/>
           <w:lang w:val="fr-FR" w:eastAsia="fr-FR"/>
@@ -1337,7 +1371,11 @@
     </w:p>
     <w:p>
       <w:pPr>
-        <w:spacing w:after="100" w:afterAutospacing="1" w:line="240" w:lineRule="auto"/>
+        <w:numPr>
+          <w:ilvl w:val="0"/>
+          <w:numId w:val="41"/>
+        </w:numPr>
+        <w:spacing w:before="100" w:beforeAutospacing="1" w:after="100" w:afterAutospacing="1" w:line="240" w:lineRule="auto"/>
         <w:rPr>
           <w:rFonts w:asciiTheme="majorHAnsi" w:eastAsia="Times New Roman" w:hAnsiTheme="majorHAnsi" w:cstheme="majorHAnsi"/>
           <w:sz w:val="24"/>
@@ -1348,22 +1386,20 @@
       <w:r>
         <w:rPr>
           <w:rFonts w:asciiTheme="majorHAnsi" w:eastAsia="Times New Roman" w:hAnsiTheme="majorHAnsi" w:cstheme="majorHAnsi"/>
-          <w:b/>
-          <w:bCs/>
           <w:sz w:val="24"/>
           <w:szCs w:val="24"/>
           <w:lang w:val="fr-FR" w:eastAsia="fr-FR"/>
         </w:rPr>
-        <w:t>18) Imitation</w:t>
+        <w:t>Imitation</w:t>
       </w:r>
     </w:p>
     <w:p>
       <w:pPr>
         <w:numPr>
           <w:ilvl w:val="0"/>
-          <w:numId w:val="24"/>
+          <w:numId w:val="42"/>
         </w:numPr>
-        <w:spacing w:after="100" w:afterAutospacing="1" w:line="240" w:lineRule="auto"/>
+        <w:spacing w:before="100" w:beforeAutospacing="1" w:after="100" w:afterAutospacing="1" w:line="240" w:lineRule="auto"/>
         <w:rPr>
           <w:rFonts w:asciiTheme="majorHAnsi" w:eastAsia="Times New Roman" w:hAnsiTheme="majorHAnsi" w:cstheme="majorHAnsi"/>
           <w:sz w:val="24"/>
@@ -1374,8 +1410,8 @@
       <w:r>
         <w:rPr>
           <w:rFonts w:asciiTheme="majorHAnsi" w:eastAsia="Times New Roman" w:hAnsiTheme="majorHAnsi" w:cstheme="majorHAnsi"/>
-          <w:b/>
-          <w:bCs/>
+          <w:i/>
+          <w:iCs/>
           <w:sz w:val="24"/>
           <w:szCs w:val="24"/>
           <w:lang w:val="fr-FR" w:eastAsia="fr-FR"/>
@@ -1389,12 +1425,16 @@
           <w:szCs w:val="24"/>
           <w:lang w:val="fr-FR" w:eastAsia="fr-FR"/>
         </w:rPr>
-        <w:t xml:space="preserve"> (grec) : imitation, représentation du réel par l'art.</w:t>
+        <w:t xml:space="preserve"> (grec) : imitation, représentation du réel par l’art.</w:t>
       </w:r>
     </w:p>
     <w:p>
       <w:pPr>
-        <w:spacing w:after="100" w:afterAutospacing="1" w:line="240" w:lineRule="auto"/>
+        <w:numPr>
+          <w:ilvl w:val="0"/>
+          <w:numId w:val="43"/>
+        </w:numPr>
+        <w:spacing w:before="100" w:beforeAutospacing="1" w:after="100" w:afterAutospacing="1" w:line="240" w:lineRule="auto"/>
         <w:rPr>
           <w:rFonts w:asciiTheme="majorHAnsi" w:eastAsia="Times New Roman" w:hAnsiTheme="majorHAnsi" w:cstheme="majorHAnsi"/>
           <w:sz w:val="24"/>
@@ -1405,23 +1445,21 @@
       <w:r>
         <w:rPr>
           <w:rFonts w:asciiTheme="majorHAnsi" w:eastAsia="Times New Roman" w:hAnsiTheme="majorHAnsi" w:cstheme="majorHAnsi"/>
-          <w:b/>
-          <w:bCs/>
           <w:sz w:val="24"/>
           <w:szCs w:val="24"/>
           <w:lang w:val="fr-FR" w:eastAsia="fr-FR"/>
         </w:rPr>
         <w:lastRenderedPageBreak/>
-        <w:t>19) Raison</w:t>
+        <w:t>Raison</w:t>
       </w:r>
     </w:p>
     <w:p>
       <w:pPr>
         <w:numPr>
           <w:ilvl w:val="0"/>
-          <w:numId w:val="25"/>
+          <w:numId w:val="44"/>
         </w:numPr>
-        <w:spacing w:after="100" w:afterAutospacing="1" w:line="240" w:lineRule="auto"/>
+        <w:spacing w:before="100" w:beforeAutospacing="1" w:after="100" w:afterAutospacing="1" w:line="240" w:lineRule="auto"/>
         <w:rPr>
           <w:rFonts w:asciiTheme="majorHAnsi" w:eastAsia="Times New Roman" w:hAnsiTheme="majorHAnsi" w:cstheme="majorHAnsi"/>
           <w:sz w:val="24"/>
@@ -1432,8 +1470,8 @@
       <w:r>
         <w:rPr>
           <w:rFonts w:asciiTheme="majorHAnsi" w:eastAsia="Times New Roman" w:hAnsiTheme="majorHAnsi" w:cstheme="majorHAnsi"/>
-          <w:b/>
-          <w:bCs/>
+          <w:i/>
+          <w:iCs/>
           <w:sz w:val="24"/>
           <w:szCs w:val="24"/>
           <w:lang w:val="fr-FR" w:eastAsia="fr-FR"/>
@@ -1454,9 +1492,9 @@
       <w:pPr>
         <w:numPr>
           <w:ilvl w:val="0"/>
-          <w:numId w:val="25"/>
+          <w:numId w:val="44"/>
         </w:numPr>
-        <w:spacing w:after="100" w:afterAutospacing="1" w:line="240" w:lineRule="auto"/>
+        <w:spacing w:before="100" w:beforeAutospacing="1" w:after="100" w:afterAutospacing="1" w:line="240" w:lineRule="auto"/>
         <w:rPr>
           <w:rFonts w:asciiTheme="majorHAnsi" w:eastAsia="Times New Roman" w:hAnsiTheme="majorHAnsi" w:cstheme="majorHAnsi"/>
           <w:sz w:val="24"/>
@@ -1467,8 +1505,8 @@
       <w:r>
         <w:rPr>
           <w:rFonts w:asciiTheme="majorHAnsi" w:eastAsia="Times New Roman" w:hAnsiTheme="majorHAnsi" w:cstheme="majorHAnsi"/>
-          <w:b/>
-          <w:bCs/>
+          <w:i/>
+          <w:iCs/>
           <w:sz w:val="24"/>
           <w:szCs w:val="24"/>
           <w:lang w:val="fr-FR" w:eastAsia="fr-FR"/>
@@ -1487,7 +1525,11 @@
     </w:p>
     <w:p>
       <w:pPr>
-        <w:spacing w:after="100" w:afterAutospacing="1" w:line="240" w:lineRule="auto"/>
+        <w:numPr>
+          <w:ilvl w:val="0"/>
+          <w:numId w:val="45"/>
+        </w:numPr>
+        <w:spacing w:before="100" w:beforeAutospacing="1" w:after="100" w:afterAutospacing="1" w:line="240" w:lineRule="auto"/>
         <w:rPr>
           <w:rFonts w:asciiTheme="majorHAnsi" w:eastAsia="Times New Roman" w:hAnsiTheme="majorHAnsi" w:cstheme="majorHAnsi"/>
           <w:sz w:val="24"/>
@@ -1498,22 +1540,20 @@
       <w:r>
         <w:rPr>
           <w:rFonts w:asciiTheme="majorHAnsi" w:eastAsia="Times New Roman" w:hAnsiTheme="majorHAnsi" w:cstheme="majorHAnsi"/>
-          <w:b/>
-          <w:bCs/>
           <w:sz w:val="24"/>
           <w:szCs w:val="24"/>
           <w:lang w:val="fr-FR" w:eastAsia="fr-FR"/>
         </w:rPr>
-        <w:t>20) L’Être / Image</w:t>
+        <w:t>L’Être / Image</w:t>
       </w:r>
     </w:p>
     <w:p>
       <w:pPr>
         <w:numPr>
           <w:ilvl w:val="0"/>
-          <w:numId w:val="26"/>
+          <w:numId w:val="46"/>
         </w:numPr>
-        <w:spacing w:after="100" w:afterAutospacing="1" w:line="240" w:lineRule="auto"/>
+        <w:spacing w:before="100" w:beforeAutospacing="1" w:after="100" w:afterAutospacing="1" w:line="240" w:lineRule="auto"/>
         <w:rPr>
           <w:rFonts w:asciiTheme="majorHAnsi" w:eastAsia="Times New Roman" w:hAnsiTheme="majorHAnsi" w:cstheme="majorHAnsi"/>
           <w:sz w:val="24"/>
@@ -1524,8 +1564,8 @@
       <w:r>
         <w:rPr>
           <w:rFonts w:asciiTheme="majorHAnsi" w:eastAsia="Times New Roman" w:hAnsiTheme="majorHAnsi" w:cstheme="majorHAnsi"/>
-          <w:b/>
-          <w:bCs/>
+          <w:i/>
+          <w:iCs/>
           <w:sz w:val="24"/>
           <w:szCs w:val="24"/>
           <w:lang w:val="fr-FR" w:eastAsia="fr-FR"/>
@@ -1546,9 +1586,9 @@
       <w:pPr>
         <w:numPr>
           <w:ilvl w:val="0"/>
-          <w:numId w:val="26"/>
+          <w:numId w:val="46"/>
         </w:numPr>
-        <w:spacing w:after="100" w:afterAutospacing="1" w:line="240" w:lineRule="auto"/>
+        <w:spacing w:before="100" w:beforeAutospacing="1" w:after="100" w:afterAutospacing="1" w:line="240" w:lineRule="auto"/>
         <w:rPr>
           <w:rFonts w:asciiTheme="majorHAnsi" w:eastAsia="Times New Roman" w:hAnsiTheme="majorHAnsi" w:cstheme="majorHAnsi"/>
           <w:sz w:val="24"/>
@@ -1560,8 +1600,8 @@
       <w:r>
         <w:rPr>
           <w:rFonts w:asciiTheme="majorHAnsi" w:eastAsia="Times New Roman" w:hAnsiTheme="majorHAnsi" w:cstheme="majorHAnsi"/>
-          <w:b/>
-          <w:bCs/>
+          <w:i/>
+          <w:iCs/>
           <w:sz w:val="24"/>
           <w:szCs w:val="24"/>
           <w:lang w:val="fr-FR" w:eastAsia="fr-FR"/>
@@ -1581,7 +1621,11 @@
     </w:p>
     <w:p>
       <w:pPr>
-        <w:spacing w:after="100" w:afterAutospacing="1" w:line="240" w:lineRule="auto"/>
+        <w:numPr>
+          <w:ilvl w:val="0"/>
+          <w:numId w:val="47"/>
+        </w:numPr>
+        <w:spacing w:before="100" w:beforeAutospacing="1" w:after="100" w:afterAutospacing="1" w:line="240" w:lineRule="auto"/>
         <w:rPr>
           <w:rFonts w:asciiTheme="majorHAnsi" w:eastAsia="Times New Roman" w:hAnsiTheme="majorHAnsi" w:cstheme="majorHAnsi"/>
           <w:sz w:val="24"/>
@@ -1592,22 +1636,20 @@
       <w:r>
         <w:rPr>
           <w:rFonts w:asciiTheme="majorHAnsi" w:eastAsia="Times New Roman" w:hAnsiTheme="majorHAnsi" w:cstheme="majorHAnsi"/>
-          <w:b/>
-          <w:bCs/>
           <w:sz w:val="24"/>
           <w:szCs w:val="24"/>
           <w:lang w:val="fr-FR" w:eastAsia="fr-FR"/>
         </w:rPr>
-        <w:t>21) Sujet</w:t>
+        <w:t>Sujet</w:t>
       </w:r>
     </w:p>
     <w:p>
       <w:pPr>
         <w:numPr>
           <w:ilvl w:val="0"/>
-          <w:numId w:val="27"/>
+          <w:numId w:val="48"/>
         </w:numPr>
-        <w:spacing w:after="100" w:afterAutospacing="1" w:line="240" w:lineRule="auto"/>
+        <w:spacing w:before="100" w:beforeAutospacing="1" w:after="100" w:afterAutospacing="1" w:line="240" w:lineRule="auto"/>
         <w:rPr>
           <w:rFonts w:asciiTheme="majorHAnsi" w:eastAsia="Times New Roman" w:hAnsiTheme="majorHAnsi" w:cstheme="majorHAnsi"/>
           <w:sz w:val="24"/>
@@ -1619,8 +1661,8 @@
       <w:r>
         <w:rPr>
           <w:rFonts w:asciiTheme="majorHAnsi" w:eastAsia="Times New Roman" w:hAnsiTheme="majorHAnsi" w:cstheme="majorHAnsi"/>
-          <w:b/>
-          <w:bCs/>
+          <w:i/>
+          <w:iCs/>
           <w:sz w:val="24"/>
           <w:szCs w:val="24"/>
           <w:lang w:val="fr-FR" w:eastAsia="fr-FR"/>
@@ -1662,7 +1704,11 @@
     </w:p>
     <w:p>
       <w:pPr>
-        <w:spacing w:after="100" w:afterAutospacing="1" w:line="240" w:lineRule="auto"/>
+        <w:numPr>
+          <w:ilvl w:val="0"/>
+          <w:numId w:val="49"/>
+        </w:numPr>
+        <w:spacing w:before="100" w:beforeAutospacing="1" w:after="100" w:afterAutospacing="1" w:line="240" w:lineRule="auto"/>
         <w:rPr>
           <w:rFonts w:asciiTheme="majorHAnsi" w:eastAsia="Times New Roman" w:hAnsiTheme="majorHAnsi" w:cstheme="majorHAnsi"/>
           <w:sz w:val="24"/>
@@ -1673,22 +1719,20 @@
       <w:r>
         <w:rPr>
           <w:rFonts w:asciiTheme="majorHAnsi" w:eastAsia="Times New Roman" w:hAnsiTheme="majorHAnsi" w:cstheme="majorHAnsi"/>
-          <w:b/>
-          <w:bCs/>
           <w:sz w:val="24"/>
           <w:szCs w:val="24"/>
           <w:lang w:val="fr-FR" w:eastAsia="fr-FR"/>
         </w:rPr>
-        <w:t>22) Homme</w:t>
+        <w:t>Homme</w:t>
       </w:r>
     </w:p>
     <w:p>
       <w:pPr>
         <w:numPr>
           <w:ilvl w:val="0"/>
-          <w:numId w:val="28"/>
+          <w:numId w:val="50"/>
         </w:numPr>
-        <w:spacing w:after="100" w:afterAutospacing="1" w:line="240" w:lineRule="auto"/>
+        <w:spacing w:before="100" w:beforeAutospacing="1" w:after="100" w:afterAutospacing="1" w:line="240" w:lineRule="auto"/>
         <w:rPr>
           <w:rFonts w:asciiTheme="majorHAnsi" w:eastAsia="Times New Roman" w:hAnsiTheme="majorHAnsi" w:cstheme="majorHAnsi"/>
           <w:sz w:val="24"/>
@@ -1699,8 +1743,8 @@
       <w:r>
         <w:rPr>
           <w:rFonts w:asciiTheme="majorHAnsi" w:eastAsia="Times New Roman" w:hAnsiTheme="majorHAnsi" w:cstheme="majorHAnsi"/>
-          <w:b/>
-          <w:bCs/>
+          <w:i/>
+          <w:iCs/>
           <w:sz w:val="24"/>
           <w:szCs w:val="24"/>
           <w:lang w:val="fr-FR" w:eastAsia="fr-FR"/>
@@ -1714,16 +1758,16 @@
           <w:szCs w:val="24"/>
           <w:lang w:val="fr-FR" w:eastAsia="fr-FR"/>
         </w:rPr>
-        <w:t xml:space="preserve"> (latin) : être humain (l'espèce).</w:t>
+        <w:t xml:space="preserve"> (latin) : être humain (l’espèce).</w:t>
       </w:r>
     </w:p>
     <w:p>
       <w:pPr>
         <w:numPr>
           <w:ilvl w:val="0"/>
-          <w:numId w:val="28"/>
+          <w:numId w:val="50"/>
         </w:numPr>
-        <w:spacing w:after="100" w:afterAutospacing="1" w:line="240" w:lineRule="auto"/>
+        <w:spacing w:before="100" w:beforeAutospacing="1" w:after="100" w:afterAutospacing="1" w:line="240" w:lineRule="auto"/>
         <w:rPr>
           <w:rFonts w:asciiTheme="majorHAnsi" w:eastAsia="Times New Roman" w:hAnsiTheme="majorHAnsi" w:cstheme="majorHAnsi"/>
           <w:sz w:val="24"/>
@@ -1734,8 +1778,8 @@
       <w:r>
         <w:rPr>
           <w:rFonts w:asciiTheme="majorHAnsi" w:eastAsia="Times New Roman" w:hAnsiTheme="majorHAnsi" w:cstheme="majorHAnsi"/>
-          <w:b/>
-          <w:bCs/>
+          <w:i/>
+          <w:iCs/>
           <w:sz w:val="24"/>
           <w:szCs w:val="24"/>
           <w:lang w:val="fr-FR" w:eastAsia="fr-FR"/>
@@ -1749,12 +1793,16 @@
           <w:szCs w:val="24"/>
           <w:lang w:val="fr-FR" w:eastAsia="fr-FR"/>
         </w:rPr>
-        <w:t xml:space="preserve"> (grec) : l'être humain, par opposition aux dieux ou aux animaux.</w:t>
+        <w:t xml:space="preserve"> (grec) : l’être humain, par opposition aux dieux ou aux animaux.</w:t>
       </w:r>
     </w:p>
     <w:p>
       <w:pPr>
-        <w:spacing w:after="100" w:afterAutospacing="1" w:line="240" w:lineRule="auto"/>
+        <w:numPr>
+          <w:ilvl w:val="0"/>
+          <w:numId w:val="51"/>
+        </w:numPr>
+        <w:spacing w:before="100" w:beforeAutospacing="1" w:after="100" w:afterAutospacing="1" w:line="240" w:lineRule="auto"/>
         <w:rPr>
           <w:rFonts w:asciiTheme="majorHAnsi" w:eastAsia="Times New Roman" w:hAnsiTheme="majorHAnsi" w:cstheme="majorHAnsi"/>
           <w:sz w:val="24"/>
@@ -1765,22 +1813,20 @@
       <w:r>
         <w:rPr>
           <w:rFonts w:asciiTheme="majorHAnsi" w:eastAsia="Times New Roman" w:hAnsiTheme="majorHAnsi" w:cstheme="majorHAnsi"/>
-          <w:b/>
-          <w:bCs/>
           <w:sz w:val="24"/>
           <w:szCs w:val="24"/>
           <w:lang w:val="fr-FR" w:eastAsia="fr-FR"/>
         </w:rPr>
-        <w:t>23) Âme / Nature</w:t>
+        <w:t>Âme / Nature</w:t>
       </w:r>
     </w:p>
     <w:p>
       <w:pPr>
         <w:numPr>
           <w:ilvl w:val="0"/>
-          <w:numId w:val="29"/>
+          <w:numId w:val="52"/>
         </w:numPr>
-        <w:spacing w:after="100" w:afterAutospacing="1" w:line="240" w:lineRule="auto"/>
+        <w:spacing w:before="100" w:beforeAutospacing="1" w:after="100" w:afterAutospacing="1" w:line="240" w:lineRule="auto"/>
         <w:rPr>
           <w:rFonts w:asciiTheme="majorHAnsi" w:eastAsia="Times New Roman" w:hAnsiTheme="majorHAnsi" w:cstheme="majorHAnsi"/>
           <w:sz w:val="24"/>
@@ -1791,8 +1837,8 @@
       <w:r>
         <w:rPr>
           <w:rFonts w:asciiTheme="majorHAnsi" w:eastAsia="Times New Roman" w:hAnsiTheme="majorHAnsi" w:cstheme="majorHAnsi"/>
-          <w:b/>
-          <w:bCs/>
+          <w:i/>
+          <w:iCs/>
           <w:sz w:val="24"/>
           <w:szCs w:val="24"/>
           <w:lang w:val="fr-FR" w:eastAsia="fr-FR"/>
@@ -1813,9 +1859,9 @@
       <w:pPr>
         <w:numPr>
           <w:ilvl w:val="0"/>
-          <w:numId w:val="29"/>
+          <w:numId w:val="52"/>
         </w:numPr>
-        <w:spacing w:after="100" w:afterAutospacing="1" w:line="240" w:lineRule="auto"/>
+        <w:spacing w:before="100" w:beforeAutospacing="1" w:after="100" w:afterAutospacing="1" w:line="240" w:lineRule="auto"/>
         <w:rPr>
           <w:rFonts w:asciiTheme="majorHAnsi" w:eastAsia="Times New Roman" w:hAnsiTheme="majorHAnsi" w:cstheme="majorHAnsi"/>
           <w:sz w:val="24"/>
@@ -1826,8 +1872,8 @@
       <w:r>
         <w:rPr>
           <w:rFonts w:asciiTheme="majorHAnsi" w:eastAsia="Times New Roman" w:hAnsiTheme="majorHAnsi" w:cstheme="majorHAnsi"/>
-          <w:b/>
-          <w:bCs/>
+          <w:i/>
+          <w:iCs/>
           <w:sz w:val="24"/>
           <w:szCs w:val="24"/>
           <w:lang w:val="fr-FR" w:eastAsia="fr-FR"/>
@@ -1863,12 +1909,16 @@
           <w:szCs w:val="24"/>
           <w:lang w:val="fr-FR" w:eastAsia="fr-FR"/>
         </w:rPr>
-        <w:t>), l'essence d'une chose dès sa naissance.</w:t>
+        <w:t>), essence d’une chose dès sa naissance.</w:t>
       </w:r>
     </w:p>
     <w:p>
       <w:pPr>
-        <w:spacing w:after="100" w:afterAutospacing="1" w:line="240" w:lineRule="auto"/>
+        <w:numPr>
+          <w:ilvl w:val="0"/>
+          <w:numId w:val="53"/>
+        </w:numPr>
+        <w:spacing w:before="100" w:beforeAutospacing="1" w:after="100" w:afterAutospacing="1" w:line="240" w:lineRule="auto"/>
         <w:rPr>
           <w:rFonts w:asciiTheme="majorHAnsi" w:eastAsia="Times New Roman" w:hAnsiTheme="majorHAnsi" w:cstheme="majorHAnsi"/>
           <w:sz w:val="24"/>
@@ -1879,22 +1929,20 @@
       <w:r>
         <w:rPr>
           <w:rFonts w:asciiTheme="majorHAnsi" w:eastAsia="Times New Roman" w:hAnsiTheme="majorHAnsi" w:cstheme="majorHAnsi"/>
-          <w:b/>
-          <w:bCs/>
           <w:sz w:val="24"/>
           <w:szCs w:val="24"/>
           <w:lang w:val="fr-FR" w:eastAsia="fr-FR"/>
         </w:rPr>
-        <w:t>24) Désir</w:t>
+        <w:t>Désir</w:t>
       </w:r>
     </w:p>
     <w:p>
       <w:pPr>
         <w:numPr>
           <w:ilvl w:val="0"/>
-          <w:numId w:val="30"/>
+          <w:numId w:val="54"/>
         </w:numPr>
-        <w:spacing w:after="100" w:afterAutospacing="1" w:line="240" w:lineRule="auto"/>
+        <w:spacing w:before="100" w:beforeAutospacing="1" w:after="100" w:afterAutospacing="1" w:line="240" w:lineRule="auto"/>
         <w:rPr>
           <w:rFonts w:asciiTheme="majorHAnsi" w:eastAsia="Times New Roman" w:hAnsiTheme="majorHAnsi" w:cstheme="majorHAnsi"/>
           <w:sz w:val="24"/>
@@ -1906,8 +1954,8 @@
       <w:r>
         <w:rPr>
           <w:rFonts w:asciiTheme="majorHAnsi" w:eastAsia="Times New Roman" w:hAnsiTheme="majorHAnsi" w:cstheme="majorHAnsi"/>
-          <w:b/>
-          <w:bCs/>
+          <w:i/>
+          <w:iCs/>
           <w:sz w:val="24"/>
           <w:szCs w:val="24"/>
           <w:lang w:val="fr-FR" w:eastAsia="fr-FR"/>
@@ -1922,7 +1970,7 @@
           <w:szCs w:val="24"/>
           <w:lang w:val="fr-FR" w:eastAsia="fr-FR"/>
         </w:rPr>
-        <w:t xml:space="preserve"> (latin) : regretter l’absence d'une étoile (</w:t>
+        <w:t xml:space="preserve"> (latin) : regretter l’absence d’une étoile (</w:t>
       </w:r>
       <w:proofErr w:type="spellStart"/>
       <w:r>
@@ -1944,12 +1992,16 @@
           <w:szCs w:val="24"/>
           <w:lang w:val="fr-FR" w:eastAsia="fr-FR"/>
         </w:rPr>
-        <w:t>). C'est la nostalgie d'un objet perdu ou inaccessible.</w:t>
+        <w:t>). Nostalgie d’un objet perdu ou inaccessible.</w:t>
       </w:r>
     </w:p>
     <w:p>
       <w:pPr>
-        <w:spacing w:after="100" w:afterAutospacing="1" w:line="240" w:lineRule="auto"/>
+        <w:numPr>
+          <w:ilvl w:val="0"/>
+          <w:numId w:val="55"/>
+        </w:numPr>
+        <w:spacing w:before="100" w:beforeAutospacing="1" w:after="100" w:afterAutospacing="1" w:line="240" w:lineRule="auto"/>
         <w:rPr>
           <w:rFonts w:asciiTheme="majorHAnsi" w:eastAsia="Times New Roman" w:hAnsiTheme="majorHAnsi" w:cstheme="majorHAnsi"/>
           <w:sz w:val="24"/>
@@ -1960,22 +2012,20 @@
       <w:r>
         <w:rPr>
           <w:rFonts w:asciiTheme="majorHAnsi" w:eastAsia="Times New Roman" w:hAnsiTheme="majorHAnsi" w:cstheme="majorHAnsi"/>
-          <w:b/>
-          <w:bCs/>
           <w:sz w:val="24"/>
           <w:szCs w:val="24"/>
           <w:lang w:val="fr-FR" w:eastAsia="fr-FR"/>
         </w:rPr>
-        <w:t>25) Effort</w:t>
+        <w:t>Effort</w:t>
       </w:r>
     </w:p>
     <w:p>
       <w:pPr>
         <w:numPr>
           <w:ilvl w:val="0"/>
-          <w:numId w:val="31"/>
+          <w:numId w:val="56"/>
         </w:numPr>
-        <w:spacing w:after="100" w:afterAutospacing="1" w:line="240" w:lineRule="auto"/>
+        <w:spacing w:before="100" w:beforeAutospacing="1" w:after="100" w:afterAutospacing="1" w:line="240" w:lineRule="auto"/>
         <w:rPr>
           <w:rFonts w:asciiTheme="majorHAnsi" w:eastAsia="Times New Roman" w:hAnsiTheme="majorHAnsi" w:cstheme="majorHAnsi"/>
           <w:sz w:val="24"/>
@@ -1986,8 +2036,8 @@
       <w:r>
         <w:rPr>
           <w:rFonts w:asciiTheme="majorHAnsi" w:eastAsia="Times New Roman" w:hAnsiTheme="majorHAnsi" w:cstheme="majorHAnsi"/>
-          <w:b/>
-          <w:bCs/>
+          <w:i/>
+          <w:iCs/>
           <w:sz w:val="24"/>
           <w:szCs w:val="24"/>
           <w:lang w:val="fr-FR" w:eastAsia="fr-FR"/>
@@ -2001,12 +2051,16 @@
           <w:szCs w:val="24"/>
           <w:lang w:val="fr-FR" w:eastAsia="fr-FR"/>
         </w:rPr>
-        <w:t xml:space="preserve"> (latin) : effort, impulsion ; chez Spinoza, l'effort pour persévérer dans son être.</w:t>
+        <w:t xml:space="preserve"> (latin) : effort, impulsion ; chez Spinoza, l’effort pour persévérer dans son être.</w:t>
       </w:r>
     </w:p>
     <w:p>
       <w:pPr>
-        <w:spacing w:after="100" w:afterAutospacing="1" w:line="240" w:lineRule="auto"/>
+        <w:numPr>
+          <w:ilvl w:val="0"/>
+          <w:numId w:val="57"/>
+        </w:numPr>
+        <w:spacing w:before="100" w:beforeAutospacing="1" w:after="100" w:afterAutospacing="1" w:line="240" w:lineRule="auto"/>
         <w:rPr>
           <w:rFonts w:asciiTheme="majorHAnsi" w:eastAsia="Times New Roman" w:hAnsiTheme="majorHAnsi" w:cstheme="majorHAnsi"/>
           <w:sz w:val="24"/>
@@ -2017,22 +2071,20 @@
       <w:r>
         <w:rPr>
           <w:rFonts w:asciiTheme="majorHAnsi" w:eastAsia="Times New Roman" w:hAnsiTheme="majorHAnsi" w:cstheme="majorHAnsi"/>
-          <w:b/>
-          <w:bCs/>
           <w:sz w:val="24"/>
           <w:szCs w:val="24"/>
           <w:lang w:val="fr-FR" w:eastAsia="fr-FR"/>
         </w:rPr>
-        <w:t>26) Animal politique</w:t>
+        <w:t>Animal politique</w:t>
       </w:r>
     </w:p>
     <w:p>
       <w:pPr>
         <w:numPr>
           <w:ilvl w:val="0"/>
-          <w:numId w:val="32"/>
+          <w:numId w:val="58"/>
         </w:numPr>
-        <w:spacing w:after="100" w:afterAutospacing="1" w:line="240" w:lineRule="auto"/>
+        <w:spacing w:before="100" w:beforeAutospacing="1" w:after="100" w:afterAutospacing="1" w:line="240" w:lineRule="auto"/>
         <w:rPr>
           <w:rFonts w:asciiTheme="majorHAnsi" w:eastAsia="Times New Roman" w:hAnsiTheme="majorHAnsi" w:cstheme="majorHAnsi"/>
           <w:sz w:val="24"/>
@@ -2044,8 +2096,8 @@
       <w:r>
         <w:rPr>
           <w:rFonts w:asciiTheme="majorHAnsi" w:eastAsia="Times New Roman" w:hAnsiTheme="majorHAnsi" w:cstheme="majorHAnsi"/>
-          <w:b/>
-          <w:bCs/>
+          <w:i/>
+          <w:iCs/>
           <w:sz w:val="24"/>
           <w:szCs w:val="24"/>
           <w:lang w:val="fr-FR" w:eastAsia="fr-FR"/>
@@ -2056,8 +2108,8 @@
       <w:r>
         <w:rPr>
           <w:rFonts w:asciiTheme="majorHAnsi" w:eastAsia="Times New Roman" w:hAnsiTheme="majorHAnsi" w:cstheme="majorHAnsi"/>
-          <w:b/>
-          <w:bCs/>
+          <w:i/>
+          <w:iCs/>
           <w:sz w:val="24"/>
           <w:szCs w:val="24"/>
           <w:lang w:val="fr-FR" w:eastAsia="fr-FR"/>
@@ -2068,8 +2120,8 @@
       <w:r>
         <w:rPr>
           <w:rFonts w:asciiTheme="majorHAnsi" w:eastAsia="Times New Roman" w:hAnsiTheme="majorHAnsi" w:cstheme="majorHAnsi"/>
-          <w:b/>
-          <w:bCs/>
+          <w:i/>
+          <w:iCs/>
           <w:sz w:val="24"/>
           <w:szCs w:val="24"/>
           <w:lang w:val="fr-FR" w:eastAsia="fr-FR"/>
@@ -2084,12 +2136,16 @@
           <w:szCs w:val="24"/>
           <w:lang w:val="fr-FR" w:eastAsia="fr-FR"/>
         </w:rPr>
-        <w:t xml:space="preserve"> (grec) : l'animal fait pour vivre en cité (Aristote).</w:t>
+        <w:t xml:space="preserve"> (grec) : l’animal fait pour vivre en cité (Aristote).</w:t>
       </w:r>
     </w:p>
     <w:p>
       <w:pPr>
-        <w:spacing w:after="100" w:afterAutospacing="1" w:line="240" w:lineRule="auto"/>
+        <w:numPr>
+          <w:ilvl w:val="0"/>
+          <w:numId w:val="59"/>
+        </w:numPr>
+        <w:spacing w:before="100" w:beforeAutospacing="1" w:after="100" w:afterAutospacing="1" w:line="240" w:lineRule="auto"/>
         <w:rPr>
           <w:rFonts w:asciiTheme="majorHAnsi" w:eastAsia="Times New Roman" w:hAnsiTheme="majorHAnsi" w:cstheme="majorHAnsi"/>
           <w:sz w:val="24"/>
@@ -2100,22 +2156,20 @@
       <w:r>
         <w:rPr>
           <w:rFonts w:asciiTheme="majorHAnsi" w:eastAsia="Times New Roman" w:hAnsiTheme="majorHAnsi" w:cstheme="majorHAnsi"/>
-          <w:b/>
-          <w:bCs/>
           <w:sz w:val="24"/>
           <w:szCs w:val="24"/>
           <w:lang w:val="fr-FR" w:eastAsia="fr-FR"/>
         </w:rPr>
-        <w:t>27) Civil</w:t>
+        <w:t>Civil</w:t>
       </w:r>
     </w:p>
     <w:p>
       <w:pPr>
         <w:numPr>
           <w:ilvl w:val="0"/>
-          <w:numId w:val="33"/>
+          <w:numId w:val="60"/>
         </w:numPr>
-        <w:spacing w:after="100" w:afterAutospacing="1" w:line="240" w:lineRule="auto"/>
+        <w:spacing w:before="100" w:beforeAutospacing="1" w:after="100" w:afterAutospacing="1" w:line="240" w:lineRule="auto"/>
         <w:rPr>
           <w:rFonts w:asciiTheme="majorHAnsi" w:eastAsia="Times New Roman" w:hAnsiTheme="majorHAnsi" w:cstheme="majorHAnsi"/>
           <w:sz w:val="24"/>
@@ -2127,8 +2181,8 @@
       <w:r>
         <w:rPr>
           <w:rFonts w:asciiTheme="majorHAnsi" w:eastAsia="Times New Roman" w:hAnsiTheme="majorHAnsi" w:cstheme="majorHAnsi"/>
-          <w:b/>
-          <w:bCs/>
+          <w:i/>
+          <w:iCs/>
           <w:sz w:val="24"/>
           <w:szCs w:val="24"/>
           <w:lang w:val="fr-FR" w:eastAsia="fr-FR"/>
@@ -2170,7 +2224,11 @@
     </w:p>
     <w:p>
       <w:pPr>
-        <w:spacing w:after="100" w:afterAutospacing="1" w:line="240" w:lineRule="auto"/>
+        <w:numPr>
+          <w:ilvl w:val="0"/>
+          <w:numId w:val="61"/>
+        </w:numPr>
+        <w:spacing w:before="100" w:beforeAutospacing="1" w:after="100" w:afterAutospacing="1" w:line="240" w:lineRule="auto"/>
         <w:rPr>
           <w:rFonts w:asciiTheme="majorHAnsi" w:eastAsia="Times New Roman" w:hAnsiTheme="majorHAnsi" w:cstheme="majorHAnsi"/>
           <w:sz w:val="24"/>
@@ -2181,22 +2239,20 @@
       <w:r>
         <w:rPr>
           <w:rFonts w:asciiTheme="majorHAnsi" w:eastAsia="Times New Roman" w:hAnsiTheme="majorHAnsi" w:cstheme="majorHAnsi"/>
-          <w:b/>
-          <w:bCs/>
           <w:sz w:val="24"/>
           <w:szCs w:val="24"/>
           <w:lang w:val="fr-FR" w:eastAsia="fr-FR"/>
         </w:rPr>
-        <w:t>28) Anthropologie</w:t>
+        <w:t>Anthropologie</w:t>
       </w:r>
     </w:p>
     <w:p>
       <w:pPr>
         <w:numPr>
           <w:ilvl w:val="0"/>
-          <w:numId w:val="34"/>
+          <w:numId w:val="62"/>
         </w:numPr>
-        <w:spacing w:after="100" w:afterAutospacing="1" w:line="240" w:lineRule="auto"/>
+        <w:spacing w:before="100" w:beforeAutospacing="1" w:after="100" w:afterAutospacing="1" w:line="240" w:lineRule="auto"/>
         <w:rPr>
           <w:rFonts w:asciiTheme="majorHAnsi" w:eastAsia="Times New Roman" w:hAnsiTheme="majorHAnsi" w:cstheme="majorHAnsi"/>
           <w:sz w:val="24"/>
@@ -2207,8 +2263,8 @@
       <w:r>
         <w:rPr>
           <w:rFonts w:asciiTheme="majorHAnsi" w:eastAsia="Times New Roman" w:hAnsiTheme="majorHAnsi" w:cstheme="majorHAnsi"/>
-          <w:b/>
-          <w:bCs/>
+          <w:i/>
+          <w:iCs/>
           <w:sz w:val="24"/>
           <w:szCs w:val="24"/>
           <w:lang w:val="fr-FR" w:eastAsia="fr-FR"/>
@@ -2227,8 +2283,8 @@
       <w:r>
         <w:rPr>
           <w:rFonts w:asciiTheme="majorHAnsi" w:eastAsia="Times New Roman" w:hAnsiTheme="majorHAnsi" w:cstheme="majorHAnsi"/>
-          <w:b/>
-          <w:bCs/>
+          <w:i/>
+          <w:iCs/>
           <w:sz w:val="24"/>
           <w:szCs w:val="24"/>
           <w:lang w:val="fr-FR" w:eastAsia="fr-FR"/>
@@ -2242,12 +2298,16 @@
           <w:szCs w:val="24"/>
           <w:lang w:val="fr-FR" w:eastAsia="fr-FR"/>
         </w:rPr>
-        <w:t xml:space="preserve"> (discours/étude) : l'étude de l'être humain dans sa globalité.</w:t>
+        <w:t xml:space="preserve"> (discours/étude) : étude de l’être humain dans sa globalité.</w:t>
       </w:r>
     </w:p>
     <w:p>
       <w:pPr>
-        <w:spacing w:after="100" w:afterAutospacing="1" w:line="240" w:lineRule="auto"/>
+        <w:numPr>
+          <w:ilvl w:val="0"/>
+          <w:numId w:val="63"/>
+        </w:numPr>
+        <w:spacing w:before="100" w:beforeAutospacing="1" w:after="100" w:afterAutospacing="1" w:line="240" w:lineRule="auto"/>
         <w:rPr>
           <w:rFonts w:asciiTheme="majorHAnsi" w:eastAsia="Times New Roman" w:hAnsiTheme="majorHAnsi" w:cstheme="majorHAnsi"/>
           <w:sz w:val="24"/>
@@ -2258,23 +2318,21 @@
       <w:r>
         <w:rPr>
           <w:rFonts w:asciiTheme="majorHAnsi" w:eastAsia="Times New Roman" w:hAnsiTheme="majorHAnsi" w:cstheme="majorHAnsi"/>
-          <w:b/>
-          <w:bCs/>
           <w:sz w:val="24"/>
           <w:szCs w:val="24"/>
           <w:lang w:val="fr-FR" w:eastAsia="fr-FR"/>
         </w:rPr>
         <w:lastRenderedPageBreak/>
-        <w:t>29) Ethnocentrisme</w:t>
+        <w:t>Ethnocentrisme</w:t>
       </w:r>
     </w:p>
     <w:p>
       <w:pPr>
         <w:numPr>
           <w:ilvl w:val="0"/>
-          <w:numId w:val="35"/>
+          <w:numId w:val="64"/>
         </w:numPr>
-        <w:spacing w:after="100" w:afterAutospacing="1" w:line="240" w:lineRule="auto"/>
+        <w:spacing w:before="100" w:beforeAutospacing="1" w:after="100" w:afterAutospacing="1" w:line="240" w:lineRule="auto"/>
         <w:rPr>
           <w:rFonts w:asciiTheme="majorHAnsi" w:eastAsia="Times New Roman" w:hAnsiTheme="majorHAnsi" w:cstheme="majorHAnsi"/>
           <w:sz w:val="24"/>
@@ -2285,8 +2343,8 @@
       <w:r>
         <w:rPr>
           <w:rFonts w:asciiTheme="majorHAnsi" w:eastAsia="Times New Roman" w:hAnsiTheme="majorHAnsi" w:cstheme="majorHAnsi"/>
-          <w:b/>
-          <w:bCs/>
+          <w:i/>
+          <w:iCs/>
           <w:sz w:val="24"/>
           <w:szCs w:val="24"/>
           <w:lang w:val="fr-FR" w:eastAsia="fr-FR"/>
@@ -2307,9 +2365,9 @@
       <w:pPr>
         <w:numPr>
           <w:ilvl w:val="0"/>
-          <w:numId w:val="35"/>
+          <w:numId w:val="64"/>
         </w:numPr>
-        <w:spacing w:after="100" w:afterAutospacing="1" w:line="240" w:lineRule="auto"/>
+        <w:spacing w:before="100" w:beforeAutospacing="1" w:after="100" w:afterAutospacing="1" w:line="240" w:lineRule="auto"/>
         <w:rPr>
           <w:rFonts w:asciiTheme="majorHAnsi" w:eastAsia="Times New Roman" w:hAnsiTheme="majorHAnsi" w:cstheme="majorHAnsi"/>
           <w:sz w:val="24"/>
@@ -2321,8 +2379,8 @@
       <w:r>
         <w:rPr>
           <w:rFonts w:asciiTheme="majorHAnsi" w:eastAsia="Times New Roman" w:hAnsiTheme="majorHAnsi" w:cstheme="majorHAnsi"/>
-          <w:b/>
-          <w:bCs/>
+          <w:i/>
+          <w:iCs/>
           <w:sz w:val="24"/>
           <w:szCs w:val="24"/>
           <w:lang w:val="fr-FR" w:eastAsia="fr-FR"/>
@@ -2342,9 +2400,265 @@
     </w:p>
     <w:p>
       <w:pPr>
-        <w:ind w:left="360"/>
+        <w:numPr>
+          <w:ilvl w:val="0"/>
+          <w:numId w:val="65"/>
+        </w:numPr>
+        <w:spacing w:before="100" w:beforeAutospacing="1" w:after="100" w:afterAutospacing="1" w:line="240" w:lineRule="auto"/>
+        <w:rPr>
+          <w:rFonts w:asciiTheme="majorHAnsi" w:eastAsia="Times New Roman" w:hAnsiTheme="majorHAnsi" w:cstheme="majorHAnsi"/>
+          <w:sz w:val="24"/>
+          <w:szCs w:val="24"/>
+          <w:lang w:val="fr-FR" w:eastAsia="fr-FR"/>
+        </w:rPr>
+      </w:pPr>
+      <w:r>
+        <w:rPr>
+          <w:rFonts w:asciiTheme="majorHAnsi" w:eastAsia="Times New Roman" w:hAnsiTheme="majorHAnsi" w:cstheme="majorHAnsi"/>
+          <w:sz w:val="24"/>
+          <w:szCs w:val="24"/>
+          <w:lang w:val="fr-FR" w:eastAsia="fr-FR"/>
+        </w:rPr>
+        <w:t>Vérité</w:t>
+      </w:r>
+    </w:p>
+    <w:p>
+      <w:pPr>
+        <w:numPr>
+          <w:ilvl w:val="0"/>
+          <w:numId w:val="66"/>
+        </w:numPr>
+        <w:spacing w:before="100" w:beforeAutospacing="1" w:after="100" w:afterAutospacing="1" w:line="240" w:lineRule="auto"/>
+        <w:rPr>
+          <w:rFonts w:asciiTheme="majorHAnsi" w:eastAsia="Times New Roman" w:hAnsiTheme="majorHAnsi" w:cstheme="majorHAnsi"/>
+          <w:sz w:val="24"/>
+          <w:szCs w:val="24"/>
+          <w:lang w:val="fr-FR" w:eastAsia="fr-FR"/>
+        </w:rPr>
+      </w:pPr>
+      <w:r>
+        <w:rPr>
+          <w:rFonts w:asciiTheme="majorHAnsi" w:eastAsia="Times New Roman" w:hAnsiTheme="majorHAnsi" w:cstheme="majorHAnsi"/>
+          <w:i/>
+          <w:iCs/>
+          <w:sz w:val="24"/>
+          <w:szCs w:val="24"/>
+          <w:lang w:val="fr-FR" w:eastAsia="fr-FR"/>
+        </w:rPr>
+        <w:t>Véritas</w:t>
+      </w:r>
+      <w:r>
+        <w:rPr>
+          <w:rFonts w:asciiTheme="majorHAnsi" w:eastAsia="Times New Roman" w:hAnsiTheme="majorHAnsi" w:cstheme="majorHAnsi"/>
+          <w:sz w:val="24"/>
+          <w:szCs w:val="24"/>
+          <w:lang w:val="fr-FR" w:eastAsia="fr-FR"/>
+        </w:rPr>
+        <w:t xml:space="preserve"> (latin)</w:t>
+      </w:r>
+    </w:p>
+    <w:p>
+      <w:pPr>
+        <w:numPr>
+          <w:ilvl w:val="0"/>
+          <w:numId w:val="66"/>
+        </w:numPr>
+        <w:spacing w:before="100" w:beforeAutospacing="1" w:after="100" w:afterAutospacing="1" w:line="240" w:lineRule="auto"/>
+        <w:rPr>
+          <w:rFonts w:asciiTheme="majorHAnsi" w:eastAsia="Times New Roman" w:hAnsiTheme="majorHAnsi" w:cstheme="majorHAnsi"/>
+          <w:sz w:val="24"/>
+          <w:szCs w:val="24"/>
+          <w:lang w:val="fr-FR" w:eastAsia="fr-FR"/>
+        </w:rPr>
+      </w:pPr>
+      <w:proofErr w:type="spellStart"/>
+      <w:r>
+        <w:rPr>
+          <w:rFonts w:asciiTheme="majorHAnsi" w:eastAsia="Times New Roman" w:hAnsiTheme="majorHAnsi" w:cstheme="majorHAnsi"/>
+          <w:i/>
+          <w:iCs/>
+          <w:sz w:val="24"/>
+          <w:szCs w:val="24"/>
+          <w:lang w:val="fr-FR" w:eastAsia="fr-FR"/>
+        </w:rPr>
+        <w:t>Alètheia</w:t>
+      </w:r>
+      <w:proofErr w:type="spellEnd"/>
+      <w:r>
+        <w:rPr>
+          <w:rFonts w:asciiTheme="majorHAnsi" w:eastAsia="Times New Roman" w:hAnsiTheme="majorHAnsi" w:cstheme="majorHAnsi"/>
+          <w:sz w:val="24"/>
+          <w:szCs w:val="24"/>
+          <w:lang w:val="fr-FR" w:eastAsia="fr-FR"/>
+        </w:rPr>
+        <w:t xml:space="preserve"> (grec)</w:t>
+      </w:r>
+    </w:p>
+    <w:p>
+      <w:pPr>
+        <w:numPr>
+          <w:ilvl w:val="0"/>
+          <w:numId w:val="67"/>
+        </w:numPr>
+        <w:spacing w:before="100" w:beforeAutospacing="1" w:after="100" w:afterAutospacing="1" w:line="240" w:lineRule="auto"/>
+        <w:rPr>
+          <w:rFonts w:asciiTheme="majorHAnsi" w:eastAsia="Times New Roman" w:hAnsiTheme="majorHAnsi" w:cstheme="majorHAnsi"/>
+          <w:sz w:val="24"/>
+          <w:szCs w:val="24"/>
+          <w:lang w:val="fr-FR" w:eastAsia="fr-FR"/>
+        </w:rPr>
+      </w:pPr>
+      <w:r>
+        <w:rPr>
+          <w:rFonts w:asciiTheme="majorHAnsi" w:eastAsia="Times New Roman" w:hAnsiTheme="majorHAnsi" w:cstheme="majorHAnsi"/>
+          <w:sz w:val="24"/>
+          <w:szCs w:val="24"/>
+          <w:lang w:val="fr-FR" w:eastAsia="fr-FR"/>
+        </w:rPr>
+        <w:t>Réalité</w:t>
+      </w:r>
+    </w:p>
+    <w:p>
+      <w:pPr>
+        <w:numPr>
+          <w:ilvl w:val="0"/>
+          <w:numId w:val="68"/>
+        </w:numPr>
+        <w:spacing w:before="100" w:beforeAutospacing="1" w:after="100" w:afterAutospacing="1" w:line="240" w:lineRule="auto"/>
+        <w:rPr>
+          <w:rFonts w:asciiTheme="majorHAnsi" w:eastAsia="Times New Roman" w:hAnsiTheme="majorHAnsi" w:cstheme="majorHAnsi"/>
+          <w:sz w:val="24"/>
+          <w:szCs w:val="24"/>
+          <w:lang w:val="fr-FR" w:eastAsia="fr-FR"/>
+        </w:rPr>
+      </w:pPr>
+      <w:proofErr w:type="spellStart"/>
+      <w:r>
+        <w:rPr>
+          <w:rFonts w:asciiTheme="majorHAnsi" w:eastAsia="Times New Roman" w:hAnsiTheme="majorHAnsi" w:cstheme="majorHAnsi"/>
+          <w:i/>
+          <w:iCs/>
+          <w:sz w:val="24"/>
+          <w:szCs w:val="24"/>
+          <w:lang w:val="fr-FR" w:eastAsia="fr-FR"/>
+        </w:rPr>
+        <w:t>Realis</w:t>
+      </w:r>
+      <w:proofErr w:type="spellEnd"/>
+      <w:r>
+        <w:rPr>
+          <w:rFonts w:asciiTheme="majorHAnsi" w:eastAsia="Times New Roman" w:hAnsiTheme="majorHAnsi" w:cstheme="majorHAnsi"/>
+          <w:sz w:val="24"/>
+          <w:szCs w:val="24"/>
+          <w:lang w:val="fr-FR" w:eastAsia="fr-FR"/>
+        </w:rPr>
+        <w:t xml:space="preserve"> (latin)</w:t>
+      </w:r>
+    </w:p>
+    <w:p>
+      <w:pPr>
+        <w:numPr>
+          <w:ilvl w:val="0"/>
+          <w:numId w:val="68"/>
+        </w:numPr>
+        <w:spacing w:before="100" w:beforeAutospacing="1" w:after="100" w:afterAutospacing="1" w:line="240" w:lineRule="auto"/>
+        <w:rPr>
+          <w:rFonts w:asciiTheme="majorHAnsi" w:eastAsia="Times New Roman" w:hAnsiTheme="majorHAnsi" w:cstheme="majorHAnsi"/>
+          <w:sz w:val="24"/>
+          <w:szCs w:val="24"/>
+          <w:lang w:val="fr-FR" w:eastAsia="fr-FR"/>
+        </w:rPr>
+      </w:pPr>
+      <w:proofErr w:type="spellStart"/>
+      <w:r>
+        <w:rPr>
+          <w:rFonts w:asciiTheme="majorHAnsi" w:eastAsia="Times New Roman" w:hAnsiTheme="majorHAnsi" w:cstheme="majorHAnsi"/>
+          <w:i/>
+          <w:iCs/>
+          <w:sz w:val="24"/>
+          <w:szCs w:val="24"/>
+          <w:lang w:val="fr-FR" w:eastAsia="fr-FR"/>
+        </w:rPr>
+        <w:t>Res</w:t>
+      </w:r>
+      <w:proofErr w:type="spellEnd"/>
+      <w:r>
+        <w:rPr>
+          <w:rFonts w:asciiTheme="majorHAnsi" w:eastAsia="Times New Roman" w:hAnsiTheme="majorHAnsi" w:cstheme="majorHAnsi"/>
+          <w:sz w:val="24"/>
+          <w:szCs w:val="24"/>
+          <w:lang w:val="fr-FR" w:eastAsia="fr-FR"/>
+        </w:rPr>
+        <w:t xml:space="preserve"> (latin)</w:t>
+      </w:r>
+    </w:p>
+    <w:p>
+      <w:pPr>
+        <w:numPr>
+          <w:ilvl w:val="0"/>
+          <w:numId w:val="69"/>
+        </w:numPr>
+        <w:spacing w:before="100" w:beforeAutospacing="1" w:after="100" w:afterAutospacing="1" w:line="240" w:lineRule="auto"/>
+        <w:rPr>
+          <w:rFonts w:asciiTheme="majorHAnsi" w:eastAsia="Times New Roman" w:hAnsiTheme="majorHAnsi" w:cstheme="majorHAnsi"/>
+          <w:sz w:val="24"/>
+          <w:szCs w:val="24"/>
+          <w:lang w:val="fr-FR" w:eastAsia="fr-FR"/>
+        </w:rPr>
+      </w:pPr>
+      <w:r>
+        <w:rPr>
+          <w:rFonts w:asciiTheme="majorHAnsi" w:eastAsia="Times New Roman" w:hAnsiTheme="majorHAnsi" w:cstheme="majorHAnsi"/>
+          <w:sz w:val="24"/>
+          <w:szCs w:val="24"/>
+          <w:lang w:val="fr-FR" w:eastAsia="fr-FR"/>
+        </w:rPr>
+        <w:t>Phénomène</w:t>
+      </w:r>
+    </w:p>
+    <w:p>
+      <w:pPr>
+        <w:numPr>
+          <w:ilvl w:val="0"/>
+          <w:numId w:val="70"/>
+        </w:numPr>
+        <w:spacing w:before="100" w:beforeAutospacing="1" w:after="100" w:afterAutospacing="1" w:line="240" w:lineRule="auto"/>
+        <w:rPr>
+          <w:rFonts w:asciiTheme="majorHAnsi" w:eastAsia="Times New Roman" w:hAnsiTheme="majorHAnsi" w:cstheme="majorHAnsi"/>
+          <w:sz w:val="24"/>
+          <w:szCs w:val="24"/>
+          <w:lang w:val="fr-FR" w:eastAsia="fr-FR"/>
+        </w:rPr>
+      </w:pPr>
+      <w:proofErr w:type="spellStart"/>
+      <w:r>
+        <w:rPr>
+          <w:rFonts w:asciiTheme="majorHAnsi" w:eastAsia="Times New Roman" w:hAnsiTheme="majorHAnsi" w:cstheme="majorHAnsi"/>
+          <w:i/>
+          <w:iCs/>
+          <w:sz w:val="24"/>
+          <w:szCs w:val="24"/>
+          <w:lang w:val="fr-FR" w:eastAsia="fr-FR"/>
+        </w:rPr>
+        <w:t>Phainomenon</w:t>
+      </w:r>
+      <w:proofErr w:type="spellEnd"/>
+      <w:r>
+        <w:rPr>
+          <w:rFonts w:asciiTheme="majorHAnsi" w:eastAsia="Times New Roman" w:hAnsiTheme="majorHAnsi" w:cstheme="majorHAnsi"/>
+          <w:sz w:val="24"/>
+          <w:szCs w:val="24"/>
+          <w:lang w:val="fr-FR" w:eastAsia="fr-FR"/>
+        </w:rPr>
+        <w:t xml:space="preserve"> (grec) : ce qui paraît.</w:t>
+      </w:r>
+    </w:p>
+    <w:p>
+      <w:pPr>
         <w:rPr>
           <w:rFonts w:asciiTheme="majorHAnsi" w:hAnsiTheme="majorHAnsi" w:cstheme="majorHAnsi"/>
+          <w:sz w:val="24"/>
+          <w:szCs w:val="24"/>
         </w:rPr>
       </w:pPr>
     </w:p>
@@ -2589,9 +2903,9 @@
     </w:lvl>
   </w:abstractNum>
   <w:abstractNum w:abstractNumId="6" w15:restartNumberingAfterBreak="0">
-    <w:nsid w:val="05274A7F"/>
+    <w:nsid w:val="007B1EE3"/>
     <w:multiLevelType w:val="multilevel"/>
-    <w:tmpl w:val="7C8A1FD0"/>
+    <w:tmpl w:val="67AEDBBE"/>
     <w:lvl w:ilvl="0">
       <w:start w:val="1"/>
       <w:numFmt w:val="bullet"/>
@@ -2738,9 +3052,9 @@
     </w:lvl>
   </w:abstractNum>
   <w:abstractNum w:abstractNumId="7" w15:restartNumberingAfterBreak="0">
-    <w:nsid w:val="05D912F7"/>
+    <w:nsid w:val="02D30318"/>
     <w:multiLevelType w:val="multilevel"/>
-    <w:tmpl w:val="9FAC230E"/>
+    <w:tmpl w:val="AACE20CE"/>
     <w:lvl w:ilvl="0">
       <w:start w:val="1"/>
       <w:numFmt w:val="bullet"/>
@@ -2887,9 +3201,9 @@
     </w:lvl>
   </w:abstractNum>
   <w:abstractNum w:abstractNumId="8" w15:restartNumberingAfterBreak="0">
-    <w:nsid w:val="061E6ABA"/>
+    <w:nsid w:val="060D5813"/>
     <w:multiLevelType w:val="multilevel"/>
-    <w:tmpl w:val="4DC8651C"/>
+    <w:tmpl w:val="330467FC"/>
     <w:lvl w:ilvl="0">
       <w:start w:val="1"/>
       <w:numFmt w:val="bullet"/>
@@ -3036,13 +3350,13 @@
     </w:lvl>
   </w:abstractNum>
   <w:abstractNum w:abstractNumId="9" w15:restartNumberingAfterBreak="0">
-    <w:nsid w:val="06EC2ED9"/>
+    <w:nsid w:val="06E666C6"/>
     <w:multiLevelType w:val="multilevel"/>
-    <w:tmpl w:val="D596523E"/>
+    <w:tmpl w:val="13CA8B4A"/>
     <w:lvl w:ilvl="0">
-      <w:start w:val="1"/>
-      <w:numFmt w:val="bullet"/>
-      <w:lvlText w:val=""/>
+      <w:start w:val="10"/>
+      <w:numFmt w:val="decimal"/>
+      <w:lvlText w:val="%1."/>
       <w:lvlJc w:val="left"/>
       <w:pPr>
         <w:tabs>
@@ -3050,15 +3364,11 @@
         </w:tabs>
         <w:ind w:left="720" w:hanging="360"/>
       </w:pPr>
-      <w:rPr>
-        <w:rFonts w:ascii="Symbol" w:hAnsi="Symbol" w:hint="default"/>
-        <w:sz w:val="20"/>
-      </w:rPr>
     </w:lvl>
     <w:lvl w:ilvl="1" w:tentative="1">
       <w:start w:val="1"/>
-      <w:numFmt w:val="bullet"/>
-      <w:lvlText w:val="o"/>
+      <w:numFmt w:val="decimal"/>
+      <w:lvlText w:val="%2."/>
       <w:lvlJc w:val="left"/>
       <w:pPr>
         <w:tabs>
@@ -3066,15 +3376,11 @@
         </w:tabs>
         <w:ind w:left="1440" w:hanging="360"/>
       </w:pPr>
-      <w:rPr>
-        <w:rFonts w:ascii="Courier New" w:hAnsi="Courier New" w:hint="default"/>
-        <w:sz w:val="20"/>
-      </w:rPr>
     </w:lvl>
     <w:lvl w:ilvl="2" w:tentative="1">
       <w:start w:val="1"/>
-      <w:numFmt w:val="bullet"/>
-      <w:lvlText w:val=""/>
+      <w:numFmt w:val="decimal"/>
+      <w:lvlText w:val="%3."/>
       <w:lvlJc w:val="left"/>
       <w:pPr>
         <w:tabs>
@@ -3082,15 +3388,11 @@
         </w:tabs>
         <w:ind w:left="2160" w:hanging="360"/>
       </w:pPr>
-      <w:rPr>
-        <w:rFonts w:ascii="Wingdings" w:hAnsi="Wingdings" w:hint="default"/>
-        <w:sz w:val="20"/>
-      </w:rPr>
     </w:lvl>
     <w:lvl w:ilvl="3" w:tentative="1">
       <w:start w:val="1"/>
-      <w:numFmt w:val="bullet"/>
-      <w:lvlText w:val=""/>
+      <w:numFmt w:val="decimal"/>
+      <w:lvlText w:val="%4."/>
       <w:lvlJc w:val="left"/>
       <w:pPr>
         <w:tabs>
@@ -3098,15 +3400,11 @@
         </w:tabs>
         <w:ind w:left="2880" w:hanging="360"/>
       </w:pPr>
-      <w:rPr>
-        <w:rFonts w:ascii="Wingdings" w:hAnsi="Wingdings" w:hint="default"/>
-        <w:sz w:val="20"/>
-      </w:rPr>
     </w:lvl>
     <w:lvl w:ilvl="4" w:tentative="1">
       <w:start w:val="1"/>
-      <w:numFmt w:val="bullet"/>
-      <w:lvlText w:val=""/>
+      <w:numFmt w:val="decimal"/>
+      <w:lvlText w:val="%5."/>
       <w:lvlJc w:val="left"/>
       <w:pPr>
         <w:tabs>
@@ -3114,15 +3412,11 @@
         </w:tabs>
         <w:ind w:left="3600" w:hanging="360"/>
       </w:pPr>
-      <w:rPr>
-        <w:rFonts w:ascii="Wingdings" w:hAnsi="Wingdings" w:hint="default"/>
-        <w:sz w:val="20"/>
-      </w:rPr>
     </w:lvl>
     <w:lvl w:ilvl="5" w:tentative="1">
       <w:start w:val="1"/>
-      <w:numFmt w:val="bullet"/>
-      <w:lvlText w:val=""/>
+      <w:numFmt w:val="decimal"/>
+      <w:lvlText w:val="%6."/>
       <w:lvlJc w:val="left"/>
       <w:pPr>
         <w:tabs>
@@ -3130,15 +3424,11 @@
         </w:tabs>
         <w:ind w:left="4320" w:hanging="360"/>
       </w:pPr>
-      <w:rPr>
-        <w:rFonts w:ascii="Wingdings" w:hAnsi="Wingdings" w:hint="default"/>
-        <w:sz w:val="20"/>
-      </w:rPr>
     </w:lvl>
     <w:lvl w:ilvl="6" w:tentative="1">
       <w:start w:val="1"/>
-      <w:numFmt w:val="bullet"/>
-      <w:lvlText w:val=""/>
+      <w:numFmt w:val="decimal"/>
+      <w:lvlText w:val="%7."/>
       <w:lvlJc w:val="left"/>
       <w:pPr>
         <w:tabs>
@@ -3146,15 +3436,11 @@
         </w:tabs>
         <w:ind w:left="5040" w:hanging="360"/>
       </w:pPr>
-      <w:rPr>
-        <w:rFonts w:ascii="Wingdings" w:hAnsi="Wingdings" w:hint="default"/>
-        <w:sz w:val="20"/>
-      </w:rPr>
     </w:lvl>
     <w:lvl w:ilvl="7" w:tentative="1">
       <w:start w:val="1"/>
-      <w:numFmt w:val="bullet"/>
-      <w:lvlText w:val=""/>
+      <w:numFmt w:val="decimal"/>
+      <w:lvlText w:val="%8."/>
       <w:lvlJc w:val="left"/>
       <w:pPr>
         <w:tabs>
@@ -3162,15 +3448,11 @@
         </w:tabs>
         <w:ind w:left="5760" w:hanging="360"/>
       </w:pPr>
-      <w:rPr>
-        <w:rFonts w:ascii="Wingdings" w:hAnsi="Wingdings" w:hint="default"/>
-        <w:sz w:val="20"/>
-      </w:rPr>
     </w:lvl>
     <w:lvl w:ilvl="8" w:tentative="1">
       <w:start w:val="1"/>
-      <w:numFmt w:val="bullet"/>
-      <w:lvlText w:val=""/>
+      <w:numFmt w:val="decimal"/>
+      <w:lvlText w:val="%9."/>
       <w:lvlJc w:val="left"/>
       <w:pPr>
         <w:tabs>
@@ -3178,20 +3460,16 @@
         </w:tabs>
         <w:ind w:left="6480" w:hanging="360"/>
       </w:pPr>
-      <w:rPr>
-        <w:rFonts w:ascii="Wingdings" w:hAnsi="Wingdings" w:hint="default"/>
-        <w:sz w:val="20"/>
-      </w:rPr>
     </w:lvl>
   </w:abstractNum>
   <w:abstractNum w:abstractNumId="10" w15:restartNumberingAfterBreak="0">
-    <w:nsid w:val="0784724A"/>
+    <w:nsid w:val="07EC1287"/>
     <w:multiLevelType w:val="multilevel"/>
-    <w:tmpl w:val="81DC3D62"/>
+    <w:tmpl w:val="E996C102"/>
     <w:lvl w:ilvl="0">
-      <w:start w:val="1"/>
-      <w:numFmt w:val="bullet"/>
-      <w:lvlText w:val=""/>
+      <w:start w:val="3"/>
+      <w:numFmt w:val="decimal"/>
+      <w:lvlText w:val="%1."/>
       <w:lvlJc w:val="left"/>
       <w:pPr>
         <w:tabs>
@@ -3199,15 +3477,11 @@
         </w:tabs>
         <w:ind w:left="720" w:hanging="360"/>
       </w:pPr>
-      <w:rPr>
-        <w:rFonts w:ascii="Symbol" w:hAnsi="Symbol" w:hint="default"/>
-        <w:sz w:val="20"/>
-      </w:rPr>
     </w:lvl>
     <w:lvl w:ilvl="1" w:tentative="1">
       <w:start w:val="1"/>
-      <w:numFmt w:val="bullet"/>
-      <w:lvlText w:val="o"/>
+      <w:numFmt w:val="decimal"/>
+      <w:lvlText w:val="%2."/>
       <w:lvlJc w:val="left"/>
       <w:pPr>
         <w:tabs>
@@ -3215,15 +3489,11 @@
         </w:tabs>
         <w:ind w:left="1440" w:hanging="360"/>
       </w:pPr>
-      <w:rPr>
-        <w:rFonts w:ascii="Courier New" w:hAnsi="Courier New" w:hint="default"/>
-        <w:sz w:val="20"/>
-      </w:rPr>
     </w:lvl>
     <w:lvl w:ilvl="2" w:tentative="1">
       <w:start w:val="1"/>
-      <w:numFmt w:val="bullet"/>
-      <w:lvlText w:val=""/>
+      <w:numFmt w:val="decimal"/>
+      <w:lvlText w:val="%3."/>
       <w:lvlJc w:val="left"/>
       <w:pPr>
         <w:tabs>
@@ -3231,15 +3501,11 @@
         </w:tabs>
         <w:ind w:left="2160" w:hanging="360"/>
       </w:pPr>
-      <w:rPr>
-        <w:rFonts w:ascii="Wingdings" w:hAnsi="Wingdings" w:hint="default"/>
-        <w:sz w:val="20"/>
-      </w:rPr>
     </w:lvl>
     <w:lvl w:ilvl="3" w:tentative="1">
       <w:start w:val="1"/>
-      <w:numFmt w:val="bullet"/>
-      <w:lvlText w:val=""/>
+      <w:numFmt w:val="decimal"/>
+      <w:lvlText w:val="%4."/>
       <w:lvlJc w:val="left"/>
       <w:pPr>
         <w:tabs>
@@ -3247,15 +3513,11 @@
         </w:tabs>
         <w:ind w:left="2880" w:hanging="360"/>
       </w:pPr>
-      <w:rPr>
-        <w:rFonts w:ascii="Wingdings" w:hAnsi="Wingdings" w:hint="default"/>
-        <w:sz w:val="20"/>
-      </w:rPr>
     </w:lvl>
     <w:lvl w:ilvl="4" w:tentative="1">
       <w:start w:val="1"/>
-      <w:numFmt w:val="bullet"/>
-      <w:lvlText w:val=""/>
+      <w:numFmt w:val="decimal"/>
+      <w:lvlText w:val="%5."/>
       <w:lvlJc w:val="left"/>
       <w:pPr>
         <w:tabs>
@@ -3263,15 +3525,11 @@
         </w:tabs>
         <w:ind w:left="3600" w:hanging="360"/>
       </w:pPr>
-      <w:rPr>
-        <w:rFonts w:ascii="Wingdings" w:hAnsi="Wingdings" w:hint="default"/>
-        <w:sz w:val="20"/>
-      </w:rPr>
     </w:lvl>
     <w:lvl w:ilvl="5" w:tentative="1">
       <w:start w:val="1"/>
-      <w:numFmt w:val="bullet"/>
-      <w:lvlText w:val=""/>
+      <w:numFmt w:val="decimal"/>
+      <w:lvlText w:val="%6."/>
       <w:lvlJc w:val="left"/>
       <w:pPr>
         <w:tabs>
@@ -3279,15 +3537,11 @@
         </w:tabs>
         <w:ind w:left="4320" w:hanging="360"/>
       </w:pPr>
-      <w:rPr>
-        <w:rFonts w:ascii="Wingdings" w:hAnsi="Wingdings" w:hint="default"/>
-        <w:sz w:val="20"/>
-      </w:rPr>
     </w:lvl>
     <w:lvl w:ilvl="6" w:tentative="1">
       <w:start w:val="1"/>
-      <w:numFmt w:val="bullet"/>
-      <w:lvlText w:val=""/>
+      <w:numFmt w:val="decimal"/>
+      <w:lvlText w:val="%7."/>
       <w:lvlJc w:val="left"/>
       <w:pPr>
         <w:tabs>
@@ -3295,15 +3549,11 @@
         </w:tabs>
         <w:ind w:left="5040" w:hanging="360"/>
       </w:pPr>
-      <w:rPr>
-        <w:rFonts w:ascii="Wingdings" w:hAnsi="Wingdings" w:hint="default"/>
-        <w:sz w:val="20"/>
-      </w:rPr>
     </w:lvl>
     <w:lvl w:ilvl="7" w:tentative="1">
       <w:start w:val="1"/>
-      <w:numFmt w:val="bullet"/>
-      <w:lvlText w:val=""/>
+      <w:numFmt w:val="decimal"/>
+      <w:lvlText w:val="%8."/>
       <w:lvlJc w:val="left"/>
       <w:pPr>
         <w:tabs>
@@ -3311,15 +3561,11 @@
         </w:tabs>
         <w:ind w:left="5760" w:hanging="360"/>
       </w:pPr>
-      <w:rPr>
-        <w:rFonts w:ascii="Wingdings" w:hAnsi="Wingdings" w:hint="default"/>
-        <w:sz w:val="20"/>
-      </w:rPr>
     </w:lvl>
     <w:lvl w:ilvl="8" w:tentative="1">
       <w:start w:val="1"/>
-      <w:numFmt w:val="bullet"/>
-      <w:lvlText w:val=""/>
+      <w:numFmt w:val="decimal"/>
+      <w:lvlText w:val="%9."/>
       <w:lvlJc w:val="left"/>
       <w:pPr>
         <w:tabs>
@@ -3327,20 +3573,16 @@
         </w:tabs>
         <w:ind w:left="6480" w:hanging="360"/>
       </w:pPr>
-      <w:rPr>
-        <w:rFonts w:ascii="Wingdings" w:hAnsi="Wingdings" w:hint="default"/>
-        <w:sz w:val="20"/>
-      </w:rPr>
     </w:lvl>
   </w:abstractNum>
   <w:abstractNum w:abstractNumId="11" w15:restartNumberingAfterBreak="0">
-    <w:nsid w:val="08375730"/>
+    <w:nsid w:val="08124E84"/>
     <w:multiLevelType w:val="multilevel"/>
-    <w:tmpl w:val="1466E61C"/>
+    <w:tmpl w:val="ECF87DAC"/>
     <w:lvl w:ilvl="0">
-      <w:start w:val="1"/>
-      <w:numFmt w:val="bullet"/>
-      <w:lvlText w:val=""/>
+      <w:start w:val="6"/>
+      <w:numFmt w:val="decimal"/>
+      <w:lvlText w:val="%1."/>
       <w:lvlJc w:val="left"/>
       <w:pPr>
         <w:tabs>
@@ -3348,15 +3590,11 @@
         </w:tabs>
         <w:ind w:left="720" w:hanging="360"/>
       </w:pPr>
-      <w:rPr>
-        <w:rFonts w:ascii="Symbol" w:hAnsi="Symbol" w:hint="default"/>
-        <w:sz w:val="20"/>
-      </w:rPr>
     </w:lvl>
     <w:lvl w:ilvl="1" w:tentative="1">
       <w:start w:val="1"/>
-      <w:numFmt w:val="bullet"/>
-      <w:lvlText w:val="o"/>
+      <w:numFmt w:val="decimal"/>
+      <w:lvlText w:val="%2."/>
       <w:lvlJc w:val="left"/>
       <w:pPr>
         <w:tabs>
@@ -3364,15 +3602,11 @@
         </w:tabs>
         <w:ind w:left="1440" w:hanging="360"/>
       </w:pPr>
-      <w:rPr>
-        <w:rFonts w:ascii="Courier New" w:hAnsi="Courier New" w:hint="default"/>
-        <w:sz w:val="20"/>
-      </w:rPr>
     </w:lvl>
     <w:lvl w:ilvl="2" w:tentative="1">
       <w:start w:val="1"/>
-      <w:numFmt w:val="bullet"/>
-      <w:lvlText w:val=""/>
+      <w:numFmt w:val="decimal"/>
+      <w:lvlText w:val="%3."/>
       <w:lvlJc w:val="left"/>
       <w:pPr>
         <w:tabs>
@@ -3380,15 +3614,11 @@
         </w:tabs>
         <w:ind w:left="2160" w:hanging="360"/>
       </w:pPr>
-      <w:rPr>
-        <w:rFonts w:ascii="Wingdings" w:hAnsi="Wingdings" w:hint="default"/>
-        <w:sz w:val="20"/>
-      </w:rPr>
     </w:lvl>
     <w:lvl w:ilvl="3" w:tentative="1">
       <w:start w:val="1"/>
-      <w:numFmt w:val="bullet"/>
-      <w:lvlText w:val=""/>
+      <w:numFmt w:val="decimal"/>
+      <w:lvlText w:val="%4."/>
       <w:lvlJc w:val="left"/>
       <w:pPr>
         <w:tabs>
@@ -3396,15 +3626,11 @@
         </w:tabs>
         <w:ind w:left="2880" w:hanging="360"/>
       </w:pPr>
-      <w:rPr>
-        <w:rFonts w:ascii="Wingdings" w:hAnsi="Wingdings" w:hint="default"/>
-        <w:sz w:val="20"/>
-      </w:rPr>
     </w:lvl>
     <w:lvl w:ilvl="4" w:tentative="1">
       <w:start w:val="1"/>
-      <w:numFmt w:val="bullet"/>
-      <w:lvlText w:val=""/>
+      <w:numFmt w:val="decimal"/>
+      <w:lvlText w:val="%5."/>
       <w:lvlJc w:val="left"/>
       <w:pPr>
         <w:tabs>
@@ -3412,15 +3638,11 @@
         </w:tabs>
         <w:ind w:left="3600" w:hanging="360"/>
       </w:pPr>
-      <w:rPr>
-        <w:rFonts w:ascii="Wingdings" w:hAnsi="Wingdings" w:hint="default"/>
-        <w:sz w:val="20"/>
-      </w:rPr>
     </w:lvl>
     <w:lvl w:ilvl="5" w:tentative="1">
       <w:start w:val="1"/>
-      <w:numFmt w:val="bullet"/>
-      <w:lvlText w:val=""/>
+      <w:numFmt w:val="decimal"/>
+      <w:lvlText w:val="%6."/>
       <w:lvlJc w:val="left"/>
       <w:pPr>
         <w:tabs>
@@ -3428,15 +3650,11 @@
         </w:tabs>
         <w:ind w:left="4320" w:hanging="360"/>
       </w:pPr>
-      <w:rPr>
-        <w:rFonts w:ascii="Wingdings" w:hAnsi="Wingdings" w:hint="default"/>
-        <w:sz w:val="20"/>
-      </w:rPr>
     </w:lvl>
     <w:lvl w:ilvl="6" w:tentative="1">
       <w:start w:val="1"/>
-      <w:numFmt w:val="bullet"/>
-      <w:lvlText w:val=""/>
+      <w:numFmt w:val="decimal"/>
+      <w:lvlText w:val="%7."/>
       <w:lvlJc w:val="left"/>
       <w:pPr>
         <w:tabs>
@@ -3444,15 +3662,11 @@
         </w:tabs>
         <w:ind w:left="5040" w:hanging="360"/>
       </w:pPr>
-      <w:rPr>
-        <w:rFonts w:ascii="Wingdings" w:hAnsi="Wingdings" w:hint="default"/>
-        <w:sz w:val="20"/>
-      </w:rPr>
     </w:lvl>
     <w:lvl w:ilvl="7" w:tentative="1">
       <w:start w:val="1"/>
-      <w:numFmt w:val="bullet"/>
-      <w:lvlText w:val=""/>
+      <w:numFmt w:val="decimal"/>
+      <w:lvlText w:val="%8."/>
       <w:lvlJc w:val="left"/>
       <w:pPr>
         <w:tabs>
@@ -3460,15 +3674,11 @@
         </w:tabs>
         <w:ind w:left="5760" w:hanging="360"/>
       </w:pPr>
-      <w:rPr>
-        <w:rFonts w:ascii="Wingdings" w:hAnsi="Wingdings" w:hint="default"/>
-        <w:sz w:val="20"/>
-      </w:rPr>
     </w:lvl>
     <w:lvl w:ilvl="8" w:tentative="1">
       <w:start w:val="1"/>
-      <w:numFmt w:val="bullet"/>
-      <w:lvlText w:val=""/>
+      <w:numFmt w:val="decimal"/>
+      <w:lvlText w:val="%9."/>
       <w:lvlJc w:val="left"/>
       <w:pPr>
         <w:tabs>
@@ -3476,16 +3686,12 @@
         </w:tabs>
         <w:ind w:left="6480" w:hanging="360"/>
       </w:pPr>
-      <w:rPr>
-        <w:rFonts w:ascii="Wingdings" w:hAnsi="Wingdings" w:hint="default"/>
-        <w:sz w:val="20"/>
-      </w:rPr>
     </w:lvl>
   </w:abstractNum>
   <w:abstractNum w:abstractNumId="12" w15:restartNumberingAfterBreak="0">
-    <w:nsid w:val="0CA66344"/>
+    <w:nsid w:val="0BDD5676"/>
     <w:multiLevelType w:val="multilevel"/>
-    <w:tmpl w:val="F23CAC5E"/>
+    <w:tmpl w:val="64D2680C"/>
     <w:lvl w:ilvl="0">
       <w:start w:val="1"/>
       <w:numFmt w:val="bullet"/>
@@ -3632,13 +3838,13 @@
     </w:lvl>
   </w:abstractNum>
   <w:abstractNum w:abstractNumId="13" w15:restartNumberingAfterBreak="0">
-    <w:nsid w:val="128101D6"/>
+    <w:nsid w:val="0D006EEB"/>
     <w:multiLevelType w:val="multilevel"/>
-    <w:tmpl w:val="38522BBC"/>
+    <w:tmpl w:val="185001C4"/>
     <w:lvl w:ilvl="0">
-      <w:start w:val="1"/>
-      <w:numFmt w:val="bullet"/>
-      <w:lvlText w:val=""/>
+      <w:start w:val="2"/>
+      <w:numFmt w:val="decimal"/>
+      <w:lvlText w:val="%1."/>
       <w:lvlJc w:val="left"/>
       <w:pPr>
         <w:tabs>
@@ -3646,15 +3852,11 @@
         </w:tabs>
         <w:ind w:left="720" w:hanging="360"/>
       </w:pPr>
-      <w:rPr>
-        <w:rFonts w:ascii="Symbol" w:hAnsi="Symbol" w:hint="default"/>
-        <w:sz w:val="20"/>
-      </w:rPr>
     </w:lvl>
     <w:lvl w:ilvl="1" w:tentative="1">
       <w:start w:val="1"/>
-      <w:numFmt w:val="bullet"/>
-      <w:lvlText w:val="o"/>
+      <w:numFmt w:val="decimal"/>
+      <w:lvlText w:val="%2."/>
       <w:lvlJc w:val="left"/>
       <w:pPr>
         <w:tabs>
@@ -3662,15 +3864,11 @@
         </w:tabs>
         <w:ind w:left="1440" w:hanging="360"/>
       </w:pPr>
-      <w:rPr>
-        <w:rFonts w:ascii="Courier New" w:hAnsi="Courier New" w:hint="default"/>
-        <w:sz w:val="20"/>
-      </w:rPr>
     </w:lvl>
     <w:lvl w:ilvl="2" w:tentative="1">
       <w:start w:val="1"/>
-      <w:numFmt w:val="bullet"/>
-      <w:lvlText w:val=""/>
+      <w:numFmt w:val="decimal"/>
+      <w:lvlText w:val="%3."/>
       <w:lvlJc w:val="left"/>
       <w:pPr>
         <w:tabs>
@@ -3678,15 +3876,11 @@
         </w:tabs>
         <w:ind w:left="2160" w:hanging="360"/>
       </w:pPr>
-      <w:rPr>
-        <w:rFonts w:ascii="Wingdings" w:hAnsi="Wingdings" w:hint="default"/>
-        <w:sz w:val="20"/>
-      </w:rPr>
     </w:lvl>
     <w:lvl w:ilvl="3" w:tentative="1">
       <w:start w:val="1"/>
-      <w:numFmt w:val="bullet"/>
-      <w:lvlText w:val=""/>
+      <w:numFmt w:val="decimal"/>
+      <w:lvlText w:val="%4."/>
       <w:lvlJc w:val="left"/>
       <w:pPr>
         <w:tabs>
@@ -3694,15 +3888,11 @@
         </w:tabs>
         <w:ind w:left="2880" w:hanging="360"/>
       </w:pPr>
-      <w:rPr>
-        <w:rFonts w:ascii="Wingdings" w:hAnsi="Wingdings" w:hint="default"/>
-        <w:sz w:val="20"/>
-      </w:rPr>
     </w:lvl>
     <w:lvl w:ilvl="4" w:tentative="1">
       <w:start w:val="1"/>
-      <w:numFmt w:val="bullet"/>
-      <w:lvlText w:val=""/>
+      <w:numFmt w:val="decimal"/>
+      <w:lvlText w:val="%5."/>
       <w:lvlJc w:val="left"/>
       <w:pPr>
         <w:tabs>
@@ -3710,15 +3900,11 @@
         </w:tabs>
         <w:ind w:left="3600" w:hanging="360"/>
       </w:pPr>
-      <w:rPr>
-        <w:rFonts w:ascii="Wingdings" w:hAnsi="Wingdings" w:hint="default"/>
-        <w:sz w:val="20"/>
-      </w:rPr>
     </w:lvl>
     <w:lvl w:ilvl="5" w:tentative="1">
       <w:start w:val="1"/>
-      <w:numFmt w:val="bullet"/>
-      <w:lvlText w:val=""/>
+      <w:numFmt w:val="decimal"/>
+      <w:lvlText w:val="%6."/>
       <w:lvlJc w:val="left"/>
       <w:pPr>
         <w:tabs>
@@ -3726,15 +3912,11 @@
         </w:tabs>
         <w:ind w:left="4320" w:hanging="360"/>
       </w:pPr>
-      <w:rPr>
-        <w:rFonts w:ascii="Wingdings" w:hAnsi="Wingdings" w:hint="default"/>
-        <w:sz w:val="20"/>
-      </w:rPr>
     </w:lvl>
     <w:lvl w:ilvl="6" w:tentative="1">
       <w:start w:val="1"/>
-      <w:numFmt w:val="bullet"/>
-      <w:lvlText w:val=""/>
+      <w:numFmt w:val="decimal"/>
+      <w:lvlText w:val="%7."/>
       <w:lvlJc w:val="left"/>
       <w:pPr>
         <w:tabs>
@@ -3742,15 +3924,11 @@
         </w:tabs>
         <w:ind w:left="5040" w:hanging="360"/>
       </w:pPr>
-      <w:rPr>
-        <w:rFonts w:ascii="Wingdings" w:hAnsi="Wingdings" w:hint="default"/>
-        <w:sz w:val="20"/>
-      </w:rPr>
     </w:lvl>
     <w:lvl w:ilvl="7" w:tentative="1">
       <w:start w:val="1"/>
-      <w:numFmt w:val="bullet"/>
-      <w:lvlText w:val=""/>
+      <w:numFmt w:val="decimal"/>
+      <w:lvlText w:val="%8."/>
       <w:lvlJc w:val="left"/>
       <w:pPr>
         <w:tabs>
@@ -3758,15 +3936,11 @@
         </w:tabs>
         <w:ind w:left="5760" w:hanging="360"/>
       </w:pPr>
-      <w:rPr>
-        <w:rFonts w:ascii="Wingdings" w:hAnsi="Wingdings" w:hint="default"/>
-        <w:sz w:val="20"/>
-      </w:rPr>
     </w:lvl>
     <w:lvl w:ilvl="8" w:tentative="1">
       <w:start w:val="1"/>
-      <w:numFmt w:val="bullet"/>
-      <w:lvlText w:val=""/>
+      <w:numFmt w:val="decimal"/>
+      <w:lvlText w:val="%9."/>
       <w:lvlJc w:val="left"/>
       <w:pPr>
         <w:tabs>
@@ -3774,20 +3948,16 @@
         </w:tabs>
         <w:ind w:left="6480" w:hanging="360"/>
       </w:pPr>
-      <w:rPr>
-        <w:rFonts w:ascii="Wingdings" w:hAnsi="Wingdings" w:hint="default"/>
-        <w:sz w:val="20"/>
-      </w:rPr>
     </w:lvl>
   </w:abstractNum>
   <w:abstractNum w:abstractNumId="14" w15:restartNumberingAfterBreak="0">
-    <w:nsid w:val="14622C73"/>
+    <w:nsid w:val="0E6D1465"/>
     <w:multiLevelType w:val="multilevel"/>
-    <w:tmpl w:val="CE0886E8"/>
+    <w:tmpl w:val="2B96972E"/>
     <w:lvl w:ilvl="0">
-      <w:start w:val="1"/>
-      <w:numFmt w:val="bullet"/>
-      <w:lvlText w:val=""/>
+      <w:start w:val="11"/>
+      <w:numFmt w:val="decimal"/>
+      <w:lvlText w:val="%1."/>
       <w:lvlJc w:val="left"/>
       <w:pPr>
         <w:tabs>
@@ -3795,15 +3965,11 @@
         </w:tabs>
         <w:ind w:left="720" w:hanging="360"/>
       </w:pPr>
-      <w:rPr>
-        <w:rFonts w:ascii="Symbol" w:hAnsi="Symbol" w:hint="default"/>
-        <w:sz w:val="20"/>
-      </w:rPr>
     </w:lvl>
     <w:lvl w:ilvl="1" w:tentative="1">
       <w:start w:val="1"/>
-      <w:numFmt w:val="bullet"/>
-      <w:lvlText w:val="o"/>
+      <w:numFmt w:val="decimal"/>
+      <w:lvlText w:val="%2."/>
       <w:lvlJc w:val="left"/>
       <w:pPr>
         <w:tabs>
@@ -3811,15 +3977,11 @@
         </w:tabs>
         <w:ind w:left="1440" w:hanging="360"/>
       </w:pPr>
-      <w:rPr>
-        <w:rFonts w:ascii="Courier New" w:hAnsi="Courier New" w:hint="default"/>
-        <w:sz w:val="20"/>
-      </w:rPr>
     </w:lvl>
     <w:lvl w:ilvl="2" w:tentative="1">
       <w:start w:val="1"/>
-      <w:numFmt w:val="bullet"/>
-      <w:lvlText w:val=""/>
+      <w:numFmt w:val="decimal"/>
+      <w:lvlText w:val="%3."/>
       <w:lvlJc w:val="left"/>
       <w:pPr>
         <w:tabs>
@@ -3827,15 +3989,11 @@
         </w:tabs>
         <w:ind w:left="2160" w:hanging="360"/>
       </w:pPr>
-      <w:rPr>
-        <w:rFonts w:ascii="Wingdings" w:hAnsi="Wingdings" w:hint="default"/>
-        <w:sz w:val="20"/>
-      </w:rPr>
     </w:lvl>
     <w:lvl w:ilvl="3" w:tentative="1">
       <w:start w:val="1"/>
-      <w:numFmt w:val="bullet"/>
-      <w:lvlText w:val=""/>
+      <w:numFmt w:val="decimal"/>
+      <w:lvlText w:val="%4."/>
       <w:lvlJc w:val="left"/>
       <w:pPr>
         <w:tabs>
@@ -3843,15 +4001,11 @@
         </w:tabs>
         <w:ind w:left="2880" w:hanging="360"/>
       </w:pPr>
-      <w:rPr>
-        <w:rFonts w:ascii="Wingdings" w:hAnsi="Wingdings" w:hint="default"/>
-        <w:sz w:val="20"/>
-      </w:rPr>
     </w:lvl>
     <w:lvl w:ilvl="4" w:tentative="1">
       <w:start w:val="1"/>
-      <w:numFmt w:val="bullet"/>
-      <w:lvlText w:val=""/>
+      <w:numFmt w:val="decimal"/>
+      <w:lvlText w:val="%5."/>
       <w:lvlJc w:val="left"/>
       <w:pPr>
         <w:tabs>
@@ -3859,15 +4013,11 @@
         </w:tabs>
         <w:ind w:left="3600" w:hanging="360"/>
       </w:pPr>
-      <w:rPr>
-        <w:rFonts w:ascii="Wingdings" w:hAnsi="Wingdings" w:hint="default"/>
-        <w:sz w:val="20"/>
-      </w:rPr>
     </w:lvl>
     <w:lvl w:ilvl="5" w:tentative="1">
       <w:start w:val="1"/>
-      <w:numFmt w:val="bullet"/>
-      <w:lvlText w:val=""/>
+      <w:numFmt w:val="decimal"/>
+      <w:lvlText w:val="%6."/>
       <w:lvlJc w:val="left"/>
       <w:pPr>
         <w:tabs>
@@ -3875,15 +4025,11 @@
         </w:tabs>
         <w:ind w:left="4320" w:hanging="360"/>
       </w:pPr>
-      <w:rPr>
-        <w:rFonts w:ascii="Wingdings" w:hAnsi="Wingdings" w:hint="default"/>
-        <w:sz w:val="20"/>
-      </w:rPr>
     </w:lvl>
     <w:lvl w:ilvl="6" w:tentative="1">
       <w:start w:val="1"/>
-      <w:numFmt w:val="bullet"/>
-      <w:lvlText w:val=""/>
+      <w:numFmt w:val="decimal"/>
+      <w:lvlText w:val="%7."/>
       <w:lvlJc w:val="left"/>
       <w:pPr>
         <w:tabs>
@@ -3891,15 +4037,11 @@
         </w:tabs>
         <w:ind w:left="5040" w:hanging="360"/>
       </w:pPr>
-      <w:rPr>
-        <w:rFonts w:ascii="Wingdings" w:hAnsi="Wingdings" w:hint="default"/>
-        <w:sz w:val="20"/>
-      </w:rPr>
     </w:lvl>
     <w:lvl w:ilvl="7" w:tentative="1">
       <w:start w:val="1"/>
-      <w:numFmt w:val="bullet"/>
-      <w:lvlText w:val=""/>
+      <w:numFmt w:val="decimal"/>
+      <w:lvlText w:val="%8."/>
       <w:lvlJc w:val="left"/>
       <w:pPr>
         <w:tabs>
@@ -3907,15 +4049,11 @@
         </w:tabs>
         <w:ind w:left="5760" w:hanging="360"/>
       </w:pPr>
-      <w:rPr>
-        <w:rFonts w:ascii="Wingdings" w:hAnsi="Wingdings" w:hint="default"/>
-        <w:sz w:val="20"/>
-      </w:rPr>
     </w:lvl>
     <w:lvl w:ilvl="8" w:tentative="1">
       <w:start w:val="1"/>
-      <w:numFmt w:val="bullet"/>
-      <w:lvlText w:val=""/>
+      <w:numFmt w:val="decimal"/>
+      <w:lvlText w:val="%9."/>
       <w:lvlJc w:val="left"/>
       <w:pPr>
         <w:tabs>
@@ -3923,16 +4061,12 @@
         </w:tabs>
         <w:ind w:left="6480" w:hanging="360"/>
       </w:pPr>
-      <w:rPr>
-        <w:rFonts w:ascii="Wingdings" w:hAnsi="Wingdings" w:hint="default"/>
-        <w:sz w:val="20"/>
-      </w:rPr>
     </w:lvl>
   </w:abstractNum>
   <w:abstractNum w:abstractNumId="15" w15:restartNumberingAfterBreak="0">
-    <w:nsid w:val="15EB7EE6"/>
+    <w:nsid w:val="10025F49"/>
     <w:multiLevelType w:val="multilevel"/>
-    <w:tmpl w:val="230A85E4"/>
+    <w:tmpl w:val="897010E2"/>
     <w:lvl w:ilvl="0">
       <w:start w:val="1"/>
       <w:numFmt w:val="bullet"/>
@@ -4079,13 +4213,13 @@
     </w:lvl>
   </w:abstractNum>
   <w:abstractNum w:abstractNumId="16" w15:restartNumberingAfterBreak="0">
-    <w:nsid w:val="212D05C3"/>
+    <w:nsid w:val="16823C8D"/>
     <w:multiLevelType w:val="multilevel"/>
-    <w:tmpl w:val="7E169444"/>
+    <w:tmpl w:val="64C2C934"/>
     <w:lvl w:ilvl="0">
-      <w:start w:val="1"/>
-      <w:numFmt w:val="bullet"/>
-      <w:lvlText w:val=""/>
+      <w:start w:val="19"/>
+      <w:numFmt w:val="decimal"/>
+      <w:lvlText w:val="%1."/>
       <w:lvlJc w:val="left"/>
       <w:pPr>
         <w:tabs>
@@ -4093,15 +4227,11 @@
         </w:tabs>
         <w:ind w:left="720" w:hanging="360"/>
       </w:pPr>
-      <w:rPr>
-        <w:rFonts w:ascii="Symbol" w:hAnsi="Symbol" w:hint="default"/>
-        <w:sz w:val="20"/>
-      </w:rPr>
     </w:lvl>
     <w:lvl w:ilvl="1" w:tentative="1">
       <w:start w:val="1"/>
-      <w:numFmt w:val="bullet"/>
-      <w:lvlText w:val="o"/>
+      <w:numFmt w:val="decimal"/>
+      <w:lvlText w:val="%2."/>
       <w:lvlJc w:val="left"/>
       <w:pPr>
         <w:tabs>
@@ -4109,15 +4239,11 @@
         </w:tabs>
         <w:ind w:left="1440" w:hanging="360"/>
       </w:pPr>
-      <w:rPr>
-        <w:rFonts w:ascii="Courier New" w:hAnsi="Courier New" w:hint="default"/>
-        <w:sz w:val="20"/>
-      </w:rPr>
     </w:lvl>
     <w:lvl w:ilvl="2" w:tentative="1">
       <w:start w:val="1"/>
-      <w:numFmt w:val="bullet"/>
-      <w:lvlText w:val=""/>
+      <w:numFmt w:val="decimal"/>
+      <w:lvlText w:val="%3."/>
       <w:lvlJc w:val="left"/>
       <w:pPr>
         <w:tabs>
@@ -4125,15 +4251,11 @@
         </w:tabs>
         <w:ind w:left="2160" w:hanging="360"/>
       </w:pPr>
-      <w:rPr>
-        <w:rFonts w:ascii="Wingdings" w:hAnsi="Wingdings" w:hint="default"/>
-        <w:sz w:val="20"/>
-      </w:rPr>
     </w:lvl>
     <w:lvl w:ilvl="3" w:tentative="1">
       <w:start w:val="1"/>
-      <w:numFmt w:val="bullet"/>
-      <w:lvlText w:val=""/>
+      <w:numFmt w:val="decimal"/>
+      <w:lvlText w:val="%4."/>
       <w:lvlJc w:val="left"/>
       <w:pPr>
         <w:tabs>
@@ -4141,15 +4263,11 @@
         </w:tabs>
         <w:ind w:left="2880" w:hanging="360"/>
       </w:pPr>
-      <w:rPr>
-        <w:rFonts w:ascii="Wingdings" w:hAnsi="Wingdings" w:hint="default"/>
-        <w:sz w:val="20"/>
-      </w:rPr>
     </w:lvl>
     <w:lvl w:ilvl="4" w:tentative="1">
       <w:start w:val="1"/>
-      <w:numFmt w:val="bullet"/>
-      <w:lvlText w:val=""/>
+      <w:numFmt w:val="decimal"/>
+      <w:lvlText w:val="%5."/>
       <w:lvlJc w:val="left"/>
       <w:pPr>
         <w:tabs>
@@ -4157,15 +4275,11 @@
         </w:tabs>
         <w:ind w:left="3600" w:hanging="360"/>
       </w:pPr>
-      <w:rPr>
-        <w:rFonts w:ascii="Wingdings" w:hAnsi="Wingdings" w:hint="default"/>
-        <w:sz w:val="20"/>
-      </w:rPr>
     </w:lvl>
     <w:lvl w:ilvl="5" w:tentative="1">
       <w:start w:val="1"/>
-      <w:numFmt w:val="bullet"/>
-      <w:lvlText w:val=""/>
+      <w:numFmt w:val="decimal"/>
+      <w:lvlText w:val="%6."/>
       <w:lvlJc w:val="left"/>
       <w:pPr>
         <w:tabs>
@@ -4173,15 +4287,11 @@
         </w:tabs>
         <w:ind w:left="4320" w:hanging="360"/>
       </w:pPr>
-      <w:rPr>
-        <w:rFonts w:ascii="Wingdings" w:hAnsi="Wingdings" w:hint="default"/>
-        <w:sz w:val="20"/>
-      </w:rPr>
     </w:lvl>
     <w:lvl w:ilvl="6" w:tentative="1">
       <w:start w:val="1"/>
-      <w:numFmt w:val="bullet"/>
-      <w:lvlText w:val=""/>
+      <w:numFmt w:val="decimal"/>
+      <w:lvlText w:val="%7."/>
       <w:lvlJc w:val="left"/>
       <w:pPr>
         <w:tabs>
@@ -4189,15 +4299,11 @@
         </w:tabs>
         <w:ind w:left="5040" w:hanging="360"/>
       </w:pPr>
-      <w:rPr>
-        <w:rFonts w:ascii="Wingdings" w:hAnsi="Wingdings" w:hint="default"/>
-        <w:sz w:val="20"/>
-      </w:rPr>
     </w:lvl>
     <w:lvl w:ilvl="7" w:tentative="1">
       <w:start w:val="1"/>
-      <w:numFmt w:val="bullet"/>
-      <w:lvlText w:val=""/>
+      <w:numFmt w:val="decimal"/>
+      <w:lvlText w:val="%8."/>
       <w:lvlJc w:val="left"/>
       <w:pPr>
         <w:tabs>
@@ -4205,15 +4311,11 @@
         </w:tabs>
         <w:ind w:left="5760" w:hanging="360"/>
       </w:pPr>
-      <w:rPr>
-        <w:rFonts w:ascii="Wingdings" w:hAnsi="Wingdings" w:hint="default"/>
-        <w:sz w:val="20"/>
-      </w:rPr>
     </w:lvl>
     <w:lvl w:ilvl="8" w:tentative="1">
       <w:start w:val="1"/>
-      <w:numFmt w:val="bullet"/>
-      <w:lvlText w:val=""/>
+      <w:numFmt w:val="decimal"/>
+      <w:lvlText w:val="%9."/>
       <w:lvlJc w:val="left"/>
       <w:pPr>
         <w:tabs>
@@ -4221,16 +4323,12 @@
         </w:tabs>
         <w:ind w:left="6480" w:hanging="360"/>
       </w:pPr>
-      <w:rPr>
-        <w:rFonts w:ascii="Wingdings" w:hAnsi="Wingdings" w:hint="default"/>
-        <w:sz w:val="20"/>
-      </w:rPr>
     </w:lvl>
   </w:abstractNum>
   <w:abstractNum w:abstractNumId="17" w15:restartNumberingAfterBreak="0">
-    <w:nsid w:val="21BB34A6"/>
+    <w:nsid w:val="17C64148"/>
     <w:multiLevelType w:val="multilevel"/>
-    <w:tmpl w:val="DF00C228"/>
+    <w:tmpl w:val="72CEDD38"/>
     <w:lvl w:ilvl="0">
       <w:start w:val="1"/>
       <w:numFmt w:val="bullet"/>
@@ -4377,9 +4475,9 @@
     </w:lvl>
   </w:abstractNum>
   <w:abstractNum w:abstractNumId="18" w15:restartNumberingAfterBreak="0">
-    <w:nsid w:val="27220B2C"/>
+    <w:nsid w:val="19911630"/>
     <w:multiLevelType w:val="multilevel"/>
-    <w:tmpl w:val="7938DC84"/>
+    <w:tmpl w:val="ADF87C74"/>
     <w:lvl w:ilvl="0">
       <w:start w:val="1"/>
       <w:numFmt w:val="bullet"/>
@@ -4526,9 +4624,9 @@
     </w:lvl>
   </w:abstractNum>
   <w:abstractNum w:abstractNumId="19" w15:restartNumberingAfterBreak="0">
-    <w:nsid w:val="281E458B"/>
+    <w:nsid w:val="1F9C6090"/>
     <w:multiLevelType w:val="multilevel"/>
-    <w:tmpl w:val="58344664"/>
+    <w:tmpl w:val="61021240"/>
     <w:lvl w:ilvl="0">
       <w:start w:val="1"/>
       <w:numFmt w:val="bullet"/>
@@ -4675,13 +4773,13 @@
     </w:lvl>
   </w:abstractNum>
   <w:abstractNum w:abstractNumId="20" w15:restartNumberingAfterBreak="0">
-    <w:nsid w:val="34F265D3"/>
+    <w:nsid w:val="211C5CC7"/>
     <w:multiLevelType w:val="multilevel"/>
-    <w:tmpl w:val="552A8564"/>
+    <w:tmpl w:val="1C869D76"/>
     <w:lvl w:ilvl="0">
-      <w:start w:val="1"/>
-      <w:numFmt w:val="bullet"/>
-      <w:lvlText w:val=""/>
+      <w:start w:val="22"/>
+      <w:numFmt w:val="decimal"/>
+      <w:lvlText w:val="%1."/>
       <w:lvlJc w:val="left"/>
       <w:pPr>
         <w:tabs>
@@ -4689,15 +4787,11 @@
         </w:tabs>
         <w:ind w:left="720" w:hanging="360"/>
       </w:pPr>
-      <w:rPr>
-        <w:rFonts w:ascii="Symbol" w:hAnsi="Symbol" w:hint="default"/>
-        <w:sz w:val="20"/>
-      </w:rPr>
     </w:lvl>
     <w:lvl w:ilvl="1" w:tentative="1">
       <w:start w:val="1"/>
-      <w:numFmt w:val="bullet"/>
-      <w:lvlText w:val="o"/>
+      <w:numFmt w:val="decimal"/>
+      <w:lvlText w:val="%2."/>
       <w:lvlJc w:val="left"/>
       <w:pPr>
         <w:tabs>
@@ -4705,15 +4799,11 @@
         </w:tabs>
         <w:ind w:left="1440" w:hanging="360"/>
       </w:pPr>
-      <w:rPr>
-        <w:rFonts w:ascii="Courier New" w:hAnsi="Courier New" w:hint="default"/>
-        <w:sz w:val="20"/>
-      </w:rPr>
     </w:lvl>
     <w:lvl w:ilvl="2" w:tentative="1">
       <w:start w:val="1"/>
-      <w:numFmt w:val="bullet"/>
-      <w:lvlText w:val=""/>
+      <w:numFmt w:val="decimal"/>
+      <w:lvlText w:val="%3."/>
       <w:lvlJc w:val="left"/>
       <w:pPr>
         <w:tabs>
@@ -4721,15 +4811,11 @@
         </w:tabs>
         <w:ind w:left="2160" w:hanging="360"/>
       </w:pPr>
-      <w:rPr>
-        <w:rFonts w:ascii="Wingdings" w:hAnsi="Wingdings" w:hint="default"/>
-        <w:sz w:val="20"/>
-      </w:rPr>
     </w:lvl>
     <w:lvl w:ilvl="3" w:tentative="1">
       <w:start w:val="1"/>
-      <w:numFmt w:val="bullet"/>
-      <w:lvlText w:val=""/>
+      <w:numFmt w:val="decimal"/>
+      <w:lvlText w:val="%4."/>
       <w:lvlJc w:val="left"/>
       <w:pPr>
         <w:tabs>
@@ -4737,15 +4823,11 @@
         </w:tabs>
         <w:ind w:left="2880" w:hanging="360"/>
       </w:pPr>
-      <w:rPr>
-        <w:rFonts w:ascii="Wingdings" w:hAnsi="Wingdings" w:hint="default"/>
-        <w:sz w:val="20"/>
-      </w:rPr>
     </w:lvl>
     <w:lvl w:ilvl="4" w:tentative="1">
       <w:start w:val="1"/>
-      <w:numFmt w:val="bullet"/>
-      <w:lvlText w:val=""/>
+      <w:numFmt w:val="decimal"/>
+      <w:lvlText w:val="%5."/>
       <w:lvlJc w:val="left"/>
       <w:pPr>
         <w:tabs>
@@ -4753,15 +4835,11 @@
         </w:tabs>
         <w:ind w:left="3600" w:hanging="360"/>
       </w:pPr>
-      <w:rPr>
-        <w:rFonts w:ascii="Wingdings" w:hAnsi="Wingdings" w:hint="default"/>
-        <w:sz w:val="20"/>
-      </w:rPr>
     </w:lvl>
     <w:lvl w:ilvl="5" w:tentative="1">
       <w:start w:val="1"/>
-      <w:numFmt w:val="bullet"/>
-      <w:lvlText w:val=""/>
+      <w:numFmt w:val="decimal"/>
+      <w:lvlText w:val="%6."/>
       <w:lvlJc w:val="left"/>
       <w:pPr>
         <w:tabs>
@@ -4769,15 +4847,11 @@
         </w:tabs>
         <w:ind w:left="4320" w:hanging="360"/>
       </w:pPr>
-      <w:rPr>
-        <w:rFonts w:ascii="Wingdings" w:hAnsi="Wingdings" w:hint="default"/>
-        <w:sz w:val="20"/>
-      </w:rPr>
     </w:lvl>
     <w:lvl w:ilvl="6" w:tentative="1">
       <w:start w:val="1"/>
-      <w:numFmt w:val="bullet"/>
-      <w:lvlText w:val=""/>
+      <w:numFmt w:val="decimal"/>
+      <w:lvlText w:val="%7."/>
       <w:lvlJc w:val="left"/>
       <w:pPr>
         <w:tabs>
@@ -4785,15 +4859,11 @@
         </w:tabs>
         <w:ind w:left="5040" w:hanging="360"/>
       </w:pPr>
-      <w:rPr>
-        <w:rFonts w:ascii="Wingdings" w:hAnsi="Wingdings" w:hint="default"/>
-        <w:sz w:val="20"/>
-      </w:rPr>
     </w:lvl>
     <w:lvl w:ilvl="7" w:tentative="1">
       <w:start w:val="1"/>
-      <w:numFmt w:val="bullet"/>
-      <w:lvlText w:val=""/>
+      <w:numFmt w:val="decimal"/>
+      <w:lvlText w:val="%8."/>
       <w:lvlJc w:val="left"/>
       <w:pPr>
         <w:tabs>
@@ -4801,15 +4871,11 @@
         </w:tabs>
         <w:ind w:left="5760" w:hanging="360"/>
       </w:pPr>
-      <w:rPr>
-        <w:rFonts w:ascii="Wingdings" w:hAnsi="Wingdings" w:hint="default"/>
-        <w:sz w:val="20"/>
-      </w:rPr>
     </w:lvl>
     <w:lvl w:ilvl="8" w:tentative="1">
       <w:start w:val="1"/>
-      <w:numFmt w:val="bullet"/>
-      <w:lvlText w:val=""/>
+      <w:numFmt w:val="decimal"/>
+      <w:lvlText w:val="%9."/>
       <w:lvlJc w:val="left"/>
       <w:pPr>
         <w:tabs>
@@ -4817,16 +4883,12 @@
         </w:tabs>
         <w:ind w:left="6480" w:hanging="360"/>
       </w:pPr>
-      <w:rPr>
-        <w:rFonts w:ascii="Wingdings" w:hAnsi="Wingdings" w:hint="default"/>
-        <w:sz w:val="20"/>
-      </w:rPr>
     </w:lvl>
   </w:abstractNum>
   <w:abstractNum w:abstractNumId="21" w15:restartNumberingAfterBreak="0">
-    <w:nsid w:val="359256CD"/>
+    <w:nsid w:val="218B034E"/>
     <w:multiLevelType w:val="multilevel"/>
-    <w:tmpl w:val="7A848174"/>
+    <w:tmpl w:val="D3CA78E2"/>
     <w:lvl w:ilvl="0">
       <w:start w:val="1"/>
       <w:numFmt w:val="bullet"/>
@@ -4973,13 +5035,13 @@
     </w:lvl>
   </w:abstractNum>
   <w:abstractNum w:abstractNumId="22" w15:restartNumberingAfterBreak="0">
-    <w:nsid w:val="37917438"/>
+    <w:nsid w:val="21E035B2"/>
     <w:multiLevelType w:val="multilevel"/>
-    <w:tmpl w:val="A980163A"/>
+    <w:tmpl w:val="3AE61268"/>
     <w:lvl w:ilvl="0">
-      <w:start w:val="1"/>
-      <w:numFmt w:val="bullet"/>
-      <w:lvlText w:val=""/>
+      <w:start w:val="20"/>
+      <w:numFmt w:val="decimal"/>
+      <w:lvlText w:val="%1."/>
       <w:lvlJc w:val="left"/>
       <w:pPr>
         <w:tabs>
@@ -4987,15 +5049,11 @@
         </w:tabs>
         <w:ind w:left="720" w:hanging="360"/>
       </w:pPr>
-      <w:rPr>
-        <w:rFonts w:ascii="Symbol" w:hAnsi="Symbol" w:hint="default"/>
-        <w:sz w:val="20"/>
-      </w:rPr>
     </w:lvl>
     <w:lvl w:ilvl="1" w:tentative="1">
       <w:start w:val="1"/>
-      <w:numFmt w:val="bullet"/>
-      <w:lvlText w:val="o"/>
+      <w:numFmt w:val="decimal"/>
+      <w:lvlText w:val="%2."/>
       <w:lvlJc w:val="left"/>
       <w:pPr>
         <w:tabs>
@@ -5003,15 +5061,11 @@
         </w:tabs>
         <w:ind w:left="1440" w:hanging="360"/>
       </w:pPr>
-      <w:rPr>
-        <w:rFonts w:ascii="Courier New" w:hAnsi="Courier New" w:hint="default"/>
-        <w:sz w:val="20"/>
-      </w:rPr>
     </w:lvl>
     <w:lvl w:ilvl="2" w:tentative="1">
       <w:start w:val="1"/>
-      <w:numFmt w:val="bullet"/>
-      <w:lvlText w:val=""/>
+      <w:numFmt w:val="decimal"/>
+      <w:lvlText w:val="%3."/>
       <w:lvlJc w:val="left"/>
       <w:pPr>
         <w:tabs>
@@ -5019,15 +5073,11 @@
         </w:tabs>
         <w:ind w:left="2160" w:hanging="360"/>
       </w:pPr>
-      <w:rPr>
-        <w:rFonts w:ascii="Wingdings" w:hAnsi="Wingdings" w:hint="default"/>
-        <w:sz w:val="20"/>
-      </w:rPr>
     </w:lvl>
     <w:lvl w:ilvl="3" w:tentative="1">
       <w:start w:val="1"/>
-      <w:numFmt w:val="bullet"/>
-      <w:lvlText w:val=""/>
+      <w:numFmt w:val="decimal"/>
+      <w:lvlText w:val="%4."/>
       <w:lvlJc w:val="left"/>
       <w:pPr>
         <w:tabs>
@@ -5035,15 +5085,11 @@
         </w:tabs>
         <w:ind w:left="2880" w:hanging="360"/>
       </w:pPr>
-      <w:rPr>
-        <w:rFonts w:ascii="Wingdings" w:hAnsi="Wingdings" w:hint="default"/>
-        <w:sz w:val="20"/>
-      </w:rPr>
     </w:lvl>
     <w:lvl w:ilvl="4" w:tentative="1">
       <w:start w:val="1"/>
-      <w:numFmt w:val="bullet"/>
-      <w:lvlText w:val=""/>
+      <w:numFmt w:val="decimal"/>
+      <w:lvlText w:val="%5."/>
       <w:lvlJc w:val="left"/>
       <w:pPr>
         <w:tabs>
@@ -5051,15 +5097,11 @@
         </w:tabs>
         <w:ind w:left="3600" w:hanging="360"/>
       </w:pPr>
-      <w:rPr>
-        <w:rFonts w:ascii="Wingdings" w:hAnsi="Wingdings" w:hint="default"/>
-        <w:sz w:val="20"/>
-      </w:rPr>
     </w:lvl>
     <w:lvl w:ilvl="5" w:tentative="1">
       <w:start w:val="1"/>
-      <w:numFmt w:val="bullet"/>
-      <w:lvlText w:val=""/>
+      <w:numFmt w:val="decimal"/>
+      <w:lvlText w:val="%6."/>
       <w:lvlJc w:val="left"/>
       <w:pPr>
         <w:tabs>
@@ -5067,15 +5109,11 @@
         </w:tabs>
         <w:ind w:left="4320" w:hanging="360"/>
       </w:pPr>
-      <w:rPr>
-        <w:rFonts w:ascii="Wingdings" w:hAnsi="Wingdings" w:hint="default"/>
-        <w:sz w:val="20"/>
-      </w:rPr>
     </w:lvl>
     <w:lvl w:ilvl="6" w:tentative="1">
       <w:start w:val="1"/>
-      <w:numFmt w:val="bullet"/>
-      <w:lvlText w:val=""/>
+      <w:numFmt w:val="decimal"/>
+      <w:lvlText w:val="%7."/>
       <w:lvlJc w:val="left"/>
       <w:pPr>
         <w:tabs>
@@ -5083,15 +5121,11 @@
         </w:tabs>
         <w:ind w:left="5040" w:hanging="360"/>
       </w:pPr>
-      <w:rPr>
-        <w:rFonts w:ascii="Wingdings" w:hAnsi="Wingdings" w:hint="default"/>
-        <w:sz w:val="20"/>
-      </w:rPr>
     </w:lvl>
     <w:lvl w:ilvl="7" w:tentative="1">
       <w:start w:val="1"/>
-      <w:numFmt w:val="bullet"/>
-      <w:lvlText w:val=""/>
+      <w:numFmt w:val="decimal"/>
+      <w:lvlText w:val="%8."/>
       <w:lvlJc w:val="left"/>
       <w:pPr>
         <w:tabs>
@@ -5099,15 +5133,11 @@
         </w:tabs>
         <w:ind w:left="5760" w:hanging="360"/>
       </w:pPr>
-      <w:rPr>
-        <w:rFonts w:ascii="Wingdings" w:hAnsi="Wingdings" w:hint="default"/>
-        <w:sz w:val="20"/>
-      </w:rPr>
     </w:lvl>
     <w:lvl w:ilvl="8" w:tentative="1">
       <w:start w:val="1"/>
-      <w:numFmt w:val="bullet"/>
-      <w:lvlText w:val=""/>
+      <w:numFmt w:val="decimal"/>
+      <w:lvlText w:val="%9."/>
       <w:lvlJc w:val="left"/>
       <w:pPr>
         <w:tabs>
@@ -5115,16 +5145,12 @@
         </w:tabs>
         <w:ind w:left="6480" w:hanging="360"/>
       </w:pPr>
-      <w:rPr>
-        <w:rFonts w:ascii="Wingdings" w:hAnsi="Wingdings" w:hint="default"/>
-        <w:sz w:val="20"/>
-      </w:rPr>
     </w:lvl>
   </w:abstractNum>
   <w:abstractNum w:abstractNumId="23" w15:restartNumberingAfterBreak="0">
-    <w:nsid w:val="3E755952"/>
+    <w:nsid w:val="22A67C76"/>
     <w:multiLevelType w:val="multilevel"/>
-    <w:tmpl w:val="ABD46722"/>
+    <w:tmpl w:val="1CF08992"/>
     <w:lvl w:ilvl="0">
       <w:start w:val="1"/>
       <w:numFmt w:val="bullet"/>
@@ -5271,13 +5297,13 @@
     </w:lvl>
   </w:abstractNum>
   <w:abstractNum w:abstractNumId="24" w15:restartNumberingAfterBreak="0">
-    <w:nsid w:val="3F445479"/>
+    <w:nsid w:val="230D5309"/>
     <w:multiLevelType w:val="multilevel"/>
-    <w:tmpl w:val="E8905CD8"/>
+    <w:tmpl w:val="703C0710"/>
     <w:lvl w:ilvl="0">
-      <w:start w:val="1"/>
-      <w:numFmt w:val="bullet"/>
-      <w:lvlText w:val=""/>
+      <w:start w:val="32"/>
+      <w:numFmt w:val="decimal"/>
+      <w:lvlText w:val="%1."/>
       <w:lvlJc w:val="left"/>
       <w:pPr>
         <w:tabs>
@@ -5285,15 +5311,11 @@
         </w:tabs>
         <w:ind w:left="720" w:hanging="360"/>
       </w:pPr>
-      <w:rPr>
-        <w:rFonts w:ascii="Symbol" w:hAnsi="Symbol" w:hint="default"/>
-        <w:sz w:val="20"/>
-      </w:rPr>
     </w:lvl>
     <w:lvl w:ilvl="1" w:tentative="1">
       <w:start w:val="1"/>
-      <w:numFmt w:val="bullet"/>
-      <w:lvlText w:val="o"/>
+      <w:numFmt w:val="decimal"/>
+      <w:lvlText w:val="%2."/>
       <w:lvlJc w:val="left"/>
       <w:pPr>
         <w:tabs>
@@ -5301,15 +5323,11 @@
         </w:tabs>
         <w:ind w:left="1440" w:hanging="360"/>
       </w:pPr>
-      <w:rPr>
-        <w:rFonts w:ascii="Courier New" w:hAnsi="Courier New" w:hint="default"/>
-        <w:sz w:val="20"/>
-      </w:rPr>
     </w:lvl>
     <w:lvl w:ilvl="2" w:tentative="1">
       <w:start w:val="1"/>
-      <w:numFmt w:val="bullet"/>
-      <w:lvlText w:val=""/>
+      <w:numFmt w:val="decimal"/>
+      <w:lvlText w:val="%3."/>
       <w:lvlJc w:val="left"/>
       <w:pPr>
         <w:tabs>
@@ -5317,15 +5335,11 @@
         </w:tabs>
         <w:ind w:left="2160" w:hanging="360"/>
       </w:pPr>
-      <w:rPr>
-        <w:rFonts w:ascii="Wingdings" w:hAnsi="Wingdings" w:hint="default"/>
-        <w:sz w:val="20"/>
-      </w:rPr>
     </w:lvl>
     <w:lvl w:ilvl="3" w:tentative="1">
       <w:start w:val="1"/>
-      <w:numFmt w:val="bullet"/>
-      <w:lvlText w:val=""/>
+      <w:numFmt w:val="decimal"/>
+      <w:lvlText w:val="%4."/>
       <w:lvlJc w:val="left"/>
       <w:pPr>
         <w:tabs>
@@ -5333,15 +5347,11 @@
         </w:tabs>
         <w:ind w:left="2880" w:hanging="360"/>
       </w:pPr>
-      <w:rPr>
-        <w:rFonts w:ascii="Wingdings" w:hAnsi="Wingdings" w:hint="default"/>
-        <w:sz w:val="20"/>
-      </w:rPr>
     </w:lvl>
     <w:lvl w:ilvl="4" w:tentative="1">
       <w:start w:val="1"/>
-      <w:numFmt w:val="bullet"/>
-      <w:lvlText w:val=""/>
+      <w:numFmt w:val="decimal"/>
+      <w:lvlText w:val="%5."/>
       <w:lvlJc w:val="left"/>
       <w:pPr>
         <w:tabs>
@@ -5349,15 +5359,11 @@
         </w:tabs>
         <w:ind w:left="3600" w:hanging="360"/>
       </w:pPr>
-      <w:rPr>
-        <w:rFonts w:ascii="Wingdings" w:hAnsi="Wingdings" w:hint="default"/>
-        <w:sz w:val="20"/>
-      </w:rPr>
     </w:lvl>
     <w:lvl w:ilvl="5" w:tentative="1">
       <w:start w:val="1"/>
-      <w:numFmt w:val="bullet"/>
-      <w:lvlText w:val=""/>
+      <w:numFmt w:val="decimal"/>
+      <w:lvlText w:val="%6."/>
       <w:lvlJc w:val="left"/>
       <w:pPr>
         <w:tabs>
@@ -5365,15 +5371,11 @@
         </w:tabs>
         <w:ind w:left="4320" w:hanging="360"/>
       </w:pPr>
-      <w:rPr>
-        <w:rFonts w:ascii="Wingdings" w:hAnsi="Wingdings" w:hint="default"/>
-        <w:sz w:val="20"/>
-      </w:rPr>
     </w:lvl>
     <w:lvl w:ilvl="6" w:tentative="1">
       <w:start w:val="1"/>
-      <w:numFmt w:val="bullet"/>
-      <w:lvlText w:val=""/>
+      <w:numFmt w:val="decimal"/>
+      <w:lvlText w:val="%7."/>
       <w:lvlJc w:val="left"/>
       <w:pPr>
         <w:tabs>
@@ -5381,15 +5383,11 @@
         </w:tabs>
         <w:ind w:left="5040" w:hanging="360"/>
       </w:pPr>
-      <w:rPr>
-        <w:rFonts w:ascii="Wingdings" w:hAnsi="Wingdings" w:hint="default"/>
-        <w:sz w:val="20"/>
-      </w:rPr>
     </w:lvl>
     <w:lvl w:ilvl="7" w:tentative="1">
       <w:start w:val="1"/>
-      <w:numFmt w:val="bullet"/>
-      <w:lvlText w:val=""/>
+      <w:numFmt w:val="decimal"/>
+      <w:lvlText w:val="%8."/>
       <w:lvlJc w:val="left"/>
       <w:pPr>
         <w:tabs>
@@ -5397,15 +5395,11 @@
         </w:tabs>
         <w:ind w:left="5760" w:hanging="360"/>
       </w:pPr>
-      <w:rPr>
-        <w:rFonts w:ascii="Wingdings" w:hAnsi="Wingdings" w:hint="default"/>
-        <w:sz w:val="20"/>
-      </w:rPr>
     </w:lvl>
     <w:lvl w:ilvl="8" w:tentative="1">
       <w:start w:val="1"/>
-      <w:numFmt w:val="bullet"/>
-      <w:lvlText w:val=""/>
+      <w:numFmt w:val="decimal"/>
+      <w:lvlText w:val="%9."/>
       <w:lvlJc w:val="left"/>
       <w:pPr>
         <w:tabs>
@@ -5413,20 +5407,16 @@
         </w:tabs>
         <w:ind w:left="6480" w:hanging="360"/>
       </w:pPr>
-      <w:rPr>
-        <w:rFonts w:ascii="Wingdings" w:hAnsi="Wingdings" w:hint="default"/>
-        <w:sz w:val="20"/>
-      </w:rPr>
     </w:lvl>
   </w:abstractNum>
   <w:abstractNum w:abstractNumId="25" w15:restartNumberingAfterBreak="0">
-    <w:nsid w:val="44466AAF"/>
+    <w:nsid w:val="23B57D68"/>
     <w:multiLevelType w:val="multilevel"/>
-    <w:tmpl w:val="028E61BC"/>
+    <w:tmpl w:val="8A545E66"/>
     <w:lvl w:ilvl="0">
-      <w:start w:val="1"/>
-      <w:numFmt w:val="bullet"/>
-      <w:lvlText w:val=""/>
+      <w:start w:val="27"/>
+      <w:numFmt w:val="decimal"/>
+      <w:lvlText w:val="%1."/>
       <w:lvlJc w:val="left"/>
       <w:pPr>
         <w:tabs>
@@ -5434,15 +5424,11 @@
         </w:tabs>
         <w:ind w:left="720" w:hanging="360"/>
       </w:pPr>
-      <w:rPr>
-        <w:rFonts w:ascii="Symbol" w:hAnsi="Symbol" w:hint="default"/>
-        <w:sz w:val="20"/>
-      </w:rPr>
     </w:lvl>
     <w:lvl w:ilvl="1" w:tentative="1">
       <w:start w:val="1"/>
-      <w:numFmt w:val="bullet"/>
-      <w:lvlText w:val="o"/>
+      <w:numFmt w:val="decimal"/>
+      <w:lvlText w:val="%2."/>
       <w:lvlJc w:val="left"/>
       <w:pPr>
         <w:tabs>
@@ -5450,15 +5436,11 @@
         </w:tabs>
         <w:ind w:left="1440" w:hanging="360"/>
       </w:pPr>
-      <w:rPr>
-        <w:rFonts w:ascii="Courier New" w:hAnsi="Courier New" w:hint="default"/>
-        <w:sz w:val="20"/>
-      </w:rPr>
     </w:lvl>
     <w:lvl w:ilvl="2" w:tentative="1">
       <w:start w:val="1"/>
-      <w:numFmt w:val="bullet"/>
-      <w:lvlText w:val=""/>
+      <w:numFmt w:val="decimal"/>
+      <w:lvlText w:val="%3."/>
       <w:lvlJc w:val="left"/>
       <w:pPr>
         <w:tabs>
@@ -5466,15 +5448,11 @@
         </w:tabs>
         <w:ind w:left="2160" w:hanging="360"/>
       </w:pPr>
-      <w:rPr>
-        <w:rFonts w:ascii="Wingdings" w:hAnsi="Wingdings" w:hint="default"/>
-        <w:sz w:val="20"/>
-      </w:rPr>
     </w:lvl>
     <w:lvl w:ilvl="3" w:tentative="1">
       <w:start w:val="1"/>
-      <w:numFmt w:val="bullet"/>
-      <w:lvlText w:val=""/>
+      <w:numFmt w:val="decimal"/>
+      <w:lvlText w:val="%4."/>
       <w:lvlJc w:val="left"/>
       <w:pPr>
         <w:tabs>
@@ -5482,15 +5460,11 @@
         </w:tabs>
         <w:ind w:left="2880" w:hanging="360"/>
       </w:pPr>
-      <w:rPr>
-        <w:rFonts w:ascii="Wingdings" w:hAnsi="Wingdings" w:hint="default"/>
-        <w:sz w:val="20"/>
-      </w:rPr>
     </w:lvl>
     <w:lvl w:ilvl="4" w:tentative="1">
       <w:start w:val="1"/>
-      <w:numFmt w:val="bullet"/>
-      <w:lvlText w:val=""/>
+      <w:numFmt w:val="decimal"/>
+      <w:lvlText w:val="%5."/>
       <w:lvlJc w:val="left"/>
       <w:pPr>
         <w:tabs>
@@ -5498,15 +5472,11 @@
         </w:tabs>
         <w:ind w:left="3600" w:hanging="360"/>
       </w:pPr>
-      <w:rPr>
-        <w:rFonts w:ascii="Wingdings" w:hAnsi="Wingdings" w:hint="default"/>
-        <w:sz w:val="20"/>
-      </w:rPr>
     </w:lvl>
     <w:lvl w:ilvl="5" w:tentative="1">
       <w:start w:val="1"/>
-      <w:numFmt w:val="bullet"/>
-      <w:lvlText w:val=""/>
+      <w:numFmt w:val="decimal"/>
+      <w:lvlText w:val="%6."/>
       <w:lvlJc w:val="left"/>
       <w:pPr>
         <w:tabs>
@@ -5514,15 +5484,11 @@
         </w:tabs>
         <w:ind w:left="4320" w:hanging="360"/>
       </w:pPr>
-      <w:rPr>
-        <w:rFonts w:ascii="Wingdings" w:hAnsi="Wingdings" w:hint="default"/>
-        <w:sz w:val="20"/>
-      </w:rPr>
     </w:lvl>
     <w:lvl w:ilvl="6" w:tentative="1">
       <w:start w:val="1"/>
-      <w:numFmt w:val="bullet"/>
-      <w:lvlText w:val=""/>
+      <w:numFmt w:val="decimal"/>
+      <w:lvlText w:val="%7."/>
       <w:lvlJc w:val="left"/>
       <w:pPr>
         <w:tabs>
@@ -5530,15 +5496,11 @@
         </w:tabs>
         <w:ind w:left="5040" w:hanging="360"/>
       </w:pPr>
-      <w:rPr>
-        <w:rFonts w:ascii="Wingdings" w:hAnsi="Wingdings" w:hint="default"/>
-        <w:sz w:val="20"/>
-      </w:rPr>
     </w:lvl>
     <w:lvl w:ilvl="7" w:tentative="1">
       <w:start w:val="1"/>
-      <w:numFmt w:val="bullet"/>
-      <w:lvlText w:val=""/>
+      <w:numFmt w:val="decimal"/>
+      <w:lvlText w:val="%8."/>
       <w:lvlJc w:val="left"/>
       <w:pPr>
         <w:tabs>
@@ -5546,15 +5508,11 @@
         </w:tabs>
         <w:ind w:left="5760" w:hanging="360"/>
       </w:pPr>
-      <w:rPr>
-        <w:rFonts w:ascii="Wingdings" w:hAnsi="Wingdings" w:hint="default"/>
-        <w:sz w:val="20"/>
-      </w:rPr>
     </w:lvl>
     <w:lvl w:ilvl="8" w:tentative="1">
       <w:start w:val="1"/>
-      <w:numFmt w:val="bullet"/>
-      <w:lvlText w:val=""/>
+      <w:numFmt w:val="decimal"/>
+      <w:lvlText w:val="%9."/>
       <w:lvlJc w:val="left"/>
       <w:pPr>
         <w:tabs>
@@ -5562,20 +5520,16 @@
         </w:tabs>
         <w:ind w:left="6480" w:hanging="360"/>
       </w:pPr>
-      <w:rPr>
-        <w:rFonts w:ascii="Wingdings" w:hAnsi="Wingdings" w:hint="default"/>
-        <w:sz w:val="20"/>
-      </w:rPr>
     </w:lvl>
   </w:abstractNum>
   <w:abstractNum w:abstractNumId="26" w15:restartNumberingAfterBreak="0">
-    <w:nsid w:val="44CC0885"/>
+    <w:nsid w:val="24771804"/>
     <w:multiLevelType w:val="multilevel"/>
-    <w:tmpl w:val="2CD422A2"/>
+    <w:tmpl w:val="1B62BF8A"/>
     <w:lvl w:ilvl="0">
-      <w:start w:val="1"/>
-      <w:numFmt w:val="bullet"/>
-      <w:lvlText w:val=""/>
+      <w:start w:val="16"/>
+      <w:numFmt w:val="decimal"/>
+      <w:lvlText w:val="%1."/>
       <w:lvlJc w:val="left"/>
       <w:pPr>
         <w:tabs>
@@ -5583,15 +5537,11 @@
         </w:tabs>
         <w:ind w:left="720" w:hanging="360"/>
       </w:pPr>
-      <w:rPr>
-        <w:rFonts w:ascii="Symbol" w:hAnsi="Symbol" w:hint="default"/>
-        <w:sz w:val="20"/>
-      </w:rPr>
     </w:lvl>
     <w:lvl w:ilvl="1" w:tentative="1">
       <w:start w:val="1"/>
-      <w:numFmt w:val="bullet"/>
-      <w:lvlText w:val="o"/>
+      <w:numFmt w:val="decimal"/>
+      <w:lvlText w:val="%2."/>
       <w:lvlJc w:val="left"/>
       <w:pPr>
         <w:tabs>
@@ -5599,15 +5549,11 @@
         </w:tabs>
         <w:ind w:left="1440" w:hanging="360"/>
       </w:pPr>
-      <w:rPr>
-        <w:rFonts w:ascii="Courier New" w:hAnsi="Courier New" w:hint="default"/>
-        <w:sz w:val="20"/>
-      </w:rPr>
     </w:lvl>
     <w:lvl w:ilvl="2" w:tentative="1">
       <w:start w:val="1"/>
-      <w:numFmt w:val="bullet"/>
-      <w:lvlText w:val=""/>
+      <w:numFmt w:val="decimal"/>
+      <w:lvlText w:val="%3."/>
       <w:lvlJc w:val="left"/>
       <w:pPr>
         <w:tabs>
@@ -5615,15 +5561,11 @@
         </w:tabs>
         <w:ind w:left="2160" w:hanging="360"/>
       </w:pPr>
-      <w:rPr>
-        <w:rFonts w:ascii="Wingdings" w:hAnsi="Wingdings" w:hint="default"/>
-        <w:sz w:val="20"/>
-      </w:rPr>
     </w:lvl>
     <w:lvl w:ilvl="3" w:tentative="1">
       <w:start w:val="1"/>
-      <w:numFmt w:val="bullet"/>
-      <w:lvlText w:val=""/>
+      <w:numFmt w:val="decimal"/>
+      <w:lvlText w:val="%4."/>
       <w:lvlJc w:val="left"/>
       <w:pPr>
         <w:tabs>
@@ -5631,15 +5573,11 @@
         </w:tabs>
         <w:ind w:left="2880" w:hanging="360"/>
       </w:pPr>
-      <w:rPr>
-        <w:rFonts w:ascii="Wingdings" w:hAnsi="Wingdings" w:hint="default"/>
-        <w:sz w:val="20"/>
-      </w:rPr>
     </w:lvl>
     <w:lvl w:ilvl="4" w:tentative="1">
       <w:start w:val="1"/>
-      <w:numFmt w:val="bullet"/>
-      <w:lvlText w:val=""/>
+      <w:numFmt w:val="decimal"/>
+      <w:lvlText w:val="%5."/>
       <w:lvlJc w:val="left"/>
       <w:pPr>
         <w:tabs>
@@ -5647,15 +5585,11 @@
         </w:tabs>
         <w:ind w:left="3600" w:hanging="360"/>
       </w:pPr>
-      <w:rPr>
-        <w:rFonts w:ascii="Wingdings" w:hAnsi="Wingdings" w:hint="default"/>
-        <w:sz w:val="20"/>
-      </w:rPr>
     </w:lvl>
     <w:lvl w:ilvl="5" w:tentative="1">
       <w:start w:val="1"/>
-      <w:numFmt w:val="bullet"/>
-      <w:lvlText w:val=""/>
+      <w:numFmt w:val="decimal"/>
+      <w:lvlText w:val="%6."/>
       <w:lvlJc w:val="left"/>
       <w:pPr>
         <w:tabs>
@@ -5663,15 +5597,11 @@
         </w:tabs>
         <w:ind w:left="4320" w:hanging="360"/>
       </w:pPr>
-      <w:rPr>
-        <w:rFonts w:ascii="Wingdings" w:hAnsi="Wingdings" w:hint="default"/>
-        <w:sz w:val="20"/>
-      </w:rPr>
     </w:lvl>
     <w:lvl w:ilvl="6" w:tentative="1">
       <w:start w:val="1"/>
-      <w:numFmt w:val="bullet"/>
-      <w:lvlText w:val=""/>
+      <w:numFmt w:val="decimal"/>
+      <w:lvlText w:val="%7."/>
       <w:lvlJc w:val="left"/>
       <w:pPr>
         <w:tabs>
@@ -5679,15 +5609,11 @@
         </w:tabs>
         <w:ind w:left="5040" w:hanging="360"/>
       </w:pPr>
-      <w:rPr>
-        <w:rFonts w:ascii="Wingdings" w:hAnsi="Wingdings" w:hint="default"/>
-        <w:sz w:val="20"/>
-      </w:rPr>
     </w:lvl>
     <w:lvl w:ilvl="7" w:tentative="1">
       <w:start w:val="1"/>
-      <w:numFmt w:val="bullet"/>
-      <w:lvlText w:val=""/>
+      <w:numFmt w:val="decimal"/>
+      <w:lvlText w:val="%8."/>
       <w:lvlJc w:val="left"/>
       <w:pPr>
         <w:tabs>
@@ -5695,15 +5621,11 @@
         </w:tabs>
         <w:ind w:left="5760" w:hanging="360"/>
       </w:pPr>
-      <w:rPr>
-        <w:rFonts w:ascii="Wingdings" w:hAnsi="Wingdings" w:hint="default"/>
-        <w:sz w:val="20"/>
-      </w:rPr>
     </w:lvl>
     <w:lvl w:ilvl="8" w:tentative="1">
       <w:start w:val="1"/>
-      <w:numFmt w:val="bullet"/>
-      <w:lvlText w:val=""/>
+      <w:numFmt w:val="decimal"/>
+      <w:lvlText w:val="%9."/>
       <w:lvlJc w:val="left"/>
       <w:pPr>
         <w:tabs>
@@ -5711,16 +5633,12 @@
         </w:tabs>
         <w:ind w:left="6480" w:hanging="360"/>
       </w:pPr>
-      <w:rPr>
-        <w:rFonts w:ascii="Wingdings" w:hAnsi="Wingdings" w:hint="default"/>
-        <w:sz w:val="20"/>
-      </w:rPr>
     </w:lvl>
   </w:abstractNum>
   <w:abstractNum w:abstractNumId="27" w15:restartNumberingAfterBreak="0">
-    <w:nsid w:val="5E6B7845"/>
+    <w:nsid w:val="24D9612C"/>
     <w:multiLevelType w:val="multilevel"/>
-    <w:tmpl w:val="9D78B4C2"/>
+    <w:tmpl w:val="281287EA"/>
     <w:lvl w:ilvl="0">
       <w:start w:val="1"/>
       <w:numFmt w:val="bullet"/>
@@ -5867,9 +5785,9 @@
     </w:lvl>
   </w:abstractNum>
   <w:abstractNum w:abstractNumId="28" w15:restartNumberingAfterBreak="0">
-    <w:nsid w:val="5F010275"/>
+    <w:nsid w:val="2CB90145"/>
     <w:multiLevelType w:val="multilevel"/>
-    <w:tmpl w:val="BE4E68B6"/>
+    <w:tmpl w:val="D6CCDE98"/>
     <w:lvl w:ilvl="0">
       <w:start w:val="1"/>
       <w:numFmt w:val="bullet"/>
@@ -6016,9 +5934,9 @@
     </w:lvl>
   </w:abstractNum>
   <w:abstractNum w:abstractNumId="29" w15:restartNumberingAfterBreak="0">
-    <w:nsid w:val="616A7C5B"/>
+    <w:nsid w:val="2D664E2B"/>
     <w:multiLevelType w:val="multilevel"/>
-    <w:tmpl w:val="EF926828"/>
+    <w:tmpl w:val="0B9EF666"/>
     <w:lvl w:ilvl="0">
       <w:start w:val="1"/>
       <w:numFmt w:val="bullet"/>
@@ -6165,13 +6083,13 @@
     </w:lvl>
   </w:abstractNum>
   <w:abstractNum w:abstractNumId="30" w15:restartNumberingAfterBreak="0">
-    <w:nsid w:val="63836E43"/>
+    <w:nsid w:val="2E907390"/>
     <w:multiLevelType w:val="multilevel"/>
-    <w:tmpl w:val="B71EA050"/>
+    <w:tmpl w:val="56EE4D08"/>
     <w:lvl w:ilvl="0">
-      <w:start w:val="1"/>
-      <w:numFmt w:val="bullet"/>
-      <w:lvlText w:val=""/>
+      <w:start w:val="7"/>
+      <w:numFmt w:val="decimal"/>
+      <w:lvlText w:val="%1."/>
       <w:lvlJc w:val="left"/>
       <w:pPr>
         <w:tabs>
@@ -6179,15 +6097,11 @@
         </w:tabs>
         <w:ind w:left="720" w:hanging="360"/>
       </w:pPr>
-      <w:rPr>
-        <w:rFonts w:ascii="Symbol" w:hAnsi="Symbol" w:hint="default"/>
-        <w:sz w:val="20"/>
-      </w:rPr>
     </w:lvl>
     <w:lvl w:ilvl="1" w:tentative="1">
       <w:start w:val="1"/>
-      <w:numFmt w:val="bullet"/>
-      <w:lvlText w:val="o"/>
+      <w:numFmt w:val="decimal"/>
+      <w:lvlText w:val="%2."/>
       <w:lvlJc w:val="left"/>
       <w:pPr>
         <w:tabs>
@@ -6195,15 +6109,11 @@
         </w:tabs>
         <w:ind w:left="1440" w:hanging="360"/>
       </w:pPr>
-      <w:rPr>
-        <w:rFonts w:ascii="Courier New" w:hAnsi="Courier New" w:hint="default"/>
-        <w:sz w:val="20"/>
-      </w:rPr>
     </w:lvl>
     <w:lvl w:ilvl="2" w:tentative="1">
       <w:start w:val="1"/>
-      <w:numFmt w:val="bullet"/>
-      <w:lvlText w:val=""/>
+      <w:numFmt w:val="decimal"/>
+      <w:lvlText w:val="%3."/>
       <w:lvlJc w:val="left"/>
       <w:pPr>
         <w:tabs>
@@ -6211,15 +6121,11 @@
         </w:tabs>
         <w:ind w:left="2160" w:hanging="360"/>
       </w:pPr>
-      <w:rPr>
-        <w:rFonts w:ascii="Wingdings" w:hAnsi="Wingdings" w:hint="default"/>
-        <w:sz w:val="20"/>
-      </w:rPr>
     </w:lvl>
     <w:lvl w:ilvl="3" w:tentative="1">
       <w:start w:val="1"/>
-      <w:numFmt w:val="bullet"/>
-      <w:lvlText w:val=""/>
+      <w:numFmt w:val="decimal"/>
+      <w:lvlText w:val="%4."/>
       <w:lvlJc w:val="left"/>
       <w:pPr>
         <w:tabs>
@@ -6227,15 +6133,11 @@
         </w:tabs>
         <w:ind w:left="2880" w:hanging="360"/>
       </w:pPr>
-      <w:rPr>
-        <w:rFonts w:ascii="Wingdings" w:hAnsi="Wingdings" w:hint="default"/>
-        <w:sz w:val="20"/>
-      </w:rPr>
     </w:lvl>
     <w:lvl w:ilvl="4" w:tentative="1">
       <w:start w:val="1"/>
-      <w:numFmt w:val="bullet"/>
-      <w:lvlText w:val=""/>
+      <w:numFmt w:val="decimal"/>
+      <w:lvlText w:val="%5."/>
       <w:lvlJc w:val="left"/>
       <w:pPr>
         <w:tabs>
@@ -6243,15 +6145,11 @@
         </w:tabs>
         <w:ind w:left="3600" w:hanging="360"/>
       </w:pPr>
-      <w:rPr>
-        <w:rFonts w:ascii="Wingdings" w:hAnsi="Wingdings" w:hint="default"/>
-        <w:sz w:val="20"/>
-      </w:rPr>
     </w:lvl>
     <w:lvl w:ilvl="5" w:tentative="1">
       <w:start w:val="1"/>
-      <w:numFmt w:val="bullet"/>
-      <w:lvlText w:val=""/>
+      <w:numFmt w:val="decimal"/>
+      <w:lvlText w:val="%6."/>
       <w:lvlJc w:val="left"/>
       <w:pPr>
         <w:tabs>
@@ -6259,15 +6157,11 @@
         </w:tabs>
         <w:ind w:left="4320" w:hanging="360"/>
       </w:pPr>
-      <w:rPr>
-        <w:rFonts w:ascii="Wingdings" w:hAnsi="Wingdings" w:hint="default"/>
-        <w:sz w:val="20"/>
-      </w:rPr>
     </w:lvl>
     <w:lvl w:ilvl="6" w:tentative="1">
       <w:start w:val="1"/>
-      <w:numFmt w:val="bullet"/>
-      <w:lvlText w:val=""/>
+      <w:numFmt w:val="decimal"/>
+      <w:lvlText w:val="%7."/>
       <w:lvlJc w:val="left"/>
       <w:pPr>
         <w:tabs>
@@ -6275,15 +6169,11 @@
         </w:tabs>
         <w:ind w:left="5040" w:hanging="360"/>
       </w:pPr>
-      <w:rPr>
-        <w:rFonts w:ascii="Wingdings" w:hAnsi="Wingdings" w:hint="default"/>
-        <w:sz w:val="20"/>
-      </w:rPr>
     </w:lvl>
     <w:lvl w:ilvl="7" w:tentative="1">
       <w:start w:val="1"/>
-      <w:numFmt w:val="bullet"/>
-      <w:lvlText w:val=""/>
+      <w:numFmt w:val="decimal"/>
+      <w:lvlText w:val="%8."/>
       <w:lvlJc w:val="left"/>
       <w:pPr>
         <w:tabs>
@@ -6291,15 +6181,11 @@
         </w:tabs>
         <w:ind w:left="5760" w:hanging="360"/>
       </w:pPr>
-      <w:rPr>
-        <w:rFonts w:ascii="Wingdings" w:hAnsi="Wingdings" w:hint="default"/>
-        <w:sz w:val="20"/>
-      </w:rPr>
     </w:lvl>
     <w:lvl w:ilvl="8" w:tentative="1">
       <w:start w:val="1"/>
-      <w:numFmt w:val="bullet"/>
-      <w:lvlText w:val=""/>
+      <w:numFmt w:val="decimal"/>
+      <w:lvlText w:val="%9."/>
       <w:lvlJc w:val="left"/>
       <w:pPr>
         <w:tabs>
@@ -6307,20 +6193,16 @@
         </w:tabs>
         <w:ind w:left="6480" w:hanging="360"/>
       </w:pPr>
-      <w:rPr>
-        <w:rFonts w:ascii="Wingdings" w:hAnsi="Wingdings" w:hint="default"/>
-        <w:sz w:val="20"/>
-      </w:rPr>
     </w:lvl>
   </w:abstractNum>
   <w:abstractNum w:abstractNumId="31" w15:restartNumberingAfterBreak="0">
-    <w:nsid w:val="64817F7D"/>
+    <w:nsid w:val="31067EAD"/>
     <w:multiLevelType w:val="multilevel"/>
-    <w:tmpl w:val="4AB2FD0C"/>
+    <w:tmpl w:val="1556CA70"/>
     <w:lvl w:ilvl="0">
-      <w:start w:val="1"/>
-      <w:numFmt w:val="bullet"/>
-      <w:lvlText w:val=""/>
+      <w:start w:val="14"/>
+      <w:numFmt w:val="decimal"/>
+      <w:lvlText w:val="%1."/>
       <w:lvlJc w:val="left"/>
       <w:pPr>
         <w:tabs>
@@ -6328,15 +6210,11 @@
         </w:tabs>
         <w:ind w:left="720" w:hanging="360"/>
       </w:pPr>
-      <w:rPr>
-        <w:rFonts w:ascii="Symbol" w:hAnsi="Symbol" w:hint="default"/>
-        <w:sz w:val="20"/>
-      </w:rPr>
     </w:lvl>
     <w:lvl w:ilvl="1" w:tentative="1">
       <w:start w:val="1"/>
-      <w:numFmt w:val="bullet"/>
-      <w:lvlText w:val="o"/>
+      <w:numFmt w:val="decimal"/>
+      <w:lvlText w:val="%2."/>
       <w:lvlJc w:val="left"/>
       <w:pPr>
         <w:tabs>
@@ -6344,15 +6222,11 @@
         </w:tabs>
         <w:ind w:left="1440" w:hanging="360"/>
       </w:pPr>
-      <w:rPr>
-        <w:rFonts w:ascii="Courier New" w:hAnsi="Courier New" w:hint="default"/>
-        <w:sz w:val="20"/>
-      </w:rPr>
     </w:lvl>
     <w:lvl w:ilvl="2" w:tentative="1">
       <w:start w:val="1"/>
-      <w:numFmt w:val="bullet"/>
-      <w:lvlText w:val=""/>
+      <w:numFmt w:val="decimal"/>
+      <w:lvlText w:val="%3."/>
       <w:lvlJc w:val="left"/>
       <w:pPr>
         <w:tabs>
@@ -6360,15 +6234,11 @@
         </w:tabs>
         <w:ind w:left="2160" w:hanging="360"/>
       </w:pPr>
-      <w:rPr>
-        <w:rFonts w:ascii="Wingdings" w:hAnsi="Wingdings" w:hint="default"/>
-        <w:sz w:val="20"/>
-      </w:rPr>
     </w:lvl>
     <w:lvl w:ilvl="3" w:tentative="1">
       <w:start w:val="1"/>
-      <w:numFmt w:val="bullet"/>
-      <w:lvlText w:val=""/>
+      <w:numFmt w:val="decimal"/>
+      <w:lvlText w:val="%4."/>
       <w:lvlJc w:val="left"/>
       <w:pPr>
         <w:tabs>
@@ -6376,15 +6246,11 @@
         </w:tabs>
         <w:ind w:left="2880" w:hanging="360"/>
       </w:pPr>
-      <w:rPr>
-        <w:rFonts w:ascii="Wingdings" w:hAnsi="Wingdings" w:hint="default"/>
-        <w:sz w:val="20"/>
-      </w:rPr>
     </w:lvl>
     <w:lvl w:ilvl="4" w:tentative="1">
       <w:start w:val="1"/>
-      <w:numFmt w:val="bullet"/>
-      <w:lvlText w:val=""/>
+      <w:numFmt w:val="decimal"/>
+      <w:lvlText w:val="%5."/>
       <w:lvlJc w:val="left"/>
       <w:pPr>
         <w:tabs>
@@ -6392,15 +6258,11 @@
         </w:tabs>
         <w:ind w:left="3600" w:hanging="360"/>
       </w:pPr>
-      <w:rPr>
-        <w:rFonts w:ascii="Wingdings" w:hAnsi="Wingdings" w:hint="default"/>
-        <w:sz w:val="20"/>
-      </w:rPr>
     </w:lvl>
     <w:lvl w:ilvl="5" w:tentative="1">
       <w:start w:val="1"/>
-      <w:numFmt w:val="bullet"/>
-      <w:lvlText w:val=""/>
+      <w:numFmt w:val="decimal"/>
+      <w:lvlText w:val="%6."/>
       <w:lvlJc w:val="left"/>
       <w:pPr>
         <w:tabs>
@@ -6408,15 +6270,11 @@
         </w:tabs>
         <w:ind w:left="4320" w:hanging="360"/>
       </w:pPr>
-      <w:rPr>
-        <w:rFonts w:ascii="Wingdings" w:hAnsi="Wingdings" w:hint="default"/>
-        <w:sz w:val="20"/>
-      </w:rPr>
     </w:lvl>
     <w:lvl w:ilvl="6" w:tentative="1">
       <w:start w:val="1"/>
-      <w:numFmt w:val="bullet"/>
-      <w:lvlText w:val=""/>
+      <w:numFmt w:val="decimal"/>
+      <w:lvlText w:val="%7."/>
       <w:lvlJc w:val="left"/>
       <w:pPr>
         <w:tabs>
@@ -6424,15 +6282,11 @@
         </w:tabs>
         <w:ind w:left="5040" w:hanging="360"/>
       </w:pPr>
-      <w:rPr>
-        <w:rFonts w:ascii="Wingdings" w:hAnsi="Wingdings" w:hint="default"/>
-        <w:sz w:val="20"/>
-      </w:rPr>
     </w:lvl>
     <w:lvl w:ilvl="7" w:tentative="1">
       <w:start w:val="1"/>
-      <w:numFmt w:val="bullet"/>
-      <w:lvlText w:val=""/>
+      <w:numFmt w:val="decimal"/>
+      <w:lvlText w:val="%8."/>
       <w:lvlJc w:val="left"/>
       <w:pPr>
         <w:tabs>
@@ -6440,15 +6294,11 @@
         </w:tabs>
         <w:ind w:left="5760" w:hanging="360"/>
       </w:pPr>
-      <w:rPr>
-        <w:rFonts w:ascii="Wingdings" w:hAnsi="Wingdings" w:hint="default"/>
-        <w:sz w:val="20"/>
-      </w:rPr>
     </w:lvl>
     <w:lvl w:ilvl="8" w:tentative="1">
       <w:start w:val="1"/>
-      <w:numFmt w:val="bullet"/>
-      <w:lvlText w:val=""/>
+      <w:numFmt w:val="decimal"/>
+      <w:lvlText w:val="%9."/>
       <w:lvlJc w:val="left"/>
       <w:pPr>
         <w:tabs>
@@ -6456,20 +6306,16 @@
         </w:tabs>
         <w:ind w:left="6480" w:hanging="360"/>
       </w:pPr>
-      <w:rPr>
-        <w:rFonts w:ascii="Wingdings" w:hAnsi="Wingdings" w:hint="default"/>
-        <w:sz w:val="20"/>
-      </w:rPr>
     </w:lvl>
   </w:abstractNum>
   <w:abstractNum w:abstractNumId="32" w15:restartNumberingAfterBreak="0">
-    <w:nsid w:val="6A1B5B01"/>
+    <w:nsid w:val="33C13415"/>
     <w:multiLevelType w:val="multilevel"/>
-    <w:tmpl w:val="04B04E48"/>
+    <w:tmpl w:val="87D45A32"/>
     <w:lvl w:ilvl="0">
-      <w:start w:val="1"/>
-      <w:numFmt w:val="bullet"/>
-      <w:lvlText w:val=""/>
+      <w:start w:val="17"/>
+      <w:numFmt w:val="decimal"/>
+      <w:lvlText w:val="%1."/>
       <w:lvlJc w:val="left"/>
       <w:pPr>
         <w:tabs>
@@ -6477,15 +6323,11 @@
         </w:tabs>
         <w:ind w:left="720" w:hanging="360"/>
       </w:pPr>
-      <w:rPr>
-        <w:rFonts w:ascii="Symbol" w:hAnsi="Symbol" w:hint="default"/>
-        <w:sz w:val="20"/>
-      </w:rPr>
     </w:lvl>
     <w:lvl w:ilvl="1" w:tentative="1">
       <w:start w:val="1"/>
-      <w:numFmt w:val="bullet"/>
-      <w:lvlText w:val="o"/>
+      <w:numFmt w:val="decimal"/>
+      <w:lvlText w:val="%2."/>
       <w:lvlJc w:val="left"/>
       <w:pPr>
         <w:tabs>
@@ -6493,15 +6335,11 @@
         </w:tabs>
         <w:ind w:left="1440" w:hanging="360"/>
       </w:pPr>
-      <w:rPr>
-        <w:rFonts w:ascii="Courier New" w:hAnsi="Courier New" w:hint="default"/>
-        <w:sz w:val="20"/>
-      </w:rPr>
     </w:lvl>
     <w:lvl w:ilvl="2" w:tentative="1">
       <w:start w:val="1"/>
-      <w:numFmt w:val="bullet"/>
-      <w:lvlText w:val=""/>
+      <w:numFmt w:val="decimal"/>
+      <w:lvlText w:val="%3."/>
       <w:lvlJc w:val="left"/>
       <w:pPr>
         <w:tabs>
@@ -6509,15 +6347,11 @@
         </w:tabs>
         <w:ind w:left="2160" w:hanging="360"/>
       </w:pPr>
-      <w:rPr>
-        <w:rFonts w:ascii="Wingdings" w:hAnsi="Wingdings" w:hint="default"/>
-        <w:sz w:val="20"/>
-      </w:rPr>
     </w:lvl>
     <w:lvl w:ilvl="3" w:tentative="1">
       <w:start w:val="1"/>
-      <w:numFmt w:val="bullet"/>
-      <w:lvlText w:val=""/>
+      <w:numFmt w:val="decimal"/>
+      <w:lvlText w:val="%4."/>
       <w:lvlJc w:val="left"/>
       <w:pPr>
         <w:tabs>
@@ -6525,15 +6359,11 @@
         </w:tabs>
         <w:ind w:left="2880" w:hanging="360"/>
       </w:pPr>
-      <w:rPr>
-        <w:rFonts w:ascii="Wingdings" w:hAnsi="Wingdings" w:hint="default"/>
-        <w:sz w:val="20"/>
-      </w:rPr>
     </w:lvl>
     <w:lvl w:ilvl="4" w:tentative="1">
       <w:start w:val="1"/>
-      <w:numFmt w:val="bullet"/>
-      <w:lvlText w:val=""/>
+      <w:numFmt w:val="decimal"/>
+      <w:lvlText w:val="%5."/>
       <w:lvlJc w:val="left"/>
       <w:pPr>
         <w:tabs>
@@ -6541,15 +6371,11 @@
         </w:tabs>
         <w:ind w:left="3600" w:hanging="360"/>
       </w:pPr>
-      <w:rPr>
-        <w:rFonts w:ascii="Wingdings" w:hAnsi="Wingdings" w:hint="default"/>
-        <w:sz w:val="20"/>
-      </w:rPr>
     </w:lvl>
     <w:lvl w:ilvl="5" w:tentative="1">
       <w:start w:val="1"/>
-      <w:numFmt w:val="bullet"/>
-      <w:lvlText w:val=""/>
+      <w:numFmt w:val="decimal"/>
+      <w:lvlText w:val="%6."/>
       <w:lvlJc w:val="left"/>
       <w:pPr>
         <w:tabs>
@@ -6557,15 +6383,11 @@
         </w:tabs>
         <w:ind w:left="4320" w:hanging="360"/>
       </w:pPr>
-      <w:rPr>
-        <w:rFonts w:ascii="Wingdings" w:hAnsi="Wingdings" w:hint="default"/>
-        <w:sz w:val="20"/>
-      </w:rPr>
     </w:lvl>
     <w:lvl w:ilvl="6" w:tentative="1">
       <w:start w:val="1"/>
-      <w:numFmt w:val="bullet"/>
-      <w:lvlText w:val=""/>
+      <w:numFmt w:val="decimal"/>
+      <w:lvlText w:val="%7."/>
       <w:lvlJc w:val="left"/>
       <w:pPr>
         <w:tabs>
@@ -6573,15 +6395,11 @@
         </w:tabs>
         <w:ind w:left="5040" w:hanging="360"/>
       </w:pPr>
-      <w:rPr>
-        <w:rFonts w:ascii="Wingdings" w:hAnsi="Wingdings" w:hint="default"/>
-        <w:sz w:val="20"/>
-      </w:rPr>
     </w:lvl>
     <w:lvl w:ilvl="7" w:tentative="1">
       <w:start w:val="1"/>
-      <w:numFmt w:val="bullet"/>
-      <w:lvlText w:val=""/>
+      <w:numFmt w:val="decimal"/>
+      <w:lvlText w:val="%8."/>
       <w:lvlJc w:val="left"/>
       <w:pPr>
         <w:tabs>
@@ -6589,15 +6407,11 @@
         </w:tabs>
         <w:ind w:left="5760" w:hanging="360"/>
       </w:pPr>
-      <w:rPr>
-        <w:rFonts w:ascii="Wingdings" w:hAnsi="Wingdings" w:hint="default"/>
-        <w:sz w:val="20"/>
-      </w:rPr>
     </w:lvl>
     <w:lvl w:ilvl="8" w:tentative="1">
       <w:start w:val="1"/>
-      <w:numFmt w:val="bullet"/>
-      <w:lvlText w:val=""/>
+      <w:numFmt w:val="decimal"/>
+      <w:lvlText w:val="%9."/>
       <w:lvlJc w:val="left"/>
       <w:pPr>
         <w:tabs>
@@ -6605,20 +6419,16 @@
         </w:tabs>
         <w:ind w:left="6480" w:hanging="360"/>
       </w:pPr>
-      <w:rPr>
-        <w:rFonts w:ascii="Wingdings" w:hAnsi="Wingdings" w:hint="default"/>
-        <w:sz w:val="20"/>
-      </w:rPr>
     </w:lvl>
   </w:abstractNum>
   <w:abstractNum w:abstractNumId="33" w15:restartNumberingAfterBreak="0">
-    <w:nsid w:val="6DE65A46"/>
+    <w:nsid w:val="36C72C70"/>
     <w:multiLevelType w:val="multilevel"/>
-    <w:tmpl w:val="EF1467E2"/>
+    <w:tmpl w:val="E38CEE76"/>
     <w:lvl w:ilvl="0">
-      <w:start w:val="1"/>
-      <w:numFmt w:val="bullet"/>
-      <w:lvlText w:val=""/>
+      <w:start w:val="23"/>
+      <w:numFmt w:val="decimal"/>
+      <w:lvlText w:val="%1."/>
       <w:lvlJc w:val="left"/>
       <w:pPr>
         <w:tabs>
@@ -6626,15 +6436,11 @@
         </w:tabs>
         <w:ind w:left="720" w:hanging="360"/>
       </w:pPr>
-      <w:rPr>
-        <w:rFonts w:ascii="Symbol" w:hAnsi="Symbol" w:hint="default"/>
-        <w:sz w:val="20"/>
-      </w:rPr>
     </w:lvl>
     <w:lvl w:ilvl="1" w:tentative="1">
       <w:start w:val="1"/>
-      <w:numFmt w:val="bullet"/>
-      <w:lvlText w:val="o"/>
+      <w:numFmt w:val="decimal"/>
+      <w:lvlText w:val="%2."/>
       <w:lvlJc w:val="left"/>
       <w:pPr>
         <w:tabs>
@@ -6642,15 +6448,11 @@
         </w:tabs>
         <w:ind w:left="1440" w:hanging="360"/>
       </w:pPr>
-      <w:rPr>
-        <w:rFonts w:ascii="Courier New" w:hAnsi="Courier New" w:hint="default"/>
-        <w:sz w:val="20"/>
-      </w:rPr>
     </w:lvl>
     <w:lvl w:ilvl="2" w:tentative="1">
       <w:start w:val="1"/>
-      <w:numFmt w:val="bullet"/>
-      <w:lvlText w:val=""/>
+      <w:numFmt w:val="decimal"/>
+      <w:lvlText w:val="%3."/>
       <w:lvlJc w:val="left"/>
       <w:pPr>
         <w:tabs>
@@ -6658,15 +6460,11 @@
         </w:tabs>
         <w:ind w:left="2160" w:hanging="360"/>
       </w:pPr>
-      <w:rPr>
-        <w:rFonts w:ascii="Wingdings" w:hAnsi="Wingdings" w:hint="default"/>
-        <w:sz w:val="20"/>
-      </w:rPr>
     </w:lvl>
     <w:lvl w:ilvl="3" w:tentative="1">
       <w:start w:val="1"/>
-      <w:numFmt w:val="bullet"/>
-      <w:lvlText w:val=""/>
+      <w:numFmt w:val="decimal"/>
+      <w:lvlText w:val="%4."/>
       <w:lvlJc w:val="left"/>
       <w:pPr>
         <w:tabs>
@@ -6674,15 +6472,11 @@
         </w:tabs>
         <w:ind w:left="2880" w:hanging="360"/>
       </w:pPr>
-      <w:rPr>
-        <w:rFonts w:ascii="Wingdings" w:hAnsi="Wingdings" w:hint="default"/>
-        <w:sz w:val="20"/>
-      </w:rPr>
     </w:lvl>
     <w:lvl w:ilvl="4" w:tentative="1">
       <w:start w:val="1"/>
-      <w:numFmt w:val="bullet"/>
-      <w:lvlText w:val=""/>
+      <w:numFmt w:val="decimal"/>
+      <w:lvlText w:val="%5."/>
       <w:lvlJc w:val="left"/>
       <w:pPr>
         <w:tabs>
@@ -6690,15 +6484,11 @@
         </w:tabs>
         <w:ind w:left="3600" w:hanging="360"/>
       </w:pPr>
-      <w:rPr>
-        <w:rFonts w:ascii="Wingdings" w:hAnsi="Wingdings" w:hint="default"/>
-        <w:sz w:val="20"/>
-      </w:rPr>
     </w:lvl>
     <w:lvl w:ilvl="5" w:tentative="1">
       <w:start w:val="1"/>
-      <w:numFmt w:val="bullet"/>
-      <w:lvlText w:val=""/>
+      <w:numFmt w:val="decimal"/>
+      <w:lvlText w:val="%6."/>
       <w:lvlJc w:val="left"/>
       <w:pPr>
         <w:tabs>
@@ -6706,15 +6496,11 @@
         </w:tabs>
         <w:ind w:left="4320" w:hanging="360"/>
       </w:pPr>
-      <w:rPr>
-        <w:rFonts w:ascii="Wingdings" w:hAnsi="Wingdings" w:hint="default"/>
-        <w:sz w:val="20"/>
-      </w:rPr>
     </w:lvl>
     <w:lvl w:ilvl="6" w:tentative="1">
       <w:start w:val="1"/>
-      <w:numFmt w:val="bullet"/>
-      <w:lvlText w:val=""/>
+      <w:numFmt w:val="decimal"/>
+      <w:lvlText w:val="%7."/>
       <w:lvlJc w:val="left"/>
       <w:pPr>
         <w:tabs>
@@ -6722,15 +6508,11 @@
         </w:tabs>
         <w:ind w:left="5040" w:hanging="360"/>
       </w:pPr>
-      <w:rPr>
-        <w:rFonts w:ascii="Wingdings" w:hAnsi="Wingdings" w:hint="default"/>
-        <w:sz w:val="20"/>
-      </w:rPr>
     </w:lvl>
     <w:lvl w:ilvl="7" w:tentative="1">
       <w:start w:val="1"/>
-      <w:numFmt w:val="bullet"/>
-      <w:lvlText w:val=""/>
+      <w:numFmt w:val="decimal"/>
+      <w:lvlText w:val="%8."/>
       <w:lvlJc w:val="left"/>
       <w:pPr>
         <w:tabs>
@@ -6738,15 +6520,11 @@
         </w:tabs>
         <w:ind w:left="5760" w:hanging="360"/>
       </w:pPr>
-      <w:rPr>
-        <w:rFonts w:ascii="Wingdings" w:hAnsi="Wingdings" w:hint="default"/>
-        <w:sz w:val="20"/>
-      </w:rPr>
     </w:lvl>
     <w:lvl w:ilvl="8" w:tentative="1">
       <w:start w:val="1"/>
-      <w:numFmt w:val="bullet"/>
-      <w:lvlText w:val=""/>
+      <w:numFmt w:val="decimal"/>
+      <w:lvlText w:val="%9."/>
       <w:lvlJc w:val="left"/>
       <w:pPr>
         <w:tabs>
@@ -6754,16 +6532,4615 @@
         </w:tabs>
         <w:ind w:left="6480" w:hanging="360"/>
       </w:pPr>
-      <w:rPr>
-        <w:rFonts w:ascii="Wingdings" w:hAnsi="Wingdings" w:hint="default"/>
-        <w:sz w:val="20"/>
-      </w:rPr>
     </w:lvl>
   </w:abstractNum>
   <w:abstractNum w:abstractNumId="34" w15:restartNumberingAfterBreak="0">
-    <w:nsid w:val="6FAB34D4"/>
+    <w:nsid w:val="39C1631E"/>
     <w:multiLevelType w:val="multilevel"/>
-    <w:tmpl w:val="C04EEB76"/>
+    <w:tmpl w:val="703E8504"/>
+    <w:lvl w:ilvl="0">
+      <w:start w:val="1"/>
+      <w:numFmt w:val="bullet"/>
+      <w:lvlText w:val=""/>
+      <w:lvlJc w:val="left"/>
+      <w:pPr>
+        <w:tabs>
+          <w:tab w:val="num" w:pos="720"/>
+        </w:tabs>
+        <w:ind w:left="720" w:hanging="360"/>
+      </w:pPr>
+      <w:rPr>
+        <w:rFonts w:ascii="Symbol" w:hAnsi="Symbol" w:hint="default"/>
+        <w:sz w:val="20"/>
+      </w:rPr>
+    </w:lvl>
+    <w:lvl w:ilvl="1" w:tentative="1">
+      <w:start w:val="1"/>
+      <w:numFmt w:val="bullet"/>
+      <w:lvlText w:val="o"/>
+      <w:lvlJc w:val="left"/>
+      <w:pPr>
+        <w:tabs>
+          <w:tab w:val="num" w:pos="1440"/>
+        </w:tabs>
+        <w:ind w:left="1440" w:hanging="360"/>
+      </w:pPr>
+      <w:rPr>
+        <w:rFonts w:ascii="Courier New" w:hAnsi="Courier New" w:hint="default"/>
+        <w:sz w:val="20"/>
+      </w:rPr>
+    </w:lvl>
+    <w:lvl w:ilvl="2" w:tentative="1">
+      <w:start w:val="1"/>
+      <w:numFmt w:val="bullet"/>
+      <w:lvlText w:val=""/>
+      <w:lvlJc w:val="left"/>
+      <w:pPr>
+        <w:tabs>
+          <w:tab w:val="num" w:pos="2160"/>
+        </w:tabs>
+        <w:ind w:left="2160" w:hanging="360"/>
+      </w:pPr>
+      <w:rPr>
+        <w:rFonts w:ascii="Wingdings" w:hAnsi="Wingdings" w:hint="default"/>
+        <w:sz w:val="20"/>
+      </w:rPr>
+    </w:lvl>
+    <w:lvl w:ilvl="3" w:tentative="1">
+      <w:start w:val="1"/>
+      <w:numFmt w:val="bullet"/>
+      <w:lvlText w:val=""/>
+      <w:lvlJc w:val="left"/>
+      <w:pPr>
+        <w:tabs>
+          <w:tab w:val="num" w:pos="2880"/>
+        </w:tabs>
+        <w:ind w:left="2880" w:hanging="360"/>
+      </w:pPr>
+      <w:rPr>
+        <w:rFonts w:ascii="Wingdings" w:hAnsi="Wingdings" w:hint="default"/>
+        <w:sz w:val="20"/>
+      </w:rPr>
+    </w:lvl>
+    <w:lvl w:ilvl="4" w:tentative="1">
+      <w:start w:val="1"/>
+      <w:numFmt w:val="bullet"/>
+      <w:lvlText w:val=""/>
+      <w:lvlJc w:val="left"/>
+      <w:pPr>
+        <w:tabs>
+          <w:tab w:val="num" w:pos="3600"/>
+        </w:tabs>
+        <w:ind w:left="3600" w:hanging="360"/>
+      </w:pPr>
+      <w:rPr>
+        <w:rFonts w:ascii="Wingdings" w:hAnsi="Wingdings" w:hint="default"/>
+        <w:sz w:val="20"/>
+      </w:rPr>
+    </w:lvl>
+    <w:lvl w:ilvl="5" w:tentative="1">
+      <w:start w:val="1"/>
+      <w:numFmt w:val="bullet"/>
+      <w:lvlText w:val=""/>
+      <w:lvlJc w:val="left"/>
+      <w:pPr>
+        <w:tabs>
+          <w:tab w:val="num" w:pos="4320"/>
+        </w:tabs>
+        <w:ind w:left="4320" w:hanging="360"/>
+      </w:pPr>
+      <w:rPr>
+        <w:rFonts w:ascii="Wingdings" w:hAnsi="Wingdings" w:hint="default"/>
+        <w:sz w:val="20"/>
+      </w:rPr>
+    </w:lvl>
+    <w:lvl w:ilvl="6" w:tentative="1">
+      <w:start w:val="1"/>
+      <w:numFmt w:val="bullet"/>
+      <w:lvlText w:val=""/>
+      <w:lvlJc w:val="left"/>
+      <w:pPr>
+        <w:tabs>
+          <w:tab w:val="num" w:pos="5040"/>
+        </w:tabs>
+        <w:ind w:left="5040" w:hanging="360"/>
+      </w:pPr>
+      <w:rPr>
+        <w:rFonts w:ascii="Wingdings" w:hAnsi="Wingdings" w:hint="default"/>
+        <w:sz w:val="20"/>
+      </w:rPr>
+    </w:lvl>
+    <w:lvl w:ilvl="7" w:tentative="1">
+      <w:start w:val="1"/>
+      <w:numFmt w:val="bullet"/>
+      <w:lvlText w:val=""/>
+      <w:lvlJc w:val="left"/>
+      <w:pPr>
+        <w:tabs>
+          <w:tab w:val="num" w:pos="5760"/>
+        </w:tabs>
+        <w:ind w:left="5760" w:hanging="360"/>
+      </w:pPr>
+      <w:rPr>
+        <w:rFonts w:ascii="Wingdings" w:hAnsi="Wingdings" w:hint="default"/>
+        <w:sz w:val="20"/>
+      </w:rPr>
+    </w:lvl>
+    <w:lvl w:ilvl="8" w:tentative="1">
+      <w:start w:val="1"/>
+      <w:numFmt w:val="bullet"/>
+      <w:lvlText w:val=""/>
+      <w:lvlJc w:val="left"/>
+      <w:pPr>
+        <w:tabs>
+          <w:tab w:val="num" w:pos="6480"/>
+        </w:tabs>
+        <w:ind w:left="6480" w:hanging="360"/>
+      </w:pPr>
+      <w:rPr>
+        <w:rFonts w:ascii="Wingdings" w:hAnsi="Wingdings" w:hint="default"/>
+        <w:sz w:val="20"/>
+      </w:rPr>
+    </w:lvl>
+  </w:abstractNum>
+  <w:abstractNum w:abstractNumId="35" w15:restartNumberingAfterBreak="0">
+    <w:nsid w:val="3A1D1BE0"/>
+    <w:multiLevelType w:val="multilevel"/>
+    <w:tmpl w:val="3E26A5E2"/>
+    <w:lvl w:ilvl="0">
+      <w:start w:val="1"/>
+      <w:numFmt w:val="bullet"/>
+      <w:lvlText w:val=""/>
+      <w:lvlJc w:val="left"/>
+      <w:pPr>
+        <w:tabs>
+          <w:tab w:val="num" w:pos="720"/>
+        </w:tabs>
+        <w:ind w:left="720" w:hanging="360"/>
+      </w:pPr>
+      <w:rPr>
+        <w:rFonts w:ascii="Symbol" w:hAnsi="Symbol" w:hint="default"/>
+        <w:sz w:val="20"/>
+      </w:rPr>
+    </w:lvl>
+    <w:lvl w:ilvl="1" w:tentative="1">
+      <w:start w:val="1"/>
+      <w:numFmt w:val="bullet"/>
+      <w:lvlText w:val="o"/>
+      <w:lvlJc w:val="left"/>
+      <w:pPr>
+        <w:tabs>
+          <w:tab w:val="num" w:pos="1440"/>
+        </w:tabs>
+        <w:ind w:left="1440" w:hanging="360"/>
+      </w:pPr>
+      <w:rPr>
+        <w:rFonts w:ascii="Courier New" w:hAnsi="Courier New" w:hint="default"/>
+        <w:sz w:val="20"/>
+      </w:rPr>
+    </w:lvl>
+    <w:lvl w:ilvl="2" w:tentative="1">
+      <w:start w:val="1"/>
+      <w:numFmt w:val="bullet"/>
+      <w:lvlText w:val=""/>
+      <w:lvlJc w:val="left"/>
+      <w:pPr>
+        <w:tabs>
+          <w:tab w:val="num" w:pos="2160"/>
+        </w:tabs>
+        <w:ind w:left="2160" w:hanging="360"/>
+      </w:pPr>
+      <w:rPr>
+        <w:rFonts w:ascii="Wingdings" w:hAnsi="Wingdings" w:hint="default"/>
+        <w:sz w:val="20"/>
+      </w:rPr>
+    </w:lvl>
+    <w:lvl w:ilvl="3" w:tentative="1">
+      <w:start w:val="1"/>
+      <w:numFmt w:val="bullet"/>
+      <w:lvlText w:val=""/>
+      <w:lvlJc w:val="left"/>
+      <w:pPr>
+        <w:tabs>
+          <w:tab w:val="num" w:pos="2880"/>
+        </w:tabs>
+        <w:ind w:left="2880" w:hanging="360"/>
+      </w:pPr>
+      <w:rPr>
+        <w:rFonts w:ascii="Wingdings" w:hAnsi="Wingdings" w:hint="default"/>
+        <w:sz w:val="20"/>
+      </w:rPr>
+    </w:lvl>
+    <w:lvl w:ilvl="4" w:tentative="1">
+      <w:start w:val="1"/>
+      <w:numFmt w:val="bullet"/>
+      <w:lvlText w:val=""/>
+      <w:lvlJc w:val="left"/>
+      <w:pPr>
+        <w:tabs>
+          <w:tab w:val="num" w:pos="3600"/>
+        </w:tabs>
+        <w:ind w:left="3600" w:hanging="360"/>
+      </w:pPr>
+      <w:rPr>
+        <w:rFonts w:ascii="Wingdings" w:hAnsi="Wingdings" w:hint="default"/>
+        <w:sz w:val="20"/>
+      </w:rPr>
+    </w:lvl>
+    <w:lvl w:ilvl="5" w:tentative="1">
+      <w:start w:val="1"/>
+      <w:numFmt w:val="bullet"/>
+      <w:lvlText w:val=""/>
+      <w:lvlJc w:val="left"/>
+      <w:pPr>
+        <w:tabs>
+          <w:tab w:val="num" w:pos="4320"/>
+        </w:tabs>
+        <w:ind w:left="4320" w:hanging="360"/>
+      </w:pPr>
+      <w:rPr>
+        <w:rFonts w:ascii="Wingdings" w:hAnsi="Wingdings" w:hint="default"/>
+        <w:sz w:val="20"/>
+      </w:rPr>
+    </w:lvl>
+    <w:lvl w:ilvl="6" w:tentative="1">
+      <w:start w:val="1"/>
+      <w:numFmt w:val="bullet"/>
+      <w:lvlText w:val=""/>
+      <w:lvlJc w:val="left"/>
+      <w:pPr>
+        <w:tabs>
+          <w:tab w:val="num" w:pos="5040"/>
+        </w:tabs>
+        <w:ind w:left="5040" w:hanging="360"/>
+      </w:pPr>
+      <w:rPr>
+        <w:rFonts w:ascii="Wingdings" w:hAnsi="Wingdings" w:hint="default"/>
+        <w:sz w:val="20"/>
+      </w:rPr>
+    </w:lvl>
+    <w:lvl w:ilvl="7" w:tentative="1">
+      <w:start w:val="1"/>
+      <w:numFmt w:val="bullet"/>
+      <w:lvlText w:val=""/>
+      <w:lvlJc w:val="left"/>
+      <w:pPr>
+        <w:tabs>
+          <w:tab w:val="num" w:pos="5760"/>
+        </w:tabs>
+        <w:ind w:left="5760" w:hanging="360"/>
+      </w:pPr>
+      <w:rPr>
+        <w:rFonts w:ascii="Wingdings" w:hAnsi="Wingdings" w:hint="default"/>
+        <w:sz w:val="20"/>
+      </w:rPr>
+    </w:lvl>
+    <w:lvl w:ilvl="8" w:tentative="1">
+      <w:start w:val="1"/>
+      <w:numFmt w:val="bullet"/>
+      <w:lvlText w:val=""/>
+      <w:lvlJc w:val="left"/>
+      <w:pPr>
+        <w:tabs>
+          <w:tab w:val="num" w:pos="6480"/>
+        </w:tabs>
+        <w:ind w:left="6480" w:hanging="360"/>
+      </w:pPr>
+      <w:rPr>
+        <w:rFonts w:ascii="Wingdings" w:hAnsi="Wingdings" w:hint="default"/>
+        <w:sz w:val="20"/>
+      </w:rPr>
+    </w:lvl>
+  </w:abstractNum>
+  <w:abstractNum w:abstractNumId="36" w15:restartNumberingAfterBreak="0">
+    <w:nsid w:val="3A4C391C"/>
+    <w:multiLevelType w:val="multilevel"/>
+    <w:tmpl w:val="705E493C"/>
+    <w:lvl w:ilvl="0">
+      <w:start w:val="1"/>
+      <w:numFmt w:val="bullet"/>
+      <w:lvlText w:val=""/>
+      <w:lvlJc w:val="left"/>
+      <w:pPr>
+        <w:tabs>
+          <w:tab w:val="num" w:pos="720"/>
+        </w:tabs>
+        <w:ind w:left="720" w:hanging="360"/>
+      </w:pPr>
+      <w:rPr>
+        <w:rFonts w:ascii="Symbol" w:hAnsi="Symbol" w:hint="default"/>
+        <w:sz w:val="20"/>
+      </w:rPr>
+    </w:lvl>
+    <w:lvl w:ilvl="1" w:tentative="1">
+      <w:start w:val="1"/>
+      <w:numFmt w:val="bullet"/>
+      <w:lvlText w:val="o"/>
+      <w:lvlJc w:val="left"/>
+      <w:pPr>
+        <w:tabs>
+          <w:tab w:val="num" w:pos="1440"/>
+        </w:tabs>
+        <w:ind w:left="1440" w:hanging="360"/>
+      </w:pPr>
+      <w:rPr>
+        <w:rFonts w:ascii="Courier New" w:hAnsi="Courier New" w:hint="default"/>
+        <w:sz w:val="20"/>
+      </w:rPr>
+    </w:lvl>
+    <w:lvl w:ilvl="2" w:tentative="1">
+      <w:start w:val="1"/>
+      <w:numFmt w:val="bullet"/>
+      <w:lvlText w:val=""/>
+      <w:lvlJc w:val="left"/>
+      <w:pPr>
+        <w:tabs>
+          <w:tab w:val="num" w:pos="2160"/>
+        </w:tabs>
+        <w:ind w:left="2160" w:hanging="360"/>
+      </w:pPr>
+      <w:rPr>
+        <w:rFonts w:ascii="Wingdings" w:hAnsi="Wingdings" w:hint="default"/>
+        <w:sz w:val="20"/>
+      </w:rPr>
+    </w:lvl>
+    <w:lvl w:ilvl="3" w:tentative="1">
+      <w:start w:val="1"/>
+      <w:numFmt w:val="bullet"/>
+      <w:lvlText w:val=""/>
+      <w:lvlJc w:val="left"/>
+      <w:pPr>
+        <w:tabs>
+          <w:tab w:val="num" w:pos="2880"/>
+        </w:tabs>
+        <w:ind w:left="2880" w:hanging="360"/>
+      </w:pPr>
+      <w:rPr>
+        <w:rFonts w:ascii="Wingdings" w:hAnsi="Wingdings" w:hint="default"/>
+        <w:sz w:val="20"/>
+      </w:rPr>
+    </w:lvl>
+    <w:lvl w:ilvl="4" w:tentative="1">
+      <w:start w:val="1"/>
+      <w:numFmt w:val="bullet"/>
+      <w:lvlText w:val=""/>
+      <w:lvlJc w:val="left"/>
+      <w:pPr>
+        <w:tabs>
+          <w:tab w:val="num" w:pos="3600"/>
+        </w:tabs>
+        <w:ind w:left="3600" w:hanging="360"/>
+      </w:pPr>
+      <w:rPr>
+        <w:rFonts w:ascii="Wingdings" w:hAnsi="Wingdings" w:hint="default"/>
+        <w:sz w:val="20"/>
+      </w:rPr>
+    </w:lvl>
+    <w:lvl w:ilvl="5" w:tentative="1">
+      <w:start w:val="1"/>
+      <w:numFmt w:val="bullet"/>
+      <w:lvlText w:val=""/>
+      <w:lvlJc w:val="left"/>
+      <w:pPr>
+        <w:tabs>
+          <w:tab w:val="num" w:pos="4320"/>
+        </w:tabs>
+        <w:ind w:left="4320" w:hanging="360"/>
+      </w:pPr>
+      <w:rPr>
+        <w:rFonts w:ascii="Wingdings" w:hAnsi="Wingdings" w:hint="default"/>
+        <w:sz w:val="20"/>
+      </w:rPr>
+    </w:lvl>
+    <w:lvl w:ilvl="6" w:tentative="1">
+      <w:start w:val="1"/>
+      <w:numFmt w:val="bullet"/>
+      <w:lvlText w:val=""/>
+      <w:lvlJc w:val="left"/>
+      <w:pPr>
+        <w:tabs>
+          <w:tab w:val="num" w:pos="5040"/>
+        </w:tabs>
+        <w:ind w:left="5040" w:hanging="360"/>
+      </w:pPr>
+      <w:rPr>
+        <w:rFonts w:ascii="Wingdings" w:hAnsi="Wingdings" w:hint="default"/>
+        <w:sz w:val="20"/>
+      </w:rPr>
+    </w:lvl>
+    <w:lvl w:ilvl="7" w:tentative="1">
+      <w:start w:val="1"/>
+      <w:numFmt w:val="bullet"/>
+      <w:lvlText w:val=""/>
+      <w:lvlJc w:val="left"/>
+      <w:pPr>
+        <w:tabs>
+          <w:tab w:val="num" w:pos="5760"/>
+        </w:tabs>
+        <w:ind w:left="5760" w:hanging="360"/>
+      </w:pPr>
+      <w:rPr>
+        <w:rFonts w:ascii="Wingdings" w:hAnsi="Wingdings" w:hint="default"/>
+        <w:sz w:val="20"/>
+      </w:rPr>
+    </w:lvl>
+    <w:lvl w:ilvl="8" w:tentative="1">
+      <w:start w:val="1"/>
+      <w:numFmt w:val="bullet"/>
+      <w:lvlText w:val=""/>
+      <w:lvlJc w:val="left"/>
+      <w:pPr>
+        <w:tabs>
+          <w:tab w:val="num" w:pos="6480"/>
+        </w:tabs>
+        <w:ind w:left="6480" w:hanging="360"/>
+      </w:pPr>
+      <w:rPr>
+        <w:rFonts w:ascii="Wingdings" w:hAnsi="Wingdings" w:hint="default"/>
+        <w:sz w:val="20"/>
+      </w:rPr>
+    </w:lvl>
+  </w:abstractNum>
+  <w:abstractNum w:abstractNumId="37" w15:restartNumberingAfterBreak="0">
+    <w:nsid w:val="3AF91791"/>
+    <w:multiLevelType w:val="multilevel"/>
+    <w:tmpl w:val="9A2AD120"/>
+    <w:lvl w:ilvl="0">
+      <w:start w:val="15"/>
+      <w:numFmt w:val="decimal"/>
+      <w:lvlText w:val="%1."/>
+      <w:lvlJc w:val="left"/>
+      <w:pPr>
+        <w:tabs>
+          <w:tab w:val="num" w:pos="720"/>
+        </w:tabs>
+        <w:ind w:left="720" w:hanging="360"/>
+      </w:pPr>
+    </w:lvl>
+    <w:lvl w:ilvl="1" w:tentative="1">
+      <w:start w:val="1"/>
+      <w:numFmt w:val="decimal"/>
+      <w:lvlText w:val="%2."/>
+      <w:lvlJc w:val="left"/>
+      <w:pPr>
+        <w:tabs>
+          <w:tab w:val="num" w:pos="1440"/>
+        </w:tabs>
+        <w:ind w:left="1440" w:hanging="360"/>
+      </w:pPr>
+    </w:lvl>
+    <w:lvl w:ilvl="2" w:tentative="1">
+      <w:start w:val="1"/>
+      <w:numFmt w:val="decimal"/>
+      <w:lvlText w:val="%3."/>
+      <w:lvlJc w:val="left"/>
+      <w:pPr>
+        <w:tabs>
+          <w:tab w:val="num" w:pos="2160"/>
+        </w:tabs>
+        <w:ind w:left="2160" w:hanging="360"/>
+      </w:pPr>
+    </w:lvl>
+    <w:lvl w:ilvl="3" w:tentative="1">
+      <w:start w:val="1"/>
+      <w:numFmt w:val="decimal"/>
+      <w:lvlText w:val="%4."/>
+      <w:lvlJc w:val="left"/>
+      <w:pPr>
+        <w:tabs>
+          <w:tab w:val="num" w:pos="2880"/>
+        </w:tabs>
+        <w:ind w:left="2880" w:hanging="360"/>
+      </w:pPr>
+    </w:lvl>
+    <w:lvl w:ilvl="4" w:tentative="1">
+      <w:start w:val="1"/>
+      <w:numFmt w:val="decimal"/>
+      <w:lvlText w:val="%5."/>
+      <w:lvlJc w:val="left"/>
+      <w:pPr>
+        <w:tabs>
+          <w:tab w:val="num" w:pos="3600"/>
+        </w:tabs>
+        <w:ind w:left="3600" w:hanging="360"/>
+      </w:pPr>
+    </w:lvl>
+    <w:lvl w:ilvl="5" w:tentative="1">
+      <w:start w:val="1"/>
+      <w:numFmt w:val="decimal"/>
+      <w:lvlText w:val="%6."/>
+      <w:lvlJc w:val="left"/>
+      <w:pPr>
+        <w:tabs>
+          <w:tab w:val="num" w:pos="4320"/>
+        </w:tabs>
+        <w:ind w:left="4320" w:hanging="360"/>
+      </w:pPr>
+    </w:lvl>
+    <w:lvl w:ilvl="6" w:tentative="1">
+      <w:start w:val="1"/>
+      <w:numFmt w:val="decimal"/>
+      <w:lvlText w:val="%7."/>
+      <w:lvlJc w:val="left"/>
+      <w:pPr>
+        <w:tabs>
+          <w:tab w:val="num" w:pos="5040"/>
+        </w:tabs>
+        <w:ind w:left="5040" w:hanging="360"/>
+      </w:pPr>
+    </w:lvl>
+    <w:lvl w:ilvl="7" w:tentative="1">
+      <w:start w:val="1"/>
+      <w:numFmt w:val="decimal"/>
+      <w:lvlText w:val="%8."/>
+      <w:lvlJc w:val="left"/>
+      <w:pPr>
+        <w:tabs>
+          <w:tab w:val="num" w:pos="5760"/>
+        </w:tabs>
+        <w:ind w:left="5760" w:hanging="360"/>
+      </w:pPr>
+    </w:lvl>
+    <w:lvl w:ilvl="8" w:tentative="1">
+      <w:start w:val="1"/>
+      <w:numFmt w:val="decimal"/>
+      <w:lvlText w:val="%9."/>
+      <w:lvlJc w:val="left"/>
+      <w:pPr>
+        <w:tabs>
+          <w:tab w:val="num" w:pos="6480"/>
+        </w:tabs>
+        <w:ind w:left="6480" w:hanging="360"/>
+      </w:pPr>
+    </w:lvl>
+  </w:abstractNum>
+  <w:abstractNum w:abstractNumId="38" w15:restartNumberingAfterBreak="0">
+    <w:nsid w:val="3B9758B4"/>
+    <w:multiLevelType w:val="multilevel"/>
+    <w:tmpl w:val="61DEE9C2"/>
+    <w:lvl w:ilvl="0">
+      <w:start w:val="1"/>
+      <w:numFmt w:val="decimal"/>
+      <w:lvlText w:val="%1."/>
+      <w:lvlJc w:val="left"/>
+      <w:pPr>
+        <w:tabs>
+          <w:tab w:val="num" w:pos="720"/>
+        </w:tabs>
+        <w:ind w:left="720" w:hanging="360"/>
+      </w:pPr>
+    </w:lvl>
+    <w:lvl w:ilvl="1" w:tentative="1">
+      <w:start w:val="1"/>
+      <w:numFmt w:val="decimal"/>
+      <w:lvlText w:val="%2."/>
+      <w:lvlJc w:val="left"/>
+      <w:pPr>
+        <w:tabs>
+          <w:tab w:val="num" w:pos="1440"/>
+        </w:tabs>
+        <w:ind w:left="1440" w:hanging="360"/>
+      </w:pPr>
+    </w:lvl>
+    <w:lvl w:ilvl="2" w:tentative="1">
+      <w:start w:val="1"/>
+      <w:numFmt w:val="decimal"/>
+      <w:lvlText w:val="%3."/>
+      <w:lvlJc w:val="left"/>
+      <w:pPr>
+        <w:tabs>
+          <w:tab w:val="num" w:pos="2160"/>
+        </w:tabs>
+        <w:ind w:left="2160" w:hanging="360"/>
+      </w:pPr>
+    </w:lvl>
+    <w:lvl w:ilvl="3" w:tentative="1">
+      <w:start w:val="1"/>
+      <w:numFmt w:val="decimal"/>
+      <w:lvlText w:val="%4."/>
+      <w:lvlJc w:val="left"/>
+      <w:pPr>
+        <w:tabs>
+          <w:tab w:val="num" w:pos="2880"/>
+        </w:tabs>
+        <w:ind w:left="2880" w:hanging="360"/>
+      </w:pPr>
+    </w:lvl>
+    <w:lvl w:ilvl="4" w:tentative="1">
+      <w:start w:val="1"/>
+      <w:numFmt w:val="decimal"/>
+      <w:lvlText w:val="%5."/>
+      <w:lvlJc w:val="left"/>
+      <w:pPr>
+        <w:tabs>
+          <w:tab w:val="num" w:pos="3600"/>
+        </w:tabs>
+        <w:ind w:left="3600" w:hanging="360"/>
+      </w:pPr>
+    </w:lvl>
+    <w:lvl w:ilvl="5" w:tentative="1">
+      <w:start w:val="1"/>
+      <w:numFmt w:val="decimal"/>
+      <w:lvlText w:val="%6."/>
+      <w:lvlJc w:val="left"/>
+      <w:pPr>
+        <w:tabs>
+          <w:tab w:val="num" w:pos="4320"/>
+        </w:tabs>
+        <w:ind w:left="4320" w:hanging="360"/>
+      </w:pPr>
+    </w:lvl>
+    <w:lvl w:ilvl="6" w:tentative="1">
+      <w:start w:val="1"/>
+      <w:numFmt w:val="decimal"/>
+      <w:lvlText w:val="%7."/>
+      <w:lvlJc w:val="left"/>
+      <w:pPr>
+        <w:tabs>
+          <w:tab w:val="num" w:pos="5040"/>
+        </w:tabs>
+        <w:ind w:left="5040" w:hanging="360"/>
+      </w:pPr>
+    </w:lvl>
+    <w:lvl w:ilvl="7" w:tentative="1">
+      <w:start w:val="1"/>
+      <w:numFmt w:val="decimal"/>
+      <w:lvlText w:val="%8."/>
+      <w:lvlJc w:val="left"/>
+      <w:pPr>
+        <w:tabs>
+          <w:tab w:val="num" w:pos="5760"/>
+        </w:tabs>
+        <w:ind w:left="5760" w:hanging="360"/>
+      </w:pPr>
+    </w:lvl>
+    <w:lvl w:ilvl="8" w:tentative="1">
+      <w:start w:val="1"/>
+      <w:numFmt w:val="decimal"/>
+      <w:lvlText w:val="%9."/>
+      <w:lvlJc w:val="left"/>
+      <w:pPr>
+        <w:tabs>
+          <w:tab w:val="num" w:pos="6480"/>
+        </w:tabs>
+        <w:ind w:left="6480" w:hanging="360"/>
+      </w:pPr>
+    </w:lvl>
+  </w:abstractNum>
+  <w:abstractNum w:abstractNumId="39" w15:restartNumberingAfterBreak="0">
+    <w:nsid w:val="3DEE26DE"/>
+    <w:multiLevelType w:val="multilevel"/>
+    <w:tmpl w:val="74D80D6A"/>
+    <w:lvl w:ilvl="0">
+      <w:start w:val="8"/>
+      <w:numFmt w:val="decimal"/>
+      <w:lvlText w:val="%1."/>
+      <w:lvlJc w:val="left"/>
+      <w:pPr>
+        <w:tabs>
+          <w:tab w:val="num" w:pos="720"/>
+        </w:tabs>
+        <w:ind w:left="720" w:hanging="360"/>
+      </w:pPr>
+    </w:lvl>
+    <w:lvl w:ilvl="1" w:tentative="1">
+      <w:start w:val="1"/>
+      <w:numFmt w:val="decimal"/>
+      <w:lvlText w:val="%2."/>
+      <w:lvlJc w:val="left"/>
+      <w:pPr>
+        <w:tabs>
+          <w:tab w:val="num" w:pos="1440"/>
+        </w:tabs>
+        <w:ind w:left="1440" w:hanging="360"/>
+      </w:pPr>
+    </w:lvl>
+    <w:lvl w:ilvl="2" w:tentative="1">
+      <w:start w:val="1"/>
+      <w:numFmt w:val="decimal"/>
+      <w:lvlText w:val="%3."/>
+      <w:lvlJc w:val="left"/>
+      <w:pPr>
+        <w:tabs>
+          <w:tab w:val="num" w:pos="2160"/>
+        </w:tabs>
+        <w:ind w:left="2160" w:hanging="360"/>
+      </w:pPr>
+    </w:lvl>
+    <w:lvl w:ilvl="3" w:tentative="1">
+      <w:start w:val="1"/>
+      <w:numFmt w:val="decimal"/>
+      <w:lvlText w:val="%4."/>
+      <w:lvlJc w:val="left"/>
+      <w:pPr>
+        <w:tabs>
+          <w:tab w:val="num" w:pos="2880"/>
+        </w:tabs>
+        <w:ind w:left="2880" w:hanging="360"/>
+      </w:pPr>
+    </w:lvl>
+    <w:lvl w:ilvl="4" w:tentative="1">
+      <w:start w:val="1"/>
+      <w:numFmt w:val="decimal"/>
+      <w:lvlText w:val="%5."/>
+      <w:lvlJc w:val="left"/>
+      <w:pPr>
+        <w:tabs>
+          <w:tab w:val="num" w:pos="3600"/>
+        </w:tabs>
+        <w:ind w:left="3600" w:hanging="360"/>
+      </w:pPr>
+    </w:lvl>
+    <w:lvl w:ilvl="5" w:tentative="1">
+      <w:start w:val="1"/>
+      <w:numFmt w:val="decimal"/>
+      <w:lvlText w:val="%6."/>
+      <w:lvlJc w:val="left"/>
+      <w:pPr>
+        <w:tabs>
+          <w:tab w:val="num" w:pos="4320"/>
+        </w:tabs>
+        <w:ind w:left="4320" w:hanging="360"/>
+      </w:pPr>
+    </w:lvl>
+    <w:lvl w:ilvl="6" w:tentative="1">
+      <w:start w:val="1"/>
+      <w:numFmt w:val="decimal"/>
+      <w:lvlText w:val="%7."/>
+      <w:lvlJc w:val="left"/>
+      <w:pPr>
+        <w:tabs>
+          <w:tab w:val="num" w:pos="5040"/>
+        </w:tabs>
+        <w:ind w:left="5040" w:hanging="360"/>
+      </w:pPr>
+    </w:lvl>
+    <w:lvl w:ilvl="7" w:tentative="1">
+      <w:start w:val="1"/>
+      <w:numFmt w:val="decimal"/>
+      <w:lvlText w:val="%8."/>
+      <w:lvlJc w:val="left"/>
+      <w:pPr>
+        <w:tabs>
+          <w:tab w:val="num" w:pos="5760"/>
+        </w:tabs>
+        <w:ind w:left="5760" w:hanging="360"/>
+      </w:pPr>
+    </w:lvl>
+    <w:lvl w:ilvl="8" w:tentative="1">
+      <w:start w:val="1"/>
+      <w:numFmt w:val="decimal"/>
+      <w:lvlText w:val="%9."/>
+      <w:lvlJc w:val="left"/>
+      <w:pPr>
+        <w:tabs>
+          <w:tab w:val="num" w:pos="6480"/>
+        </w:tabs>
+        <w:ind w:left="6480" w:hanging="360"/>
+      </w:pPr>
+    </w:lvl>
+  </w:abstractNum>
+  <w:abstractNum w:abstractNumId="40" w15:restartNumberingAfterBreak="0">
+    <w:nsid w:val="3DF51C53"/>
+    <w:multiLevelType w:val="multilevel"/>
+    <w:tmpl w:val="A4421F2E"/>
+    <w:lvl w:ilvl="0">
+      <w:start w:val="4"/>
+      <w:numFmt w:val="decimal"/>
+      <w:lvlText w:val="%1."/>
+      <w:lvlJc w:val="left"/>
+      <w:pPr>
+        <w:tabs>
+          <w:tab w:val="num" w:pos="720"/>
+        </w:tabs>
+        <w:ind w:left="720" w:hanging="360"/>
+      </w:pPr>
+    </w:lvl>
+    <w:lvl w:ilvl="1" w:tentative="1">
+      <w:start w:val="1"/>
+      <w:numFmt w:val="decimal"/>
+      <w:lvlText w:val="%2."/>
+      <w:lvlJc w:val="left"/>
+      <w:pPr>
+        <w:tabs>
+          <w:tab w:val="num" w:pos="1440"/>
+        </w:tabs>
+        <w:ind w:left="1440" w:hanging="360"/>
+      </w:pPr>
+    </w:lvl>
+    <w:lvl w:ilvl="2" w:tentative="1">
+      <w:start w:val="1"/>
+      <w:numFmt w:val="decimal"/>
+      <w:lvlText w:val="%3."/>
+      <w:lvlJc w:val="left"/>
+      <w:pPr>
+        <w:tabs>
+          <w:tab w:val="num" w:pos="2160"/>
+        </w:tabs>
+        <w:ind w:left="2160" w:hanging="360"/>
+      </w:pPr>
+    </w:lvl>
+    <w:lvl w:ilvl="3" w:tentative="1">
+      <w:start w:val="1"/>
+      <w:numFmt w:val="decimal"/>
+      <w:lvlText w:val="%4."/>
+      <w:lvlJc w:val="left"/>
+      <w:pPr>
+        <w:tabs>
+          <w:tab w:val="num" w:pos="2880"/>
+        </w:tabs>
+        <w:ind w:left="2880" w:hanging="360"/>
+      </w:pPr>
+    </w:lvl>
+    <w:lvl w:ilvl="4" w:tentative="1">
+      <w:start w:val="1"/>
+      <w:numFmt w:val="decimal"/>
+      <w:lvlText w:val="%5."/>
+      <w:lvlJc w:val="left"/>
+      <w:pPr>
+        <w:tabs>
+          <w:tab w:val="num" w:pos="3600"/>
+        </w:tabs>
+        <w:ind w:left="3600" w:hanging="360"/>
+      </w:pPr>
+    </w:lvl>
+    <w:lvl w:ilvl="5" w:tentative="1">
+      <w:start w:val="1"/>
+      <w:numFmt w:val="decimal"/>
+      <w:lvlText w:val="%6."/>
+      <w:lvlJc w:val="left"/>
+      <w:pPr>
+        <w:tabs>
+          <w:tab w:val="num" w:pos="4320"/>
+        </w:tabs>
+        <w:ind w:left="4320" w:hanging="360"/>
+      </w:pPr>
+    </w:lvl>
+    <w:lvl w:ilvl="6" w:tentative="1">
+      <w:start w:val="1"/>
+      <w:numFmt w:val="decimal"/>
+      <w:lvlText w:val="%7."/>
+      <w:lvlJc w:val="left"/>
+      <w:pPr>
+        <w:tabs>
+          <w:tab w:val="num" w:pos="5040"/>
+        </w:tabs>
+        <w:ind w:left="5040" w:hanging="360"/>
+      </w:pPr>
+    </w:lvl>
+    <w:lvl w:ilvl="7" w:tentative="1">
+      <w:start w:val="1"/>
+      <w:numFmt w:val="decimal"/>
+      <w:lvlText w:val="%8."/>
+      <w:lvlJc w:val="left"/>
+      <w:pPr>
+        <w:tabs>
+          <w:tab w:val="num" w:pos="5760"/>
+        </w:tabs>
+        <w:ind w:left="5760" w:hanging="360"/>
+      </w:pPr>
+    </w:lvl>
+    <w:lvl w:ilvl="8" w:tentative="1">
+      <w:start w:val="1"/>
+      <w:numFmt w:val="decimal"/>
+      <w:lvlText w:val="%9."/>
+      <w:lvlJc w:val="left"/>
+      <w:pPr>
+        <w:tabs>
+          <w:tab w:val="num" w:pos="6480"/>
+        </w:tabs>
+        <w:ind w:left="6480" w:hanging="360"/>
+      </w:pPr>
+    </w:lvl>
+  </w:abstractNum>
+  <w:abstractNum w:abstractNumId="41" w15:restartNumberingAfterBreak="0">
+    <w:nsid w:val="3FC660F3"/>
+    <w:multiLevelType w:val="multilevel"/>
+    <w:tmpl w:val="4028C262"/>
+    <w:lvl w:ilvl="0">
+      <w:start w:val="1"/>
+      <w:numFmt w:val="bullet"/>
+      <w:lvlText w:val=""/>
+      <w:lvlJc w:val="left"/>
+      <w:pPr>
+        <w:tabs>
+          <w:tab w:val="num" w:pos="720"/>
+        </w:tabs>
+        <w:ind w:left="720" w:hanging="360"/>
+      </w:pPr>
+      <w:rPr>
+        <w:rFonts w:ascii="Symbol" w:hAnsi="Symbol" w:hint="default"/>
+        <w:sz w:val="20"/>
+      </w:rPr>
+    </w:lvl>
+    <w:lvl w:ilvl="1" w:tentative="1">
+      <w:start w:val="1"/>
+      <w:numFmt w:val="bullet"/>
+      <w:lvlText w:val="o"/>
+      <w:lvlJc w:val="left"/>
+      <w:pPr>
+        <w:tabs>
+          <w:tab w:val="num" w:pos="1440"/>
+        </w:tabs>
+        <w:ind w:left="1440" w:hanging="360"/>
+      </w:pPr>
+      <w:rPr>
+        <w:rFonts w:ascii="Courier New" w:hAnsi="Courier New" w:hint="default"/>
+        <w:sz w:val="20"/>
+      </w:rPr>
+    </w:lvl>
+    <w:lvl w:ilvl="2" w:tentative="1">
+      <w:start w:val="1"/>
+      <w:numFmt w:val="bullet"/>
+      <w:lvlText w:val=""/>
+      <w:lvlJc w:val="left"/>
+      <w:pPr>
+        <w:tabs>
+          <w:tab w:val="num" w:pos="2160"/>
+        </w:tabs>
+        <w:ind w:left="2160" w:hanging="360"/>
+      </w:pPr>
+      <w:rPr>
+        <w:rFonts w:ascii="Wingdings" w:hAnsi="Wingdings" w:hint="default"/>
+        <w:sz w:val="20"/>
+      </w:rPr>
+    </w:lvl>
+    <w:lvl w:ilvl="3" w:tentative="1">
+      <w:start w:val="1"/>
+      <w:numFmt w:val="bullet"/>
+      <w:lvlText w:val=""/>
+      <w:lvlJc w:val="left"/>
+      <w:pPr>
+        <w:tabs>
+          <w:tab w:val="num" w:pos="2880"/>
+        </w:tabs>
+        <w:ind w:left="2880" w:hanging="360"/>
+      </w:pPr>
+      <w:rPr>
+        <w:rFonts w:ascii="Wingdings" w:hAnsi="Wingdings" w:hint="default"/>
+        <w:sz w:val="20"/>
+      </w:rPr>
+    </w:lvl>
+    <w:lvl w:ilvl="4" w:tentative="1">
+      <w:start w:val="1"/>
+      <w:numFmt w:val="bullet"/>
+      <w:lvlText w:val=""/>
+      <w:lvlJc w:val="left"/>
+      <w:pPr>
+        <w:tabs>
+          <w:tab w:val="num" w:pos="3600"/>
+        </w:tabs>
+        <w:ind w:left="3600" w:hanging="360"/>
+      </w:pPr>
+      <w:rPr>
+        <w:rFonts w:ascii="Wingdings" w:hAnsi="Wingdings" w:hint="default"/>
+        <w:sz w:val="20"/>
+      </w:rPr>
+    </w:lvl>
+    <w:lvl w:ilvl="5" w:tentative="1">
+      <w:start w:val="1"/>
+      <w:numFmt w:val="bullet"/>
+      <w:lvlText w:val=""/>
+      <w:lvlJc w:val="left"/>
+      <w:pPr>
+        <w:tabs>
+          <w:tab w:val="num" w:pos="4320"/>
+        </w:tabs>
+        <w:ind w:left="4320" w:hanging="360"/>
+      </w:pPr>
+      <w:rPr>
+        <w:rFonts w:ascii="Wingdings" w:hAnsi="Wingdings" w:hint="default"/>
+        <w:sz w:val="20"/>
+      </w:rPr>
+    </w:lvl>
+    <w:lvl w:ilvl="6" w:tentative="1">
+      <w:start w:val="1"/>
+      <w:numFmt w:val="bullet"/>
+      <w:lvlText w:val=""/>
+      <w:lvlJc w:val="left"/>
+      <w:pPr>
+        <w:tabs>
+          <w:tab w:val="num" w:pos="5040"/>
+        </w:tabs>
+        <w:ind w:left="5040" w:hanging="360"/>
+      </w:pPr>
+      <w:rPr>
+        <w:rFonts w:ascii="Wingdings" w:hAnsi="Wingdings" w:hint="default"/>
+        <w:sz w:val="20"/>
+      </w:rPr>
+    </w:lvl>
+    <w:lvl w:ilvl="7" w:tentative="1">
+      <w:start w:val="1"/>
+      <w:numFmt w:val="bullet"/>
+      <w:lvlText w:val=""/>
+      <w:lvlJc w:val="left"/>
+      <w:pPr>
+        <w:tabs>
+          <w:tab w:val="num" w:pos="5760"/>
+        </w:tabs>
+        <w:ind w:left="5760" w:hanging="360"/>
+      </w:pPr>
+      <w:rPr>
+        <w:rFonts w:ascii="Wingdings" w:hAnsi="Wingdings" w:hint="default"/>
+        <w:sz w:val="20"/>
+      </w:rPr>
+    </w:lvl>
+    <w:lvl w:ilvl="8" w:tentative="1">
+      <w:start w:val="1"/>
+      <w:numFmt w:val="bullet"/>
+      <w:lvlText w:val=""/>
+      <w:lvlJc w:val="left"/>
+      <w:pPr>
+        <w:tabs>
+          <w:tab w:val="num" w:pos="6480"/>
+        </w:tabs>
+        <w:ind w:left="6480" w:hanging="360"/>
+      </w:pPr>
+      <w:rPr>
+        <w:rFonts w:ascii="Wingdings" w:hAnsi="Wingdings" w:hint="default"/>
+        <w:sz w:val="20"/>
+      </w:rPr>
+    </w:lvl>
+  </w:abstractNum>
+  <w:abstractNum w:abstractNumId="42" w15:restartNumberingAfterBreak="0">
+    <w:nsid w:val="40826DDE"/>
+    <w:multiLevelType w:val="multilevel"/>
+    <w:tmpl w:val="4A423B9C"/>
+    <w:lvl w:ilvl="0">
+      <w:start w:val="1"/>
+      <w:numFmt w:val="bullet"/>
+      <w:lvlText w:val=""/>
+      <w:lvlJc w:val="left"/>
+      <w:pPr>
+        <w:tabs>
+          <w:tab w:val="num" w:pos="720"/>
+        </w:tabs>
+        <w:ind w:left="720" w:hanging="360"/>
+      </w:pPr>
+      <w:rPr>
+        <w:rFonts w:ascii="Symbol" w:hAnsi="Symbol" w:hint="default"/>
+        <w:sz w:val="20"/>
+      </w:rPr>
+    </w:lvl>
+    <w:lvl w:ilvl="1" w:tentative="1">
+      <w:start w:val="1"/>
+      <w:numFmt w:val="bullet"/>
+      <w:lvlText w:val="o"/>
+      <w:lvlJc w:val="left"/>
+      <w:pPr>
+        <w:tabs>
+          <w:tab w:val="num" w:pos="1440"/>
+        </w:tabs>
+        <w:ind w:left="1440" w:hanging="360"/>
+      </w:pPr>
+      <w:rPr>
+        <w:rFonts w:ascii="Courier New" w:hAnsi="Courier New" w:hint="default"/>
+        <w:sz w:val="20"/>
+      </w:rPr>
+    </w:lvl>
+    <w:lvl w:ilvl="2" w:tentative="1">
+      <w:start w:val="1"/>
+      <w:numFmt w:val="bullet"/>
+      <w:lvlText w:val=""/>
+      <w:lvlJc w:val="left"/>
+      <w:pPr>
+        <w:tabs>
+          <w:tab w:val="num" w:pos="2160"/>
+        </w:tabs>
+        <w:ind w:left="2160" w:hanging="360"/>
+      </w:pPr>
+      <w:rPr>
+        <w:rFonts w:ascii="Wingdings" w:hAnsi="Wingdings" w:hint="default"/>
+        <w:sz w:val="20"/>
+      </w:rPr>
+    </w:lvl>
+    <w:lvl w:ilvl="3" w:tentative="1">
+      <w:start w:val="1"/>
+      <w:numFmt w:val="bullet"/>
+      <w:lvlText w:val=""/>
+      <w:lvlJc w:val="left"/>
+      <w:pPr>
+        <w:tabs>
+          <w:tab w:val="num" w:pos="2880"/>
+        </w:tabs>
+        <w:ind w:left="2880" w:hanging="360"/>
+      </w:pPr>
+      <w:rPr>
+        <w:rFonts w:ascii="Wingdings" w:hAnsi="Wingdings" w:hint="default"/>
+        <w:sz w:val="20"/>
+      </w:rPr>
+    </w:lvl>
+    <w:lvl w:ilvl="4" w:tentative="1">
+      <w:start w:val="1"/>
+      <w:numFmt w:val="bullet"/>
+      <w:lvlText w:val=""/>
+      <w:lvlJc w:val="left"/>
+      <w:pPr>
+        <w:tabs>
+          <w:tab w:val="num" w:pos="3600"/>
+        </w:tabs>
+        <w:ind w:left="3600" w:hanging="360"/>
+      </w:pPr>
+      <w:rPr>
+        <w:rFonts w:ascii="Wingdings" w:hAnsi="Wingdings" w:hint="default"/>
+        <w:sz w:val="20"/>
+      </w:rPr>
+    </w:lvl>
+    <w:lvl w:ilvl="5" w:tentative="1">
+      <w:start w:val="1"/>
+      <w:numFmt w:val="bullet"/>
+      <w:lvlText w:val=""/>
+      <w:lvlJc w:val="left"/>
+      <w:pPr>
+        <w:tabs>
+          <w:tab w:val="num" w:pos="4320"/>
+        </w:tabs>
+        <w:ind w:left="4320" w:hanging="360"/>
+      </w:pPr>
+      <w:rPr>
+        <w:rFonts w:ascii="Wingdings" w:hAnsi="Wingdings" w:hint="default"/>
+        <w:sz w:val="20"/>
+      </w:rPr>
+    </w:lvl>
+    <w:lvl w:ilvl="6" w:tentative="1">
+      <w:start w:val="1"/>
+      <w:numFmt w:val="bullet"/>
+      <w:lvlText w:val=""/>
+      <w:lvlJc w:val="left"/>
+      <w:pPr>
+        <w:tabs>
+          <w:tab w:val="num" w:pos="5040"/>
+        </w:tabs>
+        <w:ind w:left="5040" w:hanging="360"/>
+      </w:pPr>
+      <w:rPr>
+        <w:rFonts w:ascii="Wingdings" w:hAnsi="Wingdings" w:hint="default"/>
+        <w:sz w:val="20"/>
+      </w:rPr>
+    </w:lvl>
+    <w:lvl w:ilvl="7" w:tentative="1">
+      <w:start w:val="1"/>
+      <w:numFmt w:val="bullet"/>
+      <w:lvlText w:val=""/>
+      <w:lvlJc w:val="left"/>
+      <w:pPr>
+        <w:tabs>
+          <w:tab w:val="num" w:pos="5760"/>
+        </w:tabs>
+        <w:ind w:left="5760" w:hanging="360"/>
+      </w:pPr>
+      <w:rPr>
+        <w:rFonts w:ascii="Wingdings" w:hAnsi="Wingdings" w:hint="default"/>
+        <w:sz w:val="20"/>
+      </w:rPr>
+    </w:lvl>
+    <w:lvl w:ilvl="8" w:tentative="1">
+      <w:start w:val="1"/>
+      <w:numFmt w:val="bullet"/>
+      <w:lvlText w:val=""/>
+      <w:lvlJc w:val="left"/>
+      <w:pPr>
+        <w:tabs>
+          <w:tab w:val="num" w:pos="6480"/>
+        </w:tabs>
+        <w:ind w:left="6480" w:hanging="360"/>
+      </w:pPr>
+      <w:rPr>
+        <w:rFonts w:ascii="Wingdings" w:hAnsi="Wingdings" w:hint="default"/>
+        <w:sz w:val="20"/>
+      </w:rPr>
+    </w:lvl>
+  </w:abstractNum>
+  <w:abstractNum w:abstractNumId="43" w15:restartNumberingAfterBreak="0">
+    <w:nsid w:val="45187194"/>
+    <w:multiLevelType w:val="multilevel"/>
+    <w:tmpl w:val="18BAF548"/>
+    <w:lvl w:ilvl="0">
+      <w:start w:val="25"/>
+      <w:numFmt w:val="decimal"/>
+      <w:lvlText w:val="%1."/>
+      <w:lvlJc w:val="left"/>
+      <w:pPr>
+        <w:tabs>
+          <w:tab w:val="num" w:pos="720"/>
+        </w:tabs>
+        <w:ind w:left="720" w:hanging="360"/>
+      </w:pPr>
+    </w:lvl>
+    <w:lvl w:ilvl="1" w:tentative="1">
+      <w:start w:val="1"/>
+      <w:numFmt w:val="decimal"/>
+      <w:lvlText w:val="%2."/>
+      <w:lvlJc w:val="left"/>
+      <w:pPr>
+        <w:tabs>
+          <w:tab w:val="num" w:pos="1440"/>
+        </w:tabs>
+        <w:ind w:left="1440" w:hanging="360"/>
+      </w:pPr>
+    </w:lvl>
+    <w:lvl w:ilvl="2" w:tentative="1">
+      <w:start w:val="1"/>
+      <w:numFmt w:val="decimal"/>
+      <w:lvlText w:val="%3."/>
+      <w:lvlJc w:val="left"/>
+      <w:pPr>
+        <w:tabs>
+          <w:tab w:val="num" w:pos="2160"/>
+        </w:tabs>
+        <w:ind w:left="2160" w:hanging="360"/>
+      </w:pPr>
+    </w:lvl>
+    <w:lvl w:ilvl="3" w:tentative="1">
+      <w:start w:val="1"/>
+      <w:numFmt w:val="decimal"/>
+      <w:lvlText w:val="%4."/>
+      <w:lvlJc w:val="left"/>
+      <w:pPr>
+        <w:tabs>
+          <w:tab w:val="num" w:pos="2880"/>
+        </w:tabs>
+        <w:ind w:left="2880" w:hanging="360"/>
+      </w:pPr>
+    </w:lvl>
+    <w:lvl w:ilvl="4" w:tentative="1">
+      <w:start w:val="1"/>
+      <w:numFmt w:val="decimal"/>
+      <w:lvlText w:val="%5."/>
+      <w:lvlJc w:val="left"/>
+      <w:pPr>
+        <w:tabs>
+          <w:tab w:val="num" w:pos="3600"/>
+        </w:tabs>
+        <w:ind w:left="3600" w:hanging="360"/>
+      </w:pPr>
+    </w:lvl>
+    <w:lvl w:ilvl="5" w:tentative="1">
+      <w:start w:val="1"/>
+      <w:numFmt w:val="decimal"/>
+      <w:lvlText w:val="%6."/>
+      <w:lvlJc w:val="left"/>
+      <w:pPr>
+        <w:tabs>
+          <w:tab w:val="num" w:pos="4320"/>
+        </w:tabs>
+        <w:ind w:left="4320" w:hanging="360"/>
+      </w:pPr>
+    </w:lvl>
+    <w:lvl w:ilvl="6" w:tentative="1">
+      <w:start w:val="1"/>
+      <w:numFmt w:val="decimal"/>
+      <w:lvlText w:val="%7."/>
+      <w:lvlJc w:val="left"/>
+      <w:pPr>
+        <w:tabs>
+          <w:tab w:val="num" w:pos="5040"/>
+        </w:tabs>
+        <w:ind w:left="5040" w:hanging="360"/>
+      </w:pPr>
+    </w:lvl>
+    <w:lvl w:ilvl="7" w:tentative="1">
+      <w:start w:val="1"/>
+      <w:numFmt w:val="decimal"/>
+      <w:lvlText w:val="%8."/>
+      <w:lvlJc w:val="left"/>
+      <w:pPr>
+        <w:tabs>
+          <w:tab w:val="num" w:pos="5760"/>
+        </w:tabs>
+        <w:ind w:left="5760" w:hanging="360"/>
+      </w:pPr>
+    </w:lvl>
+    <w:lvl w:ilvl="8" w:tentative="1">
+      <w:start w:val="1"/>
+      <w:numFmt w:val="decimal"/>
+      <w:lvlText w:val="%9."/>
+      <w:lvlJc w:val="left"/>
+      <w:pPr>
+        <w:tabs>
+          <w:tab w:val="num" w:pos="6480"/>
+        </w:tabs>
+        <w:ind w:left="6480" w:hanging="360"/>
+      </w:pPr>
+    </w:lvl>
+  </w:abstractNum>
+  <w:abstractNum w:abstractNumId="44" w15:restartNumberingAfterBreak="0">
+    <w:nsid w:val="459A5B5C"/>
+    <w:multiLevelType w:val="multilevel"/>
+    <w:tmpl w:val="3BF21750"/>
+    <w:lvl w:ilvl="0">
+      <w:start w:val="1"/>
+      <w:numFmt w:val="bullet"/>
+      <w:lvlText w:val=""/>
+      <w:lvlJc w:val="left"/>
+      <w:pPr>
+        <w:tabs>
+          <w:tab w:val="num" w:pos="720"/>
+        </w:tabs>
+        <w:ind w:left="720" w:hanging="360"/>
+      </w:pPr>
+      <w:rPr>
+        <w:rFonts w:ascii="Symbol" w:hAnsi="Symbol" w:hint="default"/>
+        <w:sz w:val="20"/>
+      </w:rPr>
+    </w:lvl>
+    <w:lvl w:ilvl="1" w:tentative="1">
+      <w:start w:val="1"/>
+      <w:numFmt w:val="bullet"/>
+      <w:lvlText w:val="o"/>
+      <w:lvlJc w:val="left"/>
+      <w:pPr>
+        <w:tabs>
+          <w:tab w:val="num" w:pos="1440"/>
+        </w:tabs>
+        <w:ind w:left="1440" w:hanging="360"/>
+      </w:pPr>
+      <w:rPr>
+        <w:rFonts w:ascii="Courier New" w:hAnsi="Courier New" w:hint="default"/>
+        <w:sz w:val="20"/>
+      </w:rPr>
+    </w:lvl>
+    <w:lvl w:ilvl="2" w:tentative="1">
+      <w:start w:val="1"/>
+      <w:numFmt w:val="bullet"/>
+      <w:lvlText w:val=""/>
+      <w:lvlJc w:val="left"/>
+      <w:pPr>
+        <w:tabs>
+          <w:tab w:val="num" w:pos="2160"/>
+        </w:tabs>
+        <w:ind w:left="2160" w:hanging="360"/>
+      </w:pPr>
+      <w:rPr>
+        <w:rFonts w:ascii="Wingdings" w:hAnsi="Wingdings" w:hint="default"/>
+        <w:sz w:val="20"/>
+      </w:rPr>
+    </w:lvl>
+    <w:lvl w:ilvl="3" w:tentative="1">
+      <w:start w:val="1"/>
+      <w:numFmt w:val="bullet"/>
+      <w:lvlText w:val=""/>
+      <w:lvlJc w:val="left"/>
+      <w:pPr>
+        <w:tabs>
+          <w:tab w:val="num" w:pos="2880"/>
+        </w:tabs>
+        <w:ind w:left="2880" w:hanging="360"/>
+      </w:pPr>
+      <w:rPr>
+        <w:rFonts w:ascii="Wingdings" w:hAnsi="Wingdings" w:hint="default"/>
+        <w:sz w:val="20"/>
+      </w:rPr>
+    </w:lvl>
+    <w:lvl w:ilvl="4" w:tentative="1">
+      <w:start w:val="1"/>
+      <w:numFmt w:val="bullet"/>
+      <w:lvlText w:val=""/>
+      <w:lvlJc w:val="left"/>
+      <w:pPr>
+        <w:tabs>
+          <w:tab w:val="num" w:pos="3600"/>
+        </w:tabs>
+        <w:ind w:left="3600" w:hanging="360"/>
+      </w:pPr>
+      <w:rPr>
+        <w:rFonts w:ascii="Wingdings" w:hAnsi="Wingdings" w:hint="default"/>
+        <w:sz w:val="20"/>
+      </w:rPr>
+    </w:lvl>
+    <w:lvl w:ilvl="5" w:tentative="1">
+      <w:start w:val="1"/>
+      <w:numFmt w:val="bullet"/>
+      <w:lvlText w:val=""/>
+      <w:lvlJc w:val="left"/>
+      <w:pPr>
+        <w:tabs>
+          <w:tab w:val="num" w:pos="4320"/>
+        </w:tabs>
+        <w:ind w:left="4320" w:hanging="360"/>
+      </w:pPr>
+      <w:rPr>
+        <w:rFonts w:ascii="Wingdings" w:hAnsi="Wingdings" w:hint="default"/>
+        <w:sz w:val="20"/>
+      </w:rPr>
+    </w:lvl>
+    <w:lvl w:ilvl="6" w:tentative="1">
+      <w:start w:val="1"/>
+      <w:numFmt w:val="bullet"/>
+      <w:lvlText w:val=""/>
+      <w:lvlJc w:val="left"/>
+      <w:pPr>
+        <w:tabs>
+          <w:tab w:val="num" w:pos="5040"/>
+        </w:tabs>
+        <w:ind w:left="5040" w:hanging="360"/>
+      </w:pPr>
+      <w:rPr>
+        <w:rFonts w:ascii="Wingdings" w:hAnsi="Wingdings" w:hint="default"/>
+        <w:sz w:val="20"/>
+      </w:rPr>
+    </w:lvl>
+    <w:lvl w:ilvl="7" w:tentative="1">
+      <w:start w:val="1"/>
+      <w:numFmt w:val="bullet"/>
+      <w:lvlText w:val=""/>
+      <w:lvlJc w:val="left"/>
+      <w:pPr>
+        <w:tabs>
+          <w:tab w:val="num" w:pos="5760"/>
+        </w:tabs>
+        <w:ind w:left="5760" w:hanging="360"/>
+      </w:pPr>
+      <w:rPr>
+        <w:rFonts w:ascii="Wingdings" w:hAnsi="Wingdings" w:hint="default"/>
+        <w:sz w:val="20"/>
+      </w:rPr>
+    </w:lvl>
+    <w:lvl w:ilvl="8" w:tentative="1">
+      <w:start w:val="1"/>
+      <w:numFmt w:val="bullet"/>
+      <w:lvlText w:val=""/>
+      <w:lvlJc w:val="left"/>
+      <w:pPr>
+        <w:tabs>
+          <w:tab w:val="num" w:pos="6480"/>
+        </w:tabs>
+        <w:ind w:left="6480" w:hanging="360"/>
+      </w:pPr>
+      <w:rPr>
+        <w:rFonts w:ascii="Wingdings" w:hAnsi="Wingdings" w:hint="default"/>
+        <w:sz w:val="20"/>
+      </w:rPr>
+    </w:lvl>
+  </w:abstractNum>
+  <w:abstractNum w:abstractNumId="45" w15:restartNumberingAfterBreak="0">
+    <w:nsid w:val="45A16B66"/>
+    <w:multiLevelType w:val="multilevel"/>
+    <w:tmpl w:val="E24627F6"/>
+    <w:lvl w:ilvl="0">
+      <w:start w:val="30"/>
+      <w:numFmt w:val="decimal"/>
+      <w:lvlText w:val="%1."/>
+      <w:lvlJc w:val="left"/>
+      <w:pPr>
+        <w:tabs>
+          <w:tab w:val="num" w:pos="720"/>
+        </w:tabs>
+        <w:ind w:left="720" w:hanging="360"/>
+      </w:pPr>
+    </w:lvl>
+    <w:lvl w:ilvl="1" w:tentative="1">
+      <w:start w:val="1"/>
+      <w:numFmt w:val="decimal"/>
+      <w:lvlText w:val="%2."/>
+      <w:lvlJc w:val="left"/>
+      <w:pPr>
+        <w:tabs>
+          <w:tab w:val="num" w:pos="1440"/>
+        </w:tabs>
+        <w:ind w:left="1440" w:hanging="360"/>
+      </w:pPr>
+    </w:lvl>
+    <w:lvl w:ilvl="2" w:tentative="1">
+      <w:start w:val="1"/>
+      <w:numFmt w:val="decimal"/>
+      <w:lvlText w:val="%3."/>
+      <w:lvlJc w:val="left"/>
+      <w:pPr>
+        <w:tabs>
+          <w:tab w:val="num" w:pos="2160"/>
+        </w:tabs>
+        <w:ind w:left="2160" w:hanging="360"/>
+      </w:pPr>
+    </w:lvl>
+    <w:lvl w:ilvl="3" w:tentative="1">
+      <w:start w:val="1"/>
+      <w:numFmt w:val="decimal"/>
+      <w:lvlText w:val="%4."/>
+      <w:lvlJc w:val="left"/>
+      <w:pPr>
+        <w:tabs>
+          <w:tab w:val="num" w:pos="2880"/>
+        </w:tabs>
+        <w:ind w:left="2880" w:hanging="360"/>
+      </w:pPr>
+    </w:lvl>
+    <w:lvl w:ilvl="4" w:tentative="1">
+      <w:start w:val="1"/>
+      <w:numFmt w:val="decimal"/>
+      <w:lvlText w:val="%5."/>
+      <w:lvlJc w:val="left"/>
+      <w:pPr>
+        <w:tabs>
+          <w:tab w:val="num" w:pos="3600"/>
+        </w:tabs>
+        <w:ind w:left="3600" w:hanging="360"/>
+      </w:pPr>
+    </w:lvl>
+    <w:lvl w:ilvl="5" w:tentative="1">
+      <w:start w:val="1"/>
+      <w:numFmt w:val="decimal"/>
+      <w:lvlText w:val="%6."/>
+      <w:lvlJc w:val="left"/>
+      <w:pPr>
+        <w:tabs>
+          <w:tab w:val="num" w:pos="4320"/>
+        </w:tabs>
+        <w:ind w:left="4320" w:hanging="360"/>
+      </w:pPr>
+    </w:lvl>
+    <w:lvl w:ilvl="6" w:tentative="1">
+      <w:start w:val="1"/>
+      <w:numFmt w:val="decimal"/>
+      <w:lvlText w:val="%7."/>
+      <w:lvlJc w:val="left"/>
+      <w:pPr>
+        <w:tabs>
+          <w:tab w:val="num" w:pos="5040"/>
+        </w:tabs>
+        <w:ind w:left="5040" w:hanging="360"/>
+      </w:pPr>
+    </w:lvl>
+    <w:lvl w:ilvl="7" w:tentative="1">
+      <w:start w:val="1"/>
+      <w:numFmt w:val="decimal"/>
+      <w:lvlText w:val="%8."/>
+      <w:lvlJc w:val="left"/>
+      <w:pPr>
+        <w:tabs>
+          <w:tab w:val="num" w:pos="5760"/>
+        </w:tabs>
+        <w:ind w:left="5760" w:hanging="360"/>
+      </w:pPr>
+    </w:lvl>
+    <w:lvl w:ilvl="8" w:tentative="1">
+      <w:start w:val="1"/>
+      <w:numFmt w:val="decimal"/>
+      <w:lvlText w:val="%9."/>
+      <w:lvlJc w:val="left"/>
+      <w:pPr>
+        <w:tabs>
+          <w:tab w:val="num" w:pos="6480"/>
+        </w:tabs>
+        <w:ind w:left="6480" w:hanging="360"/>
+      </w:pPr>
+    </w:lvl>
+  </w:abstractNum>
+  <w:abstractNum w:abstractNumId="46" w15:restartNumberingAfterBreak="0">
+    <w:nsid w:val="46D361D8"/>
+    <w:multiLevelType w:val="multilevel"/>
+    <w:tmpl w:val="B428D5E6"/>
+    <w:lvl w:ilvl="0">
+      <w:start w:val="1"/>
+      <w:numFmt w:val="bullet"/>
+      <w:lvlText w:val=""/>
+      <w:lvlJc w:val="left"/>
+      <w:pPr>
+        <w:tabs>
+          <w:tab w:val="num" w:pos="720"/>
+        </w:tabs>
+        <w:ind w:left="720" w:hanging="360"/>
+      </w:pPr>
+      <w:rPr>
+        <w:rFonts w:ascii="Symbol" w:hAnsi="Symbol" w:hint="default"/>
+        <w:sz w:val="20"/>
+      </w:rPr>
+    </w:lvl>
+    <w:lvl w:ilvl="1" w:tentative="1">
+      <w:start w:val="1"/>
+      <w:numFmt w:val="bullet"/>
+      <w:lvlText w:val="o"/>
+      <w:lvlJc w:val="left"/>
+      <w:pPr>
+        <w:tabs>
+          <w:tab w:val="num" w:pos="1440"/>
+        </w:tabs>
+        <w:ind w:left="1440" w:hanging="360"/>
+      </w:pPr>
+      <w:rPr>
+        <w:rFonts w:ascii="Courier New" w:hAnsi="Courier New" w:hint="default"/>
+        <w:sz w:val="20"/>
+      </w:rPr>
+    </w:lvl>
+    <w:lvl w:ilvl="2" w:tentative="1">
+      <w:start w:val="1"/>
+      <w:numFmt w:val="bullet"/>
+      <w:lvlText w:val=""/>
+      <w:lvlJc w:val="left"/>
+      <w:pPr>
+        <w:tabs>
+          <w:tab w:val="num" w:pos="2160"/>
+        </w:tabs>
+        <w:ind w:left="2160" w:hanging="360"/>
+      </w:pPr>
+      <w:rPr>
+        <w:rFonts w:ascii="Wingdings" w:hAnsi="Wingdings" w:hint="default"/>
+        <w:sz w:val="20"/>
+      </w:rPr>
+    </w:lvl>
+    <w:lvl w:ilvl="3" w:tentative="1">
+      <w:start w:val="1"/>
+      <w:numFmt w:val="bullet"/>
+      <w:lvlText w:val=""/>
+      <w:lvlJc w:val="left"/>
+      <w:pPr>
+        <w:tabs>
+          <w:tab w:val="num" w:pos="2880"/>
+        </w:tabs>
+        <w:ind w:left="2880" w:hanging="360"/>
+      </w:pPr>
+      <w:rPr>
+        <w:rFonts w:ascii="Wingdings" w:hAnsi="Wingdings" w:hint="default"/>
+        <w:sz w:val="20"/>
+      </w:rPr>
+    </w:lvl>
+    <w:lvl w:ilvl="4" w:tentative="1">
+      <w:start w:val="1"/>
+      <w:numFmt w:val="bullet"/>
+      <w:lvlText w:val=""/>
+      <w:lvlJc w:val="left"/>
+      <w:pPr>
+        <w:tabs>
+          <w:tab w:val="num" w:pos="3600"/>
+        </w:tabs>
+        <w:ind w:left="3600" w:hanging="360"/>
+      </w:pPr>
+      <w:rPr>
+        <w:rFonts w:ascii="Wingdings" w:hAnsi="Wingdings" w:hint="default"/>
+        <w:sz w:val="20"/>
+      </w:rPr>
+    </w:lvl>
+    <w:lvl w:ilvl="5" w:tentative="1">
+      <w:start w:val="1"/>
+      <w:numFmt w:val="bullet"/>
+      <w:lvlText w:val=""/>
+      <w:lvlJc w:val="left"/>
+      <w:pPr>
+        <w:tabs>
+          <w:tab w:val="num" w:pos="4320"/>
+        </w:tabs>
+        <w:ind w:left="4320" w:hanging="360"/>
+      </w:pPr>
+      <w:rPr>
+        <w:rFonts w:ascii="Wingdings" w:hAnsi="Wingdings" w:hint="default"/>
+        <w:sz w:val="20"/>
+      </w:rPr>
+    </w:lvl>
+    <w:lvl w:ilvl="6" w:tentative="1">
+      <w:start w:val="1"/>
+      <w:numFmt w:val="bullet"/>
+      <w:lvlText w:val=""/>
+      <w:lvlJc w:val="left"/>
+      <w:pPr>
+        <w:tabs>
+          <w:tab w:val="num" w:pos="5040"/>
+        </w:tabs>
+        <w:ind w:left="5040" w:hanging="360"/>
+      </w:pPr>
+      <w:rPr>
+        <w:rFonts w:ascii="Wingdings" w:hAnsi="Wingdings" w:hint="default"/>
+        <w:sz w:val="20"/>
+      </w:rPr>
+    </w:lvl>
+    <w:lvl w:ilvl="7" w:tentative="1">
+      <w:start w:val="1"/>
+      <w:numFmt w:val="bullet"/>
+      <w:lvlText w:val=""/>
+      <w:lvlJc w:val="left"/>
+      <w:pPr>
+        <w:tabs>
+          <w:tab w:val="num" w:pos="5760"/>
+        </w:tabs>
+        <w:ind w:left="5760" w:hanging="360"/>
+      </w:pPr>
+      <w:rPr>
+        <w:rFonts w:ascii="Wingdings" w:hAnsi="Wingdings" w:hint="default"/>
+        <w:sz w:val="20"/>
+      </w:rPr>
+    </w:lvl>
+    <w:lvl w:ilvl="8" w:tentative="1">
+      <w:start w:val="1"/>
+      <w:numFmt w:val="bullet"/>
+      <w:lvlText w:val=""/>
+      <w:lvlJc w:val="left"/>
+      <w:pPr>
+        <w:tabs>
+          <w:tab w:val="num" w:pos="6480"/>
+        </w:tabs>
+        <w:ind w:left="6480" w:hanging="360"/>
+      </w:pPr>
+      <w:rPr>
+        <w:rFonts w:ascii="Wingdings" w:hAnsi="Wingdings" w:hint="default"/>
+        <w:sz w:val="20"/>
+      </w:rPr>
+    </w:lvl>
+  </w:abstractNum>
+  <w:abstractNum w:abstractNumId="47" w15:restartNumberingAfterBreak="0">
+    <w:nsid w:val="47425F9D"/>
+    <w:multiLevelType w:val="multilevel"/>
+    <w:tmpl w:val="97762B4C"/>
+    <w:lvl w:ilvl="0">
+      <w:start w:val="5"/>
+      <w:numFmt w:val="decimal"/>
+      <w:lvlText w:val="%1."/>
+      <w:lvlJc w:val="left"/>
+      <w:pPr>
+        <w:tabs>
+          <w:tab w:val="num" w:pos="720"/>
+        </w:tabs>
+        <w:ind w:left="720" w:hanging="360"/>
+      </w:pPr>
+    </w:lvl>
+    <w:lvl w:ilvl="1" w:tentative="1">
+      <w:start w:val="1"/>
+      <w:numFmt w:val="decimal"/>
+      <w:lvlText w:val="%2."/>
+      <w:lvlJc w:val="left"/>
+      <w:pPr>
+        <w:tabs>
+          <w:tab w:val="num" w:pos="1440"/>
+        </w:tabs>
+        <w:ind w:left="1440" w:hanging="360"/>
+      </w:pPr>
+    </w:lvl>
+    <w:lvl w:ilvl="2" w:tentative="1">
+      <w:start w:val="1"/>
+      <w:numFmt w:val="decimal"/>
+      <w:lvlText w:val="%3."/>
+      <w:lvlJc w:val="left"/>
+      <w:pPr>
+        <w:tabs>
+          <w:tab w:val="num" w:pos="2160"/>
+        </w:tabs>
+        <w:ind w:left="2160" w:hanging="360"/>
+      </w:pPr>
+    </w:lvl>
+    <w:lvl w:ilvl="3" w:tentative="1">
+      <w:start w:val="1"/>
+      <w:numFmt w:val="decimal"/>
+      <w:lvlText w:val="%4."/>
+      <w:lvlJc w:val="left"/>
+      <w:pPr>
+        <w:tabs>
+          <w:tab w:val="num" w:pos="2880"/>
+        </w:tabs>
+        <w:ind w:left="2880" w:hanging="360"/>
+      </w:pPr>
+    </w:lvl>
+    <w:lvl w:ilvl="4" w:tentative="1">
+      <w:start w:val="1"/>
+      <w:numFmt w:val="decimal"/>
+      <w:lvlText w:val="%5."/>
+      <w:lvlJc w:val="left"/>
+      <w:pPr>
+        <w:tabs>
+          <w:tab w:val="num" w:pos="3600"/>
+        </w:tabs>
+        <w:ind w:left="3600" w:hanging="360"/>
+      </w:pPr>
+    </w:lvl>
+    <w:lvl w:ilvl="5" w:tentative="1">
+      <w:start w:val="1"/>
+      <w:numFmt w:val="decimal"/>
+      <w:lvlText w:val="%6."/>
+      <w:lvlJc w:val="left"/>
+      <w:pPr>
+        <w:tabs>
+          <w:tab w:val="num" w:pos="4320"/>
+        </w:tabs>
+        <w:ind w:left="4320" w:hanging="360"/>
+      </w:pPr>
+    </w:lvl>
+    <w:lvl w:ilvl="6" w:tentative="1">
+      <w:start w:val="1"/>
+      <w:numFmt w:val="decimal"/>
+      <w:lvlText w:val="%7."/>
+      <w:lvlJc w:val="left"/>
+      <w:pPr>
+        <w:tabs>
+          <w:tab w:val="num" w:pos="5040"/>
+        </w:tabs>
+        <w:ind w:left="5040" w:hanging="360"/>
+      </w:pPr>
+    </w:lvl>
+    <w:lvl w:ilvl="7" w:tentative="1">
+      <w:start w:val="1"/>
+      <w:numFmt w:val="decimal"/>
+      <w:lvlText w:val="%8."/>
+      <w:lvlJc w:val="left"/>
+      <w:pPr>
+        <w:tabs>
+          <w:tab w:val="num" w:pos="5760"/>
+        </w:tabs>
+        <w:ind w:left="5760" w:hanging="360"/>
+      </w:pPr>
+    </w:lvl>
+    <w:lvl w:ilvl="8" w:tentative="1">
+      <w:start w:val="1"/>
+      <w:numFmt w:val="decimal"/>
+      <w:lvlText w:val="%9."/>
+      <w:lvlJc w:val="left"/>
+      <w:pPr>
+        <w:tabs>
+          <w:tab w:val="num" w:pos="6480"/>
+        </w:tabs>
+        <w:ind w:left="6480" w:hanging="360"/>
+      </w:pPr>
+    </w:lvl>
+  </w:abstractNum>
+  <w:abstractNum w:abstractNumId="48" w15:restartNumberingAfterBreak="0">
+    <w:nsid w:val="480068D6"/>
+    <w:multiLevelType w:val="multilevel"/>
+    <w:tmpl w:val="434E8D5C"/>
+    <w:lvl w:ilvl="0">
+      <w:start w:val="29"/>
+      <w:numFmt w:val="decimal"/>
+      <w:lvlText w:val="%1."/>
+      <w:lvlJc w:val="left"/>
+      <w:pPr>
+        <w:tabs>
+          <w:tab w:val="num" w:pos="720"/>
+        </w:tabs>
+        <w:ind w:left="720" w:hanging="360"/>
+      </w:pPr>
+    </w:lvl>
+    <w:lvl w:ilvl="1" w:tentative="1">
+      <w:start w:val="1"/>
+      <w:numFmt w:val="decimal"/>
+      <w:lvlText w:val="%2."/>
+      <w:lvlJc w:val="left"/>
+      <w:pPr>
+        <w:tabs>
+          <w:tab w:val="num" w:pos="1440"/>
+        </w:tabs>
+        <w:ind w:left="1440" w:hanging="360"/>
+      </w:pPr>
+    </w:lvl>
+    <w:lvl w:ilvl="2" w:tentative="1">
+      <w:start w:val="1"/>
+      <w:numFmt w:val="decimal"/>
+      <w:lvlText w:val="%3."/>
+      <w:lvlJc w:val="left"/>
+      <w:pPr>
+        <w:tabs>
+          <w:tab w:val="num" w:pos="2160"/>
+        </w:tabs>
+        <w:ind w:left="2160" w:hanging="360"/>
+      </w:pPr>
+    </w:lvl>
+    <w:lvl w:ilvl="3" w:tentative="1">
+      <w:start w:val="1"/>
+      <w:numFmt w:val="decimal"/>
+      <w:lvlText w:val="%4."/>
+      <w:lvlJc w:val="left"/>
+      <w:pPr>
+        <w:tabs>
+          <w:tab w:val="num" w:pos="2880"/>
+        </w:tabs>
+        <w:ind w:left="2880" w:hanging="360"/>
+      </w:pPr>
+    </w:lvl>
+    <w:lvl w:ilvl="4" w:tentative="1">
+      <w:start w:val="1"/>
+      <w:numFmt w:val="decimal"/>
+      <w:lvlText w:val="%5."/>
+      <w:lvlJc w:val="left"/>
+      <w:pPr>
+        <w:tabs>
+          <w:tab w:val="num" w:pos="3600"/>
+        </w:tabs>
+        <w:ind w:left="3600" w:hanging="360"/>
+      </w:pPr>
+    </w:lvl>
+    <w:lvl w:ilvl="5" w:tentative="1">
+      <w:start w:val="1"/>
+      <w:numFmt w:val="decimal"/>
+      <w:lvlText w:val="%6."/>
+      <w:lvlJc w:val="left"/>
+      <w:pPr>
+        <w:tabs>
+          <w:tab w:val="num" w:pos="4320"/>
+        </w:tabs>
+        <w:ind w:left="4320" w:hanging="360"/>
+      </w:pPr>
+    </w:lvl>
+    <w:lvl w:ilvl="6" w:tentative="1">
+      <w:start w:val="1"/>
+      <w:numFmt w:val="decimal"/>
+      <w:lvlText w:val="%7."/>
+      <w:lvlJc w:val="left"/>
+      <w:pPr>
+        <w:tabs>
+          <w:tab w:val="num" w:pos="5040"/>
+        </w:tabs>
+        <w:ind w:left="5040" w:hanging="360"/>
+      </w:pPr>
+    </w:lvl>
+    <w:lvl w:ilvl="7" w:tentative="1">
+      <w:start w:val="1"/>
+      <w:numFmt w:val="decimal"/>
+      <w:lvlText w:val="%8."/>
+      <w:lvlJc w:val="left"/>
+      <w:pPr>
+        <w:tabs>
+          <w:tab w:val="num" w:pos="5760"/>
+        </w:tabs>
+        <w:ind w:left="5760" w:hanging="360"/>
+      </w:pPr>
+    </w:lvl>
+    <w:lvl w:ilvl="8" w:tentative="1">
+      <w:start w:val="1"/>
+      <w:numFmt w:val="decimal"/>
+      <w:lvlText w:val="%9."/>
+      <w:lvlJc w:val="left"/>
+      <w:pPr>
+        <w:tabs>
+          <w:tab w:val="num" w:pos="6480"/>
+        </w:tabs>
+        <w:ind w:left="6480" w:hanging="360"/>
+      </w:pPr>
+    </w:lvl>
+  </w:abstractNum>
+  <w:abstractNum w:abstractNumId="49" w15:restartNumberingAfterBreak="0">
+    <w:nsid w:val="487B52C8"/>
+    <w:multiLevelType w:val="multilevel"/>
+    <w:tmpl w:val="225226CC"/>
+    <w:lvl w:ilvl="0">
+      <w:start w:val="1"/>
+      <w:numFmt w:val="bullet"/>
+      <w:lvlText w:val=""/>
+      <w:lvlJc w:val="left"/>
+      <w:pPr>
+        <w:tabs>
+          <w:tab w:val="num" w:pos="720"/>
+        </w:tabs>
+        <w:ind w:left="720" w:hanging="360"/>
+      </w:pPr>
+      <w:rPr>
+        <w:rFonts w:ascii="Symbol" w:hAnsi="Symbol" w:hint="default"/>
+        <w:sz w:val="20"/>
+      </w:rPr>
+    </w:lvl>
+    <w:lvl w:ilvl="1" w:tentative="1">
+      <w:start w:val="1"/>
+      <w:numFmt w:val="bullet"/>
+      <w:lvlText w:val="o"/>
+      <w:lvlJc w:val="left"/>
+      <w:pPr>
+        <w:tabs>
+          <w:tab w:val="num" w:pos="1440"/>
+        </w:tabs>
+        <w:ind w:left="1440" w:hanging="360"/>
+      </w:pPr>
+      <w:rPr>
+        <w:rFonts w:ascii="Courier New" w:hAnsi="Courier New" w:hint="default"/>
+        <w:sz w:val="20"/>
+      </w:rPr>
+    </w:lvl>
+    <w:lvl w:ilvl="2" w:tentative="1">
+      <w:start w:val="1"/>
+      <w:numFmt w:val="bullet"/>
+      <w:lvlText w:val=""/>
+      <w:lvlJc w:val="left"/>
+      <w:pPr>
+        <w:tabs>
+          <w:tab w:val="num" w:pos="2160"/>
+        </w:tabs>
+        <w:ind w:left="2160" w:hanging="360"/>
+      </w:pPr>
+      <w:rPr>
+        <w:rFonts w:ascii="Wingdings" w:hAnsi="Wingdings" w:hint="default"/>
+        <w:sz w:val="20"/>
+      </w:rPr>
+    </w:lvl>
+    <w:lvl w:ilvl="3" w:tentative="1">
+      <w:start w:val="1"/>
+      <w:numFmt w:val="bullet"/>
+      <w:lvlText w:val=""/>
+      <w:lvlJc w:val="left"/>
+      <w:pPr>
+        <w:tabs>
+          <w:tab w:val="num" w:pos="2880"/>
+        </w:tabs>
+        <w:ind w:left="2880" w:hanging="360"/>
+      </w:pPr>
+      <w:rPr>
+        <w:rFonts w:ascii="Wingdings" w:hAnsi="Wingdings" w:hint="default"/>
+        <w:sz w:val="20"/>
+      </w:rPr>
+    </w:lvl>
+    <w:lvl w:ilvl="4" w:tentative="1">
+      <w:start w:val="1"/>
+      <w:numFmt w:val="bullet"/>
+      <w:lvlText w:val=""/>
+      <w:lvlJc w:val="left"/>
+      <w:pPr>
+        <w:tabs>
+          <w:tab w:val="num" w:pos="3600"/>
+        </w:tabs>
+        <w:ind w:left="3600" w:hanging="360"/>
+      </w:pPr>
+      <w:rPr>
+        <w:rFonts w:ascii="Wingdings" w:hAnsi="Wingdings" w:hint="default"/>
+        <w:sz w:val="20"/>
+      </w:rPr>
+    </w:lvl>
+    <w:lvl w:ilvl="5" w:tentative="1">
+      <w:start w:val="1"/>
+      <w:numFmt w:val="bullet"/>
+      <w:lvlText w:val=""/>
+      <w:lvlJc w:val="left"/>
+      <w:pPr>
+        <w:tabs>
+          <w:tab w:val="num" w:pos="4320"/>
+        </w:tabs>
+        <w:ind w:left="4320" w:hanging="360"/>
+      </w:pPr>
+      <w:rPr>
+        <w:rFonts w:ascii="Wingdings" w:hAnsi="Wingdings" w:hint="default"/>
+        <w:sz w:val="20"/>
+      </w:rPr>
+    </w:lvl>
+    <w:lvl w:ilvl="6" w:tentative="1">
+      <w:start w:val="1"/>
+      <w:numFmt w:val="bullet"/>
+      <w:lvlText w:val=""/>
+      <w:lvlJc w:val="left"/>
+      <w:pPr>
+        <w:tabs>
+          <w:tab w:val="num" w:pos="5040"/>
+        </w:tabs>
+        <w:ind w:left="5040" w:hanging="360"/>
+      </w:pPr>
+      <w:rPr>
+        <w:rFonts w:ascii="Wingdings" w:hAnsi="Wingdings" w:hint="default"/>
+        <w:sz w:val="20"/>
+      </w:rPr>
+    </w:lvl>
+    <w:lvl w:ilvl="7" w:tentative="1">
+      <w:start w:val="1"/>
+      <w:numFmt w:val="bullet"/>
+      <w:lvlText w:val=""/>
+      <w:lvlJc w:val="left"/>
+      <w:pPr>
+        <w:tabs>
+          <w:tab w:val="num" w:pos="5760"/>
+        </w:tabs>
+        <w:ind w:left="5760" w:hanging="360"/>
+      </w:pPr>
+      <w:rPr>
+        <w:rFonts w:ascii="Wingdings" w:hAnsi="Wingdings" w:hint="default"/>
+        <w:sz w:val="20"/>
+      </w:rPr>
+    </w:lvl>
+    <w:lvl w:ilvl="8" w:tentative="1">
+      <w:start w:val="1"/>
+      <w:numFmt w:val="bullet"/>
+      <w:lvlText w:val=""/>
+      <w:lvlJc w:val="left"/>
+      <w:pPr>
+        <w:tabs>
+          <w:tab w:val="num" w:pos="6480"/>
+        </w:tabs>
+        <w:ind w:left="6480" w:hanging="360"/>
+      </w:pPr>
+      <w:rPr>
+        <w:rFonts w:ascii="Wingdings" w:hAnsi="Wingdings" w:hint="default"/>
+        <w:sz w:val="20"/>
+      </w:rPr>
+    </w:lvl>
+  </w:abstractNum>
+  <w:abstractNum w:abstractNumId="50" w15:restartNumberingAfterBreak="0">
+    <w:nsid w:val="49D406FC"/>
+    <w:multiLevelType w:val="multilevel"/>
+    <w:tmpl w:val="4614D60E"/>
+    <w:lvl w:ilvl="0">
+      <w:start w:val="1"/>
+      <w:numFmt w:val="bullet"/>
+      <w:lvlText w:val=""/>
+      <w:lvlJc w:val="left"/>
+      <w:pPr>
+        <w:tabs>
+          <w:tab w:val="num" w:pos="720"/>
+        </w:tabs>
+        <w:ind w:left="720" w:hanging="360"/>
+      </w:pPr>
+      <w:rPr>
+        <w:rFonts w:ascii="Symbol" w:hAnsi="Symbol" w:hint="default"/>
+        <w:sz w:val="20"/>
+      </w:rPr>
+    </w:lvl>
+    <w:lvl w:ilvl="1" w:tentative="1">
+      <w:start w:val="1"/>
+      <w:numFmt w:val="bullet"/>
+      <w:lvlText w:val="o"/>
+      <w:lvlJc w:val="left"/>
+      <w:pPr>
+        <w:tabs>
+          <w:tab w:val="num" w:pos="1440"/>
+        </w:tabs>
+        <w:ind w:left="1440" w:hanging="360"/>
+      </w:pPr>
+      <w:rPr>
+        <w:rFonts w:ascii="Courier New" w:hAnsi="Courier New" w:hint="default"/>
+        <w:sz w:val="20"/>
+      </w:rPr>
+    </w:lvl>
+    <w:lvl w:ilvl="2" w:tentative="1">
+      <w:start w:val="1"/>
+      <w:numFmt w:val="bullet"/>
+      <w:lvlText w:val=""/>
+      <w:lvlJc w:val="left"/>
+      <w:pPr>
+        <w:tabs>
+          <w:tab w:val="num" w:pos="2160"/>
+        </w:tabs>
+        <w:ind w:left="2160" w:hanging="360"/>
+      </w:pPr>
+      <w:rPr>
+        <w:rFonts w:ascii="Wingdings" w:hAnsi="Wingdings" w:hint="default"/>
+        <w:sz w:val="20"/>
+      </w:rPr>
+    </w:lvl>
+    <w:lvl w:ilvl="3" w:tentative="1">
+      <w:start w:val="1"/>
+      <w:numFmt w:val="bullet"/>
+      <w:lvlText w:val=""/>
+      <w:lvlJc w:val="left"/>
+      <w:pPr>
+        <w:tabs>
+          <w:tab w:val="num" w:pos="2880"/>
+        </w:tabs>
+        <w:ind w:left="2880" w:hanging="360"/>
+      </w:pPr>
+      <w:rPr>
+        <w:rFonts w:ascii="Wingdings" w:hAnsi="Wingdings" w:hint="default"/>
+        <w:sz w:val="20"/>
+      </w:rPr>
+    </w:lvl>
+    <w:lvl w:ilvl="4" w:tentative="1">
+      <w:start w:val="1"/>
+      <w:numFmt w:val="bullet"/>
+      <w:lvlText w:val=""/>
+      <w:lvlJc w:val="left"/>
+      <w:pPr>
+        <w:tabs>
+          <w:tab w:val="num" w:pos="3600"/>
+        </w:tabs>
+        <w:ind w:left="3600" w:hanging="360"/>
+      </w:pPr>
+      <w:rPr>
+        <w:rFonts w:ascii="Wingdings" w:hAnsi="Wingdings" w:hint="default"/>
+        <w:sz w:val="20"/>
+      </w:rPr>
+    </w:lvl>
+    <w:lvl w:ilvl="5" w:tentative="1">
+      <w:start w:val="1"/>
+      <w:numFmt w:val="bullet"/>
+      <w:lvlText w:val=""/>
+      <w:lvlJc w:val="left"/>
+      <w:pPr>
+        <w:tabs>
+          <w:tab w:val="num" w:pos="4320"/>
+        </w:tabs>
+        <w:ind w:left="4320" w:hanging="360"/>
+      </w:pPr>
+      <w:rPr>
+        <w:rFonts w:ascii="Wingdings" w:hAnsi="Wingdings" w:hint="default"/>
+        <w:sz w:val="20"/>
+      </w:rPr>
+    </w:lvl>
+    <w:lvl w:ilvl="6" w:tentative="1">
+      <w:start w:val="1"/>
+      <w:numFmt w:val="bullet"/>
+      <w:lvlText w:val=""/>
+      <w:lvlJc w:val="left"/>
+      <w:pPr>
+        <w:tabs>
+          <w:tab w:val="num" w:pos="5040"/>
+        </w:tabs>
+        <w:ind w:left="5040" w:hanging="360"/>
+      </w:pPr>
+      <w:rPr>
+        <w:rFonts w:ascii="Wingdings" w:hAnsi="Wingdings" w:hint="default"/>
+        <w:sz w:val="20"/>
+      </w:rPr>
+    </w:lvl>
+    <w:lvl w:ilvl="7" w:tentative="1">
+      <w:start w:val="1"/>
+      <w:numFmt w:val="bullet"/>
+      <w:lvlText w:val=""/>
+      <w:lvlJc w:val="left"/>
+      <w:pPr>
+        <w:tabs>
+          <w:tab w:val="num" w:pos="5760"/>
+        </w:tabs>
+        <w:ind w:left="5760" w:hanging="360"/>
+      </w:pPr>
+      <w:rPr>
+        <w:rFonts w:ascii="Wingdings" w:hAnsi="Wingdings" w:hint="default"/>
+        <w:sz w:val="20"/>
+      </w:rPr>
+    </w:lvl>
+    <w:lvl w:ilvl="8" w:tentative="1">
+      <w:start w:val="1"/>
+      <w:numFmt w:val="bullet"/>
+      <w:lvlText w:val=""/>
+      <w:lvlJc w:val="left"/>
+      <w:pPr>
+        <w:tabs>
+          <w:tab w:val="num" w:pos="6480"/>
+        </w:tabs>
+        <w:ind w:left="6480" w:hanging="360"/>
+      </w:pPr>
+      <w:rPr>
+        <w:rFonts w:ascii="Wingdings" w:hAnsi="Wingdings" w:hint="default"/>
+        <w:sz w:val="20"/>
+      </w:rPr>
+    </w:lvl>
+  </w:abstractNum>
+  <w:abstractNum w:abstractNumId="51" w15:restartNumberingAfterBreak="0">
+    <w:nsid w:val="49FD333B"/>
+    <w:multiLevelType w:val="multilevel"/>
+    <w:tmpl w:val="4334819A"/>
+    <w:lvl w:ilvl="0">
+      <w:start w:val="1"/>
+      <w:numFmt w:val="bullet"/>
+      <w:lvlText w:val=""/>
+      <w:lvlJc w:val="left"/>
+      <w:pPr>
+        <w:tabs>
+          <w:tab w:val="num" w:pos="720"/>
+        </w:tabs>
+        <w:ind w:left="720" w:hanging="360"/>
+      </w:pPr>
+      <w:rPr>
+        <w:rFonts w:ascii="Symbol" w:hAnsi="Symbol" w:hint="default"/>
+        <w:sz w:val="20"/>
+      </w:rPr>
+    </w:lvl>
+    <w:lvl w:ilvl="1" w:tentative="1">
+      <w:start w:val="1"/>
+      <w:numFmt w:val="bullet"/>
+      <w:lvlText w:val="o"/>
+      <w:lvlJc w:val="left"/>
+      <w:pPr>
+        <w:tabs>
+          <w:tab w:val="num" w:pos="1440"/>
+        </w:tabs>
+        <w:ind w:left="1440" w:hanging="360"/>
+      </w:pPr>
+      <w:rPr>
+        <w:rFonts w:ascii="Courier New" w:hAnsi="Courier New" w:hint="default"/>
+        <w:sz w:val="20"/>
+      </w:rPr>
+    </w:lvl>
+    <w:lvl w:ilvl="2" w:tentative="1">
+      <w:start w:val="1"/>
+      <w:numFmt w:val="bullet"/>
+      <w:lvlText w:val=""/>
+      <w:lvlJc w:val="left"/>
+      <w:pPr>
+        <w:tabs>
+          <w:tab w:val="num" w:pos="2160"/>
+        </w:tabs>
+        <w:ind w:left="2160" w:hanging="360"/>
+      </w:pPr>
+      <w:rPr>
+        <w:rFonts w:ascii="Wingdings" w:hAnsi="Wingdings" w:hint="default"/>
+        <w:sz w:val="20"/>
+      </w:rPr>
+    </w:lvl>
+    <w:lvl w:ilvl="3" w:tentative="1">
+      <w:start w:val="1"/>
+      <w:numFmt w:val="bullet"/>
+      <w:lvlText w:val=""/>
+      <w:lvlJc w:val="left"/>
+      <w:pPr>
+        <w:tabs>
+          <w:tab w:val="num" w:pos="2880"/>
+        </w:tabs>
+        <w:ind w:left="2880" w:hanging="360"/>
+      </w:pPr>
+      <w:rPr>
+        <w:rFonts w:ascii="Wingdings" w:hAnsi="Wingdings" w:hint="default"/>
+        <w:sz w:val="20"/>
+      </w:rPr>
+    </w:lvl>
+    <w:lvl w:ilvl="4" w:tentative="1">
+      <w:start w:val="1"/>
+      <w:numFmt w:val="bullet"/>
+      <w:lvlText w:val=""/>
+      <w:lvlJc w:val="left"/>
+      <w:pPr>
+        <w:tabs>
+          <w:tab w:val="num" w:pos="3600"/>
+        </w:tabs>
+        <w:ind w:left="3600" w:hanging="360"/>
+      </w:pPr>
+      <w:rPr>
+        <w:rFonts w:ascii="Wingdings" w:hAnsi="Wingdings" w:hint="default"/>
+        <w:sz w:val="20"/>
+      </w:rPr>
+    </w:lvl>
+    <w:lvl w:ilvl="5" w:tentative="1">
+      <w:start w:val="1"/>
+      <w:numFmt w:val="bullet"/>
+      <w:lvlText w:val=""/>
+      <w:lvlJc w:val="left"/>
+      <w:pPr>
+        <w:tabs>
+          <w:tab w:val="num" w:pos="4320"/>
+        </w:tabs>
+        <w:ind w:left="4320" w:hanging="360"/>
+      </w:pPr>
+      <w:rPr>
+        <w:rFonts w:ascii="Wingdings" w:hAnsi="Wingdings" w:hint="default"/>
+        <w:sz w:val="20"/>
+      </w:rPr>
+    </w:lvl>
+    <w:lvl w:ilvl="6" w:tentative="1">
+      <w:start w:val="1"/>
+      <w:numFmt w:val="bullet"/>
+      <w:lvlText w:val=""/>
+      <w:lvlJc w:val="left"/>
+      <w:pPr>
+        <w:tabs>
+          <w:tab w:val="num" w:pos="5040"/>
+        </w:tabs>
+        <w:ind w:left="5040" w:hanging="360"/>
+      </w:pPr>
+      <w:rPr>
+        <w:rFonts w:ascii="Wingdings" w:hAnsi="Wingdings" w:hint="default"/>
+        <w:sz w:val="20"/>
+      </w:rPr>
+    </w:lvl>
+    <w:lvl w:ilvl="7" w:tentative="1">
+      <w:start w:val="1"/>
+      <w:numFmt w:val="bullet"/>
+      <w:lvlText w:val=""/>
+      <w:lvlJc w:val="left"/>
+      <w:pPr>
+        <w:tabs>
+          <w:tab w:val="num" w:pos="5760"/>
+        </w:tabs>
+        <w:ind w:left="5760" w:hanging="360"/>
+      </w:pPr>
+      <w:rPr>
+        <w:rFonts w:ascii="Wingdings" w:hAnsi="Wingdings" w:hint="default"/>
+        <w:sz w:val="20"/>
+      </w:rPr>
+    </w:lvl>
+    <w:lvl w:ilvl="8" w:tentative="1">
+      <w:start w:val="1"/>
+      <w:numFmt w:val="bullet"/>
+      <w:lvlText w:val=""/>
+      <w:lvlJc w:val="left"/>
+      <w:pPr>
+        <w:tabs>
+          <w:tab w:val="num" w:pos="6480"/>
+        </w:tabs>
+        <w:ind w:left="6480" w:hanging="360"/>
+      </w:pPr>
+      <w:rPr>
+        <w:rFonts w:ascii="Wingdings" w:hAnsi="Wingdings" w:hint="default"/>
+        <w:sz w:val="20"/>
+      </w:rPr>
+    </w:lvl>
+  </w:abstractNum>
+  <w:abstractNum w:abstractNumId="52" w15:restartNumberingAfterBreak="0">
+    <w:nsid w:val="4D5B645E"/>
+    <w:multiLevelType w:val="multilevel"/>
+    <w:tmpl w:val="91560EE2"/>
+    <w:lvl w:ilvl="0">
+      <w:start w:val="21"/>
+      <w:numFmt w:val="decimal"/>
+      <w:lvlText w:val="%1."/>
+      <w:lvlJc w:val="left"/>
+      <w:pPr>
+        <w:tabs>
+          <w:tab w:val="num" w:pos="720"/>
+        </w:tabs>
+        <w:ind w:left="720" w:hanging="360"/>
+      </w:pPr>
+    </w:lvl>
+    <w:lvl w:ilvl="1" w:tentative="1">
+      <w:start w:val="1"/>
+      <w:numFmt w:val="decimal"/>
+      <w:lvlText w:val="%2."/>
+      <w:lvlJc w:val="left"/>
+      <w:pPr>
+        <w:tabs>
+          <w:tab w:val="num" w:pos="1440"/>
+        </w:tabs>
+        <w:ind w:left="1440" w:hanging="360"/>
+      </w:pPr>
+    </w:lvl>
+    <w:lvl w:ilvl="2" w:tentative="1">
+      <w:start w:val="1"/>
+      <w:numFmt w:val="decimal"/>
+      <w:lvlText w:val="%3."/>
+      <w:lvlJc w:val="left"/>
+      <w:pPr>
+        <w:tabs>
+          <w:tab w:val="num" w:pos="2160"/>
+        </w:tabs>
+        <w:ind w:left="2160" w:hanging="360"/>
+      </w:pPr>
+    </w:lvl>
+    <w:lvl w:ilvl="3" w:tentative="1">
+      <w:start w:val="1"/>
+      <w:numFmt w:val="decimal"/>
+      <w:lvlText w:val="%4."/>
+      <w:lvlJc w:val="left"/>
+      <w:pPr>
+        <w:tabs>
+          <w:tab w:val="num" w:pos="2880"/>
+        </w:tabs>
+        <w:ind w:left="2880" w:hanging="360"/>
+      </w:pPr>
+    </w:lvl>
+    <w:lvl w:ilvl="4" w:tentative="1">
+      <w:start w:val="1"/>
+      <w:numFmt w:val="decimal"/>
+      <w:lvlText w:val="%5."/>
+      <w:lvlJc w:val="left"/>
+      <w:pPr>
+        <w:tabs>
+          <w:tab w:val="num" w:pos="3600"/>
+        </w:tabs>
+        <w:ind w:left="3600" w:hanging="360"/>
+      </w:pPr>
+    </w:lvl>
+    <w:lvl w:ilvl="5" w:tentative="1">
+      <w:start w:val="1"/>
+      <w:numFmt w:val="decimal"/>
+      <w:lvlText w:val="%6."/>
+      <w:lvlJc w:val="left"/>
+      <w:pPr>
+        <w:tabs>
+          <w:tab w:val="num" w:pos="4320"/>
+        </w:tabs>
+        <w:ind w:left="4320" w:hanging="360"/>
+      </w:pPr>
+    </w:lvl>
+    <w:lvl w:ilvl="6" w:tentative="1">
+      <w:start w:val="1"/>
+      <w:numFmt w:val="decimal"/>
+      <w:lvlText w:val="%7."/>
+      <w:lvlJc w:val="left"/>
+      <w:pPr>
+        <w:tabs>
+          <w:tab w:val="num" w:pos="5040"/>
+        </w:tabs>
+        <w:ind w:left="5040" w:hanging="360"/>
+      </w:pPr>
+    </w:lvl>
+    <w:lvl w:ilvl="7" w:tentative="1">
+      <w:start w:val="1"/>
+      <w:numFmt w:val="decimal"/>
+      <w:lvlText w:val="%8."/>
+      <w:lvlJc w:val="left"/>
+      <w:pPr>
+        <w:tabs>
+          <w:tab w:val="num" w:pos="5760"/>
+        </w:tabs>
+        <w:ind w:left="5760" w:hanging="360"/>
+      </w:pPr>
+    </w:lvl>
+    <w:lvl w:ilvl="8" w:tentative="1">
+      <w:start w:val="1"/>
+      <w:numFmt w:val="decimal"/>
+      <w:lvlText w:val="%9."/>
+      <w:lvlJc w:val="left"/>
+      <w:pPr>
+        <w:tabs>
+          <w:tab w:val="num" w:pos="6480"/>
+        </w:tabs>
+        <w:ind w:left="6480" w:hanging="360"/>
+      </w:pPr>
+    </w:lvl>
+  </w:abstractNum>
+  <w:abstractNum w:abstractNumId="53" w15:restartNumberingAfterBreak="0">
+    <w:nsid w:val="50905E4F"/>
+    <w:multiLevelType w:val="multilevel"/>
+    <w:tmpl w:val="88EEA9B0"/>
+    <w:lvl w:ilvl="0">
+      <w:start w:val="9"/>
+      <w:numFmt w:val="decimal"/>
+      <w:lvlText w:val="%1."/>
+      <w:lvlJc w:val="left"/>
+      <w:pPr>
+        <w:tabs>
+          <w:tab w:val="num" w:pos="720"/>
+        </w:tabs>
+        <w:ind w:left="720" w:hanging="360"/>
+      </w:pPr>
+    </w:lvl>
+    <w:lvl w:ilvl="1" w:tentative="1">
+      <w:start w:val="1"/>
+      <w:numFmt w:val="decimal"/>
+      <w:lvlText w:val="%2."/>
+      <w:lvlJc w:val="left"/>
+      <w:pPr>
+        <w:tabs>
+          <w:tab w:val="num" w:pos="1440"/>
+        </w:tabs>
+        <w:ind w:left="1440" w:hanging="360"/>
+      </w:pPr>
+    </w:lvl>
+    <w:lvl w:ilvl="2" w:tentative="1">
+      <w:start w:val="1"/>
+      <w:numFmt w:val="decimal"/>
+      <w:lvlText w:val="%3."/>
+      <w:lvlJc w:val="left"/>
+      <w:pPr>
+        <w:tabs>
+          <w:tab w:val="num" w:pos="2160"/>
+        </w:tabs>
+        <w:ind w:left="2160" w:hanging="360"/>
+      </w:pPr>
+    </w:lvl>
+    <w:lvl w:ilvl="3" w:tentative="1">
+      <w:start w:val="1"/>
+      <w:numFmt w:val="decimal"/>
+      <w:lvlText w:val="%4."/>
+      <w:lvlJc w:val="left"/>
+      <w:pPr>
+        <w:tabs>
+          <w:tab w:val="num" w:pos="2880"/>
+        </w:tabs>
+        <w:ind w:left="2880" w:hanging="360"/>
+      </w:pPr>
+    </w:lvl>
+    <w:lvl w:ilvl="4" w:tentative="1">
+      <w:start w:val="1"/>
+      <w:numFmt w:val="decimal"/>
+      <w:lvlText w:val="%5."/>
+      <w:lvlJc w:val="left"/>
+      <w:pPr>
+        <w:tabs>
+          <w:tab w:val="num" w:pos="3600"/>
+        </w:tabs>
+        <w:ind w:left="3600" w:hanging="360"/>
+      </w:pPr>
+    </w:lvl>
+    <w:lvl w:ilvl="5" w:tentative="1">
+      <w:start w:val="1"/>
+      <w:numFmt w:val="decimal"/>
+      <w:lvlText w:val="%6."/>
+      <w:lvlJc w:val="left"/>
+      <w:pPr>
+        <w:tabs>
+          <w:tab w:val="num" w:pos="4320"/>
+        </w:tabs>
+        <w:ind w:left="4320" w:hanging="360"/>
+      </w:pPr>
+    </w:lvl>
+    <w:lvl w:ilvl="6" w:tentative="1">
+      <w:start w:val="1"/>
+      <w:numFmt w:val="decimal"/>
+      <w:lvlText w:val="%7."/>
+      <w:lvlJc w:val="left"/>
+      <w:pPr>
+        <w:tabs>
+          <w:tab w:val="num" w:pos="5040"/>
+        </w:tabs>
+        <w:ind w:left="5040" w:hanging="360"/>
+      </w:pPr>
+    </w:lvl>
+    <w:lvl w:ilvl="7" w:tentative="1">
+      <w:start w:val="1"/>
+      <w:numFmt w:val="decimal"/>
+      <w:lvlText w:val="%8."/>
+      <w:lvlJc w:val="left"/>
+      <w:pPr>
+        <w:tabs>
+          <w:tab w:val="num" w:pos="5760"/>
+        </w:tabs>
+        <w:ind w:left="5760" w:hanging="360"/>
+      </w:pPr>
+    </w:lvl>
+    <w:lvl w:ilvl="8" w:tentative="1">
+      <w:start w:val="1"/>
+      <w:numFmt w:val="decimal"/>
+      <w:lvlText w:val="%9."/>
+      <w:lvlJc w:val="left"/>
+      <w:pPr>
+        <w:tabs>
+          <w:tab w:val="num" w:pos="6480"/>
+        </w:tabs>
+        <w:ind w:left="6480" w:hanging="360"/>
+      </w:pPr>
+    </w:lvl>
+  </w:abstractNum>
+  <w:abstractNum w:abstractNumId="54" w15:restartNumberingAfterBreak="0">
+    <w:nsid w:val="530B0915"/>
+    <w:multiLevelType w:val="multilevel"/>
+    <w:tmpl w:val="2C38DA0C"/>
+    <w:lvl w:ilvl="0">
+      <w:start w:val="1"/>
+      <w:numFmt w:val="bullet"/>
+      <w:lvlText w:val=""/>
+      <w:lvlJc w:val="left"/>
+      <w:pPr>
+        <w:tabs>
+          <w:tab w:val="num" w:pos="720"/>
+        </w:tabs>
+        <w:ind w:left="720" w:hanging="360"/>
+      </w:pPr>
+      <w:rPr>
+        <w:rFonts w:ascii="Symbol" w:hAnsi="Symbol" w:hint="default"/>
+        <w:sz w:val="20"/>
+      </w:rPr>
+    </w:lvl>
+    <w:lvl w:ilvl="1" w:tentative="1">
+      <w:start w:val="1"/>
+      <w:numFmt w:val="bullet"/>
+      <w:lvlText w:val="o"/>
+      <w:lvlJc w:val="left"/>
+      <w:pPr>
+        <w:tabs>
+          <w:tab w:val="num" w:pos="1440"/>
+        </w:tabs>
+        <w:ind w:left="1440" w:hanging="360"/>
+      </w:pPr>
+      <w:rPr>
+        <w:rFonts w:ascii="Courier New" w:hAnsi="Courier New" w:hint="default"/>
+        <w:sz w:val="20"/>
+      </w:rPr>
+    </w:lvl>
+    <w:lvl w:ilvl="2" w:tentative="1">
+      <w:start w:val="1"/>
+      <w:numFmt w:val="bullet"/>
+      <w:lvlText w:val=""/>
+      <w:lvlJc w:val="left"/>
+      <w:pPr>
+        <w:tabs>
+          <w:tab w:val="num" w:pos="2160"/>
+        </w:tabs>
+        <w:ind w:left="2160" w:hanging="360"/>
+      </w:pPr>
+      <w:rPr>
+        <w:rFonts w:ascii="Wingdings" w:hAnsi="Wingdings" w:hint="default"/>
+        <w:sz w:val="20"/>
+      </w:rPr>
+    </w:lvl>
+    <w:lvl w:ilvl="3" w:tentative="1">
+      <w:start w:val="1"/>
+      <w:numFmt w:val="bullet"/>
+      <w:lvlText w:val=""/>
+      <w:lvlJc w:val="left"/>
+      <w:pPr>
+        <w:tabs>
+          <w:tab w:val="num" w:pos="2880"/>
+        </w:tabs>
+        <w:ind w:left="2880" w:hanging="360"/>
+      </w:pPr>
+      <w:rPr>
+        <w:rFonts w:ascii="Wingdings" w:hAnsi="Wingdings" w:hint="default"/>
+        <w:sz w:val="20"/>
+      </w:rPr>
+    </w:lvl>
+    <w:lvl w:ilvl="4" w:tentative="1">
+      <w:start w:val="1"/>
+      <w:numFmt w:val="bullet"/>
+      <w:lvlText w:val=""/>
+      <w:lvlJc w:val="left"/>
+      <w:pPr>
+        <w:tabs>
+          <w:tab w:val="num" w:pos="3600"/>
+        </w:tabs>
+        <w:ind w:left="3600" w:hanging="360"/>
+      </w:pPr>
+      <w:rPr>
+        <w:rFonts w:ascii="Wingdings" w:hAnsi="Wingdings" w:hint="default"/>
+        <w:sz w:val="20"/>
+      </w:rPr>
+    </w:lvl>
+    <w:lvl w:ilvl="5" w:tentative="1">
+      <w:start w:val="1"/>
+      <w:numFmt w:val="bullet"/>
+      <w:lvlText w:val=""/>
+      <w:lvlJc w:val="left"/>
+      <w:pPr>
+        <w:tabs>
+          <w:tab w:val="num" w:pos="4320"/>
+        </w:tabs>
+        <w:ind w:left="4320" w:hanging="360"/>
+      </w:pPr>
+      <w:rPr>
+        <w:rFonts w:ascii="Wingdings" w:hAnsi="Wingdings" w:hint="default"/>
+        <w:sz w:val="20"/>
+      </w:rPr>
+    </w:lvl>
+    <w:lvl w:ilvl="6" w:tentative="1">
+      <w:start w:val="1"/>
+      <w:numFmt w:val="bullet"/>
+      <w:lvlText w:val=""/>
+      <w:lvlJc w:val="left"/>
+      <w:pPr>
+        <w:tabs>
+          <w:tab w:val="num" w:pos="5040"/>
+        </w:tabs>
+        <w:ind w:left="5040" w:hanging="360"/>
+      </w:pPr>
+      <w:rPr>
+        <w:rFonts w:ascii="Wingdings" w:hAnsi="Wingdings" w:hint="default"/>
+        <w:sz w:val="20"/>
+      </w:rPr>
+    </w:lvl>
+    <w:lvl w:ilvl="7" w:tentative="1">
+      <w:start w:val="1"/>
+      <w:numFmt w:val="bullet"/>
+      <w:lvlText w:val=""/>
+      <w:lvlJc w:val="left"/>
+      <w:pPr>
+        <w:tabs>
+          <w:tab w:val="num" w:pos="5760"/>
+        </w:tabs>
+        <w:ind w:left="5760" w:hanging="360"/>
+      </w:pPr>
+      <w:rPr>
+        <w:rFonts w:ascii="Wingdings" w:hAnsi="Wingdings" w:hint="default"/>
+        <w:sz w:val="20"/>
+      </w:rPr>
+    </w:lvl>
+    <w:lvl w:ilvl="8" w:tentative="1">
+      <w:start w:val="1"/>
+      <w:numFmt w:val="bullet"/>
+      <w:lvlText w:val=""/>
+      <w:lvlJc w:val="left"/>
+      <w:pPr>
+        <w:tabs>
+          <w:tab w:val="num" w:pos="6480"/>
+        </w:tabs>
+        <w:ind w:left="6480" w:hanging="360"/>
+      </w:pPr>
+      <w:rPr>
+        <w:rFonts w:ascii="Wingdings" w:hAnsi="Wingdings" w:hint="default"/>
+        <w:sz w:val="20"/>
+      </w:rPr>
+    </w:lvl>
+  </w:abstractNum>
+  <w:abstractNum w:abstractNumId="55" w15:restartNumberingAfterBreak="0">
+    <w:nsid w:val="562627A8"/>
+    <w:multiLevelType w:val="multilevel"/>
+    <w:tmpl w:val="0C2426C0"/>
+    <w:lvl w:ilvl="0">
+      <w:start w:val="1"/>
+      <w:numFmt w:val="bullet"/>
+      <w:lvlText w:val=""/>
+      <w:lvlJc w:val="left"/>
+      <w:pPr>
+        <w:tabs>
+          <w:tab w:val="num" w:pos="720"/>
+        </w:tabs>
+        <w:ind w:left="720" w:hanging="360"/>
+      </w:pPr>
+      <w:rPr>
+        <w:rFonts w:ascii="Symbol" w:hAnsi="Symbol" w:hint="default"/>
+        <w:sz w:val="20"/>
+      </w:rPr>
+    </w:lvl>
+    <w:lvl w:ilvl="1" w:tentative="1">
+      <w:start w:val="1"/>
+      <w:numFmt w:val="bullet"/>
+      <w:lvlText w:val="o"/>
+      <w:lvlJc w:val="left"/>
+      <w:pPr>
+        <w:tabs>
+          <w:tab w:val="num" w:pos="1440"/>
+        </w:tabs>
+        <w:ind w:left="1440" w:hanging="360"/>
+      </w:pPr>
+      <w:rPr>
+        <w:rFonts w:ascii="Courier New" w:hAnsi="Courier New" w:hint="default"/>
+        <w:sz w:val="20"/>
+      </w:rPr>
+    </w:lvl>
+    <w:lvl w:ilvl="2" w:tentative="1">
+      <w:start w:val="1"/>
+      <w:numFmt w:val="bullet"/>
+      <w:lvlText w:val=""/>
+      <w:lvlJc w:val="left"/>
+      <w:pPr>
+        <w:tabs>
+          <w:tab w:val="num" w:pos="2160"/>
+        </w:tabs>
+        <w:ind w:left="2160" w:hanging="360"/>
+      </w:pPr>
+      <w:rPr>
+        <w:rFonts w:ascii="Wingdings" w:hAnsi="Wingdings" w:hint="default"/>
+        <w:sz w:val="20"/>
+      </w:rPr>
+    </w:lvl>
+    <w:lvl w:ilvl="3" w:tentative="1">
+      <w:start w:val="1"/>
+      <w:numFmt w:val="bullet"/>
+      <w:lvlText w:val=""/>
+      <w:lvlJc w:val="left"/>
+      <w:pPr>
+        <w:tabs>
+          <w:tab w:val="num" w:pos="2880"/>
+        </w:tabs>
+        <w:ind w:left="2880" w:hanging="360"/>
+      </w:pPr>
+      <w:rPr>
+        <w:rFonts w:ascii="Wingdings" w:hAnsi="Wingdings" w:hint="default"/>
+        <w:sz w:val="20"/>
+      </w:rPr>
+    </w:lvl>
+    <w:lvl w:ilvl="4" w:tentative="1">
+      <w:start w:val="1"/>
+      <w:numFmt w:val="bullet"/>
+      <w:lvlText w:val=""/>
+      <w:lvlJc w:val="left"/>
+      <w:pPr>
+        <w:tabs>
+          <w:tab w:val="num" w:pos="3600"/>
+        </w:tabs>
+        <w:ind w:left="3600" w:hanging="360"/>
+      </w:pPr>
+      <w:rPr>
+        <w:rFonts w:ascii="Wingdings" w:hAnsi="Wingdings" w:hint="default"/>
+        <w:sz w:val="20"/>
+      </w:rPr>
+    </w:lvl>
+    <w:lvl w:ilvl="5" w:tentative="1">
+      <w:start w:val="1"/>
+      <w:numFmt w:val="bullet"/>
+      <w:lvlText w:val=""/>
+      <w:lvlJc w:val="left"/>
+      <w:pPr>
+        <w:tabs>
+          <w:tab w:val="num" w:pos="4320"/>
+        </w:tabs>
+        <w:ind w:left="4320" w:hanging="360"/>
+      </w:pPr>
+      <w:rPr>
+        <w:rFonts w:ascii="Wingdings" w:hAnsi="Wingdings" w:hint="default"/>
+        <w:sz w:val="20"/>
+      </w:rPr>
+    </w:lvl>
+    <w:lvl w:ilvl="6" w:tentative="1">
+      <w:start w:val="1"/>
+      <w:numFmt w:val="bullet"/>
+      <w:lvlText w:val=""/>
+      <w:lvlJc w:val="left"/>
+      <w:pPr>
+        <w:tabs>
+          <w:tab w:val="num" w:pos="5040"/>
+        </w:tabs>
+        <w:ind w:left="5040" w:hanging="360"/>
+      </w:pPr>
+      <w:rPr>
+        <w:rFonts w:ascii="Wingdings" w:hAnsi="Wingdings" w:hint="default"/>
+        <w:sz w:val="20"/>
+      </w:rPr>
+    </w:lvl>
+    <w:lvl w:ilvl="7" w:tentative="1">
+      <w:start w:val="1"/>
+      <w:numFmt w:val="bullet"/>
+      <w:lvlText w:val=""/>
+      <w:lvlJc w:val="left"/>
+      <w:pPr>
+        <w:tabs>
+          <w:tab w:val="num" w:pos="5760"/>
+        </w:tabs>
+        <w:ind w:left="5760" w:hanging="360"/>
+      </w:pPr>
+      <w:rPr>
+        <w:rFonts w:ascii="Wingdings" w:hAnsi="Wingdings" w:hint="default"/>
+        <w:sz w:val="20"/>
+      </w:rPr>
+    </w:lvl>
+    <w:lvl w:ilvl="8" w:tentative="1">
+      <w:start w:val="1"/>
+      <w:numFmt w:val="bullet"/>
+      <w:lvlText w:val=""/>
+      <w:lvlJc w:val="left"/>
+      <w:pPr>
+        <w:tabs>
+          <w:tab w:val="num" w:pos="6480"/>
+        </w:tabs>
+        <w:ind w:left="6480" w:hanging="360"/>
+      </w:pPr>
+      <w:rPr>
+        <w:rFonts w:ascii="Wingdings" w:hAnsi="Wingdings" w:hint="default"/>
+        <w:sz w:val="20"/>
+      </w:rPr>
+    </w:lvl>
+  </w:abstractNum>
+  <w:abstractNum w:abstractNumId="56" w15:restartNumberingAfterBreak="0">
+    <w:nsid w:val="5B615AC8"/>
+    <w:multiLevelType w:val="multilevel"/>
+    <w:tmpl w:val="0C404830"/>
+    <w:lvl w:ilvl="0">
+      <w:start w:val="1"/>
+      <w:numFmt w:val="bullet"/>
+      <w:lvlText w:val=""/>
+      <w:lvlJc w:val="left"/>
+      <w:pPr>
+        <w:tabs>
+          <w:tab w:val="num" w:pos="720"/>
+        </w:tabs>
+        <w:ind w:left="720" w:hanging="360"/>
+      </w:pPr>
+      <w:rPr>
+        <w:rFonts w:ascii="Symbol" w:hAnsi="Symbol" w:hint="default"/>
+        <w:sz w:val="20"/>
+      </w:rPr>
+    </w:lvl>
+    <w:lvl w:ilvl="1" w:tentative="1">
+      <w:start w:val="1"/>
+      <w:numFmt w:val="bullet"/>
+      <w:lvlText w:val="o"/>
+      <w:lvlJc w:val="left"/>
+      <w:pPr>
+        <w:tabs>
+          <w:tab w:val="num" w:pos="1440"/>
+        </w:tabs>
+        <w:ind w:left="1440" w:hanging="360"/>
+      </w:pPr>
+      <w:rPr>
+        <w:rFonts w:ascii="Courier New" w:hAnsi="Courier New" w:hint="default"/>
+        <w:sz w:val="20"/>
+      </w:rPr>
+    </w:lvl>
+    <w:lvl w:ilvl="2" w:tentative="1">
+      <w:start w:val="1"/>
+      <w:numFmt w:val="bullet"/>
+      <w:lvlText w:val=""/>
+      <w:lvlJc w:val="left"/>
+      <w:pPr>
+        <w:tabs>
+          <w:tab w:val="num" w:pos="2160"/>
+        </w:tabs>
+        <w:ind w:left="2160" w:hanging="360"/>
+      </w:pPr>
+      <w:rPr>
+        <w:rFonts w:ascii="Wingdings" w:hAnsi="Wingdings" w:hint="default"/>
+        <w:sz w:val="20"/>
+      </w:rPr>
+    </w:lvl>
+    <w:lvl w:ilvl="3" w:tentative="1">
+      <w:start w:val="1"/>
+      <w:numFmt w:val="bullet"/>
+      <w:lvlText w:val=""/>
+      <w:lvlJc w:val="left"/>
+      <w:pPr>
+        <w:tabs>
+          <w:tab w:val="num" w:pos="2880"/>
+        </w:tabs>
+        <w:ind w:left="2880" w:hanging="360"/>
+      </w:pPr>
+      <w:rPr>
+        <w:rFonts w:ascii="Wingdings" w:hAnsi="Wingdings" w:hint="default"/>
+        <w:sz w:val="20"/>
+      </w:rPr>
+    </w:lvl>
+    <w:lvl w:ilvl="4" w:tentative="1">
+      <w:start w:val="1"/>
+      <w:numFmt w:val="bullet"/>
+      <w:lvlText w:val=""/>
+      <w:lvlJc w:val="left"/>
+      <w:pPr>
+        <w:tabs>
+          <w:tab w:val="num" w:pos="3600"/>
+        </w:tabs>
+        <w:ind w:left="3600" w:hanging="360"/>
+      </w:pPr>
+      <w:rPr>
+        <w:rFonts w:ascii="Wingdings" w:hAnsi="Wingdings" w:hint="default"/>
+        <w:sz w:val="20"/>
+      </w:rPr>
+    </w:lvl>
+    <w:lvl w:ilvl="5" w:tentative="1">
+      <w:start w:val="1"/>
+      <w:numFmt w:val="bullet"/>
+      <w:lvlText w:val=""/>
+      <w:lvlJc w:val="left"/>
+      <w:pPr>
+        <w:tabs>
+          <w:tab w:val="num" w:pos="4320"/>
+        </w:tabs>
+        <w:ind w:left="4320" w:hanging="360"/>
+      </w:pPr>
+      <w:rPr>
+        <w:rFonts w:ascii="Wingdings" w:hAnsi="Wingdings" w:hint="default"/>
+        <w:sz w:val="20"/>
+      </w:rPr>
+    </w:lvl>
+    <w:lvl w:ilvl="6" w:tentative="1">
+      <w:start w:val="1"/>
+      <w:numFmt w:val="bullet"/>
+      <w:lvlText w:val=""/>
+      <w:lvlJc w:val="left"/>
+      <w:pPr>
+        <w:tabs>
+          <w:tab w:val="num" w:pos="5040"/>
+        </w:tabs>
+        <w:ind w:left="5040" w:hanging="360"/>
+      </w:pPr>
+      <w:rPr>
+        <w:rFonts w:ascii="Wingdings" w:hAnsi="Wingdings" w:hint="default"/>
+        <w:sz w:val="20"/>
+      </w:rPr>
+    </w:lvl>
+    <w:lvl w:ilvl="7" w:tentative="1">
+      <w:start w:val="1"/>
+      <w:numFmt w:val="bullet"/>
+      <w:lvlText w:val=""/>
+      <w:lvlJc w:val="left"/>
+      <w:pPr>
+        <w:tabs>
+          <w:tab w:val="num" w:pos="5760"/>
+        </w:tabs>
+        <w:ind w:left="5760" w:hanging="360"/>
+      </w:pPr>
+      <w:rPr>
+        <w:rFonts w:ascii="Wingdings" w:hAnsi="Wingdings" w:hint="default"/>
+        <w:sz w:val="20"/>
+      </w:rPr>
+    </w:lvl>
+    <w:lvl w:ilvl="8" w:tentative="1">
+      <w:start w:val="1"/>
+      <w:numFmt w:val="bullet"/>
+      <w:lvlText w:val=""/>
+      <w:lvlJc w:val="left"/>
+      <w:pPr>
+        <w:tabs>
+          <w:tab w:val="num" w:pos="6480"/>
+        </w:tabs>
+        <w:ind w:left="6480" w:hanging="360"/>
+      </w:pPr>
+      <w:rPr>
+        <w:rFonts w:ascii="Wingdings" w:hAnsi="Wingdings" w:hint="default"/>
+        <w:sz w:val="20"/>
+      </w:rPr>
+    </w:lvl>
+  </w:abstractNum>
+  <w:abstractNum w:abstractNumId="57" w15:restartNumberingAfterBreak="0">
+    <w:nsid w:val="5B855808"/>
+    <w:multiLevelType w:val="multilevel"/>
+    <w:tmpl w:val="F13C28FA"/>
+    <w:lvl w:ilvl="0">
+      <w:start w:val="1"/>
+      <w:numFmt w:val="bullet"/>
+      <w:lvlText w:val=""/>
+      <w:lvlJc w:val="left"/>
+      <w:pPr>
+        <w:tabs>
+          <w:tab w:val="num" w:pos="720"/>
+        </w:tabs>
+        <w:ind w:left="720" w:hanging="360"/>
+      </w:pPr>
+      <w:rPr>
+        <w:rFonts w:ascii="Symbol" w:hAnsi="Symbol" w:hint="default"/>
+        <w:sz w:val="20"/>
+      </w:rPr>
+    </w:lvl>
+    <w:lvl w:ilvl="1" w:tentative="1">
+      <w:start w:val="1"/>
+      <w:numFmt w:val="bullet"/>
+      <w:lvlText w:val="o"/>
+      <w:lvlJc w:val="left"/>
+      <w:pPr>
+        <w:tabs>
+          <w:tab w:val="num" w:pos="1440"/>
+        </w:tabs>
+        <w:ind w:left="1440" w:hanging="360"/>
+      </w:pPr>
+      <w:rPr>
+        <w:rFonts w:ascii="Courier New" w:hAnsi="Courier New" w:hint="default"/>
+        <w:sz w:val="20"/>
+      </w:rPr>
+    </w:lvl>
+    <w:lvl w:ilvl="2" w:tentative="1">
+      <w:start w:val="1"/>
+      <w:numFmt w:val="bullet"/>
+      <w:lvlText w:val=""/>
+      <w:lvlJc w:val="left"/>
+      <w:pPr>
+        <w:tabs>
+          <w:tab w:val="num" w:pos="2160"/>
+        </w:tabs>
+        <w:ind w:left="2160" w:hanging="360"/>
+      </w:pPr>
+      <w:rPr>
+        <w:rFonts w:ascii="Wingdings" w:hAnsi="Wingdings" w:hint="default"/>
+        <w:sz w:val="20"/>
+      </w:rPr>
+    </w:lvl>
+    <w:lvl w:ilvl="3" w:tentative="1">
+      <w:start w:val="1"/>
+      <w:numFmt w:val="bullet"/>
+      <w:lvlText w:val=""/>
+      <w:lvlJc w:val="left"/>
+      <w:pPr>
+        <w:tabs>
+          <w:tab w:val="num" w:pos="2880"/>
+        </w:tabs>
+        <w:ind w:left="2880" w:hanging="360"/>
+      </w:pPr>
+      <w:rPr>
+        <w:rFonts w:ascii="Wingdings" w:hAnsi="Wingdings" w:hint="default"/>
+        <w:sz w:val="20"/>
+      </w:rPr>
+    </w:lvl>
+    <w:lvl w:ilvl="4" w:tentative="1">
+      <w:start w:val="1"/>
+      <w:numFmt w:val="bullet"/>
+      <w:lvlText w:val=""/>
+      <w:lvlJc w:val="left"/>
+      <w:pPr>
+        <w:tabs>
+          <w:tab w:val="num" w:pos="3600"/>
+        </w:tabs>
+        <w:ind w:left="3600" w:hanging="360"/>
+      </w:pPr>
+      <w:rPr>
+        <w:rFonts w:ascii="Wingdings" w:hAnsi="Wingdings" w:hint="default"/>
+        <w:sz w:val="20"/>
+      </w:rPr>
+    </w:lvl>
+    <w:lvl w:ilvl="5" w:tentative="1">
+      <w:start w:val="1"/>
+      <w:numFmt w:val="bullet"/>
+      <w:lvlText w:val=""/>
+      <w:lvlJc w:val="left"/>
+      <w:pPr>
+        <w:tabs>
+          <w:tab w:val="num" w:pos="4320"/>
+        </w:tabs>
+        <w:ind w:left="4320" w:hanging="360"/>
+      </w:pPr>
+      <w:rPr>
+        <w:rFonts w:ascii="Wingdings" w:hAnsi="Wingdings" w:hint="default"/>
+        <w:sz w:val="20"/>
+      </w:rPr>
+    </w:lvl>
+    <w:lvl w:ilvl="6" w:tentative="1">
+      <w:start w:val="1"/>
+      <w:numFmt w:val="bullet"/>
+      <w:lvlText w:val=""/>
+      <w:lvlJc w:val="left"/>
+      <w:pPr>
+        <w:tabs>
+          <w:tab w:val="num" w:pos="5040"/>
+        </w:tabs>
+        <w:ind w:left="5040" w:hanging="360"/>
+      </w:pPr>
+      <w:rPr>
+        <w:rFonts w:ascii="Wingdings" w:hAnsi="Wingdings" w:hint="default"/>
+        <w:sz w:val="20"/>
+      </w:rPr>
+    </w:lvl>
+    <w:lvl w:ilvl="7" w:tentative="1">
+      <w:start w:val="1"/>
+      <w:numFmt w:val="bullet"/>
+      <w:lvlText w:val=""/>
+      <w:lvlJc w:val="left"/>
+      <w:pPr>
+        <w:tabs>
+          <w:tab w:val="num" w:pos="5760"/>
+        </w:tabs>
+        <w:ind w:left="5760" w:hanging="360"/>
+      </w:pPr>
+      <w:rPr>
+        <w:rFonts w:ascii="Wingdings" w:hAnsi="Wingdings" w:hint="default"/>
+        <w:sz w:val="20"/>
+      </w:rPr>
+    </w:lvl>
+    <w:lvl w:ilvl="8" w:tentative="1">
+      <w:start w:val="1"/>
+      <w:numFmt w:val="bullet"/>
+      <w:lvlText w:val=""/>
+      <w:lvlJc w:val="left"/>
+      <w:pPr>
+        <w:tabs>
+          <w:tab w:val="num" w:pos="6480"/>
+        </w:tabs>
+        <w:ind w:left="6480" w:hanging="360"/>
+      </w:pPr>
+      <w:rPr>
+        <w:rFonts w:ascii="Wingdings" w:hAnsi="Wingdings" w:hint="default"/>
+        <w:sz w:val="20"/>
+      </w:rPr>
+    </w:lvl>
+  </w:abstractNum>
+  <w:abstractNum w:abstractNumId="58" w15:restartNumberingAfterBreak="0">
+    <w:nsid w:val="5E1D3691"/>
+    <w:multiLevelType w:val="multilevel"/>
+    <w:tmpl w:val="1826E1BC"/>
+    <w:lvl w:ilvl="0">
+      <w:start w:val="1"/>
+      <w:numFmt w:val="bullet"/>
+      <w:lvlText w:val=""/>
+      <w:lvlJc w:val="left"/>
+      <w:pPr>
+        <w:tabs>
+          <w:tab w:val="num" w:pos="720"/>
+        </w:tabs>
+        <w:ind w:left="720" w:hanging="360"/>
+      </w:pPr>
+      <w:rPr>
+        <w:rFonts w:ascii="Symbol" w:hAnsi="Symbol" w:hint="default"/>
+        <w:sz w:val="20"/>
+      </w:rPr>
+    </w:lvl>
+    <w:lvl w:ilvl="1" w:tentative="1">
+      <w:start w:val="1"/>
+      <w:numFmt w:val="bullet"/>
+      <w:lvlText w:val="o"/>
+      <w:lvlJc w:val="left"/>
+      <w:pPr>
+        <w:tabs>
+          <w:tab w:val="num" w:pos="1440"/>
+        </w:tabs>
+        <w:ind w:left="1440" w:hanging="360"/>
+      </w:pPr>
+      <w:rPr>
+        <w:rFonts w:ascii="Courier New" w:hAnsi="Courier New" w:hint="default"/>
+        <w:sz w:val="20"/>
+      </w:rPr>
+    </w:lvl>
+    <w:lvl w:ilvl="2" w:tentative="1">
+      <w:start w:val="1"/>
+      <w:numFmt w:val="bullet"/>
+      <w:lvlText w:val=""/>
+      <w:lvlJc w:val="left"/>
+      <w:pPr>
+        <w:tabs>
+          <w:tab w:val="num" w:pos="2160"/>
+        </w:tabs>
+        <w:ind w:left="2160" w:hanging="360"/>
+      </w:pPr>
+      <w:rPr>
+        <w:rFonts w:ascii="Wingdings" w:hAnsi="Wingdings" w:hint="default"/>
+        <w:sz w:val="20"/>
+      </w:rPr>
+    </w:lvl>
+    <w:lvl w:ilvl="3" w:tentative="1">
+      <w:start w:val="1"/>
+      <w:numFmt w:val="bullet"/>
+      <w:lvlText w:val=""/>
+      <w:lvlJc w:val="left"/>
+      <w:pPr>
+        <w:tabs>
+          <w:tab w:val="num" w:pos="2880"/>
+        </w:tabs>
+        <w:ind w:left="2880" w:hanging="360"/>
+      </w:pPr>
+      <w:rPr>
+        <w:rFonts w:ascii="Wingdings" w:hAnsi="Wingdings" w:hint="default"/>
+        <w:sz w:val="20"/>
+      </w:rPr>
+    </w:lvl>
+    <w:lvl w:ilvl="4" w:tentative="1">
+      <w:start w:val="1"/>
+      <w:numFmt w:val="bullet"/>
+      <w:lvlText w:val=""/>
+      <w:lvlJc w:val="left"/>
+      <w:pPr>
+        <w:tabs>
+          <w:tab w:val="num" w:pos="3600"/>
+        </w:tabs>
+        <w:ind w:left="3600" w:hanging="360"/>
+      </w:pPr>
+      <w:rPr>
+        <w:rFonts w:ascii="Wingdings" w:hAnsi="Wingdings" w:hint="default"/>
+        <w:sz w:val="20"/>
+      </w:rPr>
+    </w:lvl>
+    <w:lvl w:ilvl="5" w:tentative="1">
+      <w:start w:val="1"/>
+      <w:numFmt w:val="bullet"/>
+      <w:lvlText w:val=""/>
+      <w:lvlJc w:val="left"/>
+      <w:pPr>
+        <w:tabs>
+          <w:tab w:val="num" w:pos="4320"/>
+        </w:tabs>
+        <w:ind w:left="4320" w:hanging="360"/>
+      </w:pPr>
+      <w:rPr>
+        <w:rFonts w:ascii="Wingdings" w:hAnsi="Wingdings" w:hint="default"/>
+        <w:sz w:val="20"/>
+      </w:rPr>
+    </w:lvl>
+    <w:lvl w:ilvl="6" w:tentative="1">
+      <w:start w:val="1"/>
+      <w:numFmt w:val="bullet"/>
+      <w:lvlText w:val=""/>
+      <w:lvlJc w:val="left"/>
+      <w:pPr>
+        <w:tabs>
+          <w:tab w:val="num" w:pos="5040"/>
+        </w:tabs>
+        <w:ind w:left="5040" w:hanging="360"/>
+      </w:pPr>
+      <w:rPr>
+        <w:rFonts w:ascii="Wingdings" w:hAnsi="Wingdings" w:hint="default"/>
+        <w:sz w:val="20"/>
+      </w:rPr>
+    </w:lvl>
+    <w:lvl w:ilvl="7" w:tentative="1">
+      <w:start w:val="1"/>
+      <w:numFmt w:val="bullet"/>
+      <w:lvlText w:val=""/>
+      <w:lvlJc w:val="left"/>
+      <w:pPr>
+        <w:tabs>
+          <w:tab w:val="num" w:pos="5760"/>
+        </w:tabs>
+        <w:ind w:left="5760" w:hanging="360"/>
+      </w:pPr>
+      <w:rPr>
+        <w:rFonts w:ascii="Wingdings" w:hAnsi="Wingdings" w:hint="default"/>
+        <w:sz w:val="20"/>
+      </w:rPr>
+    </w:lvl>
+    <w:lvl w:ilvl="8" w:tentative="1">
+      <w:start w:val="1"/>
+      <w:numFmt w:val="bullet"/>
+      <w:lvlText w:val=""/>
+      <w:lvlJc w:val="left"/>
+      <w:pPr>
+        <w:tabs>
+          <w:tab w:val="num" w:pos="6480"/>
+        </w:tabs>
+        <w:ind w:left="6480" w:hanging="360"/>
+      </w:pPr>
+      <w:rPr>
+        <w:rFonts w:ascii="Wingdings" w:hAnsi="Wingdings" w:hint="default"/>
+        <w:sz w:val="20"/>
+      </w:rPr>
+    </w:lvl>
+  </w:abstractNum>
+  <w:abstractNum w:abstractNumId="59" w15:restartNumberingAfterBreak="0">
+    <w:nsid w:val="60574363"/>
+    <w:multiLevelType w:val="multilevel"/>
+    <w:tmpl w:val="C22E1936"/>
+    <w:lvl w:ilvl="0">
+      <w:start w:val="12"/>
+      <w:numFmt w:val="decimal"/>
+      <w:lvlText w:val="%1."/>
+      <w:lvlJc w:val="left"/>
+      <w:pPr>
+        <w:tabs>
+          <w:tab w:val="num" w:pos="720"/>
+        </w:tabs>
+        <w:ind w:left="720" w:hanging="360"/>
+      </w:pPr>
+    </w:lvl>
+    <w:lvl w:ilvl="1" w:tentative="1">
+      <w:start w:val="1"/>
+      <w:numFmt w:val="decimal"/>
+      <w:lvlText w:val="%2."/>
+      <w:lvlJc w:val="left"/>
+      <w:pPr>
+        <w:tabs>
+          <w:tab w:val="num" w:pos="1440"/>
+        </w:tabs>
+        <w:ind w:left="1440" w:hanging="360"/>
+      </w:pPr>
+    </w:lvl>
+    <w:lvl w:ilvl="2" w:tentative="1">
+      <w:start w:val="1"/>
+      <w:numFmt w:val="decimal"/>
+      <w:lvlText w:val="%3."/>
+      <w:lvlJc w:val="left"/>
+      <w:pPr>
+        <w:tabs>
+          <w:tab w:val="num" w:pos="2160"/>
+        </w:tabs>
+        <w:ind w:left="2160" w:hanging="360"/>
+      </w:pPr>
+    </w:lvl>
+    <w:lvl w:ilvl="3" w:tentative="1">
+      <w:start w:val="1"/>
+      <w:numFmt w:val="decimal"/>
+      <w:lvlText w:val="%4."/>
+      <w:lvlJc w:val="left"/>
+      <w:pPr>
+        <w:tabs>
+          <w:tab w:val="num" w:pos="2880"/>
+        </w:tabs>
+        <w:ind w:left="2880" w:hanging="360"/>
+      </w:pPr>
+    </w:lvl>
+    <w:lvl w:ilvl="4" w:tentative="1">
+      <w:start w:val="1"/>
+      <w:numFmt w:val="decimal"/>
+      <w:lvlText w:val="%5."/>
+      <w:lvlJc w:val="left"/>
+      <w:pPr>
+        <w:tabs>
+          <w:tab w:val="num" w:pos="3600"/>
+        </w:tabs>
+        <w:ind w:left="3600" w:hanging="360"/>
+      </w:pPr>
+    </w:lvl>
+    <w:lvl w:ilvl="5" w:tentative="1">
+      <w:start w:val="1"/>
+      <w:numFmt w:val="decimal"/>
+      <w:lvlText w:val="%6."/>
+      <w:lvlJc w:val="left"/>
+      <w:pPr>
+        <w:tabs>
+          <w:tab w:val="num" w:pos="4320"/>
+        </w:tabs>
+        <w:ind w:left="4320" w:hanging="360"/>
+      </w:pPr>
+    </w:lvl>
+    <w:lvl w:ilvl="6" w:tentative="1">
+      <w:start w:val="1"/>
+      <w:numFmt w:val="decimal"/>
+      <w:lvlText w:val="%7."/>
+      <w:lvlJc w:val="left"/>
+      <w:pPr>
+        <w:tabs>
+          <w:tab w:val="num" w:pos="5040"/>
+        </w:tabs>
+        <w:ind w:left="5040" w:hanging="360"/>
+      </w:pPr>
+    </w:lvl>
+    <w:lvl w:ilvl="7" w:tentative="1">
+      <w:start w:val="1"/>
+      <w:numFmt w:val="decimal"/>
+      <w:lvlText w:val="%8."/>
+      <w:lvlJc w:val="left"/>
+      <w:pPr>
+        <w:tabs>
+          <w:tab w:val="num" w:pos="5760"/>
+        </w:tabs>
+        <w:ind w:left="5760" w:hanging="360"/>
+      </w:pPr>
+    </w:lvl>
+    <w:lvl w:ilvl="8" w:tentative="1">
+      <w:start w:val="1"/>
+      <w:numFmt w:val="decimal"/>
+      <w:lvlText w:val="%9."/>
+      <w:lvlJc w:val="left"/>
+      <w:pPr>
+        <w:tabs>
+          <w:tab w:val="num" w:pos="6480"/>
+        </w:tabs>
+        <w:ind w:left="6480" w:hanging="360"/>
+      </w:pPr>
+    </w:lvl>
+  </w:abstractNum>
+  <w:abstractNum w:abstractNumId="60" w15:restartNumberingAfterBreak="0">
+    <w:nsid w:val="60E86E72"/>
+    <w:multiLevelType w:val="multilevel"/>
+    <w:tmpl w:val="C6C40150"/>
+    <w:lvl w:ilvl="0">
+      <w:start w:val="13"/>
+      <w:numFmt w:val="decimal"/>
+      <w:lvlText w:val="%1."/>
+      <w:lvlJc w:val="left"/>
+      <w:pPr>
+        <w:tabs>
+          <w:tab w:val="num" w:pos="720"/>
+        </w:tabs>
+        <w:ind w:left="720" w:hanging="360"/>
+      </w:pPr>
+    </w:lvl>
+    <w:lvl w:ilvl="1" w:tentative="1">
+      <w:start w:val="1"/>
+      <w:numFmt w:val="decimal"/>
+      <w:lvlText w:val="%2."/>
+      <w:lvlJc w:val="left"/>
+      <w:pPr>
+        <w:tabs>
+          <w:tab w:val="num" w:pos="1440"/>
+        </w:tabs>
+        <w:ind w:left="1440" w:hanging="360"/>
+      </w:pPr>
+    </w:lvl>
+    <w:lvl w:ilvl="2" w:tentative="1">
+      <w:start w:val="1"/>
+      <w:numFmt w:val="decimal"/>
+      <w:lvlText w:val="%3."/>
+      <w:lvlJc w:val="left"/>
+      <w:pPr>
+        <w:tabs>
+          <w:tab w:val="num" w:pos="2160"/>
+        </w:tabs>
+        <w:ind w:left="2160" w:hanging="360"/>
+      </w:pPr>
+    </w:lvl>
+    <w:lvl w:ilvl="3" w:tentative="1">
+      <w:start w:val="1"/>
+      <w:numFmt w:val="decimal"/>
+      <w:lvlText w:val="%4."/>
+      <w:lvlJc w:val="left"/>
+      <w:pPr>
+        <w:tabs>
+          <w:tab w:val="num" w:pos="2880"/>
+        </w:tabs>
+        <w:ind w:left="2880" w:hanging="360"/>
+      </w:pPr>
+    </w:lvl>
+    <w:lvl w:ilvl="4" w:tentative="1">
+      <w:start w:val="1"/>
+      <w:numFmt w:val="decimal"/>
+      <w:lvlText w:val="%5."/>
+      <w:lvlJc w:val="left"/>
+      <w:pPr>
+        <w:tabs>
+          <w:tab w:val="num" w:pos="3600"/>
+        </w:tabs>
+        <w:ind w:left="3600" w:hanging="360"/>
+      </w:pPr>
+    </w:lvl>
+    <w:lvl w:ilvl="5" w:tentative="1">
+      <w:start w:val="1"/>
+      <w:numFmt w:val="decimal"/>
+      <w:lvlText w:val="%6."/>
+      <w:lvlJc w:val="left"/>
+      <w:pPr>
+        <w:tabs>
+          <w:tab w:val="num" w:pos="4320"/>
+        </w:tabs>
+        <w:ind w:left="4320" w:hanging="360"/>
+      </w:pPr>
+    </w:lvl>
+    <w:lvl w:ilvl="6" w:tentative="1">
+      <w:start w:val="1"/>
+      <w:numFmt w:val="decimal"/>
+      <w:lvlText w:val="%7."/>
+      <w:lvlJc w:val="left"/>
+      <w:pPr>
+        <w:tabs>
+          <w:tab w:val="num" w:pos="5040"/>
+        </w:tabs>
+        <w:ind w:left="5040" w:hanging="360"/>
+      </w:pPr>
+    </w:lvl>
+    <w:lvl w:ilvl="7" w:tentative="1">
+      <w:start w:val="1"/>
+      <w:numFmt w:val="decimal"/>
+      <w:lvlText w:val="%8."/>
+      <w:lvlJc w:val="left"/>
+      <w:pPr>
+        <w:tabs>
+          <w:tab w:val="num" w:pos="5760"/>
+        </w:tabs>
+        <w:ind w:left="5760" w:hanging="360"/>
+      </w:pPr>
+    </w:lvl>
+    <w:lvl w:ilvl="8" w:tentative="1">
+      <w:start w:val="1"/>
+      <w:numFmt w:val="decimal"/>
+      <w:lvlText w:val="%9."/>
+      <w:lvlJc w:val="left"/>
+      <w:pPr>
+        <w:tabs>
+          <w:tab w:val="num" w:pos="6480"/>
+        </w:tabs>
+        <w:ind w:left="6480" w:hanging="360"/>
+      </w:pPr>
+    </w:lvl>
+  </w:abstractNum>
+  <w:abstractNum w:abstractNumId="61" w15:restartNumberingAfterBreak="0">
+    <w:nsid w:val="645B41DA"/>
+    <w:multiLevelType w:val="multilevel"/>
+    <w:tmpl w:val="F9D883C4"/>
+    <w:lvl w:ilvl="0">
+      <w:start w:val="1"/>
+      <w:numFmt w:val="bullet"/>
+      <w:lvlText w:val=""/>
+      <w:lvlJc w:val="left"/>
+      <w:pPr>
+        <w:tabs>
+          <w:tab w:val="num" w:pos="720"/>
+        </w:tabs>
+        <w:ind w:left="720" w:hanging="360"/>
+      </w:pPr>
+      <w:rPr>
+        <w:rFonts w:ascii="Symbol" w:hAnsi="Symbol" w:hint="default"/>
+        <w:sz w:val="20"/>
+      </w:rPr>
+    </w:lvl>
+    <w:lvl w:ilvl="1" w:tentative="1">
+      <w:start w:val="1"/>
+      <w:numFmt w:val="bullet"/>
+      <w:lvlText w:val="o"/>
+      <w:lvlJc w:val="left"/>
+      <w:pPr>
+        <w:tabs>
+          <w:tab w:val="num" w:pos="1440"/>
+        </w:tabs>
+        <w:ind w:left="1440" w:hanging="360"/>
+      </w:pPr>
+      <w:rPr>
+        <w:rFonts w:ascii="Courier New" w:hAnsi="Courier New" w:hint="default"/>
+        <w:sz w:val="20"/>
+      </w:rPr>
+    </w:lvl>
+    <w:lvl w:ilvl="2" w:tentative="1">
+      <w:start w:val="1"/>
+      <w:numFmt w:val="bullet"/>
+      <w:lvlText w:val=""/>
+      <w:lvlJc w:val="left"/>
+      <w:pPr>
+        <w:tabs>
+          <w:tab w:val="num" w:pos="2160"/>
+        </w:tabs>
+        <w:ind w:left="2160" w:hanging="360"/>
+      </w:pPr>
+      <w:rPr>
+        <w:rFonts w:ascii="Wingdings" w:hAnsi="Wingdings" w:hint="default"/>
+        <w:sz w:val="20"/>
+      </w:rPr>
+    </w:lvl>
+    <w:lvl w:ilvl="3" w:tentative="1">
+      <w:start w:val="1"/>
+      <w:numFmt w:val="bullet"/>
+      <w:lvlText w:val=""/>
+      <w:lvlJc w:val="left"/>
+      <w:pPr>
+        <w:tabs>
+          <w:tab w:val="num" w:pos="2880"/>
+        </w:tabs>
+        <w:ind w:left="2880" w:hanging="360"/>
+      </w:pPr>
+      <w:rPr>
+        <w:rFonts w:ascii="Wingdings" w:hAnsi="Wingdings" w:hint="default"/>
+        <w:sz w:val="20"/>
+      </w:rPr>
+    </w:lvl>
+    <w:lvl w:ilvl="4" w:tentative="1">
+      <w:start w:val="1"/>
+      <w:numFmt w:val="bullet"/>
+      <w:lvlText w:val=""/>
+      <w:lvlJc w:val="left"/>
+      <w:pPr>
+        <w:tabs>
+          <w:tab w:val="num" w:pos="3600"/>
+        </w:tabs>
+        <w:ind w:left="3600" w:hanging="360"/>
+      </w:pPr>
+      <w:rPr>
+        <w:rFonts w:ascii="Wingdings" w:hAnsi="Wingdings" w:hint="default"/>
+        <w:sz w:val="20"/>
+      </w:rPr>
+    </w:lvl>
+    <w:lvl w:ilvl="5" w:tentative="1">
+      <w:start w:val="1"/>
+      <w:numFmt w:val="bullet"/>
+      <w:lvlText w:val=""/>
+      <w:lvlJc w:val="left"/>
+      <w:pPr>
+        <w:tabs>
+          <w:tab w:val="num" w:pos="4320"/>
+        </w:tabs>
+        <w:ind w:left="4320" w:hanging="360"/>
+      </w:pPr>
+      <w:rPr>
+        <w:rFonts w:ascii="Wingdings" w:hAnsi="Wingdings" w:hint="default"/>
+        <w:sz w:val="20"/>
+      </w:rPr>
+    </w:lvl>
+    <w:lvl w:ilvl="6" w:tentative="1">
+      <w:start w:val="1"/>
+      <w:numFmt w:val="bullet"/>
+      <w:lvlText w:val=""/>
+      <w:lvlJc w:val="left"/>
+      <w:pPr>
+        <w:tabs>
+          <w:tab w:val="num" w:pos="5040"/>
+        </w:tabs>
+        <w:ind w:left="5040" w:hanging="360"/>
+      </w:pPr>
+      <w:rPr>
+        <w:rFonts w:ascii="Wingdings" w:hAnsi="Wingdings" w:hint="default"/>
+        <w:sz w:val="20"/>
+      </w:rPr>
+    </w:lvl>
+    <w:lvl w:ilvl="7" w:tentative="1">
+      <w:start w:val="1"/>
+      <w:numFmt w:val="bullet"/>
+      <w:lvlText w:val=""/>
+      <w:lvlJc w:val="left"/>
+      <w:pPr>
+        <w:tabs>
+          <w:tab w:val="num" w:pos="5760"/>
+        </w:tabs>
+        <w:ind w:left="5760" w:hanging="360"/>
+      </w:pPr>
+      <w:rPr>
+        <w:rFonts w:ascii="Wingdings" w:hAnsi="Wingdings" w:hint="default"/>
+        <w:sz w:val="20"/>
+      </w:rPr>
+    </w:lvl>
+    <w:lvl w:ilvl="8" w:tentative="1">
+      <w:start w:val="1"/>
+      <w:numFmt w:val="bullet"/>
+      <w:lvlText w:val=""/>
+      <w:lvlJc w:val="left"/>
+      <w:pPr>
+        <w:tabs>
+          <w:tab w:val="num" w:pos="6480"/>
+        </w:tabs>
+        <w:ind w:left="6480" w:hanging="360"/>
+      </w:pPr>
+      <w:rPr>
+        <w:rFonts w:ascii="Wingdings" w:hAnsi="Wingdings" w:hint="default"/>
+        <w:sz w:val="20"/>
+      </w:rPr>
+    </w:lvl>
+  </w:abstractNum>
+  <w:abstractNum w:abstractNumId="62" w15:restartNumberingAfterBreak="0">
+    <w:nsid w:val="664F2CD0"/>
+    <w:multiLevelType w:val="multilevel"/>
+    <w:tmpl w:val="AE06A7AC"/>
+    <w:lvl w:ilvl="0">
+      <w:start w:val="1"/>
+      <w:numFmt w:val="bullet"/>
+      <w:lvlText w:val=""/>
+      <w:lvlJc w:val="left"/>
+      <w:pPr>
+        <w:tabs>
+          <w:tab w:val="num" w:pos="720"/>
+        </w:tabs>
+        <w:ind w:left="720" w:hanging="360"/>
+      </w:pPr>
+      <w:rPr>
+        <w:rFonts w:ascii="Symbol" w:hAnsi="Symbol" w:hint="default"/>
+        <w:sz w:val="20"/>
+      </w:rPr>
+    </w:lvl>
+    <w:lvl w:ilvl="1" w:tentative="1">
+      <w:start w:val="1"/>
+      <w:numFmt w:val="bullet"/>
+      <w:lvlText w:val="o"/>
+      <w:lvlJc w:val="left"/>
+      <w:pPr>
+        <w:tabs>
+          <w:tab w:val="num" w:pos="1440"/>
+        </w:tabs>
+        <w:ind w:left="1440" w:hanging="360"/>
+      </w:pPr>
+      <w:rPr>
+        <w:rFonts w:ascii="Courier New" w:hAnsi="Courier New" w:hint="default"/>
+        <w:sz w:val="20"/>
+      </w:rPr>
+    </w:lvl>
+    <w:lvl w:ilvl="2" w:tentative="1">
+      <w:start w:val="1"/>
+      <w:numFmt w:val="bullet"/>
+      <w:lvlText w:val=""/>
+      <w:lvlJc w:val="left"/>
+      <w:pPr>
+        <w:tabs>
+          <w:tab w:val="num" w:pos="2160"/>
+        </w:tabs>
+        <w:ind w:left="2160" w:hanging="360"/>
+      </w:pPr>
+      <w:rPr>
+        <w:rFonts w:ascii="Wingdings" w:hAnsi="Wingdings" w:hint="default"/>
+        <w:sz w:val="20"/>
+      </w:rPr>
+    </w:lvl>
+    <w:lvl w:ilvl="3" w:tentative="1">
+      <w:start w:val="1"/>
+      <w:numFmt w:val="bullet"/>
+      <w:lvlText w:val=""/>
+      <w:lvlJc w:val="left"/>
+      <w:pPr>
+        <w:tabs>
+          <w:tab w:val="num" w:pos="2880"/>
+        </w:tabs>
+        <w:ind w:left="2880" w:hanging="360"/>
+      </w:pPr>
+      <w:rPr>
+        <w:rFonts w:ascii="Wingdings" w:hAnsi="Wingdings" w:hint="default"/>
+        <w:sz w:val="20"/>
+      </w:rPr>
+    </w:lvl>
+    <w:lvl w:ilvl="4" w:tentative="1">
+      <w:start w:val="1"/>
+      <w:numFmt w:val="bullet"/>
+      <w:lvlText w:val=""/>
+      <w:lvlJc w:val="left"/>
+      <w:pPr>
+        <w:tabs>
+          <w:tab w:val="num" w:pos="3600"/>
+        </w:tabs>
+        <w:ind w:left="3600" w:hanging="360"/>
+      </w:pPr>
+      <w:rPr>
+        <w:rFonts w:ascii="Wingdings" w:hAnsi="Wingdings" w:hint="default"/>
+        <w:sz w:val="20"/>
+      </w:rPr>
+    </w:lvl>
+    <w:lvl w:ilvl="5" w:tentative="1">
+      <w:start w:val="1"/>
+      <w:numFmt w:val="bullet"/>
+      <w:lvlText w:val=""/>
+      <w:lvlJc w:val="left"/>
+      <w:pPr>
+        <w:tabs>
+          <w:tab w:val="num" w:pos="4320"/>
+        </w:tabs>
+        <w:ind w:left="4320" w:hanging="360"/>
+      </w:pPr>
+      <w:rPr>
+        <w:rFonts w:ascii="Wingdings" w:hAnsi="Wingdings" w:hint="default"/>
+        <w:sz w:val="20"/>
+      </w:rPr>
+    </w:lvl>
+    <w:lvl w:ilvl="6" w:tentative="1">
+      <w:start w:val="1"/>
+      <w:numFmt w:val="bullet"/>
+      <w:lvlText w:val=""/>
+      <w:lvlJc w:val="left"/>
+      <w:pPr>
+        <w:tabs>
+          <w:tab w:val="num" w:pos="5040"/>
+        </w:tabs>
+        <w:ind w:left="5040" w:hanging="360"/>
+      </w:pPr>
+      <w:rPr>
+        <w:rFonts w:ascii="Wingdings" w:hAnsi="Wingdings" w:hint="default"/>
+        <w:sz w:val="20"/>
+      </w:rPr>
+    </w:lvl>
+    <w:lvl w:ilvl="7" w:tentative="1">
+      <w:start w:val="1"/>
+      <w:numFmt w:val="bullet"/>
+      <w:lvlText w:val=""/>
+      <w:lvlJc w:val="left"/>
+      <w:pPr>
+        <w:tabs>
+          <w:tab w:val="num" w:pos="5760"/>
+        </w:tabs>
+        <w:ind w:left="5760" w:hanging="360"/>
+      </w:pPr>
+      <w:rPr>
+        <w:rFonts w:ascii="Wingdings" w:hAnsi="Wingdings" w:hint="default"/>
+        <w:sz w:val="20"/>
+      </w:rPr>
+    </w:lvl>
+    <w:lvl w:ilvl="8" w:tentative="1">
+      <w:start w:val="1"/>
+      <w:numFmt w:val="bullet"/>
+      <w:lvlText w:val=""/>
+      <w:lvlJc w:val="left"/>
+      <w:pPr>
+        <w:tabs>
+          <w:tab w:val="num" w:pos="6480"/>
+        </w:tabs>
+        <w:ind w:left="6480" w:hanging="360"/>
+      </w:pPr>
+      <w:rPr>
+        <w:rFonts w:ascii="Wingdings" w:hAnsi="Wingdings" w:hint="default"/>
+        <w:sz w:val="20"/>
+      </w:rPr>
+    </w:lvl>
+  </w:abstractNum>
+  <w:abstractNum w:abstractNumId="63" w15:restartNumberingAfterBreak="0">
+    <w:nsid w:val="68596443"/>
+    <w:multiLevelType w:val="multilevel"/>
+    <w:tmpl w:val="3E28EDC4"/>
+    <w:lvl w:ilvl="0">
+      <w:start w:val="26"/>
+      <w:numFmt w:val="decimal"/>
+      <w:lvlText w:val="%1."/>
+      <w:lvlJc w:val="left"/>
+      <w:pPr>
+        <w:tabs>
+          <w:tab w:val="num" w:pos="720"/>
+        </w:tabs>
+        <w:ind w:left="720" w:hanging="360"/>
+      </w:pPr>
+    </w:lvl>
+    <w:lvl w:ilvl="1" w:tentative="1">
+      <w:start w:val="1"/>
+      <w:numFmt w:val="decimal"/>
+      <w:lvlText w:val="%2."/>
+      <w:lvlJc w:val="left"/>
+      <w:pPr>
+        <w:tabs>
+          <w:tab w:val="num" w:pos="1440"/>
+        </w:tabs>
+        <w:ind w:left="1440" w:hanging="360"/>
+      </w:pPr>
+    </w:lvl>
+    <w:lvl w:ilvl="2" w:tentative="1">
+      <w:start w:val="1"/>
+      <w:numFmt w:val="decimal"/>
+      <w:lvlText w:val="%3."/>
+      <w:lvlJc w:val="left"/>
+      <w:pPr>
+        <w:tabs>
+          <w:tab w:val="num" w:pos="2160"/>
+        </w:tabs>
+        <w:ind w:left="2160" w:hanging="360"/>
+      </w:pPr>
+    </w:lvl>
+    <w:lvl w:ilvl="3" w:tentative="1">
+      <w:start w:val="1"/>
+      <w:numFmt w:val="decimal"/>
+      <w:lvlText w:val="%4."/>
+      <w:lvlJc w:val="left"/>
+      <w:pPr>
+        <w:tabs>
+          <w:tab w:val="num" w:pos="2880"/>
+        </w:tabs>
+        <w:ind w:left="2880" w:hanging="360"/>
+      </w:pPr>
+    </w:lvl>
+    <w:lvl w:ilvl="4" w:tentative="1">
+      <w:start w:val="1"/>
+      <w:numFmt w:val="decimal"/>
+      <w:lvlText w:val="%5."/>
+      <w:lvlJc w:val="left"/>
+      <w:pPr>
+        <w:tabs>
+          <w:tab w:val="num" w:pos="3600"/>
+        </w:tabs>
+        <w:ind w:left="3600" w:hanging="360"/>
+      </w:pPr>
+    </w:lvl>
+    <w:lvl w:ilvl="5" w:tentative="1">
+      <w:start w:val="1"/>
+      <w:numFmt w:val="decimal"/>
+      <w:lvlText w:val="%6."/>
+      <w:lvlJc w:val="left"/>
+      <w:pPr>
+        <w:tabs>
+          <w:tab w:val="num" w:pos="4320"/>
+        </w:tabs>
+        <w:ind w:left="4320" w:hanging="360"/>
+      </w:pPr>
+    </w:lvl>
+    <w:lvl w:ilvl="6" w:tentative="1">
+      <w:start w:val="1"/>
+      <w:numFmt w:val="decimal"/>
+      <w:lvlText w:val="%7."/>
+      <w:lvlJc w:val="left"/>
+      <w:pPr>
+        <w:tabs>
+          <w:tab w:val="num" w:pos="5040"/>
+        </w:tabs>
+        <w:ind w:left="5040" w:hanging="360"/>
+      </w:pPr>
+    </w:lvl>
+    <w:lvl w:ilvl="7" w:tentative="1">
+      <w:start w:val="1"/>
+      <w:numFmt w:val="decimal"/>
+      <w:lvlText w:val="%8."/>
+      <w:lvlJc w:val="left"/>
+      <w:pPr>
+        <w:tabs>
+          <w:tab w:val="num" w:pos="5760"/>
+        </w:tabs>
+        <w:ind w:left="5760" w:hanging="360"/>
+      </w:pPr>
+    </w:lvl>
+    <w:lvl w:ilvl="8" w:tentative="1">
+      <w:start w:val="1"/>
+      <w:numFmt w:val="decimal"/>
+      <w:lvlText w:val="%9."/>
+      <w:lvlJc w:val="left"/>
+      <w:pPr>
+        <w:tabs>
+          <w:tab w:val="num" w:pos="6480"/>
+        </w:tabs>
+        <w:ind w:left="6480" w:hanging="360"/>
+      </w:pPr>
+    </w:lvl>
+  </w:abstractNum>
+  <w:abstractNum w:abstractNumId="64" w15:restartNumberingAfterBreak="0">
+    <w:nsid w:val="6AA7451C"/>
+    <w:multiLevelType w:val="multilevel"/>
+    <w:tmpl w:val="2D66F5FC"/>
+    <w:lvl w:ilvl="0">
+      <w:start w:val="31"/>
+      <w:numFmt w:val="decimal"/>
+      <w:lvlText w:val="%1."/>
+      <w:lvlJc w:val="left"/>
+      <w:pPr>
+        <w:tabs>
+          <w:tab w:val="num" w:pos="720"/>
+        </w:tabs>
+        <w:ind w:left="720" w:hanging="360"/>
+      </w:pPr>
+    </w:lvl>
+    <w:lvl w:ilvl="1" w:tentative="1">
+      <w:start w:val="1"/>
+      <w:numFmt w:val="decimal"/>
+      <w:lvlText w:val="%2."/>
+      <w:lvlJc w:val="left"/>
+      <w:pPr>
+        <w:tabs>
+          <w:tab w:val="num" w:pos="1440"/>
+        </w:tabs>
+        <w:ind w:left="1440" w:hanging="360"/>
+      </w:pPr>
+    </w:lvl>
+    <w:lvl w:ilvl="2" w:tentative="1">
+      <w:start w:val="1"/>
+      <w:numFmt w:val="decimal"/>
+      <w:lvlText w:val="%3."/>
+      <w:lvlJc w:val="left"/>
+      <w:pPr>
+        <w:tabs>
+          <w:tab w:val="num" w:pos="2160"/>
+        </w:tabs>
+        <w:ind w:left="2160" w:hanging="360"/>
+      </w:pPr>
+    </w:lvl>
+    <w:lvl w:ilvl="3" w:tentative="1">
+      <w:start w:val="1"/>
+      <w:numFmt w:val="decimal"/>
+      <w:lvlText w:val="%4."/>
+      <w:lvlJc w:val="left"/>
+      <w:pPr>
+        <w:tabs>
+          <w:tab w:val="num" w:pos="2880"/>
+        </w:tabs>
+        <w:ind w:left="2880" w:hanging="360"/>
+      </w:pPr>
+    </w:lvl>
+    <w:lvl w:ilvl="4" w:tentative="1">
+      <w:start w:val="1"/>
+      <w:numFmt w:val="decimal"/>
+      <w:lvlText w:val="%5."/>
+      <w:lvlJc w:val="left"/>
+      <w:pPr>
+        <w:tabs>
+          <w:tab w:val="num" w:pos="3600"/>
+        </w:tabs>
+        <w:ind w:left="3600" w:hanging="360"/>
+      </w:pPr>
+    </w:lvl>
+    <w:lvl w:ilvl="5" w:tentative="1">
+      <w:start w:val="1"/>
+      <w:numFmt w:val="decimal"/>
+      <w:lvlText w:val="%6."/>
+      <w:lvlJc w:val="left"/>
+      <w:pPr>
+        <w:tabs>
+          <w:tab w:val="num" w:pos="4320"/>
+        </w:tabs>
+        <w:ind w:left="4320" w:hanging="360"/>
+      </w:pPr>
+    </w:lvl>
+    <w:lvl w:ilvl="6" w:tentative="1">
+      <w:start w:val="1"/>
+      <w:numFmt w:val="decimal"/>
+      <w:lvlText w:val="%7."/>
+      <w:lvlJc w:val="left"/>
+      <w:pPr>
+        <w:tabs>
+          <w:tab w:val="num" w:pos="5040"/>
+        </w:tabs>
+        <w:ind w:left="5040" w:hanging="360"/>
+      </w:pPr>
+    </w:lvl>
+    <w:lvl w:ilvl="7" w:tentative="1">
+      <w:start w:val="1"/>
+      <w:numFmt w:val="decimal"/>
+      <w:lvlText w:val="%8."/>
+      <w:lvlJc w:val="left"/>
+      <w:pPr>
+        <w:tabs>
+          <w:tab w:val="num" w:pos="5760"/>
+        </w:tabs>
+        <w:ind w:left="5760" w:hanging="360"/>
+      </w:pPr>
+    </w:lvl>
+    <w:lvl w:ilvl="8" w:tentative="1">
+      <w:start w:val="1"/>
+      <w:numFmt w:val="decimal"/>
+      <w:lvlText w:val="%9."/>
+      <w:lvlJc w:val="left"/>
+      <w:pPr>
+        <w:tabs>
+          <w:tab w:val="num" w:pos="6480"/>
+        </w:tabs>
+        <w:ind w:left="6480" w:hanging="360"/>
+      </w:pPr>
+    </w:lvl>
+  </w:abstractNum>
+  <w:abstractNum w:abstractNumId="65" w15:restartNumberingAfterBreak="0">
+    <w:nsid w:val="6D7745D8"/>
+    <w:multiLevelType w:val="multilevel"/>
+    <w:tmpl w:val="89C84C68"/>
+    <w:lvl w:ilvl="0">
+      <w:start w:val="24"/>
+      <w:numFmt w:val="decimal"/>
+      <w:lvlText w:val="%1."/>
+      <w:lvlJc w:val="left"/>
+      <w:pPr>
+        <w:tabs>
+          <w:tab w:val="num" w:pos="720"/>
+        </w:tabs>
+        <w:ind w:left="720" w:hanging="360"/>
+      </w:pPr>
+    </w:lvl>
+    <w:lvl w:ilvl="1" w:tentative="1">
+      <w:start w:val="1"/>
+      <w:numFmt w:val="decimal"/>
+      <w:lvlText w:val="%2."/>
+      <w:lvlJc w:val="left"/>
+      <w:pPr>
+        <w:tabs>
+          <w:tab w:val="num" w:pos="1440"/>
+        </w:tabs>
+        <w:ind w:left="1440" w:hanging="360"/>
+      </w:pPr>
+    </w:lvl>
+    <w:lvl w:ilvl="2" w:tentative="1">
+      <w:start w:val="1"/>
+      <w:numFmt w:val="decimal"/>
+      <w:lvlText w:val="%3."/>
+      <w:lvlJc w:val="left"/>
+      <w:pPr>
+        <w:tabs>
+          <w:tab w:val="num" w:pos="2160"/>
+        </w:tabs>
+        <w:ind w:left="2160" w:hanging="360"/>
+      </w:pPr>
+    </w:lvl>
+    <w:lvl w:ilvl="3" w:tentative="1">
+      <w:start w:val="1"/>
+      <w:numFmt w:val="decimal"/>
+      <w:lvlText w:val="%4."/>
+      <w:lvlJc w:val="left"/>
+      <w:pPr>
+        <w:tabs>
+          <w:tab w:val="num" w:pos="2880"/>
+        </w:tabs>
+        <w:ind w:left="2880" w:hanging="360"/>
+      </w:pPr>
+    </w:lvl>
+    <w:lvl w:ilvl="4" w:tentative="1">
+      <w:start w:val="1"/>
+      <w:numFmt w:val="decimal"/>
+      <w:lvlText w:val="%5."/>
+      <w:lvlJc w:val="left"/>
+      <w:pPr>
+        <w:tabs>
+          <w:tab w:val="num" w:pos="3600"/>
+        </w:tabs>
+        <w:ind w:left="3600" w:hanging="360"/>
+      </w:pPr>
+    </w:lvl>
+    <w:lvl w:ilvl="5" w:tentative="1">
+      <w:start w:val="1"/>
+      <w:numFmt w:val="decimal"/>
+      <w:lvlText w:val="%6."/>
+      <w:lvlJc w:val="left"/>
+      <w:pPr>
+        <w:tabs>
+          <w:tab w:val="num" w:pos="4320"/>
+        </w:tabs>
+        <w:ind w:left="4320" w:hanging="360"/>
+      </w:pPr>
+    </w:lvl>
+    <w:lvl w:ilvl="6" w:tentative="1">
+      <w:start w:val="1"/>
+      <w:numFmt w:val="decimal"/>
+      <w:lvlText w:val="%7."/>
+      <w:lvlJc w:val="left"/>
+      <w:pPr>
+        <w:tabs>
+          <w:tab w:val="num" w:pos="5040"/>
+        </w:tabs>
+        <w:ind w:left="5040" w:hanging="360"/>
+      </w:pPr>
+    </w:lvl>
+    <w:lvl w:ilvl="7" w:tentative="1">
+      <w:start w:val="1"/>
+      <w:numFmt w:val="decimal"/>
+      <w:lvlText w:val="%8."/>
+      <w:lvlJc w:val="left"/>
+      <w:pPr>
+        <w:tabs>
+          <w:tab w:val="num" w:pos="5760"/>
+        </w:tabs>
+        <w:ind w:left="5760" w:hanging="360"/>
+      </w:pPr>
+    </w:lvl>
+    <w:lvl w:ilvl="8" w:tentative="1">
+      <w:start w:val="1"/>
+      <w:numFmt w:val="decimal"/>
+      <w:lvlText w:val="%9."/>
+      <w:lvlJc w:val="left"/>
+      <w:pPr>
+        <w:tabs>
+          <w:tab w:val="num" w:pos="6480"/>
+        </w:tabs>
+        <w:ind w:left="6480" w:hanging="360"/>
+      </w:pPr>
+    </w:lvl>
+  </w:abstractNum>
+  <w:abstractNum w:abstractNumId="66" w15:restartNumberingAfterBreak="0">
+    <w:nsid w:val="6DBA3A39"/>
+    <w:multiLevelType w:val="multilevel"/>
+    <w:tmpl w:val="A5E016D2"/>
+    <w:lvl w:ilvl="0">
+      <w:start w:val="18"/>
+      <w:numFmt w:val="decimal"/>
+      <w:lvlText w:val="%1."/>
+      <w:lvlJc w:val="left"/>
+      <w:pPr>
+        <w:tabs>
+          <w:tab w:val="num" w:pos="720"/>
+        </w:tabs>
+        <w:ind w:left="720" w:hanging="360"/>
+      </w:pPr>
+    </w:lvl>
+    <w:lvl w:ilvl="1" w:tentative="1">
+      <w:start w:val="1"/>
+      <w:numFmt w:val="decimal"/>
+      <w:lvlText w:val="%2."/>
+      <w:lvlJc w:val="left"/>
+      <w:pPr>
+        <w:tabs>
+          <w:tab w:val="num" w:pos="1440"/>
+        </w:tabs>
+        <w:ind w:left="1440" w:hanging="360"/>
+      </w:pPr>
+    </w:lvl>
+    <w:lvl w:ilvl="2" w:tentative="1">
+      <w:start w:val="1"/>
+      <w:numFmt w:val="decimal"/>
+      <w:lvlText w:val="%3."/>
+      <w:lvlJc w:val="left"/>
+      <w:pPr>
+        <w:tabs>
+          <w:tab w:val="num" w:pos="2160"/>
+        </w:tabs>
+        <w:ind w:left="2160" w:hanging="360"/>
+      </w:pPr>
+    </w:lvl>
+    <w:lvl w:ilvl="3" w:tentative="1">
+      <w:start w:val="1"/>
+      <w:numFmt w:val="decimal"/>
+      <w:lvlText w:val="%4."/>
+      <w:lvlJc w:val="left"/>
+      <w:pPr>
+        <w:tabs>
+          <w:tab w:val="num" w:pos="2880"/>
+        </w:tabs>
+        <w:ind w:left="2880" w:hanging="360"/>
+      </w:pPr>
+    </w:lvl>
+    <w:lvl w:ilvl="4" w:tentative="1">
+      <w:start w:val="1"/>
+      <w:numFmt w:val="decimal"/>
+      <w:lvlText w:val="%5."/>
+      <w:lvlJc w:val="left"/>
+      <w:pPr>
+        <w:tabs>
+          <w:tab w:val="num" w:pos="3600"/>
+        </w:tabs>
+        <w:ind w:left="3600" w:hanging="360"/>
+      </w:pPr>
+    </w:lvl>
+    <w:lvl w:ilvl="5" w:tentative="1">
+      <w:start w:val="1"/>
+      <w:numFmt w:val="decimal"/>
+      <w:lvlText w:val="%6."/>
+      <w:lvlJc w:val="left"/>
+      <w:pPr>
+        <w:tabs>
+          <w:tab w:val="num" w:pos="4320"/>
+        </w:tabs>
+        <w:ind w:left="4320" w:hanging="360"/>
+      </w:pPr>
+    </w:lvl>
+    <w:lvl w:ilvl="6" w:tentative="1">
+      <w:start w:val="1"/>
+      <w:numFmt w:val="decimal"/>
+      <w:lvlText w:val="%7."/>
+      <w:lvlJc w:val="left"/>
+      <w:pPr>
+        <w:tabs>
+          <w:tab w:val="num" w:pos="5040"/>
+        </w:tabs>
+        <w:ind w:left="5040" w:hanging="360"/>
+      </w:pPr>
+    </w:lvl>
+    <w:lvl w:ilvl="7" w:tentative="1">
+      <w:start w:val="1"/>
+      <w:numFmt w:val="decimal"/>
+      <w:lvlText w:val="%8."/>
+      <w:lvlJc w:val="left"/>
+      <w:pPr>
+        <w:tabs>
+          <w:tab w:val="num" w:pos="5760"/>
+        </w:tabs>
+        <w:ind w:left="5760" w:hanging="360"/>
+      </w:pPr>
+    </w:lvl>
+    <w:lvl w:ilvl="8" w:tentative="1">
+      <w:start w:val="1"/>
+      <w:numFmt w:val="decimal"/>
+      <w:lvlText w:val="%9."/>
+      <w:lvlJc w:val="left"/>
+      <w:pPr>
+        <w:tabs>
+          <w:tab w:val="num" w:pos="6480"/>
+        </w:tabs>
+        <w:ind w:left="6480" w:hanging="360"/>
+      </w:pPr>
+    </w:lvl>
+  </w:abstractNum>
+  <w:abstractNum w:abstractNumId="67" w15:restartNumberingAfterBreak="0">
+    <w:nsid w:val="72545DEB"/>
+    <w:multiLevelType w:val="multilevel"/>
+    <w:tmpl w:val="8BE8CB58"/>
+    <w:lvl w:ilvl="0">
+      <w:start w:val="1"/>
+      <w:numFmt w:val="bullet"/>
+      <w:lvlText w:val=""/>
+      <w:lvlJc w:val="left"/>
+      <w:pPr>
+        <w:tabs>
+          <w:tab w:val="num" w:pos="720"/>
+        </w:tabs>
+        <w:ind w:left="720" w:hanging="360"/>
+      </w:pPr>
+      <w:rPr>
+        <w:rFonts w:ascii="Symbol" w:hAnsi="Symbol" w:hint="default"/>
+        <w:sz w:val="20"/>
+      </w:rPr>
+    </w:lvl>
+    <w:lvl w:ilvl="1" w:tentative="1">
+      <w:start w:val="1"/>
+      <w:numFmt w:val="bullet"/>
+      <w:lvlText w:val="o"/>
+      <w:lvlJc w:val="left"/>
+      <w:pPr>
+        <w:tabs>
+          <w:tab w:val="num" w:pos="1440"/>
+        </w:tabs>
+        <w:ind w:left="1440" w:hanging="360"/>
+      </w:pPr>
+      <w:rPr>
+        <w:rFonts w:ascii="Courier New" w:hAnsi="Courier New" w:hint="default"/>
+        <w:sz w:val="20"/>
+      </w:rPr>
+    </w:lvl>
+    <w:lvl w:ilvl="2" w:tentative="1">
+      <w:start w:val="1"/>
+      <w:numFmt w:val="bullet"/>
+      <w:lvlText w:val=""/>
+      <w:lvlJc w:val="left"/>
+      <w:pPr>
+        <w:tabs>
+          <w:tab w:val="num" w:pos="2160"/>
+        </w:tabs>
+        <w:ind w:left="2160" w:hanging="360"/>
+      </w:pPr>
+      <w:rPr>
+        <w:rFonts w:ascii="Wingdings" w:hAnsi="Wingdings" w:hint="default"/>
+        <w:sz w:val="20"/>
+      </w:rPr>
+    </w:lvl>
+    <w:lvl w:ilvl="3" w:tentative="1">
+      <w:start w:val="1"/>
+      <w:numFmt w:val="bullet"/>
+      <w:lvlText w:val=""/>
+      <w:lvlJc w:val="left"/>
+      <w:pPr>
+        <w:tabs>
+          <w:tab w:val="num" w:pos="2880"/>
+        </w:tabs>
+        <w:ind w:left="2880" w:hanging="360"/>
+      </w:pPr>
+      <w:rPr>
+        <w:rFonts w:ascii="Wingdings" w:hAnsi="Wingdings" w:hint="default"/>
+        <w:sz w:val="20"/>
+      </w:rPr>
+    </w:lvl>
+    <w:lvl w:ilvl="4" w:tentative="1">
+      <w:start w:val="1"/>
+      <w:numFmt w:val="bullet"/>
+      <w:lvlText w:val=""/>
+      <w:lvlJc w:val="left"/>
+      <w:pPr>
+        <w:tabs>
+          <w:tab w:val="num" w:pos="3600"/>
+        </w:tabs>
+        <w:ind w:left="3600" w:hanging="360"/>
+      </w:pPr>
+      <w:rPr>
+        <w:rFonts w:ascii="Wingdings" w:hAnsi="Wingdings" w:hint="default"/>
+        <w:sz w:val="20"/>
+      </w:rPr>
+    </w:lvl>
+    <w:lvl w:ilvl="5" w:tentative="1">
+      <w:start w:val="1"/>
+      <w:numFmt w:val="bullet"/>
+      <w:lvlText w:val=""/>
+      <w:lvlJc w:val="left"/>
+      <w:pPr>
+        <w:tabs>
+          <w:tab w:val="num" w:pos="4320"/>
+        </w:tabs>
+        <w:ind w:left="4320" w:hanging="360"/>
+      </w:pPr>
+      <w:rPr>
+        <w:rFonts w:ascii="Wingdings" w:hAnsi="Wingdings" w:hint="default"/>
+        <w:sz w:val="20"/>
+      </w:rPr>
+    </w:lvl>
+    <w:lvl w:ilvl="6" w:tentative="1">
+      <w:start w:val="1"/>
+      <w:numFmt w:val="bullet"/>
+      <w:lvlText w:val=""/>
+      <w:lvlJc w:val="left"/>
+      <w:pPr>
+        <w:tabs>
+          <w:tab w:val="num" w:pos="5040"/>
+        </w:tabs>
+        <w:ind w:left="5040" w:hanging="360"/>
+      </w:pPr>
+      <w:rPr>
+        <w:rFonts w:ascii="Wingdings" w:hAnsi="Wingdings" w:hint="default"/>
+        <w:sz w:val="20"/>
+      </w:rPr>
+    </w:lvl>
+    <w:lvl w:ilvl="7" w:tentative="1">
+      <w:start w:val="1"/>
+      <w:numFmt w:val="bullet"/>
+      <w:lvlText w:val=""/>
+      <w:lvlJc w:val="left"/>
+      <w:pPr>
+        <w:tabs>
+          <w:tab w:val="num" w:pos="5760"/>
+        </w:tabs>
+        <w:ind w:left="5760" w:hanging="360"/>
+      </w:pPr>
+      <w:rPr>
+        <w:rFonts w:ascii="Wingdings" w:hAnsi="Wingdings" w:hint="default"/>
+        <w:sz w:val="20"/>
+      </w:rPr>
+    </w:lvl>
+    <w:lvl w:ilvl="8" w:tentative="1">
+      <w:start w:val="1"/>
+      <w:numFmt w:val="bullet"/>
+      <w:lvlText w:val=""/>
+      <w:lvlJc w:val="left"/>
+      <w:pPr>
+        <w:tabs>
+          <w:tab w:val="num" w:pos="6480"/>
+        </w:tabs>
+        <w:ind w:left="6480" w:hanging="360"/>
+      </w:pPr>
+      <w:rPr>
+        <w:rFonts w:ascii="Wingdings" w:hAnsi="Wingdings" w:hint="default"/>
+        <w:sz w:val="20"/>
+      </w:rPr>
+    </w:lvl>
+  </w:abstractNum>
+  <w:abstractNum w:abstractNumId="68" w15:restartNumberingAfterBreak="0">
+    <w:nsid w:val="777E7013"/>
+    <w:multiLevelType w:val="multilevel"/>
+    <w:tmpl w:val="B622B382"/>
+    <w:lvl w:ilvl="0">
+      <w:start w:val="28"/>
+      <w:numFmt w:val="decimal"/>
+      <w:lvlText w:val="%1."/>
+      <w:lvlJc w:val="left"/>
+      <w:pPr>
+        <w:tabs>
+          <w:tab w:val="num" w:pos="720"/>
+        </w:tabs>
+        <w:ind w:left="720" w:hanging="360"/>
+      </w:pPr>
+    </w:lvl>
+    <w:lvl w:ilvl="1" w:tentative="1">
+      <w:start w:val="1"/>
+      <w:numFmt w:val="decimal"/>
+      <w:lvlText w:val="%2."/>
+      <w:lvlJc w:val="left"/>
+      <w:pPr>
+        <w:tabs>
+          <w:tab w:val="num" w:pos="1440"/>
+        </w:tabs>
+        <w:ind w:left="1440" w:hanging="360"/>
+      </w:pPr>
+    </w:lvl>
+    <w:lvl w:ilvl="2" w:tentative="1">
+      <w:start w:val="1"/>
+      <w:numFmt w:val="decimal"/>
+      <w:lvlText w:val="%3."/>
+      <w:lvlJc w:val="left"/>
+      <w:pPr>
+        <w:tabs>
+          <w:tab w:val="num" w:pos="2160"/>
+        </w:tabs>
+        <w:ind w:left="2160" w:hanging="360"/>
+      </w:pPr>
+    </w:lvl>
+    <w:lvl w:ilvl="3" w:tentative="1">
+      <w:start w:val="1"/>
+      <w:numFmt w:val="decimal"/>
+      <w:lvlText w:val="%4."/>
+      <w:lvlJc w:val="left"/>
+      <w:pPr>
+        <w:tabs>
+          <w:tab w:val="num" w:pos="2880"/>
+        </w:tabs>
+        <w:ind w:left="2880" w:hanging="360"/>
+      </w:pPr>
+    </w:lvl>
+    <w:lvl w:ilvl="4" w:tentative="1">
+      <w:start w:val="1"/>
+      <w:numFmt w:val="decimal"/>
+      <w:lvlText w:val="%5."/>
+      <w:lvlJc w:val="left"/>
+      <w:pPr>
+        <w:tabs>
+          <w:tab w:val="num" w:pos="3600"/>
+        </w:tabs>
+        <w:ind w:left="3600" w:hanging="360"/>
+      </w:pPr>
+    </w:lvl>
+    <w:lvl w:ilvl="5" w:tentative="1">
+      <w:start w:val="1"/>
+      <w:numFmt w:val="decimal"/>
+      <w:lvlText w:val="%6."/>
+      <w:lvlJc w:val="left"/>
+      <w:pPr>
+        <w:tabs>
+          <w:tab w:val="num" w:pos="4320"/>
+        </w:tabs>
+        <w:ind w:left="4320" w:hanging="360"/>
+      </w:pPr>
+    </w:lvl>
+    <w:lvl w:ilvl="6" w:tentative="1">
+      <w:start w:val="1"/>
+      <w:numFmt w:val="decimal"/>
+      <w:lvlText w:val="%7."/>
+      <w:lvlJc w:val="left"/>
+      <w:pPr>
+        <w:tabs>
+          <w:tab w:val="num" w:pos="5040"/>
+        </w:tabs>
+        <w:ind w:left="5040" w:hanging="360"/>
+      </w:pPr>
+    </w:lvl>
+    <w:lvl w:ilvl="7" w:tentative="1">
+      <w:start w:val="1"/>
+      <w:numFmt w:val="decimal"/>
+      <w:lvlText w:val="%8."/>
+      <w:lvlJc w:val="left"/>
+      <w:pPr>
+        <w:tabs>
+          <w:tab w:val="num" w:pos="5760"/>
+        </w:tabs>
+        <w:ind w:left="5760" w:hanging="360"/>
+      </w:pPr>
+    </w:lvl>
+    <w:lvl w:ilvl="8" w:tentative="1">
+      <w:start w:val="1"/>
+      <w:numFmt w:val="decimal"/>
+      <w:lvlText w:val="%9."/>
+      <w:lvlJc w:val="left"/>
+      <w:pPr>
+        <w:tabs>
+          <w:tab w:val="num" w:pos="6480"/>
+        </w:tabs>
+        <w:ind w:left="6480" w:hanging="360"/>
+      </w:pPr>
+    </w:lvl>
+  </w:abstractNum>
+  <w:abstractNum w:abstractNumId="69" w15:restartNumberingAfterBreak="0">
+    <w:nsid w:val="7D212A76"/>
+    <w:multiLevelType w:val="multilevel"/>
+    <w:tmpl w:val="653C4F7E"/>
     <w:lvl w:ilvl="0">
       <w:start w:val="1"/>
       <w:numFmt w:val="bullet"/>
@@ -6928,93 +11305,198 @@
     <w:abstractNumId w:val="0"/>
   </w:num>
   <w:num w:numId="7">
+    <w:abstractNumId w:val="38"/>
+  </w:num>
+  <w:num w:numId="8">
+    <w:abstractNumId w:val="21"/>
+  </w:num>
+  <w:num w:numId="9">
+    <w:abstractNumId w:val="13"/>
+  </w:num>
+  <w:num w:numId="10">
+    <w:abstractNumId w:val="15"/>
+  </w:num>
+  <w:num w:numId="11">
     <w:abstractNumId w:val="10"/>
   </w:num>
-  <w:num w:numId="8">
+  <w:num w:numId="12">
+    <w:abstractNumId w:val="67"/>
+  </w:num>
+  <w:num w:numId="13">
+    <w:abstractNumId w:val="40"/>
+  </w:num>
+  <w:num w:numId="14">
+    <w:abstractNumId w:val="34"/>
+  </w:num>
+  <w:num w:numId="15">
+    <w:abstractNumId w:val="47"/>
+  </w:num>
+  <w:num w:numId="16">
+    <w:abstractNumId w:val="28"/>
+  </w:num>
+  <w:num w:numId="17">
+    <w:abstractNumId w:val="11"/>
+  </w:num>
+  <w:num w:numId="18">
+    <w:abstractNumId w:val="51"/>
+  </w:num>
+  <w:num w:numId="19">
+    <w:abstractNumId w:val="30"/>
+  </w:num>
+  <w:num w:numId="20">
+    <w:abstractNumId w:val="54"/>
+  </w:num>
+  <w:num w:numId="21">
+    <w:abstractNumId w:val="39"/>
+  </w:num>
+  <w:num w:numId="22">
+    <w:abstractNumId w:val="8"/>
+  </w:num>
+  <w:num w:numId="23">
+    <w:abstractNumId w:val="53"/>
+  </w:num>
+  <w:num w:numId="24">
+    <w:abstractNumId w:val="36"/>
+  </w:num>
+  <w:num w:numId="25">
+    <w:abstractNumId w:val="9"/>
+  </w:num>
+  <w:num w:numId="26">
+    <w:abstractNumId w:val="12"/>
+  </w:num>
+  <w:num w:numId="27">
+    <w:abstractNumId w:val="14"/>
+  </w:num>
+  <w:num w:numId="28">
+    <w:abstractNumId w:val="27"/>
+  </w:num>
+  <w:num w:numId="29">
+    <w:abstractNumId w:val="59"/>
+  </w:num>
+  <w:num w:numId="30">
+    <w:abstractNumId w:val="56"/>
+  </w:num>
+  <w:num w:numId="31">
+    <w:abstractNumId w:val="60"/>
+  </w:num>
+  <w:num w:numId="32">
+    <w:abstractNumId w:val="57"/>
+  </w:num>
+  <w:num w:numId="33">
+    <w:abstractNumId w:val="31"/>
+  </w:num>
+  <w:num w:numId="34">
+    <w:abstractNumId w:val="58"/>
+  </w:num>
+  <w:num w:numId="35">
+    <w:abstractNumId w:val="37"/>
+  </w:num>
+  <w:num w:numId="36">
+    <w:abstractNumId w:val="23"/>
+  </w:num>
+  <w:num w:numId="37">
+    <w:abstractNumId w:val="26"/>
+  </w:num>
+  <w:num w:numId="38">
+    <w:abstractNumId w:val="61"/>
+  </w:num>
+  <w:num w:numId="39">
+    <w:abstractNumId w:val="32"/>
+  </w:num>
+  <w:num w:numId="40">
+    <w:abstractNumId w:val="55"/>
+  </w:num>
+  <w:num w:numId="41">
+    <w:abstractNumId w:val="66"/>
+  </w:num>
+  <w:num w:numId="42">
+    <w:abstractNumId w:val="69"/>
+  </w:num>
+  <w:num w:numId="43">
+    <w:abstractNumId w:val="16"/>
+  </w:num>
+  <w:num w:numId="44">
+    <w:abstractNumId w:val="29"/>
+  </w:num>
+  <w:num w:numId="45">
+    <w:abstractNumId w:val="22"/>
+  </w:num>
+  <w:num w:numId="46">
+    <w:abstractNumId w:val="41"/>
+  </w:num>
+  <w:num w:numId="47">
+    <w:abstractNumId w:val="52"/>
+  </w:num>
+  <w:num w:numId="48">
+    <w:abstractNumId w:val="35"/>
+  </w:num>
+  <w:num w:numId="49">
+    <w:abstractNumId w:val="20"/>
+  </w:num>
+  <w:num w:numId="50">
+    <w:abstractNumId w:val="19"/>
+  </w:num>
+  <w:num w:numId="51">
+    <w:abstractNumId w:val="33"/>
+  </w:num>
+  <w:num w:numId="52">
+    <w:abstractNumId w:val="62"/>
+  </w:num>
+  <w:num w:numId="53">
+    <w:abstractNumId w:val="65"/>
+  </w:num>
+  <w:num w:numId="54">
+    <w:abstractNumId w:val="50"/>
+  </w:num>
+  <w:num w:numId="55">
+    <w:abstractNumId w:val="43"/>
+  </w:num>
+  <w:num w:numId="56">
+    <w:abstractNumId w:val="44"/>
+  </w:num>
+  <w:num w:numId="57">
+    <w:abstractNumId w:val="63"/>
+  </w:num>
+  <w:num w:numId="58">
+    <w:abstractNumId w:val="17"/>
+  </w:num>
+  <w:num w:numId="59">
+    <w:abstractNumId w:val="25"/>
+  </w:num>
+  <w:num w:numId="60">
+    <w:abstractNumId w:val="7"/>
+  </w:num>
+  <w:num w:numId="61">
+    <w:abstractNumId w:val="68"/>
+  </w:num>
+  <w:num w:numId="62">
+    <w:abstractNumId w:val="6"/>
+  </w:num>
+  <w:num w:numId="63">
+    <w:abstractNumId w:val="48"/>
+  </w:num>
+  <w:num w:numId="64">
+    <w:abstractNumId w:val="46"/>
+  </w:num>
+  <w:num w:numId="65">
+    <w:abstractNumId w:val="45"/>
+  </w:num>
+  <w:num w:numId="66">
+    <w:abstractNumId w:val="49"/>
+  </w:num>
+  <w:num w:numId="67">
+    <w:abstractNumId w:val="64"/>
+  </w:num>
+  <w:num w:numId="68">
+    <w:abstractNumId w:val="42"/>
+  </w:num>
+  <w:num w:numId="69">
+    <w:abstractNumId w:val="24"/>
+  </w:num>
+  <w:num w:numId="70">
     <w:abstractNumId w:val="18"/>
   </w:num>
-  <w:num w:numId="9">
-    <w:abstractNumId w:val="22"/>
-  </w:num>
-  <w:num w:numId="10">
-    <w:abstractNumId w:val="11"/>
-  </w:num>
-  <w:num w:numId="11">
-    <w:abstractNumId w:val="20"/>
-  </w:num>
-  <w:num w:numId="12">
-    <w:abstractNumId w:val="27"/>
-  </w:num>
-  <w:num w:numId="13">
-    <w:abstractNumId w:val="15"/>
-  </w:num>
-  <w:num w:numId="14">
-    <w:abstractNumId w:val="7"/>
-  </w:num>
-  <w:num w:numId="15">
-    <w:abstractNumId w:val="12"/>
-  </w:num>
-  <w:num w:numId="16">
-    <w:abstractNumId w:val="17"/>
-  </w:num>
-  <w:num w:numId="17">
-    <w:abstractNumId w:val="9"/>
-  </w:num>
-  <w:num w:numId="18">
-    <w:abstractNumId w:val="23"/>
-  </w:num>
-  <w:num w:numId="19">
-    <w:abstractNumId w:val="13"/>
-  </w:num>
-  <w:num w:numId="20">
-    <w:abstractNumId w:val="16"/>
-  </w:num>
-  <w:num w:numId="21">
-    <w:abstractNumId w:val="26"/>
-  </w:num>
-  <w:num w:numId="22">
-    <w:abstractNumId w:val="6"/>
-  </w:num>
-  <w:num w:numId="23">
-    <w:abstractNumId w:val="30"/>
-  </w:num>
-  <w:num w:numId="24">
-    <w:abstractNumId w:val="31"/>
-  </w:num>
-  <w:num w:numId="25">
-    <w:abstractNumId w:val="21"/>
-  </w:num>
-  <w:num w:numId="26">
-    <w:abstractNumId w:val="34"/>
-  </w:num>
-  <w:num w:numId="27">
-    <w:abstractNumId w:val="29"/>
-  </w:num>
-  <w:num w:numId="28">
-    <w:abstractNumId w:val="19"/>
-  </w:num>
-  <w:num w:numId="29">
-    <w:abstractNumId w:val="33"/>
-  </w:num>
-  <w:num w:numId="30">
-    <w:abstractNumId w:val="32"/>
-  </w:num>
-  <w:num w:numId="31">
-    <w:abstractNumId w:val="25"/>
-  </w:num>
-  <w:num w:numId="32">
-    <w:abstractNumId w:val="28"/>
-  </w:num>
-  <w:num w:numId="33">
-    <w:abstractNumId w:val="24"/>
-  </w:num>
-  <w:num w:numId="34">
-    <w:abstractNumId w:val="14"/>
-  </w:num>
-  <w:num w:numId="35">
-    <w:abstractNumId w:val="8"/>
-  </w:num>
-  <w:numIdMacAtCleanup w:val="35"/>
+  <w:numIdMacAtCleanup w:val="70"/>
 </w:numbering>
 </file>
 
@@ -18411,6 +22893,11 @@
       <w:lang w:val="fr-FR" w:eastAsia="fr-FR"/>
     </w:rPr>
   </w:style>
+  <w:style w:type="character" w:customStyle="1" w:styleId="bzpyqfadein">
+    <w:name w:val="bz_pyq_fadein"/>
+    <w:basedOn w:val="Policepardfaut"/>
+    <w:rsid w:val="00E621FD"/>
+  </w:style>
 </w:styles>
 </file>
 

--- a/Étymons.docx
+++ b/Étymons.docx
@@ -5,10 +5,18 @@
     <w:p>
       <w:pPr>
         <w:pStyle w:val="Titre2"/>
+        <w:rPr>
+          <w:rFonts w:ascii="Calibri" w:hAnsi="Calibri" w:cs="Calibri"/>
+          <w:sz w:val="24"/>
+          <w:szCs w:val="24"/>
+        </w:rPr>
       </w:pPr>
       <w:r>
         <w:rPr>
           <w:rStyle w:val="bzpyqfadein"/>
+          <w:rFonts w:ascii="Calibri" w:hAnsi="Calibri" w:cs="Calibri"/>
+          <w:sz w:val="24"/>
+          <w:szCs w:val="24"/>
         </w:rPr>
         <w:t>1. Travail</w:t>
       </w:r>
@@ -20,10 +28,14 @@
           <w:ilvl w:val="0"/>
           <w:numId w:val="7"/>
         </w:numPr>
+        <w:rPr>
+          <w:rFonts w:ascii="Calibri" w:hAnsi="Calibri" w:cs="Calibri"/>
+        </w:rPr>
       </w:pPr>
       <w:r>
         <w:rPr>
           <w:rStyle w:val="bzpyqfadein"/>
+          <w:rFonts w:ascii="Calibri" w:hAnsi="Calibri" w:cs="Calibri"/>
           <w:b/>
           <w:bCs/>
         </w:rPr>
@@ -32,6 +44,7 @@
       <w:r>
         <w:rPr>
           <w:rStyle w:val="bzpyqfadein"/>
+          <w:rFonts w:ascii="Calibri" w:hAnsi="Calibri" w:cs="Calibri"/>
         </w:rPr>
         <w:t xml:space="preserve"> (latin) : instrument de torture composé de trois pieux servant à immobiliser les animaux ; à l’origine du mot « travail », évoque la contrainte et la souffrance.</w:t>
       </w:r>
@@ -43,11 +56,15 @@
           <w:ilvl w:val="0"/>
           <w:numId w:val="7"/>
         </w:numPr>
+        <w:rPr>
+          <w:rFonts w:ascii="Calibri" w:hAnsi="Calibri" w:cs="Calibri"/>
+        </w:rPr>
       </w:pPr>
       <w:proofErr w:type="spellStart"/>
       <w:r>
         <w:rPr>
           <w:rStyle w:val="bzpyqfadein"/>
+          <w:rFonts w:ascii="Calibri" w:hAnsi="Calibri" w:cs="Calibri"/>
           <w:b/>
           <w:bCs/>
         </w:rPr>
@@ -57,6 +74,7 @@
       <w:r>
         <w:rPr>
           <w:rStyle w:val="bzpyqfadein"/>
+          <w:rFonts w:ascii="Calibri" w:hAnsi="Calibri" w:cs="Calibri"/>
         </w:rPr>
         <w:t xml:space="preserve"> (grec) : effort pénible, peine physique.</w:t>
       </w:r>
@@ -68,11 +86,15 @@
           <w:ilvl w:val="0"/>
           <w:numId w:val="7"/>
         </w:numPr>
+        <w:rPr>
+          <w:rFonts w:ascii="Calibri" w:hAnsi="Calibri" w:cs="Calibri"/>
+        </w:rPr>
       </w:pPr>
       <w:proofErr w:type="spellStart"/>
       <w:r>
         <w:rPr>
           <w:rStyle w:val="bzpyqfadein"/>
+          <w:rFonts w:ascii="Calibri" w:hAnsi="Calibri" w:cs="Calibri"/>
           <w:b/>
           <w:bCs/>
         </w:rPr>
@@ -82,6 +104,7 @@
       <w:r>
         <w:rPr>
           <w:rStyle w:val="bzpyqfadein"/>
+          <w:rFonts w:ascii="Calibri" w:hAnsi="Calibri" w:cs="Calibri"/>
         </w:rPr>
         <w:t xml:space="preserve"> (grec) : œuvre, produit du travail, action accomplie.</w:t>
       </w:r>
@@ -89,10 +112,18 @@
     <w:p>
       <w:pPr>
         <w:pStyle w:val="Titre2"/>
+        <w:rPr>
+          <w:rFonts w:ascii="Calibri" w:hAnsi="Calibri" w:cs="Calibri"/>
+          <w:sz w:val="24"/>
+          <w:szCs w:val="24"/>
+        </w:rPr>
       </w:pPr>
       <w:r>
         <w:rPr>
           <w:rStyle w:val="bzpyqfadein"/>
+          <w:rFonts w:ascii="Calibri" w:hAnsi="Calibri" w:cs="Calibri"/>
+          <w:sz w:val="24"/>
+          <w:szCs w:val="24"/>
         </w:rPr>
         <w:t>2. Technique</w:t>
       </w:r>
@@ -104,11 +135,15 @@
           <w:ilvl w:val="0"/>
           <w:numId w:val="8"/>
         </w:numPr>
+        <w:rPr>
+          <w:rFonts w:ascii="Calibri" w:hAnsi="Calibri" w:cs="Calibri"/>
+        </w:rPr>
       </w:pPr>
       <w:proofErr w:type="spellStart"/>
       <w:r>
         <w:rPr>
           <w:rStyle w:val="bzpyqfadein"/>
+          <w:rFonts w:ascii="Calibri" w:hAnsi="Calibri" w:cs="Calibri"/>
           <w:b/>
           <w:bCs/>
         </w:rPr>
@@ -118,6 +153,7 @@
       <w:r>
         <w:rPr>
           <w:rStyle w:val="bzpyqfadein"/>
+          <w:rFonts w:ascii="Calibri" w:hAnsi="Calibri" w:cs="Calibri"/>
         </w:rPr>
         <w:t xml:space="preserve"> (grec) : art, savoir-faire, compétence pratique, production artisanale.</w:t>
       </w:r>
@@ -125,10 +161,18 @@
     <w:p>
       <w:pPr>
         <w:pStyle w:val="Titre2"/>
+        <w:rPr>
+          <w:rFonts w:ascii="Calibri" w:hAnsi="Calibri" w:cs="Calibri"/>
+          <w:sz w:val="24"/>
+          <w:szCs w:val="24"/>
+        </w:rPr>
       </w:pPr>
       <w:r>
         <w:rPr>
           <w:rStyle w:val="bzpyqfadein"/>
+          <w:rFonts w:ascii="Calibri" w:hAnsi="Calibri" w:cs="Calibri"/>
+          <w:sz w:val="24"/>
+          <w:szCs w:val="24"/>
         </w:rPr>
         <w:t xml:space="preserve">3. </w:t>
       </w:r>
@@ -136,6 +180,9 @@
       <w:r>
         <w:rPr>
           <w:rStyle w:val="bzpyqfadein"/>
+          <w:rFonts w:ascii="Calibri" w:hAnsi="Calibri" w:cs="Calibri"/>
+          <w:sz w:val="24"/>
+          <w:szCs w:val="24"/>
         </w:rPr>
         <w:t>Liberté</w:t>
       </w:r>
@@ -148,10 +195,14 @@
           <w:ilvl w:val="0"/>
           <w:numId w:val="9"/>
         </w:numPr>
+        <w:rPr>
+          <w:rFonts w:ascii="Calibri" w:hAnsi="Calibri" w:cs="Calibri"/>
+        </w:rPr>
       </w:pPr>
       <w:r>
         <w:rPr>
           <w:rStyle w:val="bzpyqfadein"/>
+          <w:rFonts w:ascii="Calibri" w:hAnsi="Calibri" w:cs="Calibri"/>
           <w:b/>
           <w:bCs/>
         </w:rPr>
@@ -160,6 +211,7 @@
       <w:r>
         <w:rPr>
           <w:rStyle w:val="bzpyqfadein"/>
+          <w:rFonts w:ascii="Calibri" w:hAnsi="Calibri" w:cs="Calibri"/>
         </w:rPr>
         <w:t xml:space="preserve"> (latin) : celui qui n’est pas esclave, qui n’est pas soumis à la contrainte d’un maître.</w:t>
       </w:r>
@@ -167,10 +219,18 @@
     <w:p>
       <w:pPr>
         <w:pStyle w:val="Titre2"/>
+        <w:rPr>
+          <w:rFonts w:ascii="Calibri" w:hAnsi="Calibri" w:cs="Calibri"/>
+          <w:sz w:val="24"/>
+          <w:szCs w:val="24"/>
+        </w:rPr>
       </w:pPr>
       <w:r>
         <w:rPr>
           <w:rStyle w:val="bzpyqfadein"/>
+          <w:rFonts w:ascii="Calibri" w:hAnsi="Calibri" w:cs="Calibri"/>
+          <w:sz w:val="24"/>
+          <w:szCs w:val="24"/>
         </w:rPr>
         <w:t xml:space="preserve">4. </w:t>
       </w:r>
@@ -178,6 +238,9 @@
       <w:r>
         <w:rPr>
           <w:rStyle w:val="bzpyqfadein"/>
+          <w:rFonts w:ascii="Calibri" w:hAnsi="Calibri" w:cs="Calibri"/>
+          <w:sz w:val="24"/>
+          <w:szCs w:val="24"/>
         </w:rPr>
         <w:t>Loisir</w:t>
       </w:r>
@@ -190,11 +253,15 @@
           <w:ilvl w:val="0"/>
           <w:numId w:val="10"/>
         </w:numPr>
+        <w:rPr>
+          <w:rFonts w:ascii="Calibri" w:hAnsi="Calibri" w:cs="Calibri"/>
+        </w:rPr>
       </w:pPr>
       <w:proofErr w:type="spellStart"/>
       <w:r>
         <w:rPr>
           <w:rStyle w:val="bzpyqfadein"/>
+          <w:rFonts w:ascii="Calibri" w:hAnsi="Calibri" w:cs="Calibri"/>
           <w:b/>
           <w:bCs/>
         </w:rPr>
@@ -204,6 +271,7 @@
       <w:r>
         <w:rPr>
           <w:rStyle w:val="bzpyqfadein"/>
+          <w:rFonts w:ascii="Calibri" w:hAnsi="Calibri" w:cs="Calibri"/>
         </w:rPr>
         <w:t xml:space="preserve"> (grec) : temps libre consacré à l’étude et à l’exercice de l’esprit ; origine du mot « école ».</w:t>
       </w:r>
@@ -215,10 +283,14 @@
           <w:ilvl w:val="0"/>
           <w:numId w:val="10"/>
         </w:numPr>
+        <w:rPr>
+          <w:rFonts w:ascii="Calibri" w:hAnsi="Calibri" w:cs="Calibri"/>
+        </w:rPr>
       </w:pPr>
       <w:r>
         <w:rPr>
           <w:rStyle w:val="bzpyqfadein"/>
+          <w:rFonts w:ascii="Calibri" w:hAnsi="Calibri" w:cs="Calibri"/>
           <w:b/>
           <w:bCs/>
         </w:rPr>
@@ -227,12 +299,14 @@
       <w:r>
         <w:rPr>
           <w:rStyle w:val="bzpyqfadein"/>
+          <w:rFonts w:ascii="Calibri" w:hAnsi="Calibri" w:cs="Calibri"/>
         </w:rPr>
         <w:t xml:space="preserve"> (latin) : temps libre consacré à la culture, à la réflexion ou au repos (contraire de </w:t>
       </w:r>
       <w:r>
         <w:rPr>
           <w:rStyle w:val="bzpyqfadein"/>
+          <w:rFonts w:ascii="Calibri" w:hAnsi="Calibri" w:cs="Calibri"/>
           <w:i/>
           <w:iCs/>
         </w:rPr>
@@ -241,6 +315,7 @@
       <w:r>
         <w:rPr>
           <w:rStyle w:val="bzpyqfadein"/>
+          <w:rFonts w:ascii="Calibri" w:hAnsi="Calibri" w:cs="Calibri"/>
         </w:rPr>
         <w:t xml:space="preserve"> : affaires, commerce).</w:t>
       </w:r>
@@ -248,10 +323,18 @@
     <w:p>
       <w:pPr>
         <w:pStyle w:val="Titre2"/>
+        <w:rPr>
+          <w:rFonts w:ascii="Calibri" w:hAnsi="Calibri" w:cs="Calibri"/>
+          <w:sz w:val="24"/>
+          <w:szCs w:val="24"/>
+        </w:rPr>
       </w:pPr>
       <w:r>
         <w:rPr>
           <w:rStyle w:val="bzpyqfadein"/>
+          <w:rFonts w:ascii="Calibri" w:hAnsi="Calibri" w:cs="Calibri"/>
+          <w:sz w:val="24"/>
+          <w:szCs w:val="24"/>
         </w:rPr>
         <w:t xml:space="preserve">5. </w:t>
       </w:r>
@@ -259,6 +342,9 @@
       <w:r>
         <w:rPr>
           <w:rStyle w:val="bzpyqfadein"/>
+          <w:rFonts w:ascii="Calibri" w:hAnsi="Calibri" w:cs="Calibri"/>
+          <w:sz w:val="24"/>
+          <w:szCs w:val="24"/>
         </w:rPr>
         <w:t>Démesure</w:t>
       </w:r>
@@ -271,10 +357,14 @@
           <w:ilvl w:val="0"/>
           <w:numId w:val="11"/>
         </w:numPr>
+        <w:rPr>
+          <w:rFonts w:ascii="Calibri" w:hAnsi="Calibri" w:cs="Calibri"/>
+        </w:rPr>
       </w:pPr>
       <w:r>
         <w:rPr>
           <w:rStyle w:val="bzpyqfadein"/>
+          <w:rFonts w:ascii="Calibri" w:hAnsi="Calibri" w:cs="Calibri"/>
           <w:b/>
           <w:bCs/>
         </w:rPr>
@@ -283,6 +373,7 @@
       <w:r>
         <w:rPr>
           <w:rStyle w:val="bzpyqfadein"/>
+          <w:rFonts w:ascii="Calibri" w:hAnsi="Calibri" w:cs="Calibri"/>
         </w:rPr>
         <w:t xml:space="preserve"> (grec) : excès, orgueil démesuré par lequel l’homme défie les dieux ou l’ordre de la nature.</w:t>
       </w:r>
@@ -290,10 +381,18 @@
     <w:p>
       <w:pPr>
         <w:pStyle w:val="Titre2"/>
+        <w:rPr>
+          <w:rFonts w:ascii="Calibri" w:hAnsi="Calibri" w:cs="Calibri"/>
+          <w:sz w:val="24"/>
+          <w:szCs w:val="24"/>
+        </w:rPr>
       </w:pPr>
       <w:r>
         <w:rPr>
           <w:rStyle w:val="bzpyqfadein"/>
+          <w:rFonts w:ascii="Calibri" w:hAnsi="Calibri" w:cs="Calibri"/>
+          <w:sz w:val="24"/>
+          <w:szCs w:val="24"/>
         </w:rPr>
         <w:t>6. Opinion</w:t>
       </w:r>
@@ -305,10 +404,14 @@
           <w:ilvl w:val="0"/>
           <w:numId w:val="12"/>
         </w:numPr>
+        <w:rPr>
+          <w:rFonts w:ascii="Calibri" w:hAnsi="Calibri" w:cs="Calibri"/>
+        </w:rPr>
       </w:pPr>
       <w:r>
         <w:rPr>
           <w:rStyle w:val="bzpyqfadein"/>
+          <w:rFonts w:ascii="Calibri" w:hAnsi="Calibri" w:cs="Calibri"/>
           <w:b/>
           <w:bCs/>
         </w:rPr>
@@ -317,6 +420,7 @@
       <w:r>
         <w:rPr>
           <w:rStyle w:val="bzpyqfadein"/>
+          <w:rFonts w:ascii="Calibri" w:hAnsi="Calibri" w:cs="Calibri"/>
         </w:rPr>
         <w:t xml:space="preserve"> (grec) : opinion commune, croyance populaire non fondée sur un savoir rationnel.</w:t>
       </w:r>
@@ -324,10 +428,18 @@
     <w:p>
       <w:pPr>
         <w:pStyle w:val="Titre2"/>
+        <w:rPr>
+          <w:rFonts w:ascii="Calibri" w:hAnsi="Calibri" w:cs="Calibri"/>
+          <w:sz w:val="24"/>
+          <w:szCs w:val="24"/>
+        </w:rPr>
       </w:pPr>
       <w:r>
         <w:rPr>
           <w:rStyle w:val="bzpyqfadein"/>
+          <w:rFonts w:ascii="Calibri" w:hAnsi="Calibri" w:cs="Calibri"/>
+          <w:sz w:val="24"/>
+          <w:szCs w:val="24"/>
         </w:rPr>
         <w:t>7. Philosophie</w:t>
       </w:r>
@@ -339,10 +451,14 @@
           <w:ilvl w:val="0"/>
           <w:numId w:val="13"/>
         </w:numPr>
+        <w:rPr>
+          <w:rFonts w:ascii="Calibri" w:hAnsi="Calibri" w:cs="Calibri"/>
+        </w:rPr>
       </w:pPr>
       <w:r>
         <w:rPr>
           <w:rStyle w:val="bzpyqfadein"/>
+          <w:rFonts w:ascii="Calibri" w:hAnsi="Calibri" w:cs="Calibri"/>
           <w:b/>
           <w:bCs/>
         </w:rPr>
@@ -351,6 +467,7 @@
       <w:r>
         <w:rPr>
           <w:rStyle w:val="bzpyqfadein"/>
+          <w:rFonts w:ascii="Calibri" w:hAnsi="Calibri" w:cs="Calibri"/>
         </w:rPr>
         <w:t xml:space="preserve"> (grec) : amour, amitié, affinité.</w:t>
       </w:r>
@@ -362,10 +479,14 @@
           <w:ilvl w:val="0"/>
           <w:numId w:val="13"/>
         </w:numPr>
+        <w:rPr>
+          <w:rFonts w:ascii="Calibri" w:hAnsi="Calibri" w:cs="Calibri"/>
+        </w:rPr>
       </w:pPr>
       <w:r>
         <w:rPr>
           <w:rStyle w:val="bzpyqfadein"/>
+          <w:rFonts w:ascii="Calibri" w:hAnsi="Calibri" w:cs="Calibri"/>
           <w:b/>
           <w:bCs/>
         </w:rPr>
@@ -374,6 +495,7 @@
       <w:r>
         <w:rPr>
           <w:rStyle w:val="bzpyqfadein"/>
+          <w:rFonts w:ascii="Calibri" w:hAnsi="Calibri" w:cs="Calibri"/>
         </w:rPr>
         <w:t xml:space="preserve"> (grec) : sagesse, savoir.</w:t>
       </w:r>
@@ -385,11 +507,15 @@
           <w:ilvl w:val="0"/>
           <w:numId w:val="13"/>
         </w:numPr>
+        <w:rPr>
+          <w:rFonts w:ascii="Calibri" w:hAnsi="Calibri" w:cs="Calibri"/>
+        </w:rPr>
       </w:pPr>
       <w:proofErr w:type="spellStart"/>
       <w:r>
         <w:rPr>
           <w:rStyle w:val="bzpyqfadein"/>
+          <w:rFonts w:ascii="Calibri" w:hAnsi="Calibri" w:cs="Calibri"/>
           <w:b/>
           <w:bCs/>
         </w:rPr>
@@ -399,6 +525,7 @@
       <w:r>
         <w:rPr>
           <w:rStyle w:val="bzpyqfadein"/>
+          <w:rFonts w:ascii="Calibri" w:hAnsi="Calibri" w:cs="Calibri"/>
         </w:rPr>
         <w:t xml:space="preserve"> : littéralement « amour (ou quête) de la sagesse ».</w:t>
       </w:r>
@@ -406,10 +533,18 @@
     <w:p>
       <w:pPr>
         <w:pStyle w:val="Titre2"/>
+        <w:rPr>
+          <w:rFonts w:ascii="Calibri" w:hAnsi="Calibri" w:cs="Calibri"/>
+          <w:sz w:val="24"/>
+          <w:szCs w:val="24"/>
+        </w:rPr>
       </w:pPr>
       <w:r>
         <w:rPr>
           <w:rStyle w:val="bzpyqfadein"/>
+          <w:rFonts w:ascii="Calibri" w:hAnsi="Calibri" w:cs="Calibri"/>
+          <w:sz w:val="24"/>
+          <w:szCs w:val="24"/>
         </w:rPr>
         <w:t xml:space="preserve">8. </w:t>
       </w:r>
@@ -417,6 +552,9 @@
       <w:r>
         <w:rPr>
           <w:rStyle w:val="bzpyqfadein"/>
+          <w:rFonts w:ascii="Calibri" w:hAnsi="Calibri" w:cs="Calibri"/>
+          <w:sz w:val="24"/>
+          <w:szCs w:val="24"/>
         </w:rPr>
         <w:t>Asservir</w:t>
       </w:r>
@@ -424,6 +562,9 @@
       <w:r>
         <w:rPr>
           <w:rStyle w:val="bzpyqfadein"/>
+          <w:rFonts w:ascii="Calibri" w:hAnsi="Calibri" w:cs="Calibri"/>
+          <w:sz w:val="24"/>
+          <w:szCs w:val="24"/>
         </w:rPr>
         <w:t xml:space="preserve"> / </w:t>
       </w:r>
@@ -431,6 +572,9 @@
       <w:r>
         <w:rPr>
           <w:rStyle w:val="bzpyqfadein"/>
+          <w:rFonts w:ascii="Calibri" w:hAnsi="Calibri" w:cs="Calibri"/>
+          <w:sz w:val="24"/>
+          <w:szCs w:val="24"/>
         </w:rPr>
         <w:t>Esclave</w:t>
       </w:r>
@@ -443,11 +587,15 @@
           <w:ilvl w:val="0"/>
           <w:numId w:val="14"/>
         </w:numPr>
+        <w:rPr>
+          <w:rFonts w:ascii="Calibri" w:hAnsi="Calibri" w:cs="Calibri"/>
+        </w:rPr>
       </w:pPr>
       <w:proofErr w:type="spellStart"/>
       <w:r>
         <w:rPr>
           <w:rStyle w:val="bzpyqfadein"/>
+          <w:rFonts w:ascii="Calibri" w:hAnsi="Calibri" w:cs="Calibri"/>
           <w:b/>
           <w:bCs/>
         </w:rPr>
@@ -457,6 +605,7 @@
       <w:r>
         <w:rPr>
           <w:rStyle w:val="bzpyqfadein"/>
+          <w:rFonts w:ascii="Calibri" w:hAnsi="Calibri" w:cs="Calibri"/>
         </w:rPr>
         <w:t xml:space="preserve"> (latin) : esclave, celui qui appartient à un maître. Racine de « servir », « servitude » et « asservir ».</w:t>
       </w:r>
@@ -464,10 +613,18 @@
     <w:p>
       <w:pPr>
         <w:pStyle w:val="Titre2"/>
+        <w:rPr>
+          <w:rFonts w:ascii="Calibri" w:hAnsi="Calibri" w:cs="Calibri"/>
+          <w:sz w:val="24"/>
+          <w:szCs w:val="24"/>
+        </w:rPr>
       </w:pPr>
       <w:r>
         <w:rPr>
           <w:rStyle w:val="bzpyqfadein"/>
+          <w:rFonts w:ascii="Calibri" w:hAnsi="Calibri" w:cs="Calibri"/>
+          <w:sz w:val="24"/>
+          <w:szCs w:val="24"/>
         </w:rPr>
         <w:lastRenderedPageBreak/>
         <w:t xml:space="preserve">9. </w:t>
@@ -476,6 +633,9 @@
       <w:r>
         <w:rPr>
           <w:rStyle w:val="bzpyqfadein"/>
+          <w:rFonts w:ascii="Calibri" w:hAnsi="Calibri" w:cs="Calibri"/>
+          <w:sz w:val="24"/>
+          <w:szCs w:val="24"/>
         </w:rPr>
         <w:t>Cité</w:t>
       </w:r>
@@ -488,10 +648,14 @@
           <w:ilvl w:val="0"/>
           <w:numId w:val="15"/>
         </w:numPr>
+        <w:rPr>
+          <w:rFonts w:ascii="Calibri" w:hAnsi="Calibri" w:cs="Calibri"/>
+        </w:rPr>
       </w:pPr>
       <w:r>
         <w:rPr>
           <w:rStyle w:val="bzpyqfadein"/>
+          <w:rFonts w:ascii="Calibri" w:hAnsi="Calibri" w:cs="Calibri"/>
           <w:b/>
           <w:bCs/>
         </w:rPr>
@@ -500,6 +664,7 @@
       <w:r>
         <w:rPr>
           <w:rStyle w:val="bzpyqfadein"/>
+          <w:rFonts w:ascii="Calibri" w:hAnsi="Calibri" w:cs="Calibri"/>
         </w:rPr>
         <w:t xml:space="preserve"> (grec) : ville-état, communauté politique organisée.</w:t>
       </w:r>
@@ -507,10 +672,18 @@
     <w:p>
       <w:pPr>
         <w:pStyle w:val="Titre2"/>
+        <w:rPr>
+          <w:rFonts w:ascii="Calibri" w:hAnsi="Calibri" w:cs="Calibri"/>
+          <w:sz w:val="24"/>
+          <w:szCs w:val="24"/>
+        </w:rPr>
       </w:pPr>
       <w:r>
         <w:rPr>
           <w:rStyle w:val="bzpyqfadein"/>
+          <w:rFonts w:ascii="Calibri" w:hAnsi="Calibri" w:cs="Calibri"/>
+          <w:sz w:val="24"/>
+          <w:szCs w:val="24"/>
         </w:rPr>
         <w:t>10. Omniscience</w:t>
       </w:r>
@@ -522,11 +695,15 @@
           <w:ilvl w:val="0"/>
           <w:numId w:val="16"/>
         </w:numPr>
+        <w:rPr>
+          <w:rFonts w:ascii="Calibri" w:hAnsi="Calibri" w:cs="Calibri"/>
+        </w:rPr>
       </w:pPr>
       <w:proofErr w:type="spellStart"/>
       <w:r>
         <w:rPr>
           <w:rStyle w:val="bzpyqfadein"/>
+          <w:rFonts w:ascii="Calibri" w:hAnsi="Calibri" w:cs="Calibri"/>
           <w:b/>
           <w:bCs/>
         </w:rPr>
@@ -536,6 +713,7 @@
       <w:r>
         <w:rPr>
           <w:rStyle w:val="bzpyqfadein"/>
+          <w:rFonts w:ascii="Calibri" w:hAnsi="Calibri" w:cs="Calibri"/>
         </w:rPr>
         <w:t xml:space="preserve"> (latin) : tout.</w:t>
       </w:r>
@@ -547,11 +725,15 @@
           <w:ilvl w:val="0"/>
           <w:numId w:val="16"/>
         </w:numPr>
+        <w:rPr>
+          <w:rFonts w:ascii="Calibri" w:hAnsi="Calibri" w:cs="Calibri"/>
+        </w:rPr>
       </w:pPr>
       <w:proofErr w:type="spellStart"/>
       <w:r>
         <w:rPr>
           <w:rStyle w:val="bzpyqfadein"/>
+          <w:rFonts w:ascii="Calibri" w:hAnsi="Calibri" w:cs="Calibri"/>
           <w:b/>
           <w:bCs/>
         </w:rPr>
@@ -561,6 +743,7 @@
       <w:r>
         <w:rPr>
           <w:rStyle w:val="bzpyqfadein"/>
+          <w:rFonts w:ascii="Calibri" w:hAnsi="Calibri" w:cs="Calibri"/>
         </w:rPr>
         <w:t xml:space="preserve"> (latin) : connaissance, savoir.</w:t>
       </w:r>
@@ -572,11 +755,15 @@
           <w:ilvl w:val="0"/>
           <w:numId w:val="16"/>
         </w:numPr>
+        <w:rPr>
+          <w:rFonts w:ascii="Calibri" w:hAnsi="Calibri" w:cs="Calibri"/>
+        </w:rPr>
       </w:pPr>
       <w:proofErr w:type="spellStart"/>
       <w:r>
         <w:rPr>
           <w:rStyle w:val="bzpyqfadein"/>
+          <w:rFonts w:ascii="Calibri" w:hAnsi="Calibri" w:cs="Calibri"/>
           <w:b/>
           <w:bCs/>
         </w:rPr>
@@ -586,6 +773,7 @@
       <w:r>
         <w:rPr>
           <w:rStyle w:val="bzpyqfadein"/>
+          <w:rFonts w:ascii="Calibri" w:hAnsi="Calibri" w:cs="Calibri"/>
         </w:rPr>
         <w:t xml:space="preserve"> : le fait de tout savoir.</w:t>
       </w:r>
@@ -593,10 +781,18 @@
     <w:p>
       <w:pPr>
         <w:pStyle w:val="Titre2"/>
+        <w:rPr>
+          <w:rFonts w:ascii="Calibri" w:hAnsi="Calibri" w:cs="Calibri"/>
+          <w:sz w:val="24"/>
+          <w:szCs w:val="24"/>
+        </w:rPr>
       </w:pPr>
       <w:r>
         <w:rPr>
           <w:rStyle w:val="bzpyqfadein"/>
+          <w:rFonts w:ascii="Calibri" w:hAnsi="Calibri" w:cs="Calibri"/>
+          <w:sz w:val="24"/>
+          <w:szCs w:val="24"/>
         </w:rPr>
         <w:t xml:space="preserve">11. </w:t>
       </w:r>
@@ -604,6 +800,9 @@
       <w:r>
         <w:rPr>
           <w:rStyle w:val="bzpyqfadein"/>
+          <w:rFonts w:ascii="Calibri" w:hAnsi="Calibri" w:cs="Calibri"/>
+          <w:sz w:val="24"/>
+          <w:szCs w:val="24"/>
         </w:rPr>
         <w:t>Hystérie</w:t>
       </w:r>
@@ -616,11 +815,15 @@
           <w:ilvl w:val="0"/>
           <w:numId w:val="17"/>
         </w:numPr>
+        <w:rPr>
+          <w:rFonts w:ascii="Calibri" w:hAnsi="Calibri" w:cs="Calibri"/>
+        </w:rPr>
       </w:pPr>
       <w:proofErr w:type="spellStart"/>
       <w:r>
         <w:rPr>
           <w:rStyle w:val="bzpyqfadein"/>
+          <w:rFonts w:ascii="Calibri" w:hAnsi="Calibri" w:cs="Calibri"/>
           <w:b/>
           <w:bCs/>
         </w:rPr>
@@ -630,6 +833,7 @@
       <w:r>
         <w:rPr>
           <w:rStyle w:val="bzpyqfadein"/>
+          <w:rFonts w:ascii="Calibri" w:hAnsi="Calibri" w:cs="Calibri"/>
         </w:rPr>
         <w:t xml:space="preserve"> (grec) : utérus ; issu d’une ancienne théorie médicale (Hippocrate) reliant certains troubles nerveux aux mouvements de l’utérus.</w:t>
       </w:r>
@@ -637,10 +841,18 @@
     <w:p>
       <w:pPr>
         <w:pStyle w:val="Titre2"/>
+        <w:rPr>
+          <w:rFonts w:ascii="Calibri" w:hAnsi="Calibri" w:cs="Calibri"/>
+          <w:sz w:val="24"/>
+          <w:szCs w:val="24"/>
+        </w:rPr>
       </w:pPr>
       <w:r>
         <w:rPr>
           <w:rStyle w:val="bzpyqfadein"/>
+          <w:rFonts w:ascii="Calibri" w:hAnsi="Calibri" w:cs="Calibri"/>
+          <w:sz w:val="24"/>
+          <w:szCs w:val="24"/>
         </w:rPr>
         <w:t xml:space="preserve">12. </w:t>
       </w:r>
@@ -648,6 +860,9 @@
       <w:r>
         <w:rPr>
           <w:rStyle w:val="bzpyqfadein"/>
+          <w:rFonts w:ascii="Calibri" w:hAnsi="Calibri" w:cs="Calibri"/>
+          <w:sz w:val="24"/>
+          <w:szCs w:val="24"/>
         </w:rPr>
         <w:t>Névrose</w:t>
       </w:r>
@@ -660,11 +875,15 @@
           <w:ilvl w:val="0"/>
           <w:numId w:val="18"/>
         </w:numPr>
+        <w:rPr>
+          <w:rFonts w:ascii="Calibri" w:hAnsi="Calibri" w:cs="Calibri"/>
+        </w:rPr>
       </w:pPr>
       <w:proofErr w:type="spellStart"/>
       <w:r>
         <w:rPr>
           <w:rStyle w:val="bzpyqfadein"/>
+          <w:rFonts w:ascii="Calibri" w:hAnsi="Calibri" w:cs="Calibri"/>
           <w:b/>
           <w:bCs/>
         </w:rPr>
@@ -674,6 +893,7 @@
       <w:r>
         <w:rPr>
           <w:rStyle w:val="bzpyqfadein"/>
+          <w:rFonts w:ascii="Calibri" w:hAnsi="Calibri" w:cs="Calibri"/>
         </w:rPr>
         <w:t xml:space="preserve"> (grec) : nerf.</w:t>
       </w:r>
@@ -685,11 +905,15 @@
           <w:ilvl w:val="0"/>
           <w:numId w:val="18"/>
         </w:numPr>
+        <w:rPr>
+          <w:rFonts w:ascii="Calibri" w:hAnsi="Calibri" w:cs="Calibri"/>
+        </w:rPr>
       </w:pPr>
       <w:proofErr w:type="spellStart"/>
       <w:r>
         <w:rPr>
           <w:rStyle w:val="bzpyqfadein"/>
+          <w:rFonts w:ascii="Calibri" w:hAnsi="Calibri" w:cs="Calibri"/>
           <w:b/>
           <w:bCs/>
         </w:rPr>
@@ -699,6 +923,7 @@
       <w:r>
         <w:rPr>
           <w:rStyle w:val="bzpyqfadein"/>
+          <w:rFonts w:ascii="Calibri" w:hAnsi="Calibri" w:cs="Calibri"/>
         </w:rPr>
         <w:t xml:space="preserve"> : terme médical désignant un trouble psychique dont le sujet a conscience, sans lésion organique.</w:t>
       </w:r>
@@ -706,10 +931,18 @@
     <w:p>
       <w:pPr>
         <w:pStyle w:val="Titre2"/>
+        <w:rPr>
+          <w:rFonts w:ascii="Calibri" w:hAnsi="Calibri" w:cs="Calibri"/>
+          <w:sz w:val="24"/>
+          <w:szCs w:val="24"/>
+        </w:rPr>
       </w:pPr>
       <w:r>
         <w:rPr>
           <w:rStyle w:val="bzpyqfadein"/>
+          <w:rFonts w:ascii="Calibri" w:hAnsi="Calibri" w:cs="Calibri"/>
+          <w:sz w:val="24"/>
+          <w:szCs w:val="24"/>
         </w:rPr>
         <w:t xml:space="preserve">13. </w:t>
       </w:r>
@@ -717,6 +950,9 @@
       <w:r>
         <w:rPr>
           <w:rStyle w:val="bzpyqfadein"/>
+          <w:rFonts w:ascii="Calibri" w:hAnsi="Calibri" w:cs="Calibri"/>
+          <w:sz w:val="24"/>
+          <w:szCs w:val="24"/>
         </w:rPr>
         <w:t>Peur</w:t>
       </w:r>
@@ -729,10 +965,14 @@
           <w:ilvl w:val="0"/>
           <w:numId w:val="19"/>
         </w:numPr>
+        <w:rPr>
+          <w:rFonts w:ascii="Calibri" w:hAnsi="Calibri" w:cs="Calibri"/>
+        </w:rPr>
       </w:pPr>
       <w:r>
         <w:rPr>
           <w:rStyle w:val="bzpyqfadein"/>
+          <w:rFonts w:ascii="Calibri" w:hAnsi="Calibri" w:cs="Calibri"/>
           <w:b/>
           <w:bCs/>
         </w:rPr>
@@ -741,6 +981,7 @@
       <w:r>
         <w:rPr>
           <w:rStyle w:val="bzpyqfadein"/>
+          <w:rFonts w:ascii="Calibri" w:hAnsi="Calibri" w:cs="Calibri"/>
         </w:rPr>
         <w:t xml:space="preserve"> (grec) : crainte, effroi.</w:t>
       </w:r>
@@ -748,10 +989,18 @@
     <w:p>
       <w:pPr>
         <w:pStyle w:val="Titre2"/>
+        <w:rPr>
+          <w:rFonts w:ascii="Calibri" w:hAnsi="Calibri" w:cs="Calibri"/>
+          <w:sz w:val="24"/>
+          <w:szCs w:val="24"/>
+        </w:rPr>
       </w:pPr>
       <w:r>
         <w:rPr>
           <w:rStyle w:val="bzpyqfadein"/>
+          <w:rFonts w:ascii="Calibri" w:hAnsi="Calibri" w:cs="Calibri"/>
+          <w:sz w:val="24"/>
+          <w:szCs w:val="24"/>
         </w:rPr>
         <w:t>14. Conscience</w:t>
       </w:r>
@@ -763,10 +1012,14 @@
           <w:ilvl w:val="0"/>
           <w:numId w:val="20"/>
         </w:numPr>
+        <w:rPr>
+          <w:rFonts w:ascii="Calibri" w:hAnsi="Calibri" w:cs="Calibri"/>
+        </w:rPr>
       </w:pPr>
       <w:r>
         <w:rPr>
           <w:rStyle w:val="bzpyqfadein"/>
+          <w:rFonts w:ascii="Calibri" w:hAnsi="Calibri" w:cs="Calibri"/>
           <w:b/>
           <w:bCs/>
         </w:rPr>
@@ -776,6 +1029,7 @@
       <w:r>
         <w:rPr>
           <w:rStyle w:val="bzpyqfadein"/>
+          <w:rFonts w:ascii="Calibri" w:hAnsi="Calibri" w:cs="Calibri"/>
           <w:b/>
           <w:bCs/>
         </w:rPr>
@@ -785,6 +1039,7 @@
       <w:r>
         <w:rPr>
           <w:rStyle w:val="bzpyqfadein"/>
+          <w:rFonts w:ascii="Calibri" w:hAnsi="Calibri" w:cs="Calibri"/>
         </w:rPr>
         <w:t xml:space="preserve"> (latin) : « avec science » ; connaissance partagée avec soi-même, présence de l’esprit à ses propres actes.</w:t>
       </w:r>
@@ -792,10 +1047,18 @@
     <w:p>
       <w:pPr>
         <w:pStyle w:val="Titre2"/>
+        <w:rPr>
+          <w:rFonts w:ascii="Calibri" w:hAnsi="Calibri" w:cs="Calibri"/>
+          <w:sz w:val="24"/>
+          <w:szCs w:val="24"/>
+        </w:rPr>
       </w:pPr>
       <w:r>
         <w:rPr>
           <w:rStyle w:val="bzpyqfadein"/>
+          <w:rFonts w:ascii="Calibri" w:hAnsi="Calibri" w:cs="Calibri"/>
+          <w:sz w:val="24"/>
+          <w:szCs w:val="24"/>
         </w:rPr>
         <w:t xml:space="preserve">15. </w:t>
       </w:r>
@@ -803,6 +1066,9 @@
       <w:r>
         <w:rPr>
           <w:rStyle w:val="bzpyqfadein"/>
+          <w:rFonts w:ascii="Calibri" w:hAnsi="Calibri" w:cs="Calibri"/>
+          <w:sz w:val="24"/>
+          <w:szCs w:val="24"/>
         </w:rPr>
         <w:t>Aliéner</w:t>
       </w:r>
@@ -815,11 +1081,15 @@
           <w:ilvl w:val="0"/>
           <w:numId w:val="21"/>
         </w:numPr>
+        <w:rPr>
+          <w:rFonts w:ascii="Calibri" w:hAnsi="Calibri" w:cs="Calibri"/>
+        </w:rPr>
       </w:pPr>
       <w:proofErr w:type="spellStart"/>
       <w:r>
         <w:rPr>
           <w:rStyle w:val="bzpyqfadein"/>
+          <w:rFonts w:ascii="Calibri" w:hAnsi="Calibri" w:cs="Calibri"/>
           <w:b/>
           <w:bCs/>
         </w:rPr>
@@ -829,6 +1099,7 @@
       <w:r>
         <w:rPr>
           <w:rStyle w:val="bzpyqfadein"/>
+          <w:rFonts w:ascii="Calibri" w:hAnsi="Calibri" w:cs="Calibri"/>
         </w:rPr>
         <w:t xml:space="preserve"> (latin) : étranger, qui appartient à autrui. L’aliénation est l’état de celui qui devient étranger à lui-même.</w:t>
       </w:r>
@@ -836,10 +1107,18 @@
     <w:p>
       <w:pPr>
         <w:pStyle w:val="Titre2"/>
+        <w:rPr>
+          <w:rFonts w:ascii="Calibri" w:hAnsi="Calibri" w:cs="Calibri"/>
+          <w:sz w:val="24"/>
+          <w:szCs w:val="24"/>
+        </w:rPr>
       </w:pPr>
       <w:r>
         <w:rPr>
           <w:rStyle w:val="bzpyqfadein"/>
+          <w:rFonts w:ascii="Calibri" w:hAnsi="Calibri" w:cs="Calibri"/>
+          <w:sz w:val="24"/>
+          <w:szCs w:val="24"/>
         </w:rPr>
         <w:t>16. Art</w:t>
       </w:r>
@@ -851,10 +1130,14 @@
           <w:ilvl w:val="0"/>
           <w:numId w:val="22"/>
         </w:numPr>
+        <w:rPr>
+          <w:rFonts w:ascii="Calibri" w:hAnsi="Calibri" w:cs="Calibri"/>
+        </w:rPr>
       </w:pPr>
       <w:r>
         <w:rPr>
           <w:rStyle w:val="bzpyqfadein"/>
+          <w:rFonts w:ascii="Calibri" w:hAnsi="Calibri" w:cs="Calibri"/>
           <w:b/>
           <w:bCs/>
         </w:rPr>
@@ -863,6 +1146,7 @@
       <w:r>
         <w:rPr>
           <w:rStyle w:val="bzpyqfadein"/>
+          <w:rFonts w:ascii="Calibri" w:hAnsi="Calibri" w:cs="Calibri"/>
         </w:rPr>
         <w:t xml:space="preserve"> (latin) : habileté, métier, talent technique (traduction du grec </w:t>
       </w:r>
@@ -870,6 +1154,7 @@
       <w:r>
         <w:rPr>
           <w:rStyle w:val="bzpyqfadein"/>
+          <w:rFonts w:ascii="Calibri" w:hAnsi="Calibri" w:cs="Calibri"/>
           <w:i/>
           <w:iCs/>
         </w:rPr>
@@ -879,6 +1164,7 @@
       <w:r>
         <w:rPr>
           <w:rStyle w:val="bzpyqfadein"/>
+          <w:rFonts w:ascii="Calibri" w:hAnsi="Calibri" w:cs="Calibri"/>
         </w:rPr>
         <w:t>).</w:t>
       </w:r>
@@ -886,10 +1172,18 @@
     <w:p>
       <w:pPr>
         <w:pStyle w:val="Titre2"/>
+        <w:rPr>
+          <w:rFonts w:ascii="Calibri" w:hAnsi="Calibri" w:cs="Calibri"/>
+          <w:sz w:val="24"/>
+          <w:szCs w:val="24"/>
+        </w:rPr>
       </w:pPr>
       <w:r>
         <w:rPr>
           <w:rStyle w:val="bzpyqfadein"/>
+          <w:rFonts w:ascii="Calibri" w:hAnsi="Calibri" w:cs="Calibri"/>
+          <w:sz w:val="24"/>
+          <w:szCs w:val="24"/>
         </w:rPr>
         <w:t xml:space="preserve">17. </w:t>
       </w:r>
@@ -897,6 +1191,9 @@
       <w:r>
         <w:rPr>
           <w:rStyle w:val="bzpyqfadein"/>
+          <w:rFonts w:ascii="Calibri" w:hAnsi="Calibri" w:cs="Calibri"/>
+          <w:sz w:val="24"/>
+          <w:szCs w:val="24"/>
         </w:rPr>
         <w:t>Modération</w:t>
       </w:r>
@@ -909,11 +1206,15 @@
           <w:ilvl w:val="0"/>
           <w:numId w:val="23"/>
         </w:numPr>
+        <w:rPr>
+          <w:rFonts w:ascii="Calibri" w:hAnsi="Calibri" w:cs="Calibri"/>
+        </w:rPr>
       </w:pPr>
       <w:proofErr w:type="spellStart"/>
       <w:r>
         <w:rPr>
           <w:rStyle w:val="bzpyqfadein"/>
+          <w:rFonts w:ascii="Calibri" w:hAnsi="Calibri" w:cs="Calibri"/>
           <w:b/>
           <w:bCs/>
         </w:rPr>
@@ -923,6 +1224,7 @@
       <w:r>
         <w:rPr>
           <w:rStyle w:val="bzpyqfadein"/>
+          <w:rFonts w:ascii="Calibri" w:hAnsi="Calibri" w:cs="Calibri"/>
         </w:rPr>
         <w:t xml:space="preserve"> (latin) : mesure, retenue, juste milieu.</w:t>
       </w:r>
@@ -930,10 +1232,18 @@
     <w:p>
       <w:pPr>
         <w:pStyle w:val="Titre2"/>
+        <w:rPr>
+          <w:rFonts w:ascii="Calibri" w:hAnsi="Calibri" w:cs="Calibri"/>
+          <w:sz w:val="24"/>
+          <w:szCs w:val="24"/>
+        </w:rPr>
       </w:pPr>
       <w:r>
         <w:rPr>
           <w:rStyle w:val="bzpyqfadein"/>
+          <w:rFonts w:ascii="Calibri" w:hAnsi="Calibri" w:cs="Calibri"/>
+          <w:sz w:val="24"/>
+          <w:szCs w:val="24"/>
         </w:rPr>
         <w:lastRenderedPageBreak/>
         <w:t>18. Imitation</w:t>
@@ -946,10 +1256,14 @@
           <w:ilvl w:val="0"/>
           <w:numId w:val="24"/>
         </w:numPr>
+        <w:rPr>
+          <w:rFonts w:ascii="Calibri" w:hAnsi="Calibri" w:cs="Calibri"/>
+        </w:rPr>
       </w:pPr>
       <w:r>
         <w:rPr>
           <w:rStyle w:val="bzpyqfadein"/>
+          <w:rFonts w:ascii="Calibri" w:hAnsi="Calibri" w:cs="Calibri"/>
           <w:b/>
           <w:bCs/>
         </w:rPr>
@@ -958,6 +1272,7 @@
       <w:r>
         <w:rPr>
           <w:rStyle w:val="bzpyqfadein"/>
+          <w:rFonts w:ascii="Calibri" w:hAnsi="Calibri" w:cs="Calibri"/>
         </w:rPr>
         <w:t xml:space="preserve"> (grec) : imitation, représentation du réel par l’art.</w:t>
       </w:r>
@@ -965,10 +1280,18 @@
     <w:p>
       <w:pPr>
         <w:pStyle w:val="Titre2"/>
+        <w:rPr>
+          <w:rFonts w:ascii="Calibri" w:hAnsi="Calibri" w:cs="Calibri"/>
+          <w:sz w:val="24"/>
+          <w:szCs w:val="24"/>
+        </w:rPr>
       </w:pPr>
       <w:r>
         <w:rPr>
           <w:rStyle w:val="bzpyqfadein"/>
+          <w:rFonts w:ascii="Calibri" w:hAnsi="Calibri" w:cs="Calibri"/>
+          <w:sz w:val="24"/>
+          <w:szCs w:val="24"/>
         </w:rPr>
         <w:t>19. Raison</w:t>
       </w:r>
@@ -980,10 +1303,14 @@
           <w:ilvl w:val="0"/>
           <w:numId w:val="25"/>
         </w:numPr>
+        <w:rPr>
+          <w:rFonts w:ascii="Calibri" w:hAnsi="Calibri" w:cs="Calibri"/>
+        </w:rPr>
       </w:pPr>
       <w:r>
         <w:rPr>
           <w:rStyle w:val="bzpyqfadein"/>
+          <w:rFonts w:ascii="Calibri" w:hAnsi="Calibri" w:cs="Calibri"/>
           <w:b/>
           <w:bCs/>
         </w:rPr>
@@ -992,6 +1319,7 @@
       <w:r>
         <w:rPr>
           <w:rStyle w:val="bzpyqfadein"/>
+          <w:rFonts w:ascii="Calibri" w:hAnsi="Calibri" w:cs="Calibri"/>
         </w:rPr>
         <w:t xml:space="preserve"> (latin) : calcul, compte, puis faculté de raisonner.</w:t>
       </w:r>
@@ -1003,10 +1331,14 @@
           <w:ilvl w:val="0"/>
           <w:numId w:val="25"/>
         </w:numPr>
+        <w:rPr>
+          <w:rFonts w:ascii="Calibri" w:hAnsi="Calibri" w:cs="Calibri"/>
+        </w:rPr>
       </w:pPr>
       <w:r>
         <w:rPr>
           <w:rStyle w:val="bzpyqfadein"/>
+          <w:rFonts w:ascii="Calibri" w:hAnsi="Calibri" w:cs="Calibri"/>
           <w:b/>
           <w:bCs/>
         </w:rPr>
@@ -1015,6 +1347,7 @@
       <w:r>
         <w:rPr>
           <w:rStyle w:val="bzpyqfadein"/>
+          <w:rFonts w:ascii="Calibri" w:hAnsi="Calibri" w:cs="Calibri"/>
         </w:rPr>
         <w:t xml:space="preserve"> (grec) : parole, discours et raisonnement universel.</w:t>
       </w:r>
@@ -1022,10 +1355,18 @@
     <w:p>
       <w:pPr>
         <w:pStyle w:val="Titre2"/>
+        <w:rPr>
+          <w:rFonts w:ascii="Calibri" w:hAnsi="Calibri" w:cs="Calibri"/>
+          <w:sz w:val="24"/>
+          <w:szCs w:val="24"/>
+        </w:rPr>
       </w:pPr>
       <w:r>
         <w:rPr>
           <w:rStyle w:val="bzpyqfadein"/>
+          <w:rFonts w:ascii="Calibri" w:hAnsi="Calibri" w:cs="Calibri"/>
+          <w:sz w:val="24"/>
+          <w:szCs w:val="24"/>
         </w:rPr>
         <w:t xml:space="preserve">20. </w:t>
       </w:r>
@@ -1033,6 +1374,9 @@
       <w:r>
         <w:rPr>
           <w:rStyle w:val="bzpyqfadein"/>
+          <w:rFonts w:ascii="Calibri" w:hAnsi="Calibri" w:cs="Calibri"/>
+          <w:sz w:val="24"/>
+          <w:szCs w:val="24"/>
         </w:rPr>
         <w:t>L’Être</w:t>
       </w:r>
@@ -1040,6 +1384,9 @@
       <w:r>
         <w:rPr>
           <w:rStyle w:val="bzpyqfadein"/>
+          <w:rFonts w:ascii="Calibri" w:hAnsi="Calibri" w:cs="Calibri"/>
+          <w:sz w:val="24"/>
+          <w:szCs w:val="24"/>
         </w:rPr>
         <w:t xml:space="preserve"> / Image</w:t>
       </w:r>
@@ -1051,10 +1398,14 @@
           <w:ilvl w:val="0"/>
           <w:numId w:val="26"/>
         </w:numPr>
+        <w:rPr>
+          <w:rFonts w:ascii="Calibri" w:hAnsi="Calibri" w:cs="Calibri"/>
+        </w:rPr>
       </w:pPr>
       <w:r>
         <w:rPr>
           <w:rStyle w:val="bzpyqfadein"/>
+          <w:rFonts w:ascii="Calibri" w:hAnsi="Calibri" w:cs="Calibri"/>
           <w:b/>
           <w:bCs/>
         </w:rPr>
@@ -1063,6 +1414,7 @@
       <w:r>
         <w:rPr>
           <w:rStyle w:val="bzpyqfadein"/>
+          <w:rFonts w:ascii="Calibri" w:hAnsi="Calibri" w:cs="Calibri"/>
         </w:rPr>
         <w:t xml:space="preserve"> (grec) : forme, essence, idée (chez Platon).</w:t>
       </w:r>
@@ -1074,11 +1426,15 @@
           <w:ilvl w:val="0"/>
           <w:numId w:val="26"/>
         </w:numPr>
+        <w:rPr>
+          <w:rFonts w:ascii="Calibri" w:hAnsi="Calibri" w:cs="Calibri"/>
+        </w:rPr>
       </w:pPr>
       <w:proofErr w:type="spellStart"/>
       <w:r>
         <w:rPr>
           <w:rStyle w:val="bzpyqfadein"/>
+          <w:rFonts w:ascii="Calibri" w:hAnsi="Calibri" w:cs="Calibri"/>
           <w:b/>
           <w:bCs/>
         </w:rPr>
@@ -1088,6 +1444,7 @@
       <w:r>
         <w:rPr>
           <w:rStyle w:val="bzpyqfadein"/>
+          <w:rFonts w:ascii="Calibri" w:hAnsi="Calibri" w:cs="Calibri"/>
         </w:rPr>
         <w:t xml:space="preserve"> (grec) : image, simulacre, apparence trompeuse.</w:t>
       </w:r>
@@ -1095,10 +1452,18 @@
     <w:p>
       <w:pPr>
         <w:pStyle w:val="Titre2"/>
+        <w:rPr>
+          <w:rFonts w:ascii="Calibri" w:hAnsi="Calibri" w:cs="Calibri"/>
+          <w:sz w:val="24"/>
+          <w:szCs w:val="24"/>
+        </w:rPr>
       </w:pPr>
       <w:r>
         <w:rPr>
           <w:rStyle w:val="bzpyqfadein"/>
+          <w:rFonts w:ascii="Calibri" w:hAnsi="Calibri" w:cs="Calibri"/>
+          <w:sz w:val="24"/>
+          <w:szCs w:val="24"/>
         </w:rPr>
         <w:t xml:space="preserve">21. </w:t>
       </w:r>
@@ -1106,6 +1471,9 @@
       <w:r>
         <w:rPr>
           <w:rStyle w:val="bzpyqfadein"/>
+          <w:rFonts w:ascii="Calibri" w:hAnsi="Calibri" w:cs="Calibri"/>
+          <w:sz w:val="24"/>
+          <w:szCs w:val="24"/>
         </w:rPr>
         <w:t>Sujet</w:t>
       </w:r>
@@ -1118,11 +1486,15 @@
           <w:ilvl w:val="0"/>
           <w:numId w:val="27"/>
         </w:numPr>
+        <w:rPr>
+          <w:rFonts w:ascii="Calibri" w:hAnsi="Calibri" w:cs="Calibri"/>
+        </w:rPr>
       </w:pPr>
       <w:proofErr w:type="spellStart"/>
       <w:r>
         <w:rPr>
           <w:rStyle w:val="bzpyqfadein"/>
+          <w:rFonts w:ascii="Calibri" w:hAnsi="Calibri" w:cs="Calibri"/>
           <w:b/>
           <w:bCs/>
         </w:rPr>
@@ -1132,6 +1504,7 @@
       <w:r>
         <w:rPr>
           <w:rStyle w:val="bzpyqfadein"/>
+          <w:rFonts w:ascii="Calibri" w:hAnsi="Calibri" w:cs="Calibri"/>
         </w:rPr>
         <w:t xml:space="preserve"> (latin) : ce qui est jeté dessous ; ce qui sert de support ou de fondement (traduction du grec </w:t>
       </w:r>
@@ -1139,6 +1512,7 @@
       <w:r>
         <w:rPr>
           <w:rStyle w:val="bzpyqfadein"/>
+          <w:rFonts w:ascii="Calibri" w:hAnsi="Calibri" w:cs="Calibri"/>
           <w:i/>
           <w:iCs/>
         </w:rPr>
@@ -1148,6 +1522,7 @@
       <w:r>
         <w:rPr>
           <w:rStyle w:val="bzpyqfadein"/>
+          <w:rFonts w:ascii="Calibri" w:hAnsi="Calibri" w:cs="Calibri"/>
         </w:rPr>
         <w:t>).</w:t>
       </w:r>
@@ -1155,10 +1530,18 @@
     <w:p>
       <w:pPr>
         <w:pStyle w:val="Titre2"/>
+        <w:rPr>
+          <w:rFonts w:ascii="Calibri" w:hAnsi="Calibri" w:cs="Calibri"/>
+          <w:sz w:val="24"/>
+          <w:szCs w:val="24"/>
+        </w:rPr>
       </w:pPr>
       <w:r>
         <w:rPr>
           <w:rStyle w:val="bzpyqfadein"/>
+          <w:rFonts w:ascii="Calibri" w:hAnsi="Calibri" w:cs="Calibri"/>
+          <w:sz w:val="24"/>
+          <w:szCs w:val="24"/>
         </w:rPr>
         <w:t>22. Homme</w:t>
       </w:r>
@@ -1170,10 +1553,14 @@
           <w:ilvl w:val="0"/>
           <w:numId w:val="28"/>
         </w:numPr>
+        <w:rPr>
+          <w:rFonts w:ascii="Calibri" w:hAnsi="Calibri" w:cs="Calibri"/>
+        </w:rPr>
       </w:pPr>
       <w:r>
         <w:rPr>
           <w:rStyle w:val="bzpyqfadein"/>
+          <w:rFonts w:ascii="Calibri" w:hAnsi="Calibri" w:cs="Calibri"/>
           <w:b/>
           <w:bCs/>
         </w:rPr>
@@ -1182,6 +1569,7 @@
       <w:r>
         <w:rPr>
           <w:rStyle w:val="bzpyqfadein"/>
+          <w:rFonts w:ascii="Calibri" w:hAnsi="Calibri" w:cs="Calibri"/>
         </w:rPr>
         <w:t xml:space="preserve"> (latin) : être humain (l’espèce).</w:t>
       </w:r>
@@ -1193,10 +1581,14 @@
           <w:ilvl w:val="0"/>
           <w:numId w:val="28"/>
         </w:numPr>
+        <w:rPr>
+          <w:rFonts w:ascii="Calibri" w:hAnsi="Calibri" w:cs="Calibri"/>
+        </w:rPr>
       </w:pPr>
       <w:r>
         <w:rPr>
           <w:rStyle w:val="bzpyqfadein"/>
+          <w:rFonts w:ascii="Calibri" w:hAnsi="Calibri" w:cs="Calibri"/>
           <w:b/>
           <w:bCs/>
         </w:rPr>
@@ -1205,6 +1597,7 @@
       <w:r>
         <w:rPr>
           <w:rStyle w:val="bzpyqfadein"/>
+          <w:rFonts w:ascii="Calibri" w:hAnsi="Calibri" w:cs="Calibri"/>
         </w:rPr>
         <w:t xml:space="preserve"> (grec) : l’être humain, par opposition aux dieux ou aux animaux.</w:t>
       </w:r>
@@ -1212,10 +1605,18 @@
     <w:p>
       <w:pPr>
         <w:pStyle w:val="Titre2"/>
+        <w:rPr>
+          <w:rFonts w:ascii="Calibri" w:hAnsi="Calibri" w:cs="Calibri"/>
+          <w:sz w:val="24"/>
+          <w:szCs w:val="24"/>
+        </w:rPr>
       </w:pPr>
       <w:r>
         <w:rPr>
           <w:rStyle w:val="bzpyqfadein"/>
+          <w:rFonts w:ascii="Calibri" w:hAnsi="Calibri" w:cs="Calibri"/>
+          <w:sz w:val="24"/>
+          <w:szCs w:val="24"/>
         </w:rPr>
         <w:t>23. Âme / Nature</w:t>
       </w:r>
@@ -1227,10 +1628,14 @@
           <w:ilvl w:val="0"/>
           <w:numId w:val="29"/>
         </w:numPr>
+        <w:rPr>
+          <w:rFonts w:ascii="Calibri" w:hAnsi="Calibri" w:cs="Calibri"/>
+        </w:rPr>
       </w:pPr>
       <w:r>
         <w:rPr>
           <w:rStyle w:val="bzpyqfadein"/>
+          <w:rFonts w:ascii="Calibri" w:hAnsi="Calibri" w:cs="Calibri"/>
           <w:b/>
           <w:bCs/>
         </w:rPr>
@@ -1239,6 +1644,7 @@
       <w:r>
         <w:rPr>
           <w:rStyle w:val="bzpyqfadein"/>
+          <w:rFonts w:ascii="Calibri" w:hAnsi="Calibri" w:cs="Calibri"/>
         </w:rPr>
         <w:t xml:space="preserve"> (latin) : souffle vital, principe de vie.</w:t>
       </w:r>
@@ -1250,10 +1656,14 @@
           <w:ilvl w:val="0"/>
           <w:numId w:val="29"/>
         </w:numPr>
+        <w:rPr>
+          <w:rFonts w:ascii="Calibri" w:hAnsi="Calibri" w:cs="Calibri"/>
+        </w:rPr>
       </w:pPr>
       <w:r>
         <w:rPr>
           <w:rStyle w:val="bzpyqfadein"/>
+          <w:rFonts w:ascii="Calibri" w:hAnsi="Calibri" w:cs="Calibri"/>
           <w:b/>
           <w:bCs/>
         </w:rPr>
@@ -1262,6 +1672,7 @@
       <w:r>
         <w:rPr>
           <w:rStyle w:val="bzpyqfadein"/>
+          <w:rFonts w:ascii="Calibri" w:hAnsi="Calibri" w:cs="Calibri"/>
         </w:rPr>
         <w:t xml:space="preserve"> (latin) : ce qui va naître (du verbe </w:t>
       </w:r>
@@ -1269,6 +1680,7 @@
       <w:r>
         <w:rPr>
           <w:rStyle w:val="bzpyqfadein"/>
+          <w:rFonts w:ascii="Calibri" w:hAnsi="Calibri" w:cs="Calibri"/>
           <w:i/>
           <w:iCs/>
         </w:rPr>
@@ -1278,6 +1690,7 @@
       <w:r>
         <w:rPr>
           <w:rStyle w:val="bzpyqfadein"/>
+          <w:rFonts w:ascii="Calibri" w:hAnsi="Calibri" w:cs="Calibri"/>
         </w:rPr>
         <w:t>), essence d’une chose dès sa naissance.</w:t>
       </w:r>
@@ -1285,10 +1698,18 @@
     <w:p>
       <w:pPr>
         <w:pStyle w:val="Titre2"/>
+        <w:rPr>
+          <w:rFonts w:ascii="Calibri" w:hAnsi="Calibri" w:cs="Calibri"/>
+          <w:sz w:val="24"/>
+          <w:szCs w:val="24"/>
+        </w:rPr>
       </w:pPr>
       <w:r>
         <w:rPr>
           <w:rStyle w:val="bzpyqfadein"/>
+          <w:rFonts w:ascii="Calibri" w:hAnsi="Calibri" w:cs="Calibri"/>
+          <w:sz w:val="24"/>
+          <w:szCs w:val="24"/>
         </w:rPr>
         <w:t xml:space="preserve">24. </w:t>
       </w:r>
@@ -1296,6 +1717,9 @@
       <w:r>
         <w:rPr>
           <w:rStyle w:val="bzpyqfadein"/>
+          <w:rFonts w:ascii="Calibri" w:hAnsi="Calibri" w:cs="Calibri"/>
+          <w:sz w:val="24"/>
+          <w:szCs w:val="24"/>
         </w:rPr>
         <w:t>Désir</w:t>
       </w:r>
@@ -1308,11 +1732,15 @@
           <w:ilvl w:val="0"/>
           <w:numId w:val="30"/>
         </w:numPr>
+        <w:rPr>
+          <w:rFonts w:ascii="Calibri" w:hAnsi="Calibri" w:cs="Calibri"/>
+        </w:rPr>
       </w:pPr>
       <w:proofErr w:type="spellStart"/>
       <w:r>
         <w:rPr>
           <w:rStyle w:val="bzpyqfadein"/>
+          <w:rFonts w:ascii="Calibri" w:hAnsi="Calibri" w:cs="Calibri"/>
           <w:b/>
           <w:bCs/>
         </w:rPr>
@@ -1322,6 +1750,7 @@
       <w:r>
         <w:rPr>
           <w:rStyle w:val="bzpyqfadein"/>
+          <w:rFonts w:ascii="Calibri" w:hAnsi="Calibri" w:cs="Calibri"/>
         </w:rPr>
         <w:t xml:space="preserve"> (latin) : regretter l’absence d’une étoile (</w:t>
       </w:r>
@@ -1329,6 +1758,7 @@
       <w:r>
         <w:rPr>
           <w:rStyle w:val="bzpyqfadein"/>
+          <w:rFonts w:ascii="Calibri" w:hAnsi="Calibri" w:cs="Calibri"/>
           <w:i/>
           <w:iCs/>
         </w:rPr>
@@ -1338,6 +1768,7 @@
       <w:r>
         <w:rPr>
           <w:rStyle w:val="bzpyqfadein"/>
+          <w:rFonts w:ascii="Calibri" w:hAnsi="Calibri" w:cs="Calibri"/>
         </w:rPr>
         <w:t>). Nostalgie d’un objet perdu ou inaccessible.</w:t>
       </w:r>
@@ -1345,10 +1776,18 @@
     <w:p>
       <w:pPr>
         <w:pStyle w:val="Titre2"/>
+        <w:rPr>
+          <w:rFonts w:ascii="Calibri" w:hAnsi="Calibri" w:cs="Calibri"/>
+          <w:sz w:val="24"/>
+          <w:szCs w:val="24"/>
+        </w:rPr>
       </w:pPr>
       <w:r>
         <w:rPr>
           <w:rStyle w:val="bzpyqfadein"/>
+          <w:rFonts w:ascii="Calibri" w:hAnsi="Calibri" w:cs="Calibri"/>
+          <w:sz w:val="24"/>
+          <w:szCs w:val="24"/>
         </w:rPr>
         <w:t>25. Effort</w:t>
       </w:r>
@@ -1360,10 +1799,14 @@
           <w:ilvl w:val="0"/>
           <w:numId w:val="31"/>
         </w:numPr>
+        <w:rPr>
+          <w:rFonts w:ascii="Calibri" w:hAnsi="Calibri" w:cs="Calibri"/>
+        </w:rPr>
       </w:pPr>
       <w:r>
         <w:rPr>
           <w:rStyle w:val="bzpyqfadein"/>
+          <w:rFonts w:ascii="Calibri" w:hAnsi="Calibri" w:cs="Calibri"/>
           <w:b/>
           <w:bCs/>
         </w:rPr>
@@ -1372,6 +1815,7 @@
       <w:r>
         <w:rPr>
           <w:rStyle w:val="bzpyqfadein"/>
+          <w:rFonts w:ascii="Calibri" w:hAnsi="Calibri" w:cs="Calibri"/>
         </w:rPr>
         <w:t xml:space="preserve"> (latin) : effort, impulsion ; chez Spinoza, effort pour persévérer dans son être.</w:t>
       </w:r>
@@ -1379,10 +1823,18 @@
     <w:p>
       <w:pPr>
         <w:pStyle w:val="Titre2"/>
+        <w:rPr>
+          <w:rFonts w:ascii="Calibri" w:hAnsi="Calibri" w:cs="Calibri"/>
+          <w:sz w:val="24"/>
+          <w:szCs w:val="24"/>
+        </w:rPr>
       </w:pPr>
       <w:r>
         <w:rPr>
           <w:rStyle w:val="bzpyqfadein"/>
+          <w:rFonts w:ascii="Calibri" w:hAnsi="Calibri" w:cs="Calibri"/>
+          <w:sz w:val="24"/>
+          <w:szCs w:val="24"/>
         </w:rPr>
         <w:t>26. Animal politique</w:t>
       </w:r>
@@ -1394,11 +1846,15 @@
           <w:ilvl w:val="0"/>
           <w:numId w:val="32"/>
         </w:numPr>
+        <w:rPr>
+          <w:rFonts w:ascii="Calibri" w:hAnsi="Calibri" w:cs="Calibri"/>
+        </w:rPr>
       </w:pPr>
       <w:proofErr w:type="spellStart"/>
       <w:r>
         <w:rPr>
           <w:rStyle w:val="bzpyqfadein"/>
+          <w:rFonts w:ascii="Calibri" w:hAnsi="Calibri" w:cs="Calibri"/>
           <w:b/>
           <w:bCs/>
         </w:rPr>
@@ -1408,6 +1864,7 @@
       <w:r>
         <w:rPr>
           <w:rStyle w:val="bzpyqfadein"/>
+          <w:rFonts w:ascii="Calibri" w:hAnsi="Calibri" w:cs="Calibri"/>
           <w:b/>
           <w:bCs/>
         </w:rPr>
@@ -1417,6 +1874,7 @@
       <w:r>
         <w:rPr>
           <w:rStyle w:val="bzpyqfadein"/>
+          <w:rFonts w:ascii="Calibri" w:hAnsi="Calibri" w:cs="Calibri"/>
           <w:b/>
           <w:bCs/>
         </w:rPr>
@@ -1426,6 +1884,7 @@
       <w:r>
         <w:rPr>
           <w:rStyle w:val="bzpyqfadein"/>
+          <w:rFonts w:ascii="Calibri" w:hAnsi="Calibri" w:cs="Calibri"/>
         </w:rPr>
         <w:t xml:space="preserve"> (grec) : l’animal fait pour vivre en cité (Aristote).</w:t>
       </w:r>
@@ -1433,10 +1892,18 @@
     <w:p>
       <w:pPr>
         <w:pStyle w:val="Titre2"/>
+        <w:rPr>
+          <w:rFonts w:ascii="Calibri" w:hAnsi="Calibri" w:cs="Calibri"/>
+          <w:sz w:val="24"/>
+          <w:szCs w:val="24"/>
+        </w:rPr>
       </w:pPr>
       <w:r>
         <w:rPr>
           <w:rStyle w:val="bzpyqfadein"/>
+          <w:rFonts w:ascii="Calibri" w:hAnsi="Calibri" w:cs="Calibri"/>
+          <w:sz w:val="24"/>
+          <w:szCs w:val="24"/>
         </w:rPr>
         <w:lastRenderedPageBreak/>
         <w:t>27. Civil</w:t>
@@ -1449,11 +1916,15 @@
           <w:ilvl w:val="0"/>
           <w:numId w:val="33"/>
         </w:numPr>
+        <w:rPr>
+          <w:rFonts w:ascii="Calibri" w:hAnsi="Calibri" w:cs="Calibri"/>
+        </w:rPr>
       </w:pPr>
       <w:proofErr w:type="spellStart"/>
       <w:r>
         <w:rPr>
           <w:rStyle w:val="bzpyqfadein"/>
+          <w:rFonts w:ascii="Calibri" w:hAnsi="Calibri" w:cs="Calibri"/>
           <w:b/>
           <w:bCs/>
         </w:rPr>
@@ -1463,6 +1934,7 @@
       <w:r>
         <w:rPr>
           <w:rStyle w:val="bzpyqfadein"/>
+          <w:rFonts w:ascii="Calibri" w:hAnsi="Calibri" w:cs="Calibri"/>
         </w:rPr>
         <w:t xml:space="preserve"> (latin) : citoyen ; celui qui appartient à la </w:t>
       </w:r>
@@ -1470,6 +1942,7 @@
       <w:r>
         <w:rPr>
           <w:rStyle w:val="bzpyqfadein"/>
+          <w:rFonts w:ascii="Calibri" w:hAnsi="Calibri" w:cs="Calibri"/>
           <w:i/>
           <w:iCs/>
         </w:rPr>
@@ -1479,6 +1952,7 @@
       <w:r>
         <w:rPr>
           <w:rStyle w:val="bzpyqfadein"/>
+          <w:rFonts w:ascii="Calibri" w:hAnsi="Calibri" w:cs="Calibri"/>
         </w:rPr>
         <w:t xml:space="preserve"> (la cité).</w:t>
       </w:r>
@@ -1486,10 +1960,18 @@
     <w:p>
       <w:pPr>
         <w:pStyle w:val="Titre2"/>
+        <w:rPr>
+          <w:rFonts w:ascii="Calibri" w:hAnsi="Calibri" w:cs="Calibri"/>
+          <w:sz w:val="24"/>
+          <w:szCs w:val="24"/>
+        </w:rPr>
       </w:pPr>
       <w:r>
         <w:rPr>
           <w:rStyle w:val="bzpyqfadein"/>
+          <w:rFonts w:ascii="Calibri" w:hAnsi="Calibri" w:cs="Calibri"/>
+          <w:sz w:val="24"/>
+          <w:szCs w:val="24"/>
         </w:rPr>
         <w:t>28. Anthropologie</w:t>
       </w:r>
@@ -1501,10 +1983,14 @@
           <w:ilvl w:val="0"/>
           <w:numId w:val="34"/>
         </w:numPr>
+        <w:rPr>
+          <w:rFonts w:ascii="Calibri" w:hAnsi="Calibri" w:cs="Calibri"/>
+        </w:rPr>
       </w:pPr>
       <w:r>
         <w:rPr>
           <w:rStyle w:val="bzpyqfadein"/>
+          <w:rFonts w:ascii="Calibri" w:hAnsi="Calibri" w:cs="Calibri"/>
           <w:b/>
           <w:bCs/>
         </w:rPr>
@@ -1513,12 +1999,14 @@
       <w:r>
         <w:rPr>
           <w:rStyle w:val="bzpyqfadein"/>
+          <w:rFonts w:ascii="Calibri" w:hAnsi="Calibri" w:cs="Calibri"/>
         </w:rPr>
         <w:t xml:space="preserve"> (humain) + </w:t>
       </w:r>
       <w:r>
         <w:rPr>
           <w:rStyle w:val="bzpyqfadein"/>
+          <w:rFonts w:ascii="Calibri" w:hAnsi="Calibri" w:cs="Calibri"/>
           <w:b/>
           <w:bCs/>
         </w:rPr>
@@ -1527,6 +2015,7 @@
       <w:r>
         <w:rPr>
           <w:rStyle w:val="bzpyqfadein"/>
+          <w:rFonts w:ascii="Calibri" w:hAnsi="Calibri" w:cs="Calibri"/>
         </w:rPr>
         <w:t xml:space="preserve"> (discours/étude) : étude de l’être humain dans sa globalité.</w:t>
       </w:r>
@@ -1534,10 +2023,18 @@
     <w:p>
       <w:pPr>
         <w:pStyle w:val="Titre2"/>
+        <w:rPr>
+          <w:rFonts w:ascii="Calibri" w:hAnsi="Calibri" w:cs="Calibri"/>
+          <w:sz w:val="24"/>
+          <w:szCs w:val="24"/>
+        </w:rPr>
       </w:pPr>
       <w:r>
         <w:rPr>
           <w:rStyle w:val="bzpyqfadein"/>
+          <w:rFonts w:ascii="Calibri" w:hAnsi="Calibri" w:cs="Calibri"/>
+          <w:sz w:val="24"/>
+          <w:szCs w:val="24"/>
         </w:rPr>
         <w:t xml:space="preserve">29. </w:t>
       </w:r>
@@ -1545,6 +2042,9 @@
       <w:r>
         <w:rPr>
           <w:rStyle w:val="bzpyqfadein"/>
+          <w:rFonts w:ascii="Calibri" w:hAnsi="Calibri" w:cs="Calibri"/>
+          <w:sz w:val="24"/>
+          <w:szCs w:val="24"/>
         </w:rPr>
         <w:t>Ethnocentrisme</w:t>
       </w:r>
@@ -1557,10 +2057,14 @@
           <w:ilvl w:val="0"/>
           <w:numId w:val="35"/>
         </w:numPr>
+        <w:rPr>
+          <w:rFonts w:ascii="Calibri" w:hAnsi="Calibri" w:cs="Calibri"/>
+        </w:rPr>
       </w:pPr>
       <w:r>
         <w:rPr>
           <w:rStyle w:val="bzpyqfadein"/>
+          <w:rFonts w:ascii="Calibri" w:hAnsi="Calibri" w:cs="Calibri"/>
           <w:b/>
           <w:bCs/>
         </w:rPr>
@@ -1569,6 +2073,7 @@
       <w:r>
         <w:rPr>
           <w:rStyle w:val="bzpyqfadein"/>
+          <w:rFonts w:ascii="Calibri" w:hAnsi="Calibri" w:cs="Calibri"/>
         </w:rPr>
         <w:t xml:space="preserve"> (grec) : peuple, nation, groupe culturel.</w:t>
       </w:r>
@@ -1580,11 +2085,15 @@
           <w:ilvl w:val="0"/>
           <w:numId w:val="35"/>
         </w:numPr>
+        <w:rPr>
+          <w:rFonts w:ascii="Calibri" w:hAnsi="Calibri" w:cs="Calibri"/>
+        </w:rPr>
       </w:pPr>
       <w:proofErr w:type="spellStart"/>
       <w:r>
         <w:rPr>
           <w:rStyle w:val="bzpyqfadein"/>
+          <w:rFonts w:ascii="Calibri" w:hAnsi="Calibri" w:cs="Calibri"/>
           <w:b/>
           <w:bCs/>
         </w:rPr>
@@ -1594,6 +2103,7 @@
       <w:r>
         <w:rPr>
           <w:rStyle w:val="bzpyqfadein"/>
+          <w:rFonts w:ascii="Calibri" w:hAnsi="Calibri" w:cs="Calibri"/>
         </w:rPr>
         <w:t xml:space="preserve"> (grec) : centre. Tendance à privilégier les valeurs de son propre groupe social comme modèle de référence.</w:t>
       </w:r>
@@ -1601,10 +2111,18 @@
     <w:p>
       <w:pPr>
         <w:pStyle w:val="Titre2"/>
+        <w:rPr>
+          <w:rFonts w:ascii="Calibri" w:hAnsi="Calibri" w:cs="Calibri"/>
+          <w:sz w:val="24"/>
+          <w:szCs w:val="24"/>
+        </w:rPr>
       </w:pPr>
       <w:r>
         <w:rPr>
           <w:rStyle w:val="bzpyqfadein"/>
+          <w:rFonts w:ascii="Calibri" w:hAnsi="Calibri" w:cs="Calibri"/>
+          <w:sz w:val="24"/>
+          <w:szCs w:val="24"/>
         </w:rPr>
         <w:t xml:space="preserve">30. </w:t>
       </w:r>
@@ -1612,6 +2130,9 @@
       <w:r>
         <w:rPr>
           <w:rStyle w:val="bzpyqfadein"/>
+          <w:rFonts w:ascii="Calibri" w:hAnsi="Calibri" w:cs="Calibri"/>
+          <w:sz w:val="24"/>
+          <w:szCs w:val="24"/>
         </w:rPr>
         <w:t>Vérité</w:t>
       </w:r>
@@ -1624,10 +2145,14 @@
           <w:ilvl w:val="0"/>
           <w:numId w:val="36"/>
         </w:numPr>
+        <w:rPr>
+          <w:rFonts w:ascii="Calibri" w:hAnsi="Calibri" w:cs="Calibri"/>
+        </w:rPr>
       </w:pPr>
       <w:r>
         <w:rPr>
           <w:rStyle w:val="bzpyqfadein"/>
+          <w:rFonts w:ascii="Calibri" w:hAnsi="Calibri" w:cs="Calibri"/>
           <w:b/>
           <w:bCs/>
         </w:rPr>
@@ -1636,6 +2161,7 @@
       <w:r>
         <w:rPr>
           <w:rStyle w:val="bzpyqfadein"/>
+          <w:rFonts w:ascii="Calibri" w:hAnsi="Calibri" w:cs="Calibri"/>
         </w:rPr>
         <w:t xml:space="preserve"> (latin)</w:t>
       </w:r>
@@ -1647,11 +2173,15 @@
           <w:ilvl w:val="0"/>
           <w:numId w:val="36"/>
         </w:numPr>
+        <w:rPr>
+          <w:rFonts w:ascii="Calibri" w:hAnsi="Calibri" w:cs="Calibri"/>
+        </w:rPr>
       </w:pPr>
       <w:proofErr w:type="spellStart"/>
       <w:r>
         <w:rPr>
           <w:rStyle w:val="bzpyqfadein"/>
+          <w:rFonts w:ascii="Calibri" w:hAnsi="Calibri" w:cs="Calibri"/>
           <w:b/>
           <w:bCs/>
         </w:rPr>
@@ -1661,6 +2191,7 @@
       <w:r>
         <w:rPr>
           <w:rStyle w:val="bzpyqfadein"/>
+          <w:rFonts w:ascii="Calibri" w:hAnsi="Calibri" w:cs="Calibri"/>
         </w:rPr>
         <w:t xml:space="preserve"> (grec)</w:t>
       </w:r>
@@ -1668,10 +2199,18 @@
     <w:p>
       <w:pPr>
         <w:pStyle w:val="Titre2"/>
+        <w:rPr>
+          <w:rFonts w:ascii="Calibri" w:hAnsi="Calibri" w:cs="Calibri"/>
+          <w:sz w:val="24"/>
+          <w:szCs w:val="24"/>
+        </w:rPr>
       </w:pPr>
       <w:r>
         <w:rPr>
           <w:rStyle w:val="bzpyqfadein"/>
+          <w:rFonts w:ascii="Calibri" w:hAnsi="Calibri" w:cs="Calibri"/>
+          <w:sz w:val="24"/>
+          <w:szCs w:val="24"/>
         </w:rPr>
         <w:t xml:space="preserve">31. </w:t>
       </w:r>
@@ -1679,6 +2218,9 @@
       <w:r>
         <w:rPr>
           <w:rStyle w:val="bzpyqfadein"/>
+          <w:rFonts w:ascii="Calibri" w:hAnsi="Calibri" w:cs="Calibri"/>
+          <w:sz w:val="24"/>
+          <w:szCs w:val="24"/>
         </w:rPr>
         <w:t>Réalité</w:t>
       </w:r>
@@ -1691,11 +2233,15 @@
           <w:ilvl w:val="0"/>
           <w:numId w:val="37"/>
         </w:numPr>
+        <w:rPr>
+          <w:rFonts w:ascii="Calibri" w:hAnsi="Calibri" w:cs="Calibri"/>
+        </w:rPr>
       </w:pPr>
       <w:proofErr w:type="spellStart"/>
       <w:r>
         <w:rPr>
           <w:rStyle w:val="bzpyqfadein"/>
+          <w:rFonts w:ascii="Calibri" w:hAnsi="Calibri" w:cs="Calibri"/>
           <w:b/>
           <w:bCs/>
         </w:rPr>
@@ -1705,6 +2251,7 @@
       <w:r>
         <w:rPr>
           <w:rStyle w:val="bzpyqfadein"/>
+          <w:rFonts w:ascii="Calibri" w:hAnsi="Calibri" w:cs="Calibri"/>
         </w:rPr>
         <w:t xml:space="preserve"> (latin)</w:t>
       </w:r>
@@ -1716,11 +2263,15 @@
           <w:ilvl w:val="0"/>
           <w:numId w:val="37"/>
         </w:numPr>
+        <w:rPr>
+          <w:rFonts w:ascii="Calibri" w:hAnsi="Calibri" w:cs="Calibri"/>
+        </w:rPr>
       </w:pPr>
       <w:proofErr w:type="spellStart"/>
       <w:r>
         <w:rPr>
           <w:rStyle w:val="bzpyqfadein"/>
+          <w:rFonts w:ascii="Calibri" w:hAnsi="Calibri" w:cs="Calibri"/>
           <w:b/>
           <w:bCs/>
         </w:rPr>
@@ -1730,6 +2281,7 @@
       <w:r>
         <w:rPr>
           <w:rStyle w:val="bzpyqfadein"/>
+          <w:rFonts w:ascii="Calibri" w:hAnsi="Calibri" w:cs="Calibri"/>
         </w:rPr>
         <w:t xml:space="preserve"> (latin)</w:t>
       </w:r>
@@ -1737,10 +2289,18 @@
     <w:p>
       <w:pPr>
         <w:pStyle w:val="Titre2"/>
+        <w:rPr>
+          <w:rFonts w:ascii="Calibri" w:hAnsi="Calibri" w:cs="Calibri"/>
+          <w:sz w:val="24"/>
+          <w:szCs w:val="24"/>
+        </w:rPr>
       </w:pPr>
       <w:r>
         <w:rPr>
           <w:rStyle w:val="bzpyqfadein"/>
+          <w:rFonts w:ascii="Calibri" w:hAnsi="Calibri" w:cs="Calibri"/>
+          <w:sz w:val="24"/>
+          <w:szCs w:val="24"/>
         </w:rPr>
         <w:t xml:space="preserve">32. </w:t>
       </w:r>
@@ -1748,6 +2308,9 @@
       <w:r>
         <w:rPr>
           <w:rStyle w:val="bzpyqfadein"/>
+          <w:rFonts w:ascii="Calibri" w:hAnsi="Calibri" w:cs="Calibri"/>
+          <w:sz w:val="24"/>
+          <w:szCs w:val="24"/>
         </w:rPr>
         <w:t>Phénomène</w:t>
       </w:r>
@@ -1760,11 +2323,15 @@
           <w:ilvl w:val="0"/>
           <w:numId w:val="38"/>
         </w:numPr>
+        <w:rPr>
+          <w:rFonts w:ascii="Calibri" w:hAnsi="Calibri" w:cs="Calibri"/>
+        </w:rPr>
       </w:pPr>
       <w:proofErr w:type="spellStart"/>
       <w:r>
         <w:rPr>
           <w:rStyle w:val="bzpyqfadein"/>
+          <w:rFonts w:ascii="Calibri" w:hAnsi="Calibri" w:cs="Calibri"/>
           <w:b/>
           <w:bCs/>
         </w:rPr>
@@ -1774,6 +2341,7 @@
       <w:r>
         <w:rPr>
           <w:rStyle w:val="bzpyqfadein"/>
+          <w:rFonts w:ascii="Calibri" w:hAnsi="Calibri" w:cs="Calibri"/>
         </w:rPr>
         <w:t xml:space="preserve"> (grec) : ce qui paraît.</w:t>
       </w:r>
@@ -1781,10 +2349,18 @@
     <w:p>
       <w:pPr>
         <w:pStyle w:val="Titre2"/>
+        <w:rPr>
+          <w:rFonts w:ascii="Calibri" w:hAnsi="Calibri" w:cs="Calibri"/>
+          <w:sz w:val="24"/>
+          <w:szCs w:val="24"/>
+        </w:rPr>
       </w:pPr>
       <w:r>
         <w:rPr>
           <w:rStyle w:val="bzpyqfadein"/>
+          <w:rFonts w:ascii="Calibri" w:hAnsi="Calibri" w:cs="Calibri"/>
+          <w:sz w:val="24"/>
+          <w:szCs w:val="24"/>
         </w:rPr>
         <w:t>33. Religion</w:t>
       </w:r>
@@ -1796,11 +2372,15 @@
           <w:ilvl w:val="0"/>
           <w:numId w:val="39"/>
         </w:numPr>
+        <w:rPr>
+          <w:rFonts w:ascii="Calibri" w:hAnsi="Calibri" w:cs="Calibri"/>
+        </w:rPr>
       </w:pPr>
       <w:proofErr w:type="spellStart"/>
       <w:r>
         <w:rPr>
           <w:rStyle w:val="bzpyqfadein"/>
+          <w:rFonts w:ascii="Calibri" w:hAnsi="Calibri" w:cs="Calibri"/>
           <w:b/>
           <w:bCs/>
         </w:rPr>
@@ -1810,6 +2390,7 @@
       <w:r>
         <w:rPr>
           <w:rStyle w:val="bzpyqfadein"/>
+          <w:rFonts w:ascii="Calibri" w:hAnsi="Calibri" w:cs="Calibri"/>
         </w:rPr>
         <w:t xml:space="preserve"> (latin) : relier, attacher ; sens premier de « religion ».</w:t>
       </w:r>
@@ -1817,11 +2398,26 @@
     <w:p>
       <w:pPr>
         <w:pStyle w:val="Titre2"/>
+        <w:rPr>
+          <w:rFonts w:ascii="Calibri" w:hAnsi="Calibri" w:cs="Calibri"/>
+          <w:sz w:val="24"/>
+          <w:szCs w:val="24"/>
+        </w:rPr>
       </w:pPr>
       <w:r>
+        <w:rPr>
+          <w:rFonts w:ascii="Calibri" w:hAnsi="Calibri" w:cs="Calibri"/>
+          <w:sz w:val="24"/>
+          <w:szCs w:val="24"/>
+        </w:rPr>
         <w:t xml:space="preserve">34. </w:t>
       </w:r>
       <w:r>
+        <w:rPr>
+          <w:rFonts w:ascii="Calibri" w:hAnsi="Calibri" w:cs="Calibri"/>
+          <w:sz w:val="24"/>
+          <w:szCs w:val="24"/>
+        </w:rPr>
         <w:t>Langue</w:t>
       </w:r>
     </w:p>
@@ -1833,14 +2429,14 @@
           <w:numId w:val="40"/>
         </w:numPr>
         <w:rPr>
-          <w:rFonts w:ascii="Times New Roman" w:hAnsi="Times New Roman" w:cs="Times New Roman"/>
+          <w:rFonts w:ascii="Calibri" w:hAnsi="Calibri" w:cs="Calibri"/>
           <w:sz w:val="24"/>
           <w:szCs w:val="24"/>
         </w:rPr>
       </w:pPr>
       <w:r>
         <w:rPr>
-          <w:rFonts w:ascii="Times New Roman" w:hAnsi="Times New Roman" w:cs="Times New Roman"/>
+          <w:rFonts w:ascii="Calibri" w:hAnsi="Calibri" w:cs="Calibri"/>
           <w:b/>
           <w:bCs/>
           <w:sz w:val="24"/>
@@ -1850,7 +2446,7 @@
       </w:r>
       <w:r>
         <w:rPr>
-          <w:rFonts w:ascii="Times New Roman" w:hAnsi="Times New Roman" w:cs="Times New Roman"/>
+          <w:rFonts w:ascii="Calibri" w:hAnsi="Calibri" w:cs="Calibri"/>
           <w:sz w:val="24"/>
           <w:szCs w:val="24"/>
         </w:rPr>
@@ -1859,7 +2455,7 @@
       <w:proofErr w:type="spellStart"/>
       <w:r>
         <w:rPr>
-          <w:rFonts w:ascii="Times New Roman" w:hAnsi="Times New Roman" w:cs="Times New Roman"/>
+          <w:rFonts w:ascii="Calibri" w:hAnsi="Calibri" w:cs="Calibri"/>
           <w:sz w:val="24"/>
           <w:szCs w:val="24"/>
         </w:rPr>
@@ -1868,7 +2464,7 @@
       <w:proofErr w:type="spellEnd"/>
       <w:r>
         <w:rPr>
-          <w:rFonts w:ascii="Times New Roman" w:hAnsi="Times New Roman" w:cs="Times New Roman"/>
+          <w:rFonts w:ascii="Calibri" w:hAnsi="Calibri" w:cs="Calibri"/>
           <w:sz w:val="24"/>
           <w:szCs w:val="24"/>
         </w:rPr>
@@ -1883,14 +2479,14 @@
           <w:numId w:val="40"/>
         </w:numPr>
         <w:rPr>
-          <w:rFonts w:ascii="Times New Roman" w:hAnsi="Times New Roman" w:cs="Times New Roman"/>
+          <w:rFonts w:ascii="Calibri" w:hAnsi="Calibri" w:cs="Calibri"/>
           <w:sz w:val="24"/>
           <w:szCs w:val="24"/>
         </w:rPr>
       </w:pPr>
       <w:r>
         <w:rPr>
-          <w:rFonts w:ascii="Times New Roman" w:hAnsi="Times New Roman" w:cs="Times New Roman"/>
+          <w:rFonts w:ascii="Calibri" w:hAnsi="Calibri" w:cs="Calibri"/>
           <w:b/>
           <w:bCs/>
           <w:sz w:val="24"/>
@@ -1900,7 +2496,7 @@
       </w:r>
       <w:r>
         <w:rPr>
-          <w:rFonts w:ascii="Times New Roman" w:hAnsi="Times New Roman" w:cs="Times New Roman"/>
+          <w:rFonts w:ascii="Calibri" w:hAnsi="Calibri" w:cs="Calibri"/>
           <w:sz w:val="24"/>
           <w:szCs w:val="24"/>
         </w:rPr>
@@ -1909,7 +2505,7 @@
       <w:proofErr w:type="spellStart"/>
       <w:r>
         <w:rPr>
-          <w:rFonts w:ascii="Times New Roman" w:hAnsi="Times New Roman" w:cs="Times New Roman"/>
+          <w:rFonts w:ascii="Calibri" w:hAnsi="Calibri" w:cs="Calibri"/>
           <w:sz w:val="24"/>
           <w:szCs w:val="24"/>
         </w:rPr>
@@ -1918,7 +2514,7 @@
       <w:proofErr w:type="spellEnd"/>
       <w:r>
         <w:rPr>
-          <w:rFonts w:ascii="Times New Roman" w:hAnsi="Times New Roman" w:cs="Times New Roman"/>
+          <w:rFonts w:ascii="Calibri" w:hAnsi="Calibri" w:cs="Calibri"/>
           <w:sz w:val="24"/>
           <w:szCs w:val="24"/>
         </w:rPr>
@@ -1928,8 +2524,18 @@
     <w:p>
       <w:pPr>
         <w:pStyle w:val="Titre2"/>
+        <w:rPr>
+          <w:rFonts w:ascii="Calibri" w:hAnsi="Calibri" w:cs="Calibri"/>
+          <w:sz w:val="24"/>
+          <w:szCs w:val="24"/>
+        </w:rPr>
       </w:pPr>
       <w:r>
+        <w:rPr>
+          <w:rFonts w:ascii="Calibri" w:hAnsi="Calibri" w:cs="Calibri"/>
+          <w:sz w:val="24"/>
+          <w:szCs w:val="24"/>
+        </w:rPr>
         <w:t>35. Homme de paroles</w:t>
       </w:r>
     </w:p>
@@ -1941,7 +2547,7 @@
           <w:numId w:val="41"/>
         </w:numPr>
         <w:rPr>
-          <w:rFonts w:ascii="Times New Roman" w:hAnsi="Times New Roman" w:cs="Times New Roman"/>
+          <w:rFonts w:ascii="Calibri" w:hAnsi="Calibri" w:cs="Calibri"/>
           <w:b/>
           <w:bCs/>
           <w:sz w:val="24"/>
@@ -1950,7 +2556,7 @@
       </w:pPr>
       <w:r>
         <w:rPr>
-          <w:rFonts w:ascii="Times New Roman" w:hAnsi="Times New Roman" w:cs="Times New Roman"/>
+          <w:rFonts w:ascii="Calibri" w:hAnsi="Calibri" w:cs="Calibri"/>
           <w:b/>
           <w:bCs/>
           <w:sz w:val="24"/>
@@ -1961,7 +2567,7 @@
       <w:proofErr w:type="spellStart"/>
       <w:r>
         <w:rPr>
-          <w:rFonts w:ascii="Times New Roman" w:hAnsi="Times New Roman" w:cs="Times New Roman"/>
+          <w:rFonts w:ascii="Calibri" w:hAnsi="Calibri" w:cs="Calibri"/>
           <w:b/>
           <w:bCs/>
           <w:sz w:val="24"/>
@@ -1972,7 +2578,7 @@
       <w:proofErr w:type="spellEnd"/>
       <w:r>
         <w:rPr>
-          <w:rFonts w:ascii="Times New Roman" w:hAnsi="Times New Roman" w:cs="Times New Roman"/>
+          <w:rFonts w:ascii="Calibri" w:hAnsi="Calibri" w:cs="Calibri"/>
           <w:b/>
           <w:bCs/>
           <w:sz w:val="24"/>
@@ -1982,7 +2588,7 @@
       </w:r>
       <w:r>
         <w:rPr>
-          <w:rFonts w:ascii="Times New Roman" w:hAnsi="Times New Roman" w:cs="Times New Roman"/>
+          <w:rFonts w:ascii="Calibri" w:hAnsi="Calibri" w:cs="Calibri"/>
           <w:sz w:val="24"/>
           <w:szCs w:val="24"/>
         </w:rPr>
@@ -1991,7 +2597,7 @@
       <w:proofErr w:type="spellStart"/>
       <w:r>
         <w:rPr>
-          <w:rFonts w:ascii="Times New Roman" w:hAnsi="Times New Roman" w:cs="Times New Roman"/>
+          <w:rFonts w:ascii="Calibri" w:hAnsi="Calibri" w:cs="Calibri"/>
           <w:sz w:val="24"/>
           <w:szCs w:val="24"/>
         </w:rPr>
@@ -2000,7 +2606,7 @@
       <w:proofErr w:type="spellEnd"/>
       <w:r>
         <w:rPr>
-          <w:rFonts w:ascii="Times New Roman" w:hAnsi="Times New Roman" w:cs="Times New Roman"/>
+          <w:rFonts w:ascii="Calibri" w:hAnsi="Calibri" w:cs="Calibri"/>
           <w:sz w:val="24"/>
           <w:szCs w:val="24"/>
         </w:rPr>
@@ -2010,6 +2616,11 @@
     <w:p>
       <w:pPr>
         <w:pStyle w:val="Titre2"/>
+        <w:rPr>
+          <w:rFonts w:ascii="Calibri" w:hAnsi="Calibri" w:cs="Calibri"/>
+          <w:sz w:val="24"/>
+          <w:szCs w:val="24"/>
+        </w:rPr>
       </w:pPr>
     </w:p>
     <w:sectPr>
